--- a/Driving Lessons Manager.docx
+++ b/Driving Lessons Manager.docx
@@ -1,11 +1,11 @@
 
 <file path=word/document.xml><?xml version="1.0" encoding="utf-8"?>
-<w:document xmlns:wpc="http://schemas.microsoft.com/office/word/2010/wordprocessingCanvas" xmlns:cx="http://schemas.microsoft.com/office/drawing/2014/chartex" xmlns:mc="http://schemas.openxmlformats.org/markup-compatibility/2006" xmlns:o="urn:schemas-microsoft-com:office:office" xmlns:r="http://schemas.openxmlformats.org/officeDocument/2006/relationships" xmlns:m="http://schemas.openxmlformats.org/officeDocument/2006/math" xmlns:v="urn:schemas-microsoft-com:vml" xmlns:wp14="http://schemas.microsoft.com/office/word/2010/wordprocessingDrawing" xmlns:wp="http://schemas.openxmlformats.org/drawingml/2006/wordprocessingDrawing" xmlns:w10="urn:schemas-microsoft-com:office:word" xmlns:w="http://schemas.openxmlformats.org/wordprocessingml/2006/main" xmlns:w14="http://schemas.microsoft.com/office/word/2010/wordml" xmlns:w15="http://schemas.microsoft.com/office/word/2012/wordml" xmlns:w16se="http://schemas.microsoft.com/office/word/2015/wordml/symex" xmlns:wpg="http://schemas.microsoft.com/office/word/2010/wordprocessingGroup" xmlns:wpi="http://schemas.microsoft.com/office/word/2010/wordprocessingInk" xmlns:wne="http://schemas.microsoft.com/office/word/2006/wordml" xmlns:wps="http://schemas.microsoft.com/office/word/2010/wordprocessingShape" mc:Ignorable="w14 w15 w16se wp14">
+<w:document xmlns:wpc="http://schemas.microsoft.com/office/word/2010/wordprocessingCanvas" xmlns:cx="http://schemas.microsoft.com/office/drawing/2014/chartex" xmlns:cx1="http://schemas.microsoft.com/office/drawing/2015/9/8/chartex" xmlns:cx2="http://schemas.microsoft.com/office/drawing/2015/10/21/chartex" xmlns:cx3="http://schemas.microsoft.com/office/drawing/2016/5/9/chartex" xmlns:cx4="http://schemas.microsoft.com/office/drawing/2016/5/10/chartex" xmlns:cx5="http://schemas.microsoft.com/office/drawing/2016/5/11/chartex" xmlns:cx6="http://schemas.microsoft.com/office/drawing/2016/5/12/chartex" xmlns:cx7="http://schemas.microsoft.com/office/drawing/2016/5/13/chartex" xmlns:cx8="http://schemas.microsoft.com/office/drawing/2016/5/14/chartex" xmlns:mc="http://schemas.openxmlformats.org/markup-compatibility/2006" xmlns:aink="http://schemas.microsoft.com/office/drawing/2016/ink" xmlns:am3d="http://schemas.microsoft.com/office/drawing/2017/model3d" xmlns:o="urn:schemas-microsoft-com:office:office" xmlns:r="http://schemas.openxmlformats.org/officeDocument/2006/relationships" xmlns:m="http://schemas.openxmlformats.org/officeDocument/2006/math" xmlns:v="urn:schemas-microsoft-com:vml" xmlns:wp14="http://schemas.microsoft.com/office/word/2010/wordprocessingDrawing" xmlns:wp="http://schemas.openxmlformats.org/drawingml/2006/wordprocessingDrawing" xmlns:w10="urn:schemas-microsoft-com:office:word" xmlns:w="http://schemas.openxmlformats.org/wordprocessingml/2006/main" xmlns:w14="http://schemas.microsoft.com/office/word/2010/wordml" xmlns:w15="http://schemas.microsoft.com/office/word/2012/wordml" xmlns:w16cex="http://schemas.microsoft.com/office/word/2018/wordml/cex" xmlns:w16cid="http://schemas.microsoft.com/office/word/2016/wordml/cid" xmlns:w16="http://schemas.microsoft.com/office/word/2018/wordml" xmlns:w16se="http://schemas.microsoft.com/office/word/2015/wordml/symex" xmlns:wpg="http://schemas.microsoft.com/office/word/2010/wordprocessingGroup" xmlns:wpi="http://schemas.microsoft.com/office/word/2010/wordprocessingInk" xmlns:wne="http://schemas.microsoft.com/office/word/2006/wordml" xmlns:wps="http://schemas.microsoft.com/office/word/2010/wordprocessingShape" mc:Ignorable="w14 w15 w16se w16cid w16 w16cex wp14">
   <w:body>
     <w:p>
       <w:pPr>
         <w:pStyle w:val="Title1"/>
-        <w:spacing w:line="360" w:lineRule="auto"/>
+        <w:spacing w:line="276" w:lineRule="auto"/>
         <w:rPr>
           <w:sz w:val="64"/>
           <w:szCs w:val="64"/>
@@ -20,7 +20,7 @@
           <w:u w:val="none"/>
         </w:rPr>
         <w:drawing>
-          <wp:inline distT="0" distB="0" distL="0" distR="0" wp14:anchorId="00CD6961" wp14:editId="43887B8B">
+          <wp:inline distT="0" distB="0" distL="0" distR="0" wp14:anchorId="2F3B3785" wp14:editId="0DCDB1DA">
             <wp:extent cx="5769610" cy="1708150"/>
             <wp:effectExtent l="0" t="0" r="0" b="0"/>
             <wp:docPr id="2" name="Picture 2"/>
@@ -72,7 +72,7 @@
     <w:p>
       <w:pPr>
         <w:pStyle w:val="Title1"/>
-        <w:spacing w:line="360" w:lineRule="auto"/>
+        <w:spacing w:line="276" w:lineRule="auto"/>
         <w:rPr>
           <w:sz w:val="64"/>
           <w:szCs w:val="64"/>
@@ -83,7 +83,7 @@
     <w:p>
       <w:pPr>
         <w:pStyle w:val="Title1"/>
-        <w:spacing w:line="360" w:lineRule="auto"/>
+        <w:spacing w:line="276" w:lineRule="auto"/>
         <w:rPr>
           <w:sz w:val="24"/>
           <w:szCs w:val="24"/>
@@ -109,7 +109,7 @@
     <w:p>
       <w:pPr>
         <w:pStyle w:val="Title1"/>
-        <w:spacing w:line="360" w:lineRule="auto"/>
+        <w:spacing w:line="276" w:lineRule="auto"/>
         <w:rPr>
           <w:sz w:val="24"/>
           <w:szCs w:val="24"/>
@@ -148,7 +148,7 @@
           <w:p>
             <w:pPr>
               <w:pStyle w:val="Title1"/>
-              <w:spacing w:line="360" w:lineRule="auto"/>
+              <w:spacing w:line="276" w:lineRule="auto"/>
               <w:jc w:val="both"/>
               <w:rPr>
                 <w:rFonts w:ascii="David" w:hAnsi="David"/>
@@ -181,10 +181,10 @@
           <w:p>
             <w:pPr>
               <w:pStyle w:val="Title1"/>
-              <w:spacing w:line="360" w:lineRule="auto"/>
+              <w:spacing w:line="276" w:lineRule="auto"/>
               <w:jc w:val="both"/>
               <w:rPr>
-                <w:rFonts w:ascii="David" w:hAnsi="David" w:hint="cs"/>
+                <w:rFonts w:ascii="David" w:hAnsi="David"/>
                 <w:sz w:val="32"/>
                 <w:szCs w:val="32"/>
                 <w:u w:val="none"/>
@@ -215,7 +215,7 @@
           <w:p>
             <w:pPr>
               <w:pStyle w:val="Title1"/>
-              <w:spacing w:line="360" w:lineRule="auto"/>
+              <w:spacing w:line="276" w:lineRule="auto"/>
               <w:jc w:val="both"/>
               <w:rPr>
                 <w:rFonts w:ascii="David" w:hAnsi="David"/>
@@ -248,7 +248,7 @@
           <w:p>
             <w:pPr>
               <w:pStyle w:val="Title1"/>
-              <w:spacing w:line="360" w:lineRule="auto"/>
+              <w:spacing w:line="276" w:lineRule="auto"/>
               <w:jc w:val="both"/>
               <w:rPr>
                 <w:rFonts w:ascii="David" w:hAnsi="David"/>
@@ -282,7 +282,7 @@
           <w:p>
             <w:pPr>
               <w:pStyle w:val="Title1"/>
-              <w:spacing w:line="360" w:lineRule="auto"/>
+              <w:spacing w:line="276" w:lineRule="auto"/>
               <w:jc w:val="both"/>
               <w:rPr>
                 <w:rFonts w:ascii="David" w:hAnsi="David"/>
@@ -315,7 +315,7 @@
           <w:p>
             <w:pPr>
               <w:pStyle w:val="Title1"/>
-              <w:spacing w:line="360" w:lineRule="auto"/>
+              <w:spacing w:line="276" w:lineRule="auto"/>
               <w:jc w:val="both"/>
               <w:rPr>
                 <w:rFonts w:ascii="David" w:hAnsi="David"/>
@@ -349,7 +349,7 @@
           <w:p>
             <w:pPr>
               <w:pStyle w:val="Title1"/>
-              <w:spacing w:line="360" w:lineRule="auto"/>
+              <w:spacing w:line="276" w:lineRule="auto"/>
               <w:jc w:val="both"/>
               <w:rPr>
                 <w:rFonts w:ascii="David" w:hAnsi="David"/>
@@ -382,7 +382,7 @@
           <w:p>
             <w:pPr>
               <w:pStyle w:val="Title1"/>
-              <w:spacing w:line="360" w:lineRule="auto"/>
+              <w:spacing w:line="276" w:lineRule="auto"/>
               <w:jc w:val="both"/>
               <w:rPr>
                 <w:rFonts w:ascii="David" w:hAnsi="David"/>
@@ -435,7 +435,7 @@
           <w:p>
             <w:pPr>
               <w:pStyle w:val="Title1"/>
-              <w:spacing w:line="360" w:lineRule="auto"/>
+              <w:spacing w:line="276" w:lineRule="auto"/>
               <w:jc w:val="both"/>
               <w:rPr>
                 <w:rFonts w:ascii="David" w:hAnsi="David"/>
@@ -468,7 +468,7 @@
           <w:p>
             <w:pPr>
               <w:pStyle w:val="Title1"/>
-              <w:spacing w:line="360" w:lineRule="auto"/>
+              <w:spacing w:line="276" w:lineRule="auto"/>
               <w:jc w:val="both"/>
               <w:rPr>
                 <w:rFonts w:ascii="David" w:hAnsi="David"/>
@@ -494,7 +494,7 @@
     <w:p>
       <w:pPr>
         <w:pStyle w:val="Title1"/>
-        <w:spacing w:line="360" w:lineRule="auto"/>
+        <w:spacing w:line="276" w:lineRule="auto"/>
         <w:rPr>
           <w:rtl/>
         </w:rPr>
@@ -503,7 +503,7 @@
     <w:p>
       <w:pPr>
         <w:bidi w:val="0"/>
-        <w:spacing w:line="240" w:lineRule="auto"/>
+        <w:spacing w:line="276" w:lineRule="auto"/>
         <w:jc w:val="left"/>
         <w:rPr>
           <w:b/>
@@ -525,7 +525,7 @@
     <w:p>
       <w:pPr>
         <w:pStyle w:val="Title1"/>
-        <w:spacing w:line="360" w:lineRule="auto"/>
+        <w:spacing w:line="276" w:lineRule="auto"/>
         <w:rPr>
           <w:rtl/>
         </w:rPr>
@@ -538,8 +538,6 @@
         <w:lastRenderedPageBreak/>
         <w:t>תוכן העניינים</w:t>
       </w:r>
-      <w:bookmarkStart w:id="0" w:name="_GoBack"/>
-      <w:bookmarkEnd w:id="0"/>
     </w:p>
     <w:sdt>
       <w:sdtPr>
@@ -568,6 +566,7 @@
         <w:p>
           <w:pPr>
             <w:pStyle w:val="af1"/>
+            <w:spacing w:line="276" w:lineRule="auto"/>
           </w:pPr>
         </w:p>
         <w:p>
@@ -576,6 +575,7 @@
             <w:tabs>
               <w:tab w:val="right" w:leader="dot" w:pos="9019"/>
             </w:tabs>
+            <w:spacing w:line="276" w:lineRule="auto"/>
             <w:rPr>
               <w:rFonts w:asciiTheme="minorHAnsi" w:eastAsiaTheme="minorEastAsia" w:hAnsiTheme="minorHAnsi" w:cstheme="minorBidi"/>
               <w:noProof/>
@@ -694,6 +694,7 @@
             <w:tabs>
               <w:tab w:val="right" w:leader="dot" w:pos="9019"/>
             </w:tabs>
+            <w:spacing w:line="276" w:lineRule="auto"/>
             <w:rPr>
               <w:rFonts w:asciiTheme="minorHAnsi" w:eastAsiaTheme="minorEastAsia" w:hAnsiTheme="minorHAnsi" w:cstheme="minorBidi"/>
               <w:noProof/>
@@ -803,6 +804,7 @@
             <w:tabs>
               <w:tab w:val="right" w:leader="dot" w:pos="9019"/>
             </w:tabs>
+            <w:spacing w:line="276" w:lineRule="auto"/>
             <w:rPr>
               <w:rFonts w:asciiTheme="minorHAnsi" w:eastAsiaTheme="minorEastAsia" w:hAnsiTheme="minorHAnsi" w:cstheme="minorBidi"/>
               <w:noProof/>
@@ -912,6 +914,7 @@
             <w:tabs>
               <w:tab w:val="right" w:leader="dot" w:pos="9019"/>
             </w:tabs>
+            <w:spacing w:line="276" w:lineRule="auto"/>
             <w:rPr>
               <w:rFonts w:asciiTheme="minorHAnsi" w:eastAsiaTheme="minorEastAsia" w:hAnsiTheme="minorHAnsi" w:cstheme="minorBidi"/>
               <w:noProof/>
@@ -1021,6 +1024,7 @@
             <w:tabs>
               <w:tab w:val="right" w:leader="dot" w:pos="9019"/>
             </w:tabs>
+            <w:spacing w:line="276" w:lineRule="auto"/>
             <w:rPr>
               <w:rFonts w:asciiTheme="minorHAnsi" w:eastAsiaTheme="minorEastAsia" w:hAnsiTheme="minorHAnsi" w:cstheme="minorBidi"/>
               <w:noProof/>
@@ -1130,6 +1134,7 @@
             <w:tabs>
               <w:tab w:val="right" w:leader="dot" w:pos="9019"/>
             </w:tabs>
+            <w:spacing w:line="276" w:lineRule="auto"/>
             <w:rPr>
               <w:rFonts w:asciiTheme="minorHAnsi" w:eastAsiaTheme="minorEastAsia" w:hAnsiTheme="minorHAnsi" w:cstheme="minorBidi"/>
               <w:noProof/>
@@ -1239,6 +1244,7 @@
             <w:tabs>
               <w:tab w:val="right" w:leader="dot" w:pos="9019"/>
             </w:tabs>
+            <w:spacing w:line="276" w:lineRule="auto"/>
             <w:rPr>
               <w:rFonts w:asciiTheme="minorHAnsi" w:eastAsiaTheme="minorEastAsia" w:hAnsiTheme="minorHAnsi" w:cstheme="minorBidi"/>
               <w:noProof/>
@@ -1348,6 +1354,7 @@
             <w:tabs>
               <w:tab w:val="right" w:leader="dot" w:pos="9019"/>
             </w:tabs>
+            <w:spacing w:line="276" w:lineRule="auto"/>
             <w:rPr>
               <w:rFonts w:asciiTheme="minorHAnsi" w:eastAsiaTheme="minorEastAsia" w:hAnsiTheme="minorHAnsi" w:cstheme="minorBidi"/>
               <w:noProof/>
@@ -1464,6 +1471,7 @@
             <w:tabs>
               <w:tab w:val="right" w:leader="dot" w:pos="9019"/>
             </w:tabs>
+            <w:spacing w:line="276" w:lineRule="auto"/>
             <w:rPr>
               <w:rFonts w:asciiTheme="minorHAnsi" w:eastAsiaTheme="minorEastAsia" w:hAnsiTheme="minorHAnsi" w:cstheme="minorBidi"/>
               <w:noProof/>
@@ -1573,6 +1581,7 @@
             <w:tabs>
               <w:tab w:val="right" w:leader="dot" w:pos="9019"/>
             </w:tabs>
+            <w:spacing w:line="276" w:lineRule="auto"/>
             <w:rPr>
               <w:rFonts w:asciiTheme="minorHAnsi" w:eastAsiaTheme="minorEastAsia" w:hAnsiTheme="minorHAnsi" w:cstheme="minorBidi"/>
               <w:noProof/>
@@ -1681,6 +1690,7 @@
             <w:tabs>
               <w:tab w:val="right" w:leader="dot" w:pos="9019"/>
             </w:tabs>
+            <w:spacing w:line="276" w:lineRule="auto"/>
             <w:rPr>
               <w:rFonts w:asciiTheme="minorHAnsi" w:eastAsiaTheme="minorEastAsia" w:hAnsiTheme="minorHAnsi" w:cstheme="minorBidi"/>
               <w:noProof/>
@@ -1790,6 +1800,7 @@
             <w:tabs>
               <w:tab w:val="right" w:leader="dot" w:pos="9019"/>
             </w:tabs>
+            <w:spacing w:line="276" w:lineRule="auto"/>
             <w:rPr>
               <w:rFonts w:asciiTheme="minorHAnsi" w:eastAsiaTheme="minorEastAsia" w:hAnsiTheme="minorHAnsi" w:cstheme="minorBidi"/>
               <w:noProof/>
@@ -1898,6 +1909,7 @@
             <w:tabs>
               <w:tab w:val="right" w:leader="dot" w:pos="9019"/>
             </w:tabs>
+            <w:spacing w:line="276" w:lineRule="auto"/>
             <w:rPr>
               <w:rFonts w:asciiTheme="minorHAnsi" w:eastAsiaTheme="minorEastAsia" w:hAnsiTheme="minorHAnsi" w:cstheme="minorBidi"/>
               <w:noProof/>
@@ -2006,6 +2018,7 @@
             <w:tabs>
               <w:tab w:val="right" w:leader="dot" w:pos="9019"/>
             </w:tabs>
+            <w:spacing w:line="276" w:lineRule="auto"/>
             <w:rPr>
               <w:rFonts w:asciiTheme="minorHAnsi" w:eastAsiaTheme="minorEastAsia" w:hAnsiTheme="minorHAnsi" w:cstheme="minorBidi"/>
               <w:noProof/>
@@ -2114,6 +2127,7 @@
             <w:tabs>
               <w:tab w:val="right" w:leader="dot" w:pos="9019"/>
             </w:tabs>
+            <w:spacing w:line="276" w:lineRule="auto"/>
             <w:rPr>
               <w:rFonts w:asciiTheme="minorHAnsi" w:eastAsiaTheme="minorEastAsia" w:hAnsiTheme="minorHAnsi" w:cstheme="minorBidi"/>
               <w:noProof/>
@@ -2222,6 +2236,7 @@
             <w:tabs>
               <w:tab w:val="right" w:leader="dot" w:pos="9019"/>
             </w:tabs>
+            <w:spacing w:line="276" w:lineRule="auto"/>
             <w:rPr>
               <w:rFonts w:asciiTheme="minorHAnsi" w:eastAsiaTheme="minorEastAsia" w:hAnsiTheme="minorHAnsi" w:cstheme="minorBidi"/>
               <w:noProof/>
@@ -2330,6 +2345,7 @@
             <w:tabs>
               <w:tab w:val="right" w:leader="dot" w:pos="9019"/>
             </w:tabs>
+            <w:spacing w:line="276" w:lineRule="auto"/>
             <w:rPr>
               <w:rFonts w:asciiTheme="minorHAnsi" w:eastAsiaTheme="minorEastAsia" w:hAnsiTheme="minorHAnsi" w:cstheme="minorBidi"/>
               <w:noProof/>
@@ -2454,6 +2470,7 @@
             <w:tabs>
               <w:tab w:val="right" w:leader="dot" w:pos="9019"/>
             </w:tabs>
+            <w:spacing w:line="276" w:lineRule="auto"/>
             <w:rPr>
               <w:rFonts w:asciiTheme="minorHAnsi" w:eastAsiaTheme="minorEastAsia" w:hAnsiTheme="minorHAnsi" w:cstheme="minorBidi"/>
               <w:noProof/>
@@ -2562,6 +2579,7 @@
             <w:tabs>
               <w:tab w:val="right" w:leader="dot" w:pos="9019"/>
             </w:tabs>
+            <w:spacing w:line="276" w:lineRule="auto"/>
             <w:rPr>
               <w:rFonts w:asciiTheme="minorHAnsi" w:eastAsiaTheme="minorEastAsia" w:hAnsiTheme="minorHAnsi" w:cstheme="minorBidi"/>
               <w:noProof/>
@@ -2671,6 +2689,7 @@
             <w:tabs>
               <w:tab w:val="right" w:leader="dot" w:pos="9019"/>
             </w:tabs>
+            <w:spacing w:line="276" w:lineRule="auto"/>
             <w:rPr>
               <w:rFonts w:asciiTheme="minorHAnsi" w:eastAsiaTheme="minorEastAsia" w:hAnsiTheme="minorHAnsi" w:cstheme="minorBidi"/>
               <w:noProof/>
@@ -2779,6 +2798,7 @@
             <w:tabs>
               <w:tab w:val="right" w:leader="dot" w:pos="9019"/>
             </w:tabs>
+            <w:spacing w:line="276" w:lineRule="auto"/>
             <w:rPr>
               <w:rFonts w:asciiTheme="minorHAnsi" w:eastAsiaTheme="minorEastAsia" w:hAnsiTheme="minorHAnsi" w:cstheme="minorBidi"/>
               <w:noProof/>
@@ -2895,6 +2915,7 @@
             <w:tabs>
               <w:tab w:val="right" w:leader="dot" w:pos="9019"/>
             </w:tabs>
+            <w:spacing w:line="276" w:lineRule="auto"/>
             <w:rPr>
               <w:rFonts w:asciiTheme="minorHAnsi" w:eastAsiaTheme="minorEastAsia" w:hAnsiTheme="minorHAnsi" w:cstheme="minorBidi"/>
               <w:noProof/>
@@ -3004,6 +3025,7 @@
             <w:tabs>
               <w:tab w:val="right" w:leader="dot" w:pos="9019"/>
             </w:tabs>
+            <w:spacing w:line="276" w:lineRule="auto"/>
             <w:rPr>
               <w:rFonts w:asciiTheme="minorHAnsi" w:eastAsiaTheme="minorEastAsia" w:hAnsiTheme="minorHAnsi" w:cstheme="minorBidi"/>
               <w:noProof/>
@@ -3113,6 +3135,7 @@
             <w:tabs>
               <w:tab w:val="right" w:leader="dot" w:pos="9019"/>
             </w:tabs>
+            <w:spacing w:line="276" w:lineRule="auto"/>
             <w:rPr>
               <w:rFonts w:asciiTheme="minorHAnsi" w:eastAsiaTheme="minorEastAsia" w:hAnsiTheme="minorHAnsi" w:cstheme="minorBidi"/>
               <w:noProof/>
@@ -3222,6 +3245,7 @@
             <w:tabs>
               <w:tab w:val="right" w:leader="dot" w:pos="9019"/>
             </w:tabs>
+            <w:spacing w:line="276" w:lineRule="auto"/>
             <w:rPr>
               <w:rFonts w:asciiTheme="minorHAnsi" w:eastAsiaTheme="minorEastAsia" w:hAnsiTheme="minorHAnsi" w:cstheme="minorBidi"/>
               <w:noProof/>
@@ -3331,6 +3355,7 @@
             <w:tabs>
               <w:tab w:val="right" w:leader="dot" w:pos="9019"/>
             </w:tabs>
+            <w:spacing w:line="276" w:lineRule="auto"/>
             <w:rPr>
               <w:rFonts w:asciiTheme="minorHAnsi" w:eastAsiaTheme="minorEastAsia" w:hAnsiTheme="minorHAnsi" w:cstheme="minorBidi"/>
               <w:noProof/>
@@ -3440,6 +3465,7 @@
             <w:tabs>
               <w:tab w:val="right" w:leader="dot" w:pos="9019"/>
             </w:tabs>
+            <w:spacing w:line="276" w:lineRule="auto"/>
             <w:rPr>
               <w:rFonts w:asciiTheme="minorHAnsi" w:eastAsiaTheme="minorEastAsia" w:hAnsiTheme="minorHAnsi" w:cstheme="minorBidi"/>
               <w:noProof/>
@@ -3549,6 +3575,7 @@
             <w:tabs>
               <w:tab w:val="right" w:leader="dot" w:pos="9019"/>
             </w:tabs>
+            <w:spacing w:line="276" w:lineRule="auto"/>
             <w:rPr>
               <w:rFonts w:asciiTheme="minorHAnsi" w:eastAsiaTheme="minorEastAsia" w:hAnsiTheme="minorHAnsi" w:cstheme="minorBidi"/>
               <w:noProof/>
@@ -3658,6 +3685,7 @@
             <w:tabs>
               <w:tab w:val="right" w:leader="dot" w:pos="9019"/>
             </w:tabs>
+            <w:spacing w:line="276" w:lineRule="auto"/>
             <w:rPr>
               <w:rFonts w:asciiTheme="minorHAnsi" w:eastAsiaTheme="minorEastAsia" w:hAnsiTheme="minorHAnsi" w:cstheme="minorBidi"/>
               <w:noProof/>
@@ -3767,6 +3795,7 @@
             <w:tabs>
               <w:tab w:val="right" w:leader="dot" w:pos="9019"/>
             </w:tabs>
+            <w:spacing w:line="276" w:lineRule="auto"/>
             <w:rPr>
               <w:rFonts w:asciiTheme="minorHAnsi" w:eastAsiaTheme="minorEastAsia" w:hAnsiTheme="minorHAnsi" w:cstheme="minorBidi"/>
               <w:noProof/>
@@ -3876,6 +3905,7 @@
             <w:tabs>
               <w:tab w:val="right" w:leader="dot" w:pos="9019"/>
             </w:tabs>
+            <w:spacing w:line="276" w:lineRule="auto"/>
             <w:rPr>
               <w:rFonts w:asciiTheme="minorHAnsi" w:eastAsiaTheme="minorEastAsia" w:hAnsiTheme="minorHAnsi" w:cstheme="minorBidi"/>
               <w:noProof/>
@@ -3985,6 +4015,7 @@
             <w:tabs>
               <w:tab w:val="right" w:leader="dot" w:pos="9019"/>
             </w:tabs>
+            <w:spacing w:line="276" w:lineRule="auto"/>
             <w:rPr>
               <w:rFonts w:asciiTheme="minorHAnsi" w:eastAsiaTheme="minorEastAsia" w:hAnsiTheme="minorHAnsi" w:cstheme="minorBidi"/>
               <w:noProof/>
@@ -4094,6 +4125,7 @@
             <w:tabs>
               <w:tab w:val="right" w:leader="dot" w:pos="9019"/>
             </w:tabs>
+            <w:spacing w:line="276" w:lineRule="auto"/>
             <w:rPr>
               <w:rFonts w:asciiTheme="minorHAnsi" w:eastAsiaTheme="minorEastAsia" w:hAnsiTheme="minorHAnsi" w:cstheme="minorBidi"/>
               <w:noProof/>
@@ -4203,6 +4235,7 @@
             <w:tabs>
               <w:tab w:val="right" w:leader="dot" w:pos="9019"/>
             </w:tabs>
+            <w:spacing w:line="276" w:lineRule="auto"/>
             <w:rPr>
               <w:rFonts w:asciiTheme="minorHAnsi" w:eastAsiaTheme="minorEastAsia" w:hAnsiTheme="minorHAnsi" w:cstheme="minorBidi"/>
               <w:noProof/>
@@ -4312,6 +4345,7 @@
             <w:tabs>
               <w:tab w:val="right" w:leader="dot" w:pos="9019"/>
             </w:tabs>
+            <w:spacing w:line="276" w:lineRule="auto"/>
             <w:rPr>
               <w:rFonts w:asciiTheme="minorHAnsi" w:eastAsiaTheme="minorEastAsia" w:hAnsiTheme="minorHAnsi" w:cstheme="minorBidi"/>
               <w:noProof/>
@@ -4421,6 +4455,7 @@
             <w:tabs>
               <w:tab w:val="right" w:leader="dot" w:pos="9019"/>
             </w:tabs>
+            <w:spacing w:line="276" w:lineRule="auto"/>
             <w:rPr>
               <w:rFonts w:asciiTheme="minorHAnsi" w:eastAsiaTheme="minorEastAsia" w:hAnsiTheme="minorHAnsi" w:cstheme="minorBidi"/>
               <w:noProof/>
@@ -4530,6 +4565,7 @@
             <w:tabs>
               <w:tab w:val="right" w:leader="dot" w:pos="9019"/>
             </w:tabs>
+            <w:spacing w:line="276" w:lineRule="auto"/>
             <w:rPr>
               <w:rFonts w:asciiTheme="minorHAnsi" w:eastAsiaTheme="minorEastAsia" w:hAnsiTheme="minorHAnsi" w:cstheme="minorBidi"/>
               <w:noProof/>
@@ -4634,6 +4670,9 @@
           </w:hyperlink>
         </w:p>
         <w:p>
+          <w:pPr>
+            <w:spacing w:line="276" w:lineRule="auto"/>
+          </w:pPr>
           <w:r>
             <w:rPr>
               <w:b/>
@@ -4648,7 +4687,7 @@
     <w:p>
       <w:pPr>
         <w:pStyle w:val="Title1"/>
-        <w:spacing w:line="360" w:lineRule="auto"/>
+        <w:spacing w:line="276" w:lineRule="auto"/>
         <w:jc w:val="both"/>
         <w:rPr>
           <w:sz w:val="24"/>
@@ -4660,544 +4699,541 @@
     <w:p>
       <w:pPr>
         <w:pStyle w:val="1"/>
-        <w:rPr>
-          <w:rtl/>
-        </w:rPr>
-      </w:pPr>
-      <w:r>
-        <w:rPr>
+        <w:spacing w:line="276" w:lineRule="auto"/>
+        <w:rPr>
+          <w:rtl/>
+        </w:rPr>
+      </w:pPr>
+      <w:r>
+        <w:rPr>
+          <w:color w:val="0000FF"/>
           <w:rtl/>
         </w:rPr>
         <w:br w:type="page"/>
       </w:r>
-      <w:bookmarkStart w:id="1" w:name="_Toc39329405"/>
+      <w:bookmarkStart w:id="0" w:name="_Toc29994001"/>
+      <w:bookmarkStart w:id="1" w:name="_Toc39329406"/>
       <w:r>
         <w:rPr>
           <w:rFonts w:hint="cs"/>
           <w:rtl/>
         </w:rPr>
         <w:lastRenderedPageBreak/>
-        <w:t>תודות</w:t>
-      </w:r>
+        <w:t>מבוא</w:t>
+      </w:r>
+      <w:bookmarkEnd w:id="0"/>
       <w:bookmarkEnd w:id="1"/>
     </w:p>
     <w:p>
       <w:pPr>
+        <w:spacing w:line="276" w:lineRule="auto"/>
+        <w:jc w:val="left"/>
+        <w:rPr>
+          <w:rFonts w:ascii="David" w:hAnsi="David"/>
+          <w:sz w:val="24"/>
+          <w:rtl/>
+        </w:rPr>
+      </w:pPr>
+    </w:p>
+    <w:p>
+      <w:pPr>
         <w:spacing w:line="360" w:lineRule="auto"/>
         <w:jc w:val="left"/>
         <w:rPr>
-          <w:color w:val="0000FF"/>
-          <w:rtl/>
-        </w:rPr>
-      </w:pPr>
-      <w:r>
-        <w:rPr>
-          <w:rFonts w:hint="cs"/>
-          <w:color w:val="0000FF"/>
-          <w:rtl/>
-        </w:rPr>
-        <w:t>כאן זה המקום שלכם להודות למי שעזר, תמך ועזר להגיע לסיום הפרויקט המוצלח.</w:t>
-      </w:r>
-      <w:r>
-        <w:rPr>
-          <w:color w:val="0000FF"/>
-          <w:rtl/>
-        </w:rPr>
-        <w:br/>
-      </w:r>
-      <w:r>
-        <w:rPr>
-          <w:rFonts w:hint="cs"/>
-          <w:color w:val="0000FF"/>
-          <w:rtl/>
-        </w:rPr>
-        <w:t>פרק זה איננו חובה וניתן למחוק אותו אם אינכם רוצים להודות לאף אחד.</w:t>
+          <w:rFonts w:ascii="David" w:hAnsi="David"/>
+          <w:sz w:val="24"/>
+        </w:rPr>
+      </w:pPr>
+      <w:r>
+        <w:rPr>
+          <w:rFonts w:ascii="David" w:hAnsi="David" w:hint="cs"/>
+          <w:sz w:val="24"/>
+          <w:rtl/>
+        </w:rPr>
+        <w:t>בספר הפרויקט הזה יכללו כל הקבצים</w:t>
+      </w:r>
+      <w:r>
+        <w:rPr>
+          <w:rFonts w:ascii="David" w:hAnsi="David" w:hint="cs"/>
+          <w:sz w:val="24"/>
+          <w:rtl/>
+        </w:rPr>
+        <w:t xml:space="preserve"> השונים אשר עבדתי איתם ועליהם</w:t>
+      </w:r>
+      <w:r>
+        <w:rPr>
+          <w:rFonts w:ascii="David" w:hAnsi="David" w:hint="cs"/>
+          <w:sz w:val="24"/>
+          <w:rtl/>
+        </w:rPr>
+        <w:t>, המחלקות, התרשימים, ההוראות והסבר לכל חלק בפרויקט, פירוט על מהלך העבודה והמסכים השונים.</w:t>
       </w:r>
     </w:p>
     <w:p>
       <w:pPr>
+        <w:spacing w:line="360" w:lineRule="auto"/>
+        <w:jc w:val="left"/>
+        <w:rPr>
+          <w:rFonts w:ascii="David" w:hAnsi="David"/>
+          <w:sz w:val="24"/>
+        </w:rPr>
+      </w:pPr>
+    </w:p>
+    <w:p>
+      <w:pPr>
+        <w:spacing w:line="360" w:lineRule="auto"/>
+        <w:jc w:val="left"/>
+        <w:rPr>
+          <w:rFonts w:ascii="David" w:hAnsi="David"/>
+          <w:sz w:val="24"/>
+          <w:rtl/>
+        </w:rPr>
+      </w:pPr>
+      <w:r>
+        <w:rPr>
+          <w:rFonts w:ascii="David" w:hAnsi="David" w:hint="cs"/>
+          <w:sz w:val="24"/>
+          <w:rtl/>
+        </w:rPr>
+        <w:t>הסיב</w:t>
+      </w:r>
+      <w:r>
+        <w:rPr>
+          <w:rFonts w:ascii="David" w:hAnsi="David" w:hint="cs"/>
+          <w:sz w:val="24"/>
+          <w:rtl/>
+        </w:rPr>
+        <w:t xml:space="preserve">ה </w:t>
+      </w:r>
+      <w:r>
+        <w:rPr>
+          <w:rFonts w:ascii="David" w:hAnsi="David" w:hint="cs"/>
+          <w:sz w:val="24"/>
+          <w:rtl/>
+        </w:rPr>
+        <w:t>אשר בגינ</w:t>
+      </w:r>
+      <w:r>
+        <w:rPr>
+          <w:rFonts w:ascii="David" w:hAnsi="David" w:hint="cs"/>
+          <w:sz w:val="24"/>
+          <w:rtl/>
+        </w:rPr>
+        <w:t>ה</w:t>
+      </w:r>
+      <w:r>
+        <w:rPr>
+          <w:rFonts w:ascii="David" w:hAnsi="David" w:hint="cs"/>
+          <w:sz w:val="24"/>
+          <w:rtl/>
+        </w:rPr>
+        <w:t xml:space="preserve"> בחרתי בנושא הזה ה</w:t>
+      </w:r>
+      <w:r>
+        <w:rPr>
+          <w:rFonts w:ascii="David" w:hAnsi="David" w:hint="cs"/>
+          <w:sz w:val="24"/>
+          <w:rtl/>
+        </w:rPr>
+        <w:t xml:space="preserve">יא העובדה שחוויתי בעצמי את הצורך באפליקציה שכזו. </w:t>
+      </w:r>
+      <w:r>
+        <w:rPr>
+          <w:rFonts w:ascii="David" w:hAnsi="David" w:hint="cs"/>
+          <w:sz w:val="24"/>
+          <w:rtl/>
+        </w:rPr>
+        <w:t>הרקע לפרויקט התחיל</w:t>
+      </w:r>
+      <w:r>
+        <w:rPr>
+          <w:rFonts w:ascii="David" w:hAnsi="David" w:hint="cs"/>
+          <w:sz w:val="24"/>
+          <w:rtl/>
+        </w:rPr>
+        <w:t xml:space="preserve"> לפני כשנה, כשהתחלתי ללמוד שיעורי נהיגה. בהתחלה רק רציתי שתהיה לי האפשרות לעקוב אחר שיעורי הנהיגה שלי מסיבות שונות, כגון סדר ווידוי ששילמתי על כל שיעור או שהמורה לא "עוקץ" אותי </w:t>
+      </w:r>
+      <w:r>
+        <w:rPr>
+          <w:rFonts w:ascii="David" w:hAnsi="David"/>
+          <w:sz w:val="24"/>
+          <w:rtl/>
+        </w:rPr>
+        <w:t>–</w:t>
+      </w:r>
+      <w:r>
+        <w:rPr>
+          <w:rFonts w:ascii="David" w:hAnsi="David" w:hint="cs"/>
+          <w:sz w:val="24"/>
+          <w:rtl/>
+        </w:rPr>
+        <w:t xml:space="preserve"> </w:t>
+      </w:r>
+      <w:r>
+        <w:rPr>
+          <w:rFonts w:ascii="David" w:hAnsi="David" w:hint="cs"/>
+          <w:b/>
+          <w:bCs/>
+          <w:sz w:val="24"/>
+          <w:rtl/>
+        </w:rPr>
+        <w:t>יומן</w:t>
+      </w:r>
+      <w:r>
+        <w:rPr>
+          <w:rFonts w:ascii="David" w:hAnsi="David" w:hint="cs"/>
+          <w:sz w:val="24"/>
+          <w:rtl/>
+        </w:rPr>
+        <w:t>, במילים אחרות. לאחר מספר שיעורי נהיגה מצאתי אפליקציה אשר עונה לדרישות האלה</w:t>
+      </w:r>
+      <w:r>
+        <w:rPr>
+          <w:rFonts w:ascii="David" w:hAnsi="David" w:hint="cs"/>
+          <w:sz w:val="24"/>
+          <w:rtl/>
+        </w:rPr>
+        <w:t xml:space="preserve"> ואף השתמשתי בה במשך זמן מה עד שגיליתי שהיא לא עונה לי על דרישות נוספות שעלו לי לאחר מספר שיעורים </w:t>
+      </w:r>
+      <w:r>
+        <w:rPr>
+          <w:rFonts w:ascii="David" w:hAnsi="David"/>
+          <w:sz w:val="24"/>
+          <w:rtl/>
+        </w:rPr>
+        <w:t>–</w:t>
+      </w:r>
+      <w:r>
+        <w:rPr>
+          <w:rFonts w:ascii="David" w:hAnsi="David" w:hint="cs"/>
+          <w:sz w:val="24"/>
+          <w:rtl/>
+        </w:rPr>
+        <w:t xml:space="preserve"> קביעת השיעור עצמו, מידע על המורה וכדומה.</w:t>
+      </w:r>
+    </w:p>
+    <w:p>
+      <w:pPr>
+        <w:spacing w:line="360" w:lineRule="auto"/>
+        <w:jc w:val="left"/>
+        <w:rPr>
+          <w:rFonts w:ascii="David" w:hAnsi="David"/>
+          <w:sz w:val="24"/>
+          <w:rtl/>
+        </w:rPr>
+      </w:pPr>
+    </w:p>
+    <w:p>
+      <w:pPr>
+        <w:spacing w:line="360" w:lineRule="auto"/>
+        <w:jc w:val="left"/>
+        <w:rPr>
+          <w:rFonts w:ascii="David" w:hAnsi="David"/>
+          <w:sz w:val="24"/>
+          <w:rtl/>
+        </w:rPr>
+      </w:pPr>
+      <w:r>
+        <w:rPr>
+          <w:rFonts w:ascii="David" w:hAnsi="David" w:hint="cs"/>
+          <w:sz w:val="24"/>
+          <w:rtl/>
+        </w:rPr>
+        <w:t xml:space="preserve"> </w:t>
+      </w:r>
+      <w:r>
+        <w:rPr>
+          <w:rFonts w:ascii="David" w:hAnsi="David" w:hint="cs"/>
+          <w:sz w:val="24"/>
+          <w:rtl/>
+        </w:rPr>
+        <w:t>המוטיבציה לפרויקט באה בעצם מהניסיון האישי שלי. במשך כל התקופה בה למדתי נהיגה, קביעת השיעור הבא תמיד היוותה למטרד בכל הנוגע לתקשורת ביני לבין המורה. דוגמה לכך היא מקרה אשר חזר על עצמו פעמים רבות, בו קבעתי שיעור והמורה כתב בטעות בזמן אחר, או ש</w:t>
+      </w:r>
+      <w:r>
+        <w:rPr>
+          <w:rFonts w:ascii="David" w:hAnsi="David" w:hint="cs"/>
+          <w:sz w:val="24"/>
+          <w:rtl/>
+        </w:rPr>
+        <w:t xml:space="preserve">קרה והייתי צריך לבטל, לדחות או להקדים את השיעור וזה כבר סיפור בפני עצמו, בשל העובדה שצריך היה להזיז תלמידים אחרים, בתקווה שהם יכולים כמובן, דבר שלקח זמן והיה מייאש. מוטיבציה נוספת לפרויקט היא שהרעיון הכללי </w:t>
+      </w:r>
+      <w:proofErr w:type="spellStart"/>
+      <w:r>
+        <w:rPr>
+          <w:rFonts w:ascii="David" w:hAnsi="David" w:hint="cs"/>
+          <w:sz w:val="24"/>
+          <w:rtl/>
+        </w:rPr>
+        <w:t>לאיך</w:t>
+      </w:r>
+      <w:proofErr w:type="spellEnd"/>
+      <w:r>
+        <w:rPr>
+          <w:rFonts w:ascii="David" w:hAnsi="David" w:hint="cs"/>
+          <w:sz w:val="24"/>
+          <w:rtl/>
+        </w:rPr>
+        <w:t xml:space="preserve"> שהאפליקציה תיראה ותעבוד כבר היה בראש שלי מתחילת העבודה על הפרויקט, דבר שהקל על מהלך העבודה לעומת מקרה אחר בו הייתי עובד על הפרויקט ללא רעיון כללי בראש</w:t>
+      </w:r>
+      <w:r>
+        <w:rPr>
+          <w:rFonts w:ascii="David" w:hAnsi="David" w:hint="cs"/>
+          <w:sz w:val="24"/>
+          <w:rtl/>
+        </w:rPr>
+        <w:t>, דבר אשר היה קשה יותר ופחות בר ביצוע.</w:t>
+      </w:r>
+    </w:p>
+    <w:p>
+      <w:pPr>
+        <w:spacing w:line="360" w:lineRule="auto"/>
+        <w:jc w:val="left"/>
+        <w:rPr>
+          <w:rFonts w:ascii="David" w:hAnsi="David"/>
+          <w:sz w:val="24"/>
+          <w:rtl/>
+        </w:rPr>
+      </w:pPr>
+    </w:p>
+    <w:p>
+      <w:pPr>
+        <w:spacing w:line="360" w:lineRule="auto"/>
+        <w:jc w:val="left"/>
+        <w:rPr>
+          <w:rFonts w:ascii="David" w:hAnsi="David"/>
+          <w:sz w:val="24"/>
+          <w:rtl/>
+        </w:rPr>
+      </w:pPr>
+      <w:r>
+        <w:rPr>
+          <w:rFonts w:ascii="David" w:hAnsi="David" w:hint="cs"/>
+          <w:sz w:val="24"/>
+          <w:rtl/>
+        </w:rPr>
+        <w:t>המצב הקיים בשוק, כפי שתיארתי קודם לכן, הוא אפליקציות אשר מאפשרות לתלמיד לערוך רשימה של שיעורי נהיגה ופרטים נוספים אודות השיעורים, אך אין כל מידע על המורים ותקשורת ביניה</w:t>
+      </w:r>
+      <w:r>
+        <w:rPr>
+          <w:rFonts w:ascii="David" w:hAnsi="David" w:hint="eastAsia"/>
+          <w:sz w:val="24"/>
+          <w:rtl/>
+        </w:rPr>
+        <w:t>ם</w:t>
+      </w:r>
+      <w:r>
+        <w:rPr>
+          <w:rFonts w:ascii="David" w:hAnsi="David" w:hint="cs"/>
+          <w:sz w:val="24"/>
+          <w:rtl/>
+        </w:rPr>
+        <w:t xml:space="preserve">. באפליקציה הזאת, ישנו החידוש הזה לעומת האפליקציות הקיימות כיום </w:t>
+      </w:r>
+      <w:r>
+        <w:rPr>
+          <w:rFonts w:ascii="David" w:hAnsi="David"/>
+          <w:sz w:val="24"/>
+          <w:rtl/>
+        </w:rPr>
+        <w:t>–</w:t>
+      </w:r>
+      <w:r>
+        <w:rPr>
+          <w:rFonts w:ascii="David" w:hAnsi="David" w:hint="cs"/>
+          <w:sz w:val="24"/>
+          <w:rtl/>
+        </w:rPr>
+        <w:t xml:space="preserve"> תקשורת עם המורים. לכל תלמיד יש מורה אותו הוא יכול לבחור ולכל מורה ישנה רשימת תלמידים. בנוסף, כאשר תלמיד מוסיף שיעור, הוא לא רק מוסיף אלא גם קובע את השיעור אצל המורה</w:t>
+      </w:r>
+      <w:r>
+        <w:rPr>
+          <w:rFonts w:ascii="David" w:hAnsi="David" w:hint="cs"/>
+          <w:sz w:val="24"/>
+          <w:rtl/>
+        </w:rPr>
+        <w:t xml:space="preserve"> (במידת האשפר) ובכך חוסכת כאב ראש רב כמו שתיארתי קודם לכן.</w:t>
+      </w:r>
+    </w:p>
+    <w:p>
+      <w:pPr>
+        <w:spacing w:line="360" w:lineRule="auto"/>
+        <w:jc w:val="left"/>
+        <w:rPr>
+          <w:rFonts w:ascii="David" w:hAnsi="David"/>
+          <w:sz w:val="24"/>
+          <w:rtl/>
+        </w:rPr>
+      </w:pPr>
+    </w:p>
+    <w:p>
+      <w:pPr>
+        <w:spacing w:line="360" w:lineRule="auto"/>
+        <w:jc w:val="left"/>
+        <w:rPr>
+          <w:rFonts w:ascii="David" w:hAnsi="David"/>
+          <w:sz w:val="24"/>
+        </w:rPr>
+      </w:pPr>
+      <w:r>
+        <w:rPr>
+          <w:rFonts w:ascii="David" w:hAnsi="David" w:hint="cs"/>
+          <w:sz w:val="24"/>
+          <w:rtl/>
+        </w:rPr>
+        <w:t xml:space="preserve">לכן, הפתרון אשר הפרויקט בא לתת הינו דרך מאוד קלה לסדר את שיעורי הנהיגה, פרטים עליהם, </w:t>
+      </w:r>
+      <w:r>
+        <w:rPr>
+          <w:rFonts w:ascii="David" w:hAnsi="David" w:hint="cs"/>
+          <w:sz w:val="24"/>
+          <w:rtl/>
+        </w:rPr>
+        <w:t xml:space="preserve">וקביעת שיעורי הנהיגה תוך כדי תקשורת תמידית עם המורה ויומן השיעורים שלו. עם זאת, </w:t>
+      </w:r>
+      <w:r>
+        <w:rPr>
+          <w:rFonts w:ascii="David" w:hAnsi="David" w:hint="cs"/>
+          <w:sz w:val="24"/>
+          <w:rtl/>
+        </w:rPr>
+        <w:t>ישנם פתרונות אחרים לבעיה, כגון אפליקציה למורה בלבד, שם הוא יכול לקבוע שיעורים ואז האפליקציה יכולה לשלוח הודעה לתלמיד לגבי פרטים והתראה לפני השיעור. הסיבה שלא בחרתי בפתרון זה הוא שהיכולות שלו הן מוגבלות לעומת האפליקציה הנוכחית אשר יותר כללית ובעלת אפשרויות נרחבות יותר.</w:t>
+      </w:r>
+    </w:p>
+    <w:p>
+      <w:pPr>
+        <w:spacing w:line="276" w:lineRule="auto"/>
+        <w:jc w:val="left"/>
+        <w:rPr>
+          <w:rFonts w:ascii="David" w:hAnsi="David"/>
+          <w:sz w:val="24"/>
+        </w:rPr>
+      </w:pPr>
+    </w:p>
+    <w:p>
+      <w:pPr>
         <w:pStyle w:val="1"/>
-        <w:spacing w:line="360" w:lineRule="auto"/>
-        <w:rPr>
-          <w:rtl/>
-        </w:rPr>
-      </w:pPr>
-      <w:r>
-        <w:rPr>
-          <w:color w:val="0000FF"/>
-          <w:rtl/>
-        </w:rPr>
-        <w:br w:type="page"/>
-      </w:r>
-      <w:bookmarkStart w:id="2" w:name="_Toc29994001"/>
-      <w:bookmarkStart w:id="3" w:name="_Toc39329406"/>
+        <w:spacing w:line="276" w:lineRule="auto"/>
+        <w:rPr>
+          <w:rtl/>
+        </w:rPr>
+      </w:pPr>
+      <w:bookmarkStart w:id="2" w:name="_Toc29994015"/>
+      <w:bookmarkStart w:id="3" w:name="_Toc39329407"/>
       <w:r>
         <w:rPr>
           <w:rFonts w:hint="cs"/>
           <w:rtl/>
         </w:rPr>
         <w:lastRenderedPageBreak/>
-        <w:t>מבוא</w:t>
+        <w:t xml:space="preserve">מדריך </w:t>
+      </w:r>
+      <w:r>
+        <w:rPr>
+          <w:rFonts w:hint="cs"/>
+          <w:rtl/>
+        </w:rPr>
+        <w:t>ל</w:t>
+      </w:r>
+      <w:r>
+        <w:rPr>
+          <w:rFonts w:hint="cs"/>
+          <w:rtl/>
+        </w:rPr>
+        <w:t>מתכנת</w:t>
       </w:r>
       <w:bookmarkEnd w:id="2"/>
       <w:bookmarkEnd w:id="3"/>
     </w:p>
     <w:p>
       <w:pPr>
-        <w:spacing w:line="360" w:lineRule="auto"/>
-        <w:rPr>
-          <w:rFonts w:ascii="David" w:hAnsi="David"/>
-          <w:color w:val="0000FF"/>
-          <w:sz w:val="24"/>
-        </w:rPr>
-      </w:pPr>
-      <w:r>
-        <w:rPr>
-          <w:rFonts w:ascii="David" w:hAnsi="David"/>
-          <w:color w:val="0000FF"/>
-          <w:sz w:val="24"/>
-          <w:rtl/>
-        </w:rPr>
-        <w:t>בחלק יכלול את המידע הבא</w:t>
-      </w:r>
-    </w:p>
-    <w:p>
-      <w:pPr>
-        <w:pStyle w:val="af0"/>
-        <w:numPr>
-          <w:ilvl w:val="0"/>
-          <w:numId w:val="13"/>
-        </w:numPr>
-        <w:spacing w:line="360" w:lineRule="auto"/>
-        <w:rPr>
-          <w:rFonts w:ascii="David" w:hAnsi="David"/>
-          <w:color w:val="0000FF"/>
-          <w:sz w:val="24"/>
-        </w:rPr>
-      </w:pPr>
-      <w:r>
-        <w:rPr>
-          <w:rFonts w:ascii="David" w:hAnsi="David"/>
-          <w:color w:val="0000FF"/>
-          <w:sz w:val="24"/>
-        </w:rPr>
-        <w:t xml:space="preserve"> </w:t>
-      </w:r>
-      <w:r>
-        <w:rPr>
-          <w:rFonts w:ascii="David" w:hAnsi="David"/>
-          <w:color w:val="0000FF"/>
-          <w:sz w:val="24"/>
-          <w:rtl/>
-        </w:rPr>
-        <w:t>תיאור תכולת הספר</w:t>
-      </w:r>
-    </w:p>
-    <w:p>
-      <w:pPr>
-        <w:pStyle w:val="af0"/>
-        <w:numPr>
-          <w:ilvl w:val="0"/>
-          <w:numId w:val="13"/>
-        </w:numPr>
-        <w:spacing w:line="360" w:lineRule="auto"/>
-        <w:rPr>
-          <w:rFonts w:ascii="David" w:hAnsi="David"/>
-          <w:color w:val="0000FF"/>
-          <w:sz w:val="24"/>
-        </w:rPr>
-      </w:pPr>
-      <w:r>
-        <w:rPr>
-          <w:rFonts w:ascii="David" w:hAnsi="David"/>
-          <w:color w:val="0000FF"/>
-          <w:sz w:val="24"/>
-          <w:rtl/>
-        </w:rPr>
-        <w:t>הרקע לפרויקט</w:t>
-      </w:r>
-    </w:p>
-    <w:p>
-      <w:pPr>
-        <w:pStyle w:val="af0"/>
-        <w:numPr>
-          <w:ilvl w:val="0"/>
-          <w:numId w:val="13"/>
-        </w:numPr>
-        <w:spacing w:line="360" w:lineRule="auto"/>
-        <w:rPr>
-          <w:rFonts w:ascii="David" w:hAnsi="David"/>
-          <w:color w:val="0000FF"/>
-          <w:sz w:val="24"/>
-        </w:rPr>
-      </w:pPr>
-      <w:r>
-        <w:rPr>
-          <w:rFonts w:ascii="David" w:hAnsi="David"/>
-          <w:color w:val="0000FF"/>
-          <w:sz w:val="24"/>
-        </w:rPr>
-        <w:t xml:space="preserve"> </w:t>
-      </w:r>
-      <w:r>
-        <w:rPr>
-          <w:rFonts w:ascii="David" w:hAnsi="David"/>
-          <w:color w:val="0000FF"/>
-          <w:sz w:val="24"/>
-          <w:rtl/>
-        </w:rPr>
-        <w:t>תהליך המחקר, יתכן שהמחקר המקדים היה עבודת שטח</w:t>
-      </w:r>
-    </w:p>
-    <w:p>
-      <w:pPr>
-        <w:pStyle w:val="af0"/>
-        <w:numPr>
-          <w:ilvl w:val="0"/>
-          <w:numId w:val="14"/>
-        </w:numPr>
-        <w:spacing w:line="360" w:lineRule="auto"/>
-        <w:rPr>
-          <w:rFonts w:ascii="David" w:hAnsi="David"/>
-          <w:color w:val="0000FF"/>
-          <w:sz w:val="24"/>
-        </w:rPr>
-      </w:pPr>
-      <w:r>
-        <w:rPr>
-          <w:rFonts w:ascii="David" w:hAnsi="David"/>
-          <w:color w:val="0000FF"/>
-          <w:sz w:val="24"/>
-          <w:rtl/>
-        </w:rPr>
-        <w:t>סקירת המצב הקיים בשוק</w:t>
-      </w:r>
-    </w:p>
-    <w:p>
-      <w:pPr>
-        <w:pStyle w:val="af0"/>
-        <w:numPr>
-          <w:ilvl w:val="0"/>
-          <w:numId w:val="14"/>
-        </w:numPr>
-        <w:spacing w:line="360" w:lineRule="auto"/>
-        <w:rPr>
-          <w:rFonts w:ascii="David" w:hAnsi="David"/>
-          <w:color w:val="0000FF"/>
-          <w:sz w:val="24"/>
-        </w:rPr>
-      </w:pPr>
-      <w:r>
-        <w:rPr>
-          <w:rFonts w:ascii="David" w:hAnsi="David"/>
-          <w:color w:val="0000FF"/>
-          <w:sz w:val="24"/>
-          <w:rtl/>
-        </w:rPr>
-        <w:t>אילו חידושים יש בפרויקט</w:t>
-      </w:r>
-    </w:p>
-    <w:p>
-      <w:pPr>
-        <w:pStyle w:val="af0"/>
-        <w:numPr>
-          <w:ilvl w:val="0"/>
-          <w:numId w:val="12"/>
-        </w:numPr>
-        <w:spacing w:line="360" w:lineRule="auto"/>
-        <w:rPr>
-          <w:rFonts w:ascii="David" w:hAnsi="David"/>
-          <w:color w:val="0000FF"/>
-          <w:sz w:val="24"/>
-        </w:rPr>
-      </w:pPr>
-      <w:r>
-        <w:rPr>
-          <w:rFonts w:ascii="David" w:hAnsi="David"/>
-          <w:color w:val="0000FF"/>
-          <w:sz w:val="24"/>
-          <w:rtl/>
-        </w:rPr>
-        <w:t>סקירת ספרות )במידה והמחקר המקדים כלל ספרות מקצועית</w:t>
-      </w:r>
-    </w:p>
-    <w:p>
-      <w:pPr>
-        <w:pStyle w:val="af0"/>
-        <w:numPr>
-          <w:ilvl w:val="0"/>
-          <w:numId w:val="12"/>
-        </w:numPr>
-        <w:spacing w:line="360" w:lineRule="auto"/>
-        <w:rPr>
-          <w:rFonts w:ascii="David" w:hAnsi="David"/>
-          <w:color w:val="0000FF"/>
-          <w:sz w:val="24"/>
-        </w:rPr>
-      </w:pPr>
-      <w:r>
-        <w:rPr>
-          <w:rFonts w:ascii="David" w:hAnsi="David"/>
-          <w:color w:val="0000FF"/>
-          <w:sz w:val="24"/>
-          <w:rtl/>
-        </w:rPr>
-        <w:t xml:space="preserve">אתגרים מרכזיים </w:t>
-      </w:r>
-      <w:r>
-        <w:rPr>
-          <w:rFonts w:ascii="David" w:hAnsi="David"/>
-          <w:color w:val="0000FF"/>
-          <w:sz w:val="24"/>
-        </w:rPr>
-        <w:t xml:space="preserve">o </w:t>
-      </w:r>
-      <w:r>
-        <w:rPr>
-          <w:rFonts w:ascii="David" w:hAnsi="David"/>
-          <w:color w:val="0000FF"/>
-          <w:sz w:val="24"/>
-          <w:rtl/>
-        </w:rPr>
-        <w:t>הבעיה איתה התמודד התלמיד</w:t>
-      </w:r>
-    </w:p>
-    <w:p>
-      <w:pPr>
-        <w:pStyle w:val="af0"/>
-        <w:numPr>
-          <w:ilvl w:val="0"/>
-          <w:numId w:val="15"/>
-        </w:numPr>
-        <w:spacing w:line="360" w:lineRule="auto"/>
-        <w:rPr>
-          <w:rFonts w:ascii="David" w:hAnsi="David"/>
-          <w:color w:val="0000FF"/>
-          <w:sz w:val="24"/>
-        </w:rPr>
-      </w:pPr>
-      <w:r>
-        <w:rPr>
-          <w:rFonts w:ascii="David" w:hAnsi="David"/>
-          <w:color w:val="0000FF"/>
-          <w:sz w:val="24"/>
-          <w:rtl/>
-        </w:rPr>
-        <w:t>הסיבות לבחירת הנושא</w:t>
-      </w:r>
-    </w:p>
-    <w:p>
-      <w:pPr>
-        <w:pStyle w:val="af0"/>
-        <w:numPr>
-          <w:ilvl w:val="0"/>
-          <w:numId w:val="15"/>
-        </w:numPr>
-        <w:spacing w:line="360" w:lineRule="auto"/>
-        <w:rPr>
-          <w:rFonts w:ascii="David" w:hAnsi="David"/>
-          <w:color w:val="0000FF"/>
-          <w:sz w:val="24"/>
-        </w:rPr>
-      </w:pPr>
-      <w:r>
-        <w:rPr>
-          <w:rFonts w:ascii="David" w:hAnsi="David"/>
-          <w:color w:val="0000FF"/>
-          <w:sz w:val="24"/>
-          <w:rtl/>
-        </w:rPr>
-        <w:t>מוטיבציה לעבודה</w:t>
-      </w:r>
-    </w:p>
-    <w:p>
-      <w:pPr>
-        <w:pStyle w:val="af0"/>
-        <w:numPr>
-          <w:ilvl w:val="0"/>
-          <w:numId w:val="15"/>
-        </w:numPr>
-        <w:spacing w:line="360" w:lineRule="auto"/>
-        <w:rPr>
-          <w:rFonts w:ascii="David" w:hAnsi="David"/>
-          <w:color w:val="0000FF"/>
-          <w:sz w:val="24"/>
-        </w:rPr>
-      </w:pPr>
-      <w:r>
-        <w:rPr>
-          <w:rFonts w:ascii="David" w:hAnsi="David"/>
-          <w:color w:val="0000FF"/>
-          <w:sz w:val="24"/>
-          <w:rtl/>
-        </w:rPr>
-        <w:t>על איזה צורך הפרויקט עונה? איזה פתרון הפרויקט הזה בא לתת</w:t>
-      </w:r>
-      <w:r>
-        <w:rPr>
-          <w:rFonts w:ascii="David" w:hAnsi="David"/>
-          <w:color w:val="0000FF"/>
-          <w:sz w:val="24"/>
-        </w:rPr>
-        <w:t xml:space="preserve"> ?</w:t>
-      </w:r>
-    </w:p>
-    <w:p>
-      <w:pPr>
-        <w:pStyle w:val="af0"/>
-        <w:numPr>
-          <w:ilvl w:val="0"/>
-          <w:numId w:val="11"/>
-        </w:numPr>
-        <w:spacing w:line="360" w:lineRule="auto"/>
-        <w:rPr>
-          <w:rFonts w:ascii="David" w:hAnsi="David"/>
-          <w:color w:val="0000FF"/>
-          <w:sz w:val="24"/>
-        </w:rPr>
-      </w:pPr>
-      <w:r>
-        <w:rPr>
-          <w:rFonts w:ascii="David" w:hAnsi="David"/>
-          <w:color w:val="0000FF"/>
-          <w:sz w:val="24"/>
-          <w:rtl/>
-        </w:rPr>
-        <w:t xml:space="preserve">הצגת פתרונות לבעיה </w:t>
-      </w:r>
-      <w:r>
-        <w:rPr>
-          <w:rFonts w:ascii="David" w:hAnsi="David"/>
-          <w:color w:val="0000FF"/>
-          <w:sz w:val="24"/>
-        </w:rPr>
-        <w:t xml:space="preserve">- </w:t>
-      </w:r>
-      <w:r>
-        <w:rPr>
-          <w:rFonts w:ascii="David" w:hAnsi="David"/>
-          <w:color w:val="0000FF"/>
-          <w:sz w:val="24"/>
-          <w:rtl/>
-        </w:rPr>
-        <w:t>הפתרונות שנבחנו במסגרת המחקר המקדים</w:t>
-      </w:r>
-    </w:p>
-    <w:p>
-      <w:pPr>
-        <w:pStyle w:val="af0"/>
-        <w:numPr>
-          <w:ilvl w:val="0"/>
-          <w:numId w:val="11"/>
-        </w:numPr>
-        <w:spacing w:line="360" w:lineRule="auto"/>
-        <w:rPr>
-          <w:rFonts w:ascii="David" w:hAnsi="David"/>
-          <w:color w:val="0000FF"/>
-          <w:sz w:val="24"/>
-        </w:rPr>
-      </w:pPr>
-      <w:r>
-        <w:rPr>
-          <w:rFonts w:ascii="David" w:hAnsi="David"/>
-          <w:color w:val="0000FF"/>
-          <w:sz w:val="24"/>
-          <w:rtl/>
-        </w:rPr>
-        <w:t>חלק זה יהיה לפחות עמוד מלא</w:t>
-      </w:r>
-      <w:r>
-        <w:rPr>
-          <w:rFonts w:ascii="David" w:hAnsi="David"/>
-          <w:color w:val="0000FF"/>
-          <w:sz w:val="24"/>
-        </w:rPr>
-        <w:t>.</w:t>
-      </w:r>
-    </w:p>
-    <w:p>
-      <w:pPr>
-        <w:bidi w:val="0"/>
-        <w:spacing w:line="240" w:lineRule="auto"/>
-        <w:jc w:val="left"/>
-        <w:rPr>
-          <w:rFonts w:ascii="David" w:hAnsi="David"/>
-          <w:sz w:val="24"/>
-        </w:rPr>
-      </w:pPr>
-      <w:r>
-        <w:rPr>
-          <w:rFonts w:ascii="David" w:hAnsi="David"/>
-          <w:sz w:val="24"/>
-        </w:rPr>
-        <w:br w:type="page"/>
-      </w:r>
-    </w:p>
-    <w:p>
-      <w:pPr>
-        <w:pStyle w:val="1"/>
-        <w:spacing w:line="360" w:lineRule="auto"/>
-        <w:rPr>
-          <w:rtl/>
-        </w:rPr>
-      </w:pPr>
-      <w:bookmarkStart w:id="4" w:name="_Toc29994015"/>
-      <w:bookmarkStart w:id="5" w:name="_Toc39329407"/>
-      <w:r>
-        <w:rPr>
-          <w:rFonts w:hint="cs"/>
-          <w:rtl/>
-        </w:rPr>
-        <w:lastRenderedPageBreak/>
-        <w:t xml:space="preserve">מדריך </w:t>
-      </w:r>
-      <w:r>
-        <w:rPr>
-          <w:rFonts w:hint="cs"/>
-          <w:rtl/>
-        </w:rPr>
-        <w:t>ל</w:t>
-      </w:r>
-      <w:r>
-        <w:rPr>
-          <w:rFonts w:hint="cs"/>
-          <w:rtl/>
-        </w:rPr>
-        <w:t>מתכנת</w:t>
+        <w:pStyle w:val="2"/>
+        <w:spacing w:line="276" w:lineRule="auto"/>
+        <w:rPr>
+          <w:rtl/>
+        </w:rPr>
+      </w:pPr>
+      <w:bookmarkStart w:id="4" w:name="_Toc29994016"/>
+      <w:bookmarkStart w:id="5" w:name="_Toc39329408"/>
+      <w:r>
+        <w:rPr>
+          <w:rFonts w:hint="cs"/>
+          <w:rtl/>
+        </w:rPr>
+        <w:t>אלגוריתמים</w:t>
+      </w:r>
+      <w:r>
+        <w:rPr>
+          <w:rFonts w:hint="cs"/>
+          <w:rtl/>
+        </w:rPr>
+        <w:t xml:space="preserve"> מרכזיים</w:t>
       </w:r>
       <w:bookmarkEnd w:id="4"/>
       <w:bookmarkEnd w:id="5"/>
     </w:p>
     <w:p>
       <w:pPr>
+        <w:spacing w:line="276" w:lineRule="auto"/>
+        <w:rPr>
+          <w:color w:val="0000FF"/>
+          <w:rtl/>
+        </w:rPr>
+      </w:pPr>
+      <w:r>
+        <w:rPr>
+          <w:rFonts w:hint="cs"/>
+          <w:color w:val="0000FF"/>
+          <w:rtl/>
+        </w:rPr>
+        <w:t xml:space="preserve"> </w:t>
+      </w:r>
+      <w:r>
+        <w:rPr>
+          <w:rFonts w:hint="cs"/>
+          <w:color w:val="0000FF"/>
+          <w:rtl/>
+        </w:rPr>
+        <w:t xml:space="preserve">אם יש כאלה </w:t>
+      </w:r>
+      <w:r>
+        <w:rPr>
+          <w:color w:val="0000FF"/>
+          <w:rtl/>
+        </w:rPr>
+        <w:t>–</w:t>
+      </w:r>
+      <w:r>
+        <w:rPr>
+          <w:rFonts w:hint="cs"/>
+          <w:color w:val="0000FF"/>
+          <w:rtl/>
+        </w:rPr>
+        <w:t xml:space="preserve"> אם אין אז אפשר למחוק את הסעיף הזה</w:t>
+      </w:r>
+    </w:p>
+    <w:p>
+      <w:pPr>
         <w:pStyle w:val="2"/>
-        <w:spacing w:line="360" w:lineRule="auto"/>
-        <w:rPr>
-          <w:rtl/>
-        </w:rPr>
-      </w:pPr>
-      <w:bookmarkStart w:id="6" w:name="_Toc29994016"/>
-      <w:bookmarkStart w:id="7" w:name="_Toc39329408"/>
-      <w:r>
-        <w:rPr>
-          <w:rFonts w:hint="cs"/>
-          <w:rtl/>
-        </w:rPr>
-        <w:t>אלגוריתמים</w:t>
-      </w:r>
-      <w:r>
-        <w:rPr>
-          <w:rFonts w:hint="cs"/>
-          <w:rtl/>
-        </w:rPr>
-        <w:t xml:space="preserve"> מרכזיים</w:t>
+        <w:spacing w:line="276" w:lineRule="auto"/>
+        <w:rPr>
+          <w:rtl/>
+        </w:rPr>
+      </w:pPr>
+      <w:bookmarkStart w:id="6" w:name="_Toc29994017"/>
+      <w:bookmarkStart w:id="7" w:name="_Toc39329409"/>
+      <w:r>
+        <w:rPr>
+          <w:rFonts w:hint="cs"/>
+          <w:rtl/>
+        </w:rPr>
+        <w:t>אתגרים מרכזיים</w:t>
       </w:r>
       <w:bookmarkEnd w:id="6"/>
       <w:bookmarkEnd w:id="7"/>
     </w:p>
     <w:p>
       <w:pPr>
-        <w:spacing w:line="360" w:lineRule="auto"/>
+        <w:spacing w:line="276" w:lineRule="auto"/>
         <w:rPr>
           <w:color w:val="0000FF"/>
           <w:rtl/>
@@ -5217,10 +5253,22 @@
           <w:color w:val="0000FF"/>
           <w:rtl/>
         </w:rPr>
-        <w:t xml:space="preserve">אם יש כאלה </w:t>
-      </w:r>
-      <w:r>
-        <w:rPr>
+        <w:t xml:space="preserve">פרטו פה את האתגרים המרכזיים איתם התמודדתם בזמן פיתוח הפרויקט (ברמת פירוט של 1-3 משפטים לכל אתגר). </w:t>
+      </w:r>
+      <w:r>
+        <w:rPr>
+          <w:rFonts w:hint="cs"/>
+          <w:b/>
+          <w:bCs/>
+          <w:color w:val="0000FF"/>
+          <w:rtl/>
+        </w:rPr>
+        <w:t xml:space="preserve">קחו בחשבון </w:t>
+      </w:r>
+      <w:r>
+        <w:rPr>
+          <w:b/>
+          <w:bCs/>
           <w:color w:val="0000FF"/>
           <w:rtl/>
         </w:rPr>
@@ -5229,162 +5277,93 @@
       <w:r>
         <w:rPr>
           <w:rFonts w:hint="cs"/>
-          <w:color w:val="0000FF"/>
-          <w:rtl/>
-        </w:rPr>
-        <w:t xml:space="preserve"> אם אין אז אפשר למחוק את הסעיף הזה</w:t>
+          <w:b/>
+          <w:bCs/>
+          <w:color w:val="0000FF"/>
+          <w:rtl/>
+        </w:rPr>
+        <w:t xml:space="preserve"> זו ההזדמנות שלכם להסביר לבוחן למה הפרויקט הוא יותר מורכב ממה שהוא נראה ממבט ראשון.</w:t>
+      </w:r>
+      <w:r>
+        <w:rPr>
+          <w:rFonts w:hint="cs"/>
+          <w:b/>
+          <w:bCs/>
+          <w:color w:val="0000FF"/>
+          <w:rtl/>
+        </w:rPr>
+        <w:t xml:space="preserve"> </w:t>
       </w:r>
     </w:p>
     <w:p>
       <w:pPr>
+        <w:spacing w:line="276" w:lineRule="auto"/>
+        <w:rPr>
+          <w:color w:val="0000FF"/>
+          <w:rtl/>
+        </w:rPr>
+      </w:pPr>
+      <w:r>
+        <w:rPr>
+          <w:rFonts w:hint="cs"/>
+          <w:color w:val="0000FF"/>
+          <w:rtl/>
+        </w:rPr>
+        <w:t>לכל אתגר כזה ציינו גם באיזה מחלקה הוא מקבל מענה.</w:t>
+      </w:r>
+    </w:p>
+    <w:p>
+      <w:pPr>
         <w:pStyle w:val="2"/>
-        <w:spacing w:line="360" w:lineRule="auto"/>
-        <w:rPr>
-          <w:rtl/>
-        </w:rPr>
-      </w:pPr>
-      <w:bookmarkStart w:id="8" w:name="_Toc29994017"/>
-      <w:bookmarkStart w:id="9" w:name="_Toc39329409"/>
-      <w:r>
-        <w:rPr>
-          <w:rFonts w:hint="cs"/>
-          <w:rtl/>
-        </w:rPr>
-        <w:t>אתגרים מרכזיים</w:t>
+        <w:pageBreakBefore/>
+        <w:spacing w:line="276" w:lineRule="auto"/>
+        <w:rPr>
+          <w:rtl/>
+        </w:rPr>
+      </w:pPr>
+      <w:bookmarkStart w:id="8" w:name="_Toc29994018"/>
+      <w:bookmarkStart w:id="9" w:name="_Toc39329410"/>
+      <w:r>
+        <w:rPr>
+          <w:rFonts w:hint="cs"/>
+          <w:rtl/>
+        </w:rPr>
+        <w:lastRenderedPageBreak/>
+        <w:t>תכן</w:t>
       </w:r>
       <w:bookmarkEnd w:id="8"/>
       <w:bookmarkEnd w:id="9"/>
     </w:p>
     <w:p>
       <w:pPr>
-        <w:spacing w:line="360" w:lineRule="auto"/>
-        <w:rPr>
-          <w:color w:val="0000FF"/>
-          <w:rtl/>
-        </w:rPr>
-      </w:pPr>
-      <w:r>
-        <w:rPr>
-          <w:rFonts w:hint="cs"/>
-          <w:color w:val="0000FF"/>
-          <w:rtl/>
-        </w:rPr>
-        <w:t xml:space="preserve"> </w:t>
-      </w:r>
-      <w:r>
-        <w:rPr>
-          <w:rFonts w:hint="cs"/>
-          <w:color w:val="0000FF"/>
-          <w:rtl/>
-        </w:rPr>
-        <w:t xml:space="preserve">פרטו פה את האתגרים המרכזיים איתם התמודדתם בזמן פיתוח הפרויקט (ברמת פירוט של 1-3 משפטים לכל אתגר). </w:t>
-      </w:r>
-      <w:r>
-        <w:rPr>
-          <w:rFonts w:hint="cs"/>
-          <w:b/>
-          <w:bCs/>
-          <w:color w:val="0000FF"/>
-          <w:rtl/>
-        </w:rPr>
-        <w:t xml:space="preserve">קחו בחשבון </w:t>
-      </w:r>
-      <w:r>
-        <w:rPr>
-          <w:b/>
-          <w:bCs/>
-          <w:color w:val="0000FF"/>
-          <w:rtl/>
-        </w:rPr>
-        <w:t>–</w:t>
-      </w:r>
-      <w:r>
-        <w:rPr>
-          <w:rFonts w:hint="cs"/>
-          <w:b/>
-          <w:bCs/>
-          <w:color w:val="0000FF"/>
-          <w:rtl/>
-        </w:rPr>
-        <w:t xml:space="preserve"> זו ההזדמנות שלכם להסביר לבוחן למה הפרויקט הוא יותר מורכב ממה שהוא נראה ממבט ראשון.</w:t>
-      </w:r>
-      <w:r>
-        <w:rPr>
-          <w:rFonts w:hint="cs"/>
-          <w:b/>
-          <w:bCs/>
-          <w:color w:val="0000FF"/>
-          <w:rtl/>
-        </w:rPr>
-        <w:t xml:space="preserve"> </w:t>
-      </w:r>
+        <w:pStyle w:val="2"/>
+        <w:spacing w:line="276" w:lineRule="auto"/>
+        <w:rPr>
+          <w:rtl/>
+        </w:rPr>
+      </w:pPr>
+      <w:bookmarkStart w:id="10" w:name="_Toc39329411"/>
+      <w:bookmarkStart w:id="11" w:name="_Toc29994019"/>
+      <w:r>
+        <w:rPr>
+          <w:rFonts w:hint="cs"/>
+          <w:rtl/>
+        </w:rPr>
+        <w:t>עץ מודולים</w:t>
+      </w:r>
+      <w:bookmarkEnd w:id="10"/>
     </w:p>
     <w:p>
       <w:pPr>
-        <w:spacing w:line="360" w:lineRule="auto"/>
-        <w:rPr>
-          <w:color w:val="0000FF"/>
-          <w:rtl/>
-        </w:rPr>
-      </w:pPr>
-      <w:r>
-        <w:rPr>
-          <w:rFonts w:hint="cs"/>
-          <w:color w:val="0000FF"/>
-          <w:rtl/>
-        </w:rPr>
-        <w:t>לכל אתגר כזה ציינו גם באיזה מחלקה הוא מקבל מענה.</w:t>
-      </w:r>
+        <w:spacing w:line="276" w:lineRule="auto"/>
+        <w:rPr>
+          <w:rtl/>
+        </w:rPr>
+      </w:pPr>
     </w:p>
     <w:p>
       <w:pPr>
-        <w:pStyle w:val="2"/>
-        <w:pageBreakBefore/>
-        <w:spacing w:line="360" w:lineRule="auto"/>
-        <w:rPr>
-          <w:rtl/>
-        </w:rPr>
-      </w:pPr>
-      <w:bookmarkStart w:id="10" w:name="_Toc29994018"/>
-      <w:bookmarkStart w:id="11" w:name="_Toc39329410"/>
-      <w:r>
-        <w:rPr>
-          <w:rFonts w:hint="cs"/>
-          <w:rtl/>
-        </w:rPr>
-        <w:lastRenderedPageBreak/>
-        <w:t>תכן</w:t>
-      </w:r>
-      <w:bookmarkEnd w:id="10"/>
-      <w:bookmarkEnd w:id="11"/>
-    </w:p>
-    <w:p>
-      <w:pPr>
-        <w:pStyle w:val="2"/>
-        <w:rPr>
-          <w:rtl/>
-        </w:rPr>
-      </w:pPr>
-      <w:bookmarkStart w:id="12" w:name="_Toc39329411"/>
-      <w:bookmarkStart w:id="13" w:name="_Toc29994019"/>
-      <w:r>
-        <w:rPr>
-          <w:rFonts w:hint="cs"/>
-          <w:rtl/>
-        </w:rPr>
-        <w:t>עץ מודולים</w:t>
-      </w:r>
-      <w:bookmarkEnd w:id="12"/>
-    </w:p>
-    <w:p>
-      <w:pPr>
-        <w:rPr>
-          <w:rtl/>
-        </w:rPr>
-      </w:pPr>
-    </w:p>
-    <w:p>
-      <w:pPr>
+        <w:spacing w:line="276" w:lineRule="auto"/>
         <w:jc w:val="center"/>
       </w:pPr>
       <w:r>
@@ -5392,7 +5371,7 @@
           <w:noProof/>
         </w:rPr>
         <w:drawing>
-          <wp:inline distT="0" distB="0" distL="0" distR="0" wp14:anchorId="472D1B79" wp14:editId="2883C46E">
+          <wp:inline distT="0" distB="0" distL="0" distR="0" wp14:anchorId="272CA514" wp14:editId="76C5C289">
             <wp:extent cx="5486400" cy="2025650"/>
             <wp:effectExtent l="0" t="0" r="19050" b="0"/>
             <wp:docPr id="7" name="Diagram 7"/>
@@ -5409,6 +5388,7 @@
     <w:p>
       <w:pPr>
         <w:pStyle w:val="3"/>
+        <w:spacing w:line="276" w:lineRule="auto"/>
         <w:rPr>
           <w:rtl/>
         </w:rPr>
@@ -5417,8 +5397,9 @@
     <w:p>
       <w:pPr>
         <w:pStyle w:val="2"/>
-      </w:pPr>
-      <w:bookmarkStart w:id="14" w:name="_Toc39329412"/>
+        <w:spacing w:line="276" w:lineRule="auto"/>
+      </w:pPr>
+      <w:bookmarkStart w:id="12" w:name="_Toc39329412"/>
       <w:r>
         <w:rPr>
           <w:rFonts w:hint="cs"/>
@@ -5429,10 +5410,11 @@
       <w:r>
         <w:t>Use Case</w:t>
       </w:r>
-      <w:bookmarkEnd w:id="14"/>
+      <w:bookmarkEnd w:id="12"/>
     </w:p>
     <w:p>
       <w:pPr>
+        <w:spacing w:line="276" w:lineRule="auto"/>
         <w:rPr>
           <w:color w:val="0000FF"/>
           <w:rtl/>
@@ -5449,6 +5431,7 @@
     </w:p>
     <w:p>
       <w:pPr>
+        <w:spacing w:line="276" w:lineRule="auto"/>
         <w:jc w:val="center"/>
         <w:rPr>
           <w:color w:val="0000FF"/>
@@ -5458,6 +5441,7 @@
     </w:p>
     <w:p>
       <w:pPr>
+        <w:spacing w:line="276" w:lineRule="auto"/>
         <w:rPr>
           <w:color w:val="0000FF"/>
           <w:rtl/>
@@ -5472,7 +5456,7 @@
         <mc:AlternateContent>
           <mc:Choice Requires="wps">
             <w:drawing>
-              <wp:anchor distT="0" distB="0" distL="114300" distR="114300" simplePos="0" relativeHeight="251662848" behindDoc="0" locked="0" layoutInCell="1" allowOverlap="1" wp14:anchorId="621370C6" wp14:editId="1EDA3A57">
+              <wp:anchor distT="0" distB="0" distL="114300" distR="114300" simplePos="0" relativeHeight="251662848" behindDoc="0" locked="0" layoutInCell="1" allowOverlap="1" wp14:anchorId="1BC4EC8B" wp14:editId="6CB36430">
                 <wp:simplePos x="0" y="0"/>
                 <wp:positionH relativeFrom="column">
                   <wp:posOffset>882650</wp:posOffset>
@@ -5528,7 +5512,7 @@
               </wp:anchor>
             </w:drawing>
           </mc:Choice>
-          <mc:Fallback xmlns:w16cid="http://schemas.microsoft.com/office/word/2016/wordml/cid" xmlns:am3d="http://schemas.microsoft.com/office/drawing/2017/model3d" xmlns:aink="http://schemas.microsoft.com/office/drawing/2016/ink" xmlns:cx8="http://schemas.microsoft.com/office/drawing/2016/5/14/chartex" xmlns:cx7="http://schemas.microsoft.com/office/drawing/2016/5/13/chartex" xmlns:cx6="http://schemas.microsoft.com/office/drawing/2016/5/12/chartex" xmlns:cx5="http://schemas.microsoft.com/office/drawing/2016/5/11/chartex" xmlns:cx4="http://schemas.microsoft.com/office/drawing/2016/5/10/chartex" xmlns:cx3="http://schemas.microsoft.com/office/drawing/2016/5/9/chartex" xmlns:cx2="http://schemas.microsoft.com/office/drawing/2015/10/21/chartex" xmlns:cx1="http://schemas.microsoft.com/office/drawing/2015/9/8/chartex">
+          <mc:Fallback>
             <w:pict>
               <v:rect w14:anchorId="02E278B6" id=" 59" o:spid="_x0000_s1026" style="position:absolute;margin-left:69.5pt;margin-top:14.6pt;width:311.5pt;height:282pt;z-index:251662848;visibility:visible;mso-wrap-style:square;mso-width-percent:0;mso-height-percent:0;mso-wrap-distance-left:9pt;mso-wrap-distance-top:0;mso-wrap-distance-right:9pt;mso-wrap-distance-bottom:0;mso-position-horizontal:absolute;mso-position-horizontal-relative:text;mso-position-vertical:absolute;mso-position-vertical-relative:text;mso-width-percent:0;mso-height-percent:0;mso-width-relative:page;mso-height-relative:page;v-text-anchor:top" o:gfxdata="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">
                 <v:path arrowok="t"/>
@@ -5540,6 +5524,7 @@
     </w:p>
     <w:p>
       <w:pPr>
+        <w:spacing w:line="276" w:lineRule="auto"/>
         <w:rPr>
           <w:rtl/>
         </w:rPr>
@@ -5551,7 +5536,7 @@
         <mc:AlternateContent>
           <mc:Choice Requires="wpg">
             <w:drawing>
-              <wp:anchor distT="0" distB="0" distL="114300" distR="114300" simplePos="0" relativeHeight="251663872" behindDoc="0" locked="0" layoutInCell="1" allowOverlap="1" wp14:anchorId="34FCF05A" wp14:editId="669D70E1">
+              <wp:anchor distT="0" distB="0" distL="114300" distR="114300" simplePos="0" relativeHeight="251663872" behindDoc="0" locked="0" layoutInCell="1" allowOverlap="1" wp14:anchorId="39178185" wp14:editId="55D09D5D">
                 <wp:simplePos x="0" y="0"/>
                 <wp:positionH relativeFrom="column">
                   <wp:posOffset>2101850</wp:posOffset>
@@ -5675,17 +5660,17 @@
               </wp:anchor>
             </w:drawing>
           </mc:Choice>
-          <mc:Fallback xmlns:w16cid="http://schemas.microsoft.com/office/word/2016/wordml/cid" xmlns:am3d="http://schemas.microsoft.com/office/drawing/2017/model3d" xmlns:aink="http://schemas.microsoft.com/office/drawing/2016/ink" xmlns:cx8="http://schemas.microsoft.com/office/drawing/2016/5/14/chartex" xmlns:cx7="http://schemas.microsoft.com/office/drawing/2016/5/13/chartex" xmlns:cx6="http://schemas.microsoft.com/office/drawing/2016/5/12/chartex" xmlns:cx5="http://schemas.microsoft.com/office/drawing/2016/5/11/chartex" xmlns:cx4="http://schemas.microsoft.com/office/drawing/2016/5/10/chartex" xmlns:cx3="http://schemas.microsoft.com/office/drawing/2016/5/9/chartex" xmlns:cx2="http://schemas.microsoft.com/office/drawing/2015/10/21/chartex" xmlns:cx1="http://schemas.microsoft.com/office/drawing/2015/9/8/chartex">
+          <mc:Fallback>
             <w:pict>
-              <v:group w14:anchorId="0DEA6491" id=" 62" o:spid="_x0000_s1026" style="position:absolute;left:0;text-align:left;margin-left:165.5pt;margin-top:13.85pt;width:151.5pt;height:46.5pt;z-index:251663872" coordorigin="4750,9110" coordsize="3030,930" o:gfxdata="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">
-                <v:oval id=" 60" o:spid="_x0000_s1027" style="position:absolute;left:4750;top:9110;width:3030;height:930;visibility:visible;mso-wrap-style:square;v-text-anchor:top" o:gfxdata="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" strokeweight="1.25pt">
+              <v:group w14:anchorId="39178185" id=" 62" o:spid="_x0000_s1026" style="position:absolute;left:0;text-align:left;margin-left:165.5pt;margin-top:13.85pt;width:151.5pt;height:46.5pt;z-index:251663872" coordorigin="4750,9110" coordsize="3030,930" o:gfxdata="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">
+                <v:oval id=" 60" o:spid="_x0000_s1027" style="position:absolute;left:4750;top:9110;width:3030;height:930;visibility:visible;mso-wrap-style:square;v-text-anchor:top" o:gfxdata="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" strokeweight="1.25pt">
                   <v:path arrowok="t"/>
                 </v:oval>
                 <v:shapetype id="_x0000_t202" coordsize="21600,21600" o:spt="202" path="m,l,21600r21600,l21600,xe">
                   <v:stroke joinstyle="miter"/>
                   <v:path gradientshapeok="t" o:connecttype="rect"/>
                 </v:shapetype>
-                <v:shape id=" 61" o:spid="_x0000_s1028" type="#_x0000_t202" style="position:absolute;left:5460;top:9380;width:1650;height:510;visibility:visible;mso-wrap-style:square;v-text-anchor:top" o:gfxdata="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" strokecolor="white [3212]" strokeweight="1.25pt">
+                <v:shape id=" 61" o:spid="_x0000_s1028" type="#_x0000_t202" style="position:absolute;left:5460;top:9380;width:1650;height:510;visibility:visible;mso-wrap-style:square;v-text-anchor:top" o:gfxdata="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" strokecolor="white [3212]" strokeweight="1.25pt">
                   <v:path arrowok="t"/>
                   <v:textbox>
                     <w:txbxContent>
@@ -5719,7 +5704,7 @@
     <w:p>
       <w:pPr>
         <w:bidi w:val="0"/>
-        <w:spacing w:line="240" w:lineRule="auto"/>
+        <w:spacing w:line="276" w:lineRule="auto"/>
         <w:jc w:val="left"/>
         <w:rPr>
           <w:rFonts w:ascii="Arial" w:hAnsi="Arial" w:cs="Narkisim"/>
@@ -5739,7 +5724,7 @@
         <mc:AlternateContent>
           <mc:Choice Requires="wps">
             <w:drawing>
-              <wp:anchor distT="0" distB="0" distL="114300" distR="114300" simplePos="0" relativeHeight="251674112" behindDoc="0" locked="0" layoutInCell="1" allowOverlap="1" wp14:anchorId="41004CD1" wp14:editId="438FC90A">
+              <wp:anchor distT="0" distB="0" distL="114300" distR="114300" simplePos="0" relativeHeight="251674112" behindDoc="0" locked="0" layoutInCell="1" allowOverlap="1" wp14:anchorId="3F31CEA7" wp14:editId="74D1BCA6">
                 <wp:simplePos x="0" y="0"/>
                 <wp:positionH relativeFrom="column">
                   <wp:posOffset>266700</wp:posOffset>
@@ -5798,7 +5783,7 @@
               </wp:anchor>
             </w:drawing>
           </mc:Choice>
-          <mc:Fallback xmlns:w16cid="http://schemas.microsoft.com/office/word/2016/wordml/cid" xmlns:am3d="http://schemas.microsoft.com/office/drawing/2017/model3d" xmlns:aink="http://schemas.microsoft.com/office/drawing/2016/ink" xmlns:cx8="http://schemas.microsoft.com/office/drawing/2016/5/14/chartex" xmlns:cx7="http://schemas.microsoft.com/office/drawing/2016/5/13/chartex" xmlns:cx6="http://schemas.microsoft.com/office/drawing/2016/5/12/chartex" xmlns:cx5="http://schemas.microsoft.com/office/drawing/2016/5/11/chartex" xmlns:cx4="http://schemas.microsoft.com/office/drawing/2016/5/10/chartex" xmlns:cx3="http://schemas.microsoft.com/office/drawing/2016/5/9/chartex" xmlns:cx2="http://schemas.microsoft.com/office/drawing/2015/10/21/chartex" xmlns:cx1="http://schemas.microsoft.com/office/drawing/2015/9/8/chartex">
+          <mc:Fallback>
             <w:pict>
               <v:shapetype w14:anchorId="203256E1" id="_x0000_t32" coordsize="21600,21600" o:spt="32" o:oned="t" path="m,l21600,21600e" filled="f">
                 <v:path arrowok="t" fillok="f" o:connecttype="none"/>
@@ -5819,7 +5804,7 @@
         <mc:AlternateContent>
           <mc:Choice Requires="wps">
             <w:drawing>
-              <wp:anchor distT="0" distB="0" distL="114300" distR="114300" simplePos="0" relativeHeight="251675136" behindDoc="0" locked="0" layoutInCell="1" allowOverlap="1" wp14:anchorId="7E2059AC" wp14:editId="3A1D21E8">
+              <wp:anchor distT="0" distB="0" distL="114300" distR="114300" simplePos="0" relativeHeight="251675136" behindDoc="0" locked="0" layoutInCell="1" allowOverlap="1" wp14:anchorId="2D3F204C" wp14:editId="69C6BDFA">
                 <wp:simplePos x="0" y="0"/>
                 <wp:positionH relativeFrom="column">
                   <wp:posOffset>273050</wp:posOffset>
@@ -5878,7 +5863,7 @@
               </wp:anchor>
             </w:drawing>
           </mc:Choice>
-          <mc:Fallback xmlns:w16cid="http://schemas.microsoft.com/office/word/2016/wordml/cid" xmlns:am3d="http://schemas.microsoft.com/office/drawing/2017/model3d" xmlns:aink="http://schemas.microsoft.com/office/drawing/2016/ink" xmlns:cx8="http://schemas.microsoft.com/office/drawing/2016/5/14/chartex" xmlns:cx7="http://schemas.microsoft.com/office/drawing/2016/5/13/chartex" xmlns:cx6="http://schemas.microsoft.com/office/drawing/2016/5/12/chartex" xmlns:cx5="http://schemas.microsoft.com/office/drawing/2016/5/11/chartex" xmlns:cx4="http://schemas.microsoft.com/office/drawing/2016/5/10/chartex" xmlns:cx3="http://schemas.microsoft.com/office/drawing/2016/5/9/chartex" xmlns:cx2="http://schemas.microsoft.com/office/drawing/2015/10/21/chartex" xmlns:cx1="http://schemas.microsoft.com/office/drawing/2015/9/8/chartex">
+          <mc:Fallback>
             <w:pict>
               <v:shape w14:anchorId="531D5B0A" id=" 94" o:spid="_x0000_s1026" type="#_x0000_t32" style="position:absolute;margin-left:21.5pt;margin-top:155.6pt;width:150.2pt;height:52.5pt;z-index:251675136;visibility:visible;mso-wrap-style:square;mso-width-percent:0;mso-height-percent:0;mso-wrap-distance-left:9pt;mso-wrap-distance-top:0;mso-wrap-distance-right:9pt;mso-wrap-distance-bottom:0;mso-position-horizontal:absolute;mso-position-horizontal-relative:text;mso-position-vertical:absolute;mso-position-vertical-relative:text;mso-width-percent:0;mso-height-percent:0;mso-width-relative:page;mso-height-relative:page" o:gfxdata="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" strokeweight="1.5pt">
                 <o:lock v:ext="edit" shapetype="f"/>
@@ -5895,7 +5880,7 @@
         <mc:AlternateContent>
           <mc:Choice Requires="wps">
             <w:drawing>
-              <wp:anchor distT="0" distB="0" distL="114300" distR="114300" simplePos="0" relativeHeight="251679232" behindDoc="0" locked="0" layoutInCell="1" allowOverlap="1" wp14:anchorId="0AAA9607" wp14:editId="4D4A4EBA">
+              <wp:anchor distT="0" distB="0" distL="114300" distR="114300" simplePos="0" relativeHeight="251679232" behindDoc="0" locked="0" layoutInCell="1" allowOverlap="1" wp14:anchorId="08730CC5" wp14:editId="40BD9917">
                 <wp:simplePos x="0" y="0"/>
                 <wp:positionH relativeFrom="column">
                   <wp:posOffset>285750</wp:posOffset>
@@ -5954,7 +5939,7 @@
               </wp:anchor>
             </w:drawing>
           </mc:Choice>
-          <mc:Fallback xmlns:w16cid="http://schemas.microsoft.com/office/word/2016/wordml/cid" xmlns:am3d="http://schemas.microsoft.com/office/drawing/2017/model3d" xmlns:aink="http://schemas.microsoft.com/office/drawing/2016/ink" xmlns:cx8="http://schemas.microsoft.com/office/drawing/2016/5/14/chartex" xmlns:cx7="http://schemas.microsoft.com/office/drawing/2016/5/13/chartex" xmlns:cx6="http://schemas.microsoft.com/office/drawing/2016/5/12/chartex" xmlns:cx5="http://schemas.microsoft.com/office/drawing/2016/5/11/chartex" xmlns:cx4="http://schemas.microsoft.com/office/drawing/2016/5/10/chartex" xmlns:cx3="http://schemas.microsoft.com/office/drawing/2016/5/9/chartex" xmlns:cx2="http://schemas.microsoft.com/office/drawing/2015/10/21/chartex" xmlns:cx1="http://schemas.microsoft.com/office/drawing/2015/9/8/chartex">
+          <mc:Fallback>
             <w:pict>
               <v:shape w14:anchorId="54F4134C" id=" 98" o:spid="_x0000_s1026" type="#_x0000_t32" style="position:absolute;margin-left:22.5pt;margin-top:73.5pt;width:136pt;height:65.95pt;flip:y;z-index:251679232;visibility:visible;mso-wrap-style:square;mso-width-percent:0;mso-height-percent:0;mso-wrap-distance-left:9pt;mso-wrap-distance-top:0;mso-wrap-distance-right:9pt;mso-wrap-distance-bottom:0;mso-position-horizontal:absolute;mso-position-horizontal-relative:text;mso-position-vertical:absolute;mso-position-vertical-relative:text;mso-width-percent:0;mso-height-percent:0;mso-width-relative:page;mso-height-relative:page" o:gfxdata="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" strokeweight="1.5pt">
                 <o:lock v:ext="edit" shapetype="f"/>
@@ -5971,7 +5956,7 @@
         <mc:AlternateContent>
           <mc:Choice Requires="wps">
             <w:drawing>
-              <wp:anchor distT="0" distB="0" distL="114300" distR="114300" simplePos="0" relativeHeight="251678208" behindDoc="0" locked="0" layoutInCell="1" allowOverlap="1" wp14:anchorId="36BB1AA6" wp14:editId="42FA2D6B">
+              <wp:anchor distT="0" distB="0" distL="114300" distR="114300" simplePos="0" relativeHeight="251678208" behindDoc="0" locked="0" layoutInCell="1" allowOverlap="1" wp14:anchorId="44A6D1AF" wp14:editId="4EC7079B">
                 <wp:simplePos x="0" y="0"/>
                 <wp:positionH relativeFrom="column">
                   <wp:posOffset>4019550</wp:posOffset>
@@ -6030,7 +6015,7 @@
               </wp:anchor>
             </w:drawing>
           </mc:Choice>
-          <mc:Fallback xmlns:w16cid="http://schemas.microsoft.com/office/word/2016/wordml/cid" xmlns:am3d="http://schemas.microsoft.com/office/drawing/2017/model3d" xmlns:aink="http://schemas.microsoft.com/office/drawing/2016/ink" xmlns:cx8="http://schemas.microsoft.com/office/drawing/2016/5/14/chartex" xmlns:cx7="http://schemas.microsoft.com/office/drawing/2016/5/13/chartex" xmlns:cx6="http://schemas.microsoft.com/office/drawing/2016/5/12/chartex" xmlns:cx5="http://schemas.microsoft.com/office/drawing/2016/5/11/chartex" xmlns:cx4="http://schemas.microsoft.com/office/drawing/2016/5/10/chartex" xmlns:cx3="http://schemas.microsoft.com/office/drawing/2016/5/9/chartex" xmlns:cx2="http://schemas.microsoft.com/office/drawing/2015/10/21/chartex" xmlns:cx1="http://schemas.microsoft.com/office/drawing/2015/9/8/chartex">
+          <mc:Fallback>
             <w:pict>
               <v:shape w14:anchorId="0AC091AF" id=" 97" o:spid="_x0000_s1026" type="#_x0000_t32" style="position:absolute;margin-left:316.5pt;margin-top:121pt;width:95pt;height:92.95pt;flip:y;z-index:251678208;visibility:visible;mso-wrap-style:square;mso-width-percent:0;mso-height-percent:0;mso-wrap-distance-left:9pt;mso-wrap-distance-top:0;mso-wrap-distance-right:9pt;mso-wrap-distance-bottom:0;mso-position-horizontal:absolute;mso-position-horizontal-relative:text;mso-position-vertical:absolute;mso-position-vertical-relative:text;mso-width-percent:0;mso-height-percent:0;mso-width-relative:page;mso-height-relative:page" o:gfxdata="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" strokeweight="1.5pt">
                 <o:lock v:ext="edit" shapetype="f"/>
@@ -6047,7 +6032,7 @@
         <mc:AlternateContent>
           <mc:Choice Requires="wps">
             <w:drawing>
-              <wp:anchor distT="0" distB="0" distL="114300" distR="114300" simplePos="0" relativeHeight="251677184" behindDoc="0" locked="0" layoutInCell="1" allowOverlap="1" wp14:anchorId="12AD36EB" wp14:editId="1A208F12">
+              <wp:anchor distT="0" distB="0" distL="114300" distR="114300" simplePos="0" relativeHeight="251677184" behindDoc="0" locked="0" layoutInCell="1" allowOverlap="1" wp14:anchorId="447BA7C4" wp14:editId="56DFD79A">
                 <wp:simplePos x="0" y="0"/>
                 <wp:positionH relativeFrom="column">
                   <wp:posOffset>4095750</wp:posOffset>
@@ -6106,7 +6091,7 @@
               </wp:anchor>
             </w:drawing>
           </mc:Choice>
-          <mc:Fallback xmlns:w16cid="http://schemas.microsoft.com/office/word/2016/wordml/cid" xmlns:am3d="http://schemas.microsoft.com/office/drawing/2017/model3d" xmlns:aink="http://schemas.microsoft.com/office/drawing/2016/ink" xmlns:cx8="http://schemas.microsoft.com/office/drawing/2016/5/14/chartex" xmlns:cx7="http://schemas.microsoft.com/office/drawing/2016/5/13/chartex" xmlns:cx6="http://schemas.microsoft.com/office/drawing/2016/5/12/chartex" xmlns:cx5="http://schemas.microsoft.com/office/drawing/2016/5/11/chartex" xmlns:cx4="http://schemas.microsoft.com/office/drawing/2016/5/10/chartex" xmlns:cx3="http://schemas.microsoft.com/office/drawing/2016/5/9/chartex" xmlns:cx2="http://schemas.microsoft.com/office/drawing/2015/10/21/chartex" xmlns:cx1="http://schemas.microsoft.com/office/drawing/2015/9/8/chartex">
+          <mc:Fallback>
             <w:pict>
               <v:shape w14:anchorId="54C09743" id=" 96" o:spid="_x0000_s1026" type="#_x0000_t32" style="position:absolute;margin-left:322.5pt;margin-top:88.1pt;width:89pt;height:24pt;z-index:251677184;visibility:visible;mso-wrap-style:square;mso-width-percent:0;mso-height-percent:0;mso-wrap-distance-left:9pt;mso-wrap-distance-top:0;mso-wrap-distance-right:9pt;mso-wrap-distance-bottom:0;mso-position-horizontal:absolute;mso-position-horizontal-relative:text;mso-position-vertical:absolute;mso-position-vertical-relative:text;mso-width-percent:0;mso-height-percent:0;mso-width-relative:page;mso-height-relative:page" o:gfxdata="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" strokeweight="1.5pt">
                 <o:lock v:ext="edit" shapetype="f"/>
@@ -6123,7 +6108,7 @@
         <mc:AlternateContent>
           <mc:Choice Requires="wps">
             <w:drawing>
-              <wp:anchor distT="0" distB="0" distL="114300" distR="114300" simplePos="0" relativeHeight="251676160" behindDoc="0" locked="0" layoutInCell="1" allowOverlap="1" wp14:anchorId="6E1D53C4" wp14:editId="7623892D">
+              <wp:anchor distT="0" distB="0" distL="114300" distR="114300" simplePos="0" relativeHeight="251676160" behindDoc="0" locked="0" layoutInCell="1" allowOverlap="1" wp14:anchorId="645F2122" wp14:editId="30870EA9">
                 <wp:simplePos x="0" y="0"/>
                 <wp:positionH relativeFrom="column">
                   <wp:posOffset>3994150</wp:posOffset>
@@ -6182,7 +6167,7 @@
               </wp:anchor>
             </w:drawing>
           </mc:Choice>
-          <mc:Fallback xmlns:w16cid="http://schemas.microsoft.com/office/word/2016/wordml/cid" xmlns:am3d="http://schemas.microsoft.com/office/drawing/2017/model3d" xmlns:aink="http://schemas.microsoft.com/office/drawing/2016/ink" xmlns:cx8="http://schemas.microsoft.com/office/drawing/2016/5/14/chartex" xmlns:cx7="http://schemas.microsoft.com/office/drawing/2016/5/13/chartex" xmlns:cx6="http://schemas.microsoft.com/office/drawing/2016/5/12/chartex" xmlns:cx5="http://schemas.microsoft.com/office/drawing/2016/5/11/chartex" xmlns:cx4="http://schemas.microsoft.com/office/drawing/2016/5/10/chartex" xmlns:cx3="http://schemas.microsoft.com/office/drawing/2016/5/9/chartex" xmlns:cx2="http://schemas.microsoft.com/office/drawing/2015/10/21/chartex" xmlns:cx1="http://schemas.microsoft.com/office/drawing/2015/9/8/chartex">
+          <mc:Fallback>
             <w:pict>
               <v:shape w14:anchorId="0512E1C5" id=" 95" o:spid="_x0000_s1026" type="#_x0000_t32" style="position:absolute;margin-left:314.5pt;margin-top:33.95pt;width:99.5pt;height:71.55pt;z-index:251676160;visibility:visible;mso-wrap-style:square;mso-width-percent:0;mso-height-percent:0;mso-wrap-distance-left:9pt;mso-wrap-distance-top:0;mso-wrap-distance-right:9pt;mso-wrap-distance-bottom:0;mso-position-horizontal:absolute;mso-position-horizontal-relative:text;mso-position-vertical:absolute;mso-position-vertical-relative:text;mso-width-percent:0;mso-height-percent:0;mso-width-relative:page;mso-height-relative:page" o:gfxdata="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" strokeweight="1.5pt">
                 <o:lock v:ext="edit" shapetype="f"/>
@@ -6198,7 +6183,7 @@
         <mc:AlternateContent>
           <mc:Choice Requires="wpg">
             <w:drawing>
-              <wp:anchor distT="0" distB="0" distL="114300" distR="114300" simplePos="0" relativeHeight="251673088" behindDoc="0" locked="0" layoutInCell="1" allowOverlap="1" wp14:anchorId="4C5270AB" wp14:editId="11B92A90">
+              <wp:anchor distT="0" distB="0" distL="114300" distR="114300" simplePos="0" relativeHeight="251673088" behindDoc="0" locked="0" layoutInCell="1" allowOverlap="1" wp14:anchorId="484A4628" wp14:editId="6472416C">
                 <wp:simplePos x="0" y="0"/>
                 <wp:positionH relativeFrom="column">
                   <wp:posOffset>5118100</wp:posOffset>
@@ -6450,25 +6435,29 @@
               </wp:anchor>
             </w:drawing>
           </mc:Choice>
-          <mc:Fallback xmlns:w16cid="http://schemas.microsoft.com/office/word/2016/wordml/cid" xmlns:am3d="http://schemas.microsoft.com/office/drawing/2017/model3d" xmlns:aink="http://schemas.microsoft.com/office/drawing/2016/ink" xmlns:cx8="http://schemas.microsoft.com/office/drawing/2016/5/14/chartex" xmlns:cx7="http://schemas.microsoft.com/office/drawing/2016/5/13/chartex" xmlns:cx6="http://schemas.microsoft.com/office/drawing/2016/5/12/chartex" xmlns:cx5="http://schemas.microsoft.com/office/drawing/2016/5/11/chartex" xmlns:cx4="http://schemas.microsoft.com/office/drawing/2016/5/10/chartex" xmlns:cx3="http://schemas.microsoft.com/office/drawing/2016/5/9/chartex" xmlns:cx2="http://schemas.microsoft.com/office/drawing/2015/10/21/chartex" xmlns:cx1="http://schemas.microsoft.com/office/drawing/2015/9/8/chartex">
+          <mc:Fallback>
             <w:pict>
-              <v:group w14:anchorId="030A89F7" id=" 86" o:spid="_x0000_s1029" style="position:absolute;margin-left:403pt;margin-top:74.1pt;width:38.5pt;height:84.5pt;z-index:251673088" coordorigin="1060,10550" coordsize="770,1690" o:gfxdata="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">
-                <v:oval id=" 87" o:spid="_x0000_s1030" style="position:absolute;left:1280;top:10550;width:320;height:340;visibility:visible;mso-wrap-style:square;v-text-anchor:top" o:gfxdata="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">
+              <v:group w14:anchorId="484A4628" id=" 86" o:spid="_x0000_s1029" style="position:absolute;margin-left:403pt;margin-top:74.1pt;width:38.5pt;height:84.5pt;z-index:251673088" coordorigin="1060,10550" coordsize="770,1690" o:gfxdata="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">
+                <v:oval id=" 87" o:spid="_x0000_s1030" style="position:absolute;left:1280;top:10550;width:320;height:340;visibility:visible;mso-wrap-style:square;v-text-anchor:top" o:gfxdata="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">
                   <v:path arrowok="t"/>
                 </v:oval>
-                <v:shape id=" 88" o:spid="_x0000_s1031" type="#_x0000_t32" style="position:absolute;left:1450;top:10880;width:0;height:670;visibility:visible;mso-wrap-style:square" o:connectortype="straight" o:gfxdata="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">
+                <v:shapetype id="_x0000_t32" coordsize="21600,21600" o:spt="32" o:oned="t" path="m,l21600,21600e" filled="f">
+                  <v:path arrowok="t" fillok="f" o:connecttype="none"/>
+                  <o:lock v:ext="edit" shapetype="t"/>
+                </v:shapetype>
+                <v:shape id=" 88" o:spid="_x0000_s1031" type="#_x0000_t32" style="position:absolute;left:1450;top:10880;width:0;height:670;visibility:visible;mso-wrap-style:square" o:connectortype="straight" o:gfxdata="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">
                   <o:lock v:ext="edit" shapetype="f"/>
                 </v:shape>
-                <v:shape id=" 89" o:spid="_x0000_s1032" type="#_x0000_t32" style="position:absolute;left:1190;top:11040;width:520;height:1;visibility:visible;mso-wrap-style:square" o:connectortype="straight" o:gfxdata="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">
+                <v:shape id=" 89" o:spid="_x0000_s1032" type="#_x0000_t32" style="position:absolute;left:1190;top:11040;width:520;height:1;visibility:visible;mso-wrap-style:square" o:connectortype="straight" o:gfxdata="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">
                   <o:lock v:ext="edit" shapetype="f"/>
                 </v:shape>
-                <v:shape id=" 90" o:spid="_x0000_s1033" type="#_x0000_t32" style="position:absolute;left:1200;top:11540;width:260;height:291;flip:x;visibility:visible;mso-wrap-style:square" o:connectortype="straight" o:gfxdata="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">
+                <v:shape id=" 90" o:spid="_x0000_s1033" type="#_x0000_t32" style="position:absolute;left:1200;top:11540;width:260;height:291;flip:x;visibility:visible;mso-wrap-style:square" o:connectortype="straight" o:gfxdata="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">
                   <o:lock v:ext="edit" shapetype="f"/>
                 </v:shape>
-                <v:shape id=" 91" o:spid="_x0000_s1034" type="#_x0000_t32" style="position:absolute;left:1450;top:11560;width:200;height:260;flip:x y;visibility:visible;mso-wrap-style:square" o:connectortype="straight" o:gfxdata="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">
+                <v:shape id=" 91" o:spid="_x0000_s1034" type="#_x0000_t32" style="position:absolute;left:1450;top:11560;width:200;height:260;flip:x y;visibility:visible;mso-wrap-style:square" o:connectortype="straight" o:gfxdata="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">
                   <o:lock v:ext="edit" shapetype="f"/>
                 </v:shape>
-                <v:shape id=" 92" o:spid="_x0000_s1035" type="#_x0000_t202" style="position:absolute;left:1060;top:11880;width:770;height:360;visibility:visible;mso-wrap-style:square;v-text-anchor:top" o:gfxdata="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" strokecolor="white [3212]">
+                <v:shape id=" 92" o:spid="_x0000_s1035" type="#_x0000_t202" style="position:absolute;left:1060;top:11880;width:770;height:360;visibility:visible;mso-wrap-style:square;v-text-anchor:top" o:gfxdata="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" strokecolor="white [3212]">
                   <v:path arrowok="t"/>
                   <v:textbox>
                     <w:txbxContent>
@@ -6505,7 +6494,7 @@
         <mc:AlternateContent>
           <mc:Choice Requires="wpg">
             <w:drawing>
-              <wp:anchor distT="0" distB="0" distL="114300" distR="114300" simplePos="0" relativeHeight="251672064" behindDoc="0" locked="0" layoutInCell="1" allowOverlap="1" wp14:anchorId="07A29302" wp14:editId="02EE6C27">
+              <wp:anchor distT="0" distB="0" distL="114300" distR="114300" simplePos="0" relativeHeight="251672064" behindDoc="0" locked="0" layoutInCell="1" allowOverlap="1" wp14:anchorId="0E44C4B9" wp14:editId="7F3BA3AD">
                 <wp:simplePos x="0" y="0"/>
                 <wp:positionH relativeFrom="column">
                   <wp:posOffset>-44450</wp:posOffset>
@@ -6757,25 +6746,25 @@
               </wp:anchor>
             </w:drawing>
           </mc:Choice>
-          <mc:Fallback xmlns:w16cid="http://schemas.microsoft.com/office/word/2016/wordml/cid" xmlns:am3d="http://schemas.microsoft.com/office/drawing/2017/model3d" xmlns:aink="http://schemas.microsoft.com/office/drawing/2016/ink" xmlns:cx8="http://schemas.microsoft.com/office/drawing/2016/5/14/chartex" xmlns:cx7="http://schemas.microsoft.com/office/drawing/2016/5/13/chartex" xmlns:cx6="http://schemas.microsoft.com/office/drawing/2016/5/12/chartex" xmlns:cx5="http://schemas.microsoft.com/office/drawing/2016/5/11/chartex" xmlns:cx4="http://schemas.microsoft.com/office/drawing/2016/5/10/chartex" xmlns:cx3="http://schemas.microsoft.com/office/drawing/2016/5/9/chartex" xmlns:cx2="http://schemas.microsoft.com/office/drawing/2015/10/21/chartex" xmlns:cx1="http://schemas.microsoft.com/office/drawing/2015/9/8/chartex">
+          <mc:Fallback>
             <w:pict>
-              <v:group w14:anchorId="030A89F7" id=" 85" o:spid="_x0000_s1036" style="position:absolute;margin-left:-3.5pt;margin-top:107.6pt;width:38.5pt;height:84.5pt;z-index:251672064" coordorigin="1060,10550" coordsize="770,1690" o:gfxdata="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">
-                <v:oval id=" 79" o:spid="_x0000_s1037" style="position:absolute;left:1280;top:10550;width:320;height:340;visibility:visible;mso-wrap-style:square;v-text-anchor:top" o:gfxdata="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">
+              <v:group w14:anchorId="0E44C4B9" id=" 85" o:spid="_x0000_s1036" style="position:absolute;margin-left:-3.5pt;margin-top:107.6pt;width:38.5pt;height:84.5pt;z-index:251672064" coordorigin="1060,10550" coordsize="770,1690" o:gfxdata="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">
+                <v:oval id=" 79" o:spid="_x0000_s1037" style="position:absolute;left:1280;top:10550;width:320;height:340;visibility:visible;mso-wrap-style:square;v-text-anchor:top" o:gfxdata="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">
                   <v:path arrowok="t"/>
                 </v:oval>
-                <v:shape id=" 80" o:spid="_x0000_s1038" type="#_x0000_t32" style="position:absolute;left:1450;top:10880;width:0;height:670;visibility:visible;mso-wrap-style:square" o:connectortype="straight" o:gfxdata="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">
+                <v:shape id=" 80" o:spid="_x0000_s1038" type="#_x0000_t32" style="position:absolute;left:1450;top:10880;width:0;height:670;visibility:visible;mso-wrap-style:square" o:connectortype="straight" o:gfxdata="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">
                   <o:lock v:ext="edit" shapetype="f"/>
                 </v:shape>
-                <v:shape id=" 81" o:spid="_x0000_s1039" type="#_x0000_t32" style="position:absolute;left:1190;top:11040;width:520;height:1;visibility:visible;mso-wrap-style:square" o:connectortype="straight" o:gfxdata="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">
+                <v:shape id=" 81" o:spid="_x0000_s1039" type="#_x0000_t32" style="position:absolute;left:1190;top:11040;width:520;height:1;visibility:visible;mso-wrap-style:square" o:connectortype="straight" o:gfxdata="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">
                   <o:lock v:ext="edit" shapetype="f"/>
                 </v:shape>
-                <v:shape id=" 82" o:spid="_x0000_s1040" type="#_x0000_t32" style="position:absolute;left:1200;top:11540;width:260;height:291;flip:x;visibility:visible;mso-wrap-style:square" o:connectortype="straight" o:gfxdata="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">
+                <v:shape id=" 82" o:spid="_x0000_s1040" type="#_x0000_t32" style="position:absolute;left:1200;top:11540;width:260;height:291;flip:x;visibility:visible;mso-wrap-style:square" o:connectortype="straight" o:gfxdata="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">
                   <o:lock v:ext="edit" shapetype="f"/>
                 </v:shape>
-                <v:shape id=" 83" o:spid="_x0000_s1041" type="#_x0000_t32" style="position:absolute;left:1450;top:11560;width:200;height:260;flip:x y;visibility:visible;mso-wrap-style:square" o:connectortype="straight" o:gfxdata="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">
+                <v:shape id=" 83" o:spid="_x0000_s1041" type="#_x0000_t32" style="position:absolute;left:1450;top:11560;width:200;height:260;flip:x y;visibility:visible;mso-wrap-style:square" o:connectortype="straight" o:gfxdata="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">
                   <o:lock v:ext="edit" shapetype="f"/>
                 </v:shape>
-                <v:shape id=" 84" o:spid="_x0000_s1042" type="#_x0000_t202" style="position:absolute;left:1060;top:11880;width:770;height:360;visibility:visible;mso-wrap-style:square;v-text-anchor:top" o:gfxdata="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" strokecolor="white [3212]">
+                <v:shape id=" 84" o:spid="_x0000_s1042" type="#_x0000_t202" style="position:absolute;left:1060;top:11880;width:770;height:360;visibility:visible;mso-wrap-style:square;v-text-anchor:top" o:gfxdata="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" strokecolor="white [3212]">
                   <v:path arrowok="t"/>
                   <v:textbox>
                     <w:txbxContent>
@@ -6813,7 +6802,7 @@
         <mc:AlternateContent>
           <mc:Choice Requires="wps">
             <w:drawing>
-              <wp:anchor distT="0" distB="0" distL="114300" distR="114300" simplePos="0" relativeHeight="251671040" behindDoc="0" locked="0" layoutInCell="1" allowOverlap="1" wp14:anchorId="0FB7BF08" wp14:editId="1728457E">
+              <wp:anchor distT="0" distB="0" distL="114300" distR="114300" simplePos="0" relativeHeight="251671040" behindDoc="0" locked="0" layoutInCell="1" allowOverlap="1" wp14:anchorId="2E032613" wp14:editId="49D8750D">
                 <wp:simplePos x="0" y="0"/>
                 <wp:positionH relativeFrom="column">
                   <wp:posOffset>1674495</wp:posOffset>
@@ -6937,7 +6926,7 @@
               </wp:anchor>
             </w:drawing>
           </mc:Choice>
-          <mc:Fallback xmlns:w16cid="http://schemas.microsoft.com/office/word/2016/wordml/cid" xmlns:am3d="http://schemas.microsoft.com/office/drawing/2017/model3d" xmlns:aink="http://schemas.microsoft.com/office/drawing/2016/ink" xmlns:cx8="http://schemas.microsoft.com/office/drawing/2016/5/14/chartex" xmlns:cx7="http://schemas.microsoft.com/office/drawing/2016/5/13/chartex" xmlns:cx6="http://schemas.microsoft.com/office/drawing/2016/5/12/chartex" xmlns:cx5="http://schemas.microsoft.com/office/drawing/2016/5/11/chartex" xmlns:cx4="http://schemas.microsoft.com/office/drawing/2016/5/10/chartex" xmlns:cx3="http://schemas.microsoft.com/office/drawing/2016/5/9/chartex" xmlns:cx2="http://schemas.microsoft.com/office/drawing/2015/10/21/chartex" xmlns:cx1="http://schemas.microsoft.com/office/drawing/2015/9/8/chartex">
+          <mc:Fallback>
             <w:pict>
               <v:shape w14:anchorId="3B4457D4" id=" 78" o:spid="_x0000_s1026" style="position:absolute;margin-left:131.85pt;margin-top:125.2pt;width:35.75pt;height:43.95pt;rotation:-7665703fd;flip:x;z-index:251671040;visibility:visible;mso-wrap-style:square;mso-width-percent:0;mso-height-percent:0;mso-wrap-distance-left:9pt;mso-wrap-distance-top:0;mso-wrap-distance-right:9pt;mso-wrap-distance-bottom:0;mso-position-horizontal:absolute;mso-position-horizontal-relative:text;mso-position-vertical:absolute;mso-position-vertical-relative:text;mso-width-percent:0;mso-height-percent:0;mso-width-relative:page;mso-height-relative:page;v-text-anchor:top" coordsize="21600,28273" o:gfxdata="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" path="m4461,28273nfc1568,24501,,19879,,15126,,9469,2219,4038,6180,em4461,28273nsc1568,24501,,19879,,15126,,9469,2219,4038,6180,l21600,15126,4461,28273xe" filled="f" strokeweight="1pt">
                 <v:stroke dashstyle="dash"/>
@@ -6955,7 +6944,7 @@
         <mc:AlternateContent>
           <mc:Choice Requires="wps">
             <w:drawing>
-              <wp:anchor distT="0" distB="0" distL="114300" distR="114300" simplePos="0" relativeHeight="251670016" behindDoc="0" locked="0" layoutInCell="1" allowOverlap="1" wp14:anchorId="7EFEA3FF" wp14:editId="09E67ACE">
+              <wp:anchor distT="0" distB="0" distL="114300" distR="114300" simplePos="0" relativeHeight="251670016" behindDoc="0" locked="0" layoutInCell="1" allowOverlap="1" wp14:anchorId="100F5EE0" wp14:editId="38B7611C">
                 <wp:simplePos x="0" y="0"/>
                 <wp:positionH relativeFrom="column">
                   <wp:posOffset>1327785</wp:posOffset>
@@ -7079,7 +7068,7 @@
               </wp:anchor>
             </w:drawing>
           </mc:Choice>
-          <mc:Fallback xmlns:w16cid="http://schemas.microsoft.com/office/word/2016/wordml/cid" xmlns:am3d="http://schemas.microsoft.com/office/drawing/2017/model3d" xmlns:aink="http://schemas.microsoft.com/office/drawing/2016/ink" xmlns:cx8="http://schemas.microsoft.com/office/drawing/2016/5/14/chartex" xmlns:cx7="http://schemas.microsoft.com/office/drawing/2016/5/13/chartex" xmlns:cx6="http://schemas.microsoft.com/office/drawing/2016/5/12/chartex" xmlns:cx5="http://schemas.microsoft.com/office/drawing/2016/5/11/chartex" xmlns:cx4="http://schemas.microsoft.com/office/drawing/2016/5/10/chartex" xmlns:cx3="http://schemas.microsoft.com/office/drawing/2016/5/9/chartex" xmlns:cx2="http://schemas.microsoft.com/office/drawing/2015/10/21/chartex" xmlns:cx1="http://schemas.microsoft.com/office/drawing/2015/9/8/chartex">
+          <mc:Fallback>
             <w:pict>
               <v:shape w14:anchorId="0DC0B1CD" id=" 77" o:spid="_x0000_s1026" style="position:absolute;margin-left:104.55pt;margin-top:148.65pt;width:68.85pt;height:60.95pt;rotation:10300639fd;flip:x;z-index:251670016;visibility:visible;mso-wrap-style:square;mso-width-percent:0;mso-height-percent:0;mso-wrap-distance-left:9pt;mso-wrap-distance-top:0;mso-wrap-distance-right:9pt;mso-wrap-distance-bottom:0;mso-position-horizontal:absolute;mso-position-horizontal-relative:text;mso-position-vertical:absolute;mso-position-vertical-relative:text;mso-width-percent:0;mso-height-percent:0;mso-width-relative:page;mso-height-relative:page;v-text-anchor:top" coordsize="22066,21600" o:gfxdata="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" path="m,17933nfc1785,7571,10772,,21287,v259,,519,4,778,14em,17933nsc1785,7571,10772,,21287,v259,,519,4,778,14l21287,21600,,17933xe" filled="f" strokeweight="1pt">
                 <v:stroke dashstyle="dash"/>
@@ -7097,7 +7086,7 @@
         <mc:AlternateContent>
           <mc:Choice Requires="wps">
             <w:drawing>
-              <wp:anchor distT="0" distB="0" distL="114300" distR="114300" simplePos="0" relativeHeight="251668992" behindDoc="0" locked="0" layoutInCell="1" allowOverlap="1" wp14:anchorId="6A01EC67" wp14:editId="66D714C4">
+              <wp:anchor distT="0" distB="0" distL="114300" distR="114300" simplePos="0" relativeHeight="251668992" behindDoc="0" locked="0" layoutInCell="1" allowOverlap="1" wp14:anchorId="6E154FAD" wp14:editId="429E9E40">
                 <wp:simplePos x="0" y="0"/>
                 <wp:positionH relativeFrom="column">
                   <wp:posOffset>1619250</wp:posOffset>
@@ -7211,7 +7200,7 @@
               </wp:anchor>
             </w:drawing>
           </mc:Choice>
-          <mc:Fallback xmlns:w16cid="http://schemas.microsoft.com/office/word/2016/wordml/cid" xmlns:am3d="http://schemas.microsoft.com/office/drawing/2017/model3d" xmlns:aink="http://schemas.microsoft.com/office/drawing/2016/ink" xmlns:cx8="http://schemas.microsoft.com/office/drawing/2016/5/14/chartex" xmlns:cx7="http://schemas.microsoft.com/office/drawing/2016/5/13/chartex" xmlns:cx6="http://schemas.microsoft.com/office/drawing/2016/5/12/chartex" xmlns:cx5="http://schemas.microsoft.com/office/drawing/2016/5/11/chartex" xmlns:cx4="http://schemas.microsoft.com/office/drawing/2016/5/10/chartex" xmlns:cx3="http://schemas.microsoft.com/office/drawing/2016/5/9/chartex" xmlns:cx2="http://schemas.microsoft.com/office/drawing/2015/10/21/chartex" xmlns:cx1="http://schemas.microsoft.com/office/drawing/2015/9/8/chartex">
+          <mc:Fallback>
             <w:pict>
               <v:shape w14:anchorId="24317DF1" id=" 76" o:spid="_x0000_s1026" style="position:absolute;margin-left:127.5pt;margin-top:87.1pt;width:29pt;height:14.5pt;flip:x;z-index:251668992;visibility:visible;mso-wrap-style:square;mso-width-percent:0;mso-height-percent:0;mso-wrap-distance-left:9pt;mso-wrap-distance-top:0;mso-wrap-distance-right:9pt;mso-wrap-distance-bottom:0;mso-position-horizontal:absolute;mso-position-horizontal-relative:text;mso-position-vertical:absolute;mso-position-vertical-relative:text;mso-width-percent:0;mso-height-percent:0;mso-width-relative:page;mso-height-relative:page;v-text-anchor:top" coordsize="21600,21600" o:gfxdata="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" path="m,nfc11929,,21600,9670,21600,21600em,nsc11929,,21600,9670,21600,21600l,21600,,xe" filled="f" strokeweight="1pt">
                 <v:stroke dashstyle="dash"/>
@@ -7228,7 +7217,7 @@
         <mc:AlternateContent>
           <mc:Choice Requires="wpg">
             <w:drawing>
-              <wp:anchor distT="0" distB="0" distL="114300" distR="114300" simplePos="0" relativeHeight="251667968" behindDoc="0" locked="0" layoutInCell="1" allowOverlap="1" wp14:anchorId="64448BE0" wp14:editId="34B70710">
+              <wp:anchor distT="0" distB="0" distL="114300" distR="114300" simplePos="0" relativeHeight="251667968" behindDoc="0" locked="0" layoutInCell="1" allowOverlap="1" wp14:anchorId="5A29E792" wp14:editId="14A5C294">
                 <wp:simplePos x="0" y="0"/>
                 <wp:positionH relativeFrom="column">
                   <wp:posOffset>1079500</wp:posOffset>
@@ -7350,13 +7339,13 @@
               </wp:anchor>
             </w:drawing>
           </mc:Choice>
-          <mc:Fallback xmlns:w16cid="http://schemas.microsoft.com/office/word/2016/wordml/cid" xmlns:am3d="http://schemas.microsoft.com/office/drawing/2017/model3d" xmlns:aink="http://schemas.microsoft.com/office/drawing/2016/ink" xmlns:cx8="http://schemas.microsoft.com/office/drawing/2016/5/14/chartex" xmlns:cx7="http://schemas.microsoft.com/office/drawing/2016/5/13/chartex" xmlns:cx6="http://schemas.microsoft.com/office/drawing/2016/5/12/chartex" xmlns:cx5="http://schemas.microsoft.com/office/drawing/2016/5/11/chartex" xmlns:cx4="http://schemas.microsoft.com/office/drawing/2016/5/10/chartex" xmlns:cx3="http://schemas.microsoft.com/office/drawing/2016/5/9/chartex" xmlns:cx2="http://schemas.microsoft.com/office/drawing/2015/10/21/chartex" xmlns:cx1="http://schemas.microsoft.com/office/drawing/2015/9/8/chartex">
+          <mc:Fallback>
             <w:pict>
-              <v:group w14:anchorId="0DEA6491" id=" 72" o:spid="_x0000_s1043" style="position:absolute;margin-left:85pt;margin-top:104.1pt;width:82.5pt;height:37pt;z-index:251667968" coordorigin="4750,9110" coordsize="3030,930" o:gfxdata="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">
-                <v:oval id=" 73" o:spid="_x0000_s1044" style="position:absolute;left:4750;top:9110;width:3030;height:930;visibility:visible;mso-wrap-style:square;v-text-anchor:top" o:gfxdata="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">
+              <v:group w14:anchorId="5A29E792" id=" 72" o:spid="_x0000_s1043" style="position:absolute;margin-left:85pt;margin-top:104.1pt;width:82.5pt;height:37pt;z-index:251667968" coordorigin="4750,9110" coordsize="3030,930" o:gfxdata="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">
+                <v:oval id=" 73" o:spid="_x0000_s1044" style="position:absolute;left:4750;top:9110;width:3030;height:930;visibility:visible;mso-wrap-style:square;v-text-anchor:top" o:gfxdata="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">
                   <v:path arrowok="t"/>
                 </v:oval>
-                <v:shape id=" 74" o:spid="_x0000_s1045" type="#_x0000_t202" style="position:absolute;left:5460;top:9380;width:1650;height:510;visibility:visible;mso-wrap-style:square;v-text-anchor:top" o:gfxdata="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" strokecolor="white [3212]">
+                <v:shape id=" 74" o:spid="_x0000_s1045" type="#_x0000_t202" style="position:absolute;left:5460;top:9380;width:1650;height:510;visibility:visible;mso-wrap-style:square;v-text-anchor:top" o:gfxdata="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" strokecolor="white [3212]">
                   <v:path arrowok="t"/>
                   <v:textbox>
                     <w:txbxContent>
@@ -7392,7 +7381,7 @@
         <mc:AlternateContent>
           <mc:Choice Requires="wpg">
             <w:drawing>
-              <wp:anchor distT="0" distB="0" distL="114300" distR="114300" simplePos="0" relativeHeight="251666944" behindDoc="0" locked="0" layoutInCell="1" allowOverlap="1" wp14:anchorId="6C96BFDC" wp14:editId="6E4B4CF6">
+              <wp:anchor distT="0" distB="0" distL="114300" distR="114300" simplePos="0" relativeHeight="251666944" behindDoc="0" locked="0" layoutInCell="1" allowOverlap="1" wp14:anchorId="362668E1" wp14:editId="7A9253A8">
                 <wp:simplePos x="0" y="0"/>
                 <wp:positionH relativeFrom="column">
                   <wp:posOffset>2063750</wp:posOffset>
@@ -7516,13 +7505,13 @@
               </wp:anchor>
             </w:drawing>
           </mc:Choice>
-          <mc:Fallback xmlns:w16cid="http://schemas.microsoft.com/office/word/2016/wordml/cid" xmlns:am3d="http://schemas.microsoft.com/office/drawing/2017/model3d" xmlns:aink="http://schemas.microsoft.com/office/drawing/2016/ink" xmlns:cx8="http://schemas.microsoft.com/office/drawing/2016/5/14/chartex" xmlns:cx7="http://schemas.microsoft.com/office/drawing/2016/5/13/chartex" xmlns:cx6="http://schemas.microsoft.com/office/drawing/2016/5/12/chartex" xmlns:cx5="http://schemas.microsoft.com/office/drawing/2016/5/11/chartex" xmlns:cx4="http://schemas.microsoft.com/office/drawing/2016/5/10/chartex" xmlns:cx3="http://schemas.microsoft.com/office/drawing/2016/5/9/chartex" xmlns:cx2="http://schemas.microsoft.com/office/drawing/2015/10/21/chartex" xmlns:cx1="http://schemas.microsoft.com/office/drawing/2015/9/8/chartex">
+          <mc:Fallback>
             <w:pict>
-              <v:group w14:anchorId="0DEA6491" id=" 69" o:spid="_x0000_s1046" style="position:absolute;margin-left:162.5pt;margin-top:202.6pt;width:151.5pt;height:46.5pt;z-index:251666944" coordorigin="4750,9110" coordsize="3030,930" o:gfxdata="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">
-                <v:oval id=" 70" o:spid="_x0000_s1047" style="position:absolute;left:4750;top:9110;width:3030;height:930;visibility:visible;mso-wrap-style:square;v-text-anchor:top" o:gfxdata="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" strokeweight="1.25pt">
+              <v:group w14:anchorId="362668E1" id=" 69" o:spid="_x0000_s1046" style="position:absolute;margin-left:162.5pt;margin-top:202.6pt;width:151.5pt;height:46.5pt;z-index:251666944" coordorigin="4750,9110" coordsize="3030,930" o:gfxdata="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">
+                <v:oval id=" 70" o:spid="_x0000_s1047" style="position:absolute;left:4750;top:9110;width:3030;height:930;visibility:visible;mso-wrap-style:square;v-text-anchor:top" o:gfxdata="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" strokeweight="1.25pt">
                   <v:path arrowok="t"/>
                 </v:oval>
-                <v:shape id=" 71" o:spid="_x0000_s1048" type="#_x0000_t202" style="position:absolute;left:5460;top:9380;width:1650;height:510;visibility:visible;mso-wrap-style:square;v-text-anchor:top" o:gfxdata="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" strokecolor="white [3212]" strokeweight="1.25pt">
+                <v:shape id=" 71" o:spid="_x0000_s1048" type="#_x0000_t202" style="position:absolute;left:5460;top:9380;width:1650;height:510;visibility:visible;mso-wrap-style:square;v-text-anchor:top" o:gfxdata="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" strokecolor="white [3212]" strokeweight="1.25pt">
                   <v:path arrowok="t"/>
                   <v:textbox>
                     <w:txbxContent>
@@ -7560,7 +7549,7 @@
         <mc:AlternateContent>
           <mc:Choice Requires="wpg">
             <w:drawing>
-              <wp:anchor distT="0" distB="0" distL="114300" distR="114300" simplePos="0" relativeHeight="251665920" behindDoc="0" locked="0" layoutInCell="1" allowOverlap="1" wp14:anchorId="59D464E3" wp14:editId="442F4B7B">
+              <wp:anchor distT="0" distB="0" distL="114300" distR="114300" simplePos="0" relativeHeight="251665920" behindDoc="0" locked="0" layoutInCell="1" allowOverlap="1" wp14:anchorId="5AA03EA7" wp14:editId="509078CA">
                 <wp:simplePos x="0" y="0"/>
                 <wp:positionH relativeFrom="column">
                   <wp:posOffset>2089150</wp:posOffset>
@@ -7684,13 +7673,13 @@
               </wp:anchor>
             </w:drawing>
           </mc:Choice>
-          <mc:Fallback xmlns:w16cid="http://schemas.microsoft.com/office/word/2016/wordml/cid" xmlns:am3d="http://schemas.microsoft.com/office/drawing/2017/model3d" xmlns:aink="http://schemas.microsoft.com/office/drawing/2016/ink" xmlns:cx8="http://schemas.microsoft.com/office/drawing/2016/5/14/chartex" xmlns:cx7="http://schemas.microsoft.com/office/drawing/2016/5/13/chartex" xmlns:cx6="http://schemas.microsoft.com/office/drawing/2016/5/12/chartex" xmlns:cx5="http://schemas.microsoft.com/office/drawing/2016/5/11/chartex" xmlns:cx4="http://schemas.microsoft.com/office/drawing/2016/5/10/chartex" xmlns:cx3="http://schemas.microsoft.com/office/drawing/2016/5/9/chartex" xmlns:cx2="http://schemas.microsoft.com/office/drawing/2015/10/21/chartex" xmlns:cx1="http://schemas.microsoft.com/office/drawing/2015/9/8/chartex">
+          <mc:Fallback>
             <w:pict>
-              <v:group w14:anchorId="0DEA6491" id=" 66" o:spid="_x0000_s1049" style="position:absolute;margin-left:164.5pt;margin-top:132.1pt;width:151.5pt;height:46.5pt;z-index:251665920" coordorigin="4750,9110" coordsize="3030,930" o:gfxdata="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">
-                <v:oval id=" 67" o:spid="_x0000_s1050" style="position:absolute;left:4750;top:9110;width:3030;height:930;visibility:visible;mso-wrap-style:square;v-text-anchor:top" o:gfxdata="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" strokeweight="1.25pt">
+              <v:group w14:anchorId="5AA03EA7" id=" 66" o:spid="_x0000_s1049" style="position:absolute;margin-left:164.5pt;margin-top:132.1pt;width:151.5pt;height:46.5pt;z-index:251665920" coordorigin="4750,9110" coordsize="3030,930" o:gfxdata="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">
+                <v:oval id=" 67" o:spid="_x0000_s1050" style="position:absolute;left:4750;top:9110;width:3030;height:930;visibility:visible;mso-wrap-style:square;v-text-anchor:top" o:gfxdata="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" strokeweight="1.25pt">
                   <v:path arrowok="t"/>
                 </v:oval>
-                <v:shape id=" 68" o:spid="_x0000_s1051" type="#_x0000_t202" style="position:absolute;left:5460;top:9380;width:1650;height:510;visibility:visible;mso-wrap-style:square;v-text-anchor:top" o:gfxdata="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" strokecolor="white [3212]" strokeweight="1.25pt">
+                <v:shape id=" 68" o:spid="_x0000_s1051" type="#_x0000_t202" style="position:absolute;left:5460;top:9380;width:1650;height:510;visibility:visible;mso-wrap-style:square;v-text-anchor:top" o:gfxdata="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" strokecolor="white [3212]" strokeweight="1.25pt">
                   <v:path arrowok="t"/>
                   <v:textbox>
                     <w:txbxContent>
@@ -7728,7 +7717,7 @@
         <mc:AlternateContent>
           <mc:Choice Requires="wpg">
             <w:drawing>
-              <wp:anchor distT="0" distB="0" distL="114300" distR="114300" simplePos="0" relativeHeight="251664896" behindDoc="0" locked="0" layoutInCell="1" allowOverlap="1" wp14:anchorId="656F808D" wp14:editId="01A39D62">
+              <wp:anchor distT="0" distB="0" distL="114300" distR="114300" simplePos="0" relativeHeight="251664896" behindDoc="0" locked="0" layoutInCell="1" allowOverlap="1" wp14:anchorId="5176BB58" wp14:editId="52FDF044">
                 <wp:simplePos x="0" y="0"/>
                 <wp:positionH relativeFrom="column">
                   <wp:posOffset>2089150</wp:posOffset>
@@ -7852,13 +7841,13 @@
               </wp:anchor>
             </w:drawing>
           </mc:Choice>
-          <mc:Fallback xmlns:w16cid="http://schemas.microsoft.com/office/word/2016/wordml/cid" xmlns:am3d="http://schemas.microsoft.com/office/drawing/2017/model3d" xmlns:aink="http://schemas.microsoft.com/office/drawing/2016/ink" xmlns:cx8="http://schemas.microsoft.com/office/drawing/2016/5/14/chartex" xmlns:cx7="http://schemas.microsoft.com/office/drawing/2016/5/13/chartex" xmlns:cx6="http://schemas.microsoft.com/office/drawing/2016/5/12/chartex" xmlns:cx5="http://schemas.microsoft.com/office/drawing/2016/5/11/chartex" xmlns:cx4="http://schemas.microsoft.com/office/drawing/2016/5/10/chartex" xmlns:cx3="http://schemas.microsoft.com/office/drawing/2016/5/9/chartex" xmlns:cx2="http://schemas.microsoft.com/office/drawing/2015/10/21/chartex" xmlns:cx1="http://schemas.microsoft.com/office/drawing/2015/9/8/chartex">
+          <mc:Fallback>
             <w:pict>
-              <v:group w14:anchorId="0DEA6491" id=" 63" o:spid="_x0000_s1052" style="position:absolute;margin-left:164.5pt;margin-top:65.6pt;width:151.5pt;height:46.5pt;z-index:251664896" coordorigin="4750,9110" coordsize="3030,930" o:gfxdata="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">
-                <v:oval id=" 64" o:spid="_x0000_s1053" style="position:absolute;left:4750;top:9110;width:3030;height:930;visibility:visible;mso-wrap-style:square;v-text-anchor:top" o:gfxdata="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" strokeweight="1.25pt">
+              <v:group w14:anchorId="5176BB58" id=" 63" o:spid="_x0000_s1052" style="position:absolute;margin-left:164.5pt;margin-top:65.6pt;width:151.5pt;height:46.5pt;z-index:251664896" coordorigin="4750,9110" coordsize="3030,930" o:gfxdata="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">
+                <v:oval id=" 64" o:spid="_x0000_s1053" style="position:absolute;left:4750;top:9110;width:3030;height:930;visibility:visible;mso-wrap-style:square;v-text-anchor:top" o:gfxdata="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" strokeweight="1.25pt">
                   <v:path arrowok="t"/>
                 </v:oval>
-                <v:shape id=" 65" o:spid="_x0000_s1054" type="#_x0000_t202" style="position:absolute;left:5460;top:9380;width:1650;height:510;visibility:visible;mso-wrap-style:square;v-text-anchor:top" o:gfxdata="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" strokecolor="white [3212]" strokeweight="1.25pt">
+                <v:shape id=" 65" o:spid="_x0000_s1054" type="#_x0000_t202" style="position:absolute;left:5460;top:9380;width:1650;height:510;visibility:visible;mso-wrap-style:square;v-text-anchor:top" o:gfxdata="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" strokecolor="white [3212]" strokeweight="1.25pt">
                   <v:path arrowok="t"/>
                   <v:textbox>
                     <w:txbxContent>
@@ -7898,11 +7887,12 @@
     <w:p>
       <w:pPr>
         <w:pStyle w:val="2"/>
-        <w:rPr>
-          <w:rtl/>
-        </w:rPr>
-      </w:pPr>
-      <w:bookmarkStart w:id="15" w:name="_Toc39329413"/>
+        <w:spacing w:line="276" w:lineRule="auto"/>
+        <w:rPr>
+          <w:rtl/>
+        </w:rPr>
+      </w:pPr>
+      <w:bookmarkStart w:id="13" w:name="_Toc39329413"/>
       <w:r>
         <w:rPr>
           <w:rFonts w:hint="cs"/>
@@ -7911,11 +7901,12 @@
         <w:lastRenderedPageBreak/>
         <w:t>תרשים מחלקות</w:t>
       </w:r>
+      <w:bookmarkEnd w:id="11"/>
       <w:bookmarkEnd w:id="13"/>
-      <w:bookmarkEnd w:id="15"/>
     </w:p>
     <w:p>
       <w:pPr>
+        <w:spacing w:line="276" w:lineRule="auto"/>
         <w:rPr>
           <w:color w:val="0000FF"/>
           <w:rtl/>
@@ -7973,8 +7964,16 @@
         <w:rPr>
           <w:color w:val="0000FF"/>
         </w:rPr>
-        <w:t>Alt-PrtScn</w:t>
-      </w:r>
+        <w:t>Alt-</w:t>
+      </w:r>
+      <w:proofErr w:type="spellStart"/>
+      <w:r>
+        <w:rPr>
+          <w:color w:val="0000FF"/>
+        </w:rPr>
+        <w:t>PrtScn</w:t>
+      </w:r>
+      <w:proofErr w:type="spellEnd"/>
       <w:r>
         <w:rPr>
           <w:rFonts w:hint="cs"/>
@@ -8008,6 +8007,7 @@
     </w:p>
     <w:p>
       <w:pPr>
+        <w:spacing w:line="276" w:lineRule="auto"/>
         <w:rPr>
           <w:b/>
           <w:bCs/>
@@ -8018,6 +8018,7 @@
     </w:p>
     <w:p>
       <w:pPr>
+        <w:spacing w:line="276" w:lineRule="auto"/>
         <w:rPr>
           <w:b/>
           <w:bCs/>
@@ -8037,6 +8038,7 @@
     </w:p>
     <w:p>
       <w:pPr>
+        <w:spacing w:line="276" w:lineRule="auto"/>
         <w:rPr>
           <w:b/>
           <w:bCs/>
@@ -8047,15 +8049,17 @@
     <w:p>
       <w:pPr>
         <w:pStyle w:val="3"/>
-      </w:pPr>
-      <w:bookmarkStart w:id="16" w:name="_Toc39329414"/>
+        <w:spacing w:line="276" w:lineRule="auto"/>
+      </w:pPr>
+      <w:bookmarkStart w:id="14" w:name="_Toc39329414"/>
       <w:r>
         <w:t>MODEL</w:t>
       </w:r>
-      <w:bookmarkEnd w:id="16"/>
+      <w:bookmarkEnd w:id="14"/>
     </w:p>
     <w:p>
       <w:pPr>
+        <w:spacing w:line="276" w:lineRule="auto"/>
         <w:rPr>
           <w:color w:val="0000FF"/>
           <w:rtl/>
@@ -8114,6 +8118,7 @@
     </w:p>
     <w:p>
       <w:pPr>
+        <w:spacing w:line="276" w:lineRule="auto"/>
         <w:rPr>
           <w:color w:val="0000FF"/>
           <w:rtl/>
@@ -8145,6 +8150,7 @@
     </w:p>
     <w:p>
       <w:pPr>
+        <w:spacing w:line="276" w:lineRule="auto"/>
         <w:rPr>
           <w:color w:val="0000FF"/>
         </w:rPr>
@@ -8152,7 +8158,7 @@
     </w:p>
     <w:p>
       <w:pPr>
-        <w:spacing w:line="240" w:lineRule="auto"/>
+        <w:spacing w:line="276" w:lineRule="auto"/>
         <w:jc w:val="left"/>
         <w:rPr>
           <w:b/>
@@ -8178,14 +8184,15 @@
     <w:p>
       <w:pPr>
         <w:pStyle w:val="3"/>
-        <w:rPr>
-          <w:rtl/>
-        </w:rPr>
-      </w:pPr>
-      <w:bookmarkStart w:id="17" w:name="_Toc39328133"/>
-      <w:bookmarkStart w:id="18" w:name="_Toc39328515"/>
-      <w:bookmarkStart w:id="19" w:name="_Toc39328592"/>
-      <w:bookmarkStart w:id="20" w:name="_Toc39329415"/>
+        <w:spacing w:line="276" w:lineRule="auto"/>
+        <w:rPr>
+          <w:rtl/>
+        </w:rPr>
+      </w:pPr>
+      <w:bookmarkStart w:id="15" w:name="_Toc39328133"/>
+      <w:bookmarkStart w:id="16" w:name="_Toc39328515"/>
+      <w:bookmarkStart w:id="17" w:name="_Toc39328592"/>
+      <w:bookmarkStart w:id="18" w:name="_Toc39329415"/>
       <w:r>
         <w:rPr>
           <w:noProof/>
@@ -8193,7 +8200,7 @@
           <w:u w:val="none"/>
         </w:rPr>
         <w:drawing>
-          <wp:inline distT="0" distB="0" distL="0" distR="0" wp14:anchorId="7CD96B40" wp14:editId="3BF46E5D">
+          <wp:inline distT="0" distB="0" distL="0" distR="0" wp14:anchorId="72F73D9D" wp14:editId="120392DE">
             <wp:extent cx="5733415" cy="2718026"/>
             <wp:effectExtent l="0" t="0" r="0" b="0"/>
             <wp:docPr id="72" name="Picture 5"/>
@@ -8234,14 +8241,15 @@
           </wp:inline>
         </w:drawing>
       </w:r>
+      <w:bookmarkEnd w:id="15"/>
+      <w:bookmarkEnd w:id="16"/>
       <w:bookmarkEnd w:id="17"/>
       <w:bookmarkEnd w:id="18"/>
-      <w:bookmarkEnd w:id="19"/>
-      <w:bookmarkEnd w:id="20"/>
     </w:p>
     <w:p>
       <w:pPr>
         <w:pStyle w:val="3"/>
+        <w:spacing w:line="276" w:lineRule="auto"/>
         <w:rPr>
           <w:rtl/>
         </w:rPr>
@@ -8250,11 +8258,12 @@
     <w:p>
       <w:pPr>
         <w:pStyle w:val="3"/>
-        <w:rPr>
-          <w:rtl/>
-        </w:rPr>
-      </w:pPr>
-      <w:bookmarkStart w:id="21" w:name="_Toc39329416"/>
+        <w:spacing w:line="276" w:lineRule="auto"/>
+        <w:rPr>
+          <w:rtl/>
+        </w:rPr>
+      </w:pPr>
+      <w:bookmarkStart w:id="19" w:name="_Toc39329416"/>
       <w:r>
         <w:rPr>
           <w:rFonts w:hint="cs"/>
@@ -8262,7 +8271,7 @@
         </w:rPr>
         <w:t>מחלקות נוספות</w:t>
       </w:r>
-      <w:bookmarkEnd w:id="21"/>
+      <w:bookmarkEnd w:id="19"/>
     </w:p>
     <w:p>
       <w:pPr>
@@ -8271,6 +8280,7 @@
           <w:ilvl w:val="0"/>
           <w:numId w:val="10"/>
         </w:numPr>
+        <w:spacing w:line="276" w:lineRule="auto"/>
         <w:rPr>
           <w:color w:val="0000FF"/>
         </w:rPr>
@@ -8298,17 +8308,36 @@
           <w:ilvl w:val="0"/>
           <w:numId w:val="10"/>
         </w:numPr>
-        <w:rPr>
-          <w:color w:val="0000FF"/>
-        </w:rPr>
-      </w:pPr>
-      <w:r>
-        <w:rPr>
-          <w:rFonts w:hint="cs"/>
-          <w:color w:val="0000FF"/>
-          <w:rtl/>
-        </w:rPr>
-        <w:t xml:space="preserve">מחלקות מפרןיקט </w:t>
+        <w:spacing w:line="276" w:lineRule="auto"/>
+        <w:rPr>
+          <w:color w:val="0000FF"/>
+        </w:rPr>
+      </w:pPr>
+      <w:r>
+        <w:rPr>
+          <w:rFonts w:hint="cs"/>
+          <w:color w:val="0000FF"/>
+          <w:rtl/>
+        </w:rPr>
+        <w:t xml:space="preserve">מחלקות </w:t>
+      </w:r>
+      <w:proofErr w:type="spellStart"/>
+      <w:r>
+        <w:rPr>
+          <w:rFonts w:hint="cs"/>
+          <w:color w:val="0000FF"/>
+          <w:rtl/>
+        </w:rPr>
+        <w:t>מפרןיקט</w:t>
+      </w:r>
+      <w:proofErr w:type="spellEnd"/>
+      <w:r>
+        <w:rPr>
+          <w:rFonts w:hint="cs"/>
+          <w:color w:val="0000FF"/>
+          <w:rtl/>
+        </w:rPr>
+        <w:t xml:space="preserve"> </w:t>
       </w:r>
       <w:r>
         <w:rPr>
@@ -8320,6 +8349,7 @@
     <w:p>
       <w:pPr>
         <w:pStyle w:val="af0"/>
+        <w:spacing w:line="276" w:lineRule="auto"/>
         <w:ind w:left="460"/>
         <w:rPr>
           <w:color w:val="0000FF"/>
@@ -8328,6 +8358,7 @@
     </w:p>
     <w:p>
       <w:pPr>
+        <w:spacing w:line="276" w:lineRule="auto"/>
         <w:rPr>
           <w:color w:val="0000FF"/>
         </w:rPr>
@@ -8385,6 +8416,7 @@
     </w:p>
     <w:p>
       <w:pPr>
+        <w:spacing w:line="276" w:lineRule="auto"/>
         <w:rPr>
           <w:rtl/>
         </w:rPr>
@@ -8392,6 +8424,7 @@
     </w:p>
     <w:p>
       <w:pPr>
+        <w:spacing w:line="276" w:lineRule="auto"/>
         <w:rPr>
           <w:b/>
           <w:bCs/>
@@ -8401,6 +8434,7 @@
     </w:p>
     <w:p>
       <w:pPr>
+        <w:spacing w:line="276" w:lineRule="auto"/>
         <w:rPr>
           <w:color w:val="0000FF"/>
         </w:rPr>
@@ -8409,7 +8443,7 @@
     <w:p>
       <w:pPr>
         <w:bidi w:val="0"/>
-        <w:spacing w:line="240" w:lineRule="auto"/>
+        <w:spacing w:line="276" w:lineRule="auto"/>
         <w:jc w:val="left"/>
         <w:rPr>
           <w:rFonts w:ascii="Arial" w:hAnsi="Arial" w:cs="Narkisim"/>
@@ -8420,7 +8454,7 @@
           <w:u w:val="single"/>
         </w:rPr>
       </w:pPr>
-      <w:bookmarkStart w:id="22" w:name="_Toc29994020"/>
+      <w:bookmarkStart w:id="20" w:name="_Toc29994020"/>
       <w:r>
         <w:br w:type="page"/>
       </w:r>
@@ -8428,17 +8462,19 @@
     <w:p>
       <w:pPr>
         <w:pStyle w:val="3"/>
-      </w:pPr>
-      <w:bookmarkStart w:id="23" w:name="_Toc39329417"/>
+        <w:spacing w:line="276" w:lineRule="auto"/>
+      </w:pPr>
+      <w:bookmarkStart w:id="21" w:name="_Toc39329417"/>
       <w:r>
         <w:lastRenderedPageBreak/>
         <w:t>Activities</w:t>
       </w:r>
-      <w:bookmarkEnd w:id="22"/>
-      <w:bookmarkEnd w:id="23"/>
+      <w:bookmarkEnd w:id="20"/>
+      <w:bookmarkEnd w:id="21"/>
     </w:p>
     <w:p>
       <w:pPr>
+        <w:spacing w:line="276" w:lineRule="auto"/>
         <w:rPr>
           <w:color w:val="0000FF"/>
           <w:rtl/>
@@ -8515,18 +8551,22 @@
     <w:p>
       <w:pPr>
         <w:pStyle w:val="4"/>
-        <w:rPr>
-          <w:rtl/>
-        </w:rPr>
-      </w:pPr>
-      <w:bookmarkStart w:id="24" w:name="_Toc29994021"/>
+        <w:spacing w:line="276" w:lineRule="auto"/>
+        <w:rPr>
+          <w:rtl/>
+        </w:rPr>
+      </w:pPr>
+      <w:bookmarkStart w:id="22" w:name="_Toc29994021"/>
+      <w:proofErr w:type="spellStart"/>
       <w:r>
         <w:t>MainMenuActivity</w:t>
       </w:r>
-      <w:bookmarkEnd w:id="24"/>
+      <w:bookmarkEnd w:id="22"/>
+      <w:proofErr w:type="spellEnd"/>
     </w:p>
     <w:p>
       <w:pPr>
+        <w:spacing w:line="276" w:lineRule="auto"/>
         <w:rPr>
           <w:color w:val="0000FF"/>
           <w:rtl/>
@@ -8544,449 +8584,591 @@
     <w:p>
       <w:pPr>
         <w:pStyle w:val="4"/>
-        <w:rPr>
-          <w:rtl/>
-        </w:rPr>
-      </w:pPr>
-      <w:bookmarkStart w:id="25" w:name="_Toc29994022"/>
+        <w:spacing w:line="276" w:lineRule="auto"/>
+        <w:rPr>
+          <w:rtl/>
+        </w:rPr>
+      </w:pPr>
+      <w:bookmarkStart w:id="23" w:name="_Toc29994022"/>
+      <w:proofErr w:type="spellStart"/>
       <w:r>
         <w:t>GameActivity</w:t>
       </w:r>
+      <w:bookmarkEnd w:id="23"/>
+      <w:proofErr w:type="spellEnd"/>
+    </w:p>
+    <w:p>
+      <w:pPr>
+        <w:spacing w:line="276" w:lineRule="auto"/>
+        <w:rPr>
+          <w:color w:val="0000FF"/>
+          <w:rtl/>
+        </w:rPr>
+      </w:pPr>
+      <w:r>
+        <w:rPr>
+          <w:rFonts w:hint="cs"/>
+          <w:color w:val="0000FF"/>
+          <w:rtl/>
+        </w:rPr>
+        <w:t>...</w:t>
+      </w:r>
+    </w:p>
+    <w:p>
+      <w:pPr>
+        <w:spacing w:line="276" w:lineRule="auto"/>
+        <w:rPr>
+          <w:color w:val="0000FF"/>
+          <w:rtl/>
+        </w:rPr>
+      </w:pPr>
+    </w:p>
+    <w:p>
+      <w:pPr>
+        <w:pStyle w:val="3"/>
+        <w:spacing w:line="276" w:lineRule="auto"/>
+      </w:pPr>
+      <w:bookmarkStart w:id="24" w:name="_Toc29994023"/>
+      <w:bookmarkStart w:id="25" w:name="_Toc39329418"/>
+      <w:r>
+        <w:t>Services</w:t>
+      </w:r>
+      <w:bookmarkEnd w:id="24"/>
       <w:bookmarkEnd w:id="25"/>
     </w:p>
     <w:p>
       <w:pPr>
-        <w:rPr>
-          <w:color w:val="0000FF"/>
-          <w:rtl/>
-        </w:rPr>
-      </w:pPr>
-      <w:r>
-        <w:rPr>
-          <w:rFonts w:hint="cs"/>
-          <w:color w:val="0000FF"/>
-          <w:rtl/>
-        </w:rPr>
-        <w:t>...</w:t>
+        <w:spacing w:line="276" w:lineRule="auto"/>
+        <w:rPr>
+          <w:color w:val="0000FF"/>
+          <w:rtl/>
+        </w:rPr>
+      </w:pPr>
+      <w:r>
+        <w:rPr>
+          <w:rFonts w:hint="cs"/>
+          <w:color w:val="0000FF"/>
+          <w:rtl/>
+        </w:rPr>
+        <w:t>פירוט ה-</w:t>
+      </w:r>
+      <w:r>
+        <w:rPr>
+          <w:color w:val="0000FF"/>
+        </w:rPr>
+        <w:t>Services</w:t>
+      </w:r>
+      <w:r>
+        <w:rPr>
+          <w:rFonts w:hint="cs"/>
+          <w:color w:val="0000FF"/>
+          <w:rtl/>
+        </w:rPr>
+        <w:t xml:space="preserve"> בה</w:t>
+      </w:r>
+      <w:r>
+        <w:rPr>
+          <w:rFonts w:hint="cs"/>
+          <w:color w:val="0000FF"/>
+          <w:rtl/>
+        </w:rPr>
+        <w:t>ם אתם משתמשים (בין אם הם שלכם, בין אם הם של המערכת</w:t>
+      </w:r>
+      <w:r>
+        <w:rPr>
+          <w:rFonts w:hint="cs"/>
+          <w:color w:val="0000FF"/>
+          <w:rtl/>
+        </w:rPr>
+        <w:t>)</w:t>
+      </w:r>
+      <w:r>
+        <w:rPr>
+          <w:rFonts w:hint="cs"/>
+          <w:color w:val="0000FF"/>
+          <w:rtl/>
+        </w:rPr>
+        <w:t xml:space="preserve">. </w:t>
+      </w:r>
+      <w:r>
+        <w:rPr>
+          <w:rFonts w:hint="cs"/>
+          <w:color w:val="0000FF"/>
+          <w:rtl/>
+        </w:rPr>
+        <w:t>ר' דוגמא</w:t>
       </w:r>
     </w:p>
     <w:p>
       <w:pPr>
-        <w:rPr>
-          <w:color w:val="0000FF"/>
-          <w:rtl/>
-        </w:rPr>
-      </w:pPr>
+        <w:pStyle w:val="4"/>
+        <w:spacing w:line="276" w:lineRule="auto"/>
+        <w:rPr>
+          <w:rtl/>
+        </w:rPr>
+      </w:pPr>
+      <w:bookmarkStart w:id="26" w:name="_Toc29994024"/>
+      <w:proofErr w:type="spellStart"/>
+      <w:r>
+        <w:t>SoundService</w:t>
+      </w:r>
+      <w:bookmarkEnd w:id="26"/>
+      <w:proofErr w:type="spellEnd"/>
     </w:p>
     <w:p>
       <w:pPr>
-        <w:pStyle w:val="3"/>
-      </w:pPr>
-      <w:bookmarkStart w:id="26" w:name="_Toc29994023"/>
-      <w:bookmarkStart w:id="27" w:name="_Toc39329418"/>
-      <w:r>
-        <w:t>Services</w:t>
-      </w:r>
-      <w:bookmarkEnd w:id="26"/>
-      <w:bookmarkEnd w:id="27"/>
+        <w:spacing w:line="276" w:lineRule="auto"/>
+        <w:rPr>
+          <w:color w:val="0000FF"/>
+          <w:rtl/>
+        </w:rPr>
+      </w:pPr>
+      <w:r>
+        <w:rPr>
+          <w:color w:val="0000FF"/>
+        </w:rPr>
+        <w:t>Service</w:t>
+      </w:r>
+      <w:r>
+        <w:rPr>
+          <w:rFonts w:hint="cs"/>
+          <w:color w:val="0000FF"/>
+          <w:rtl/>
+        </w:rPr>
+        <w:t xml:space="preserve"> המטפל בהאזנה מתמשכת למיקרופון כדי לבדוק אם יש חריגה מרמת הרעש הנדרשת. ה-</w:t>
+      </w:r>
+      <w:r>
+        <w:rPr>
+          <w:color w:val="0000FF"/>
+        </w:rPr>
+        <w:t xml:space="preserve">Service </w:t>
+      </w:r>
+      <w:r>
+        <w:rPr>
+          <w:rFonts w:hint="cs"/>
+          <w:color w:val="0000FF"/>
+          <w:rtl/>
+        </w:rPr>
+        <w:t xml:space="preserve"> מופעל ע"י </w:t>
+      </w:r>
+      <w:proofErr w:type="spellStart"/>
+      <w:r>
+        <w:rPr>
+          <w:color w:val="0000FF"/>
+        </w:rPr>
+        <w:t>onStart</w:t>
+      </w:r>
+      <w:proofErr w:type="spellEnd"/>
+      <w:r>
+        <w:rPr>
+          <w:rFonts w:hint="cs"/>
+          <w:color w:val="0000FF"/>
+          <w:rtl/>
+        </w:rPr>
+        <w:t xml:space="preserve"> ב-</w:t>
+      </w:r>
+      <w:proofErr w:type="spellStart"/>
+      <w:r>
+        <w:rPr>
+          <w:color w:val="0000FF"/>
+        </w:rPr>
+        <w:t>GameActivity</w:t>
+      </w:r>
+      <w:proofErr w:type="spellEnd"/>
+      <w:r>
+        <w:rPr>
+          <w:rFonts w:hint="cs"/>
+          <w:color w:val="0000FF"/>
+          <w:rtl/>
+        </w:rPr>
+        <w:t>.</w:t>
+      </w:r>
     </w:p>
     <w:p>
       <w:pPr>
-        <w:rPr>
-          <w:color w:val="0000FF"/>
-          <w:rtl/>
-        </w:rPr>
-      </w:pPr>
-      <w:r>
-        <w:rPr>
-          <w:rFonts w:hint="cs"/>
-          <w:color w:val="0000FF"/>
-          <w:rtl/>
-        </w:rPr>
-        <w:t>פירוט ה-</w:t>
-      </w:r>
-      <w:r>
-        <w:rPr>
-          <w:color w:val="0000FF"/>
-        </w:rPr>
-        <w:t>Services</w:t>
-      </w:r>
-      <w:r>
-        <w:rPr>
-          <w:rFonts w:hint="cs"/>
-          <w:color w:val="0000FF"/>
-          <w:rtl/>
-        </w:rPr>
-        <w:t xml:space="preserve"> בה</w:t>
-      </w:r>
-      <w:r>
-        <w:rPr>
-          <w:rFonts w:hint="cs"/>
-          <w:color w:val="0000FF"/>
-          <w:rtl/>
-        </w:rPr>
-        <w:t>ם אתם משתמשים (בין אם הם שלכם, בין אם הם של המערכת</w:t>
-      </w:r>
-      <w:r>
-        <w:rPr>
-          <w:rFonts w:hint="cs"/>
-          <w:color w:val="0000FF"/>
-          <w:rtl/>
-        </w:rPr>
-        <w:t>)</w:t>
-      </w:r>
-      <w:r>
-        <w:rPr>
-          <w:rFonts w:hint="cs"/>
-          <w:color w:val="0000FF"/>
-          <w:rtl/>
-        </w:rPr>
-        <w:t xml:space="preserve">. </w:t>
-      </w:r>
-      <w:r>
-        <w:rPr>
-          <w:rFonts w:hint="cs"/>
-          <w:color w:val="0000FF"/>
-          <w:rtl/>
-        </w:rPr>
-        <w:t>ר' דוגמא</w:t>
-      </w:r>
+        <w:pStyle w:val="4"/>
+        <w:spacing w:line="276" w:lineRule="auto"/>
+      </w:pPr>
+      <w:bookmarkStart w:id="27" w:name="_Toc29994025"/>
+      <w:proofErr w:type="spellStart"/>
+      <w:r>
+        <w:t>VibratorService</w:t>
+      </w:r>
+      <w:bookmarkEnd w:id="27"/>
+      <w:proofErr w:type="spellEnd"/>
     </w:p>
     <w:p>
       <w:pPr>
-        <w:pStyle w:val="4"/>
-        <w:rPr>
-          <w:rtl/>
-        </w:rPr>
-      </w:pPr>
-      <w:bookmarkStart w:id="28" w:name="_Toc29994024"/>
-      <w:r>
-        <w:t>SoundService</w:t>
-      </w:r>
-      <w:bookmarkEnd w:id="28"/>
+        <w:spacing w:line="276" w:lineRule="auto"/>
+        <w:rPr>
+          <w:color w:val="0000FF"/>
+          <w:rtl/>
+        </w:rPr>
+      </w:pPr>
+      <w:r>
+        <w:rPr>
+          <w:rFonts w:hint="cs"/>
+          <w:color w:val="0000FF"/>
+          <w:rtl/>
+        </w:rPr>
+        <w:t>שירות של המערכת, המפעיל את הרטט במכשיר. נעשה בו שימוש ב-</w:t>
+      </w:r>
+      <w:proofErr w:type="spellStart"/>
+      <w:r>
+        <w:rPr>
+          <w:color w:val="0000FF"/>
+        </w:rPr>
+        <w:t>GameActivity</w:t>
+      </w:r>
+      <w:proofErr w:type="spellEnd"/>
+      <w:r>
+        <w:rPr>
+          <w:rFonts w:hint="cs"/>
+          <w:color w:val="0000FF"/>
+          <w:rtl/>
+        </w:rPr>
+        <w:t xml:space="preserve">  כדי לסמן פסילה.</w:t>
+      </w:r>
     </w:p>
     <w:p>
       <w:pPr>
-        <w:rPr>
-          <w:color w:val="0000FF"/>
-          <w:rtl/>
-        </w:rPr>
-      </w:pPr>
-      <w:r>
-        <w:rPr>
-          <w:color w:val="0000FF"/>
-        </w:rPr>
-        <w:t>Service</w:t>
-      </w:r>
-      <w:r>
-        <w:rPr>
-          <w:rFonts w:hint="cs"/>
-          <w:color w:val="0000FF"/>
-          <w:rtl/>
-        </w:rPr>
-        <w:t xml:space="preserve"> המטפל בהאזנה מתמשכת למיקרופון כדי לבדוק אם יש חריגה מרמת הרעש הנדרשת. ה-</w:t>
-      </w:r>
-      <w:r>
-        <w:rPr>
-          <w:color w:val="0000FF"/>
-        </w:rPr>
-        <w:t xml:space="preserve">Service </w:t>
-      </w:r>
-      <w:r>
-        <w:rPr>
-          <w:rFonts w:hint="cs"/>
-          <w:color w:val="0000FF"/>
-          <w:rtl/>
-        </w:rPr>
-        <w:t xml:space="preserve"> מופעל ע"י </w:t>
-      </w:r>
-      <w:r>
-        <w:rPr>
-          <w:color w:val="0000FF"/>
-        </w:rPr>
-        <w:t>onStart</w:t>
-      </w:r>
-      <w:r>
-        <w:rPr>
-          <w:rFonts w:hint="cs"/>
-          <w:color w:val="0000FF"/>
-          <w:rtl/>
-        </w:rPr>
-        <w:t xml:space="preserve"> ב-</w:t>
-      </w:r>
-      <w:r>
-        <w:rPr>
-          <w:color w:val="0000FF"/>
-        </w:rPr>
-        <w:t>GameActivity</w:t>
-      </w:r>
-      <w:r>
-        <w:rPr>
-          <w:rFonts w:hint="cs"/>
-          <w:color w:val="0000FF"/>
-          <w:rtl/>
-        </w:rPr>
-        <w:t>.</w:t>
-      </w:r>
+        <w:spacing w:line="276" w:lineRule="auto"/>
+        <w:rPr>
+          <w:rtl/>
+        </w:rPr>
+      </w:pPr>
     </w:p>
     <w:p>
       <w:pPr>
-        <w:pStyle w:val="4"/>
-      </w:pPr>
-      <w:bookmarkStart w:id="29" w:name="_Toc29994025"/>
-      <w:r>
-        <w:t>VibratorService</w:t>
-      </w:r>
+        <w:pStyle w:val="3"/>
+        <w:spacing w:line="276" w:lineRule="auto"/>
+      </w:pPr>
+      <w:bookmarkStart w:id="28" w:name="_Toc29994026"/>
+      <w:bookmarkStart w:id="29" w:name="_Toc39329419"/>
+      <w:r>
+        <w:t>Threads</w:t>
+      </w:r>
+      <w:bookmarkEnd w:id="28"/>
       <w:bookmarkEnd w:id="29"/>
     </w:p>
     <w:p>
       <w:pPr>
-        <w:rPr>
-          <w:color w:val="0000FF"/>
-          <w:rtl/>
-        </w:rPr>
-      </w:pPr>
-      <w:r>
-        <w:rPr>
-          <w:rFonts w:hint="cs"/>
-          <w:color w:val="0000FF"/>
-          <w:rtl/>
-        </w:rPr>
-        <w:t>שירות של המערכת, המפעיל את הרטט במכשיר. נעשה בו שימוש ב-</w:t>
-      </w:r>
-      <w:r>
-        <w:rPr>
-          <w:color w:val="0000FF"/>
-        </w:rPr>
-        <w:t>GameActivity</w:t>
-      </w:r>
-      <w:r>
-        <w:rPr>
-          <w:rFonts w:hint="cs"/>
-          <w:color w:val="0000FF"/>
-          <w:rtl/>
-        </w:rPr>
-        <w:t xml:space="preserve">  כדי לסמן פסילה.</w:t>
+        <w:spacing w:line="276" w:lineRule="auto"/>
+        <w:rPr>
+          <w:color w:val="0000FF"/>
+          <w:rtl/>
+        </w:rPr>
+      </w:pPr>
+      <w:r>
+        <w:rPr>
+          <w:rFonts w:hint="cs"/>
+          <w:color w:val="0000FF"/>
+          <w:rtl/>
+        </w:rPr>
+        <w:t xml:space="preserve">איזה </w:t>
+      </w:r>
+      <w:r>
+        <w:rPr>
+          <w:color w:val="0000FF"/>
+        </w:rPr>
+        <w:t>Threads</w:t>
+      </w:r>
+      <w:r>
+        <w:rPr>
+          <w:rFonts w:hint="cs"/>
+          <w:color w:val="0000FF"/>
+          <w:rtl/>
+        </w:rPr>
+        <w:t xml:space="preserve"> רצים במערכת (מעבר ל-</w:t>
+      </w:r>
+      <w:r>
+        <w:rPr>
+          <w:color w:val="0000FF"/>
+        </w:rPr>
+        <w:t>UI Thread</w:t>
+      </w:r>
+      <w:r>
+        <w:rPr>
+          <w:rFonts w:hint="cs"/>
+          <w:color w:val="0000FF"/>
+          <w:rtl/>
+        </w:rPr>
+        <w:t xml:space="preserve"> </w:t>
+      </w:r>
+      <w:r>
+        <w:rPr>
+          <w:color w:val="0000FF"/>
+          <w:rtl/>
+        </w:rPr>
+        <w:t>–</w:t>
+      </w:r>
+      <w:r>
+        <w:rPr>
+          <w:rFonts w:hint="cs"/>
+          <w:color w:val="0000FF"/>
+          <w:rtl/>
+        </w:rPr>
+        <w:t xml:space="preserve"> אם יש כאלה), ואיזה מחלקות מממשות אותם.</w:t>
+      </w:r>
+      <w:r>
+        <w:rPr>
+          <w:rFonts w:hint="cs"/>
+          <w:color w:val="0000FF"/>
+          <w:rtl/>
+        </w:rPr>
+        <w:t xml:space="preserve"> </w:t>
+      </w:r>
+      <w:r>
+        <w:rPr>
+          <w:rFonts w:hint="cs"/>
+          <w:color w:val="FF0000"/>
+          <w:rtl/>
+        </w:rPr>
+        <w:t xml:space="preserve">ר' </w:t>
+      </w:r>
+      <w:r>
+        <w:rPr>
+          <w:rFonts w:hint="cs"/>
+          <w:color w:val="0000FF"/>
+          <w:rtl/>
+        </w:rPr>
+        <w:t>דוגמא.</w:t>
       </w:r>
     </w:p>
     <w:p>
       <w:pPr>
-        <w:rPr>
-          <w:rtl/>
-        </w:rPr>
-      </w:pPr>
+        <w:spacing w:line="276" w:lineRule="auto"/>
+        <w:rPr>
+          <w:color w:val="0000FF"/>
+          <w:rtl/>
+        </w:rPr>
+      </w:pPr>
+      <w:r>
+        <w:rPr>
+          <w:rFonts w:hint="cs"/>
+          <w:color w:val="0000FF"/>
+          <w:rtl/>
+        </w:rPr>
+        <w:t>אם אתם משתמשים ב-</w:t>
+      </w:r>
+      <w:r>
+        <w:rPr>
+          <w:color w:val="0000FF"/>
+        </w:rPr>
+        <w:t>Anonymous class</w:t>
+      </w:r>
+      <w:r>
+        <w:rPr>
+          <w:rFonts w:hint="cs"/>
+          <w:color w:val="0000FF"/>
+          <w:rtl/>
+        </w:rPr>
+        <w:t xml:space="preserve"> (כלומר מגדירים את ה-</w:t>
+      </w:r>
+      <w:r>
+        <w:rPr>
+          <w:color w:val="0000FF"/>
+        </w:rPr>
+        <w:t>thread</w:t>
+      </w:r>
+      <w:r>
+        <w:rPr>
+          <w:rFonts w:hint="cs"/>
+          <w:color w:val="0000FF"/>
+          <w:rtl/>
+        </w:rPr>
+        <w:t xml:space="preserve"> בלי להגדיר עבורו </w:t>
+      </w:r>
     </w:p>
     <w:p>
       <w:pPr>
-        <w:pStyle w:val="3"/>
-      </w:pPr>
-      <w:bookmarkStart w:id="30" w:name="_Toc29994026"/>
-      <w:bookmarkStart w:id="31" w:name="_Toc39329419"/>
-      <w:r>
-        <w:t>Threads</w:t>
+        <w:pStyle w:val="4"/>
+        <w:spacing w:line="276" w:lineRule="auto"/>
+      </w:pPr>
+      <w:bookmarkStart w:id="30" w:name="_Toc29994027"/>
+      <w:proofErr w:type="spellStart"/>
+      <w:r>
+        <w:t>FinalAnimationThread</w:t>
       </w:r>
       <w:bookmarkEnd w:id="30"/>
-      <w:bookmarkEnd w:id="31"/>
+      <w:proofErr w:type="spellEnd"/>
     </w:p>
     <w:p>
       <w:pPr>
-        <w:rPr>
-          <w:color w:val="0000FF"/>
-          <w:rtl/>
-        </w:rPr>
-      </w:pPr>
-      <w:r>
-        <w:rPr>
-          <w:rFonts w:hint="cs"/>
-          <w:color w:val="0000FF"/>
-          <w:rtl/>
-        </w:rPr>
-        <w:t xml:space="preserve">איזה </w:t>
-      </w:r>
-      <w:r>
-        <w:rPr>
-          <w:color w:val="0000FF"/>
-        </w:rPr>
-        <w:t>Threads</w:t>
-      </w:r>
-      <w:r>
-        <w:rPr>
-          <w:rFonts w:hint="cs"/>
-          <w:color w:val="0000FF"/>
-          <w:rtl/>
-        </w:rPr>
-        <w:t xml:space="preserve"> רצים במערכת (מעבר ל-</w:t>
-      </w:r>
-      <w:r>
-        <w:rPr>
-          <w:color w:val="0000FF"/>
-        </w:rPr>
-        <w:t>UI Thread</w:t>
-      </w:r>
-      <w:r>
-        <w:rPr>
-          <w:rFonts w:hint="cs"/>
-          <w:color w:val="0000FF"/>
-          <w:rtl/>
+        <w:spacing w:line="276" w:lineRule="auto"/>
+        <w:rPr>
+          <w:color w:val="0000FF"/>
+          <w:rtl/>
+        </w:rPr>
+      </w:pPr>
+      <w:r>
+        <w:rPr>
+          <w:rFonts w:hint="cs"/>
+          <w:color w:val="0000FF"/>
+          <w:rtl/>
+        </w:rPr>
+        <w:t>מנהל את האנימציה במשחק. מופעל ע"י ה-</w:t>
+      </w:r>
+      <w:proofErr w:type="spellStart"/>
+      <w:r>
+        <w:rPr>
+          <w:color w:val="0000FF"/>
+        </w:rPr>
+        <w:t>GameActivity</w:t>
+      </w:r>
+      <w:proofErr w:type="spellEnd"/>
+      <w:r>
+        <w:rPr>
+          <w:rFonts w:hint="cs"/>
+          <w:color w:val="0000FF"/>
+          <w:rtl/>
+        </w:rPr>
+        <w:t>. מתקשר עם ה-</w:t>
+      </w:r>
+      <w:r>
+        <w:rPr>
+          <w:color w:val="0000FF"/>
         </w:rPr>
         <w:t xml:space="preserve"> </w:t>
       </w:r>
-      <w:r>
-        <w:rPr>
-          <w:color w:val="0000FF"/>
-          <w:rtl/>
-        </w:rPr>
-        <w:t>–</w:t>
-      </w:r>
-      <w:r>
-        <w:rPr>
-          <w:rFonts w:hint="cs"/>
-          <w:color w:val="0000FF"/>
-          <w:rtl/>
-        </w:rPr>
-        <w:t xml:space="preserve"> אם יש כאלה), ואיזה מחלקות מממשות אותם.</w:t>
-      </w:r>
-      <w:r>
-        <w:rPr>
-          <w:rFonts w:hint="cs"/>
-          <w:color w:val="0000FF"/>
-          <w:rtl/>
-        </w:rPr>
-        <w:t xml:space="preserve"> </w:t>
-      </w:r>
-      <w:r>
-        <w:rPr>
-          <w:rFonts w:hint="cs"/>
-          <w:color w:val="FF0000"/>
-          <w:rtl/>
-        </w:rPr>
-        <w:t xml:space="preserve">ר' </w:t>
-      </w:r>
-      <w:r>
-        <w:rPr>
-          <w:rFonts w:hint="cs"/>
-          <w:color w:val="0000FF"/>
-          <w:rtl/>
-        </w:rPr>
-        <w:t>דוגמא.</w:t>
+      <w:proofErr w:type="spellStart"/>
+      <w:r>
+        <w:rPr>
+          <w:color w:val="0000FF"/>
+        </w:rPr>
+        <w:t>GameActivity</w:t>
+      </w:r>
+      <w:proofErr w:type="spellEnd"/>
+      <w:r>
+        <w:rPr>
+          <w:rFonts w:hint="cs"/>
+          <w:color w:val="0000FF"/>
+          <w:rtl/>
+        </w:rPr>
+        <w:t xml:space="preserve"> ע"י ה-</w:t>
+      </w:r>
+      <w:r>
+        <w:rPr>
+          <w:color w:val="0000FF"/>
+        </w:rPr>
+        <w:t>Handler</w:t>
+      </w:r>
+      <w:r>
+        <w:rPr>
+          <w:rFonts w:hint="cs"/>
+          <w:color w:val="0000FF"/>
+          <w:rtl/>
+        </w:rPr>
+        <w:t xml:space="preserve">  הממומש ע"י המחלקה </w:t>
+      </w:r>
+      <w:proofErr w:type="spellStart"/>
+      <w:r>
+        <w:rPr>
+          <w:color w:val="0000FF"/>
+        </w:rPr>
+        <w:t>AnimationHandler</w:t>
+      </w:r>
+      <w:proofErr w:type="spellEnd"/>
+      <w:r>
+        <w:rPr>
+          <w:rFonts w:hint="cs"/>
+          <w:color w:val="0000FF"/>
+          <w:rtl/>
+        </w:rPr>
+        <w:t>.</w:t>
       </w:r>
     </w:p>
     <w:p>
       <w:pPr>
-        <w:rPr>
-          <w:color w:val="0000FF"/>
-          <w:rtl/>
-        </w:rPr>
-      </w:pPr>
-      <w:r>
-        <w:rPr>
-          <w:rFonts w:hint="cs"/>
-          <w:color w:val="0000FF"/>
-          <w:rtl/>
-        </w:rPr>
-        <w:t>אם אתם משתמשים ב-</w:t>
-      </w:r>
-      <w:r>
-        <w:rPr>
-          <w:color w:val="0000FF"/>
-        </w:rPr>
-        <w:t>Anonymous class</w:t>
-      </w:r>
-      <w:r>
-        <w:rPr>
-          <w:rFonts w:hint="cs"/>
-          <w:color w:val="0000FF"/>
-          <w:rtl/>
-        </w:rPr>
-        <w:t xml:space="preserve"> (כלומר מגדירים את ה-</w:t>
-      </w:r>
-      <w:r>
-        <w:rPr>
-          <w:color w:val="0000FF"/>
-        </w:rPr>
-        <w:t>thread</w:t>
-      </w:r>
-      <w:r>
-        <w:rPr>
-          <w:rFonts w:hint="cs"/>
-          <w:color w:val="0000FF"/>
-          <w:rtl/>
-        </w:rPr>
-        <w:t xml:space="preserve"> בלי להגדיר עבורו </w:t>
-      </w:r>
+        <w:spacing w:line="276" w:lineRule="auto"/>
+        <w:rPr>
+          <w:color w:val="0000FF"/>
+          <w:rtl/>
+        </w:rPr>
+      </w:pPr>
     </w:p>
     <w:p>
       <w:pPr>
-        <w:pStyle w:val="4"/>
-      </w:pPr>
-      <w:bookmarkStart w:id="32" w:name="_Toc29994027"/>
-      <w:r>
-        <w:t>FinalAnimationThread</w:t>
-      </w:r>
+        <w:pStyle w:val="3"/>
+        <w:spacing w:line="276" w:lineRule="auto"/>
+      </w:pPr>
+      <w:bookmarkStart w:id="31" w:name="_Toc29994028"/>
+      <w:bookmarkStart w:id="32" w:name="_Toc39329420"/>
+      <w:r>
+        <w:t>Content Providers</w:t>
+      </w:r>
+      <w:bookmarkEnd w:id="31"/>
       <w:bookmarkEnd w:id="32"/>
     </w:p>
     <w:p>
       <w:pPr>
-        <w:rPr>
-          <w:color w:val="0000FF"/>
-          <w:rtl/>
-        </w:rPr>
-      </w:pPr>
-      <w:r>
-        <w:rPr>
-          <w:rFonts w:hint="cs"/>
-          <w:color w:val="0000FF"/>
-          <w:rtl/>
-        </w:rPr>
-        <w:t>מנהל את האנימציה במשחק. מופעל ע"י ה-</w:t>
-      </w:r>
-      <w:r>
-        <w:rPr>
-          <w:color w:val="0000FF"/>
-        </w:rPr>
-        <w:t>GameActivity</w:t>
-      </w:r>
-      <w:r>
-        <w:rPr>
-          <w:rFonts w:hint="cs"/>
-          <w:color w:val="0000FF"/>
-          <w:rtl/>
-        </w:rPr>
-        <w:t>. מתקשר עם ה-</w:t>
-      </w:r>
-      <w:r>
-        <w:rPr>
-          <w:color w:val="0000FF"/>
-        </w:rPr>
-        <w:t xml:space="preserve"> GameActivity</w:t>
-      </w:r>
-      <w:r>
-        <w:rPr>
-          <w:rFonts w:hint="cs"/>
-          <w:color w:val="0000FF"/>
-          <w:rtl/>
-        </w:rPr>
-        <w:t xml:space="preserve"> ע"י ה-</w:t>
-      </w:r>
-      <w:r>
-        <w:rPr>
-          <w:color w:val="0000FF"/>
-        </w:rPr>
-        <w:t>Handler</w:t>
-      </w:r>
-      <w:r>
-        <w:rPr>
-          <w:rFonts w:hint="cs"/>
-          <w:color w:val="0000FF"/>
-          <w:rtl/>
-        </w:rPr>
-        <w:t xml:space="preserve">  הממומש ע"י המחלקה </w:t>
-      </w:r>
-      <w:r>
-        <w:rPr>
-          <w:color w:val="0000FF"/>
-        </w:rPr>
-        <w:t>AnimationHandler</w:t>
+        <w:spacing w:line="276" w:lineRule="auto"/>
+        <w:rPr>
+          <w:color w:val="0000FF"/>
+          <w:rtl/>
+        </w:rPr>
+      </w:pPr>
+      <w:r>
+        <w:rPr>
+          <w:rFonts w:hint="cs"/>
+          <w:color w:val="0000FF"/>
+          <w:rtl/>
+        </w:rPr>
+        <w:t>אופציונלי: ב</w:t>
+      </w:r>
+      <w:r>
+        <w:rPr>
+          <w:rFonts w:hint="cs"/>
+          <w:color w:val="0000FF"/>
+          <w:rtl/>
+        </w:rPr>
+        <w:t xml:space="preserve">איזה </w:t>
+      </w:r>
+      <w:r>
+        <w:rPr>
+          <w:color w:val="0000FF"/>
+        </w:rPr>
+        <w:t>Content Providers</w:t>
+      </w:r>
+      <w:r>
+        <w:rPr>
+          <w:rFonts w:hint="cs"/>
+          <w:color w:val="0000FF"/>
+          <w:rtl/>
+        </w:rPr>
+        <w:t xml:space="preserve"> משתמשים </w:t>
+      </w:r>
+      <w:r>
+        <w:rPr>
+          <w:rFonts w:hint="cs"/>
+          <w:color w:val="0000FF"/>
+          <w:rtl/>
+        </w:rPr>
+        <w:t>במערכת ואיזה מחלקות מממשות</w:t>
+      </w:r>
+      <w:r>
+        <w:rPr>
+          <w:rFonts w:hint="cs"/>
+          <w:color w:val="0000FF"/>
+          <w:rtl/>
+        </w:rPr>
+        <w:t xml:space="preserve"> </w:t>
+      </w:r>
+      <w:r>
+        <w:rPr>
+          <w:rFonts w:hint="cs"/>
+          <w:color w:val="0000FF"/>
+          <w:rtl/>
+        </w:rPr>
+        <w:t>אותם</w:t>
+      </w:r>
+      <w:r>
+        <w:rPr>
+          <w:rFonts w:hint="cs"/>
+          <w:color w:val="0000FF"/>
+          <w:rtl/>
+        </w:rPr>
+        <w:t xml:space="preserve"> / משתמשות בהם</w:t>
       </w:r>
       <w:r>
         <w:rPr>
@@ -8999,6 +9181,7 @@
     </w:p>
     <w:p>
       <w:pPr>
+        <w:spacing w:line="276" w:lineRule="auto"/>
         <w:rPr>
           <w:color w:val="0000FF"/>
           <w:rtl/>
@@ -9008,17 +9191,22 @@
     <w:p>
       <w:pPr>
         <w:pStyle w:val="3"/>
-      </w:pPr>
-      <w:bookmarkStart w:id="33" w:name="_Toc29994028"/>
-      <w:bookmarkStart w:id="34" w:name="_Toc39329420"/>
-      <w:r>
-        <w:t>Content Providers</w:t>
+        <w:spacing w:line="276" w:lineRule="auto"/>
+        <w:rPr>
+          <w:rtl/>
+        </w:rPr>
+      </w:pPr>
+      <w:bookmarkStart w:id="33" w:name="_Toc29994029"/>
+      <w:bookmarkStart w:id="34" w:name="_Toc39329421"/>
+      <w:r>
+        <w:t>Broadcast Receivers</w:t>
       </w:r>
       <w:bookmarkEnd w:id="33"/>
       <w:bookmarkEnd w:id="34"/>
     </w:p>
     <w:p>
       <w:pPr>
+        <w:spacing w:line="276" w:lineRule="auto"/>
         <w:rPr>
           <w:color w:val="0000FF"/>
           <w:rtl/>
@@ -9097,6 +9285,7 @@
     </w:p>
     <w:p>
       <w:pPr>
+        <w:spacing w:line="276" w:lineRule="auto"/>
         <w:rPr>
           <w:color w:val="0000FF"/>
           <w:rtl/>
@@ -9105,230 +9294,432 @@
     </w:p>
     <w:p>
       <w:pPr>
+        <w:spacing w:line="276" w:lineRule="auto"/>
+        <w:rPr>
+          <w:color w:val="0000FF"/>
+          <w:rtl/>
+        </w:rPr>
+      </w:pPr>
+    </w:p>
+    <w:p>
+      <w:pPr>
         <w:pStyle w:val="3"/>
-        <w:rPr>
-          <w:rtl/>
-        </w:rPr>
-      </w:pPr>
-      <w:bookmarkStart w:id="35" w:name="_Toc29994029"/>
-      <w:bookmarkStart w:id="36" w:name="_Toc39329421"/>
-      <w:r>
-        <w:t>Broadcast Receivers</w:t>
+        <w:spacing w:line="276" w:lineRule="auto"/>
+        <w:rPr>
+          <w:rtl/>
+        </w:rPr>
+      </w:pPr>
+      <w:bookmarkStart w:id="35" w:name="_Toc29994033"/>
+      <w:bookmarkStart w:id="36" w:name="_Toc39329422"/>
+      <w:r>
+        <w:rPr>
+          <w:rFonts w:hint="cs"/>
+          <w:rtl/>
+        </w:rPr>
+        <w:lastRenderedPageBreak/>
+        <w:t>שיקולי תכן (</w:t>
+      </w:r>
+      <w:r>
+        <w:t>design</w:t>
+      </w:r>
+      <w:r>
+        <w:rPr>
+          <w:rFonts w:hint="cs"/>
+          <w:rtl/>
+        </w:rPr>
+        <w:t>)</w:t>
       </w:r>
       <w:bookmarkEnd w:id="35"/>
       <w:bookmarkEnd w:id="36"/>
     </w:p>
     <w:p>
       <w:pPr>
-        <w:rPr>
-          <w:color w:val="0000FF"/>
-          <w:rtl/>
-        </w:rPr>
-      </w:pPr>
-      <w:r>
-        <w:rPr>
-          <w:rFonts w:hint="cs"/>
-          <w:color w:val="0000FF"/>
-          <w:rtl/>
-        </w:rPr>
-        <w:t>אופציונלי: ב</w:t>
-      </w:r>
-      <w:r>
-        <w:rPr>
-          <w:rFonts w:hint="cs"/>
-          <w:color w:val="0000FF"/>
-          <w:rtl/>
-        </w:rPr>
-        <w:t xml:space="preserve">איזה </w:t>
-      </w:r>
-      <w:r>
-        <w:rPr>
-          <w:color w:val="0000FF"/>
-        </w:rPr>
-        <w:t>Content Providers</w:t>
-      </w:r>
-      <w:r>
-        <w:rPr>
-          <w:rFonts w:hint="cs"/>
-          <w:color w:val="0000FF"/>
-          <w:rtl/>
-        </w:rPr>
-        <w:t xml:space="preserve"> משתמשים </w:t>
-      </w:r>
-      <w:r>
-        <w:rPr>
-          <w:rFonts w:hint="cs"/>
-          <w:color w:val="0000FF"/>
-          <w:rtl/>
-        </w:rPr>
-        <w:t>במערכת ואיזה מחלקות מממשות</w:t>
-      </w:r>
-      <w:r>
-        <w:rPr>
-          <w:rFonts w:hint="cs"/>
-          <w:color w:val="0000FF"/>
-          <w:rtl/>
-        </w:rPr>
-        <w:t xml:space="preserve"> </w:t>
-      </w:r>
-      <w:r>
-        <w:rPr>
-          <w:rFonts w:hint="cs"/>
-          <w:color w:val="0000FF"/>
-          <w:rtl/>
-        </w:rPr>
-        <w:t>אותם</w:t>
-      </w:r>
-      <w:r>
-        <w:rPr>
-          <w:rFonts w:hint="cs"/>
-          <w:color w:val="0000FF"/>
-          <w:rtl/>
-        </w:rPr>
-        <w:t xml:space="preserve"> / משתמשות בהם</w:t>
-      </w:r>
-      <w:r>
-        <w:rPr>
-          <w:rFonts w:hint="cs"/>
-          <w:color w:val="0000FF"/>
-          <w:rtl/>
-        </w:rPr>
-        <w:t>.</w:t>
-      </w:r>
+        <w:spacing w:line="276" w:lineRule="auto"/>
+        <w:rPr>
+          <w:color w:val="0000FF"/>
+          <w:rtl/>
+        </w:rPr>
+      </w:pPr>
     </w:p>
     <w:p>
       <w:pPr>
-        <w:rPr>
-          <w:color w:val="0000FF"/>
-          <w:rtl/>
-        </w:rPr>
-      </w:pPr>
+        <w:spacing w:line="276" w:lineRule="auto"/>
+        <w:rPr>
+          <w:color w:val="0000FF"/>
+          <w:rtl/>
+        </w:rPr>
+      </w:pPr>
+      <w:r>
+        <w:rPr>
+          <w:rFonts w:hint="cs"/>
+          <w:color w:val="0000FF"/>
+          <w:rtl/>
+        </w:rPr>
+        <w:t xml:space="preserve">אופציונלי </w:t>
+      </w:r>
+      <w:r>
+        <w:rPr>
+          <w:color w:val="0000FF"/>
+          <w:rtl/>
+        </w:rPr>
+        <w:t>–</w:t>
+      </w:r>
+      <w:r>
+        <w:rPr>
+          <w:rFonts w:hint="cs"/>
+          <w:color w:val="0000FF"/>
+          <w:rtl/>
+        </w:rPr>
+        <w:t xml:space="preserve"> ניתן לפרט פה מדוע בחרתם להשתמש במרכיבי</w:t>
+      </w:r>
+      <w:r>
+        <w:rPr>
+          <w:rFonts w:hint="cs"/>
+          <w:color w:val="0000FF"/>
+          <w:rtl/>
+        </w:rPr>
+        <w:t xml:space="preserve"> תוכנה </w:t>
+      </w:r>
+      <w:proofErr w:type="spellStart"/>
+      <w:r>
+        <w:rPr>
+          <w:rFonts w:hint="cs"/>
+          <w:color w:val="0000FF"/>
+          <w:rtl/>
+        </w:rPr>
+        <w:t>מסויימים</w:t>
+      </w:r>
+      <w:proofErr w:type="spellEnd"/>
+      <w:r>
+        <w:rPr>
+          <w:rFonts w:hint="cs"/>
+          <w:color w:val="0000FF"/>
+          <w:rtl/>
+        </w:rPr>
+        <w:t xml:space="preserve"> ולא באחרים </w:t>
+      </w:r>
+      <w:proofErr w:type="spellStart"/>
+      <w:r>
+        <w:rPr>
+          <w:rFonts w:hint="cs"/>
+          <w:color w:val="0000FF"/>
+          <w:rtl/>
+        </w:rPr>
+        <w:t>וכו</w:t>
+      </w:r>
+      <w:proofErr w:type="spellEnd"/>
+      <w:r>
+        <w:rPr>
+          <w:rFonts w:hint="cs"/>
+          <w:color w:val="0000FF"/>
+          <w:rtl/>
+        </w:rPr>
+        <w:t xml:space="preserve">', מדוע חילקתם למחלקות בצורה זו ולא אחרת </w:t>
+      </w:r>
+      <w:proofErr w:type="spellStart"/>
+      <w:r>
+        <w:rPr>
+          <w:rFonts w:hint="cs"/>
+          <w:color w:val="0000FF"/>
+          <w:rtl/>
+        </w:rPr>
+        <w:t>וכו</w:t>
+      </w:r>
+      <w:proofErr w:type="spellEnd"/>
+      <w:r>
+        <w:rPr>
+          <w:rFonts w:hint="cs"/>
+          <w:color w:val="0000FF"/>
+          <w:rtl/>
+        </w:rPr>
+        <w:t>'.</w:t>
+      </w:r>
     </w:p>
     <w:p>
       <w:pPr>
-        <w:rPr>
-          <w:color w:val="0000FF"/>
+        <w:spacing w:line="276" w:lineRule="auto"/>
+        <w:rPr>
           <w:rtl/>
         </w:rPr>
       </w:pPr>
     </w:p>
     <w:p>
       <w:pPr>
-        <w:pStyle w:val="3"/>
-        <w:spacing w:line="360" w:lineRule="auto"/>
-        <w:rPr>
-          <w:rtl/>
-        </w:rPr>
-      </w:pPr>
-      <w:bookmarkStart w:id="37" w:name="_Toc29994033"/>
-      <w:bookmarkStart w:id="38" w:name="_Toc39329422"/>
-      <w:r>
-        <w:rPr>
-          <w:rFonts w:hint="cs"/>
-          <w:rtl/>
-        </w:rPr>
-        <w:t>שיקולי תכן (</w:t>
-      </w:r>
-      <w:r>
-        <w:t>design</w:t>
-      </w:r>
-      <w:r>
-        <w:rPr>
-          <w:rFonts w:hint="cs"/>
-          <w:rtl/>
-        </w:rPr>
-        <w:t>)</w:t>
+        <w:pStyle w:val="2"/>
+        <w:pageBreakBefore/>
+        <w:spacing w:line="276" w:lineRule="auto"/>
+        <w:rPr>
+          <w:rtl/>
+        </w:rPr>
+      </w:pPr>
+      <w:bookmarkStart w:id="37" w:name="_Toc29994034"/>
+      <w:bookmarkStart w:id="38" w:name="_Toc39329423"/>
+      <w:r>
+        <w:rPr>
+          <w:rFonts w:hint="cs"/>
+        </w:rPr>
+        <w:lastRenderedPageBreak/>
+        <w:t>R</w:t>
+      </w:r>
+      <w:r>
+        <w:t>esources</w:t>
       </w:r>
       <w:bookmarkEnd w:id="37"/>
       <w:bookmarkEnd w:id="38"/>
     </w:p>
     <w:p>
       <w:pPr>
-        <w:rPr>
-          <w:color w:val="0000FF"/>
-          <w:rtl/>
-        </w:rPr>
-      </w:pPr>
+        <w:spacing w:line="276" w:lineRule="auto"/>
+        <w:rPr>
+          <w:i/>
+          <w:iCs/>
+          <w:color w:val="0000FF"/>
+          <w:rtl/>
+        </w:rPr>
+      </w:pPr>
+      <w:r>
+        <w:rPr>
+          <w:rFonts w:hint="cs"/>
+          <w:i/>
+          <w:iCs/>
+          <w:color w:val="0000FF"/>
+          <w:rtl/>
+        </w:rPr>
+        <w:t xml:space="preserve">יש לפרט את ה- </w:t>
+      </w:r>
+      <w:r>
+        <w:rPr>
+          <w:i/>
+          <w:iCs/>
+          <w:color w:val="0000FF"/>
+        </w:rPr>
+        <w:t>resources</w:t>
+      </w:r>
+      <w:r>
+        <w:rPr>
+          <w:rFonts w:hint="cs"/>
+          <w:i/>
+          <w:iCs/>
+          <w:color w:val="0000FF"/>
+          <w:rtl/>
+        </w:rPr>
+        <w:t xml:space="preserve"> השונים המשמשים לפרויקט, עם הסבר (ברמה של משפט) לגבי כל אחד מהם.</w:t>
+      </w:r>
     </w:p>
     <w:p>
       <w:pPr>
-        <w:rPr>
-          <w:color w:val="0000FF"/>
-          <w:rtl/>
-        </w:rPr>
-      </w:pPr>
-      <w:r>
-        <w:rPr>
-          <w:rFonts w:hint="cs"/>
-          <w:color w:val="0000FF"/>
-          <w:rtl/>
-        </w:rPr>
-        <w:t xml:space="preserve">אופציונלי </w:t>
-      </w:r>
-      <w:r>
-        <w:rPr>
-          <w:color w:val="0000FF"/>
-          <w:rtl/>
-        </w:rPr>
-        <w:t>–</w:t>
-      </w:r>
-      <w:r>
-        <w:rPr>
-          <w:rFonts w:hint="cs"/>
-          <w:color w:val="0000FF"/>
-          <w:rtl/>
-        </w:rPr>
-        <w:t xml:space="preserve"> ניתן לפרט פה מדוע בחרתם להשתמש במרכיבי</w:t>
-      </w:r>
-      <w:r>
-        <w:rPr>
-          <w:rFonts w:hint="cs"/>
-          <w:color w:val="0000FF"/>
-          <w:rtl/>
-        </w:rPr>
-        <w:t xml:space="preserve"> תוכנה מסויימים ולא באחרים וכו', מדוע חילקתם למחלקות בצורה זו ולא אחרת וכו'.</w:t>
-      </w:r>
+        <w:pStyle w:val="4"/>
+        <w:spacing w:line="276" w:lineRule="auto"/>
+        <w:rPr>
+          <w:rtl/>
+        </w:rPr>
+      </w:pPr>
+      <w:bookmarkStart w:id="39" w:name="_Toc29994035"/>
+      <w:r>
+        <w:t>Layouts</w:t>
+      </w:r>
+      <w:bookmarkEnd w:id="39"/>
     </w:p>
     <w:p>
       <w:pPr>
-        <w:rPr>
-          <w:rtl/>
-        </w:rPr>
-      </w:pPr>
+        <w:spacing w:line="276" w:lineRule="auto"/>
+        <w:rPr>
+          <w:color w:val="0000FF"/>
+          <w:rtl/>
+        </w:rPr>
+      </w:pPr>
+      <w:r>
+        <w:rPr>
+          <w:rFonts w:hint="cs"/>
+          <w:color w:val="0000FF"/>
+          <w:rtl/>
+        </w:rPr>
+        <w:t>פרטו את קבצי ה-</w:t>
+      </w:r>
+      <w:r>
+        <w:rPr>
+          <w:color w:val="0000FF"/>
+        </w:rPr>
+        <w:t>XML</w:t>
+      </w:r>
+      <w:r>
+        <w:rPr>
+          <w:rFonts w:hint="cs"/>
+          <w:color w:val="0000FF"/>
+          <w:rtl/>
+        </w:rPr>
+        <w:t xml:space="preserve"> וציינו לאיזה </w:t>
+      </w:r>
+      <w:r>
+        <w:rPr>
+          <w:color w:val="0000FF"/>
+        </w:rPr>
+        <w:t xml:space="preserve">Activity </w:t>
+      </w:r>
+      <w:r>
+        <w:rPr>
+          <w:rFonts w:hint="cs"/>
+          <w:color w:val="0000FF"/>
+          <w:rtl/>
+        </w:rPr>
+        <w:t xml:space="preserve"> כל אחד מהם מתאים.</w:t>
+      </w:r>
     </w:p>
     <w:p>
       <w:pPr>
-        <w:pStyle w:val="2"/>
-        <w:pageBreakBefore/>
-        <w:spacing w:line="360" w:lineRule="auto"/>
-        <w:rPr>
-          <w:rtl/>
-        </w:rPr>
-      </w:pPr>
-      <w:bookmarkStart w:id="39" w:name="_Toc29994034"/>
-      <w:bookmarkStart w:id="40" w:name="_Toc39329423"/>
-      <w:r>
-        <w:rPr>
-          <w:rFonts w:hint="cs"/>
-        </w:rPr>
-        <w:lastRenderedPageBreak/>
-        <w:t>R</w:t>
-      </w:r>
-      <w:r>
-        <w:t>esources</w:t>
-      </w:r>
-      <w:bookmarkEnd w:id="39"/>
+        <w:pStyle w:val="4"/>
+        <w:spacing w:line="276" w:lineRule="auto"/>
+        <w:rPr>
+          <w:rtl/>
+        </w:rPr>
+      </w:pPr>
+      <w:bookmarkStart w:id="40" w:name="_Toc29994036"/>
+      <w:r>
+        <w:t>Menus</w:t>
+      </w:r>
       <w:bookmarkEnd w:id="40"/>
     </w:p>
     <w:p>
       <w:pPr>
-        <w:rPr>
+        <w:spacing w:line="276" w:lineRule="auto"/>
+        <w:rPr>
+          <w:color w:val="0000FF"/>
+          <w:rtl/>
+        </w:rPr>
+      </w:pPr>
+      <w:r>
+        <w:rPr>
+          <w:rFonts w:hint="cs"/>
+          <w:color w:val="0000FF"/>
+          <w:rtl/>
+        </w:rPr>
+        <w:t>פרטו את קבצי ה-</w:t>
+      </w:r>
+      <w:r>
+        <w:rPr>
+          <w:color w:val="0000FF"/>
+        </w:rPr>
+        <w:t>XML</w:t>
+      </w:r>
+      <w:r>
+        <w:rPr>
+          <w:rFonts w:hint="cs"/>
+          <w:color w:val="0000FF"/>
+          <w:rtl/>
+        </w:rPr>
+        <w:t xml:space="preserve"> וציינו איזה תפריט כל אחד מהם מממש ובאיזה </w:t>
+      </w:r>
+      <w:r>
+        <w:rPr>
+          <w:color w:val="0000FF"/>
+        </w:rPr>
+        <w:t>Activity</w:t>
+      </w:r>
+      <w:r>
+        <w:rPr>
+          <w:rFonts w:hint="cs"/>
+          <w:color w:val="0000FF"/>
+          <w:rtl/>
+        </w:rPr>
+        <w:t xml:space="preserve"> נעשה בו שימוש.</w:t>
+      </w:r>
+    </w:p>
+    <w:p>
+      <w:pPr>
+        <w:spacing w:line="276" w:lineRule="auto"/>
+      </w:pPr>
+    </w:p>
+    <w:p>
+      <w:pPr>
+        <w:pStyle w:val="4"/>
+        <w:spacing w:line="276" w:lineRule="auto"/>
+      </w:pPr>
+      <w:bookmarkStart w:id="41" w:name="_Toc29994037"/>
+      <w:proofErr w:type="spellStart"/>
+      <w:r>
+        <w:t>Drawables</w:t>
+      </w:r>
+      <w:bookmarkEnd w:id="41"/>
+      <w:proofErr w:type="spellEnd"/>
+    </w:p>
+    <w:p>
+      <w:pPr>
+        <w:spacing w:line="276" w:lineRule="auto"/>
+        <w:rPr>
+          <w:color w:val="0000FF"/>
+          <w:rtl/>
+        </w:rPr>
+      </w:pPr>
+      <w:r>
+        <w:rPr>
+          <w:rFonts w:hint="cs"/>
+          <w:color w:val="0000FF"/>
+          <w:rtl/>
+        </w:rPr>
+        <w:t xml:space="preserve">אם יש הרבה תמונות מאותה סידרה (למשל </w:t>
+      </w:r>
+      <w:r>
+        <w:rPr>
+          <w:color w:val="0000FF"/>
+          <w:rtl/>
+        </w:rPr>
+        <w:t>–</w:t>
+      </w:r>
+      <w:r>
+        <w:rPr>
+          <w:rFonts w:hint="cs"/>
+          <w:color w:val="0000FF"/>
+          <w:rtl/>
+        </w:rPr>
+        <w:t xml:space="preserve"> קלפי משחק) יש לציין מהי החוקיות של השמות שלהם, אבל אין צורך לפרט על כל אחד בנפרד.</w:t>
+      </w:r>
+    </w:p>
+    <w:p>
+      <w:pPr>
+        <w:pStyle w:val="2"/>
+        <w:pageBreakBefore/>
+        <w:spacing w:line="276" w:lineRule="auto"/>
+        <w:rPr>
+          <w:rtl/>
+        </w:rPr>
+      </w:pPr>
+      <w:bookmarkStart w:id="42" w:name="_Toc29994038"/>
+      <w:bookmarkStart w:id="43" w:name="_Toc39329424"/>
+      <w:r>
+        <w:rPr>
+          <w:rFonts w:hint="cs"/>
+          <w:rtl/>
+        </w:rPr>
+        <w:lastRenderedPageBreak/>
+        <w:t>קבצים</w:t>
+      </w:r>
+      <w:bookmarkEnd w:id="42"/>
+      <w:bookmarkEnd w:id="43"/>
+      <w:r>
+        <w:rPr>
+          <w:rFonts w:hint="cs"/>
+          <w:rtl/>
+        </w:rPr>
+        <w:t xml:space="preserve"> </w:t>
+      </w:r>
+    </w:p>
+    <w:p>
+      <w:pPr>
+        <w:spacing w:line="276" w:lineRule="auto"/>
+        <w:rPr>
+          <w:rtl/>
+        </w:rPr>
+      </w:pPr>
+      <w:r>
+        <w:rPr>
+          <w:rFonts w:hint="cs"/>
           <w:i/>
           <w:iCs/>
           <w:color w:val="0000FF"/>
           <w:rtl/>
         </w:rPr>
-      </w:pPr>
+        <w:t xml:space="preserve">פירוט </w:t>
+      </w:r>
       <w:r>
         <w:rPr>
           <w:rFonts w:hint="cs"/>
@@ -9337,15 +9728,17 @@
           <w:color w:val="0000FF"/>
           <w:rtl/>
         </w:rPr>
-        <w:t xml:space="preserve">יש לפרט את ה- </w:t>
-      </w:r>
-      <w:r>
-        <w:rPr>
+        <w:t>הקבצים השונים בהם אתם משתמשים (סוג הקובץ, מבנה, זיכרון פנימי/חיצוני וכו')</w:t>
+      </w:r>
+      <w:r>
+        <w:rPr>
+          <w:rFonts w:hint="cs"/>
           <w:i/>
           <w:iCs/>
           <w:color w:val="0000FF"/>
-        </w:rPr>
-        <w:t>resources</w:t>
+          <w:rtl/>
+        </w:rPr>
+        <w:t xml:space="preserve"> וקישור למחלקות ולפעולות בהם נעשה בהם שימוש</w:t>
       </w:r>
       <w:r>
         <w:rPr>
@@ -9355,426 +9748,198 @@
           <w:color w:val="0000FF"/>
           <w:rtl/>
         </w:rPr>
-        <w:t xml:space="preserve"> השונים המשמשים לפרויקט, עם הסבר (ברמה של משפט) לגבי כל אחד מהם.</w:t>
+        <w:t>.</w:t>
       </w:r>
     </w:p>
     <w:p>
       <w:pPr>
-        <w:pStyle w:val="4"/>
-        <w:rPr>
-          <w:rtl/>
-        </w:rPr>
-      </w:pPr>
-      <w:bookmarkStart w:id="41" w:name="_Toc29994035"/>
-      <w:r>
-        <w:t>Layouts</w:t>
-      </w:r>
-      <w:bookmarkEnd w:id="41"/>
+        <w:spacing w:line="276" w:lineRule="auto"/>
+        <w:rPr>
+          <w:color w:val="0000FF"/>
+          <w:rtl/>
+        </w:rPr>
+      </w:pPr>
+      <w:r>
+        <w:rPr>
+          <w:rFonts w:hint="cs"/>
+          <w:color w:val="0000FF"/>
+          <w:rtl/>
+        </w:rPr>
+        <w:t>ר'</w:t>
+      </w:r>
+      <w:r>
+        <w:rPr>
+          <w:rFonts w:hint="cs"/>
+          <w:color w:val="0000FF"/>
+          <w:rtl/>
+        </w:rPr>
+        <w:t xml:space="preserve"> דוגמא למטה</w:t>
+      </w:r>
     </w:p>
     <w:p>
       <w:pPr>
-        <w:rPr>
-          <w:color w:val="0000FF"/>
-          <w:rtl/>
-        </w:rPr>
-      </w:pPr>
-      <w:r>
-        <w:rPr>
-          <w:rFonts w:hint="cs"/>
-          <w:color w:val="0000FF"/>
-          <w:rtl/>
-        </w:rPr>
-        <w:t>פרטו את קבצי ה-</w:t>
-      </w:r>
-      <w:r>
-        <w:rPr>
-          <w:color w:val="0000FF"/>
-        </w:rPr>
-        <w:t>XML</w:t>
-      </w:r>
-      <w:r>
-        <w:rPr>
-          <w:rFonts w:hint="cs"/>
-          <w:color w:val="0000FF"/>
-          <w:rtl/>
-        </w:rPr>
-        <w:t xml:space="preserve"> וציינו לאיזה </w:t>
-      </w:r>
-      <w:r>
-        <w:rPr>
-          <w:color w:val="0000FF"/>
-        </w:rPr>
-        <w:t xml:space="preserve">Activity </w:t>
-      </w:r>
-      <w:r>
-        <w:rPr>
-          <w:rFonts w:hint="cs"/>
-          <w:color w:val="0000FF"/>
-          <w:rtl/>
-        </w:rPr>
-        <w:t xml:space="preserve"> כל אחד מהם מתאים.</w:t>
+        <w:pStyle w:val="3"/>
+        <w:spacing w:line="276" w:lineRule="auto"/>
+      </w:pPr>
+      <w:bookmarkStart w:id="44" w:name="_Toc29994039"/>
+      <w:bookmarkStart w:id="45" w:name="_Toc39329425"/>
+      <w:r>
+        <w:rPr>
+          <w:rFonts w:hint="cs"/>
+        </w:rPr>
+        <w:t>U</w:t>
+      </w:r>
+      <w:r>
+        <w:t>serDetails.txt</w:t>
+      </w:r>
+      <w:bookmarkEnd w:id="44"/>
+      <w:bookmarkEnd w:id="45"/>
+      <w:r>
+        <w:rPr>
+          <w:rFonts w:hint="cs"/>
+          <w:rtl/>
+        </w:rPr>
+        <w:t xml:space="preserve"> </w:t>
       </w:r>
     </w:p>
     <w:p>
       <w:pPr>
-        <w:pStyle w:val="4"/>
-        <w:rPr>
-          <w:rtl/>
-        </w:rPr>
-      </w:pPr>
-      <w:bookmarkStart w:id="42" w:name="_Toc29994036"/>
-      <w:r>
-        <w:t>Menus</w:t>
-      </w:r>
-      <w:bookmarkEnd w:id="42"/>
+        <w:spacing w:line="276" w:lineRule="auto"/>
+        <w:rPr>
+          <w:color w:val="0000FF"/>
+          <w:rtl/>
+        </w:rPr>
+      </w:pPr>
+      <w:r>
+        <w:rPr>
+          <w:rFonts w:hint="cs"/>
+          <w:color w:val="0000FF"/>
+          <w:rtl/>
+        </w:rPr>
+        <w:t>קובץ טקסט, הנוצר בזיכרון הפנימי על ידי ה</w:t>
+      </w:r>
+      <w:r>
+        <w:rPr>
+          <w:rFonts w:hint="cs"/>
+          <w:color w:val="0000FF"/>
+        </w:rPr>
+        <w:t>A</w:t>
+      </w:r>
+      <w:r>
+        <w:rPr>
+          <w:color w:val="0000FF"/>
+        </w:rPr>
+        <w:t>ctivity</w:t>
+      </w:r>
+      <w:r>
+        <w:rPr>
+          <w:rFonts w:hint="cs"/>
+          <w:color w:val="0000FF"/>
+          <w:rtl/>
+        </w:rPr>
+        <w:t xml:space="preserve"> של עמוד ההגדרות באפליקציה (</w:t>
+      </w:r>
+      <w:r>
+        <w:rPr>
+          <w:rFonts w:hint="cs"/>
+          <w:color w:val="0000FF"/>
+        </w:rPr>
+        <w:t>S</w:t>
+      </w:r>
+      <w:r>
+        <w:rPr>
+          <w:color w:val="0000FF"/>
+        </w:rPr>
+        <w:t>ettings</w:t>
+      </w:r>
+      <w:r>
+        <w:rPr>
+          <w:rFonts w:hint="cs"/>
+          <w:color w:val="0000FF"/>
+          <w:rtl/>
+        </w:rPr>
+        <w:t xml:space="preserve">). </w:t>
+      </w:r>
     </w:p>
     <w:p>
       <w:pPr>
-        <w:rPr>
-          <w:color w:val="0000FF"/>
-          <w:rtl/>
-        </w:rPr>
-      </w:pPr>
-      <w:r>
-        <w:rPr>
-          <w:rFonts w:hint="cs"/>
-          <w:color w:val="0000FF"/>
-          <w:rtl/>
-        </w:rPr>
-        <w:t>פרטו את קבצי ה-</w:t>
-      </w:r>
-      <w:r>
-        <w:rPr>
-          <w:color w:val="0000FF"/>
-        </w:rPr>
-        <w:t>XML</w:t>
-      </w:r>
-      <w:r>
-        <w:rPr>
-          <w:rFonts w:hint="cs"/>
-          <w:color w:val="0000FF"/>
-          <w:rtl/>
-        </w:rPr>
-        <w:t xml:space="preserve"> וציינו איזה תפריט כל אחד מהם מממש ובאיזה </w:t>
-      </w:r>
-      <w:r>
-        <w:rPr>
-          <w:color w:val="0000FF"/>
-        </w:rPr>
-        <w:t>Activity</w:t>
-      </w:r>
-      <w:r>
-        <w:rPr>
-          <w:rFonts w:hint="cs"/>
-          <w:color w:val="0000FF"/>
-          <w:rtl/>
-        </w:rPr>
-        <w:t xml:space="preserve"> נעשה בו שימוש.</w:t>
-      </w:r>
-    </w:p>
-    <w:p/>
-    <w:p>
-      <w:pPr>
-        <w:pStyle w:val="4"/>
-      </w:pPr>
-      <w:bookmarkStart w:id="43" w:name="_Toc29994037"/>
-      <w:r>
-        <w:t>Drawables</w:t>
-      </w:r>
-      <w:bookmarkEnd w:id="43"/>
+        <w:spacing w:line="276" w:lineRule="auto"/>
+        <w:rPr>
+          <w:color w:val="0000FF"/>
+          <w:rtl/>
+        </w:rPr>
+      </w:pPr>
+      <w:r>
+        <w:rPr>
+          <w:rFonts w:hint="cs"/>
+          <w:color w:val="0000FF"/>
+          <w:rtl/>
+        </w:rPr>
+        <w:t>הקובץ מכיל את הפרטים אשר המשתמש הזין בעמוד זה (מצב הבחירה [</w:t>
+      </w:r>
+      <w:r>
+        <w:rPr>
+          <w:color w:val="0000FF"/>
+        </w:rPr>
+        <w:t>"true"</w:t>
+      </w:r>
+      <w:r>
+        <w:rPr>
+          <w:rFonts w:hint="cs"/>
+          <w:color w:val="0000FF"/>
+          <w:rtl/>
+        </w:rPr>
+        <w:t xml:space="preserve"> או "</w:t>
+      </w:r>
+      <w:r>
+        <w:rPr>
+          <w:color w:val="0000FF"/>
+        </w:rPr>
+        <w:t>false</w:t>
+      </w:r>
+      <w:r>
+        <w:rPr>
+          <w:rFonts w:hint="cs"/>
+          <w:color w:val="0000FF"/>
+          <w:rtl/>
+        </w:rPr>
+        <w:t xml:space="preserve">"] של תיבת הסימון להצגת התראה כאשר השירות פועל, מספר טלפון, כתובת מייל, ושם). כאשר מקלט השידורים יופעל כתוצאה שיחה נכנסת או הודעת </w:t>
+      </w:r>
+      <w:r>
+        <w:rPr>
+          <w:rFonts w:hint="cs"/>
+          <w:color w:val="0000FF"/>
+        </w:rPr>
+        <w:t>SMS</w:t>
+      </w:r>
+      <w:r>
+        <w:rPr>
+          <w:rFonts w:hint="cs"/>
+          <w:color w:val="0000FF"/>
+          <w:rtl/>
+        </w:rPr>
+        <w:t xml:space="preserve"> נכנסת, הוא ייגש לקובץ זה, יקרא ממנו את הפרטים, וישלח למספר הטלפון ולכתובת המייל הודעה אודות השיחה שלא נענתה / הודעת ה</w:t>
+      </w:r>
+      <w:r>
+        <w:rPr>
+          <w:rFonts w:hint="cs"/>
+          <w:color w:val="0000FF"/>
+        </w:rPr>
+        <w:t>SMS</w:t>
+      </w:r>
+      <w:r>
+        <w:rPr>
+          <w:rFonts w:hint="cs"/>
+          <w:color w:val="0000FF"/>
+          <w:rtl/>
+        </w:rPr>
+        <w:t>.</w:t>
+      </w:r>
     </w:p>
     <w:p>
       <w:pPr>
-        <w:spacing w:line="360" w:lineRule="auto"/>
-        <w:rPr>
-          <w:color w:val="0000FF"/>
-          <w:rtl/>
-        </w:rPr>
-      </w:pPr>
-      <w:r>
-        <w:rPr>
-          <w:rFonts w:hint="cs"/>
-          <w:color w:val="0000FF"/>
-          <w:rtl/>
-        </w:rPr>
-        <w:t xml:space="preserve">אם יש הרבה תמונות מאותה סידרה (למשל </w:t>
-      </w:r>
-      <w:r>
-        <w:rPr>
-          <w:color w:val="0000FF"/>
-          <w:rtl/>
-        </w:rPr>
-        <w:t>–</w:t>
-      </w:r>
-      <w:r>
-        <w:rPr>
-          <w:rFonts w:hint="cs"/>
-          <w:color w:val="0000FF"/>
-          <w:rtl/>
-        </w:rPr>
-        <w:t xml:space="preserve"> קלפי משחק) יש לציין מהי החוקיות של השמות שלהם, אבל אין צורך לפרט על כל אחד בנפרד.</w:t>
-      </w:r>
-    </w:p>
-    <w:p>
-      <w:pPr>
-        <w:pStyle w:val="2"/>
-        <w:pageBreakBefore/>
-        <w:spacing w:line="360" w:lineRule="auto"/>
-        <w:rPr>
-          <w:rtl/>
-        </w:rPr>
-      </w:pPr>
-      <w:bookmarkStart w:id="44" w:name="_Toc29994038"/>
-      <w:bookmarkStart w:id="45" w:name="_Toc39329424"/>
-      <w:r>
-        <w:rPr>
-          <w:rFonts w:hint="cs"/>
-          <w:rtl/>
-        </w:rPr>
-        <w:lastRenderedPageBreak/>
-        <w:t>קבצים</w:t>
-      </w:r>
-      <w:bookmarkEnd w:id="44"/>
-      <w:bookmarkEnd w:id="45"/>
-      <w:r>
-        <w:rPr>
-          <w:rFonts w:hint="cs"/>
-          <w:rtl/>
-        </w:rPr>
-        <w:t xml:space="preserve"> </w:t>
-      </w:r>
-    </w:p>
-    <w:p>
-      <w:pPr>
-        <w:rPr>
-          <w:rtl/>
-        </w:rPr>
-      </w:pPr>
-      <w:r>
-        <w:rPr>
-          <w:rFonts w:hint="cs"/>
-          <w:i/>
-          <w:iCs/>
-          <w:color w:val="0000FF"/>
-          <w:rtl/>
-        </w:rPr>
-        <w:t xml:space="preserve">פירוט </w:t>
-      </w:r>
-      <w:r>
-        <w:rPr>
-          <w:rFonts w:hint="cs"/>
-          <w:i/>
-          <w:iCs/>
-          <w:color w:val="0000FF"/>
-          <w:rtl/>
-        </w:rPr>
-        <w:t>הקבצים השונים בהם אתם משתמשים (סוג הקובץ, מבנה, זיכרון פנימי/חיצוני וכו')</w:t>
-      </w:r>
-      <w:r>
-        <w:rPr>
-          <w:rFonts w:hint="cs"/>
-          <w:i/>
-          <w:iCs/>
-          <w:color w:val="0000FF"/>
-          <w:rtl/>
-        </w:rPr>
-        <w:t xml:space="preserve"> וקישור למחלקות ולפעולות בהם נעשה בהם שימוש</w:t>
-      </w:r>
-      <w:r>
-        <w:rPr>
-          <w:rFonts w:hint="cs"/>
-          <w:i/>
-          <w:iCs/>
-          <w:color w:val="0000FF"/>
-          <w:rtl/>
-        </w:rPr>
-        <w:t>.</w:t>
-      </w:r>
-    </w:p>
-    <w:p>
-      <w:pPr>
-        <w:rPr>
-          <w:color w:val="0000FF"/>
-          <w:rtl/>
-        </w:rPr>
-      </w:pPr>
-      <w:r>
-        <w:rPr>
-          <w:rFonts w:hint="cs"/>
-          <w:color w:val="0000FF"/>
-          <w:rtl/>
-        </w:rPr>
-        <w:t>ר'</w:t>
-      </w:r>
-      <w:r>
-        <w:rPr>
-          <w:rFonts w:hint="cs"/>
-          <w:color w:val="0000FF"/>
-          <w:rtl/>
-        </w:rPr>
-        <w:t xml:space="preserve"> דוגמא למטה</w:t>
-      </w:r>
-    </w:p>
-    <w:p>
-      <w:pPr>
-        <w:pStyle w:val="3"/>
-      </w:pPr>
-      <w:bookmarkStart w:id="46" w:name="_Toc29994039"/>
-      <w:bookmarkStart w:id="47" w:name="_Toc39329425"/>
-      <w:r>
-        <w:rPr>
-          <w:rFonts w:hint="cs"/>
-        </w:rPr>
-        <w:t>U</w:t>
-      </w:r>
-      <w:r>
-        <w:t>serDetails.txt</w:t>
-      </w:r>
-      <w:bookmarkEnd w:id="46"/>
-      <w:bookmarkEnd w:id="47"/>
-      <w:r>
-        <w:rPr>
-          <w:rFonts w:hint="cs"/>
-          <w:rtl/>
-        </w:rPr>
-        <w:t xml:space="preserve"> </w:t>
-      </w:r>
-    </w:p>
-    <w:p>
-      <w:pPr>
-        <w:rPr>
-          <w:color w:val="0000FF"/>
-          <w:rtl/>
-        </w:rPr>
-      </w:pPr>
-      <w:r>
-        <w:rPr>
-          <w:rFonts w:hint="cs"/>
-          <w:color w:val="0000FF"/>
-          <w:rtl/>
-        </w:rPr>
-        <w:t>קובץ טקסט, הנוצר בזיכרון הפנימי על ידי ה</w:t>
-      </w:r>
-      <w:r>
-        <w:rPr>
-          <w:rFonts w:hint="cs"/>
-          <w:color w:val="0000FF"/>
-        </w:rPr>
-        <w:t>A</w:t>
-      </w:r>
-      <w:r>
-        <w:rPr>
-          <w:color w:val="0000FF"/>
-        </w:rPr>
-        <w:t>ctivity</w:t>
-      </w:r>
-      <w:r>
-        <w:rPr>
-          <w:rFonts w:hint="cs"/>
-          <w:color w:val="0000FF"/>
-          <w:rtl/>
-        </w:rPr>
-        <w:t xml:space="preserve"> של עמוד ההגדרות באפליקציה (</w:t>
-      </w:r>
-      <w:r>
-        <w:rPr>
-          <w:rFonts w:hint="cs"/>
-          <w:color w:val="0000FF"/>
-        </w:rPr>
-        <w:t>S</w:t>
-      </w:r>
-      <w:r>
-        <w:rPr>
-          <w:color w:val="0000FF"/>
-        </w:rPr>
-        <w:t>ettings</w:t>
-      </w:r>
-      <w:r>
-        <w:rPr>
-          <w:rFonts w:hint="cs"/>
-          <w:color w:val="0000FF"/>
-          <w:rtl/>
-        </w:rPr>
-        <w:t xml:space="preserve">). </w:t>
-      </w:r>
-    </w:p>
-    <w:p>
-      <w:pPr>
-        <w:rPr>
-          <w:color w:val="0000FF"/>
-          <w:rtl/>
-        </w:rPr>
-      </w:pPr>
-      <w:r>
-        <w:rPr>
-          <w:rFonts w:hint="cs"/>
-          <w:color w:val="0000FF"/>
-          <w:rtl/>
-        </w:rPr>
-        <w:t>הקובץ מכיל את הפרטים אשר המשתמש הזין בעמוד זה (מצב הבחירה [</w:t>
-      </w:r>
-      <w:r>
-        <w:rPr>
-          <w:color w:val="0000FF"/>
-        </w:rPr>
-        <w:t>"true"</w:t>
-      </w:r>
-      <w:r>
-        <w:rPr>
-          <w:rFonts w:hint="cs"/>
-          <w:color w:val="0000FF"/>
-          <w:rtl/>
-        </w:rPr>
-        <w:t xml:space="preserve"> או "</w:t>
-      </w:r>
-      <w:r>
-        <w:rPr>
-          <w:color w:val="0000FF"/>
-        </w:rPr>
-        <w:t>false</w:t>
-      </w:r>
-      <w:r>
-        <w:rPr>
-          <w:rFonts w:hint="cs"/>
-          <w:color w:val="0000FF"/>
-          <w:rtl/>
-        </w:rPr>
-        <w:t xml:space="preserve">"] של תיבת הסימון להצגת התראה כאשר השירות פועל, מספר טלפון, כתובת מייל, ושם). כאשר מקלט השידורים יופעל כתוצאה שיחה נכנסת או הודעת </w:t>
-      </w:r>
-      <w:r>
-        <w:rPr>
-          <w:rFonts w:hint="cs"/>
-          <w:color w:val="0000FF"/>
-        </w:rPr>
-        <w:t>SMS</w:t>
-      </w:r>
-      <w:r>
-        <w:rPr>
-          <w:rFonts w:hint="cs"/>
-          <w:color w:val="0000FF"/>
-          <w:rtl/>
-        </w:rPr>
-        <w:t xml:space="preserve"> נכנסת, הוא ייגש לקובץ זה, יקרא ממנו את הפרטים, וישלח למספר הטלפון ולכתובת המייל הודעה אודות השיחה שלא נענתה / הודעת ה</w:t>
-      </w:r>
-      <w:r>
-        <w:rPr>
-          <w:rFonts w:hint="cs"/>
-          <w:color w:val="0000FF"/>
-        </w:rPr>
-        <w:t>SMS</w:t>
-      </w:r>
-      <w:r>
-        <w:rPr>
-          <w:rFonts w:hint="cs"/>
-          <w:color w:val="0000FF"/>
-          <w:rtl/>
-        </w:rPr>
-        <w:t>.</w:t>
-      </w:r>
-    </w:p>
-    <w:p>
-      <w:pPr>
         <w:pStyle w:val="af0"/>
+        <w:spacing w:line="276" w:lineRule="auto"/>
         <w:jc w:val="left"/>
         <w:rPr>
           <w:rFonts w:asciiTheme="minorBidi" w:hAnsiTheme="minorBidi" w:cstheme="minorBidi"/>
@@ -9787,6 +9952,7 @@
     </w:p>
     <w:p>
       <w:pPr>
+        <w:spacing w:line="276" w:lineRule="auto"/>
         <w:rPr>
           <w:b/>
           <w:bCs/>
@@ -9811,6 +9977,7 @@
           <w:ilvl w:val="0"/>
           <w:numId w:val="9"/>
         </w:numPr>
+        <w:spacing w:line="276" w:lineRule="auto"/>
         <w:jc w:val="left"/>
         <w:rPr>
           <w:rFonts w:ascii="Segoe UI" w:hAnsi="Segoe UI" w:cs="Segoe UI"/>
@@ -9819,6 +9986,7 @@
           <w:szCs w:val="18"/>
         </w:rPr>
       </w:pPr>
+      <w:proofErr w:type="spellStart"/>
       <w:r>
         <w:rPr>
           <w:rFonts w:ascii="Segoe UI" w:hAnsi="Segoe UI" w:cs="Segoe UI"/>
@@ -9826,7 +9994,17 @@
           <w:sz w:val="18"/>
           <w:szCs w:val="18"/>
         </w:rPr>
-        <w:t>Settings.loadUserDetailsFromText()</w:t>
+        <w:t>Settings.loadUserDetailsFromText</w:t>
+      </w:r>
+      <w:proofErr w:type="spellEnd"/>
+      <w:r>
+        <w:rPr>
+          <w:rFonts w:ascii="Segoe UI" w:hAnsi="Segoe UI" w:cs="Segoe UI"/>
+          <w:color w:val="0033CC"/>
+          <w:sz w:val="18"/>
+          <w:szCs w:val="18"/>
+        </w:rPr>
+        <w:t>()</w:t>
       </w:r>
     </w:p>
     <w:p>
@@ -9836,6 +10014,7 @@
           <w:ilvl w:val="0"/>
           <w:numId w:val="9"/>
         </w:numPr>
+        <w:spacing w:line="276" w:lineRule="auto"/>
         <w:jc w:val="left"/>
         <w:rPr>
           <w:rFonts w:ascii="Segoe UI" w:hAnsi="Segoe UI" w:cs="Segoe UI"/>
@@ -9844,6 +10023,7 @@
           <w:szCs w:val="18"/>
         </w:rPr>
       </w:pPr>
+      <w:proofErr w:type="spellStart"/>
       <w:r>
         <w:rPr>
           <w:rFonts w:ascii="Segoe UI" w:hAnsi="Segoe UI" w:cs="Segoe UI"/>
@@ -9853,6 +10033,7 @@
         </w:rPr>
         <w:t>Settings.saveUserDetailsToText</w:t>
       </w:r>
+      <w:proofErr w:type="spellEnd"/>
     </w:p>
     <w:p>
       <w:pPr>
@@ -9861,6 +10042,7 @@
           <w:ilvl w:val="0"/>
           <w:numId w:val="9"/>
         </w:numPr>
+        <w:spacing w:line="276" w:lineRule="auto"/>
         <w:jc w:val="left"/>
         <w:rPr>
           <w:rFonts w:ascii="Segoe UI" w:hAnsi="Segoe UI" w:cs="Segoe UI"/>
@@ -9869,6 +10051,7 @@
           <w:szCs w:val="18"/>
         </w:rPr>
       </w:pPr>
+      <w:proofErr w:type="spellStart"/>
       <w:r>
         <w:rPr>
           <w:rFonts w:ascii="Segoe UI" w:hAnsi="Segoe UI" w:cs="Segoe UI"/>
@@ -9876,7 +10059,17 @@
           <w:sz w:val="18"/>
           <w:szCs w:val="18"/>
         </w:rPr>
-        <w:t>MainActivity.isNotificationVisible()</w:t>
+        <w:t>MainActivity.isNotificationVisible</w:t>
+      </w:r>
+      <w:proofErr w:type="spellEnd"/>
+      <w:r>
+        <w:rPr>
+          <w:rFonts w:ascii="Segoe UI" w:hAnsi="Segoe UI" w:cs="Segoe UI"/>
+          <w:color w:val="0033CC"/>
+          <w:sz w:val="18"/>
+          <w:szCs w:val="18"/>
+        </w:rPr>
+        <w:t>()</w:t>
       </w:r>
       <w:r>
         <w:rPr>
@@ -9895,6 +10088,7 @@
           <w:ilvl w:val="0"/>
           <w:numId w:val="9"/>
         </w:numPr>
+        <w:spacing w:line="276" w:lineRule="auto"/>
         <w:jc w:val="left"/>
         <w:rPr>
           <w:rFonts w:ascii="Segoe UI" w:hAnsi="Segoe UI" w:cs="Segoe UI"/>
@@ -9903,6 +10097,7 @@
           <w:szCs w:val="18"/>
         </w:rPr>
       </w:pPr>
+      <w:proofErr w:type="spellStart"/>
       <w:r>
         <w:rPr>
           <w:rFonts w:ascii="Segoe UI" w:hAnsi="Segoe UI" w:cs="Segoe UI"/>
@@ -9910,8 +10105,9 @@
           <w:sz w:val="18"/>
           <w:szCs w:val="18"/>
         </w:rPr>
-        <w:t>Receiver.loadUserDetailsFromText()</w:t>
-      </w:r>
+        <w:t>Receiver.loadUserDetailsFromText</w:t>
+      </w:r>
+      <w:proofErr w:type="spellEnd"/>
       <w:r>
         <w:rPr>
           <w:rFonts w:ascii="Segoe UI" w:hAnsi="Segoe UI" w:cs="Segoe UI"/>
@@ -9919,12 +10115,22 @@
           <w:sz w:val="18"/>
           <w:szCs w:val="18"/>
         </w:rPr>
+        <w:t>()</w:t>
+      </w:r>
+      <w:r>
+        <w:rPr>
+          <w:rFonts w:ascii="Segoe UI" w:hAnsi="Segoe UI" w:cs="Segoe UI"/>
+          <w:color w:val="0033CC"/>
+          <w:sz w:val="18"/>
+          <w:szCs w:val="18"/>
+        </w:rPr>
         <w:t>‬</w:t>
       </w:r>
     </w:p>
     <w:p>
       <w:pPr>
         <w:pStyle w:val="af0"/>
+        <w:spacing w:line="276" w:lineRule="auto"/>
         <w:ind w:left="2160"/>
         <w:jc w:val="left"/>
         <w:rPr>
@@ -9938,6 +10144,7 @@
     </w:p>
     <w:p>
       <w:pPr>
+        <w:spacing w:line="276" w:lineRule="auto"/>
         <w:rPr>
           <w:b/>
           <w:bCs/>
@@ -9957,6 +10164,7 @@
     </w:p>
     <w:p>
       <w:pPr>
+        <w:spacing w:line="276" w:lineRule="auto"/>
         <w:ind w:left="1080"/>
         <w:jc w:val="left"/>
         <w:rPr>
@@ -9972,6 +10180,7 @@
     </w:p>
     <w:p>
       <w:pPr>
+        <w:spacing w:line="276" w:lineRule="auto"/>
         <w:jc w:val="right"/>
         <w:rPr>
           <w:rFonts w:asciiTheme="minorBidi" w:hAnsiTheme="minorBidi" w:cstheme="minorBidi"/>
@@ -9997,11 +10206,68 @@
           <w:sz w:val="19"/>
           <w:szCs w:val="19"/>
         </w:rPr>
-        <w:t>["Show notification" CheckBox state as string] ; [Email Address]; [Phone Number]; [User's Name]</w:t>
+        <w:t xml:space="preserve">["Show notification" </w:t>
+      </w:r>
+      <w:proofErr w:type="spellStart"/>
+      <w:r>
+        <w:rPr>
+          <w:rFonts w:ascii="Segoe UI" w:hAnsi="Segoe UI" w:cs="Segoe UI"/>
+          <w:b/>
+          <w:bCs/>
+          <w:i/>
+          <w:iCs/>
+          <w:color w:val="0000FF"/>
+          <w:sz w:val="19"/>
+          <w:szCs w:val="19"/>
+        </w:rPr>
+        <w:t>CheckBox</w:t>
+      </w:r>
+      <w:proofErr w:type="spellEnd"/>
+      <w:r>
+        <w:rPr>
+          <w:rFonts w:ascii="Segoe UI" w:hAnsi="Segoe UI" w:cs="Segoe UI"/>
+          <w:b/>
+          <w:bCs/>
+          <w:i/>
+          <w:iCs/>
+          <w:color w:val="0000FF"/>
+          <w:sz w:val="19"/>
+          <w:szCs w:val="19"/>
+        </w:rPr>
+        <w:t xml:space="preserve"> state as string</w:t>
+      </w:r>
+      <w:proofErr w:type="gramStart"/>
+      <w:r>
+        <w:rPr>
+          <w:rFonts w:ascii="Segoe UI" w:hAnsi="Segoe UI" w:cs="Segoe UI"/>
+          <w:b/>
+          <w:bCs/>
+          <w:i/>
+          <w:iCs/>
+          <w:color w:val="0000FF"/>
+          <w:sz w:val="19"/>
+          <w:szCs w:val="19"/>
+        </w:rPr>
+        <w:t>] ;</w:t>
+      </w:r>
+      <w:proofErr w:type="gramEnd"/>
+      <w:r>
+        <w:rPr>
+          <w:rFonts w:ascii="Segoe UI" w:hAnsi="Segoe UI" w:cs="Segoe UI"/>
+          <w:b/>
+          <w:bCs/>
+          <w:i/>
+          <w:iCs/>
+          <w:color w:val="0000FF"/>
+          <w:sz w:val="19"/>
+          <w:szCs w:val="19"/>
+        </w:rPr>
+        <w:t xml:space="preserve"> [Email Address]; [Phone Number]; [User's Name]</w:t>
       </w:r>
     </w:p>
     <w:p>
       <w:pPr>
+        <w:spacing w:line="276" w:lineRule="auto"/>
         <w:rPr>
           <w:rFonts w:asciiTheme="minorBidi" w:hAnsiTheme="minorBidi" w:cstheme="minorBidi"/>
           <w:b/>
@@ -10017,6 +10283,7 @@
     </w:p>
     <w:p>
       <w:pPr>
+        <w:spacing w:line="276" w:lineRule="auto"/>
         <w:rPr>
           <w:b/>
           <w:bCs/>
@@ -10036,15 +10303,24 @@
     <w:p>
       <w:pPr>
         <w:bidi w:val="0"/>
-        <w:rPr>
-          <w:color w:val="0000FF"/>
-        </w:rPr>
-      </w:pPr>
-      <w:r>
-        <w:rPr>
-          <w:color w:val="0000FF"/>
-        </w:rPr>
-        <w:t xml:space="preserve">false ; </w:t>
+        <w:spacing w:line="276" w:lineRule="auto"/>
+        <w:rPr>
+          <w:color w:val="0000FF"/>
+        </w:rPr>
+      </w:pPr>
+      <w:proofErr w:type="gramStart"/>
+      <w:r>
+        <w:rPr>
+          <w:color w:val="0000FF"/>
+        </w:rPr>
+        <w:t>false ;</w:t>
+      </w:r>
+      <w:proofErr w:type="gramEnd"/>
+      <w:r>
+        <w:rPr>
+          <w:color w:val="0000FF"/>
+        </w:rPr>
+        <w:t xml:space="preserve"> </w:t>
       </w:r>
       <w:hyperlink r:id="rId15" w:history="1">
         <w:r>
@@ -10064,15 +10340,24 @@
     <w:p>
       <w:pPr>
         <w:bidi w:val="0"/>
-        <w:rPr>
-          <w:color w:val="0000FF"/>
-        </w:rPr>
-      </w:pPr>
-      <w:r>
-        <w:rPr>
-          <w:color w:val="0000FF"/>
-        </w:rPr>
-        <w:t xml:space="preserve">true ; </w:t>
+        <w:spacing w:line="276" w:lineRule="auto"/>
+        <w:rPr>
+          <w:color w:val="0000FF"/>
+        </w:rPr>
+      </w:pPr>
+      <w:proofErr w:type="gramStart"/>
+      <w:r>
+        <w:rPr>
+          <w:color w:val="0000FF"/>
+        </w:rPr>
+        <w:t>true ;</w:t>
+      </w:r>
+      <w:proofErr w:type="gramEnd"/>
+      <w:r>
+        <w:rPr>
+          <w:color w:val="0000FF"/>
+        </w:rPr>
+        <w:t xml:space="preserve"> </w:t>
       </w:r>
       <w:hyperlink r:id="rId16" w:history="1">
         <w:r>
@@ -10091,6 +10376,7 @@
     </w:p>
     <w:p>
       <w:pPr>
+        <w:spacing w:line="276" w:lineRule="auto"/>
         <w:rPr>
           <w:color w:val="FF0000"/>
           <w:rtl/>
@@ -10099,6 +10385,7 @@
     </w:p>
     <w:p>
       <w:pPr>
+        <w:spacing w:line="276" w:lineRule="auto"/>
         <w:rPr>
           <w:rtl/>
         </w:rPr>
@@ -10107,7 +10394,7 @@
     <w:p>
       <w:pPr>
         <w:bidi w:val="0"/>
-        <w:spacing w:line="240" w:lineRule="auto"/>
+        <w:spacing w:line="276" w:lineRule="auto"/>
         <w:jc w:val="left"/>
         <w:rPr>
           <w:rFonts w:ascii="Arial" w:hAnsi="Arial" w:cs="Narkisim"/>
@@ -10131,10 +10418,10 @@
     <w:p>
       <w:pPr>
         <w:pStyle w:val="2"/>
-        <w:spacing w:line="360" w:lineRule="auto"/>
-      </w:pPr>
-      <w:bookmarkStart w:id="48" w:name="_Toc29994040"/>
-      <w:bookmarkStart w:id="49" w:name="_Toc39329426"/>
+        <w:spacing w:line="276" w:lineRule="auto"/>
+      </w:pPr>
+      <w:bookmarkStart w:id="46" w:name="_Toc29994040"/>
+      <w:bookmarkStart w:id="47" w:name="_Toc39329426"/>
       <w:r>
         <w:rPr>
           <w:rFonts w:hint="cs"/>
@@ -10146,11 +10433,12 @@
       <w:r>
         <w:t>Database</w:t>
       </w:r>
-      <w:bookmarkEnd w:id="48"/>
-      <w:bookmarkEnd w:id="49"/>
+      <w:bookmarkEnd w:id="46"/>
+      <w:bookmarkEnd w:id="47"/>
     </w:p>
     <w:p>
       <w:pPr>
+        <w:spacing w:line="276" w:lineRule="auto"/>
         <w:rPr>
           <w:color w:val="0000FF"/>
           <w:rtl/>
@@ -10167,6 +10455,7 @@
     </w:p>
     <w:p>
       <w:pPr>
+        <w:spacing w:line="276" w:lineRule="auto"/>
         <w:rPr>
           <w:color w:val="0000FF"/>
         </w:rPr>
@@ -10205,6 +10494,7 @@
     </w:p>
     <w:p>
       <w:pPr>
+        <w:spacing w:line="276" w:lineRule="auto"/>
         <w:rPr>
           <w:color w:val="0000FF"/>
         </w:rPr>
@@ -10233,6 +10523,7 @@
           </w:tcPr>
           <w:p>
             <w:pPr>
+              <w:spacing w:line="276" w:lineRule="auto"/>
               <w:jc w:val="center"/>
               <w:rPr>
                 <w:b/>
@@ -10262,6 +10553,7 @@
           </w:tcPr>
           <w:p>
             <w:pPr>
+              <w:spacing w:line="276" w:lineRule="auto"/>
               <w:jc w:val="center"/>
               <w:rPr>
                 <w:b/>
@@ -10282,6 +10574,7 @@
           </w:tcPr>
           <w:p>
             <w:pPr>
+              <w:spacing w:line="276" w:lineRule="auto"/>
               <w:rPr>
                 <w:color w:val="0000FF"/>
                 <w:rtl/>
@@ -10296,6 +10589,7 @@
           </w:tcPr>
           <w:p>
             <w:pPr>
+              <w:spacing w:line="276" w:lineRule="auto"/>
               <w:rPr>
                 <w:color w:val="0000FF"/>
                 <w:rtl/>
@@ -10318,6 +10612,7 @@
           </w:tcPr>
           <w:p>
             <w:pPr>
+              <w:spacing w:line="276" w:lineRule="auto"/>
               <w:rPr>
                 <w:color w:val="0000FF"/>
                 <w:rtl/>
@@ -10340,6 +10635,7 @@
           </w:tcPr>
           <w:p>
             <w:pPr>
+              <w:spacing w:line="276" w:lineRule="auto"/>
               <w:rPr>
                 <w:color w:val="0000FF"/>
                 <w:rtl/>
@@ -10362,6 +10658,7 @@
           </w:tcPr>
           <w:p>
             <w:pPr>
+              <w:spacing w:line="276" w:lineRule="auto"/>
               <w:rPr>
                 <w:color w:val="0000FF"/>
                 <w:rtl/>
@@ -10385,6 +10682,7 @@
           </w:tcPr>
           <w:p>
             <w:pPr>
+              <w:spacing w:line="276" w:lineRule="auto"/>
               <w:jc w:val="center"/>
               <w:rPr>
                 <w:b/>
@@ -10398,7 +10696,7 @@
                 <w:noProof/>
               </w:rPr>
               <w:drawing>
-                <wp:inline distT="0" distB="0" distL="0" distR="0" wp14:anchorId="2B3AAB65" wp14:editId="04CE11B8">
+                <wp:inline distT="0" distB="0" distL="0" distR="0" wp14:anchorId="2E26189B" wp14:editId="068AB081">
                   <wp:extent cx="171450" cy="171450"/>
                   <wp:effectExtent l="0" t="0" r="0" b="0"/>
                   <wp:docPr id="73" name="Picture 8" descr="Key Icons - Download 245 Free Key icons here"/>
@@ -10454,6 +10752,7 @@
           </w:tcPr>
           <w:p>
             <w:pPr>
+              <w:spacing w:line="276" w:lineRule="auto"/>
               <w:rPr>
                 <w:color w:val="0000FF"/>
                 <w:sz w:val="24"/>
@@ -10475,6 +10774,7 @@
           </w:tcPr>
           <w:p>
             <w:pPr>
+              <w:spacing w:line="276" w:lineRule="auto"/>
               <w:rPr>
                 <w:color w:val="0000FF"/>
                 <w:sz w:val="24"/>
@@ -10496,6 +10796,7 @@
           </w:tcPr>
           <w:p>
             <w:pPr>
+              <w:spacing w:line="276" w:lineRule="auto"/>
               <w:rPr>
                 <w:color w:val="0000FF"/>
                 <w:sz w:val="24"/>
@@ -10510,6 +10811,7 @@
           </w:tcPr>
           <w:p>
             <w:pPr>
+              <w:spacing w:line="276" w:lineRule="auto"/>
               <w:rPr>
                 <w:color w:val="0000FF"/>
                 <w:sz w:val="24"/>
@@ -10535,6 +10837,7 @@
           </w:tcPr>
           <w:p>
             <w:pPr>
+              <w:spacing w:line="276" w:lineRule="auto"/>
               <w:rPr>
                 <w:color w:val="0000FF"/>
                 <w:rtl/>
@@ -10548,6 +10851,7 @@
           </w:tcPr>
           <w:p>
             <w:pPr>
+              <w:spacing w:line="276" w:lineRule="auto"/>
               <w:rPr>
                 <w:color w:val="0000FF"/>
                 <w:sz w:val="24"/>
@@ -10569,6 +10873,7 @@
           </w:tcPr>
           <w:p>
             <w:pPr>
+              <w:spacing w:line="276" w:lineRule="auto"/>
               <w:rPr>
                 <w:color w:val="0000FF"/>
                 <w:sz w:val="24"/>
@@ -10590,6 +10895,7 @@
           </w:tcPr>
           <w:p>
             <w:pPr>
+              <w:spacing w:line="276" w:lineRule="auto"/>
               <w:rPr>
                 <w:color w:val="0000FF"/>
                 <w:sz w:val="24"/>
@@ -10604,6 +10910,7 @@
           </w:tcPr>
           <w:p>
             <w:pPr>
+              <w:spacing w:line="276" w:lineRule="auto"/>
               <w:rPr>
                 <w:color w:val="0000FF"/>
                 <w:sz w:val="24"/>
@@ -10629,6 +10936,7 @@
           </w:tcPr>
           <w:p>
             <w:pPr>
+              <w:spacing w:line="276" w:lineRule="auto"/>
               <w:rPr>
                 <w:color w:val="0000FF"/>
                 <w:rtl/>
@@ -10642,6 +10950,7 @@
           </w:tcPr>
           <w:p>
             <w:pPr>
+              <w:spacing w:line="276" w:lineRule="auto"/>
               <w:rPr>
                 <w:color w:val="0000FF"/>
                 <w:sz w:val="24"/>
@@ -10662,6 +10971,7 @@
           </w:tcPr>
           <w:p>
             <w:pPr>
+              <w:spacing w:line="276" w:lineRule="auto"/>
               <w:rPr>
                 <w:color w:val="0000FF"/>
                 <w:sz w:val="24"/>
@@ -10682,6 +10992,7 @@
           </w:tcPr>
           <w:p>
             <w:pPr>
+              <w:spacing w:line="276" w:lineRule="auto"/>
               <w:rPr>
                 <w:color w:val="0000FF"/>
                 <w:sz w:val="24"/>
@@ -10696,6 +11007,7 @@
           </w:tcPr>
           <w:p>
             <w:pPr>
+              <w:spacing w:line="276" w:lineRule="auto"/>
               <w:rPr>
                 <w:color w:val="0000FF"/>
                 <w:sz w:val="24"/>
@@ -10721,6 +11033,7 @@
           </w:tcPr>
           <w:p>
             <w:pPr>
+              <w:spacing w:line="276" w:lineRule="auto"/>
               <w:rPr>
                 <w:color w:val="0000FF"/>
                 <w:rtl/>
@@ -10734,11 +11047,13 @@
           </w:tcPr>
           <w:p>
             <w:pPr>
+              <w:spacing w:line="276" w:lineRule="auto"/>
               <w:rPr>
                 <w:color w:val="0000FF"/>
                 <w:sz w:val="24"/>
               </w:rPr>
             </w:pPr>
+            <w:proofErr w:type="spellStart"/>
             <w:r>
               <w:rPr>
                 <w:color w:val="0000FF"/>
@@ -10746,6 +11061,7 @@
               </w:rPr>
               <w:t>CityNo</w:t>
             </w:r>
+            <w:proofErr w:type="spellEnd"/>
           </w:p>
         </w:tc>
         <w:tc>
@@ -10754,6 +11070,7 @@
           </w:tcPr>
           <w:p>
             <w:pPr>
+              <w:spacing w:line="276" w:lineRule="auto"/>
               <w:rPr>
                 <w:color w:val="0000FF"/>
                 <w:sz w:val="24"/>
@@ -10774,6 +11091,7 @@
           </w:tcPr>
           <w:p>
             <w:pPr>
+              <w:spacing w:line="276" w:lineRule="auto"/>
               <w:rPr>
                 <w:color w:val="0000FF"/>
                 <w:sz w:val="24"/>
@@ -10822,6 +11140,7 @@
           </w:tcPr>
           <w:p>
             <w:pPr>
+              <w:spacing w:line="276" w:lineRule="auto"/>
               <w:rPr>
                 <w:color w:val="0000FF"/>
                 <w:sz w:val="24"/>
@@ -10846,6 +11165,7 @@
           </w:tcPr>
           <w:p>
             <w:pPr>
+              <w:spacing w:line="276" w:lineRule="auto"/>
               <w:rPr>
                 <w:color w:val="0000FF"/>
                 <w:rtl/>
@@ -10859,11 +11179,13 @@
           </w:tcPr>
           <w:p>
             <w:pPr>
+              <w:spacing w:line="276" w:lineRule="auto"/>
               <w:rPr>
                 <w:color w:val="0000FF"/>
                 <w:sz w:val="24"/>
               </w:rPr>
             </w:pPr>
+            <w:proofErr w:type="spellStart"/>
             <w:r>
               <w:rPr>
                 <w:color w:val="0000FF"/>
@@ -10871,6 +11193,7 @@
               </w:rPr>
               <w:t>BirthDate</w:t>
             </w:r>
+            <w:proofErr w:type="spellEnd"/>
           </w:p>
         </w:tc>
         <w:tc>
@@ -10879,11 +11202,13 @@
           </w:tcPr>
           <w:p>
             <w:pPr>
+              <w:spacing w:line="276" w:lineRule="auto"/>
               <w:rPr>
                 <w:color w:val="0000FF"/>
                 <w:sz w:val="24"/>
               </w:rPr>
             </w:pPr>
+            <w:proofErr w:type="spellStart"/>
             <w:r>
               <w:rPr>
                 <w:color w:val="0000FF"/>
@@ -10891,6 +11216,7 @@
               </w:rPr>
               <w:t>DateTime</w:t>
             </w:r>
+            <w:proofErr w:type="spellEnd"/>
           </w:p>
         </w:tc>
         <w:tc>
@@ -10899,6 +11225,7 @@
           </w:tcPr>
           <w:p>
             <w:pPr>
+              <w:spacing w:line="276" w:lineRule="auto"/>
               <w:rPr>
                 <w:color w:val="0000FF"/>
                 <w:sz w:val="24"/>
@@ -10913,6 +11240,7 @@
           </w:tcPr>
           <w:p>
             <w:pPr>
+              <w:spacing w:line="276" w:lineRule="auto"/>
               <w:rPr>
                 <w:color w:val="0000FF"/>
                 <w:sz w:val="24"/>
@@ -10934,6 +11262,7 @@
     </w:tbl>
     <w:p>
       <w:pPr>
+        <w:spacing w:line="276" w:lineRule="auto"/>
         <w:rPr>
           <w:color w:val="0000FF"/>
           <w:rtl/>
@@ -10942,6 +11271,7 @@
     </w:p>
     <w:p>
       <w:pPr>
+        <w:spacing w:line="276" w:lineRule="auto"/>
         <w:rPr>
           <w:color w:val="FF0000"/>
         </w:rPr>
@@ -10949,6 +11279,7 @@
     </w:p>
     <w:p>
       <w:pPr>
+        <w:spacing w:line="276" w:lineRule="auto"/>
         <w:rPr>
           <w:color w:val="FF0000"/>
         </w:rPr>
@@ -10956,6 +11287,7 @@
     </w:p>
     <w:p>
       <w:pPr>
+        <w:spacing w:line="276" w:lineRule="auto"/>
         <w:rPr>
           <w:rFonts w:ascii="Arial" w:hAnsi="Arial" w:cs="Arial"/>
           <w:rtl/>
@@ -10964,6 +11296,7 @@
     </w:p>
     <w:p>
       <w:pPr>
+        <w:spacing w:line="276" w:lineRule="auto"/>
         <w:rPr>
           <w:rFonts w:ascii="Arial" w:hAnsi="Arial" w:cs="Arial"/>
           <w:rtl/>
@@ -10972,6 +11305,7 @@
     </w:p>
     <w:p>
       <w:pPr>
+        <w:spacing w:line="276" w:lineRule="auto"/>
         <w:rPr>
           <w:color w:val="FF0000"/>
           <w:rtl/>
@@ -10981,12 +11315,13 @@
     <w:p>
       <w:pPr>
         <w:pStyle w:val="2"/>
-        <w:rPr>
-          <w:rtl/>
-        </w:rPr>
-      </w:pPr>
-      <w:bookmarkStart w:id="50" w:name="_Toc29994041"/>
-      <w:bookmarkStart w:id="51" w:name="_Toc39329427"/>
+        <w:spacing w:line="276" w:lineRule="auto"/>
+        <w:rPr>
+          <w:rtl/>
+        </w:rPr>
+      </w:pPr>
+      <w:bookmarkStart w:id="48" w:name="_Toc29994041"/>
+      <w:bookmarkStart w:id="49" w:name="_Toc39329427"/>
       <w:r>
         <w:rPr>
           <w:rFonts w:hint="cs"/>
@@ -10994,11 +11329,12 @@
         </w:rPr>
         <w:t>פרוטוקול תקשורת</w:t>
       </w:r>
-      <w:bookmarkEnd w:id="50"/>
-      <w:bookmarkEnd w:id="51"/>
+      <w:bookmarkEnd w:id="48"/>
+      <w:bookmarkEnd w:id="49"/>
     </w:p>
     <w:p>
       <w:pPr>
+        <w:spacing w:line="276" w:lineRule="auto"/>
         <w:rPr>
           <w:rtl/>
         </w:rPr>
@@ -11077,7 +11413,7 @@
         <w:autoSpaceDE w:val="0"/>
         <w:autoSpaceDN w:val="0"/>
         <w:adjustRightInd w:val="0"/>
-        <w:spacing w:line="360" w:lineRule="auto"/>
+        <w:spacing w:line="276" w:lineRule="auto"/>
         <w:jc w:val="left"/>
         <w:rPr>
           <w:rFonts w:ascii="Consolas" w:hAnsi="Consolas"/>
@@ -11091,7 +11427,7 @@
         <w:autoSpaceDE w:val="0"/>
         <w:autoSpaceDN w:val="0"/>
         <w:adjustRightInd w:val="0"/>
-        <w:spacing w:line="360" w:lineRule="auto"/>
+        <w:spacing w:line="276" w:lineRule="auto"/>
         <w:jc w:val="left"/>
         <w:rPr>
           <w:rFonts w:ascii="Consolas" w:hAnsi="Consolas"/>
@@ -11103,13 +11439,13 @@
     <w:p>
       <w:pPr>
         <w:bidi w:val="0"/>
-        <w:spacing w:line="360" w:lineRule="auto"/>
+        <w:spacing w:line="276" w:lineRule="auto"/>
       </w:pPr>
     </w:p>
     <w:p>
       <w:pPr>
         <w:pStyle w:val="1"/>
-        <w:spacing w:line="360" w:lineRule="auto"/>
+        <w:spacing w:line="276" w:lineRule="auto"/>
         <w:rPr>
           <w:rtl/>
         </w:rPr>
@@ -11120,8 +11456,8 @@
         </w:rPr>
         <w:br w:type="page"/>
       </w:r>
-      <w:bookmarkStart w:id="52" w:name="_Toc29994002"/>
-      <w:bookmarkStart w:id="53" w:name="_Toc39329428"/>
+      <w:bookmarkStart w:id="50" w:name="_Toc29994002"/>
+      <w:bookmarkStart w:id="51" w:name="_Toc39329428"/>
       <w:r>
         <w:rPr>
           <w:rFonts w:hint="cs"/>
@@ -11130,193 +11466,213 @@
         <w:lastRenderedPageBreak/>
         <w:t>מדריך משתמש</w:t>
       </w:r>
+      <w:bookmarkEnd w:id="50"/>
+      <w:bookmarkEnd w:id="51"/>
+      <w:r>
+        <w:rPr>
+          <w:rFonts w:hint="cs"/>
+          <w:rtl/>
+        </w:rPr>
+        <w:t xml:space="preserve"> </w:t>
+      </w:r>
+    </w:p>
+    <w:p>
+      <w:pPr>
+        <w:pStyle w:val="2"/>
+        <w:spacing w:line="276" w:lineRule="auto"/>
+        <w:rPr>
+          <w:rtl/>
+        </w:rPr>
+      </w:pPr>
+      <w:bookmarkStart w:id="52" w:name="_Toc29994003"/>
+      <w:bookmarkStart w:id="53" w:name="_Toc39329429"/>
+      <w:r>
+        <w:rPr>
+          <w:rFonts w:hint="cs"/>
+          <w:rtl/>
+        </w:rPr>
+        <w:t>מטרת המערכת</w:t>
+      </w:r>
       <w:bookmarkEnd w:id="52"/>
       <w:bookmarkEnd w:id="53"/>
-      <w:r>
-        <w:rPr>
-          <w:rFonts w:hint="cs"/>
-          <w:rtl/>
-        </w:rPr>
-        <w:t xml:space="preserve"> </w:t>
-      </w:r>
     </w:p>
     <w:p>
       <w:pPr>
+        <w:spacing w:line="276" w:lineRule="auto"/>
+        <w:rPr>
+          <w:color w:val="0000FF"/>
+          <w:rtl/>
+        </w:rPr>
+      </w:pPr>
+      <w:r>
+        <w:rPr>
+          <w:rFonts w:hint="cs"/>
+          <w:color w:val="0000FF"/>
+          <w:rtl/>
+        </w:rPr>
+        <w:t xml:space="preserve">הסבר קצר על המערכת </w:t>
+      </w:r>
+      <w:r>
+        <w:rPr>
+          <w:rFonts w:hint="cs"/>
+          <w:color w:val="0000FF"/>
+          <w:u w:val="single"/>
+          <w:rtl/>
+        </w:rPr>
+        <w:t>בראיית המשתמש</w:t>
+      </w:r>
+      <w:r>
+        <w:rPr>
+          <w:rFonts w:hint="cs"/>
+          <w:color w:val="0000FF"/>
+          <w:rtl/>
+        </w:rPr>
+        <w:t xml:space="preserve"> </w:t>
+      </w:r>
+      <w:r>
+        <w:rPr>
+          <w:color w:val="0000FF"/>
+          <w:rtl/>
+        </w:rPr>
+        <w:t>–</w:t>
+      </w:r>
+      <w:r>
+        <w:rPr>
+          <w:rFonts w:hint="cs"/>
+          <w:color w:val="0000FF"/>
+          <w:rtl/>
+        </w:rPr>
+        <w:t xml:space="preserve"> מה היא עושה, </w:t>
+      </w:r>
+      <w:r>
+        <w:rPr>
+          <w:rFonts w:hint="cs"/>
+          <w:color w:val="0000FF"/>
+          <w:rtl/>
+        </w:rPr>
+        <w:t>ל</w:t>
+      </w:r>
+      <w:r>
+        <w:rPr>
+          <w:rFonts w:hint="cs"/>
+          <w:color w:val="0000FF"/>
+          <w:rtl/>
+        </w:rPr>
+        <w:t xml:space="preserve">איזה </w:t>
+      </w:r>
+      <w:r>
+        <w:rPr>
+          <w:rFonts w:hint="cs"/>
+          <w:color w:val="0000FF"/>
+          <w:rtl/>
+        </w:rPr>
+        <w:t xml:space="preserve">צורך היא עונה </w:t>
+      </w:r>
+      <w:proofErr w:type="spellStart"/>
+      <w:r>
+        <w:rPr>
+          <w:rFonts w:hint="cs"/>
+          <w:color w:val="0000FF"/>
+          <w:rtl/>
+        </w:rPr>
+        <w:t>וכו</w:t>
+      </w:r>
+      <w:proofErr w:type="spellEnd"/>
+      <w:r>
+        <w:rPr>
+          <w:rFonts w:hint="cs"/>
+          <w:color w:val="0000FF"/>
+          <w:rtl/>
+        </w:rPr>
+        <w:t>'.</w:t>
+      </w:r>
+    </w:p>
+    <w:p>
+      <w:pPr>
+        <w:spacing w:line="276" w:lineRule="auto"/>
+        <w:rPr>
+          <w:color w:val="0000FF"/>
+          <w:rtl/>
+        </w:rPr>
+      </w:pPr>
+      <w:r>
+        <w:rPr>
+          <w:rFonts w:hint="cs"/>
+          <w:color w:val="0000FF"/>
+          <w:rtl/>
+        </w:rPr>
+        <w:t xml:space="preserve">אם מדובר במשחק </w:t>
+      </w:r>
+      <w:r>
+        <w:rPr>
+          <w:color w:val="0000FF"/>
+          <w:rtl/>
+        </w:rPr>
+        <w:t>–</w:t>
+      </w:r>
+      <w:r>
+        <w:rPr>
+          <w:rFonts w:hint="cs"/>
+          <w:color w:val="0000FF"/>
+          <w:rtl/>
+        </w:rPr>
+        <w:t xml:space="preserve"> זה המקום לצרף את כללי המשחק (אפשר להפנות לנספח  בסוף, שמכיל </w:t>
+      </w:r>
+      <w:r>
+        <w:rPr>
+          <w:color w:val="0000FF"/>
+        </w:rPr>
+        <w:t xml:space="preserve">copy-paste </w:t>
+      </w:r>
+      <w:proofErr w:type="spellStart"/>
+      <w:r>
+        <w:rPr>
+          <w:rFonts w:hint="cs"/>
+          <w:color w:val="0000FF"/>
+          <w:rtl/>
+        </w:rPr>
+        <w:t>מויקיפדיה</w:t>
+      </w:r>
+      <w:proofErr w:type="spellEnd"/>
+      <w:r>
+        <w:rPr>
+          <w:rFonts w:hint="cs"/>
+          <w:color w:val="0000FF"/>
+          <w:rtl/>
+        </w:rPr>
+        <w:t xml:space="preserve"> או מאתר כלשהו).</w:t>
+      </w:r>
+    </w:p>
+    <w:p>
+      <w:pPr>
         <w:pStyle w:val="2"/>
-        <w:spacing w:line="360" w:lineRule="auto"/>
-        <w:rPr>
-          <w:rtl/>
-        </w:rPr>
-      </w:pPr>
-      <w:bookmarkStart w:id="54" w:name="_Toc29994003"/>
-      <w:bookmarkStart w:id="55" w:name="_Toc39329429"/>
-      <w:r>
-        <w:rPr>
-          <w:rFonts w:hint="cs"/>
-          <w:rtl/>
-        </w:rPr>
-        <w:t>מטרת המערכת</w:t>
+        <w:spacing w:line="276" w:lineRule="auto"/>
+        <w:rPr>
+          <w:rtl/>
+        </w:rPr>
+      </w:pPr>
+      <w:bookmarkStart w:id="54" w:name="_Toc29994004"/>
+      <w:bookmarkStart w:id="55" w:name="_Toc39329430"/>
+      <w:r>
+        <w:rPr>
+          <w:rFonts w:hint="cs"/>
+          <w:rtl/>
+        </w:rPr>
+        <w:t>יכולות המערכת</w:t>
       </w:r>
       <w:bookmarkEnd w:id="54"/>
       <w:bookmarkEnd w:id="55"/>
+      <w:r>
+        <w:rPr>
+          <w:rFonts w:hint="cs"/>
+          <w:rtl/>
+        </w:rPr>
+        <w:t xml:space="preserve"> </w:t>
+      </w:r>
     </w:p>
     <w:p>
       <w:pPr>
-        <w:spacing w:line="360" w:lineRule="auto"/>
-        <w:rPr>
-          <w:color w:val="0000FF"/>
-          <w:rtl/>
-        </w:rPr>
-      </w:pPr>
-      <w:r>
-        <w:rPr>
-          <w:rFonts w:hint="cs"/>
-          <w:color w:val="0000FF"/>
-          <w:rtl/>
-        </w:rPr>
-        <w:t xml:space="preserve">הסבר קצר על המערכת </w:t>
-      </w:r>
-      <w:r>
-        <w:rPr>
-          <w:rFonts w:hint="cs"/>
-          <w:color w:val="0000FF"/>
-          <w:u w:val="single"/>
-          <w:rtl/>
-        </w:rPr>
-        <w:t>בראיית המשתמש</w:t>
-      </w:r>
-      <w:r>
-        <w:rPr>
-          <w:rFonts w:hint="cs"/>
-          <w:color w:val="0000FF"/>
-          <w:rtl/>
-        </w:rPr>
-        <w:t xml:space="preserve"> </w:t>
-      </w:r>
-      <w:r>
-        <w:rPr>
-          <w:color w:val="0000FF"/>
-          <w:rtl/>
-        </w:rPr>
-        <w:t>–</w:t>
-      </w:r>
-      <w:r>
-        <w:rPr>
-          <w:rFonts w:hint="cs"/>
-          <w:color w:val="0000FF"/>
-          <w:rtl/>
-        </w:rPr>
-        <w:t xml:space="preserve"> מה היא עושה, </w:t>
-      </w:r>
-      <w:r>
-        <w:rPr>
-          <w:rFonts w:hint="cs"/>
-          <w:color w:val="0000FF"/>
-          <w:rtl/>
-        </w:rPr>
-        <w:t>ל</w:t>
-      </w:r>
-      <w:r>
-        <w:rPr>
-          <w:rFonts w:hint="cs"/>
-          <w:color w:val="0000FF"/>
-          <w:rtl/>
-        </w:rPr>
-        <w:t xml:space="preserve">איזה </w:t>
-      </w:r>
-      <w:r>
-        <w:rPr>
-          <w:rFonts w:hint="cs"/>
-          <w:color w:val="0000FF"/>
-          <w:rtl/>
-        </w:rPr>
-        <w:t xml:space="preserve">צורך היא עונה </w:t>
-      </w:r>
-      <w:r>
-        <w:rPr>
-          <w:rFonts w:hint="cs"/>
-          <w:color w:val="0000FF"/>
-          <w:rtl/>
-        </w:rPr>
-        <w:t>וכו'.</w:t>
-      </w:r>
-    </w:p>
-    <w:p>
-      <w:pPr>
-        <w:spacing w:line="360" w:lineRule="auto"/>
-        <w:rPr>
-          <w:color w:val="0000FF"/>
-          <w:rtl/>
-        </w:rPr>
-      </w:pPr>
-      <w:r>
-        <w:rPr>
-          <w:rFonts w:hint="cs"/>
-          <w:color w:val="0000FF"/>
-          <w:rtl/>
-        </w:rPr>
-        <w:t xml:space="preserve">אם מדובר במשחק </w:t>
-      </w:r>
-      <w:r>
-        <w:rPr>
-          <w:color w:val="0000FF"/>
-          <w:rtl/>
-        </w:rPr>
-        <w:t>–</w:t>
-      </w:r>
-      <w:r>
-        <w:rPr>
-          <w:rFonts w:hint="cs"/>
-          <w:color w:val="0000FF"/>
-          <w:rtl/>
-        </w:rPr>
-        <w:t xml:space="preserve"> זה המקום לצרף את כללי המשחק (אפשר להפנות לנספח  בסוף, שמכיל </w:t>
-      </w:r>
-      <w:r>
-        <w:rPr>
-          <w:color w:val="0000FF"/>
-        </w:rPr>
-        <w:t xml:space="preserve">copy-paste </w:t>
-      </w:r>
-      <w:r>
-        <w:rPr>
-          <w:rFonts w:hint="cs"/>
-          <w:color w:val="0000FF"/>
-          <w:rtl/>
-        </w:rPr>
-        <w:t>מויקיפדיה או מאתר כלשהו).</w:t>
-      </w:r>
-    </w:p>
-    <w:p>
-      <w:pPr>
-        <w:pStyle w:val="2"/>
-        <w:spacing w:line="360" w:lineRule="auto"/>
-        <w:rPr>
-          <w:rtl/>
-        </w:rPr>
-      </w:pPr>
-      <w:bookmarkStart w:id="56" w:name="_Toc29994004"/>
-      <w:bookmarkStart w:id="57" w:name="_Toc39329430"/>
-      <w:r>
-        <w:rPr>
-          <w:rFonts w:hint="cs"/>
-          <w:rtl/>
-        </w:rPr>
-        <w:t>יכולות המערכת</w:t>
-      </w:r>
-      <w:bookmarkEnd w:id="56"/>
-      <w:bookmarkEnd w:id="57"/>
-      <w:r>
-        <w:rPr>
-          <w:rFonts w:hint="cs"/>
-          <w:rtl/>
-        </w:rPr>
-        <w:t xml:space="preserve"> </w:t>
-      </w:r>
-    </w:p>
-    <w:p>
-      <w:pPr>
-        <w:spacing w:line="360" w:lineRule="auto"/>
+        <w:spacing w:line="276" w:lineRule="auto"/>
         <w:rPr>
           <w:color w:val="0000FF"/>
           <w:rtl/>
@@ -11352,7 +11708,7 @@
           <w:ilvl w:val="0"/>
           <w:numId w:val="6"/>
         </w:numPr>
-        <w:spacing w:line="360" w:lineRule="auto"/>
+        <w:spacing w:line="276" w:lineRule="auto"/>
         <w:rPr>
           <w:color w:val="0000FF"/>
         </w:rPr>
@@ -11373,7 +11729,7 @@
           <w:ilvl w:val="0"/>
           <w:numId w:val="6"/>
         </w:numPr>
-        <w:spacing w:line="360" w:lineRule="auto"/>
+        <w:spacing w:line="276" w:lineRule="auto"/>
         <w:rPr>
           <w:color w:val="0000FF"/>
         </w:rPr>
@@ -11400,18 +11756,54 @@
           <w:ilvl w:val="0"/>
           <w:numId w:val="6"/>
         </w:numPr>
-        <w:spacing w:line="360" w:lineRule="auto"/>
-        <w:rPr>
-          <w:color w:val="0000FF"/>
-        </w:rPr>
-      </w:pPr>
-      <w:r>
-        <w:rPr>
-          <w:rFonts w:hint="cs"/>
-          <w:color w:val="0000FF"/>
-          <w:rtl/>
-        </w:rPr>
-        <w:t>הצגה גרפית של לוח המשחק דו-מימדית ותלת-מימדית מנקודת המבט של השחקן.</w:t>
+        <w:spacing w:line="276" w:lineRule="auto"/>
+        <w:rPr>
+          <w:color w:val="0000FF"/>
+        </w:rPr>
+      </w:pPr>
+      <w:r>
+        <w:rPr>
+          <w:rFonts w:hint="cs"/>
+          <w:color w:val="0000FF"/>
+          <w:rtl/>
+        </w:rPr>
+        <w:t>הצגה גרפית של לוח המשחק דו-</w:t>
+      </w:r>
+      <w:proofErr w:type="spellStart"/>
+      <w:r>
+        <w:rPr>
+          <w:rFonts w:hint="cs"/>
+          <w:color w:val="0000FF"/>
+          <w:rtl/>
+        </w:rPr>
+        <w:t>מימדית</w:t>
+      </w:r>
+      <w:proofErr w:type="spellEnd"/>
+      <w:r>
+        <w:rPr>
+          <w:rFonts w:hint="cs"/>
+          <w:color w:val="0000FF"/>
+          <w:rtl/>
+        </w:rPr>
+        <w:t xml:space="preserve"> ותלת-</w:t>
+      </w:r>
+      <w:proofErr w:type="spellStart"/>
+      <w:r>
+        <w:rPr>
+          <w:rFonts w:hint="cs"/>
+          <w:color w:val="0000FF"/>
+          <w:rtl/>
+        </w:rPr>
+        <w:t>מימדית</w:t>
+      </w:r>
+      <w:proofErr w:type="spellEnd"/>
+      <w:r>
+        <w:rPr>
+          <w:rFonts w:hint="cs"/>
+          <w:color w:val="0000FF"/>
+          <w:rtl/>
+        </w:rPr>
+        <w:t xml:space="preserve"> מנקודת המבט של השחקן.</w:t>
       </w:r>
     </w:p>
     <w:p>
@@ -11421,7 +11813,7 @@
           <w:ilvl w:val="0"/>
           <w:numId w:val="6"/>
         </w:numPr>
-        <w:spacing w:line="360" w:lineRule="auto"/>
+        <w:spacing w:line="276" w:lineRule="auto"/>
         <w:rPr>
           <w:color w:val="0000FF"/>
         </w:rPr>
@@ -11442,7 +11834,7 @@
           <w:ilvl w:val="0"/>
           <w:numId w:val="6"/>
         </w:numPr>
-        <w:spacing w:line="360" w:lineRule="auto"/>
+        <w:spacing w:line="276" w:lineRule="auto"/>
         <w:rPr>
           <w:color w:val="0000FF"/>
         </w:rPr>
@@ -11463,7 +11855,7 @@
           <w:ilvl w:val="0"/>
           <w:numId w:val="6"/>
         </w:numPr>
-        <w:spacing w:line="360" w:lineRule="auto"/>
+        <w:spacing w:line="276" w:lineRule="auto"/>
         <w:rPr>
           <w:color w:val="0000FF"/>
         </w:rPr>
@@ -11479,7 +11871,7 @@
     </w:p>
     <w:p>
       <w:pPr>
-        <w:spacing w:line="360" w:lineRule="auto"/>
+        <w:spacing w:line="276" w:lineRule="auto"/>
         <w:rPr>
           <w:rtl/>
         </w:rPr>
@@ -11489,13 +11881,13 @@
       <w:pPr>
         <w:pStyle w:val="2"/>
         <w:pageBreakBefore/>
-        <w:spacing w:line="360" w:lineRule="auto"/>
-        <w:rPr>
-          <w:rtl/>
-        </w:rPr>
-      </w:pPr>
-      <w:bookmarkStart w:id="58" w:name="_Toc29994005"/>
-      <w:bookmarkStart w:id="59" w:name="_Toc39329431"/>
+        <w:spacing w:line="276" w:lineRule="auto"/>
+        <w:rPr>
+          <w:rtl/>
+        </w:rPr>
+      </w:pPr>
+      <w:bookmarkStart w:id="56" w:name="_Toc29994005"/>
+      <w:bookmarkStart w:id="57" w:name="_Toc39329431"/>
       <w:r>
         <w:rPr>
           <w:rFonts w:hint="cs"/>
@@ -11503,31 +11895,54 @@
         </w:rPr>
         <w:lastRenderedPageBreak/>
         <w:t>תפעול המערכת</w:t>
+      </w:r>
+      <w:bookmarkEnd w:id="56"/>
+      <w:bookmarkEnd w:id="57"/>
+    </w:p>
+    <w:p>
+      <w:pPr>
+        <w:pStyle w:val="3"/>
+        <w:spacing w:line="276" w:lineRule="auto"/>
+        <w:rPr>
+          <w:rtl/>
+        </w:rPr>
+      </w:pPr>
+      <w:bookmarkStart w:id="58" w:name="_Toc29994006"/>
+      <w:bookmarkStart w:id="59" w:name="_Toc39329432"/>
+      <w:r>
+        <w:rPr>
+          <w:rFonts w:hint="cs"/>
+          <w:rtl/>
+        </w:rPr>
+        <w:t>תרשים זרימה בין המסכים</w:t>
       </w:r>
       <w:bookmarkEnd w:id="58"/>
       <w:bookmarkEnd w:id="59"/>
     </w:p>
     <w:p>
       <w:pPr>
-        <w:pStyle w:val="3"/>
-        <w:rPr>
-          <w:rtl/>
-        </w:rPr>
-      </w:pPr>
-      <w:bookmarkStart w:id="60" w:name="_Toc29994006"/>
-      <w:bookmarkStart w:id="61" w:name="_Toc39329432"/>
-      <w:r>
-        <w:rPr>
-          <w:rFonts w:hint="cs"/>
-          <w:rtl/>
-        </w:rPr>
-        <w:t>תרשים זרימה בין המסכים</w:t>
-      </w:r>
-      <w:bookmarkEnd w:id="60"/>
-      <w:bookmarkEnd w:id="61"/>
+        <w:spacing w:line="276" w:lineRule="auto"/>
+        <w:rPr>
+          <w:b/>
+          <w:bCs/>
+          <w:color w:val="0000FF"/>
+          <w:rtl/>
+        </w:rPr>
+      </w:pPr>
+      <w:r>
+        <w:rPr>
+          <w:rFonts w:hint="cs"/>
+          <w:b/>
+          <w:bCs/>
+          <w:color w:val="0000FF"/>
+          <w:rtl/>
+        </w:rPr>
+        <w:t>מתאר את אופן הניווט בין המסכים השונים</w:t>
+      </w:r>
     </w:p>
     <w:p>
       <w:pPr>
+        <w:spacing w:line="276" w:lineRule="auto"/>
         <w:rPr>
           <w:b/>
           <w:bCs/>
@@ -11543,31 +11958,12 @@
           <w:color w:val="0000FF"/>
           <w:rtl/>
         </w:rPr>
-        <w:t>מתאר את אופן הניווט בין המסכים השונים</w:t>
+        <w:t>דוגמא:</w:t>
       </w:r>
     </w:p>
     <w:p>
       <w:pPr>
-        <w:rPr>
-          <w:b/>
-          <w:bCs/>
-          <w:color w:val="0000FF"/>
-          <w:rtl/>
-        </w:rPr>
-      </w:pPr>
-      <w:r>
-        <w:rPr>
-          <w:rFonts w:hint="cs"/>
-          <w:b/>
-          <w:bCs/>
-          <w:color w:val="0000FF"/>
-          <w:rtl/>
-        </w:rPr>
-        <w:t>דוגמא:</w:t>
-      </w:r>
-    </w:p>
-    <w:p>
-      <w:pPr>
+        <w:spacing w:line="276" w:lineRule="auto"/>
         <w:jc w:val="center"/>
         <w:rPr>
           <w:rFonts w:cs="Times New Roman"/>
@@ -11582,7 +11978,7 @@
         <mc:AlternateContent>
           <mc:Choice Requires="wps">
             <w:drawing>
-              <wp:anchor distT="0" distB="0" distL="114300" distR="114300" simplePos="0" relativeHeight="251661824" behindDoc="0" locked="0" layoutInCell="1" allowOverlap="1" wp14:anchorId="708A7304" wp14:editId="0A6B62FB">
+              <wp:anchor distT="0" distB="0" distL="114300" distR="114300" simplePos="0" relativeHeight="251661824" behindDoc="0" locked="0" layoutInCell="1" allowOverlap="1" wp14:anchorId="11A1EF33" wp14:editId="0C62430F">
                 <wp:simplePos x="0" y="0"/>
                 <wp:positionH relativeFrom="column">
                   <wp:posOffset>443230</wp:posOffset>
@@ -11656,7 +12052,7 @@
               </wp:anchor>
             </w:drawing>
           </mc:Choice>
-          <mc:Fallback xmlns:w16cid="http://schemas.microsoft.com/office/word/2016/wordml/cid" xmlns:am3d="http://schemas.microsoft.com/office/drawing/2017/model3d" xmlns:aink="http://schemas.microsoft.com/office/drawing/2016/ink" xmlns:cx8="http://schemas.microsoft.com/office/drawing/2016/5/14/chartex" xmlns:cx7="http://schemas.microsoft.com/office/drawing/2016/5/13/chartex" xmlns:cx6="http://schemas.microsoft.com/office/drawing/2016/5/12/chartex" xmlns:cx5="http://schemas.microsoft.com/office/drawing/2016/5/11/chartex" xmlns:cx4="http://schemas.microsoft.com/office/drawing/2016/5/10/chartex" xmlns:cx3="http://schemas.microsoft.com/office/drawing/2016/5/9/chartex" xmlns:cx2="http://schemas.microsoft.com/office/drawing/2015/10/21/chartex" xmlns:cx1="http://schemas.microsoft.com/office/drawing/2015/9/8/chartex">
+          <mc:Fallback>
             <w:pict>
               <v:shapetype w14:anchorId="44FF0538" id="_x0000_t13" coordsize="21600,21600" o:spt="13" adj="16200,5400" path="m@0,l@0@1,0@1,0@2@0@2@0,21600,21600,10800xe">
                 <v:stroke joinstyle="miter"/>
@@ -11689,7 +12085,7 @@
         <mc:AlternateContent>
           <mc:Choice Requires="wps">
             <w:drawing>
-              <wp:anchor distT="0" distB="0" distL="114300" distR="114300" simplePos="0" relativeHeight="251660800" behindDoc="0" locked="0" layoutInCell="1" allowOverlap="1" wp14:anchorId="54C0FAD8" wp14:editId="0A640B23">
+              <wp:anchor distT="0" distB="0" distL="114300" distR="114300" simplePos="0" relativeHeight="251660800" behindDoc="0" locked="0" layoutInCell="1" allowOverlap="1" wp14:anchorId="30B34D86" wp14:editId="69B1D48F">
                 <wp:simplePos x="0" y="0"/>
                 <wp:positionH relativeFrom="column">
                   <wp:posOffset>3761740</wp:posOffset>
@@ -11752,7 +12148,7 @@
               </wp:anchor>
             </w:drawing>
           </mc:Choice>
-          <mc:Fallback xmlns:w16cid="http://schemas.microsoft.com/office/word/2016/wordml/cid" xmlns:am3d="http://schemas.microsoft.com/office/drawing/2017/model3d" xmlns:aink="http://schemas.microsoft.com/office/drawing/2016/ink" xmlns:cx8="http://schemas.microsoft.com/office/drawing/2016/5/14/chartex" xmlns:cx7="http://schemas.microsoft.com/office/drawing/2016/5/13/chartex" xmlns:cx6="http://schemas.microsoft.com/office/drawing/2016/5/12/chartex" xmlns:cx5="http://schemas.microsoft.com/office/drawing/2016/5/11/chartex" xmlns:cx4="http://schemas.microsoft.com/office/drawing/2016/5/10/chartex" xmlns:cx3="http://schemas.microsoft.com/office/drawing/2016/5/9/chartex" xmlns:cx2="http://schemas.microsoft.com/office/drawing/2015/10/21/chartex" xmlns:cx1="http://schemas.microsoft.com/office/drawing/2015/9/8/chartex">
+          <mc:Fallback>
             <w:pict>
               <v:shape w14:anchorId="65C15763" id="מחבר חץ ישר 46" o:spid="_x0000_s1026" type="#_x0000_t32" style="position:absolute;margin-left:296.2pt;margin-top:299.8pt;width:120.6pt;height:56.1pt;flip:x y;z-index:251660800;visibility:visible;mso-wrap-style:square;mso-width-percent:0;mso-height-percent:0;mso-wrap-distance-left:9pt;mso-wrap-distance-top:0;mso-wrap-distance-right:9pt;mso-wrap-distance-bottom:0;mso-position-horizontal:absolute;mso-position-horizontal-relative:text;mso-position-vertical:absolute;mso-position-vertical-relative:text;mso-width-percent:0;mso-height-percent:0;mso-width-relative:margin;mso-height-relative:margin" o:gfxdata="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" strokecolor="black [3213]" strokeweight="1.5pt">
                 <v:stroke endarrow="open"/>
@@ -11769,7 +12165,7 @@
         <mc:AlternateContent>
           <mc:Choice Requires="wps">
             <w:drawing>
-              <wp:anchor distT="0" distB="0" distL="114300" distR="114300" simplePos="0" relativeHeight="251659776" behindDoc="0" locked="0" layoutInCell="1" allowOverlap="1" wp14:anchorId="3B0BE8F3" wp14:editId="52F484B3">
+              <wp:anchor distT="0" distB="0" distL="114300" distR="114300" simplePos="0" relativeHeight="251659776" behindDoc="0" locked="0" layoutInCell="1" allowOverlap="1" wp14:anchorId="66346BB5" wp14:editId="0414DEF7">
                 <wp:simplePos x="0" y="0"/>
                 <wp:positionH relativeFrom="column">
                   <wp:posOffset>3979545</wp:posOffset>
@@ -11855,9 +12251,9 @@
               </wp:anchor>
             </w:drawing>
           </mc:Choice>
-          <mc:Fallback xmlns:w16cid="http://schemas.microsoft.com/office/word/2016/wordml/cid" xmlns:am3d="http://schemas.microsoft.com/office/drawing/2017/model3d" xmlns:aink="http://schemas.microsoft.com/office/drawing/2016/ink" xmlns:cx8="http://schemas.microsoft.com/office/drawing/2016/5/14/chartex" xmlns:cx7="http://schemas.microsoft.com/office/drawing/2016/5/13/chartex" xmlns:cx6="http://schemas.microsoft.com/office/drawing/2016/5/12/chartex" xmlns:cx5="http://schemas.microsoft.com/office/drawing/2016/5/11/chartex" xmlns:cx4="http://schemas.microsoft.com/office/drawing/2016/5/10/chartex" xmlns:cx3="http://schemas.microsoft.com/office/drawing/2016/5/9/chartex" xmlns:cx2="http://schemas.microsoft.com/office/drawing/2015/10/21/chartex" xmlns:cx1="http://schemas.microsoft.com/office/drawing/2015/9/8/chartex">
+          <mc:Fallback>
             <w:pict>
-              <v:rect w14:anchorId="5147614C" id="מלבן 45" o:spid="_x0000_s1055" style="position:absolute;left:0;text-align:left;margin-left:313.35pt;margin-top:355.9pt;width:151.45pt;height:36.8pt;z-index:251659776;visibility:visible;mso-wrap-style:square;mso-width-percent:0;mso-height-percent:0;mso-wrap-distance-left:9pt;mso-wrap-distance-top:0;mso-wrap-distance-right:9pt;mso-wrap-distance-bottom:0;mso-position-horizontal:absolute;mso-position-horizontal-relative:text;mso-position-vertical:absolute;mso-position-vertical-relative:text;mso-width-percent:0;mso-height-percent:0;mso-width-relative:margin;mso-height-relative:margin;v-text-anchor:middle" o:gfxdata="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" fillcolor="#a5d5e2 [1624]" strokecolor="#40a7c2 [3048]">
+              <v:rect w14:anchorId="66346BB5" id="מלבן 45" o:spid="_x0000_s1055" style="position:absolute;left:0;text-align:left;margin-left:313.35pt;margin-top:355.9pt;width:151.45pt;height:36.8pt;z-index:251659776;visibility:visible;mso-wrap-style:square;mso-width-percent:0;mso-height-percent:0;mso-wrap-distance-left:9pt;mso-wrap-distance-top:0;mso-wrap-distance-right:9pt;mso-wrap-distance-bottom:0;mso-position-horizontal:absolute;mso-position-horizontal-relative:text;mso-position-vertical:absolute;mso-position-vertical-relative:text;mso-width-percent:0;mso-height-percent:0;mso-width-relative:margin;mso-height-relative:margin;v-text-anchor:middle" o:gfxdata="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" fillcolor="#a5d5e2 [1624]" strokecolor="#40a7c2 [3048]">
                 <v:fill color2="#e4f2f6 [504]" rotate="t" angle="180" colors="0 #9eeaff;22938f #bbefff;1 #e4f9ff" focus="100%" type="gradient"/>
                 <v:shadow on="t" color="black" opacity="24903f" origin=",.5" offset="0,.55556mm"/>
                 <v:path arrowok="t"/>
@@ -11898,7 +12294,7 @@
         <mc:AlternateContent>
           <mc:Choice Requires="wps">
             <w:drawing>
-              <wp:anchor distT="0" distB="0" distL="114299" distR="114299" simplePos="0" relativeHeight="251658752" behindDoc="0" locked="0" layoutInCell="1" allowOverlap="1" wp14:anchorId="09939961" wp14:editId="7E6FC340">
+              <wp:anchor distT="0" distB="0" distL="114299" distR="114299" simplePos="0" relativeHeight="251658752" behindDoc="0" locked="0" layoutInCell="1" allowOverlap="1" wp14:anchorId="2FBA65E6" wp14:editId="1CE3FCED">
                 <wp:simplePos x="0" y="0"/>
                 <wp:positionH relativeFrom="column">
                   <wp:posOffset>2110739</wp:posOffset>
@@ -11961,7 +12357,7 @@
               </wp:anchor>
             </w:drawing>
           </mc:Choice>
-          <mc:Fallback xmlns:w16cid="http://schemas.microsoft.com/office/word/2016/wordml/cid" xmlns:am3d="http://schemas.microsoft.com/office/drawing/2017/model3d" xmlns:aink="http://schemas.microsoft.com/office/drawing/2016/ink" xmlns:cx8="http://schemas.microsoft.com/office/drawing/2016/5/14/chartex" xmlns:cx7="http://schemas.microsoft.com/office/drawing/2016/5/13/chartex" xmlns:cx6="http://schemas.microsoft.com/office/drawing/2016/5/12/chartex" xmlns:cx5="http://schemas.microsoft.com/office/drawing/2016/5/11/chartex" xmlns:cx4="http://schemas.microsoft.com/office/drawing/2016/5/10/chartex" xmlns:cx3="http://schemas.microsoft.com/office/drawing/2016/5/9/chartex" xmlns:cx2="http://schemas.microsoft.com/office/drawing/2015/10/21/chartex" xmlns:cx1="http://schemas.microsoft.com/office/drawing/2015/9/8/chartex">
+          <mc:Fallback>
             <w:pict>
               <v:shape w14:anchorId="6734B013" id="מחבר חץ ישר 43" o:spid="_x0000_s1026" type="#_x0000_t32" style="position:absolute;margin-left:166.2pt;margin-top:408.6pt;width:0;height:48.25pt;flip:y;z-index:251658752;visibility:visible;mso-wrap-style:square;mso-width-percent:0;mso-height-percent:0;mso-wrap-distance-left:3.17497mm;mso-wrap-distance-top:0;mso-wrap-distance-right:3.17497mm;mso-wrap-distance-bottom:0;mso-position-horizontal:absolute;mso-position-horizontal-relative:text;mso-position-vertical:absolute;mso-position-vertical-relative:text;mso-width-percent:0;mso-height-percent:0;mso-width-relative:margin;mso-height-relative:margin" o:gfxdata="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" strokecolor="black [3213]" strokeweight="1.5pt">
                 <v:stroke endarrow="open"/>
@@ -11978,7 +12374,7 @@
         <mc:AlternateContent>
           <mc:Choice Requires="wps">
             <w:drawing>
-              <wp:anchor distT="0" distB="0" distL="114300" distR="114300" simplePos="0" relativeHeight="251657728" behindDoc="0" locked="0" layoutInCell="1" allowOverlap="1" wp14:anchorId="20A2641D" wp14:editId="10E77BBD">
+              <wp:anchor distT="0" distB="0" distL="114300" distR="114300" simplePos="0" relativeHeight="251657728" behindDoc="0" locked="0" layoutInCell="1" allowOverlap="1" wp14:anchorId="716AD7CD" wp14:editId="2AE5CD28">
                 <wp:simplePos x="0" y="0"/>
                 <wp:positionH relativeFrom="column">
                   <wp:posOffset>1830070</wp:posOffset>
@@ -12064,9 +12460,9 @@
               </wp:anchor>
             </w:drawing>
           </mc:Choice>
-          <mc:Fallback xmlns:w16cid="http://schemas.microsoft.com/office/word/2016/wordml/cid" xmlns:am3d="http://schemas.microsoft.com/office/drawing/2017/model3d" xmlns:aink="http://schemas.microsoft.com/office/drawing/2016/ink" xmlns:cx8="http://schemas.microsoft.com/office/drawing/2016/5/14/chartex" xmlns:cx7="http://schemas.microsoft.com/office/drawing/2016/5/13/chartex" xmlns:cx6="http://schemas.microsoft.com/office/drawing/2016/5/12/chartex" xmlns:cx5="http://schemas.microsoft.com/office/drawing/2016/5/11/chartex" xmlns:cx4="http://schemas.microsoft.com/office/drawing/2016/5/10/chartex" xmlns:cx3="http://schemas.microsoft.com/office/drawing/2016/5/9/chartex" xmlns:cx2="http://schemas.microsoft.com/office/drawing/2015/10/21/chartex" xmlns:cx1="http://schemas.microsoft.com/office/drawing/2015/9/8/chartex">
+          <mc:Fallback>
             <w:pict>
-              <v:rect w14:anchorId="70D45633" id="מלבן 42" o:spid="_x0000_s1056" style="position:absolute;left:0;text-align:left;margin-left:144.1pt;margin-top:456.9pt;width:151.45pt;height:36.8pt;z-index:251657728;visibility:visible;mso-wrap-style:square;mso-width-percent:0;mso-height-percent:0;mso-wrap-distance-left:9pt;mso-wrap-distance-top:0;mso-wrap-distance-right:9pt;mso-wrap-distance-bottom:0;mso-position-horizontal:absolute;mso-position-horizontal-relative:text;mso-position-vertical:absolute;mso-position-vertical-relative:text;mso-width-percent:0;mso-height-percent:0;mso-width-relative:margin;mso-height-relative:margin;v-text-anchor:middle" o:gfxdata="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" fillcolor="#a5d5e2 [1624]" strokecolor="#40a7c2 [3048]">
+              <v:rect w14:anchorId="716AD7CD" id="מלבן 42" o:spid="_x0000_s1056" style="position:absolute;left:0;text-align:left;margin-left:144.1pt;margin-top:456.9pt;width:151.45pt;height:36.8pt;z-index:251657728;visibility:visible;mso-wrap-style:square;mso-width-percent:0;mso-height-percent:0;mso-wrap-distance-left:9pt;mso-wrap-distance-top:0;mso-wrap-distance-right:9pt;mso-wrap-distance-bottom:0;mso-position-horizontal:absolute;mso-position-horizontal-relative:text;mso-position-vertical:absolute;mso-position-vertical-relative:text;mso-width-percent:0;mso-height-percent:0;mso-width-relative:margin;mso-height-relative:margin;v-text-anchor:middle" o:gfxdata="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" fillcolor="#a5d5e2 [1624]" strokecolor="#40a7c2 [3048]">
                 <v:fill color2="#e4f2f6 [504]" rotate="t" angle="180" colors="0 #9eeaff;22938f #bbefff;1 #e4f9ff" focus="100%" type="gradient"/>
                 <v:shadow on="t" color="black" opacity="24903f" origin=",.5" offset="0,.55556mm"/>
                 <v:path arrowok="t"/>
@@ -12107,7 +12503,7 @@
         <mc:AlternateContent>
           <mc:Choice Requires="wps">
             <w:drawing>
-              <wp:anchor distT="0" distB="0" distL="114299" distR="114299" simplePos="0" relativeHeight="251656704" behindDoc="0" locked="0" layoutInCell="1" allowOverlap="1" wp14:anchorId="1B82B4EA" wp14:editId="006331C7">
+              <wp:anchor distT="0" distB="0" distL="114299" distR="114299" simplePos="0" relativeHeight="251656704" behindDoc="0" locked="0" layoutInCell="1" allowOverlap="1" wp14:anchorId="4CFC50C5" wp14:editId="06B37C39">
                 <wp:simplePos x="0" y="0"/>
                 <wp:positionH relativeFrom="column">
                   <wp:posOffset>2737484</wp:posOffset>
@@ -12170,7 +12566,7 @@
               </wp:anchor>
             </w:drawing>
           </mc:Choice>
-          <mc:Fallback xmlns:w16cid="http://schemas.microsoft.com/office/word/2016/wordml/cid" xmlns:am3d="http://schemas.microsoft.com/office/drawing/2017/model3d" xmlns:aink="http://schemas.microsoft.com/office/drawing/2016/ink" xmlns:cx8="http://schemas.microsoft.com/office/drawing/2016/5/14/chartex" xmlns:cx7="http://schemas.microsoft.com/office/drawing/2016/5/13/chartex" xmlns:cx6="http://schemas.microsoft.com/office/drawing/2016/5/12/chartex" xmlns:cx5="http://schemas.microsoft.com/office/drawing/2016/5/11/chartex" xmlns:cx4="http://schemas.microsoft.com/office/drawing/2016/5/10/chartex" xmlns:cx3="http://schemas.microsoft.com/office/drawing/2016/5/9/chartex" xmlns:cx2="http://schemas.microsoft.com/office/drawing/2015/10/21/chartex" xmlns:cx1="http://schemas.microsoft.com/office/drawing/2015/9/8/chartex">
+          <mc:Fallback>
             <w:pict>
               <v:shape w14:anchorId="572042A2" id="מחבר חץ ישר 41" o:spid="_x0000_s1026" type="#_x0000_t32" style="position:absolute;margin-left:215.55pt;margin-top:408.4pt;width:0;height:48.6pt;z-index:251656704;visibility:visible;mso-wrap-style:square;mso-width-percent:0;mso-height-percent:0;mso-wrap-distance-left:3.17497mm;mso-wrap-distance-top:0;mso-wrap-distance-right:3.17497mm;mso-wrap-distance-bottom:0;mso-position-horizontal:absolute;mso-position-horizontal-relative:text;mso-position-vertical:absolute;mso-position-vertical-relative:text;mso-width-percent:0;mso-height-percent:0;mso-width-relative:margin;mso-height-relative:margin" o:gfxdata="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" strokecolor="black [3213]" strokeweight="1.5pt">
                 <v:stroke endarrow="open"/>
@@ -12187,7 +12583,7 @@
         <mc:AlternateContent>
           <mc:Choice Requires="wps">
             <w:drawing>
-              <wp:anchor distT="0" distB="0" distL="114300" distR="114300" simplePos="0" relativeHeight="251655680" behindDoc="0" locked="0" layoutInCell="1" allowOverlap="1" wp14:anchorId="78795EAE" wp14:editId="63322CAD">
+              <wp:anchor distT="0" distB="0" distL="114300" distR="114300" simplePos="0" relativeHeight="251655680" behindDoc="0" locked="0" layoutInCell="1" allowOverlap="1" wp14:anchorId="2EB14457" wp14:editId="619788D5">
                 <wp:simplePos x="0" y="0"/>
                 <wp:positionH relativeFrom="column">
                   <wp:posOffset>1903730</wp:posOffset>
@@ -12273,9 +12669,9 @@
               </wp:anchor>
             </w:drawing>
           </mc:Choice>
-          <mc:Fallback xmlns:w16cid="http://schemas.microsoft.com/office/word/2016/wordml/cid" xmlns:am3d="http://schemas.microsoft.com/office/drawing/2017/model3d" xmlns:aink="http://schemas.microsoft.com/office/drawing/2016/ink" xmlns:cx8="http://schemas.microsoft.com/office/drawing/2016/5/14/chartex" xmlns:cx7="http://schemas.microsoft.com/office/drawing/2016/5/13/chartex" xmlns:cx6="http://schemas.microsoft.com/office/drawing/2016/5/12/chartex" xmlns:cx5="http://schemas.microsoft.com/office/drawing/2016/5/11/chartex" xmlns:cx4="http://schemas.microsoft.com/office/drawing/2016/5/10/chartex" xmlns:cx3="http://schemas.microsoft.com/office/drawing/2016/5/9/chartex" xmlns:cx2="http://schemas.microsoft.com/office/drawing/2015/10/21/chartex" xmlns:cx1="http://schemas.microsoft.com/office/drawing/2015/9/8/chartex">
+          <mc:Fallback>
             <w:pict>
-              <v:rect w14:anchorId="06A8EC83" id="מלבן 39" o:spid="_x0000_s1057" style="position:absolute;left:0;text-align:left;margin-left:149.9pt;margin-top:372pt;width:151.45pt;height:36.8pt;z-index:251655680;visibility:visible;mso-wrap-style:square;mso-width-percent:0;mso-height-percent:0;mso-wrap-distance-left:9pt;mso-wrap-distance-top:0;mso-wrap-distance-right:9pt;mso-wrap-distance-bottom:0;mso-position-horizontal:absolute;mso-position-horizontal-relative:text;mso-position-vertical:absolute;mso-position-vertical-relative:text;mso-width-percent:0;mso-height-percent:0;mso-width-relative:margin;mso-height-relative:margin;v-text-anchor:middle" o:gfxdata="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" fillcolor="#a5d5e2 [1624]" strokecolor="#40a7c2 [3048]">
+              <v:rect w14:anchorId="2EB14457" id="מלבן 39" o:spid="_x0000_s1057" style="position:absolute;left:0;text-align:left;margin-left:149.9pt;margin-top:372pt;width:151.45pt;height:36.8pt;z-index:251655680;visibility:visible;mso-wrap-style:square;mso-width-percent:0;mso-height-percent:0;mso-wrap-distance-left:9pt;mso-wrap-distance-top:0;mso-wrap-distance-right:9pt;mso-wrap-distance-bottom:0;mso-position-horizontal:absolute;mso-position-horizontal-relative:text;mso-position-vertical:absolute;mso-position-vertical-relative:text;mso-width-percent:0;mso-height-percent:0;mso-width-relative:margin;mso-height-relative:margin;v-text-anchor:middle" o:gfxdata="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" fillcolor="#a5d5e2 [1624]" strokecolor="#40a7c2 [3048]">
                 <v:fill color2="#e4f2f6 [504]" rotate="t" angle="180" colors="0 #9eeaff;22938f #bbefff;1 #e4f9ff" focus="100%" type="gradient"/>
                 <v:shadow on="t" color="black" opacity="24903f" origin=",.5" offset="0,.55556mm"/>
                 <v:path arrowok="t"/>
@@ -12316,7 +12712,7 @@
         <mc:AlternateContent>
           <mc:Choice Requires="wps">
             <w:drawing>
-              <wp:anchor distT="0" distB="0" distL="114300" distR="114300" simplePos="0" relativeHeight="251654656" behindDoc="0" locked="0" layoutInCell="1" allowOverlap="1" wp14:anchorId="16E8CDA1" wp14:editId="7C2558B9">
+              <wp:anchor distT="0" distB="0" distL="114300" distR="114300" simplePos="0" relativeHeight="251654656" behindDoc="0" locked="0" layoutInCell="1" allowOverlap="1" wp14:anchorId="0D693B4F" wp14:editId="1914F6B4">
                 <wp:simplePos x="0" y="0"/>
                 <wp:positionH relativeFrom="column">
                   <wp:posOffset>1754505</wp:posOffset>
@@ -12379,7 +12775,7 @@
               </wp:anchor>
             </w:drawing>
           </mc:Choice>
-          <mc:Fallback xmlns:w16cid="http://schemas.microsoft.com/office/word/2016/wordml/cid" xmlns:am3d="http://schemas.microsoft.com/office/drawing/2017/model3d" xmlns:aink="http://schemas.microsoft.com/office/drawing/2016/ink" xmlns:cx8="http://schemas.microsoft.com/office/drawing/2016/5/14/chartex" xmlns:cx7="http://schemas.microsoft.com/office/drawing/2016/5/13/chartex" xmlns:cx6="http://schemas.microsoft.com/office/drawing/2016/5/12/chartex" xmlns:cx5="http://schemas.microsoft.com/office/drawing/2016/5/11/chartex" xmlns:cx4="http://schemas.microsoft.com/office/drawing/2016/5/10/chartex" xmlns:cx3="http://schemas.microsoft.com/office/drawing/2016/5/9/chartex" xmlns:cx2="http://schemas.microsoft.com/office/drawing/2015/10/21/chartex" xmlns:cx1="http://schemas.microsoft.com/office/drawing/2015/9/8/chartex">
+          <mc:Fallback>
             <w:pict>
               <v:shape w14:anchorId="228D7996" id="מחבר חץ ישר 37" o:spid="_x0000_s1026" type="#_x0000_t32" style="position:absolute;margin-left:138.15pt;margin-top:324.15pt;width:49.55pt;height:48.6pt;flip:y;z-index:251654656;visibility:visible;mso-wrap-style:square;mso-width-percent:0;mso-height-percent:0;mso-wrap-distance-left:9pt;mso-wrap-distance-top:0;mso-wrap-distance-right:9pt;mso-wrap-distance-bottom:0;mso-position-horizontal:absolute;mso-position-horizontal-relative:text;mso-position-vertical:absolute;mso-position-vertical-relative:text;mso-width-percent:0;mso-height-percent:0;mso-width-relative:margin;mso-height-relative:margin" o:gfxdata="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" strokecolor="black [3213]" strokeweight="1.5pt">
                 <v:stroke endarrow="open"/>
@@ -12396,7 +12792,7 @@
         <mc:AlternateContent>
           <mc:Choice Requires="wps">
             <w:drawing>
-              <wp:anchor distT="0" distB="0" distL="114300" distR="114300" simplePos="0" relativeHeight="251652608" behindDoc="0" locked="0" layoutInCell="1" allowOverlap="1" wp14:anchorId="3FC9BD19" wp14:editId="396846B8">
+              <wp:anchor distT="0" distB="0" distL="114300" distR="114300" simplePos="0" relativeHeight="251652608" behindDoc="0" locked="0" layoutInCell="1" allowOverlap="1" wp14:anchorId="54492949" wp14:editId="15C1C3D1">
                 <wp:simplePos x="0" y="0"/>
                 <wp:positionH relativeFrom="column">
                   <wp:posOffset>-172085</wp:posOffset>
@@ -12482,9 +12878,9 @@
               </wp:anchor>
             </w:drawing>
           </mc:Choice>
-          <mc:Fallback xmlns:w16cid="http://schemas.microsoft.com/office/word/2016/wordml/cid" xmlns:am3d="http://schemas.microsoft.com/office/drawing/2017/model3d" xmlns:aink="http://schemas.microsoft.com/office/drawing/2016/ink" xmlns:cx8="http://schemas.microsoft.com/office/drawing/2016/5/14/chartex" xmlns:cx7="http://schemas.microsoft.com/office/drawing/2016/5/13/chartex" xmlns:cx6="http://schemas.microsoft.com/office/drawing/2016/5/12/chartex" xmlns:cx5="http://schemas.microsoft.com/office/drawing/2016/5/11/chartex" xmlns:cx4="http://schemas.microsoft.com/office/drawing/2016/5/10/chartex" xmlns:cx3="http://schemas.microsoft.com/office/drawing/2016/5/9/chartex" xmlns:cx2="http://schemas.microsoft.com/office/drawing/2015/10/21/chartex" xmlns:cx1="http://schemas.microsoft.com/office/drawing/2015/9/8/chartex">
+          <mc:Fallback>
             <w:pict>
-              <v:rect w14:anchorId="468EB341" id="מלבן 34" o:spid="_x0000_s1058" style="position:absolute;left:0;text-align:left;margin-left:-13.55pt;margin-top:356.3pt;width:151.45pt;height:36.8pt;z-index:251652608;visibility:visible;mso-wrap-style:square;mso-width-percent:0;mso-height-percent:0;mso-wrap-distance-left:9pt;mso-wrap-distance-top:0;mso-wrap-distance-right:9pt;mso-wrap-distance-bottom:0;mso-position-horizontal:absolute;mso-position-horizontal-relative:text;mso-position-vertical:absolute;mso-position-vertical-relative:text;mso-width-percent:0;mso-height-percent:0;mso-width-relative:margin;mso-height-relative:margin;v-text-anchor:middle" o:gfxdata="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" fillcolor="#a5d5e2 [1624]" strokecolor="#40a7c2 [3048]">
+              <v:rect w14:anchorId="54492949" id="מלבן 34" o:spid="_x0000_s1058" style="position:absolute;left:0;text-align:left;margin-left:-13.55pt;margin-top:356.3pt;width:151.45pt;height:36.8pt;z-index:251652608;visibility:visible;mso-wrap-style:square;mso-width-percent:0;mso-height-percent:0;mso-wrap-distance-left:9pt;mso-wrap-distance-top:0;mso-wrap-distance-right:9pt;mso-wrap-distance-bottom:0;mso-position-horizontal:absolute;mso-position-horizontal-relative:text;mso-position-vertical:absolute;mso-position-vertical-relative:text;mso-width-percent:0;mso-height-percent:0;mso-width-relative:margin;mso-height-relative:margin;v-text-anchor:middle" o:gfxdata="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" fillcolor="#a5d5e2 [1624]" strokecolor="#40a7c2 [3048]">
                 <v:fill color2="#e4f2f6 [504]" rotate="t" angle="180" colors="0 #9eeaff;22938f #bbefff;1 #e4f9ff" focus="100%" type="gradient"/>
                 <v:shadow on="t" color="black" opacity="24903f" origin=",.5" offset="0,.55556mm"/>
                 <v:path arrowok="t"/>
@@ -12525,7 +12921,7 @@
         <mc:AlternateContent>
           <mc:Choice Requires="wps">
             <w:drawing>
-              <wp:anchor distT="0" distB="0" distL="114300" distR="114300" simplePos="0" relativeHeight="251653632" behindDoc="0" locked="0" layoutInCell="1" allowOverlap="1" wp14:anchorId="706DC420" wp14:editId="3E0A042C">
+              <wp:anchor distT="0" distB="0" distL="114300" distR="114300" simplePos="0" relativeHeight="251653632" behindDoc="0" locked="0" layoutInCell="1" allowOverlap="1" wp14:anchorId="4581EACA" wp14:editId="24191443">
                 <wp:simplePos x="0" y="0"/>
                 <wp:positionH relativeFrom="column">
                   <wp:posOffset>1184275</wp:posOffset>
@@ -12588,7 +12984,7 @@
               </wp:anchor>
             </w:drawing>
           </mc:Choice>
-          <mc:Fallback xmlns:w16cid="http://schemas.microsoft.com/office/word/2016/wordml/cid" xmlns:am3d="http://schemas.microsoft.com/office/drawing/2017/model3d" xmlns:aink="http://schemas.microsoft.com/office/drawing/2016/ink" xmlns:cx8="http://schemas.microsoft.com/office/drawing/2016/5/14/chartex" xmlns:cx7="http://schemas.microsoft.com/office/drawing/2016/5/13/chartex" xmlns:cx6="http://schemas.microsoft.com/office/drawing/2016/5/12/chartex" xmlns:cx5="http://schemas.microsoft.com/office/drawing/2016/5/11/chartex" xmlns:cx4="http://schemas.microsoft.com/office/drawing/2016/5/10/chartex" xmlns:cx3="http://schemas.microsoft.com/office/drawing/2016/5/9/chartex" xmlns:cx2="http://schemas.microsoft.com/office/drawing/2015/10/21/chartex" xmlns:cx1="http://schemas.microsoft.com/office/drawing/2015/9/8/chartex">
+          <mc:Fallback>
             <w:pict>
               <v:shape w14:anchorId="63E75F78" id="מחבר חץ ישר 35" o:spid="_x0000_s1026" type="#_x0000_t32" style="position:absolute;margin-left:93.25pt;margin-top:324.15pt;width:50.55pt;height:31.75pt;flip:x;z-index:251653632;visibility:visible;mso-wrap-style:square;mso-width-percent:0;mso-height-percent:0;mso-wrap-distance-left:9pt;mso-wrap-distance-top:0;mso-wrap-distance-right:9pt;mso-wrap-distance-bottom:0;mso-position-horizontal:absolute;mso-position-horizontal-relative:text;mso-position-vertical:absolute;mso-position-vertical-relative:text;mso-width-percent:0;mso-height-percent:0;mso-width-relative:margin;mso-height-relative:margin" o:gfxdata="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" strokecolor="black [3213]" strokeweight="1.5pt">
                 <v:stroke endarrow="open"/>
@@ -12605,7 +13001,7 @@
         <mc:AlternateContent>
           <mc:Choice Requires="wps">
             <w:drawing>
-              <wp:anchor distT="0" distB="0" distL="114299" distR="114299" simplePos="0" relativeHeight="251651584" behindDoc="0" locked="0" layoutInCell="1" allowOverlap="1" wp14:anchorId="214EF244" wp14:editId="6CB0CBDB">
+              <wp:anchor distT="0" distB="0" distL="114299" distR="114299" simplePos="0" relativeHeight="251651584" behindDoc="0" locked="0" layoutInCell="1" allowOverlap="1" wp14:anchorId="712B0FC0" wp14:editId="1C08288C">
                 <wp:simplePos x="0" y="0"/>
                 <wp:positionH relativeFrom="column">
                   <wp:posOffset>-917576</wp:posOffset>
@@ -12668,7 +13064,7 @@
               </wp:anchor>
             </w:drawing>
           </mc:Choice>
-          <mc:Fallback xmlns:w16cid="http://schemas.microsoft.com/office/word/2016/wordml/cid" xmlns:am3d="http://schemas.microsoft.com/office/drawing/2017/model3d" xmlns:aink="http://schemas.microsoft.com/office/drawing/2016/ink" xmlns:cx8="http://schemas.microsoft.com/office/drawing/2016/5/14/chartex" xmlns:cx7="http://schemas.microsoft.com/office/drawing/2016/5/13/chartex" xmlns:cx6="http://schemas.microsoft.com/office/drawing/2016/5/12/chartex" xmlns:cx5="http://schemas.microsoft.com/office/drawing/2016/5/11/chartex" xmlns:cx4="http://schemas.microsoft.com/office/drawing/2016/5/10/chartex" xmlns:cx3="http://schemas.microsoft.com/office/drawing/2016/5/9/chartex" xmlns:cx2="http://schemas.microsoft.com/office/drawing/2015/10/21/chartex" xmlns:cx1="http://schemas.microsoft.com/office/drawing/2015/9/8/chartex">
+          <mc:Fallback>
             <w:pict>
               <v:shape w14:anchorId="2236FEBE" id="מחבר חץ ישר 31" o:spid="_x0000_s1026" type="#_x0000_t32" style="position:absolute;margin-left:-72.25pt;margin-top:28.6pt;width:0;height:280.5pt;flip:y;z-index:251651584;visibility:visible;mso-wrap-style:square;mso-width-percent:0;mso-height-percent:0;mso-wrap-distance-left:3.17497mm;mso-wrap-distance-top:0;mso-wrap-distance-right:3.17497mm;mso-wrap-distance-bottom:0;mso-position-horizontal:absolute;mso-position-horizontal-relative:text;mso-position-vertical:absolute;mso-position-vertical-relative:text;mso-width-percent:0;mso-height-percent:0;mso-width-relative:margin;mso-height-relative:margin" o:gfxdata="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" strokecolor="black [3213]" strokeweight="1.5pt">
                 <o:lock v:ext="edit" shapetype="f"/>
@@ -12684,7 +13080,7 @@
         <mc:AlternateContent>
           <mc:Choice Requires="wps">
             <w:drawing>
-              <wp:anchor distT="0" distB="0" distL="114299" distR="114299" simplePos="0" relativeHeight="251649536" behindDoc="0" locked="0" layoutInCell="1" allowOverlap="1" wp14:anchorId="55897064" wp14:editId="14A99275">
+              <wp:anchor distT="0" distB="0" distL="114299" distR="114299" simplePos="0" relativeHeight="251649536" behindDoc="0" locked="0" layoutInCell="1" allowOverlap="1" wp14:anchorId="000836A4" wp14:editId="5624D265">
                 <wp:simplePos x="0" y="0"/>
                 <wp:positionH relativeFrom="column">
                   <wp:posOffset>2775584</wp:posOffset>
@@ -12747,7 +13143,7 @@
               </wp:anchor>
             </w:drawing>
           </mc:Choice>
-          <mc:Fallback xmlns:w16cid="http://schemas.microsoft.com/office/word/2016/wordml/cid" xmlns:am3d="http://schemas.microsoft.com/office/drawing/2017/model3d" xmlns:aink="http://schemas.microsoft.com/office/drawing/2016/ink" xmlns:cx8="http://schemas.microsoft.com/office/drawing/2016/5/14/chartex" xmlns:cx7="http://schemas.microsoft.com/office/drawing/2016/5/13/chartex" xmlns:cx6="http://schemas.microsoft.com/office/drawing/2016/5/12/chartex" xmlns:cx5="http://schemas.microsoft.com/office/drawing/2016/5/11/chartex" xmlns:cx4="http://schemas.microsoft.com/office/drawing/2016/5/10/chartex" xmlns:cx3="http://schemas.microsoft.com/office/drawing/2016/5/9/chartex" xmlns:cx2="http://schemas.microsoft.com/office/drawing/2015/10/21/chartex" xmlns:cx1="http://schemas.microsoft.com/office/drawing/2015/9/8/chartex">
+          <mc:Fallback>
             <w:pict>
               <v:shape w14:anchorId="65512A06" id="מחבר חץ ישר 27" o:spid="_x0000_s1026" type="#_x0000_t32" style="position:absolute;margin-left:218.55pt;margin-top:324.1pt;width:0;height:48.6pt;z-index:251649536;visibility:visible;mso-wrap-style:square;mso-width-percent:0;mso-height-percent:0;mso-wrap-distance-left:3.17497mm;mso-wrap-distance-top:0;mso-wrap-distance-right:3.17497mm;mso-wrap-distance-bottom:0;mso-position-horizontal:absolute;mso-position-horizontal-relative:text;mso-position-vertical:absolute;mso-position-vertical-relative:text;mso-width-percent:0;mso-height-percent:0;mso-width-relative:margin;mso-height-relative:margin" o:gfxdata="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" strokecolor="black [3213]" strokeweight="1.5pt">
                 <v:stroke endarrow="open"/>
@@ -12764,7 +13160,7 @@
         <mc:AlternateContent>
           <mc:Choice Requires="wps">
             <w:drawing>
-              <wp:anchor distT="0" distB="0" distL="114300" distR="114300" simplePos="0" relativeHeight="251650560" behindDoc="0" locked="0" layoutInCell="1" allowOverlap="1" wp14:anchorId="48645C15" wp14:editId="4D2D79B4">
+              <wp:anchor distT="0" distB="0" distL="114300" distR="114300" simplePos="0" relativeHeight="251650560" behindDoc="0" locked="0" layoutInCell="1" allowOverlap="1" wp14:anchorId="5DA85BF6" wp14:editId="1EDCC9BB">
                 <wp:simplePos x="0" y="0"/>
                 <wp:positionH relativeFrom="column">
                   <wp:posOffset>3761740</wp:posOffset>
@@ -12827,7 +13223,7 @@
               </wp:anchor>
             </w:drawing>
           </mc:Choice>
-          <mc:Fallback xmlns:w16cid="http://schemas.microsoft.com/office/word/2016/wordml/cid" xmlns:am3d="http://schemas.microsoft.com/office/drawing/2017/model3d" xmlns:aink="http://schemas.microsoft.com/office/drawing/2016/ink" xmlns:cx8="http://schemas.microsoft.com/office/drawing/2016/5/14/chartex" xmlns:cx7="http://schemas.microsoft.com/office/drawing/2016/5/13/chartex" xmlns:cx6="http://schemas.microsoft.com/office/drawing/2016/5/12/chartex" xmlns:cx5="http://schemas.microsoft.com/office/drawing/2016/5/11/chartex" xmlns:cx4="http://schemas.microsoft.com/office/drawing/2016/5/10/chartex" xmlns:cx3="http://schemas.microsoft.com/office/drawing/2016/5/9/chartex" xmlns:cx2="http://schemas.microsoft.com/office/drawing/2015/10/21/chartex" xmlns:cx1="http://schemas.microsoft.com/office/drawing/2015/9/8/chartex">
+          <mc:Fallback>
             <w:pict>
               <v:shape w14:anchorId="4AACE846" id="מחבר חץ ישר 28" o:spid="_x0000_s1026" type="#_x0000_t32" style="position:absolute;margin-left:296.2pt;margin-top:324.15pt;width:63.6pt;height:31.8pt;z-index:251650560;visibility:visible;mso-wrap-style:square;mso-width-percent:0;mso-height-percent:0;mso-wrap-distance-left:9pt;mso-wrap-distance-top:0;mso-wrap-distance-right:9pt;mso-wrap-distance-bottom:0;mso-position-horizontal:absolute;mso-position-horizontal-relative:text;mso-position-vertical:absolute;mso-position-vertical-relative:text;mso-width-percent:0;mso-height-percent:0;mso-width-relative:margin;mso-height-relative:margin" o:gfxdata="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" strokecolor="black [3213]" strokeweight="1.5pt">
                 <v:stroke endarrow="open"/>
@@ -12844,7 +13240,7 @@
         <mc:AlternateContent>
           <mc:Choice Requires="wps">
             <w:drawing>
-              <wp:anchor distT="0" distB="0" distL="114300" distR="114300" simplePos="0" relativeHeight="251648512" behindDoc="0" locked="0" layoutInCell="1" allowOverlap="1" wp14:anchorId="64A2D3B1" wp14:editId="55A01D51">
+              <wp:anchor distT="0" distB="0" distL="114300" distR="114300" simplePos="0" relativeHeight="251648512" behindDoc="0" locked="0" layoutInCell="1" allowOverlap="1" wp14:anchorId="1733CADA" wp14:editId="38F9BE59">
                 <wp:simplePos x="0" y="0"/>
                 <wp:positionH relativeFrom="column">
                   <wp:posOffset>1835785</wp:posOffset>
@@ -12930,9 +13326,9 @@
               </wp:anchor>
             </w:drawing>
           </mc:Choice>
-          <mc:Fallback xmlns:w16cid="http://schemas.microsoft.com/office/word/2016/wordml/cid" xmlns:am3d="http://schemas.microsoft.com/office/drawing/2017/model3d" xmlns:aink="http://schemas.microsoft.com/office/drawing/2016/ink" xmlns:cx8="http://schemas.microsoft.com/office/drawing/2016/5/14/chartex" xmlns:cx7="http://schemas.microsoft.com/office/drawing/2016/5/13/chartex" xmlns:cx6="http://schemas.microsoft.com/office/drawing/2016/5/12/chartex" xmlns:cx5="http://schemas.microsoft.com/office/drawing/2016/5/11/chartex" xmlns:cx4="http://schemas.microsoft.com/office/drawing/2016/5/10/chartex" xmlns:cx3="http://schemas.microsoft.com/office/drawing/2016/5/9/chartex" xmlns:cx2="http://schemas.microsoft.com/office/drawing/2015/10/21/chartex" xmlns:cx1="http://schemas.microsoft.com/office/drawing/2015/9/8/chartex">
+          <mc:Fallback>
             <w:pict>
-              <v:rect w14:anchorId="2F9F22E8" id="מלבן 25" o:spid="_x0000_s1059" style="position:absolute;left:0;text-align:left;margin-left:144.55pt;margin-top:287.45pt;width:151.45pt;height:36.8pt;z-index:251648512;visibility:visible;mso-wrap-style:square;mso-width-percent:0;mso-height-percent:0;mso-wrap-distance-left:9pt;mso-wrap-distance-top:0;mso-wrap-distance-right:9pt;mso-wrap-distance-bottom:0;mso-position-horizontal:absolute;mso-position-horizontal-relative:text;mso-position-vertical:absolute;mso-position-vertical-relative:text;mso-width-percent:0;mso-height-percent:0;mso-width-relative:margin;mso-height-relative:margin;v-text-anchor:middle" o:gfxdata="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" fillcolor="#a5d5e2 [1624]" strokecolor="#40a7c2 [3048]">
+              <v:rect w14:anchorId="1733CADA" id="מלבן 25" o:spid="_x0000_s1059" style="position:absolute;left:0;text-align:left;margin-left:144.55pt;margin-top:287.45pt;width:151.45pt;height:36.8pt;z-index:251648512;visibility:visible;mso-wrap-style:square;mso-width-percent:0;mso-height-percent:0;mso-wrap-distance-left:9pt;mso-wrap-distance-top:0;mso-wrap-distance-right:9pt;mso-wrap-distance-bottom:0;mso-position-horizontal:absolute;mso-position-horizontal-relative:text;mso-position-vertical:absolute;mso-position-vertical-relative:text;mso-width-percent:0;mso-height-percent:0;mso-width-relative:margin;mso-height-relative:margin;v-text-anchor:middle" o:gfxdata="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" fillcolor="#a5d5e2 [1624]" strokecolor="#40a7c2 [3048]">
                 <v:fill color2="#e4f2f6 [504]" rotate="t" angle="180" colors="0 #9eeaff;22938f #bbefff;1 #e4f9ff" focus="100%" type="gradient"/>
                 <v:shadow on="t" color="black" opacity="24903f" origin=",.5" offset="0,.55556mm"/>
                 <v:path arrowok="t"/>
@@ -12973,7 +13369,7 @@
         <mc:AlternateContent>
           <mc:Choice Requires="wps">
             <w:drawing>
-              <wp:anchor distT="0" distB="0" distL="114299" distR="114299" simplePos="0" relativeHeight="251647488" behindDoc="0" locked="0" layoutInCell="1" allowOverlap="1" wp14:anchorId="7A919B77" wp14:editId="3F062BC7">
+              <wp:anchor distT="0" distB="0" distL="114299" distR="114299" simplePos="0" relativeHeight="251647488" behindDoc="0" locked="0" layoutInCell="1" allowOverlap="1" wp14:anchorId="60083C2A" wp14:editId="36F8FD50">
                 <wp:simplePos x="0" y="0"/>
                 <wp:positionH relativeFrom="column">
                   <wp:posOffset>2775584</wp:posOffset>
@@ -13036,7 +13432,7 @@
               </wp:anchor>
             </w:drawing>
           </mc:Choice>
-          <mc:Fallback xmlns:w16cid="http://schemas.microsoft.com/office/word/2016/wordml/cid" xmlns:am3d="http://schemas.microsoft.com/office/drawing/2017/model3d" xmlns:aink="http://schemas.microsoft.com/office/drawing/2016/ink" xmlns:cx8="http://schemas.microsoft.com/office/drawing/2016/5/14/chartex" xmlns:cx7="http://schemas.microsoft.com/office/drawing/2016/5/13/chartex" xmlns:cx6="http://schemas.microsoft.com/office/drawing/2016/5/12/chartex" xmlns:cx5="http://schemas.microsoft.com/office/drawing/2016/5/11/chartex" xmlns:cx4="http://schemas.microsoft.com/office/drawing/2016/5/10/chartex" xmlns:cx3="http://schemas.microsoft.com/office/drawing/2016/5/9/chartex" xmlns:cx2="http://schemas.microsoft.com/office/drawing/2015/10/21/chartex" xmlns:cx1="http://schemas.microsoft.com/office/drawing/2015/9/8/chartex">
+          <mc:Fallback>
             <w:pict>
               <v:shape w14:anchorId="752B7BE4" id="מחבר חץ ישר 24" o:spid="_x0000_s1026" type="#_x0000_t32" style="position:absolute;margin-left:218.55pt;margin-top:246.5pt;width:0;height:41.1pt;z-index:251647488;visibility:visible;mso-wrap-style:square;mso-width-percent:0;mso-height-percent:0;mso-wrap-distance-left:3.17497mm;mso-wrap-distance-top:0;mso-wrap-distance-right:3.17497mm;mso-wrap-distance-bottom:0;mso-position-horizontal:absolute;mso-position-horizontal-relative:text;mso-position-vertical:absolute;mso-position-vertical-relative:text;mso-width-percent:0;mso-height-percent:0;mso-width-relative:margin;mso-height-relative:margin" o:gfxdata="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" strokecolor="black [3213]" strokeweight="1.5pt">
                 <v:stroke endarrow="open"/>
@@ -13053,7 +13449,7 @@
         <mc:AlternateContent>
           <mc:Choice Requires="wps">
             <w:drawing>
-              <wp:anchor distT="0" distB="0" distL="114300" distR="114300" simplePos="0" relativeHeight="251646464" behindDoc="0" locked="0" layoutInCell="1" allowOverlap="1" wp14:anchorId="6ACA3B65" wp14:editId="6B55842E">
+              <wp:anchor distT="0" distB="0" distL="114300" distR="114300" simplePos="0" relativeHeight="251646464" behindDoc="0" locked="0" layoutInCell="1" allowOverlap="1" wp14:anchorId="091AA8AD" wp14:editId="5EC5BAAE">
                 <wp:simplePos x="0" y="0"/>
                 <wp:positionH relativeFrom="column">
                   <wp:posOffset>1837690</wp:posOffset>
@@ -13139,9 +13535,9 @@
               </wp:anchor>
             </w:drawing>
           </mc:Choice>
-          <mc:Fallback xmlns:w16cid="http://schemas.microsoft.com/office/word/2016/wordml/cid" xmlns:am3d="http://schemas.microsoft.com/office/drawing/2017/model3d" xmlns:aink="http://schemas.microsoft.com/office/drawing/2016/ink" xmlns:cx8="http://schemas.microsoft.com/office/drawing/2016/5/14/chartex" xmlns:cx7="http://schemas.microsoft.com/office/drawing/2016/5/13/chartex" xmlns:cx6="http://schemas.microsoft.com/office/drawing/2016/5/12/chartex" xmlns:cx5="http://schemas.microsoft.com/office/drawing/2016/5/11/chartex" xmlns:cx4="http://schemas.microsoft.com/office/drawing/2016/5/10/chartex" xmlns:cx3="http://schemas.microsoft.com/office/drawing/2016/5/9/chartex" xmlns:cx2="http://schemas.microsoft.com/office/drawing/2015/10/21/chartex" xmlns:cx1="http://schemas.microsoft.com/office/drawing/2015/9/8/chartex">
+          <mc:Fallback>
             <w:pict>
-              <v:rect w14:anchorId="4B450A47" id="מלבן 23" o:spid="_x0000_s1060" style="position:absolute;left:0;text-align:left;margin-left:144.7pt;margin-top:210.05pt;width:151.45pt;height:36.8pt;z-index:251646464;visibility:visible;mso-wrap-style:square;mso-width-percent:0;mso-height-percent:0;mso-wrap-distance-left:9pt;mso-wrap-distance-top:0;mso-wrap-distance-right:9pt;mso-wrap-distance-bottom:0;mso-position-horizontal:absolute;mso-position-horizontal-relative:text;mso-position-vertical:absolute;mso-position-vertical-relative:text;mso-width-percent:0;mso-height-percent:0;mso-width-relative:margin;mso-height-relative:margin;v-text-anchor:middle" o:gfxdata="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" fillcolor="#a5d5e2 [1624]" strokecolor="#40a7c2 [3048]">
+              <v:rect w14:anchorId="091AA8AD" id="מלבן 23" o:spid="_x0000_s1060" style="position:absolute;left:0;text-align:left;margin-left:144.7pt;margin-top:210.05pt;width:151.45pt;height:36.8pt;z-index:251646464;visibility:visible;mso-wrap-style:square;mso-width-percent:0;mso-height-percent:0;mso-wrap-distance-left:9pt;mso-wrap-distance-top:0;mso-wrap-distance-right:9pt;mso-wrap-distance-bottom:0;mso-position-horizontal:absolute;mso-position-horizontal-relative:text;mso-position-vertical:absolute;mso-position-vertical-relative:text;mso-width-percent:0;mso-height-percent:0;mso-width-relative:margin;mso-height-relative:margin;v-text-anchor:middle" o:gfxdata="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" fillcolor="#a5d5e2 [1624]" strokecolor="#40a7c2 [3048]">
                 <v:fill color2="#e4f2f6 [504]" rotate="t" angle="180" colors="0 #9eeaff;22938f #bbefff;1 #e4f9ff" focus="100%" type="gradient"/>
                 <v:shadow on="t" color="black" opacity="24903f" origin=",.5" offset="0,.55556mm"/>
                 <v:path arrowok="t"/>
@@ -13182,7 +13578,7 @@
         <mc:AlternateContent>
           <mc:Choice Requires="wps">
             <w:drawing>
-              <wp:anchor distT="0" distB="0" distL="114300" distR="114300" simplePos="0" relativeHeight="251645440" behindDoc="0" locked="0" layoutInCell="1" allowOverlap="1" wp14:anchorId="4ABCC788" wp14:editId="473F78C2">
+              <wp:anchor distT="0" distB="0" distL="114300" distR="114300" simplePos="0" relativeHeight="251645440" behindDoc="0" locked="0" layoutInCell="1" allowOverlap="1" wp14:anchorId="62978A23" wp14:editId="6A9B5441">
                 <wp:simplePos x="0" y="0"/>
                 <wp:positionH relativeFrom="column">
                   <wp:posOffset>2918460</wp:posOffset>
@@ -13245,7 +13641,7 @@
               </wp:anchor>
             </w:drawing>
           </mc:Choice>
-          <mc:Fallback xmlns:w16cid="http://schemas.microsoft.com/office/word/2016/wordml/cid" xmlns:am3d="http://schemas.microsoft.com/office/drawing/2017/model3d" xmlns:aink="http://schemas.microsoft.com/office/drawing/2016/ink" xmlns:cx8="http://schemas.microsoft.com/office/drawing/2016/5/14/chartex" xmlns:cx7="http://schemas.microsoft.com/office/drawing/2016/5/13/chartex" xmlns:cx6="http://schemas.microsoft.com/office/drawing/2016/5/12/chartex" xmlns:cx5="http://schemas.microsoft.com/office/drawing/2016/5/11/chartex" xmlns:cx4="http://schemas.microsoft.com/office/drawing/2016/5/10/chartex" xmlns:cx3="http://schemas.microsoft.com/office/drawing/2016/5/9/chartex" xmlns:cx2="http://schemas.microsoft.com/office/drawing/2015/10/21/chartex" xmlns:cx1="http://schemas.microsoft.com/office/drawing/2015/9/8/chartex">
+          <mc:Fallback>
             <w:pict>
               <v:shape w14:anchorId="2249352C" id="מחבר חץ ישר 22" o:spid="_x0000_s1026" type="#_x0000_t32" style="position:absolute;margin-left:229.8pt;margin-top:168.9pt;width:101.9pt;height:41.1pt;flip:x;z-index:251645440;visibility:visible;mso-wrap-style:square;mso-width-percent:0;mso-height-percent:0;mso-wrap-distance-left:9pt;mso-wrap-distance-top:0;mso-wrap-distance-right:9pt;mso-wrap-distance-bottom:0;mso-position-horizontal:absolute;mso-position-horizontal-relative:text;mso-position-vertical:absolute;mso-position-vertical-relative:text;mso-width-percent:0;mso-height-percent:0;mso-width-relative:margin;mso-height-relative:margin" o:gfxdata="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" strokecolor="black [3213]" strokeweight="1.5pt">
                 <v:stroke endarrow="open"/>
@@ -13262,7 +13658,7 @@
         <mc:AlternateContent>
           <mc:Choice Requires="wps">
             <w:drawing>
-              <wp:anchor distT="0" distB="0" distL="114300" distR="114300" simplePos="0" relativeHeight="251641344" behindDoc="0" locked="0" layoutInCell="1" allowOverlap="1" wp14:anchorId="690887D6" wp14:editId="07500306">
+              <wp:anchor distT="0" distB="0" distL="114300" distR="114300" simplePos="0" relativeHeight="251641344" behindDoc="0" locked="0" layoutInCell="1" allowOverlap="1" wp14:anchorId="63FC1EE6" wp14:editId="5A3A3CDD">
                 <wp:simplePos x="0" y="0"/>
                 <wp:positionH relativeFrom="column">
                   <wp:posOffset>-846455</wp:posOffset>
@@ -13348,9 +13744,9 @@
               </wp:anchor>
             </w:drawing>
           </mc:Choice>
-          <mc:Fallback xmlns:w16cid="http://schemas.microsoft.com/office/word/2016/wordml/cid" xmlns:am3d="http://schemas.microsoft.com/office/drawing/2017/model3d" xmlns:aink="http://schemas.microsoft.com/office/drawing/2016/ink" xmlns:cx8="http://schemas.microsoft.com/office/drawing/2016/5/14/chartex" xmlns:cx7="http://schemas.microsoft.com/office/drawing/2016/5/13/chartex" xmlns:cx6="http://schemas.microsoft.com/office/drawing/2016/5/12/chartex" xmlns:cx5="http://schemas.microsoft.com/office/drawing/2016/5/11/chartex" xmlns:cx4="http://schemas.microsoft.com/office/drawing/2016/5/10/chartex" xmlns:cx3="http://schemas.microsoft.com/office/drawing/2016/5/9/chartex" xmlns:cx2="http://schemas.microsoft.com/office/drawing/2015/10/21/chartex" xmlns:cx1="http://schemas.microsoft.com/office/drawing/2015/9/8/chartex">
+          <mc:Fallback>
             <w:pict>
-              <v:rect w14:anchorId="77849381" id="מלבן 17" o:spid="_x0000_s1061" style="position:absolute;left:0;text-align:left;margin-left:-66.65pt;margin-top:70.7pt;width:159.85pt;height:36.8pt;z-index:251641344;visibility:visible;mso-wrap-style:square;mso-width-percent:0;mso-height-percent:0;mso-wrap-distance-left:9pt;mso-wrap-distance-top:0;mso-wrap-distance-right:9pt;mso-wrap-distance-bottom:0;mso-position-horizontal:absolute;mso-position-horizontal-relative:text;mso-position-vertical:absolute;mso-position-vertical-relative:text;mso-width-percent:0;mso-height-percent:0;mso-width-relative:margin;mso-height-relative:margin;v-text-anchor:middle" o:gfxdata="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" fillcolor="#a5d5e2 [1624]" strokecolor="#40a7c2 [3048]">
+              <v:rect w14:anchorId="63FC1EE6" id="מלבן 17" o:spid="_x0000_s1061" style="position:absolute;left:0;text-align:left;margin-left:-66.65pt;margin-top:70.7pt;width:159.85pt;height:36.8pt;z-index:251641344;visibility:visible;mso-wrap-style:square;mso-width-percent:0;mso-height-percent:0;mso-wrap-distance-left:9pt;mso-wrap-distance-top:0;mso-wrap-distance-right:9pt;mso-wrap-distance-bottom:0;mso-position-horizontal:absolute;mso-position-horizontal-relative:text;mso-position-vertical:absolute;mso-position-vertical-relative:text;mso-width-percent:0;mso-height-percent:0;mso-width-relative:margin;mso-height-relative:margin;v-text-anchor:middle" o:gfxdata="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" fillcolor="#a5d5e2 [1624]" strokecolor="#40a7c2 [3048]">
                 <v:fill color2="#e4f2f6 [504]" rotate="t" angle="180" colors="0 #9eeaff;22938f #bbefff;1 #e4f9ff" focus="100%" type="gradient"/>
                 <v:shadow on="t" color="black" opacity="24903f" origin=",.5" offset="0,.55556mm"/>
                 <v:path arrowok="t"/>
@@ -13391,7 +13787,7 @@
         <mc:AlternateContent>
           <mc:Choice Requires="wps">
             <w:drawing>
-              <wp:anchor distT="0" distB="0" distL="114300" distR="114300" simplePos="0" relativeHeight="251639296" behindDoc="0" locked="0" layoutInCell="1" allowOverlap="1" wp14:anchorId="2390AE56" wp14:editId="007CD2B7">
+              <wp:anchor distT="0" distB="0" distL="114300" distR="114300" simplePos="0" relativeHeight="251639296" behindDoc="0" locked="0" layoutInCell="1" allowOverlap="1" wp14:anchorId="073DC5ED" wp14:editId="67DECE31">
                 <wp:simplePos x="0" y="0"/>
                 <wp:positionH relativeFrom="column">
                   <wp:posOffset>3429000</wp:posOffset>
@@ -13454,7 +13850,7 @@
               </wp:anchor>
             </w:drawing>
           </mc:Choice>
-          <mc:Fallback xmlns:w16cid="http://schemas.microsoft.com/office/word/2016/wordml/cid" xmlns:am3d="http://schemas.microsoft.com/office/drawing/2017/model3d" xmlns:aink="http://schemas.microsoft.com/office/drawing/2016/ink" xmlns:cx8="http://schemas.microsoft.com/office/drawing/2016/5/14/chartex" xmlns:cx7="http://schemas.microsoft.com/office/drawing/2016/5/13/chartex" xmlns:cx6="http://schemas.microsoft.com/office/drawing/2016/5/12/chartex" xmlns:cx5="http://schemas.microsoft.com/office/drawing/2016/5/11/chartex" xmlns:cx4="http://schemas.microsoft.com/office/drawing/2016/5/10/chartex" xmlns:cx3="http://schemas.microsoft.com/office/drawing/2016/5/9/chartex" xmlns:cx2="http://schemas.microsoft.com/office/drawing/2015/10/21/chartex" xmlns:cx1="http://schemas.microsoft.com/office/drawing/2015/9/8/chartex">
+          <mc:Fallback>
             <w:pict>
               <v:shape w14:anchorId="4D50E967" id="מחבר חץ ישר 15" o:spid="_x0000_s1026" type="#_x0000_t32" style="position:absolute;margin-left:270pt;margin-top:41.7pt;width:146.8pt;height:89.75pt;z-index:251639296;visibility:visible;mso-wrap-style:square;mso-width-percent:0;mso-height-percent:0;mso-wrap-distance-left:9pt;mso-wrap-distance-top:0;mso-wrap-distance-right:9pt;mso-wrap-distance-bottom:0;mso-position-horizontal:absolute;mso-position-horizontal-relative:text;mso-position-vertical:absolute;mso-position-vertical-relative:text;mso-width-percent:0;mso-height-percent:0;mso-width-relative:margin;mso-height-relative:margin" o:gfxdata="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" strokecolor="black [3213]" strokeweight="1.5pt">
                 <v:stroke endarrow="open"/>
@@ -13471,7 +13867,7 @@
         <mc:AlternateContent>
           <mc:Choice Requires="wps">
             <w:drawing>
-              <wp:anchor distT="0" distB="0" distL="114300" distR="114300" simplePos="0" relativeHeight="251644416" behindDoc="0" locked="0" layoutInCell="1" allowOverlap="1" wp14:anchorId="4FAC762B" wp14:editId="263E3899">
+              <wp:anchor distT="0" distB="0" distL="114300" distR="114300" simplePos="0" relativeHeight="251644416" behindDoc="0" locked="0" layoutInCell="1" allowOverlap="1" wp14:anchorId="6999175F" wp14:editId="31229518">
                 <wp:simplePos x="0" y="0"/>
                 <wp:positionH relativeFrom="column">
                   <wp:posOffset>3756025</wp:posOffset>
@@ -13557,9 +13953,9 @@
               </wp:anchor>
             </w:drawing>
           </mc:Choice>
-          <mc:Fallback xmlns:w16cid="http://schemas.microsoft.com/office/word/2016/wordml/cid" xmlns:am3d="http://schemas.microsoft.com/office/drawing/2017/model3d" xmlns:aink="http://schemas.microsoft.com/office/drawing/2016/ink" xmlns:cx8="http://schemas.microsoft.com/office/drawing/2016/5/14/chartex" xmlns:cx7="http://schemas.microsoft.com/office/drawing/2016/5/13/chartex" xmlns:cx6="http://schemas.microsoft.com/office/drawing/2016/5/12/chartex" xmlns:cx5="http://schemas.microsoft.com/office/drawing/2016/5/11/chartex" xmlns:cx4="http://schemas.microsoft.com/office/drawing/2016/5/10/chartex" xmlns:cx3="http://schemas.microsoft.com/office/drawing/2016/5/9/chartex" xmlns:cx2="http://schemas.microsoft.com/office/drawing/2015/10/21/chartex" xmlns:cx1="http://schemas.microsoft.com/office/drawing/2015/9/8/chartex">
+          <mc:Fallback>
             <w:pict>
-              <v:rect w14:anchorId="232DD66A" id="מלבן 20" o:spid="_x0000_s1062" style="position:absolute;left:0;text-align:left;margin-left:295.75pt;margin-top:131.35pt;width:187pt;height:36.8pt;z-index:251644416;visibility:visible;mso-wrap-style:square;mso-width-percent:0;mso-height-percent:0;mso-wrap-distance-left:9pt;mso-wrap-distance-top:0;mso-wrap-distance-right:9pt;mso-wrap-distance-bottom:0;mso-position-horizontal:absolute;mso-position-horizontal-relative:text;mso-position-vertical:absolute;mso-position-vertical-relative:text;mso-width-percent:0;mso-height-percent:0;mso-width-relative:margin;mso-height-relative:margin;v-text-anchor:middle" o:gfxdata="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" fillcolor="#a5d5e2 [1624]" strokecolor="#40a7c2 [3048]">
+              <v:rect w14:anchorId="6999175F" id="מלבן 20" o:spid="_x0000_s1062" style="position:absolute;left:0;text-align:left;margin-left:295.75pt;margin-top:131.35pt;width:187pt;height:36.8pt;z-index:251644416;visibility:visible;mso-wrap-style:square;mso-width-percent:0;mso-height-percent:0;mso-wrap-distance-left:9pt;mso-wrap-distance-top:0;mso-wrap-distance-right:9pt;mso-wrap-distance-bottom:0;mso-position-horizontal:absolute;mso-position-horizontal-relative:text;mso-position-vertical:absolute;mso-position-vertical-relative:text;mso-width-percent:0;mso-height-percent:0;mso-width-relative:margin;mso-height-relative:margin;v-text-anchor:middle" o:gfxdata="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" fillcolor="#a5d5e2 [1624]" strokecolor="#40a7c2 [3048]">
                 <v:fill color2="#e4f2f6 [504]" rotate="t" angle="180" colors="0 #9eeaff;22938f #bbefff;1 #e4f9ff" focus="100%" type="gradient"/>
                 <v:shadow on="t" color="black" opacity="24903f" origin=",.5" offset="0,.55556mm"/>
                 <v:path arrowok="t"/>
@@ -13600,7 +13996,7 @@
         <mc:AlternateContent>
           <mc:Choice Requires="wps">
             <w:drawing>
-              <wp:anchor distT="0" distB="0" distL="114300" distR="114300" simplePos="0" relativeHeight="251638272" behindDoc="0" locked="0" layoutInCell="1" allowOverlap="1" wp14:anchorId="3C0E16E1" wp14:editId="039092A7">
+              <wp:anchor distT="0" distB="0" distL="114300" distR="114300" simplePos="0" relativeHeight="251638272" behindDoc="0" locked="0" layoutInCell="1" allowOverlap="1" wp14:anchorId="16BE7DAE" wp14:editId="24E84C63">
                 <wp:simplePos x="0" y="0"/>
                 <wp:positionH relativeFrom="column">
                   <wp:posOffset>1682750</wp:posOffset>
@@ -13663,7 +14059,7 @@
               </wp:anchor>
             </w:drawing>
           </mc:Choice>
-          <mc:Fallback xmlns:w16cid="http://schemas.microsoft.com/office/word/2016/wordml/cid" xmlns:am3d="http://schemas.microsoft.com/office/drawing/2017/model3d" xmlns:aink="http://schemas.microsoft.com/office/drawing/2016/ink" xmlns:cx8="http://schemas.microsoft.com/office/drawing/2016/5/14/chartex" xmlns:cx7="http://schemas.microsoft.com/office/drawing/2016/5/13/chartex" xmlns:cx6="http://schemas.microsoft.com/office/drawing/2016/5/12/chartex" xmlns:cx5="http://schemas.microsoft.com/office/drawing/2016/5/11/chartex" xmlns:cx4="http://schemas.microsoft.com/office/drawing/2016/5/10/chartex" xmlns:cx3="http://schemas.microsoft.com/office/drawing/2016/5/9/chartex" xmlns:cx2="http://schemas.microsoft.com/office/drawing/2015/10/21/chartex" xmlns:cx1="http://schemas.microsoft.com/office/drawing/2015/9/8/chartex">
+          <mc:Fallback>
             <w:pict>
               <v:shape w14:anchorId="2F614146" id="מחבר חץ ישר 14" o:spid="_x0000_s1026" type="#_x0000_t32" style="position:absolute;margin-left:132.5pt;margin-top:41.7pt;width:73.05pt;height:86pt;flip:x;z-index:251638272;visibility:visible;mso-wrap-style:square;mso-width-percent:0;mso-height-percent:0;mso-wrap-distance-left:9pt;mso-wrap-distance-top:0;mso-wrap-distance-right:9pt;mso-wrap-distance-bottom:0;mso-position-horizontal:absolute;mso-position-horizontal-relative:text;mso-position-vertical:absolute;mso-position-vertical-relative:text;mso-width-percent:0;mso-height-percent:0;mso-width-relative:margin;mso-height-relative:margin" o:gfxdata="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" strokecolor="black [3213]" strokeweight="1.5pt">
                 <v:stroke endarrow="open"/>
@@ -13680,7 +14076,7 @@
         <mc:AlternateContent>
           <mc:Choice Requires="wps">
             <w:drawing>
-              <wp:anchor distT="0" distB="0" distL="114300" distR="114300" simplePos="0" relativeHeight="251642368" behindDoc="0" locked="0" layoutInCell="1" allowOverlap="1" wp14:anchorId="5C56CD22" wp14:editId="09088199">
+              <wp:anchor distT="0" distB="0" distL="114300" distR="114300" simplePos="0" relativeHeight="251642368" behindDoc="0" locked="0" layoutInCell="1" allowOverlap="1" wp14:anchorId="7EC73313" wp14:editId="3AFF5A30">
                 <wp:simplePos x="0" y="0"/>
                 <wp:positionH relativeFrom="column">
                   <wp:posOffset>363855</wp:posOffset>
@@ -13766,9 +14162,9 @@
               </wp:anchor>
             </w:drawing>
           </mc:Choice>
-          <mc:Fallback xmlns:w16cid="http://schemas.microsoft.com/office/word/2016/wordml/cid" xmlns:am3d="http://schemas.microsoft.com/office/drawing/2017/model3d" xmlns:aink="http://schemas.microsoft.com/office/drawing/2016/ink" xmlns:cx8="http://schemas.microsoft.com/office/drawing/2016/5/14/chartex" xmlns:cx7="http://schemas.microsoft.com/office/drawing/2016/5/13/chartex" xmlns:cx6="http://schemas.microsoft.com/office/drawing/2016/5/12/chartex" xmlns:cx5="http://schemas.microsoft.com/office/drawing/2016/5/11/chartex" xmlns:cx4="http://schemas.microsoft.com/office/drawing/2016/5/10/chartex" xmlns:cx3="http://schemas.microsoft.com/office/drawing/2016/5/9/chartex" xmlns:cx2="http://schemas.microsoft.com/office/drawing/2015/10/21/chartex" xmlns:cx1="http://schemas.microsoft.com/office/drawing/2015/9/8/chartex">
+          <mc:Fallback>
             <w:pict>
-              <v:rect w14:anchorId="5362D412" id="מלבן 18" o:spid="_x0000_s1063" style="position:absolute;left:0;text-align:left;margin-left:28.65pt;margin-top:127.65pt;width:187pt;height:36.8pt;z-index:251642368;visibility:visible;mso-wrap-style:square;mso-width-percent:0;mso-height-percent:0;mso-wrap-distance-left:9pt;mso-wrap-distance-top:0;mso-wrap-distance-right:9pt;mso-wrap-distance-bottom:0;mso-position-horizontal:absolute;mso-position-horizontal-relative:text;mso-position-vertical:absolute;mso-position-vertical-relative:text;mso-width-percent:0;mso-height-percent:0;mso-width-relative:margin;mso-height-relative:margin;v-text-anchor:middle" o:gfxdata="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" fillcolor="#a5d5e2 [1624]" strokecolor="#40a7c2 [3048]">
+              <v:rect w14:anchorId="7EC73313" id="מלבן 18" o:spid="_x0000_s1063" style="position:absolute;left:0;text-align:left;margin-left:28.65pt;margin-top:127.65pt;width:187pt;height:36.8pt;z-index:251642368;visibility:visible;mso-wrap-style:square;mso-width-percent:0;mso-height-percent:0;mso-wrap-distance-left:9pt;mso-wrap-distance-top:0;mso-wrap-distance-right:9pt;mso-wrap-distance-bottom:0;mso-position-horizontal:absolute;mso-position-horizontal-relative:text;mso-position-vertical:absolute;mso-position-vertical-relative:text;mso-width-percent:0;mso-height-percent:0;mso-width-relative:margin;mso-height-relative:margin;v-text-anchor:middle" o:gfxdata="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" fillcolor="#a5d5e2 [1624]" strokecolor="#40a7c2 [3048]">
                 <v:fill color2="#e4f2f6 [504]" rotate="t" angle="180" colors="0 #9eeaff;22938f #bbefff;1 #e4f9ff" focus="100%" type="gradient"/>
                 <v:shadow on="t" color="black" opacity="24903f" origin=",.5" offset="0,.55556mm"/>
                 <v:path arrowok="t"/>
@@ -13809,7 +14205,7 @@
         <mc:AlternateContent>
           <mc:Choice Requires="wps">
             <w:drawing>
-              <wp:anchor distT="0" distB="0" distL="114300" distR="114300" simplePos="0" relativeHeight="251643392" behindDoc="0" locked="0" layoutInCell="1" allowOverlap="1" wp14:anchorId="266081CE" wp14:editId="5F6090A7">
+              <wp:anchor distT="0" distB="0" distL="114300" distR="114300" simplePos="0" relativeHeight="251643392" behindDoc="0" locked="0" layoutInCell="1" allowOverlap="1" wp14:anchorId="7133A7B2" wp14:editId="65B543B5">
                 <wp:simplePos x="0" y="0"/>
                 <wp:positionH relativeFrom="column">
                   <wp:posOffset>2475865</wp:posOffset>
@@ -13895,9 +14291,9 @@
               </wp:anchor>
             </w:drawing>
           </mc:Choice>
-          <mc:Fallback xmlns:w16cid="http://schemas.microsoft.com/office/word/2016/wordml/cid" xmlns:am3d="http://schemas.microsoft.com/office/drawing/2017/model3d" xmlns:aink="http://schemas.microsoft.com/office/drawing/2016/ink" xmlns:cx8="http://schemas.microsoft.com/office/drawing/2016/5/14/chartex" xmlns:cx7="http://schemas.microsoft.com/office/drawing/2016/5/13/chartex" xmlns:cx6="http://schemas.microsoft.com/office/drawing/2016/5/12/chartex" xmlns:cx5="http://schemas.microsoft.com/office/drawing/2016/5/11/chartex" xmlns:cx4="http://schemas.microsoft.com/office/drawing/2016/5/10/chartex" xmlns:cx3="http://schemas.microsoft.com/office/drawing/2016/5/9/chartex" xmlns:cx2="http://schemas.microsoft.com/office/drawing/2015/10/21/chartex" xmlns:cx1="http://schemas.microsoft.com/office/drawing/2015/9/8/chartex">
+          <mc:Fallback>
             <w:pict>
-              <v:rect w14:anchorId="116E98D9" id="מלבן 19" o:spid="_x0000_s1064" style="position:absolute;left:0;text-align:left;margin-left:194.95pt;margin-top:82.55pt;width:187pt;height:36.8pt;z-index:251643392;visibility:visible;mso-wrap-style:square;mso-width-percent:0;mso-height-percent:0;mso-wrap-distance-left:9pt;mso-wrap-distance-top:0;mso-wrap-distance-right:9pt;mso-wrap-distance-bottom:0;mso-position-horizontal:absolute;mso-position-horizontal-relative:text;mso-position-vertical:absolute;mso-position-vertical-relative:text;mso-width-percent:0;mso-height-percent:0;mso-width-relative:margin;mso-height-relative:margin;v-text-anchor:middle" o:gfxdata="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" fillcolor="#a5d5e2 [1624]" strokecolor="#40a7c2 [3048]">
+              <v:rect w14:anchorId="7133A7B2" id="מלבן 19" o:spid="_x0000_s1064" style="position:absolute;left:0;text-align:left;margin-left:194.95pt;margin-top:82.55pt;width:187pt;height:36.8pt;z-index:251643392;visibility:visible;mso-wrap-style:square;mso-width-percent:0;mso-height-percent:0;mso-wrap-distance-left:9pt;mso-wrap-distance-top:0;mso-wrap-distance-right:9pt;mso-wrap-distance-bottom:0;mso-position-horizontal:absolute;mso-position-horizontal-relative:text;mso-position-vertical:absolute;mso-position-vertical-relative:text;mso-width-percent:0;mso-height-percent:0;mso-width-relative:margin;mso-height-relative:margin;v-text-anchor:middle" o:gfxdata="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" fillcolor="#a5d5e2 [1624]" strokecolor="#40a7c2 [3048]">
                 <v:fill color2="#e4f2f6 [504]" rotate="t" angle="180" colors="0 #9eeaff;22938f #bbefff;1 #e4f9ff" focus="100%" type="gradient"/>
                 <v:shadow on="t" color="black" opacity="24903f" origin=",.5" offset="0,.55556mm"/>
                 <v:path arrowok="t"/>
@@ -13938,7 +14334,7 @@
         <mc:AlternateContent>
           <mc:Choice Requires="wps">
             <w:drawing>
-              <wp:anchor distT="0" distB="0" distL="114300" distR="114300" simplePos="0" relativeHeight="251640320" behindDoc="0" locked="0" layoutInCell="1" allowOverlap="1" wp14:anchorId="169A4830" wp14:editId="37D01408">
+              <wp:anchor distT="0" distB="0" distL="114300" distR="114300" simplePos="0" relativeHeight="251640320" behindDoc="0" locked="0" layoutInCell="1" allowOverlap="1" wp14:anchorId="75F37441" wp14:editId="17BFEB56">
                 <wp:simplePos x="0" y="0"/>
                 <wp:positionH relativeFrom="column">
                   <wp:posOffset>2740025</wp:posOffset>
@@ -14001,7 +14397,7 @@
               </wp:anchor>
             </w:drawing>
           </mc:Choice>
-          <mc:Fallback xmlns:w16cid="http://schemas.microsoft.com/office/word/2016/wordml/cid" xmlns:am3d="http://schemas.microsoft.com/office/drawing/2017/model3d" xmlns:aink="http://schemas.microsoft.com/office/drawing/2016/ink" xmlns:cx8="http://schemas.microsoft.com/office/drawing/2016/5/14/chartex" xmlns:cx7="http://schemas.microsoft.com/office/drawing/2016/5/13/chartex" xmlns:cx6="http://schemas.microsoft.com/office/drawing/2016/5/12/chartex" xmlns:cx5="http://schemas.microsoft.com/office/drawing/2016/5/11/chartex" xmlns:cx4="http://schemas.microsoft.com/office/drawing/2016/5/10/chartex" xmlns:cx3="http://schemas.microsoft.com/office/drawing/2016/5/9/chartex" xmlns:cx2="http://schemas.microsoft.com/office/drawing/2015/10/21/chartex" xmlns:cx1="http://schemas.microsoft.com/office/drawing/2015/9/8/chartex">
+          <mc:Fallback>
             <w:pict>
               <v:shape w14:anchorId="503EB41D" id="מחבר חץ ישר 16" o:spid="_x0000_s1026" type="#_x0000_t32" style="position:absolute;margin-left:215.75pt;margin-top:41.7pt;width:27.1pt;height:41.1pt;z-index:251640320;visibility:visible;mso-wrap-style:square;mso-width-percent:0;mso-height-percent:0;mso-wrap-distance-left:9pt;mso-wrap-distance-top:0;mso-wrap-distance-right:9pt;mso-wrap-distance-bottom:0;mso-position-horizontal:absolute;mso-position-horizontal-relative:text;mso-position-vertical:absolute;mso-position-vertical-relative:text;mso-width-percent:0;mso-height-percent:0;mso-width-relative:margin;mso-height-relative:margin" o:gfxdata="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" strokecolor="black [3213]" strokeweight="1.5pt">
                 <v:stroke endarrow="open"/>
@@ -14018,7 +14414,7 @@
         <mc:AlternateContent>
           <mc:Choice Requires="wps">
             <w:drawing>
-              <wp:anchor distT="0" distB="0" distL="114300" distR="114300" simplePos="0" relativeHeight="251637248" behindDoc="0" locked="0" layoutInCell="1" allowOverlap="1" wp14:anchorId="449D5265" wp14:editId="626EBE36">
+              <wp:anchor distT="0" distB="0" distL="114300" distR="114300" simplePos="0" relativeHeight="251637248" behindDoc="0" locked="0" layoutInCell="1" allowOverlap="1" wp14:anchorId="38B3F053" wp14:editId="6A176ED3">
                 <wp:simplePos x="0" y="0"/>
                 <wp:positionH relativeFrom="column">
                   <wp:posOffset>293370</wp:posOffset>
@@ -14081,7 +14477,7 @@
               </wp:anchor>
             </w:drawing>
           </mc:Choice>
-          <mc:Fallback xmlns:w16cid="http://schemas.microsoft.com/office/word/2016/wordml/cid" xmlns:am3d="http://schemas.microsoft.com/office/drawing/2017/model3d" xmlns:aink="http://schemas.microsoft.com/office/drawing/2016/ink" xmlns:cx8="http://schemas.microsoft.com/office/drawing/2016/5/14/chartex" xmlns:cx7="http://schemas.microsoft.com/office/drawing/2016/5/13/chartex" xmlns:cx6="http://schemas.microsoft.com/office/drawing/2016/5/12/chartex" xmlns:cx5="http://schemas.microsoft.com/office/drawing/2016/5/11/chartex" xmlns:cx4="http://schemas.microsoft.com/office/drawing/2016/5/10/chartex" xmlns:cx3="http://schemas.microsoft.com/office/drawing/2016/5/9/chartex" xmlns:cx2="http://schemas.microsoft.com/office/drawing/2015/10/21/chartex" xmlns:cx1="http://schemas.microsoft.com/office/drawing/2015/9/8/chartex">
+          <mc:Fallback>
             <w:pict>
               <v:shape w14:anchorId="001D1E65" id="מחבר חץ ישר 21" o:spid="_x0000_s1026" type="#_x0000_t32" style="position:absolute;margin-left:23.1pt;margin-top:41.7pt;width:115.1pt;height:28.95pt;flip:x;z-index:251637248;visibility:visible;mso-wrap-style:square;mso-width-percent:0;mso-height-percent:0;mso-wrap-distance-left:9pt;mso-wrap-distance-top:0;mso-wrap-distance-right:9pt;mso-wrap-distance-bottom:0;mso-position-horizontal:absolute;mso-position-horizontal-relative:text;mso-position-vertical:absolute;mso-position-vertical-relative:text;mso-width-percent:0;mso-height-percent:0;mso-width-relative:margin;mso-height-relative:margin" o:gfxdata="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" strokecolor="black [3213]" strokeweight="1.5pt">
                 <v:stroke endarrow="open"/>
@@ -14112,7 +14508,7 @@
         <mc:AlternateContent>
           <mc:Choice Requires="wps">
             <w:drawing>
-              <wp:anchor distT="0" distB="0" distL="114300" distR="114300" simplePos="0" relativeHeight="251636224" behindDoc="0" locked="0" layoutInCell="1" allowOverlap="1" wp14:anchorId="4D840F6F" wp14:editId="5E50EBCA">
+              <wp:anchor distT="0" distB="0" distL="114300" distR="114300" simplePos="0" relativeHeight="251636224" behindDoc="0" locked="0" layoutInCell="1" allowOverlap="1" wp14:anchorId="20038A38" wp14:editId="42DA3998">
                 <wp:simplePos x="0" y="0"/>
                 <wp:positionH relativeFrom="column">
                   <wp:posOffset>1570355</wp:posOffset>
@@ -14198,9 +14594,9 @@
               </wp:anchor>
             </w:drawing>
           </mc:Choice>
-          <mc:Fallback xmlns:w16cid="http://schemas.microsoft.com/office/word/2016/wordml/cid" xmlns:am3d="http://schemas.microsoft.com/office/drawing/2017/model3d" xmlns:aink="http://schemas.microsoft.com/office/drawing/2016/ink" xmlns:cx8="http://schemas.microsoft.com/office/drawing/2016/5/14/chartex" xmlns:cx7="http://schemas.microsoft.com/office/drawing/2016/5/13/chartex" xmlns:cx6="http://schemas.microsoft.com/office/drawing/2016/5/12/chartex" xmlns:cx5="http://schemas.microsoft.com/office/drawing/2016/5/11/chartex" xmlns:cx4="http://schemas.microsoft.com/office/drawing/2016/5/10/chartex" xmlns:cx3="http://schemas.microsoft.com/office/drawing/2016/5/9/chartex" xmlns:cx2="http://schemas.microsoft.com/office/drawing/2015/10/21/chartex" xmlns:cx1="http://schemas.microsoft.com/office/drawing/2015/9/8/chartex">
+          <mc:Fallback>
             <w:pict>
-              <v:rect w14:anchorId="0EC43C69" id="מלבן 13" o:spid="_x0000_s1065" style="position:absolute;left:0;text-align:left;margin-left:123.65pt;margin-top:4.3pt;width:156.55pt;height:36.8pt;z-index:251636224;visibility:visible;mso-wrap-style:square;mso-width-percent:0;mso-height-percent:0;mso-wrap-distance-left:9pt;mso-wrap-distance-top:0;mso-wrap-distance-right:9pt;mso-wrap-distance-bottom:0;mso-position-horizontal:absolute;mso-position-horizontal-relative:text;mso-position-vertical:absolute;mso-position-vertical-relative:text;mso-width-percent:0;mso-height-percent:0;mso-width-relative:margin;mso-height-relative:margin;v-text-anchor:middle" o:gfxdata="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" fillcolor="#a5d5e2 [1624]" strokecolor="#40a7c2 [3048]">
+              <v:rect w14:anchorId="20038A38" id="מלבן 13" o:spid="_x0000_s1065" style="position:absolute;left:0;text-align:left;margin-left:123.65pt;margin-top:4.3pt;width:156.55pt;height:36.8pt;z-index:251636224;visibility:visible;mso-wrap-style:square;mso-width-percent:0;mso-height-percent:0;mso-wrap-distance-left:9pt;mso-wrap-distance-top:0;mso-wrap-distance-right:9pt;mso-wrap-distance-bottom:0;mso-position-horizontal:absolute;mso-position-horizontal-relative:text;mso-position-vertical:absolute;mso-position-vertical-relative:text;mso-width-percent:0;mso-height-percent:0;mso-width-relative:margin;mso-height-relative:margin;v-text-anchor:middle" o:gfxdata="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" fillcolor="#a5d5e2 [1624]" strokecolor="#40a7c2 [3048]">
                 <v:fill color2="#e4f2f6 [504]" rotate="t" angle="180" colors="0 #9eeaff;22938f #bbefff;1 #e4f9ff" focus="100%" type="gradient"/>
                 <v:shadow on="t" color="black" opacity="24903f" origin=",.5" offset="0,.55556mm"/>
                 <v:path arrowok="t"/>
@@ -14237,6 +14633,7 @@
     </w:p>
     <w:p>
       <w:pPr>
+        <w:spacing w:line="276" w:lineRule="auto"/>
         <w:rPr>
           <w:b/>
           <w:bCs/>
@@ -14248,7 +14645,7 @@
     <w:p>
       <w:pPr>
         <w:pageBreakBefore/>
-        <w:spacing w:line="360" w:lineRule="auto"/>
+        <w:spacing w:line="276" w:lineRule="auto"/>
         <w:rPr>
           <w:b/>
           <w:bCs/>
@@ -14303,12 +14700,34 @@
           <w:color w:val="0000FF"/>
           <w:rtl/>
         </w:rPr>
-        <w:t xml:space="preserve"> שנפתח וכו'.</w:t>
+        <w:t xml:space="preserve"> שנפתח </w:t>
+      </w:r>
+      <w:proofErr w:type="spellStart"/>
+      <w:r>
+        <w:rPr>
+          <w:rFonts w:hint="cs"/>
+          <w:b/>
+          <w:bCs/>
+          <w:color w:val="0000FF"/>
+          <w:rtl/>
+        </w:rPr>
+        <w:t>וכו</w:t>
+      </w:r>
+      <w:proofErr w:type="spellEnd"/>
+      <w:r>
+        <w:rPr>
+          <w:rFonts w:hint="cs"/>
+          <w:b/>
+          <w:bCs/>
+          <w:color w:val="0000FF"/>
+          <w:rtl/>
+        </w:rPr>
+        <w:t>'.</w:t>
       </w:r>
     </w:p>
     <w:p>
       <w:pPr>
-        <w:spacing w:line="360" w:lineRule="auto"/>
+        <w:spacing w:line="276" w:lineRule="auto"/>
         <w:rPr>
           <w:color w:val="0000FF"/>
           <w:rtl/>
@@ -14329,7 +14748,25 @@
           <w:color w:val="0000FF"/>
           <w:rtl/>
         </w:rPr>
-        <w:t xml:space="preserve"> ניתן להניח כי הקורא הוא אינטיליגנטי מספיק כדי לדעת לקרוא את הכתוב על הכפתורים, לכן יש צורך להרחיב רק לגבי כפתורים/אופציות בתפריט אשר אינם מובנים מאליהם או שבקוד מאחור קורים דברים שאינם טריוויאליים (למשל </w:t>
+        <w:t xml:space="preserve"> ניתן להניח כי הקורא הוא </w:t>
+      </w:r>
+      <w:proofErr w:type="spellStart"/>
+      <w:r>
+        <w:rPr>
+          <w:rFonts w:hint="cs"/>
+          <w:color w:val="0000FF"/>
+          <w:rtl/>
+        </w:rPr>
+        <w:t>אינטיליגנטי</w:t>
+      </w:r>
+      <w:proofErr w:type="spellEnd"/>
+      <w:r>
+        <w:rPr>
+          <w:rFonts w:hint="cs"/>
+          <w:color w:val="0000FF"/>
+          <w:rtl/>
+        </w:rPr>
+        <w:t xml:space="preserve"> מספיק כדי לדעת לקרוא את הכתוב על הכפתורים, לכן יש צורך להרחיב רק לגבי כפתורים/אופציות בתפריט אשר אינם מובנים מאליהם או שבקוד מאחור קורים דברים שאינם טריוויאליים (למשל </w:t>
       </w:r>
       <w:r>
         <w:rPr>
@@ -14363,6 +14800,7 @@
     </w:p>
     <w:p>
       <w:pPr>
+        <w:spacing w:line="276" w:lineRule="auto"/>
         <w:rPr>
           <w:color w:val="0000FF"/>
           <w:rtl/>
@@ -14429,12 +14867,14 @@
         </w:rPr>
         <w:t xml:space="preserve"> ב-</w:t>
       </w:r>
+      <w:proofErr w:type="spellStart"/>
       <w:r>
         <w:rPr>
           <w:color w:val="0000FF"/>
         </w:rPr>
         <w:t>onPause</w:t>
       </w:r>
+      <w:proofErr w:type="spellEnd"/>
       <w:r>
         <w:rPr>
           <w:rFonts w:hint="cs"/>
@@ -14443,12 +14883,14 @@
         </w:rPr>
         <w:t xml:space="preserve"> שומרים לקובץ את מצב המערכת, ב-</w:t>
       </w:r>
+      <w:proofErr w:type="spellStart"/>
       <w:r>
         <w:rPr>
           <w:color w:val="0000FF"/>
         </w:rPr>
         <w:t>onResume</w:t>
       </w:r>
+      <w:proofErr w:type="spellEnd"/>
       <w:r>
         <w:rPr>
           <w:rFonts w:hint="cs"/>
@@ -14461,12 +14903,13 @@
     <w:p>
       <w:pPr>
         <w:pStyle w:val="3"/>
-        <w:rPr>
-          <w:rtl/>
-        </w:rPr>
-      </w:pPr>
-      <w:bookmarkStart w:id="62" w:name="_Toc29994007"/>
-      <w:bookmarkStart w:id="63" w:name="_Toc39329433"/>
+        <w:spacing w:line="276" w:lineRule="auto"/>
+        <w:rPr>
+          <w:rtl/>
+        </w:rPr>
+      </w:pPr>
+      <w:bookmarkStart w:id="60" w:name="_Toc29994007"/>
+      <w:bookmarkStart w:id="61" w:name="_Toc39329433"/>
       <w:r>
         <w:rPr>
           <w:rFonts w:hint="cs"/>
@@ -14474,11 +14917,12 @@
         </w:rPr>
         <w:t>מסך פתיחה</w:t>
       </w:r>
-      <w:bookmarkEnd w:id="62"/>
-      <w:bookmarkEnd w:id="63"/>
+      <w:bookmarkEnd w:id="60"/>
+      <w:bookmarkEnd w:id="61"/>
     </w:p>
     <w:p>
       <w:pPr>
+        <w:spacing w:line="276" w:lineRule="auto"/>
         <w:rPr>
           <w:color w:val="FF0000"/>
           <w:rtl/>
@@ -14495,6 +14939,7 @@
     </w:p>
     <w:p>
       <w:pPr>
+        <w:spacing w:line="276" w:lineRule="auto"/>
         <w:rPr>
           <w:b/>
           <w:bCs/>
@@ -14516,11 +14961,12 @@
     <w:p>
       <w:pPr>
         <w:pStyle w:val="4"/>
-        <w:rPr>
-          <w:rtl/>
-        </w:rPr>
-      </w:pPr>
-      <w:bookmarkStart w:id="64" w:name="_Toc29994008"/>
+        <w:spacing w:line="276" w:lineRule="auto"/>
+        <w:rPr>
+          <w:rtl/>
+        </w:rPr>
+      </w:pPr>
+      <w:bookmarkStart w:id="62" w:name="_Toc29994008"/>
       <w:r>
         <w:rPr>
           <w:rFonts w:hint="cs"/>
@@ -14531,10 +14977,11 @@
       <w:r>
         <w:t>X</w:t>
       </w:r>
-      <w:bookmarkEnd w:id="64"/>
+      <w:bookmarkEnd w:id="62"/>
     </w:p>
     <w:p>
       <w:pPr>
+        <w:spacing w:line="276" w:lineRule="auto"/>
         <w:rPr>
           <w:color w:val="FF0000"/>
           <w:rtl/>
@@ -14571,6 +15018,7 @@
     </w:p>
     <w:p>
       <w:pPr>
+        <w:spacing w:line="276" w:lineRule="auto"/>
         <w:rPr>
           <w:color w:val="FF0000"/>
           <w:rtl/>
@@ -14584,11 +15032,19 @@
         </w:rPr>
         <w:t>אם יש תפריטים גם על פקדים (</w:t>
       </w:r>
+      <w:proofErr w:type="spellStart"/>
       <w:r>
         <w:rPr>
           <w:color w:val="FF0000"/>
         </w:rPr>
-        <w:t>Conext menu</w:t>
+        <w:t>Conext</w:t>
+      </w:r>
+      <w:proofErr w:type="spellEnd"/>
+      <w:r>
+        <w:rPr>
+          <w:color w:val="FF0000"/>
+        </w:rPr>
+        <w:t xml:space="preserve"> menu</w:t>
       </w:r>
       <w:r>
         <w:rPr>
@@ -14616,6 +15072,7 @@
     </w:p>
     <w:p>
       <w:pPr>
+        <w:spacing w:line="276" w:lineRule="auto"/>
         <w:rPr>
           <w:color w:val="FF0000"/>
           <w:rtl/>
@@ -14624,6 +15081,7 @@
     </w:p>
     <w:p>
       <w:pPr>
+        <w:spacing w:line="276" w:lineRule="auto"/>
         <w:rPr>
           <w:b/>
           <w:bCs/>
@@ -14685,12 +15143,13 @@
     <w:p>
       <w:pPr>
         <w:pStyle w:val="3"/>
-        <w:rPr>
-          <w:rtl/>
-        </w:rPr>
-      </w:pPr>
-      <w:bookmarkStart w:id="65" w:name="_Toc29994009"/>
-      <w:bookmarkStart w:id="66" w:name="_Toc39329434"/>
+        <w:spacing w:line="276" w:lineRule="auto"/>
+        <w:rPr>
+          <w:rtl/>
+        </w:rPr>
+      </w:pPr>
+      <w:bookmarkStart w:id="63" w:name="_Toc29994009"/>
+      <w:bookmarkStart w:id="64" w:name="_Toc39329434"/>
       <w:r>
         <w:rPr>
           <w:rFonts w:hint="cs"/>
@@ -14698,17 +15157,18 @@
         </w:rPr>
         <w:t>מסך משחק</w:t>
       </w:r>
-      <w:bookmarkEnd w:id="65"/>
-      <w:bookmarkEnd w:id="66"/>
+      <w:bookmarkEnd w:id="63"/>
+      <w:bookmarkEnd w:id="64"/>
     </w:p>
     <w:p>
       <w:pPr>
         <w:pStyle w:val="4"/>
-        <w:rPr>
-          <w:rtl/>
-        </w:rPr>
-      </w:pPr>
-      <w:bookmarkStart w:id="67" w:name="_Toc29994010"/>
+        <w:spacing w:line="276" w:lineRule="auto"/>
+        <w:rPr>
+          <w:rtl/>
+        </w:rPr>
+      </w:pPr>
+      <w:bookmarkStart w:id="65" w:name="_Toc29994010"/>
       <w:r>
         <w:rPr>
           <w:rFonts w:hint="cs"/>
@@ -14719,104 +15179,396 @@
       <w:r>
         <w:t>Y</w:t>
       </w:r>
+      <w:bookmarkEnd w:id="65"/>
+    </w:p>
+    <w:p>
+      <w:pPr>
+        <w:pStyle w:val="3"/>
+        <w:pageBreakBefore/>
+        <w:spacing w:line="276" w:lineRule="auto"/>
+        <w:rPr>
+          <w:rtl/>
+        </w:rPr>
+      </w:pPr>
+      <w:bookmarkStart w:id="66" w:name="_Toc29994011"/>
+      <w:bookmarkStart w:id="67" w:name="_Toc39329435"/>
+      <w:r>
+        <w:rPr>
+          <w:rFonts w:hint="cs"/>
+          <w:rtl/>
+        </w:rPr>
+        <w:lastRenderedPageBreak/>
+        <w:t>הרשאות</w:t>
+      </w:r>
+      <w:bookmarkEnd w:id="66"/>
       <w:bookmarkEnd w:id="67"/>
     </w:p>
     <w:p>
       <w:pPr>
+        <w:spacing w:line="276" w:lineRule="auto"/>
+        <w:rPr>
+          <w:color w:val="0000FF"/>
+          <w:rtl/>
+        </w:rPr>
+      </w:pPr>
+      <w:r>
+        <w:rPr>
+          <w:rFonts w:hint="cs"/>
+          <w:color w:val="0000FF"/>
+          <w:rtl/>
+        </w:rPr>
+        <w:t>פירוט ההרשאות שהאפליקציה דורשת והסבר על כל הרשאה.</w:t>
+      </w:r>
+    </w:p>
+    <w:p>
+      <w:pPr>
+        <w:spacing w:line="276" w:lineRule="auto"/>
+        <w:rPr>
+          <w:color w:val="0000FF"/>
+          <w:rtl/>
+        </w:rPr>
+      </w:pPr>
+      <w:r>
+        <w:rPr>
+          <w:rFonts w:hint="cs"/>
+          <w:color w:val="0000FF"/>
+          <w:rtl/>
+        </w:rPr>
+        <w:t>העתיקו מה-</w:t>
+      </w:r>
+      <w:proofErr w:type="spellStart"/>
+      <w:r>
+        <w:rPr>
+          <w:color w:val="0000FF"/>
+        </w:rPr>
+        <w:t>AndroidManifest</w:t>
+      </w:r>
+      <w:proofErr w:type="spellEnd"/>
+      <w:r>
+        <w:rPr>
+          <w:rFonts w:hint="cs"/>
+          <w:color w:val="0000FF"/>
+          <w:rtl/>
+        </w:rPr>
+        <w:t xml:space="preserve"> את השמות והסבירו מה כל אחד עושה.</w:t>
+      </w:r>
+    </w:p>
+    <w:p>
+      <w:pPr>
+        <w:spacing w:line="276" w:lineRule="auto"/>
+        <w:rPr>
+          <w:color w:val="0000FF"/>
+          <w:rtl/>
+        </w:rPr>
+      </w:pPr>
+      <w:r>
+        <w:rPr>
+          <w:rFonts w:hint="cs"/>
+          <w:color w:val="0000FF"/>
+          <w:rtl/>
+        </w:rPr>
+        <w:t xml:space="preserve">דוגמא: </w:t>
+      </w:r>
+    </w:p>
+    <w:p>
+      <w:pPr>
+        <w:spacing w:line="276" w:lineRule="auto"/>
+        <w:rPr>
+          <w:color w:val="0000FF"/>
+          <w:rtl/>
+        </w:rPr>
+      </w:pPr>
+      <w:proofErr w:type="spellStart"/>
+      <w:proofErr w:type="gramStart"/>
+      <w:r>
+        <w:rPr>
+          <w:color w:val="0000FF"/>
+        </w:rPr>
+        <w:t>android.permission</w:t>
+      </w:r>
+      <w:proofErr w:type="gramEnd"/>
+      <w:r>
+        <w:rPr>
+          <w:color w:val="0000FF"/>
+        </w:rPr>
+        <w:t>.VIBRATE</w:t>
+      </w:r>
+      <w:proofErr w:type="spellEnd"/>
+      <w:r>
+        <w:rPr>
+          <w:rFonts w:hint="cs"/>
+          <w:color w:val="0000FF"/>
+          <w:rtl/>
+        </w:rPr>
+        <w:t xml:space="preserve"> </w:t>
+      </w:r>
+      <w:r>
+        <w:rPr>
+          <w:color w:val="0000FF"/>
+          <w:rtl/>
+        </w:rPr>
+        <w:t>–</w:t>
+      </w:r>
+      <w:r>
+        <w:rPr>
+          <w:rFonts w:hint="cs"/>
+          <w:color w:val="0000FF"/>
+          <w:rtl/>
+        </w:rPr>
+        <w:t xml:space="preserve"> נדרשת כדי לאפשר שימוש ברטט במכשיר.</w:t>
+      </w:r>
+    </w:p>
+    <w:p>
+      <w:pPr>
+        <w:spacing w:line="276" w:lineRule="auto"/>
+        <w:rPr>
+          <w:color w:val="FF0000"/>
+          <w:rtl/>
+        </w:rPr>
+      </w:pPr>
+    </w:p>
+    <w:p>
+      <w:pPr>
         <w:pStyle w:val="3"/>
-        <w:pageBreakBefore/>
-        <w:rPr>
-          <w:rtl/>
-        </w:rPr>
-      </w:pPr>
-      <w:bookmarkStart w:id="68" w:name="_Toc29994011"/>
-      <w:bookmarkStart w:id="69" w:name="_Toc39329435"/>
-      <w:r>
-        <w:rPr>
-          <w:rFonts w:hint="cs"/>
-          <w:rtl/>
-        </w:rPr>
-        <w:lastRenderedPageBreak/>
-        <w:t>הרשאות</w:t>
+        <w:spacing w:line="276" w:lineRule="auto"/>
+        <w:rPr>
+          <w:rtl/>
+        </w:rPr>
+      </w:pPr>
+      <w:bookmarkStart w:id="68" w:name="_Toc29994012"/>
+      <w:bookmarkStart w:id="69" w:name="_Toc39329436"/>
+      <w:r>
+        <w:rPr>
+          <w:rFonts w:hint="cs"/>
+          <w:rtl/>
+        </w:rPr>
+        <w:t>דרישות מיוחדות ומגבלות</w:t>
       </w:r>
       <w:bookmarkEnd w:id="68"/>
       <w:bookmarkEnd w:id="69"/>
     </w:p>
     <w:p>
       <w:pPr>
-        <w:rPr>
-          <w:color w:val="0000FF"/>
-          <w:rtl/>
-        </w:rPr>
-      </w:pPr>
-      <w:r>
-        <w:rPr>
-          <w:rFonts w:hint="cs"/>
-          <w:color w:val="0000FF"/>
-          <w:rtl/>
-        </w:rPr>
-        <w:t>פירוט ההרשאות שהאפליקציה דורשת והסבר על כל הרשאה.</w:t>
+        <w:spacing w:line="276" w:lineRule="auto"/>
+        <w:rPr>
+          <w:color w:val="0000FF"/>
+          <w:rtl/>
+        </w:rPr>
+      </w:pPr>
+      <w:r>
+        <w:rPr>
+          <w:rFonts w:hint="cs"/>
+          <w:color w:val="0000FF"/>
+          <w:rtl/>
+        </w:rPr>
+        <w:t xml:space="preserve">חומרה מיוחדת (חיישנים, </w:t>
+      </w:r>
+      <w:r>
+        <w:rPr>
+          <w:color w:val="0000FF"/>
+        </w:rPr>
+        <w:t xml:space="preserve">GPS </w:t>
+      </w:r>
+      <w:r>
+        <w:rPr>
+          <w:rFonts w:hint="cs"/>
+          <w:color w:val="0000FF"/>
+          <w:rtl/>
+        </w:rPr>
+        <w:t xml:space="preserve"> וכו') ומגבלות בשימוש במערכת (למשל </w:t>
+      </w:r>
+      <w:r>
+        <w:rPr>
+          <w:color w:val="0000FF"/>
+          <w:rtl/>
+        </w:rPr>
+        <w:t>–</w:t>
+      </w:r>
+      <w:r>
+        <w:rPr>
+          <w:rFonts w:hint="cs"/>
+          <w:color w:val="0000FF"/>
+          <w:rtl/>
+        </w:rPr>
+        <w:t xml:space="preserve"> מערכת שמחייבת תקשורת </w:t>
+      </w:r>
+      <w:r>
+        <w:rPr>
+          <w:color w:val="0000FF"/>
+        </w:rPr>
+        <w:t>WIFI</w:t>
+      </w:r>
+      <w:r>
+        <w:rPr>
+          <w:rFonts w:hint="cs"/>
+          <w:color w:val="0000FF"/>
+          <w:rtl/>
+        </w:rPr>
+        <w:t xml:space="preserve">, מערכת שאינה יכולה לרוץ על </w:t>
+      </w:r>
+      <w:proofErr w:type="spellStart"/>
+      <w:r>
+        <w:rPr>
+          <w:rFonts w:hint="cs"/>
+          <w:color w:val="0000FF"/>
+          <w:rtl/>
+        </w:rPr>
+        <w:t>אמולטור</w:t>
+      </w:r>
+      <w:proofErr w:type="spellEnd"/>
+      <w:r>
+        <w:rPr>
+          <w:rFonts w:hint="cs"/>
+          <w:color w:val="0000FF"/>
+          <w:rtl/>
+        </w:rPr>
+        <w:t xml:space="preserve"> אלא רק על מכשיר פיזי וכו').</w:t>
       </w:r>
     </w:p>
     <w:p>
       <w:pPr>
-        <w:rPr>
-          <w:color w:val="0000FF"/>
-          <w:rtl/>
-        </w:rPr>
-      </w:pPr>
-      <w:r>
-        <w:rPr>
-          <w:rFonts w:hint="cs"/>
-          <w:color w:val="0000FF"/>
-          <w:rtl/>
-        </w:rPr>
-        <w:t>העתיקו מה-</w:t>
-      </w:r>
-      <w:r>
-        <w:rPr>
-          <w:color w:val="0000FF"/>
-        </w:rPr>
-        <w:t>AndroidManifest</w:t>
-      </w:r>
-      <w:r>
-        <w:rPr>
-          <w:rFonts w:hint="cs"/>
-          <w:color w:val="0000FF"/>
-          <w:rtl/>
-        </w:rPr>
-        <w:t xml:space="preserve"> את השמות והסבירו מה כל אחד עושה.</w:t>
+        <w:spacing w:line="276" w:lineRule="auto"/>
+        <w:rPr>
+          <w:color w:val="0000FF"/>
+          <w:rtl/>
+        </w:rPr>
+      </w:pPr>
+      <w:r>
+        <w:rPr>
+          <w:rFonts w:hint="cs"/>
+          <w:color w:val="0000FF"/>
+          <w:rtl/>
+        </w:rPr>
+        <w:t xml:space="preserve">כמו כן יש לציין אם המערכת מצפה שיהיו קבצים </w:t>
+      </w:r>
+      <w:proofErr w:type="spellStart"/>
+      <w:r>
+        <w:rPr>
+          <w:rFonts w:hint="cs"/>
+          <w:color w:val="0000FF"/>
+          <w:rtl/>
+        </w:rPr>
+        <w:t>מסויימים</w:t>
+      </w:r>
+      <w:proofErr w:type="spellEnd"/>
+      <w:r>
+        <w:rPr>
+          <w:rFonts w:hint="cs"/>
+          <w:color w:val="0000FF"/>
+          <w:rtl/>
+        </w:rPr>
+        <w:t xml:space="preserve"> על המכשיר (תמונות,</w:t>
+      </w:r>
+      <w:r>
+        <w:rPr>
+          <w:color w:val="0000FF"/>
+        </w:rPr>
+        <w:t xml:space="preserve"> </w:t>
+      </w:r>
+      <w:r>
+        <w:rPr>
+          <w:rFonts w:hint="cs"/>
+          <w:color w:val="0000FF"/>
+          <w:rtl/>
+        </w:rPr>
+        <w:t xml:space="preserve"> מוסיקה, וידאו) </w:t>
+      </w:r>
+      <w:proofErr w:type="spellStart"/>
+      <w:r>
+        <w:rPr>
+          <w:rFonts w:hint="cs"/>
+          <w:color w:val="0000FF"/>
+          <w:rtl/>
+        </w:rPr>
+        <w:t>וכו</w:t>
+      </w:r>
+      <w:proofErr w:type="spellEnd"/>
+      <w:r>
+        <w:rPr>
+          <w:rFonts w:hint="cs"/>
+          <w:color w:val="0000FF"/>
+          <w:rtl/>
+        </w:rPr>
+        <w:t>'. עקרונית עדיף לדאוג לספק 2-3 קבצי דוגמא בתוך ה-</w:t>
+      </w:r>
+      <w:r>
+        <w:rPr>
+          <w:color w:val="0000FF"/>
+        </w:rPr>
+        <w:t>resources</w:t>
+      </w:r>
+      <w:r>
+        <w:rPr>
+          <w:rFonts w:hint="cs"/>
+          <w:color w:val="0000FF"/>
+          <w:rtl/>
+        </w:rPr>
+        <w:t xml:space="preserve"> של המערכת.</w:t>
       </w:r>
     </w:p>
     <w:p>
       <w:pPr>
-        <w:rPr>
-          <w:color w:val="0000FF"/>
-          <w:rtl/>
-        </w:rPr>
-      </w:pPr>
-      <w:r>
-        <w:rPr>
-          <w:rFonts w:hint="cs"/>
-          <w:color w:val="0000FF"/>
-          <w:rtl/>
-        </w:rPr>
-        <w:t xml:space="preserve">דוגמא: </w:t>
-      </w:r>
+        <w:pStyle w:val="4"/>
+        <w:spacing w:line="276" w:lineRule="auto"/>
+        <w:rPr>
+          <w:rtl/>
+        </w:rPr>
+      </w:pPr>
+      <w:bookmarkStart w:id="70" w:name="_Toc29994013"/>
+      <w:proofErr w:type="spellStart"/>
+      <w:r>
+        <w:rPr>
+          <w:rFonts w:hint="cs"/>
+          <w:rtl/>
+        </w:rPr>
+        <w:t>גירסת</w:t>
+      </w:r>
+      <w:proofErr w:type="spellEnd"/>
+      <w:r>
+        <w:rPr>
+          <w:rFonts w:hint="cs"/>
+          <w:rtl/>
+        </w:rPr>
+        <w:t xml:space="preserve"> </w:t>
+      </w:r>
+      <w:r>
+        <w:t>Android</w:t>
+      </w:r>
+      <w:r>
+        <w:rPr>
+          <w:rFonts w:hint="cs"/>
+          <w:rtl/>
+        </w:rPr>
+        <w:t xml:space="preserve"> מינימלית</w:t>
+      </w:r>
+      <w:bookmarkEnd w:id="70"/>
     </w:p>
     <w:p>
       <w:pPr>
-        <w:rPr>
-          <w:color w:val="0000FF"/>
-          <w:rtl/>
-        </w:rPr>
-      </w:pPr>
-      <w:r>
-        <w:rPr>
-          <w:color w:val="0000FF"/>
-        </w:rPr>
-        <w:t>android.permission.VIBRATE</w:t>
-      </w:r>
+        <w:spacing w:line="276" w:lineRule="auto"/>
+        <w:rPr>
+          <w:color w:val="0000FF"/>
+          <w:rtl/>
+        </w:rPr>
+      </w:pPr>
+      <w:r>
+        <w:rPr>
+          <w:rFonts w:hint="cs"/>
+          <w:color w:val="0000FF"/>
+          <w:rtl/>
+        </w:rPr>
+        <w:t xml:space="preserve">מהי </w:t>
+      </w:r>
+      <w:proofErr w:type="spellStart"/>
+      <w:r>
+        <w:rPr>
+          <w:rFonts w:hint="cs"/>
+          <w:color w:val="0000FF"/>
+          <w:rtl/>
+        </w:rPr>
+        <w:t>גירסת</w:t>
+      </w:r>
+      <w:proofErr w:type="spellEnd"/>
       <w:r>
         <w:rPr>
           <w:rFonts w:hint="cs"/>
@@ -14828,456 +15580,344 @@
       <w:r>
         <w:rPr>
           <w:color w:val="0000FF"/>
-          <w:rtl/>
-        </w:rPr>
-        <w:t>–</w:t>
-      </w:r>
-      <w:r>
-        <w:rPr>
-          <w:rFonts w:hint="cs"/>
-          <w:color w:val="0000FF"/>
-          <w:rtl/>
-        </w:rPr>
-        <w:t xml:space="preserve"> נדרשת כדי לאפשר שימוש ברטט במכשיר.</w:t>
+        </w:rPr>
+        <w:t>Android</w:t>
+      </w:r>
+      <w:r>
+        <w:rPr>
+          <w:rFonts w:hint="cs"/>
+          <w:color w:val="0000FF"/>
+          <w:rtl/>
+        </w:rPr>
+        <w:t xml:space="preserve"> המינימלית שנדרשת כדי להריץ את האפליקציה?</w:t>
       </w:r>
     </w:p>
     <w:p>
       <w:pPr>
-        <w:rPr>
-          <w:color w:val="FF0000"/>
-          <w:rtl/>
-        </w:rPr>
-      </w:pPr>
+        <w:spacing w:line="276" w:lineRule="auto"/>
+        <w:rPr>
+          <w:color w:val="0000FF"/>
+          <w:rtl/>
+        </w:rPr>
+      </w:pPr>
+      <w:r>
+        <w:rPr>
+          <w:rFonts w:hint="cs"/>
+          <w:color w:val="0000FF"/>
+          <w:rtl/>
+        </w:rPr>
+        <w:t xml:space="preserve">לדוגמא: </w:t>
+      </w:r>
+      <w:r>
+        <w:rPr>
+          <w:color w:val="0000FF"/>
+        </w:rPr>
+        <w:t>Android 4.4.2</w:t>
+      </w:r>
+      <w:r>
+        <w:rPr>
+          <w:rFonts w:hint="cs"/>
+          <w:color w:val="0000FF"/>
+          <w:rtl/>
+        </w:rPr>
+        <w:t xml:space="preserve"> </w:t>
+      </w:r>
+      <w:proofErr w:type="spellStart"/>
+      <w:r>
+        <w:rPr>
+          <w:rFonts w:hint="cs"/>
+          <w:color w:val="0000FF"/>
+          <w:rtl/>
+        </w:rPr>
+        <w:t>גירסת</w:t>
+      </w:r>
+      <w:proofErr w:type="spellEnd"/>
+      <w:r>
+        <w:rPr>
+          <w:rFonts w:hint="cs"/>
+          <w:color w:val="0000FF"/>
+          <w:rtl/>
+        </w:rPr>
+        <w:t xml:space="preserve"> </w:t>
+      </w:r>
+      <w:r>
+        <w:rPr>
+          <w:color w:val="0000FF"/>
+        </w:rPr>
+        <w:t xml:space="preserve">API </w:t>
+      </w:r>
+      <w:r>
+        <w:rPr>
+          <w:rFonts w:hint="cs"/>
+          <w:color w:val="0000FF"/>
+          <w:rtl/>
+        </w:rPr>
+        <w:t xml:space="preserve">  19  </w:t>
+      </w:r>
     </w:p>
     <w:p>
       <w:pPr>
-        <w:pStyle w:val="3"/>
-        <w:rPr>
-          <w:rtl/>
-        </w:rPr>
-      </w:pPr>
-      <w:bookmarkStart w:id="70" w:name="_Toc29994012"/>
-      <w:bookmarkStart w:id="71" w:name="_Toc39329436"/>
-      <w:r>
-        <w:rPr>
-          <w:rFonts w:hint="cs"/>
-          <w:rtl/>
-        </w:rPr>
-        <w:t>דרישות מיוחדות ומגבלות</w:t>
-      </w:r>
-      <w:bookmarkEnd w:id="70"/>
+        <w:pStyle w:val="4"/>
+        <w:spacing w:line="276" w:lineRule="auto"/>
+        <w:rPr>
+          <w:rtl/>
+        </w:rPr>
+      </w:pPr>
+      <w:bookmarkStart w:id="71" w:name="_Toc29994014"/>
+      <w:r>
+        <w:rPr>
+          <w:rFonts w:hint="cs"/>
+          <w:rtl/>
+        </w:rPr>
+        <w:t>מכשירים עליהם נבדקה המערכת</w:t>
+      </w:r>
       <w:bookmarkEnd w:id="71"/>
     </w:p>
     <w:p>
       <w:pPr>
-        <w:rPr>
-          <w:color w:val="0000FF"/>
-          <w:rtl/>
-        </w:rPr>
-      </w:pPr>
-      <w:r>
-        <w:rPr>
-          <w:rFonts w:hint="cs"/>
-          <w:color w:val="0000FF"/>
-          <w:rtl/>
-        </w:rPr>
-        <w:t xml:space="preserve">חומרה מיוחדת (חיישנים, </w:t>
-      </w:r>
-      <w:r>
-        <w:rPr>
-          <w:color w:val="0000FF"/>
-        </w:rPr>
-        <w:t xml:space="preserve">GPS </w:t>
-      </w:r>
-      <w:r>
-        <w:rPr>
-          <w:rFonts w:hint="cs"/>
-          <w:color w:val="0000FF"/>
-          <w:rtl/>
-        </w:rPr>
-        <w:t xml:space="preserve"> וכו') ומגבלות בשימוש במערכת (למשל </w:t>
-      </w:r>
-      <w:r>
-        <w:rPr>
-          <w:color w:val="0000FF"/>
-          <w:rtl/>
-        </w:rPr>
-        <w:t>–</w:t>
-      </w:r>
-      <w:r>
-        <w:rPr>
-          <w:rFonts w:hint="cs"/>
-          <w:color w:val="0000FF"/>
-          <w:rtl/>
-        </w:rPr>
-        <w:t xml:space="preserve"> מערכת שמחייבת תקשורת </w:t>
-      </w:r>
-      <w:r>
-        <w:rPr>
-          <w:color w:val="0000FF"/>
-        </w:rPr>
-        <w:t>WIFI</w:t>
-      </w:r>
-      <w:r>
-        <w:rPr>
-          <w:rFonts w:hint="cs"/>
-          <w:color w:val="0000FF"/>
-          <w:rtl/>
-        </w:rPr>
-        <w:t>, מערכת שאינה יכולה לרוץ על אמולטור אלא רק על מכשיר פיזי וכו').</w:t>
+        <w:spacing w:line="276" w:lineRule="auto"/>
+        <w:rPr>
+          <w:color w:val="0000FF"/>
+          <w:rtl/>
+        </w:rPr>
+      </w:pPr>
+      <w:r>
+        <w:rPr>
+          <w:rFonts w:hint="cs"/>
+          <w:color w:val="0000FF"/>
+          <w:rtl/>
+        </w:rPr>
+        <w:t xml:space="preserve">ציינו על איזה מכשירים / </w:t>
+      </w:r>
+      <w:proofErr w:type="spellStart"/>
+      <w:r>
+        <w:rPr>
+          <w:rFonts w:hint="cs"/>
+          <w:color w:val="0000FF"/>
+          <w:rtl/>
+        </w:rPr>
+        <w:t>אמולטורים</w:t>
+      </w:r>
+      <w:proofErr w:type="spellEnd"/>
+      <w:r>
+        <w:rPr>
+          <w:rFonts w:hint="cs"/>
+          <w:color w:val="0000FF"/>
+          <w:rtl/>
+        </w:rPr>
+        <w:t xml:space="preserve"> נבדקה המערכת.</w:t>
       </w:r>
     </w:p>
     <w:p>
       <w:pPr>
-        <w:rPr>
-          <w:color w:val="0000FF"/>
-          <w:rtl/>
-        </w:rPr>
-      </w:pPr>
-      <w:r>
-        <w:rPr>
-          <w:rFonts w:hint="cs"/>
-          <w:color w:val="0000FF"/>
-          <w:rtl/>
-        </w:rPr>
-        <w:t>כמו כן יש לציין אם המערכת מצפה שיהיו קבצים מסויימים על המכשיר (תמונות,</w:t>
-      </w:r>
-      <w:r>
-        <w:rPr>
-          <w:color w:val="0000FF"/>
+        <w:spacing w:line="276" w:lineRule="auto"/>
+        <w:rPr>
+          <w:color w:val="0000FF"/>
+          <w:rtl/>
+        </w:rPr>
+      </w:pPr>
+      <w:r>
+        <w:rPr>
+          <w:rFonts w:hint="cs"/>
+          <w:color w:val="0000FF"/>
+          <w:rtl/>
+        </w:rPr>
+        <w:t xml:space="preserve">לדוגמא: </w:t>
+      </w:r>
+      <w:r>
+        <w:rPr>
+          <w:color w:val="0000FF"/>
+        </w:rPr>
+        <w:t>LG Nexus 4</w:t>
+      </w:r>
+      <w:r>
+        <w:rPr>
+          <w:rFonts w:hint="cs"/>
+          <w:color w:val="0000FF"/>
+          <w:rtl/>
+        </w:rPr>
+        <w:t xml:space="preserve"> המריץ </w:t>
+      </w:r>
+      <w:r>
+        <w:rPr>
+          <w:color w:val="0000FF"/>
+        </w:rPr>
+        <w:t>Android 5.0.1</w:t>
+      </w:r>
+      <w:r>
+        <w:rPr>
+          <w:rFonts w:hint="cs"/>
+          <w:color w:val="0000FF"/>
+          <w:rtl/>
         </w:rPr>
         <w:t xml:space="preserve"> </w:t>
-      </w:r>
-      <w:r>
-        <w:rPr>
-          <w:rFonts w:hint="cs"/>
-          <w:color w:val="0000FF"/>
-          <w:rtl/>
-        </w:rPr>
-        <w:t xml:space="preserve"> מוסיקה, וידאו) וכו'. עקרונית עדיף לדאוג לספק 2-3 קבצי דוגמא בתוך ה-</w:t>
-      </w:r>
-      <w:r>
-        <w:rPr>
-          <w:color w:val="0000FF"/>
-        </w:rPr>
-        <w:t>resources</w:t>
-      </w:r>
-      <w:r>
-        <w:rPr>
-          <w:rFonts w:hint="cs"/>
-          <w:color w:val="0000FF"/>
-          <w:rtl/>
-        </w:rPr>
-        <w:t xml:space="preserve"> של המערכת.</w:t>
       </w:r>
     </w:p>
     <w:p>
       <w:pPr>
-        <w:pStyle w:val="4"/>
-        <w:rPr>
-          <w:rtl/>
-        </w:rPr>
-      </w:pPr>
-      <w:bookmarkStart w:id="72" w:name="_Toc29994013"/>
-      <w:r>
-        <w:rPr>
-          <w:rFonts w:hint="cs"/>
-          <w:rtl/>
-        </w:rPr>
-        <w:t xml:space="preserve">גירסת </w:t>
-      </w:r>
-      <w:r>
-        <w:t>Android</w:t>
-      </w:r>
-      <w:r>
-        <w:rPr>
-          <w:rFonts w:hint="cs"/>
-          <w:rtl/>
-        </w:rPr>
-        <w:t xml:space="preserve"> מינימלית</w:t>
+        <w:spacing w:line="276" w:lineRule="auto"/>
+        <w:rPr>
+          <w:color w:val="0000FF"/>
+          <w:rtl/>
+        </w:rPr>
+      </w:pPr>
+      <w:proofErr w:type="spellStart"/>
+      <w:r>
+        <w:rPr>
+          <w:rFonts w:hint="cs"/>
+          <w:color w:val="0000FF"/>
+          <w:rtl/>
+        </w:rPr>
+        <w:t>אמולטור</w:t>
+      </w:r>
+      <w:proofErr w:type="spellEnd"/>
+      <w:r>
+        <w:rPr>
+          <w:rFonts w:hint="cs"/>
+          <w:color w:val="0000FF"/>
+          <w:rtl/>
+        </w:rPr>
+        <w:t xml:space="preserve"> </w:t>
+      </w:r>
+      <w:proofErr w:type="spellStart"/>
+      <w:r>
+        <w:rPr>
+          <w:color w:val="0000FF"/>
+        </w:rPr>
+        <w:t>GennyMotion</w:t>
+      </w:r>
+      <w:proofErr w:type="spellEnd"/>
+      <w:r>
+        <w:rPr>
+          <w:rFonts w:hint="cs"/>
+          <w:color w:val="0000FF"/>
+          <w:rtl/>
+        </w:rPr>
+        <w:t xml:space="preserve"> המבצע אמולציה ל-</w:t>
+      </w:r>
+      <w:r>
+        <w:rPr>
+          <w:color w:val="0000FF"/>
+        </w:rPr>
+        <w:t>Samsung Galaxy S3</w:t>
+      </w:r>
+      <w:r>
+        <w:rPr>
+          <w:rFonts w:hint="cs"/>
+          <w:color w:val="0000FF"/>
+          <w:rtl/>
+        </w:rPr>
+        <w:t xml:space="preserve"> המריץ </w:t>
+      </w:r>
+      <w:r>
+        <w:rPr>
+          <w:color w:val="0000FF"/>
+        </w:rPr>
+        <w:t xml:space="preserve">Android 4.2.2 </w:t>
+      </w:r>
+      <w:r>
+        <w:rPr>
+          <w:rFonts w:hint="cs"/>
+          <w:color w:val="0000FF"/>
+          <w:rtl/>
+        </w:rPr>
+        <w:t xml:space="preserve"> </w:t>
+      </w:r>
+      <w:proofErr w:type="spellStart"/>
+      <w:r>
+        <w:rPr>
+          <w:rFonts w:hint="cs"/>
+          <w:color w:val="0000FF"/>
+          <w:rtl/>
+        </w:rPr>
+        <w:t>גירסת</w:t>
+      </w:r>
+      <w:proofErr w:type="spellEnd"/>
+      <w:r>
+        <w:rPr>
+          <w:rFonts w:hint="cs"/>
+          <w:color w:val="0000FF"/>
+          <w:rtl/>
+        </w:rPr>
+        <w:t xml:space="preserve"> </w:t>
+      </w:r>
+      <w:r>
+        <w:rPr>
+          <w:color w:val="0000FF"/>
+        </w:rPr>
+        <w:t xml:space="preserve">API </w:t>
+      </w:r>
+      <w:r>
+        <w:rPr>
+          <w:rFonts w:hint="cs"/>
+          <w:color w:val="0000FF"/>
+          <w:rtl/>
+        </w:rPr>
+        <w:t xml:space="preserve"> 17</w:t>
+      </w:r>
+    </w:p>
+    <w:p>
+      <w:pPr>
+        <w:spacing w:line="276" w:lineRule="auto"/>
+        <w:rPr>
+          <w:color w:val="FF0000"/>
+          <w:rtl/>
+        </w:rPr>
+      </w:pPr>
+    </w:p>
+    <w:p>
+      <w:pPr>
+        <w:spacing w:line="276" w:lineRule="auto"/>
+        <w:rPr>
+          <w:color w:val="FF0000"/>
+          <w:rtl/>
+        </w:rPr>
+      </w:pPr>
+    </w:p>
+    <w:p>
+      <w:pPr>
+        <w:pStyle w:val="1"/>
+        <w:spacing w:line="276" w:lineRule="auto"/>
+        <w:rPr>
+          <w:rtl/>
+        </w:rPr>
+      </w:pPr>
+      <w:r>
+        <w:rPr>
+          <w:rtl/>
+        </w:rPr>
+        <w:br w:type="page"/>
+      </w:r>
+      <w:bookmarkStart w:id="72" w:name="_Toc39329437"/>
+      <w:r>
+        <w:rPr>
+          <w:rFonts w:hint="cs"/>
+          <w:rtl/>
+        </w:rPr>
+        <w:lastRenderedPageBreak/>
+        <w:t>רפלקציה</w:t>
       </w:r>
       <w:bookmarkEnd w:id="72"/>
     </w:p>
     <w:p>
       <w:pPr>
-        <w:rPr>
-          <w:color w:val="0000FF"/>
-          <w:rtl/>
-        </w:rPr>
-      </w:pPr>
-      <w:r>
-        <w:rPr>
-          <w:rFonts w:hint="cs"/>
-          <w:color w:val="0000FF"/>
-          <w:rtl/>
-        </w:rPr>
-        <w:t xml:space="preserve">מהי גירסת </w:t>
-      </w:r>
-      <w:r>
-        <w:rPr>
-          <w:color w:val="0000FF"/>
-        </w:rPr>
-        <w:t>Android</w:t>
-      </w:r>
-      <w:r>
-        <w:rPr>
-          <w:rFonts w:hint="cs"/>
-          <w:color w:val="0000FF"/>
-          <w:rtl/>
-        </w:rPr>
-        <w:t xml:space="preserve"> המינימלית שנדרשת כדי להריץ את האפליקציה?</w:t>
+        <w:spacing w:line="276" w:lineRule="auto"/>
+        <w:rPr>
+          <w:color w:val="0000FF"/>
+          <w:rtl/>
+        </w:rPr>
+      </w:pPr>
+      <w:r>
+        <w:rPr>
+          <w:color w:val="0000FF"/>
+          <w:rtl/>
+        </w:rPr>
+        <w:t xml:space="preserve">חלק זה הינו חשוב ביותר, ואין להקל בו ראש כלל. </w:t>
       </w:r>
     </w:p>
     <w:p>
       <w:pPr>
-        <w:rPr>
-          <w:color w:val="0000FF"/>
-          <w:rtl/>
-        </w:rPr>
-      </w:pPr>
-      <w:r>
-        <w:rPr>
-          <w:rFonts w:hint="cs"/>
-          <w:color w:val="0000FF"/>
-          <w:rtl/>
-        </w:rPr>
-        <w:t xml:space="preserve">לדוגמא: </w:t>
-      </w:r>
-      <w:r>
-        <w:rPr>
-          <w:color w:val="0000FF"/>
-        </w:rPr>
-        <w:t>Android 4.4.2</w:t>
-      </w:r>
-      <w:r>
-        <w:rPr>
-          <w:rFonts w:hint="cs"/>
-          <w:color w:val="0000FF"/>
-          <w:rtl/>
-        </w:rPr>
-        <w:t xml:space="preserve"> גירסת </w:t>
-      </w:r>
-      <w:r>
-        <w:rPr>
-          <w:color w:val="0000FF"/>
-        </w:rPr>
-        <w:t xml:space="preserve">API </w:t>
-      </w:r>
-      <w:r>
-        <w:rPr>
-          <w:rFonts w:hint="cs"/>
-          <w:color w:val="0000FF"/>
-          <w:rtl/>
-        </w:rPr>
-        <w:t xml:space="preserve">  19  </w:t>
-      </w:r>
-    </w:p>
-    <w:p>
-      <w:pPr>
-        <w:pStyle w:val="4"/>
-        <w:rPr>
-          <w:rtl/>
-        </w:rPr>
-      </w:pPr>
-      <w:bookmarkStart w:id="73" w:name="_Toc29994014"/>
-      <w:r>
-        <w:rPr>
-          <w:rFonts w:hint="cs"/>
-          <w:rtl/>
-        </w:rPr>
-        <w:t>מכשירים עליהם נבדקה המערכת</w:t>
-      </w:r>
-      <w:bookmarkEnd w:id="73"/>
-    </w:p>
-    <w:p>
-      <w:pPr>
-        <w:rPr>
-          <w:color w:val="0000FF"/>
-          <w:rtl/>
-        </w:rPr>
-      </w:pPr>
-      <w:r>
-        <w:rPr>
-          <w:rFonts w:hint="cs"/>
-          <w:color w:val="0000FF"/>
-          <w:rtl/>
-        </w:rPr>
-        <w:t>ציינו על איזה מכשירים / אמולטורים נבדקה המערכת.</w:t>
-      </w:r>
-    </w:p>
-    <w:p>
-      <w:pPr>
-        <w:rPr>
-          <w:color w:val="0000FF"/>
-          <w:rtl/>
-        </w:rPr>
-      </w:pPr>
-      <w:r>
-        <w:rPr>
-          <w:rFonts w:hint="cs"/>
-          <w:color w:val="0000FF"/>
-          <w:rtl/>
-        </w:rPr>
-        <w:t xml:space="preserve">לדוגמא: </w:t>
-      </w:r>
-      <w:r>
-        <w:rPr>
-          <w:color w:val="0000FF"/>
-        </w:rPr>
-        <w:t>LG Nexus 4</w:t>
-      </w:r>
-      <w:r>
-        <w:rPr>
-          <w:rFonts w:hint="cs"/>
-          <w:color w:val="0000FF"/>
-          <w:rtl/>
-        </w:rPr>
-        <w:t xml:space="preserve"> המריץ </w:t>
-      </w:r>
-      <w:r>
-        <w:rPr>
-          <w:color w:val="0000FF"/>
-        </w:rPr>
-        <w:t>Android 5.0.1</w:t>
-      </w:r>
-      <w:r>
-        <w:rPr>
-          <w:rFonts w:hint="cs"/>
-          <w:color w:val="0000FF"/>
-          <w:rtl/>
-        </w:rPr>
-        <w:t xml:space="preserve"> </w:t>
-      </w:r>
-    </w:p>
-    <w:p>
-      <w:pPr>
-        <w:rPr>
-          <w:color w:val="0000FF"/>
-          <w:rtl/>
-        </w:rPr>
-      </w:pPr>
-      <w:r>
-        <w:rPr>
-          <w:rFonts w:hint="cs"/>
-          <w:color w:val="0000FF"/>
-          <w:rtl/>
-        </w:rPr>
-        <w:t xml:space="preserve">אמולטור </w:t>
-      </w:r>
-      <w:r>
-        <w:rPr>
-          <w:color w:val="0000FF"/>
-        </w:rPr>
-        <w:t>GennyMotion</w:t>
-      </w:r>
-      <w:r>
-        <w:rPr>
-          <w:rFonts w:hint="cs"/>
-          <w:color w:val="0000FF"/>
-          <w:rtl/>
-        </w:rPr>
-        <w:t xml:space="preserve"> המבצע אמולציה ל-</w:t>
-      </w:r>
-      <w:r>
-        <w:rPr>
-          <w:color w:val="0000FF"/>
-        </w:rPr>
-        <w:t>Samsung Galaxy S3</w:t>
-      </w:r>
-      <w:r>
-        <w:rPr>
-          <w:rFonts w:hint="cs"/>
-          <w:color w:val="0000FF"/>
-          <w:rtl/>
-        </w:rPr>
-        <w:t xml:space="preserve"> המריץ </w:t>
-      </w:r>
-      <w:r>
-        <w:rPr>
-          <w:color w:val="0000FF"/>
-        </w:rPr>
-        <w:t xml:space="preserve">Android 4.2.2 </w:t>
-      </w:r>
-      <w:r>
-        <w:rPr>
-          <w:rFonts w:hint="cs"/>
-          <w:color w:val="0000FF"/>
-          <w:rtl/>
-        </w:rPr>
-        <w:t xml:space="preserve"> גירסת </w:t>
-      </w:r>
-      <w:r>
-        <w:rPr>
-          <w:color w:val="0000FF"/>
-        </w:rPr>
-        <w:t xml:space="preserve">API </w:t>
-      </w:r>
-      <w:r>
-        <w:rPr>
-          <w:rFonts w:hint="cs"/>
-          <w:color w:val="0000FF"/>
-          <w:rtl/>
-        </w:rPr>
-        <w:t xml:space="preserve"> 17</w:t>
-      </w:r>
-    </w:p>
-    <w:p>
-      <w:pPr>
-        <w:rPr>
-          <w:color w:val="FF0000"/>
-          <w:rtl/>
-        </w:rPr>
-      </w:pPr>
-    </w:p>
-    <w:p>
-      <w:pPr>
-        <w:rPr>
-          <w:color w:val="FF0000"/>
-          <w:rtl/>
-        </w:rPr>
-      </w:pPr>
-    </w:p>
-    <w:p>
-      <w:pPr>
-        <w:pStyle w:val="1"/>
-        <w:rPr>
-          <w:rtl/>
-        </w:rPr>
-      </w:pPr>
-      <w:r>
-        <w:rPr>
-          <w:rtl/>
-        </w:rPr>
-        <w:br w:type="page"/>
-      </w:r>
-      <w:bookmarkStart w:id="74" w:name="_Toc39329437"/>
-      <w:r>
-        <w:rPr>
-          <w:rFonts w:hint="cs"/>
-          <w:rtl/>
-        </w:rPr>
-        <w:lastRenderedPageBreak/>
-        <w:t>רפלקציה</w:t>
-      </w:r>
-      <w:bookmarkEnd w:id="74"/>
-    </w:p>
-    <w:p>
-      <w:pPr>
-        <w:rPr>
-          <w:color w:val="0000FF"/>
-          <w:rtl/>
-        </w:rPr>
-      </w:pPr>
-      <w:r>
-        <w:rPr>
-          <w:color w:val="0000FF"/>
-          <w:rtl/>
-        </w:rPr>
-        <w:t xml:space="preserve">חלק זה הינו חשוב ביותר, ואין להקל בו ראש כלל. </w:t>
-      </w:r>
-    </w:p>
-    <w:p>
-      <w:pPr>
+        <w:spacing w:line="276" w:lineRule="auto"/>
         <w:rPr>
           <w:color w:val="0000FF"/>
           <w:rtl/>
@@ -15306,6 +15946,7 @@
           <w:ilvl w:val="0"/>
           <w:numId w:val="6"/>
         </w:numPr>
+        <w:spacing w:line="276" w:lineRule="auto"/>
         <w:rPr>
           <w:color w:val="0000FF"/>
         </w:rPr>
@@ -15331,6 +15972,7 @@
           <w:ilvl w:val="0"/>
           <w:numId w:val="6"/>
         </w:numPr>
+        <w:spacing w:line="276" w:lineRule="auto"/>
         <w:rPr>
           <w:color w:val="0000FF"/>
         </w:rPr>
@@ -15350,6 +15992,7 @@
           <w:ilvl w:val="0"/>
           <w:numId w:val="6"/>
         </w:numPr>
+        <w:spacing w:line="276" w:lineRule="auto"/>
         <w:rPr>
           <w:color w:val="0000FF"/>
         </w:rPr>
@@ -15369,6 +16012,7 @@
           <w:ilvl w:val="0"/>
           <w:numId w:val="6"/>
         </w:numPr>
+        <w:spacing w:line="276" w:lineRule="auto"/>
         <w:rPr>
           <w:color w:val="0000FF"/>
         </w:rPr>
@@ -15388,6 +16032,7 @@
           <w:ilvl w:val="0"/>
           <w:numId w:val="6"/>
         </w:numPr>
+        <w:spacing w:line="276" w:lineRule="auto"/>
         <w:rPr>
           <w:color w:val="0000FF"/>
         </w:rPr>
@@ -15415,6 +16060,7 @@
           <w:ilvl w:val="0"/>
           <w:numId w:val="6"/>
         </w:numPr>
+        <w:spacing w:line="276" w:lineRule="auto"/>
         <w:rPr>
           <w:color w:val="0000FF"/>
         </w:rPr>
@@ -15434,6 +16080,7 @@
           <w:ilvl w:val="0"/>
           <w:numId w:val="6"/>
         </w:numPr>
+        <w:spacing w:line="276" w:lineRule="auto"/>
         <w:rPr>
           <w:color w:val="0000FF"/>
         </w:rPr>
@@ -15468,6 +16115,7 @@
           <w:ilvl w:val="0"/>
           <w:numId w:val="6"/>
         </w:numPr>
+        <w:spacing w:line="276" w:lineRule="auto"/>
         <w:rPr>
           <w:color w:val="0000FF"/>
         </w:rPr>
@@ -15488,6 +16136,7 @@
     </w:p>
     <w:p>
       <w:pPr>
+        <w:spacing w:line="276" w:lineRule="auto"/>
         <w:ind w:left="360"/>
         <w:rPr>
           <w:color w:val="0000FF"/>
@@ -15497,6 +16146,7 @@
     </w:p>
     <w:p>
       <w:pPr>
+        <w:spacing w:line="276" w:lineRule="auto"/>
         <w:ind w:left="360"/>
         <w:rPr>
           <w:color w:val="0000FF"/>
@@ -15550,6 +16200,7 @@
     <w:p>
       <w:pPr>
         <w:pStyle w:val="2"/>
+        <w:spacing w:line="276" w:lineRule="auto"/>
         <w:rPr>
           <w:i w:val="0"/>
           <w:iCs w:val="0"/>
@@ -15560,11 +16211,13 @@
     <w:p>
       <w:pPr>
         <w:pStyle w:val="1"/>
-        <w:rPr>
-          <w:rtl/>
-        </w:rPr>
-      </w:pPr>
-      <w:bookmarkStart w:id="75" w:name="_Toc39329438"/>
+        <w:spacing w:line="276" w:lineRule="auto"/>
+        <w:rPr>
+          <w:rtl/>
+        </w:rPr>
+      </w:pPr>
+      <w:bookmarkStart w:id="73" w:name="_Toc39329438"/>
+      <w:proofErr w:type="spellStart"/>
       <w:r>
         <w:rPr>
           <w:rFonts w:hint="cs"/>
@@ -15572,10 +16225,12 @@
         </w:rPr>
         <w:t>ביבליוגראפיה</w:t>
       </w:r>
-      <w:bookmarkEnd w:id="75"/>
+      <w:bookmarkEnd w:id="73"/>
+      <w:proofErr w:type="spellEnd"/>
     </w:p>
     <w:p>
       <w:pPr>
+        <w:spacing w:line="276" w:lineRule="auto"/>
         <w:rPr>
           <w:color w:val="0000FF"/>
           <w:rtl/>
@@ -15597,6 +16252,7 @@
           <w:ilvl w:val="0"/>
           <w:numId w:val="6"/>
         </w:numPr>
+        <w:spacing w:line="276" w:lineRule="auto"/>
         <w:rPr>
           <w:color w:val="0000FF"/>
         </w:rPr>
@@ -15617,6 +16273,7 @@
           <w:ilvl w:val="0"/>
           <w:numId w:val="6"/>
         </w:numPr>
+        <w:spacing w:line="276" w:lineRule="auto"/>
         <w:rPr>
           <w:color w:val="0000FF"/>
         </w:rPr>
@@ -15637,6 +16294,7 @@
           <w:ilvl w:val="0"/>
           <w:numId w:val="6"/>
         </w:numPr>
+        <w:spacing w:line="276" w:lineRule="auto"/>
         <w:rPr>
           <w:color w:val="0000FF"/>
           <w:rtl/>
@@ -15654,7 +16312,7 @@
     <w:p>
       <w:pPr>
         <w:bidi w:val="0"/>
-        <w:spacing w:line="240" w:lineRule="auto"/>
+        <w:spacing w:line="276" w:lineRule="auto"/>
         <w:jc w:val="left"/>
         <w:rPr>
           <w:rFonts w:ascii="Arial" w:hAnsi="Arial" w:cs="Narkisim"/>
@@ -15670,7 +16328,7 @@
     <w:p>
       <w:pPr>
         <w:bidi w:val="0"/>
-        <w:spacing w:line="240" w:lineRule="auto"/>
+        <w:spacing w:line="276" w:lineRule="auto"/>
         <w:jc w:val="left"/>
         <w:rPr>
           <w:rFonts w:ascii="Arial" w:hAnsi="Arial" w:cs="Narkisim"/>
@@ -15683,7 +16341,7 @@
           <w:rtl/>
         </w:rPr>
       </w:pPr>
-      <w:bookmarkStart w:id="76" w:name="_Toc29994042"/>
+      <w:bookmarkStart w:id="74" w:name="_Toc29994042"/>
       <w:r>
         <w:rPr>
           <w:rtl/>
@@ -15694,12 +16352,13 @@
     <w:p>
       <w:pPr>
         <w:pStyle w:val="1"/>
+        <w:spacing w:line="276" w:lineRule="auto"/>
         <w:jc w:val="center"/>
         <w:rPr>
           <w:rtl/>
         </w:rPr>
       </w:pPr>
-      <w:bookmarkStart w:id="77" w:name="_Toc39329439"/>
+      <w:bookmarkStart w:id="75" w:name="_Toc39329439"/>
       <w:r>
         <w:rPr>
           <w:rFonts w:hint="cs"/>
@@ -15708,20 +16367,159 @@
         <w:lastRenderedPageBreak/>
         <w:t>נספחים</w:t>
       </w:r>
+      <w:bookmarkEnd w:id="74"/>
+      <w:bookmarkEnd w:id="75"/>
+    </w:p>
+    <w:p>
+      <w:pPr>
+        <w:pStyle w:val="2"/>
+        <w:spacing w:line="276" w:lineRule="auto"/>
+        <w:rPr>
+          <w:i w:val="0"/>
+          <w:iCs w:val="0"/>
+          <w:rtl/>
+        </w:rPr>
+      </w:pPr>
+      <w:bookmarkStart w:id="76" w:name="_Toc29994043"/>
+      <w:bookmarkStart w:id="77" w:name="_Toc39329440"/>
+      <w:r>
+        <w:rPr>
+          <w:rFonts w:hint="cs"/>
+          <w:i w:val="0"/>
+          <w:iCs w:val="0"/>
+          <w:rtl/>
+        </w:rPr>
+        <w:t xml:space="preserve">תיעוד </w:t>
+      </w:r>
       <w:bookmarkEnd w:id="76"/>
+      <w:r>
+        <w:rPr>
+          <w:i w:val="0"/>
+          <w:iCs w:val="0"/>
+          <w:rtl/>
+        </w:rPr>
+        <w:t>–</w:t>
+      </w:r>
+      <w:r>
+        <w:rPr>
+          <w:rFonts w:hint="cs"/>
+          <w:i w:val="0"/>
+          <w:iCs w:val="0"/>
+          <w:rtl/>
+        </w:rPr>
+        <w:t xml:space="preserve"> קוד הפרויקט</w:t>
+      </w:r>
       <w:bookmarkEnd w:id="77"/>
     </w:p>
     <w:p>
       <w:pPr>
+        <w:spacing w:line="276" w:lineRule="auto"/>
+        <w:jc w:val="left"/>
+        <w:rPr>
+          <w:color w:val="0000FF"/>
+          <w:rtl/>
+        </w:rPr>
+      </w:pPr>
+      <w:r>
+        <w:rPr>
+          <w:rFonts w:hint="cs"/>
+          <w:color w:val="0000FF"/>
+          <w:rtl/>
+        </w:rPr>
+        <w:t xml:space="preserve">כאן עליכם להעתיק את קוד </w:t>
+      </w:r>
+      <w:proofErr w:type="spellStart"/>
+      <w:r>
+        <w:rPr>
+          <w:rFonts w:hint="cs"/>
+          <w:color w:val="0000FF"/>
+          <w:rtl/>
+        </w:rPr>
+        <w:t>התכנית</w:t>
+      </w:r>
+      <w:proofErr w:type="spellEnd"/>
+      <w:r>
+        <w:rPr>
+          <w:rFonts w:hint="cs"/>
+          <w:color w:val="0000FF"/>
+          <w:rtl/>
+        </w:rPr>
+        <w:t>.</w:t>
+      </w:r>
+    </w:p>
+    <w:p>
+      <w:pPr>
+        <w:spacing w:line="276" w:lineRule="auto"/>
+        <w:jc w:val="left"/>
+        <w:rPr>
+          <w:color w:val="0000FF"/>
+          <w:rtl/>
+        </w:rPr>
+      </w:pPr>
+      <w:r>
+        <w:rPr>
+          <w:rFonts w:hint="cs"/>
+          <w:color w:val="0000FF"/>
+          <w:rtl/>
+        </w:rPr>
+        <w:t xml:space="preserve">אין צורך להדפיס את כל הקוד אלא פונקציות חשובות, מימוש של אלגוריתמים מורכב הן של </w:t>
+      </w:r>
+      <w:r>
+        <w:rPr>
+          <w:color w:val="0000FF"/>
+        </w:rPr>
+        <w:t>Activities</w:t>
+      </w:r>
+      <w:r>
+        <w:rPr>
+          <w:rFonts w:hint="cs"/>
+          <w:color w:val="0000FF"/>
+          <w:rtl/>
+        </w:rPr>
+        <w:t xml:space="preserve"> והן שך מחלקות אחרות.</w:t>
+      </w:r>
+    </w:p>
+    <w:p>
+      <w:pPr>
+        <w:spacing w:line="276" w:lineRule="auto"/>
+        <w:jc w:val="left"/>
+        <w:rPr>
+          <w:color w:val="0000FF"/>
+          <w:rtl/>
+        </w:rPr>
+      </w:pPr>
+    </w:p>
+    <w:p>
+      <w:pPr>
+        <w:spacing w:line="276" w:lineRule="auto"/>
+        <w:jc w:val="left"/>
+        <w:rPr>
+          <w:color w:val="0000FF"/>
+          <w:rtl/>
+        </w:rPr>
+      </w:pPr>
+    </w:p>
+    <w:p>
+      <w:pPr>
+        <w:spacing w:line="276" w:lineRule="auto"/>
+        <w:jc w:val="left"/>
+        <w:rPr>
+          <w:color w:val="0000FF"/>
+          <w:rtl/>
+        </w:rPr>
+      </w:pPr>
+    </w:p>
+    <w:p>
+      <w:pPr>
         <w:pStyle w:val="2"/>
+        <w:spacing w:line="276" w:lineRule="auto"/>
         <w:rPr>
           <w:i w:val="0"/>
           <w:iCs w:val="0"/>
           <w:rtl/>
         </w:rPr>
       </w:pPr>
-      <w:bookmarkStart w:id="78" w:name="_Toc29994043"/>
-      <w:bookmarkStart w:id="79" w:name="_Toc39329440"/>
+      <w:bookmarkStart w:id="78" w:name="_Toc39329441"/>
       <w:r>
         <w:rPr>
           <w:rFonts w:hint="cs"/>
@@ -15729,126 +16527,13 @@
           <w:iCs w:val="0"/>
           <w:rtl/>
         </w:rPr>
-        <w:t xml:space="preserve">תיעוד </w:t>
+        <w:t>מסמכים נוספים</w:t>
       </w:r>
       <w:bookmarkEnd w:id="78"/>
-      <w:r>
-        <w:rPr>
-          <w:i w:val="0"/>
-          <w:iCs w:val="0"/>
-          <w:rtl/>
-        </w:rPr>
-        <w:t>–</w:t>
-      </w:r>
-      <w:r>
-        <w:rPr>
-          <w:rFonts w:hint="cs"/>
-          <w:i w:val="0"/>
-          <w:iCs w:val="0"/>
-          <w:rtl/>
-        </w:rPr>
-        <w:t xml:space="preserve"> קוד הפרויקט</w:t>
-      </w:r>
-      <w:bookmarkEnd w:id="79"/>
     </w:p>
     <w:p>
       <w:pPr>
-        <w:jc w:val="left"/>
-        <w:rPr>
-          <w:color w:val="0000FF"/>
-          <w:rtl/>
-        </w:rPr>
-      </w:pPr>
-      <w:r>
-        <w:rPr>
-          <w:rFonts w:hint="cs"/>
-          <w:color w:val="0000FF"/>
-          <w:rtl/>
-        </w:rPr>
-        <w:t>כאן עליכם להעתיק את קוד התכנית.</w:t>
-      </w:r>
-    </w:p>
-    <w:p>
-      <w:pPr>
-        <w:jc w:val="left"/>
-        <w:rPr>
-          <w:color w:val="0000FF"/>
-          <w:rtl/>
-        </w:rPr>
-      </w:pPr>
-      <w:r>
-        <w:rPr>
-          <w:rFonts w:hint="cs"/>
-          <w:color w:val="0000FF"/>
-          <w:rtl/>
-        </w:rPr>
-        <w:t xml:space="preserve">אין צורך להדפיס את כל הקוד אלא פונקציות חשובות, מימוש של אלגוריתמים מורכב הן של </w:t>
-      </w:r>
-      <w:r>
-        <w:rPr>
-          <w:color w:val="0000FF"/>
-        </w:rPr>
-        <w:t>Activities</w:t>
-      </w:r>
-      <w:r>
-        <w:rPr>
-          <w:rFonts w:hint="cs"/>
-          <w:color w:val="0000FF"/>
-          <w:rtl/>
-        </w:rPr>
-        <w:t xml:space="preserve"> והן שך מחלקות אחרות.</w:t>
-      </w:r>
-    </w:p>
-    <w:p>
-      <w:pPr>
-        <w:jc w:val="left"/>
-        <w:rPr>
-          <w:color w:val="0000FF"/>
-          <w:rtl/>
-        </w:rPr>
-      </w:pPr>
-    </w:p>
-    <w:p>
-      <w:pPr>
-        <w:jc w:val="left"/>
-        <w:rPr>
-          <w:color w:val="0000FF"/>
-          <w:rtl/>
-        </w:rPr>
-      </w:pPr>
-    </w:p>
-    <w:p>
-      <w:pPr>
-        <w:jc w:val="left"/>
-        <w:rPr>
-          <w:color w:val="0000FF"/>
-          <w:rtl/>
-        </w:rPr>
-      </w:pPr>
-    </w:p>
-    <w:p>
-      <w:pPr>
-        <w:pStyle w:val="2"/>
-        <w:rPr>
-          <w:i w:val="0"/>
-          <w:iCs w:val="0"/>
-          <w:rtl/>
-        </w:rPr>
-      </w:pPr>
-      <w:bookmarkStart w:id="80" w:name="_Toc39329441"/>
-      <w:r>
-        <w:rPr>
-          <w:rFonts w:hint="cs"/>
-          <w:i w:val="0"/>
-          <w:iCs w:val="0"/>
-          <w:rtl/>
-        </w:rPr>
-        <w:t>מסמכים נוספים</w:t>
-      </w:r>
-      <w:bookmarkEnd w:id="80"/>
-    </w:p>
-    <w:p>
-      <w:pPr>
+        <w:spacing w:line="276" w:lineRule="auto"/>
         <w:rPr>
           <w:color w:val="0000FF"/>
           <w:rtl/>
@@ -15870,6 +16555,7 @@
           <w:ilvl w:val="0"/>
           <w:numId w:val="6"/>
         </w:numPr>
+        <w:spacing w:line="276" w:lineRule="auto"/>
         <w:rPr>
           <w:color w:val="0000FF"/>
         </w:rPr>
@@ -15890,6 +16576,7 @@
           <w:ilvl w:val="0"/>
           <w:numId w:val="6"/>
         </w:numPr>
+        <w:spacing w:line="276" w:lineRule="auto"/>
         <w:rPr>
           <w:color w:val="0000FF"/>
         </w:rPr>
@@ -15910,6 +16597,7 @@
           <w:ilvl w:val="0"/>
           <w:numId w:val="6"/>
         </w:numPr>
+        <w:spacing w:line="276" w:lineRule="auto"/>
         <w:rPr>
           <w:color w:val="0000FF"/>
         </w:rPr>
@@ -15930,6 +16618,7 @@
           <w:ilvl w:val="0"/>
           <w:numId w:val="6"/>
         </w:numPr>
+        <w:spacing w:line="276" w:lineRule="auto"/>
         <w:rPr>
           <w:color w:val="0000FF"/>
         </w:rPr>
@@ -15945,6 +16634,7 @@
     </w:p>
     <w:p>
       <w:pPr>
+        <w:spacing w:line="276" w:lineRule="auto"/>
         <w:rPr>
           <w:color w:val="0000FF"/>
           <w:rtl/>
@@ -15953,6 +16643,7 @@
     </w:p>
     <w:p>
       <w:pPr>
+        <w:spacing w:line="276" w:lineRule="auto"/>
         <w:rPr>
           <w:color w:val="0000FF"/>
           <w:rtl/>
@@ -15969,6 +16660,7 @@
     </w:p>
     <w:p>
       <w:pPr>
+        <w:spacing w:line="276" w:lineRule="auto"/>
         <w:jc w:val="left"/>
         <w:rPr>
           <w:color w:val="0000FF"/>
@@ -15978,6 +16670,7 @@
     </w:p>
     <w:p>
       <w:pPr>
+        <w:spacing w:line="276" w:lineRule="auto"/>
         <w:jc w:val="left"/>
         <w:rPr>
           <w:color w:val="0000FF"/>
@@ -15989,12 +16682,13 @@
       <w:pPr>
         <w:pStyle w:val="2"/>
         <w:pageBreakBefore/>
-        <w:rPr>
-          <w:rtl/>
-        </w:rPr>
-      </w:pPr>
-      <w:bookmarkStart w:id="81" w:name="_Toc29994044"/>
-      <w:bookmarkStart w:id="82" w:name="_Toc39329442"/>
+        <w:spacing w:line="276" w:lineRule="auto"/>
+        <w:rPr>
+          <w:rtl/>
+        </w:rPr>
+      </w:pPr>
+      <w:bookmarkStart w:id="79" w:name="_Toc29994044"/>
+      <w:bookmarkStart w:id="80" w:name="_Toc39329442"/>
       <w:r>
         <w:rPr>
           <w:rFonts w:hint="cs"/>
@@ -16017,11 +16711,12 @@
         </w:rPr>
         <w:t>(אופציונלי)</w:t>
       </w:r>
-      <w:bookmarkEnd w:id="81"/>
-      <w:bookmarkEnd w:id="82"/>
+      <w:bookmarkEnd w:id="79"/>
+      <w:bookmarkEnd w:id="80"/>
     </w:p>
     <w:p>
       <w:pPr>
+        <w:spacing w:line="276" w:lineRule="auto"/>
         <w:rPr>
           <w:color w:val="0000FF"/>
           <w:rtl/>
@@ -16055,7 +16750,7 @@
 </file>
 
 <file path=word/endnotes.xml><?xml version="1.0" encoding="utf-8"?>
-<w:endnotes xmlns:wpc="http://schemas.microsoft.com/office/word/2010/wordprocessingCanvas" xmlns:cx="http://schemas.microsoft.com/office/drawing/2014/chartex" xmlns:mc="http://schemas.openxmlformats.org/markup-compatibility/2006" xmlns:o="urn:schemas-microsoft-com:office:office" xmlns:r="http://schemas.openxmlformats.org/officeDocument/2006/relationships" xmlns:m="http://schemas.openxmlformats.org/officeDocument/2006/math" xmlns:v="urn:schemas-microsoft-com:vml" xmlns:wp14="http://schemas.microsoft.com/office/word/2010/wordprocessingDrawing" xmlns:wp="http://schemas.openxmlformats.org/drawingml/2006/wordprocessingDrawing" xmlns:w10="urn:schemas-microsoft-com:office:word" xmlns:w="http://schemas.openxmlformats.org/wordprocessingml/2006/main" xmlns:w14="http://schemas.microsoft.com/office/word/2010/wordml" xmlns:w15="http://schemas.microsoft.com/office/word/2012/wordml" xmlns:w16se="http://schemas.microsoft.com/office/word/2015/wordml/symex" xmlns:wpg="http://schemas.microsoft.com/office/word/2010/wordprocessingGroup" xmlns:wpi="http://schemas.microsoft.com/office/word/2010/wordprocessingInk" xmlns:wne="http://schemas.microsoft.com/office/word/2006/wordml" xmlns:wps="http://schemas.microsoft.com/office/word/2010/wordprocessingShape" mc:Ignorable="w14 w15 w16se wp14">
+<w:endnotes xmlns:wpc="http://schemas.microsoft.com/office/word/2010/wordprocessingCanvas" xmlns:cx="http://schemas.microsoft.com/office/drawing/2014/chartex" xmlns:cx1="http://schemas.microsoft.com/office/drawing/2015/9/8/chartex" xmlns:cx2="http://schemas.microsoft.com/office/drawing/2015/10/21/chartex" xmlns:cx3="http://schemas.microsoft.com/office/drawing/2016/5/9/chartex" xmlns:cx4="http://schemas.microsoft.com/office/drawing/2016/5/10/chartex" xmlns:cx5="http://schemas.microsoft.com/office/drawing/2016/5/11/chartex" xmlns:cx6="http://schemas.microsoft.com/office/drawing/2016/5/12/chartex" xmlns:cx7="http://schemas.microsoft.com/office/drawing/2016/5/13/chartex" xmlns:cx8="http://schemas.microsoft.com/office/drawing/2016/5/14/chartex" xmlns:mc="http://schemas.openxmlformats.org/markup-compatibility/2006" xmlns:aink="http://schemas.microsoft.com/office/drawing/2016/ink" xmlns:am3d="http://schemas.microsoft.com/office/drawing/2017/model3d" xmlns:o="urn:schemas-microsoft-com:office:office" xmlns:r="http://schemas.openxmlformats.org/officeDocument/2006/relationships" xmlns:m="http://schemas.openxmlformats.org/officeDocument/2006/math" xmlns:v="urn:schemas-microsoft-com:vml" xmlns:wp14="http://schemas.microsoft.com/office/word/2010/wordprocessingDrawing" xmlns:wp="http://schemas.openxmlformats.org/drawingml/2006/wordprocessingDrawing" xmlns:w10="urn:schemas-microsoft-com:office:word" xmlns:w="http://schemas.openxmlformats.org/wordprocessingml/2006/main" xmlns:w14="http://schemas.microsoft.com/office/word/2010/wordml" xmlns:w15="http://schemas.microsoft.com/office/word/2012/wordml" xmlns:w16cex="http://schemas.microsoft.com/office/word/2018/wordml/cex" xmlns:w16cid="http://schemas.microsoft.com/office/word/2016/wordml/cid" xmlns:w16="http://schemas.microsoft.com/office/word/2018/wordml" xmlns:w16se="http://schemas.microsoft.com/office/word/2015/wordml/symex" xmlns:wpg="http://schemas.microsoft.com/office/word/2010/wordprocessingGroup" xmlns:wpi="http://schemas.microsoft.com/office/word/2010/wordprocessingInk" xmlns:wne="http://schemas.microsoft.com/office/word/2006/wordml" xmlns:wps="http://schemas.microsoft.com/office/word/2010/wordprocessingShape" mc:Ignorable="w14 w15 w16se w16cid w16 w16cex wp14">
   <w:endnote w:type="separator" w:id="-1">
     <w:p>
       <w:r>
@@ -16074,7 +16769,7 @@
 </file>
 
 <file path=word/footer1.xml><?xml version="1.0" encoding="utf-8"?>
-<w:ftr xmlns:wpc="http://schemas.microsoft.com/office/word/2010/wordprocessingCanvas" xmlns:cx="http://schemas.microsoft.com/office/drawing/2014/chartex" xmlns:mc="http://schemas.openxmlformats.org/markup-compatibility/2006" xmlns:o="urn:schemas-microsoft-com:office:office" xmlns:r="http://schemas.openxmlformats.org/officeDocument/2006/relationships" xmlns:m="http://schemas.openxmlformats.org/officeDocument/2006/math" xmlns:v="urn:schemas-microsoft-com:vml" xmlns:wp14="http://schemas.microsoft.com/office/word/2010/wordprocessingDrawing" xmlns:wp="http://schemas.openxmlformats.org/drawingml/2006/wordprocessingDrawing" xmlns:w10="urn:schemas-microsoft-com:office:word" xmlns:w="http://schemas.openxmlformats.org/wordprocessingml/2006/main" xmlns:w14="http://schemas.microsoft.com/office/word/2010/wordml" xmlns:w15="http://schemas.microsoft.com/office/word/2012/wordml" xmlns:w16se="http://schemas.microsoft.com/office/word/2015/wordml/symex" xmlns:wpg="http://schemas.microsoft.com/office/word/2010/wordprocessingGroup" xmlns:wpi="http://schemas.microsoft.com/office/word/2010/wordprocessingInk" xmlns:wne="http://schemas.microsoft.com/office/word/2006/wordml" xmlns:wps="http://schemas.microsoft.com/office/word/2010/wordprocessingShape" mc:Ignorable="w14 w15 w16se wp14">
+<w:ftr xmlns:wpc="http://schemas.microsoft.com/office/word/2010/wordprocessingCanvas" xmlns:cx="http://schemas.microsoft.com/office/drawing/2014/chartex" xmlns:cx1="http://schemas.microsoft.com/office/drawing/2015/9/8/chartex" xmlns:cx2="http://schemas.microsoft.com/office/drawing/2015/10/21/chartex" xmlns:cx3="http://schemas.microsoft.com/office/drawing/2016/5/9/chartex" xmlns:cx4="http://schemas.microsoft.com/office/drawing/2016/5/10/chartex" xmlns:cx5="http://schemas.microsoft.com/office/drawing/2016/5/11/chartex" xmlns:cx6="http://schemas.microsoft.com/office/drawing/2016/5/12/chartex" xmlns:cx7="http://schemas.microsoft.com/office/drawing/2016/5/13/chartex" xmlns:cx8="http://schemas.microsoft.com/office/drawing/2016/5/14/chartex" xmlns:mc="http://schemas.openxmlformats.org/markup-compatibility/2006" xmlns:aink="http://schemas.microsoft.com/office/drawing/2016/ink" xmlns:am3d="http://schemas.microsoft.com/office/drawing/2017/model3d" xmlns:o="urn:schemas-microsoft-com:office:office" xmlns:r="http://schemas.openxmlformats.org/officeDocument/2006/relationships" xmlns:m="http://schemas.openxmlformats.org/officeDocument/2006/math" xmlns:v="urn:schemas-microsoft-com:vml" xmlns:wp14="http://schemas.microsoft.com/office/word/2010/wordprocessingDrawing" xmlns:wp="http://schemas.openxmlformats.org/drawingml/2006/wordprocessingDrawing" xmlns:w10="urn:schemas-microsoft-com:office:word" xmlns:w="http://schemas.openxmlformats.org/wordprocessingml/2006/main" xmlns:w14="http://schemas.microsoft.com/office/word/2010/wordml" xmlns:w15="http://schemas.microsoft.com/office/word/2012/wordml" xmlns:w16cex="http://schemas.microsoft.com/office/word/2018/wordml/cex" xmlns:w16cid="http://schemas.microsoft.com/office/word/2016/wordml/cid" xmlns:w16="http://schemas.microsoft.com/office/word/2018/wordml" xmlns:w16se="http://schemas.microsoft.com/office/word/2015/wordml/symex" xmlns:wpg="http://schemas.microsoft.com/office/word/2010/wordprocessingGroup" xmlns:wpi="http://schemas.microsoft.com/office/word/2010/wordprocessingInk" xmlns:wne="http://schemas.microsoft.com/office/word/2006/wordml" xmlns:wps="http://schemas.microsoft.com/office/word/2010/wordprocessingShape" mc:Ignorable="w14 w15 w16se w16cid w16 w16cex wp14">
   <w:sdt>
     <w:sdtPr>
       <w:rPr>
@@ -16086,7 +16781,6 @@
         <w:docPartUnique/>
       </w:docPartObj>
     </w:sdtPr>
-    <w:sdtEndPr/>
     <w:sdtContent>
       <w:sdt>
         <w:sdtPr>
@@ -16099,7 +16793,6 @@
             <w:docPartUnique/>
           </w:docPartObj>
         </w:sdtPr>
-        <w:sdtEndPr/>
         <w:sdtContent>
           <w:p>
             <w:pPr>
@@ -16236,7 +16929,7 @@
 </file>
 
 <file path=word/footnotes.xml><?xml version="1.0" encoding="utf-8"?>
-<w:footnotes xmlns:wpc="http://schemas.microsoft.com/office/word/2010/wordprocessingCanvas" xmlns:cx="http://schemas.microsoft.com/office/drawing/2014/chartex" xmlns:mc="http://schemas.openxmlformats.org/markup-compatibility/2006" xmlns:o="urn:schemas-microsoft-com:office:office" xmlns:r="http://schemas.openxmlformats.org/officeDocument/2006/relationships" xmlns:m="http://schemas.openxmlformats.org/officeDocument/2006/math" xmlns:v="urn:schemas-microsoft-com:vml" xmlns:wp14="http://schemas.microsoft.com/office/word/2010/wordprocessingDrawing" xmlns:wp="http://schemas.openxmlformats.org/drawingml/2006/wordprocessingDrawing" xmlns:w10="urn:schemas-microsoft-com:office:word" xmlns:w="http://schemas.openxmlformats.org/wordprocessingml/2006/main" xmlns:w14="http://schemas.microsoft.com/office/word/2010/wordml" xmlns:w15="http://schemas.microsoft.com/office/word/2012/wordml" xmlns:w16se="http://schemas.microsoft.com/office/word/2015/wordml/symex" xmlns:wpg="http://schemas.microsoft.com/office/word/2010/wordprocessingGroup" xmlns:wpi="http://schemas.microsoft.com/office/word/2010/wordprocessingInk" xmlns:wne="http://schemas.microsoft.com/office/word/2006/wordml" xmlns:wps="http://schemas.microsoft.com/office/word/2010/wordprocessingShape" mc:Ignorable="w14 w15 w16se wp14">
+<w:footnotes xmlns:wpc="http://schemas.microsoft.com/office/word/2010/wordprocessingCanvas" xmlns:cx="http://schemas.microsoft.com/office/drawing/2014/chartex" xmlns:cx1="http://schemas.microsoft.com/office/drawing/2015/9/8/chartex" xmlns:cx2="http://schemas.microsoft.com/office/drawing/2015/10/21/chartex" xmlns:cx3="http://schemas.microsoft.com/office/drawing/2016/5/9/chartex" xmlns:cx4="http://schemas.microsoft.com/office/drawing/2016/5/10/chartex" xmlns:cx5="http://schemas.microsoft.com/office/drawing/2016/5/11/chartex" xmlns:cx6="http://schemas.microsoft.com/office/drawing/2016/5/12/chartex" xmlns:cx7="http://schemas.microsoft.com/office/drawing/2016/5/13/chartex" xmlns:cx8="http://schemas.microsoft.com/office/drawing/2016/5/14/chartex" xmlns:mc="http://schemas.openxmlformats.org/markup-compatibility/2006" xmlns:aink="http://schemas.microsoft.com/office/drawing/2016/ink" xmlns:am3d="http://schemas.microsoft.com/office/drawing/2017/model3d" xmlns:o="urn:schemas-microsoft-com:office:office" xmlns:r="http://schemas.openxmlformats.org/officeDocument/2006/relationships" xmlns:m="http://schemas.openxmlformats.org/officeDocument/2006/math" xmlns:v="urn:schemas-microsoft-com:vml" xmlns:wp14="http://schemas.microsoft.com/office/word/2010/wordprocessingDrawing" xmlns:wp="http://schemas.openxmlformats.org/drawingml/2006/wordprocessingDrawing" xmlns:w10="urn:schemas-microsoft-com:office:word" xmlns:w="http://schemas.openxmlformats.org/wordprocessingml/2006/main" xmlns:w14="http://schemas.microsoft.com/office/word/2010/wordml" xmlns:w15="http://schemas.microsoft.com/office/word/2012/wordml" xmlns:w16cex="http://schemas.microsoft.com/office/word/2018/wordml/cex" xmlns:w16cid="http://schemas.microsoft.com/office/word/2016/wordml/cid" xmlns:w16="http://schemas.microsoft.com/office/word/2018/wordml" xmlns:w16se="http://schemas.microsoft.com/office/word/2015/wordml/symex" xmlns:wpg="http://schemas.microsoft.com/office/word/2010/wordprocessingGroup" xmlns:wpi="http://schemas.microsoft.com/office/word/2010/wordprocessingInk" xmlns:wne="http://schemas.microsoft.com/office/word/2006/wordml" xmlns:wps="http://schemas.microsoft.com/office/word/2010/wordprocessingShape" mc:Ignorable="w14 w15 w16se w16cid w16 w16cex wp14">
   <w:footnote w:type="separator" w:id="-1">
     <w:p>
       <w:r>
@@ -16255,7 +16948,7 @@
 </file>
 
 <file path=word/header1.xml><?xml version="1.0" encoding="utf-8"?>
-<w:hdr xmlns:wpc="http://schemas.microsoft.com/office/word/2010/wordprocessingCanvas" xmlns:cx="http://schemas.microsoft.com/office/drawing/2014/chartex" xmlns:mc="http://schemas.openxmlformats.org/markup-compatibility/2006" xmlns:o="urn:schemas-microsoft-com:office:office" xmlns:r="http://schemas.openxmlformats.org/officeDocument/2006/relationships" xmlns:m="http://schemas.openxmlformats.org/officeDocument/2006/math" xmlns:v="urn:schemas-microsoft-com:vml" xmlns:wp14="http://schemas.microsoft.com/office/word/2010/wordprocessingDrawing" xmlns:wp="http://schemas.openxmlformats.org/drawingml/2006/wordprocessingDrawing" xmlns:w10="urn:schemas-microsoft-com:office:word" xmlns:w="http://schemas.openxmlformats.org/wordprocessingml/2006/main" xmlns:w14="http://schemas.microsoft.com/office/word/2010/wordml" xmlns:w15="http://schemas.microsoft.com/office/word/2012/wordml" xmlns:w16se="http://schemas.microsoft.com/office/word/2015/wordml/symex" xmlns:wpg="http://schemas.microsoft.com/office/word/2010/wordprocessingGroup" xmlns:wpi="http://schemas.microsoft.com/office/word/2010/wordprocessingInk" xmlns:wne="http://schemas.microsoft.com/office/word/2006/wordml" xmlns:wps="http://schemas.microsoft.com/office/word/2010/wordprocessingShape" mc:Ignorable="w14 w15 w16se wp14">
+<w:hdr xmlns:wpc="http://schemas.microsoft.com/office/word/2010/wordprocessingCanvas" xmlns:cx="http://schemas.microsoft.com/office/drawing/2014/chartex" xmlns:cx1="http://schemas.microsoft.com/office/drawing/2015/9/8/chartex" xmlns:cx2="http://schemas.microsoft.com/office/drawing/2015/10/21/chartex" xmlns:cx3="http://schemas.microsoft.com/office/drawing/2016/5/9/chartex" xmlns:cx4="http://schemas.microsoft.com/office/drawing/2016/5/10/chartex" xmlns:cx5="http://schemas.microsoft.com/office/drawing/2016/5/11/chartex" xmlns:cx6="http://schemas.microsoft.com/office/drawing/2016/5/12/chartex" xmlns:cx7="http://schemas.microsoft.com/office/drawing/2016/5/13/chartex" xmlns:cx8="http://schemas.microsoft.com/office/drawing/2016/5/14/chartex" xmlns:mc="http://schemas.openxmlformats.org/markup-compatibility/2006" xmlns:aink="http://schemas.microsoft.com/office/drawing/2016/ink" xmlns:am3d="http://schemas.microsoft.com/office/drawing/2017/model3d" xmlns:o="urn:schemas-microsoft-com:office:office" xmlns:r="http://schemas.openxmlformats.org/officeDocument/2006/relationships" xmlns:m="http://schemas.openxmlformats.org/officeDocument/2006/math" xmlns:v="urn:schemas-microsoft-com:vml" xmlns:wp14="http://schemas.microsoft.com/office/word/2010/wordprocessingDrawing" xmlns:wp="http://schemas.openxmlformats.org/drawingml/2006/wordprocessingDrawing" xmlns:w10="urn:schemas-microsoft-com:office:word" xmlns:w="http://schemas.openxmlformats.org/wordprocessingml/2006/main" xmlns:w14="http://schemas.microsoft.com/office/word/2010/wordml" xmlns:w15="http://schemas.microsoft.com/office/word/2012/wordml" xmlns:w16cex="http://schemas.microsoft.com/office/word/2018/wordml/cex" xmlns:w16cid="http://schemas.microsoft.com/office/word/2016/wordml/cid" xmlns:w16="http://schemas.microsoft.com/office/word/2018/wordml" xmlns:w16se="http://schemas.microsoft.com/office/word/2015/wordml/symex" xmlns:wpg="http://schemas.microsoft.com/office/word/2010/wordprocessingGroup" xmlns:wpi="http://schemas.microsoft.com/office/word/2010/wordprocessingInk" xmlns:wne="http://schemas.microsoft.com/office/word/2006/wordml" xmlns:wps="http://schemas.microsoft.com/office/word/2010/wordprocessingShape" mc:Ignorable="w14 w15 w16se w16cid w16 w16cex wp14">
   <w:p>
     <w:pPr>
       <w:pStyle w:val="a3"/>
@@ -16320,7 +17013,7 @@
 </file>
 
 <file path=word/numbering.xml><?xml version="1.0" encoding="utf-8"?>
-<w:numbering xmlns:wpc="http://schemas.microsoft.com/office/word/2010/wordprocessingCanvas" xmlns:cx="http://schemas.microsoft.com/office/drawing/2014/chartex" xmlns:mc="http://schemas.openxmlformats.org/markup-compatibility/2006" xmlns:o="urn:schemas-microsoft-com:office:office" xmlns:r="http://schemas.openxmlformats.org/officeDocument/2006/relationships" xmlns:m="http://schemas.openxmlformats.org/officeDocument/2006/math" xmlns:v="urn:schemas-microsoft-com:vml" xmlns:wp14="http://schemas.microsoft.com/office/word/2010/wordprocessingDrawing" xmlns:wp="http://schemas.openxmlformats.org/drawingml/2006/wordprocessingDrawing" xmlns:w10="urn:schemas-microsoft-com:office:word" xmlns:w="http://schemas.openxmlformats.org/wordprocessingml/2006/main" xmlns:w14="http://schemas.microsoft.com/office/word/2010/wordml" xmlns:w15="http://schemas.microsoft.com/office/word/2012/wordml" xmlns:w16se="http://schemas.microsoft.com/office/word/2015/wordml/symex" xmlns:wpg="http://schemas.microsoft.com/office/word/2010/wordprocessingGroup" xmlns:wpi="http://schemas.microsoft.com/office/word/2010/wordprocessingInk" xmlns:wne="http://schemas.microsoft.com/office/word/2006/wordml" xmlns:wps="http://schemas.microsoft.com/office/word/2010/wordprocessingShape" mc:Ignorable="w14 w15 w16se wp14">
+<w:numbering xmlns:wpc="http://schemas.microsoft.com/office/word/2010/wordprocessingCanvas" xmlns:cx="http://schemas.microsoft.com/office/drawing/2014/chartex" xmlns:cx1="http://schemas.microsoft.com/office/drawing/2015/9/8/chartex" xmlns:cx2="http://schemas.microsoft.com/office/drawing/2015/10/21/chartex" xmlns:cx3="http://schemas.microsoft.com/office/drawing/2016/5/9/chartex" xmlns:cx4="http://schemas.microsoft.com/office/drawing/2016/5/10/chartex" xmlns:cx5="http://schemas.microsoft.com/office/drawing/2016/5/11/chartex" xmlns:cx6="http://schemas.microsoft.com/office/drawing/2016/5/12/chartex" xmlns:cx7="http://schemas.microsoft.com/office/drawing/2016/5/13/chartex" xmlns:cx8="http://schemas.microsoft.com/office/drawing/2016/5/14/chartex" xmlns:mc="http://schemas.openxmlformats.org/markup-compatibility/2006" xmlns:aink="http://schemas.microsoft.com/office/drawing/2016/ink" xmlns:am3d="http://schemas.microsoft.com/office/drawing/2017/model3d" xmlns:o="urn:schemas-microsoft-com:office:office" xmlns:r="http://schemas.openxmlformats.org/officeDocument/2006/relationships" xmlns:m="http://schemas.openxmlformats.org/officeDocument/2006/math" xmlns:v="urn:schemas-microsoft-com:vml" xmlns:wp14="http://schemas.microsoft.com/office/word/2010/wordprocessingDrawing" xmlns:wp="http://schemas.openxmlformats.org/drawingml/2006/wordprocessingDrawing" xmlns:w10="urn:schemas-microsoft-com:office:word" xmlns:w="http://schemas.openxmlformats.org/wordprocessingml/2006/main" xmlns:w14="http://schemas.microsoft.com/office/word/2010/wordml" xmlns:w15="http://schemas.microsoft.com/office/word/2012/wordml" xmlns:w16cex="http://schemas.microsoft.com/office/word/2018/wordml/cex" xmlns:w16cid="http://schemas.microsoft.com/office/word/2016/wordml/cid" xmlns:w16="http://schemas.microsoft.com/office/word/2018/wordml" xmlns:w16se="http://schemas.microsoft.com/office/word/2015/wordml/symex" xmlns:wpg="http://schemas.microsoft.com/office/word/2010/wordprocessingGroup" xmlns:wpi="http://schemas.microsoft.com/office/word/2010/wordprocessingInk" xmlns:wne="http://schemas.microsoft.com/office/word/2006/wordml" xmlns:wps="http://schemas.microsoft.com/office/word/2010/wordprocessingShape" mc:Ignorable="w14 w15 w16se w16cid w16 w16cex wp14">
   <w:abstractNum w:abstractNumId="0" w15:restartNumberingAfterBreak="0">
     <w:nsid w:val="12295E1D"/>
     <w:multiLevelType w:val="hybridMultilevel"/>
@@ -18035,7 +18728,7 @@
 </file>
 
 <file path=word/styles.xml><?xml version="1.0" encoding="utf-8"?>
-<w:styles xmlns:mc="http://schemas.openxmlformats.org/markup-compatibility/2006" xmlns:r="http://schemas.openxmlformats.org/officeDocument/2006/relationships" xmlns:w="http://schemas.openxmlformats.org/wordprocessingml/2006/main" xmlns:w14="http://schemas.microsoft.com/office/word/2010/wordml" xmlns:w15="http://schemas.microsoft.com/office/word/2012/wordml" xmlns:w16se="http://schemas.microsoft.com/office/word/2015/wordml/symex" mc:Ignorable="w14 w15 w16se">
+<w:styles xmlns:mc="http://schemas.openxmlformats.org/markup-compatibility/2006" xmlns:r="http://schemas.openxmlformats.org/officeDocument/2006/relationships" xmlns:w="http://schemas.openxmlformats.org/wordprocessingml/2006/main" xmlns:w14="http://schemas.microsoft.com/office/word/2010/wordml" xmlns:w15="http://schemas.microsoft.com/office/word/2012/wordml" xmlns:w16cex="http://schemas.microsoft.com/office/word/2018/wordml/cex" xmlns:w16cid="http://schemas.microsoft.com/office/word/2016/wordml/cid" xmlns:w16="http://schemas.microsoft.com/office/word/2018/wordml" xmlns:w16se="http://schemas.microsoft.com/office/word/2015/wordml/symex" mc:Ignorable="w14 w15 w16se w16cid w16 w16cex">
   <w:docDefaults>
     <w:rPrDefault>
       <w:rPr>
@@ -18045,7 +18738,7 @@
     </w:rPrDefault>
     <w:pPrDefault/>
   </w:docDefaults>
-  <w:latentStyles w:defLockedState="0" w:defUIPriority="0" w:defSemiHidden="0" w:defUnhideWhenUsed="0" w:defQFormat="0" w:count="371">
+  <w:latentStyles w:defLockedState="0" w:defUIPriority="0" w:defSemiHidden="0" w:defUnhideWhenUsed="0" w:defQFormat="0" w:count="376">
     <w:lsdException w:name="Normal" w:qFormat="1"/>
     <w:lsdException w:name="heading 1" w:qFormat="1"/>
     <w:lsdException w:name="heading 2" w:qFormat="1"/>
@@ -18145,7 +18838,6 @@
     <w:lsdException w:name="HTML Sample" w:semiHidden="1" w:unhideWhenUsed="1"/>
     <w:lsdException w:name="HTML Typewriter" w:semiHidden="1" w:unhideWhenUsed="1"/>
     <w:lsdException w:name="HTML Variable" w:semiHidden="1" w:unhideWhenUsed="1"/>
-    <w:lsdException w:name="Normal Table" w:semiHidden="1" w:unhideWhenUsed="1"/>
     <w:lsdException w:name="annotation subject" w:semiHidden="1" w:unhideWhenUsed="1"/>
     <w:lsdException w:name="No List" w:semiHidden="1" w:unhideWhenUsed="1"/>
     <w:lsdException w:name="Outline List 1" w:semiHidden="1" w:unhideWhenUsed="1"/>
@@ -18188,11 +18880,8 @@
     <w:lsdException w:name="Table Contemporary" w:semiHidden="1" w:unhideWhenUsed="1"/>
     <w:lsdException w:name="Table Elegant" w:semiHidden="1" w:unhideWhenUsed="1"/>
     <w:lsdException w:name="Table Professional" w:semiHidden="1" w:unhideWhenUsed="1"/>
-    <w:lsdException w:name="Table Subtle 1" w:semiHidden="1" w:unhideWhenUsed="1"/>
     <w:lsdException w:name="Table Subtle 2" w:semiHidden="1" w:unhideWhenUsed="1"/>
     <w:lsdException w:name="Table Web 1" w:semiHidden="1" w:unhideWhenUsed="1"/>
-    <w:lsdException w:name="Table Web 2" w:semiHidden="1" w:unhideWhenUsed="1"/>
-    <w:lsdException w:name="Table Web 3" w:semiHidden="1" w:unhideWhenUsed="1"/>
     <w:lsdException w:name="Balloon Text" w:semiHidden="1" w:unhideWhenUsed="1"/>
     <w:lsdException w:name="Table Theme" w:semiHidden="1" w:unhideWhenUsed="1"/>
     <w:lsdException w:name="Placeholder Text" w:semiHidden="1" w:uiPriority="99"/>
@@ -18410,6 +19099,11 @@
     <w:lsdException w:name="List Table 5 Dark Accent 6" w:uiPriority="50"/>
     <w:lsdException w:name="List Table 6 Colorful Accent 6" w:uiPriority="51"/>
     <w:lsdException w:name="List Table 7 Colorful Accent 6" w:uiPriority="52"/>
+    <w:lsdException w:name="Mention" w:semiHidden="1" w:uiPriority="99" w:unhideWhenUsed="1"/>
+    <w:lsdException w:name="Smart Hyperlink" w:semiHidden="1" w:uiPriority="99" w:unhideWhenUsed="1"/>
+    <w:lsdException w:name="Hashtag" w:semiHidden="1" w:uiPriority="99" w:unhideWhenUsed="1"/>
+    <w:lsdException w:name="Unresolved Mention" w:semiHidden="1" w:uiPriority="99" w:unhideWhenUsed="1"/>
+    <w:lsdException w:name="Smart Link" w:semiHidden="1" w:uiPriority="99" w:unhideWhenUsed="1"/>
   </w:latentStyles>
   <w:style w:type="paragraph" w:default="1" w:styleId="a">
     <w:name w:val="Normal"/>
@@ -19822,14 +20516,6 @@
         </dgm:presLayoutVars>
       </dgm:prSet>
       <dgm:spPr/>
-      <dgm:t>
-        <a:bodyPr/>
-        <a:lstStyle/>
-        <a:p>
-          <a:pPr rtl="1"/>
-          <a:endParaRPr lang="he-IL"/>
-        </a:p>
-      </dgm:t>
     </dgm:pt>
     <dgm:pt modelId="{BC8B9A4B-2A8F-4ED2-AD59-A938D915A87E}" type="pres">
       <dgm:prSet presAssocID="{14602ECD-0F8A-41C1-9AA3-1F0A7B1E251D}" presName="hierRoot1" presStyleCnt="0">
@@ -19850,26 +20536,10 @@
         </dgm:presLayoutVars>
       </dgm:prSet>
       <dgm:spPr/>
-      <dgm:t>
-        <a:bodyPr/>
-        <a:lstStyle/>
-        <a:p>
-          <a:pPr rtl="1"/>
-          <a:endParaRPr lang="he-IL"/>
-        </a:p>
-      </dgm:t>
     </dgm:pt>
     <dgm:pt modelId="{A241A1D8-C45D-41ED-A4EE-78F0980F425B}" type="pres">
       <dgm:prSet presAssocID="{14602ECD-0F8A-41C1-9AA3-1F0A7B1E251D}" presName="rootConnector1" presStyleLbl="node1" presStyleIdx="0" presStyleCnt="0"/>
       <dgm:spPr/>
-      <dgm:t>
-        <a:bodyPr/>
-        <a:lstStyle/>
-        <a:p>
-          <a:pPr rtl="1"/>
-          <a:endParaRPr lang="he-IL"/>
-        </a:p>
-      </dgm:t>
     </dgm:pt>
     <dgm:pt modelId="{510E51F5-8350-4B4C-9863-902D3AA64BDB}" type="pres">
       <dgm:prSet presAssocID="{14602ECD-0F8A-41C1-9AA3-1F0A7B1E251D}" presName="hierChild2" presStyleCnt="0"/>
@@ -19878,14 +20548,6 @@
     <dgm:pt modelId="{89F289F6-1925-4104-873B-6E18CA1A1477}" type="pres">
       <dgm:prSet presAssocID="{CD7558DB-0A5F-4FD4-B28C-57E115C5B63C}" presName="Name37" presStyleLbl="parChTrans1D2" presStyleIdx="0" presStyleCnt="4"/>
       <dgm:spPr/>
-      <dgm:t>
-        <a:bodyPr/>
-        <a:lstStyle/>
-        <a:p>
-          <a:pPr rtl="1"/>
-          <a:endParaRPr lang="he-IL"/>
-        </a:p>
-      </dgm:t>
     </dgm:pt>
     <dgm:pt modelId="{C61E11CA-1FC6-4A5A-8B50-AE449A496634}" type="pres">
       <dgm:prSet presAssocID="{388AAB23-6F5E-44B6-AE76-A9075D697372}" presName="hierRoot2" presStyleCnt="0">
@@ -19906,26 +20568,10 @@
         </dgm:presLayoutVars>
       </dgm:prSet>
       <dgm:spPr/>
-      <dgm:t>
-        <a:bodyPr/>
-        <a:lstStyle/>
-        <a:p>
-          <a:pPr rtl="1"/>
-          <a:endParaRPr lang="he-IL"/>
-        </a:p>
-      </dgm:t>
     </dgm:pt>
     <dgm:pt modelId="{67FAE46E-86D0-4590-A68B-80501AEB8349}" type="pres">
       <dgm:prSet presAssocID="{388AAB23-6F5E-44B6-AE76-A9075D697372}" presName="rootConnector" presStyleLbl="node2" presStyleIdx="0" presStyleCnt="4"/>
       <dgm:spPr/>
-      <dgm:t>
-        <a:bodyPr/>
-        <a:lstStyle/>
-        <a:p>
-          <a:pPr rtl="1"/>
-          <a:endParaRPr lang="he-IL"/>
-        </a:p>
-      </dgm:t>
     </dgm:pt>
     <dgm:pt modelId="{1DCFA71F-60A8-4987-AE14-FC021468EFE1}" type="pres">
       <dgm:prSet presAssocID="{388AAB23-6F5E-44B6-AE76-A9075D697372}" presName="hierChild4" presStyleCnt="0"/>
@@ -19938,14 +20584,6 @@
     <dgm:pt modelId="{0C152CFA-4917-4336-B42C-62A32D390DE5}" type="pres">
       <dgm:prSet presAssocID="{F0E09213-AACC-4020-BCDD-F159118A3E73}" presName="Name37" presStyleLbl="parChTrans1D2" presStyleIdx="1" presStyleCnt="4"/>
       <dgm:spPr/>
-      <dgm:t>
-        <a:bodyPr/>
-        <a:lstStyle/>
-        <a:p>
-          <a:pPr rtl="1"/>
-          <a:endParaRPr lang="he-IL"/>
-        </a:p>
-      </dgm:t>
     </dgm:pt>
     <dgm:pt modelId="{B7173097-86E1-428C-8E26-231E72B73F5D}" type="pres">
       <dgm:prSet presAssocID="{A3556DCC-EF30-4C99-B69C-77D4E6890D59}" presName="hierRoot2" presStyleCnt="0">
@@ -19966,26 +20604,10 @@
         </dgm:presLayoutVars>
       </dgm:prSet>
       <dgm:spPr/>
-      <dgm:t>
-        <a:bodyPr/>
-        <a:lstStyle/>
-        <a:p>
-          <a:pPr rtl="1"/>
-          <a:endParaRPr lang="he-IL"/>
-        </a:p>
-      </dgm:t>
     </dgm:pt>
     <dgm:pt modelId="{28CC5369-E4B0-47B2-B49B-581CBBEE92B5}" type="pres">
       <dgm:prSet presAssocID="{A3556DCC-EF30-4C99-B69C-77D4E6890D59}" presName="rootConnector" presStyleLbl="node2" presStyleIdx="1" presStyleCnt="4"/>
       <dgm:spPr/>
-      <dgm:t>
-        <a:bodyPr/>
-        <a:lstStyle/>
-        <a:p>
-          <a:pPr rtl="1"/>
-          <a:endParaRPr lang="he-IL"/>
-        </a:p>
-      </dgm:t>
     </dgm:pt>
     <dgm:pt modelId="{413B191C-DD68-4880-B977-CC740BBA564D}" type="pres">
       <dgm:prSet presAssocID="{A3556DCC-EF30-4C99-B69C-77D4E6890D59}" presName="hierChild4" presStyleCnt="0"/>
@@ -19998,14 +20620,6 @@
     <dgm:pt modelId="{E1F68A6A-7124-44C9-A351-2B43CAF3B364}" type="pres">
       <dgm:prSet presAssocID="{D303D3C0-0F14-4949-9B17-9B7BB48A7C1B}" presName="Name37" presStyleLbl="parChTrans1D2" presStyleIdx="2" presStyleCnt="4"/>
       <dgm:spPr/>
-      <dgm:t>
-        <a:bodyPr/>
-        <a:lstStyle/>
-        <a:p>
-          <a:pPr rtl="1"/>
-          <a:endParaRPr lang="he-IL"/>
-        </a:p>
-      </dgm:t>
     </dgm:pt>
     <dgm:pt modelId="{BB0DFE6A-8E22-4449-B941-01EE302FABE7}" type="pres">
       <dgm:prSet presAssocID="{576B086F-6E72-4E9C-8A60-578DC8D5009B}" presName="hierRoot2" presStyleCnt="0">
@@ -20026,26 +20640,10 @@
         </dgm:presLayoutVars>
       </dgm:prSet>
       <dgm:spPr/>
-      <dgm:t>
-        <a:bodyPr/>
-        <a:lstStyle/>
-        <a:p>
-          <a:pPr rtl="1"/>
-          <a:endParaRPr lang="he-IL"/>
-        </a:p>
-      </dgm:t>
     </dgm:pt>
     <dgm:pt modelId="{6D351E08-AB2D-4595-A4A3-BFCB2E672C73}" type="pres">
       <dgm:prSet presAssocID="{576B086F-6E72-4E9C-8A60-578DC8D5009B}" presName="rootConnector" presStyleLbl="node2" presStyleIdx="2" presStyleCnt="4"/>
       <dgm:spPr/>
-      <dgm:t>
-        <a:bodyPr/>
-        <a:lstStyle/>
-        <a:p>
-          <a:pPr rtl="1"/>
-          <a:endParaRPr lang="he-IL"/>
-        </a:p>
-      </dgm:t>
     </dgm:pt>
     <dgm:pt modelId="{386D99E6-5052-459B-892B-63F6AB2AD658}" type="pres">
       <dgm:prSet presAssocID="{576B086F-6E72-4E9C-8A60-578DC8D5009B}" presName="hierChild4" presStyleCnt="0"/>
@@ -20058,14 +20656,6 @@
     <dgm:pt modelId="{4938A602-AE69-42BD-B099-1C11B86C83C2}" type="pres">
       <dgm:prSet presAssocID="{7F8C4CF0-2C6A-4E5C-A791-61E1B761FEB1}" presName="Name37" presStyleLbl="parChTrans1D2" presStyleIdx="3" presStyleCnt="4"/>
       <dgm:spPr/>
-      <dgm:t>
-        <a:bodyPr/>
-        <a:lstStyle/>
-        <a:p>
-          <a:pPr rtl="1"/>
-          <a:endParaRPr lang="he-IL"/>
-        </a:p>
-      </dgm:t>
     </dgm:pt>
     <dgm:pt modelId="{179755FC-A620-47EF-AFFB-924A4A23CB72}" type="pres">
       <dgm:prSet presAssocID="{6B3B5843-5C3D-436B-83B0-AE3E1A6D4E35}" presName="hierRoot2" presStyleCnt="0">
@@ -20086,26 +20676,10 @@
         </dgm:presLayoutVars>
       </dgm:prSet>
       <dgm:spPr/>
-      <dgm:t>
-        <a:bodyPr/>
-        <a:lstStyle/>
-        <a:p>
-          <a:pPr rtl="1"/>
-          <a:endParaRPr lang="he-IL"/>
-        </a:p>
-      </dgm:t>
     </dgm:pt>
     <dgm:pt modelId="{7051199A-1DB1-48BD-A748-D848C7B78768}" type="pres">
       <dgm:prSet presAssocID="{6B3B5843-5C3D-436B-83B0-AE3E1A6D4E35}" presName="rootConnector" presStyleLbl="node2" presStyleIdx="3" presStyleCnt="4"/>
       <dgm:spPr/>
-      <dgm:t>
-        <a:bodyPr/>
-        <a:lstStyle/>
-        <a:p>
-          <a:pPr rtl="1"/>
-          <a:endParaRPr lang="he-IL"/>
-        </a:p>
-      </dgm:t>
     </dgm:pt>
     <dgm:pt modelId="{233BAFB0-EBF9-42B1-8269-7C40037B92E9}" type="pres">
       <dgm:prSet presAssocID="{6B3B5843-5C3D-436B-83B0-AE3E1A6D4E35}" presName="hierChild4" presStyleCnt="0"/>
@@ -20121,26 +20695,26 @@
     </dgm:pt>
   </dgm:ptLst>
   <dgm:cxnLst>
+    <dgm:cxn modelId="{B974EC0A-BA8A-43AF-BF48-428BE412A382}" type="presOf" srcId="{576B086F-6E72-4E9C-8A60-578DC8D5009B}" destId="{6D351E08-AB2D-4595-A4A3-BFCB2E672C73}" srcOrd="1" destOrd="0" presId="urn:microsoft.com/office/officeart/2005/8/layout/orgChart1"/>
+    <dgm:cxn modelId="{29478512-0FB2-4113-8FF9-D418A7E720EA}" srcId="{14602ECD-0F8A-41C1-9AA3-1F0A7B1E251D}" destId="{A3556DCC-EF30-4C99-B69C-77D4E6890D59}" srcOrd="1" destOrd="0" parTransId="{F0E09213-AACC-4020-BCDD-F159118A3E73}" sibTransId="{B4580733-A792-43E3-B156-833C48278FAD}"/>
+    <dgm:cxn modelId="{8A3C562C-75B5-423A-92F5-8DEECC7CB9C9}" type="presOf" srcId="{D9D79761-D18B-43DE-9039-7C9B9164CD46}" destId="{DA8A1236-8B0F-4C9D-9DC3-41861C6F6E98}" srcOrd="0" destOrd="0" presId="urn:microsoft.com/office/officeart/2005/8/layout/orgChart1"/>
+    <dgm:cxn modelId="{F0581632-A974-432A-A04D-7130606F8AED}" type="presOf" srcId="{A3556DCC-EF30-4C99-B69C-77D4E6890D59}" destId="{28CC5369-E4B0-47B2-B49B-581CBBEE92B5}" srcOrd="1" destOrd="0" presId="urn:microsoft.com/office/officeart/2005/8/layout/orgChart1"/>
+    <dgm:cxn modelId="{92423B36-E1FE-45DE-840F-0EF36BF584FC}" type="presOf" srcId="{6B3B5843-5C3D-436B-83B0-AE3E1A6D4E35}" destId="{2B5A38FC-3BC5-4E2F-A53D-1CDE7552359A}" srcOrd="0" destOrd="0" presId="urn:microsoft.com/office/officeart/2005/8/layout/orgChart1"/>
+    <dgm:cxn modelId="{A444D451-2256-4705-B7A7-97521059A78C}" type="presOf" srcId="{388AAB23-6F5E-44B6-AE76-A9075D697372}" destId="{DF3303A8-9A23-44DA-B164-67F72FC63B8B}" srcOrd="0" destOrd="0" presId="urn:microsoft.com/office/officeart/2005/8/layout/orgChart1"/>
+    <dgm:cxn modelId="{D02F837F-1E93-44F0-9AB3-3FF1008F18E4}" srcId="{14602ECD-0F8A-41C1-9AA3-1F0A7B1E251D}" destId="{6B3B5843-5C3D-436B-83B0-AE3E1A6D4E35}" srcOrd="3" destOrd="0" parTransId="{7F8C4CF0-2C6A-4E5C-A791-61E1B761FEB1}" sibTransId="{9C74D8E8-F594-433E-8845-3D1D3ABD16C6}"/>
+    <dgm:cxn modelId="{A9B58483-CBF9-492E-9BAB-8B69E1627095}" type="presOf" srcId="{7F8C4CF0-2C6A-4E5C-A791-61E1B761FEB1}" destId="{4938A602-AE69-42BD-B099-1C11B86C83C2}" srcOrd="0" destOrd="0" presId="urn:microsoft.com/office/officeart/2005/8/layout/orgChart1"/>
+    <dgm:cxn modelId="{9ACF5A89-5116-4459-971B-DEF4076D52C7}" srcId="{D9D79761-D18B-43DE-9039-7C9B9164CD46}" destId="{14602ECD-0F8A-41C1-9AA3-1F0A7B1E251D}" srcOrd="0" destOrd="0" parTransId="{41BC9D59-0FE7-496E-9D91-89FCA1CA55E3}" sibTransId="{767645EC-123C-4AE9-B2A3-F0C921D04350}"/>
+    <dgm:cxn modelId="{31BF9990-DD90-4928-A982-2916719AEDC1}" type="presOf" srcId="{F0E09213-AACC-4020-BCDD-F159118A3E73}" destId="{0C152CFA-4917-4336-B42C-62A32D390DE5}" srcOrd="0" destOrd="0" presId="urn:microsoft.com/office/officeart/2005/8/layout/orgChart1"/>
+    <dgm:cxn modelId="{71353591-5814-43B9-981B-6B1E5B66CF50}" srcId="{14602ECD-0F8A-41C1-9AA3-1F0A7B1E251D}" destId="{576B086F-6E72-4E9C-8A60-578DC8D5009B}" srcOrd="2" destOrd="0" parTransId="{D303D3C0-0F14-4949-9B17-9B7BB48A7C1B}" sibTransId="{3E6B90CE-6C90-4491-A7B0-40D9693B9AF3}"/>
+    <dgm:cxn modelId="{72CDB994-83E4-45E4-AB9D-328EDF6F0AAB}" type="presOf" srcId="{D303D3C0-0F14-4949-9B17-9B7BB48A7C1B}" destId="{E1F68A6A-7124-44C9-A351-2B43CAF3B364}" srcOrd="0" destOrd="0" presId="urn:microsoft.com/office/officeart/2005/8/layout/orgChart1"/>
+    <dgm:cxn modelId="{413CE6A7-BAF2-4874-A6F7-07B994580A55}" type="presOf" srcId="{6B3B5843-5C3D-436B-83B0-AE3E1A6D4E35}" destId="{7051199A-1DB1-48BD-A748-D848C7B78768}" srcOrd="1" destOrd="0" presId="urn:microsoft.com/office/officeart/2005/8/layout/orgChart1"/>
+    <dgm:cxn modelId="{C38541AA-4B7B-4032-8498-A1EF6C21A82C}" srcId="{14602ECD-0F8A-41C1-9AA3-1F0A7B1E251D}" destId="{388AAB23-6F5E-44B6-AE76-A9075D697372}" srcOrd="0" destOrd="0" parTransId="{CD7558DB-0A5F-4FD4-B28C-57E115C5B63C}" sibTransId="{DD885136-9C72-4CE9-AB08-D1900BDA627B}"/>
+    <dgm:cxn modelId="{9469BDB7-DF9D-47CC-9B71-BABA901196B4}" type="presOf" srcId="{388AAB23-6F5E-44B6-AE76-A9075D697372}" destId="{67FAE46E-86D0-4590-A68B-80501AEB8349}" srcOrd="1" destOrd="0" presId="urn:microsoft.com/office/officeart/2005/8/layout/orgChart1"/>
+    <dgm:cxn modelId="{0B1FA7D8-AC08-47D7-81F9-1A4D49E737CD}" type="presOf" srcId="{A3556DCC-EF30-4C99-B69C-77D4E6890D59}" destId="{856CB3F5-4E7F-4345-9B59-0A25D9B91EEF}" srcOrd="0" destOrd="0" presId="urn:microsoft.com/office/officeart/2005/8/layout/orgChart1"/>
+    <dgm:cxn modelId="{BF8654DA-2A79-49C9-8200-1AD706C49B47}" type="presOf" srcId="{14602ECD-0F8A-41C1-9AA3-1F0A7B1E251D}" destId="{A241A1D8-C45D-41ED-A4EE-78F0980F425B}" srcOrd="1" destOrd="0" presId="urn:microsoft.com/office/officeart/2005/8/layout/orgChart1"/>
+    <dgm:cxn modelId="{9F440DE5-0B43-43F0-BE6E-B74C8D104745}" type="presOf" srcId="{CD7558DB-0A5F-4FD4-B28C-57E115C5B63C}" destId="{89F289F6-1925-4104-873B-6E18CA1A1477}" srcOrd="0" destOrd="0" presId="urn:microsoft.com/office/officeart/2005/8/layout/orgChart1"/>
+    <dgm:cxn modelId="{1EA5BEF9-62B0-4255-B0AE-0D791567AA49}" type="presOf" srcId="{14602ECD-0F8A-41C1-9AA3-1F0A7B1E251D}" destId="{1EE9BD2A-306A-4515-89FD-4259FE2F9C81}" srcOrd="0" destOrd="0" presId="urn:microsoft.com/office/officeart/2005/8/layout/orgChart1"/>
     <dgm:cxn modelId="{15E643FE-F34B-4B40-8A7A-B26B7F04CFF6}" type="presOf" srcId="{576B086F-6E72-4E9C-8A60-578DC8D5009B}" destId="{11B66F29-4342-4452-BF57-E8FBF2A1646F}" srcOrd="0" destOrd="0" presId="urn:microsoft.com/office/officeart/2005/8/layout/orgChart1"/>
-    <dgm:cxn modelId="{D02F837F-1E93-44F0-9AB3-3FF1008F18E4}" srcId="{14602ECD-0F8A-41C1-9AA3-1F0A7B1E251D}" destId="{6B3B5843-5C3D-436B-83B0-AE3E1A6D4E35}" srcOrd="3" destOrd="0" parTransId="{7F8C4CF0-2C6A-4E5C-A791-61E1B761FEB1}" sibTransId="{9C74D8E8-F594-433E-8845-3D1D3ABD16C6}"/>
-    <dgm:cxn modelId="{1EA5BEF9-62B0-4255-B0AE-0D791567AA49}" type="presOf" srcId="{14602ECD-0F8A-41C1-9AA3-1F0A7B1E251D}" destId="{1EE9BD2A-306A-4515-89FD-4259FE2F9C81}" srcOrd="0" destOrd="0" presId="urn:microsoft.com/office/officeart/2005/8/layout/orgChart1"/>
-    <dgm:cxn modelId="{B974EC0A-BA8A-43AF-BF48-428BE412A382}" type="presOf" srcId="{576B086F-6E72-4E9C-8A60-578DC8D5009B}" destId="{6D351E08-AB2D-4595-A4A3-BFCB2E672C73}" srcOrd="1" destOrd="0" presId="urn:microsoft.com/office/officeart/2005/8/layout/orgChart1"/>
-    <dgm:cxn modelId="{413CE6A7-BAF2-4874-A6F7-07B994580A55}" type="presOf" srcId="{6B3B5843-5C3D-436B-83B0-AE3E1A6D4E35}" destId="{7051199A-1DB1-48BD-A748-D848C7B78768}" srcOrd="1" destOrd="0" presId="urn:microsoft.com/office/officeart/2005/8/layout/orgChart1"/>
-    <dgm:cxn modelId="{29478512-0FB2-4113-8FF9-D418A7E720EA}" srcId="{14602ECD-0F8A-41C1-9AA3-1F0A7B1E251D}" destId="{A3556DCC-EF30-4C99-B69C-77D4E6890D59}" srcOrd="1" destOrd="0" parTransId="{F0E09213-AACC-4020-BCDD-F159118A3E73}" sibTransId="{B4580733-A792-43E3-B156-833C48278FAD}"/>
-    <dgm:cxn modelId="{9469BDB7-DF9D-47CC-9B71-BABA901196B4}" type="presOf" srcId="{388AAB23-6F5E-44B6-AE76-A9075D697372}" destId="{67FAE46E-86D0-4590-A68B-80501AEB8349}" srcOrd="1" destOrd="0" presId="urn:microsoft.com/office/officeart/2005/8/layout/orgChart1"/>
-    <dgm:cxn modelId="{A444D451-2256-4705-B7A7-97521059A78C}" type="presOf" srcId="{388AAB23-6F5E-44B6-AE76-A9075D697372}" destId="{DF3303A8-9A23-44DA-B164-67F72FC63B8B}" srcOrd="0" destOrd="0" presId="urn:microsoft.com/office/officeart/2005/8/layout/orgChart1"/>
-    <dgm:cxn modelId="{0B1FA7D8-AC08-47D7-81F9-1A4D49E737CD}" type="presOf" srcId="{A3556DCC-EF30-4C99-B69C-77D4E6890D59}" destId="{856CB3F5-4E7F-4345-9B59-0A25D9B91EEF}" srcOrd="0" destOrd="0" presId="urn:microsoft.com/office/officeart/2005/8/layout/orgChart1"/>
-    <dgm:cxn modelId="{A9B58483-CBF9-492E-9BAB-8B69E1627095}" type="presOf" srcId="{7F8C4CF0-2C6A-4E5C-A791-61E1B761FEB1}" destId="{4938A602-AE69-42BD-B099-1C11B86C83C2}" srcOrd="0" destOrd="0" presId="urn:microsoft.com/office/officeart/2005/8/layout/orgChart1"/>
-    <dgm:cxn modelId="{92423B36-E1FE-45DE-840F-0EF36BF584FC}" type="presOf" srcId="{6B3B5843-5C3D-436B-83B0-AE3E1A6D4E35}" destId="{2B5A38FC-3BC5-4E2F-A53D-1CDE7552359A}" srcOrd="0" destOrd="0" presId="urn:microsoft.com/office/officeart/2005/8/layout/orgChart1"/>
-    <dgm:cxn modelId="{BF8654DA-2A79-49C9-8200-1AD706C49B47}" type="presOf" srcId="{14602ECD-0F8A-41C1-9AA3-1F0A7B1E251D}" destId="{A241A1D8-C45D-41ED-A4EE-78F0980F425B}" srcOrd="1" destOrd="0" presId="urn:microsoft.com/office/officeart/2005/8/layout/orgChart1"/>
-    <dgm:cxn modelId="{C38541AA-4B7B-4032-8498-A1EF6C21A82C}" srcId="{14602ECD-0F8A-41C1-9AA3-1F0A7B1E251D}" destId="{388AAB23-6F5E-44B6-AE76-A9075D697372}" srcOrd="0" destOrd="0" parTransId="{CD7558DB-0A5F-4FD4-B28C-57E115C5B63C}" sibTransId="{DD885136-9C72-4CE9-AB08-D1900BDA627B}"/>
-    <dgm:cxn modelId="{71353591-5814-43B9-981B-6B1E5B66CF50}" srcId="{14602ECD-0F8A-41C1-9AA3-1F0A7B1E251D}" destId="{576B086F-6E72-4E9C-8A60-578DC8D5009B}" srcOrd="2" destOrd="0" parTransId="{D303D3C0-0F14-4949-9B17-9B7BB48A7C1B}" sibTransId="{3E6B90CE-6C90-4491-A7B0-40D9693B9AF3}"/>
-    <dgm:cxn modelId="{31BF9990-DD90-4928-A982-2916719AEDC1}" type="presOf" srcId="{F0E09213-AACC-4020-BCDD-F159118A3E73}" destId="{0C152CFA-4917-4336-B42C-62A32D390DE5}" srcOrd="0" destOrd="0" presId="urn:microsoft.com/office/officeart/2005/8/layout/orgChart1"/>
-    <dgm:cxn modelId="{F0581632-A974-432A-A04D-7130606F8AED}" type="presOf" srcId="{A3556DCC-EF30-4C99-B69C-77D4E6890D59}" destId="{28CC5369-E4B0-47B2-B49B-581CBBEE92B5}" srcOrd="1" destOrd="0" presId="urn:microsoft.com/office/officeart/2005/8/layout/orgChart1"/>
-    <dgm:cxn modelId="{9F440DE5-0B43-43F0-BE6E-B74C8D104745}" type="presOf" srcId="{CD7558DB-0A5F-4FD4-B28C-57E115C5B63C}" destId="{89F289F6-1925-4104-873B-6E18CA1A1477}" srcOrd="0" destOrd="0" presId="urn:microsoft.com/office/officeart/2005/8/layout/orgChart1"/>
-    <dgm:cxn modelId="{72CDB994-83E4-45E4-AB9D-328EDF6F0AAB}" type="presOf" srcId="{D303D3C0-0F14-4949-9B17-9B7BB48A7C1B}" destId="{E1F68A6A-7124-44C9-A351-2B43CAF3B364}" srcOrd="0" destOrd="0" presId="urn:microsoft.com/office/officeart/2005/8/layout/orgChart1"/>
-    <dgm:cxn modelId="{8A3C562C-75B5-423A-92F5-8DEECC7CB9C9}" type="presOf" srcId="{D9D79761-D18B-43DE-9039-7C9B9164CD46}" destId="{DA8A1236-8B0F-4C9D-9DC3-41861C6F6E98}" srcOrd="0" destOrd="0" presId="urn:microsoft.com/office/officeart/2005/8/layout/orgChart1"/>
-    <dgm:cxn modelId="{9ACF5A89-5116-4459-971B-DEF4076D52C7}" srcId="{D9D79761-D18B-43DE-9039-7C9B9164CD46}" destId="{14602ECD-0F8A-41C1-9AA3-1F0A7B1E251D}" srcOrd="0" destOrd="0" parTransId="{41BC9D59-0FE7-496E-9D91-89FCA1CA55E3}" sibTransId="{767645EC-123C-4AE9-B2A3-F0C921D04350}"/>
     <dgm:cxn modelId="{6B2AD4D3-CD46-42A2-B0EE-E1E942B8F63C}" type="presParOf" srcId="{DA8A1236-8B0F-4C9D-9DC3-41861C6F6E98}" destId="{BC8B9A4B-2A8F-4ED2-AD59-A938D915A87E}" srcOrd="0" destOrd="0" presId="urn:microsoft.com/office/officeart/2005/8/layout/orgChart1"/>
     <dgm:cxn modelId="{9981DD7D-B271-4F47-9020-7329F2C0E30B}" type="presParOf" srcId="{BC8B9A4B-2A8F-4ED2-AD59-A938D915A87E}" destId="{E7C83694-42B0-4EF3-9124-A3AC3CE4E751}" srcOrd="0" destOrd="0" presId="urn:microsoft.com/office/officeart/2005/8/layout/orgChart1"/>
     <dgm:cxn modelId="{AC3A0EF4-3D6D-45B5-8E62-32A3B91AEA32}" type="presParOf" srcId="{E7C83694-42B0-4EF3-9124-A3AC3CE4E751}" destId="{1EE9BD2A-306A-4515-89FD-4259FE2F9C81}" srcOrd="0" destOrd="0" presId="urn:microsoft.com/office/officeart/2005/8/layout/orgChart1"/>
@@ -20487,12 +21061,12 @@
         </a:fontRef>
       </dsp:style>
       <dsp:txBody>
-        <a:bodyPr spcFirstLastPara="0" vert="horz" wrap="square" lIns="13335" tIns="13335" rIns="13335" bIns="13335" numCol="1" spcCol="1270" anchor="ctr" anchorCtr="0">
+        <a:bodyPr spcFirstLastPara="0" vert="horz" wrap="square" lIns="12700" tIns="12700" rIns="12700" bIns="12700" numCol="1" spcCol="1270" anchor="ctr" anchorCtr="0">
           <a:noAutofit/>
         </a:bodyPr>
         <a:lstStyle/>
         <a:p>
-          <a:pPr lvl="0" algn="ctr" defTabSz="933450">
+          <a:pPr marL="0" lvl="0" indent="0" algn="ctr" defTabSz="889000">
             <a:lnSpc>
               <a:spcPct val="90000"/>
             </a:lnSpc>
@@ -20502,12 +21076,13 @@
             <a:spcAft>
               <a:spcPct val="35000"/>
             </a:spcAft>
+            <a:buNone/>
           </a:pPr>
           <a:r>
-            <a:rPr lang="he-IL" sz="2100" kern="1200"/>
+            <a:rPr lang="he-IL" sz="2000" kern="1200"/>
             <a:t>חנות צעצועים</a:t>
           </a:r>
-          <a:endParaRPr lang="en-IL" sz="2100" kern="1200"/>
+          <a:endParaRPr lang="en-IL" sz="2000" kern="1200"/>
         </a:p>
       </dsp:txBody>
       <dsp:txXfrm>
@@ -20564,12 +21139,12 @@
         </a:fontRef>
       </dsp:style>
       <dsp:txBody>
-        <a:bodyPr spcFirstLastPara="0" vert="horz" wrap="square" lIns="13335" tIns="13335" rIns="13335" bIns="13335" numCol="1" spcCol="1270" anchor="ctr" anchorCtr="0">
+        <a:bodyPr spcFirstLastPara="0" vert="horz" wrap="square" lIns="12700" tIns="12700" rIns="12700" bIns="12700" numCol="1" spcCol="1270" anchor="ctr" anchorCtr="0">
           <a:noAutofit/>
         </a:bodyPr>
         <a:lstStyle/>
         <a:p>
-          <a:pPr lvl="0" algn="ctr" defTabSz="933450">
+          <a:pPr marL="0" lvl="0" indent="0" algn="ctr" defTabSz="889000">
             <a:lnSpc>
               <a:spcPct val="90000"/>
             </a:lnSpc>
@@ -20579,12 +21154,13 @@
             <a:spcAft>
               <a:spcPct val="35000"/>
             </a:spcAft>
+            <a:buNone/>
           </a:pPr>
           <a:r>
-            <a:rPr lang="he-IL" sz="2100" kern="1200"/>
+            <a:rPr lang="he-IL" sz="2000" kern="1200"/>
             <a:t>הזמנות</a:t>
           </a:r>
-          <a:endParaRPr lang="en-IL" sz="2100" kern="1200"/>
+          <a:endParaRPr lang="en-IL" sz="2000" kern="1200"/>
         </a:p>
       </dsp:txBody>
       <dsp:txXfrm>
@@ -20641,12 +21217,12 @@
         </a:fontRef>
       </dsp:style>
       <dsp:txBody>
-        <a:bodyPr spcFirstLastPara="0" vert="horz" wrap="square" lIns="13335" tIns="13335" rIns="13335" bIns="13335" numCol="1" spcCol="1270" anchor="ctr" anchorCtr="0">
+        <a:bodyPr spcFirstLastPara="0" vert="horz" wrap="square" lIns="12700" tIns="12700" rIns="12700" bIns="12700" numCol="1" spcCol="1270" anchor="ctr" anchorCtr="0">
           <a:noAutofit/>
         </a:bodyPr>
         <a:lstStyle/>
         <a:p>
-          <a:pPr lvl="0" algn="ctr" defTabSz="933450">
+          <a:pPr marL="0" lvl="0" indent="0" algn="ctr" defTabSz="889000">
             <a:lnSpc>
               <a:spcPct val="90000"/>
             </a:lnSpc>
@@ -20656,12 +21232,13 @@
             <a:spcAft>
               <a:spcPct val="35000"/>
             </a:spcAft>
+            <a:buNone/>
           </a:pPr>
           <a:r>
-            <a:rPr lang="he-IL" sz="2100" kern="1200"/>
+            <a:rPr lang="he-IL" sz="2000" kern="1200"/>
             <a:t>מוצרים</a:t>
           </a:r>
-          <a:endParaRPr lang="en-IL" sz="2100" kern="1200"/>
+          <a:endParaRPr lang="en-IL" sz="2000" kern="1200"/>
         </a:p>
       </dsp:txBody>
       <dsp:txXfrm>
@@ -20718,12 +21295,12 @@
         </a:fontRef>
       </dsp:style>
       <dsp:txBody>
-        <a:bodyPr spcFirstLastPara="0" vert="horz" wrap="square" lIns="13335" tIns="13335" rIns="13335" bIns="13335" numCol="1" spcCol="1270" anchor="ctr" anchorCtr="0">
+        <a:bodyPr spcFirstLastPara="0" vert="horz" wrap="square" lIns="12700" tIns="12700" rIns="12700" bIns="12700" numCol="1" spcCol="1270" anchor="ctr" anchorCtr="0">
           <a:noAutofit/>
         </a:bodyPr>
         <a:lstStyle/>
         <a:p>
-          <a:pPr lvl="0" algn="ctr" defTabSz="933450">
+          <a:pPr marL="0" lvl="0" indent="0" algn="ctr" defTabSz="889000">
             <a:lnSpc>
               <a:spcPct val="90000"/>
             </a:lnSpc>
@@ -20733,12 +21310,13 @@
             <a:spcAft>
               <a:spcPct val="35000"/>
             </a:spcAft>
+            <a:buNone/>
           </a:pPr>
           <a:r>
-            <a:rPr lang="he-IL" sz="2100" kern="1200"/>
+            <a:rPr lang="he-IL" sz="2000" kern="1200"/>
             <a:t>לקוחות</a:t>
           </a:r>
-          <a:endParaRPr lang="en-IL" sz="2100" kern="1200"/>
+          <a:endParaRPr lang="en-IL" sz="2000" kern="1200"/>
         </a:p>
       </dsp:txBody>
       <dsp:txXfrm>
@@ -20795,12 +21373,12 @@
         </a:fontRef>
       </dsp:style>
       <dsp:txBody>
-        <a:bodyPr spcFirstLastPara="0" vert="horz" wrap="square" lIns="13335" tIns="13335" rIns="13335" bIns="13335" numCol="1" spcCol="1270" anchor="ctr" anchorCtr="0">
+        <a:bodyPr spcFirstLastPara="0" vert="horz" wrap="square" lIns="12700" tIns="12700" rIns="12700" bIns="12700" numCol="1" spcCol="1270" anchor="ctr" anchorCtr="0">
           <a:noAutofit/>
         </a:bodyPr>
         <a:lstStyle/>
         <a:p>
-          <a:pPr lvl="0" algn="ctr" defTabSz="933450">
+          <a:pPr marL="0" lvl="0" indent="0" algn="ctr" defTabSz="889000">
             <a:lnSpc>
               <a:spcPct val="90000"/>
             </a:lnSpc>
@@ -20810,12 +21388,13 @@
             <a:spcAft>
               <a:spcPct val="35000"/>
             </a:spcAft>
+            <a:buNone/>
           </a:pPr>
           <a:r>
-            <a:rPr lang="he-IL" sz="2100" kern="1200"/>
+            <a:rPr lang="he-IL" sz="2000" kern="1200"/>
             <a:t>רישום</a:t>
           </a:r>
-          <a:endParaRPr lang="en-IL" sz="2100" kern="1200"/>
+          <a:endParaRPr lang="en-IL" sz="2000" kern="1200"/>
         </a:p>
       </dsp:txBody>
       <dsp:txXfrm>
@@ -23295,7 +23874,7 @@
 </file>
 
 <file path=customXml/itemProps1.xml><?xml version="1.0" encoding="utf-8"?>
-<ds:datastoreItem xmlns:ds="http://schemas.openxmlformats.org/officeDocument/2006/customXml" ds:itemID="{1014DBDD-384C-4C3D-A290-1C8FD1B29C8A}">
+<ds:datastoreItem xmlns:ds="http://schemas.openxmlformats.org/officeDocument/2006/customXml" ds:itemID="{FAB1F3F3-842E-4C72-8637-CE4E3AA11F15}">
   <ds:schemaRefs>
     <ds:schemaRef ds:uri="http://schemas.openxmlformats.org/officeDocument/2006/bibliography"/>
   </ds:schemaRefs>

--- a/Driving Lessons Manager.docx
+++ b/Driving Lessons Manager.docx
@@ -4955,25 +4955,53 @@
           <w:sz w:val="24"/>
           <w:rtl/>
         </w:rPr>
-        <w:t xml:space="preserve">קרה והייתי צריך לבטל, לדחות או להקדים את השיעור וזה כבר סיפור בפני עצמו, בשל העובדה שצריך היה להזיז תלמידים אחרים, בתקווה שהם יכולים כמובן, דבר שלקח זמן והיה מייאש. מוטיבציה נוספת לפרויקט היא שהרעיון הכללי </w:t>
-      </w:r>
-      <w:proofErr w:type="spellStart"/>
+        <w:t>קרה והייתי צריך לבטל, לדחות או להקדים את השיעור וזה כבר סיפור בפני עצמו, בשל העובדה שצריך היה להזיז תלמידים אחרים, בתקווה שהם יכולים כמובן, דבר שלקח זמן והיה מייאש. מוטיבציה נוספת לפרויקט היא שהרעיון הכללי לאיך שהאפליקציה תיראה ותעבוד כבר היה בראש שלי מתחילת העבודה על הפרויקט, דבר שהקל על מהלך העבודה לעומת מקרה אחר בו הייתי עובד על הפרויקט ללא רעיון כללי בראש</w:t>
+      </w:r>
       <w:r>
         <w:rPr>
           <w:rFonts w:ascii="David" w:hAnsi="David" w:hint="cs"/>
           <w:sz w:val="24"/>
           <w:rtl/>
         </w:rPr>
-        <w:t>לאיך</w:t>
-      </w:r>
-      <w:proofErr w:type="spellEnd"/>
+        <w:t>, דבר אשר היה קשה יותר ופחות בר ביצוע.</w:t>
+      </w:r>
+    </w:p>
+    <w:p>
+      <w:pPr>
+        <w:spacing w:line="360" w:lineRule="auto"/>
+        <w:jc w:val="left"/>
+        <w:rPr>
+          <w:rFonts w:ascii="David" w:hAnsi="David"/>
+          <w:sz w:val="24"/>
+          <w:rtl/>
+        </w:rPr>
+      </w:pPr>
+    </w:p>
+    <w:p>
+      <w:pPr>
+        <w:spacing w:line="360" w:lineRule="auto"/>
+        <w:jc w:val="left"/>
+        <w:rPr>
+          <w:rFonts w:ascii="David" w:hAnsi="David"/>
+          <w:sz w:val="24"/>
+          <w:rtl/>
+        </w:rPr>
+      </w:pPr>
       <w:r>
         <w:rPr>
           <w:rFonts w:ascii="David" w:hAnsi="David" w:hint="cs"/>
           <w:sz w:val="24"/>
           <w:rtl/>
         </w:rPr>
-        <w:t xml:space="preserve"> שהאפליקציה תיראה ותעבוד כבר היה בראש שלי מתחילת העבודה על הפרויקט, דבר שהקל על מהלך העבודה לעומת מקרה אחר בו הייתי עובד על הפרויקט ללא רעיון כללי בראש</w:t>
+        <w:t>המצב הקיים בשוק, כפי שתיארתי קודם לכן, הוא אפליקציות אשר מאפשרות לתלמיד לערוך רשימה של שיעורי נהיגה ופרטים נוספים אודות השיעורים, אך אין כל מידע על המורים ותקשורת ביניה</w:t>
+      </w:r>
+      <w:r>
+        <w:rPr>
+          <w:rFonts w:ascii="David" w:hAnsi="David" w:hint="eastAsia"/>
+          <w:sz w:val="24"/>
+          <w:rtl/>
+        </w:rPr>
+        <w:t>ם</w:t>
       </w:r>
       <w:r>
         <w:rPr>
@@ -4981,7 +5009,31 @@
           <w:sz w:val="24"/>
           <w:rtl/>
         </w:rPr>
-        <w:t>, דבר אשר היה קשה יותר ופחות בר ביצוע.</w:t>
+        <w:t xml:space="preserve">. באפליקציה הזאת, ישנו החידוש הזה לעומת האפליקציות הקיימות כיום </w:t>
+      </w:r>
+      <w:r>
+        <w:rPr>
+          <w:rFonts w:ascii="David" w:hAnsi="David"/>
+          <w:sz w:val="24"/>
+          <w:rtl/>
+        </w:rPr>
+        <w:t>–</w:t>
+      </w:r>
+      <w:r>
+        <w:rPr>
+          <w:rFonts w:ascii="David" w:hAnsi="David" w:hint="cs"/>
+          <w:sz w:val="24"/>
+          <w:rtl/>
+        </w:rPr>
+        <w:t xml:space="preserve"> תקשורת עם המורים. לכל תלמיד יש מורה אותו הוא יכול לבחור ולכל מורה ישנה רשימת תלמידים. בנוסף, כאשר תלמיד מוסיף שיעור, הוא לא רק מוסיף אלא גם קובע את השיעור אצל המורה</w:t>
+      </w:r>
+      <w:r>
+        <w:rPr>
+          <w:rFonts w:ascii="David" w:hAnsi="David" w:hint="cs"/>
+          <w:sz w:val="24"/>
+          <w:rtl/>
+        </w:rPr>
+        <w:t xml:space="preserve"> (במידת האשפר) ובכך חוסכת כאב ראש רב כמו שתיארתי קודם לכן.</w:t>
       </w:r>
     </w:p>
     <w:p>
@@ -5002,7 +5054,6 @@
         <w:rPr>
           <w:rFonts w:ascii="David" w:hAnsi="David"/>
           <w:sz w:val="24"/>
-          <w:rtl/>
         </w:rPr>
       </w:pPr>
       <w:r>
@@ -5011,15 +5062,7 @@
           <w:sz w:val="24"/>
           <w:rtl/>
         </w:rPr>
-        <w:t>המצב הקיים בשוק, כפי שתיארתי קודם לכן, הוא אפליקציות אשר מאפשרות לתלמיד לערוך רשימה של שיעורי נהיגה ופרטים נוספים אודות השיעורים, אך אין כל מידע על המורים ותקשורת ביניה</w:t>
-      </w:r>
-      <w:r>
-        <w:rPr>
-          <w:rFonts w:ascii="David" w:hAnsi="David" w:hint="eastAsia"/>
-          <w:sz w:val="24"/>
-          <w:rtl/>
-        </w:rPr>
-        <w:t>ם</w:t>
+        <w:t xml:space="preserve">לכן, הפתרון אשר הפרויקט בא לתת הינו דרך מאוד קלה לסדר את שיעורי הנהיגה, פרטים עליהם, </w:t>
       </w:r>
       <w:r>
         <w:rPr>
@@ -5027,12 +5070,629 @@
           <w:sz w:val="24"/>
           <w:rtl/>
         </w:rPr>
-        <w:t xml:space="preserve">. באפליקציה הזאת, ישנו החידוש הזה לעומת האפליקציות הקיימות כיום </w:t>
-      </w:r>
-      <w:r>
+        <w:t xml:space="preserve">וקביעת שיעורי הנהיגה תוך כדי תקשורת תמידית עם המורה ויומן השיעורים שלו. עם זאת, </w:t>
+      </w:r>
+      <w:r>
+        <w:rPr>
+          <w:rFonts w:ascii="David" w:hAnsi="David" w:hint="cs"/>
+          <w:sz w:val="24"/>
+          <w:rtl/>
+        </w:rPr>
+        <w:t>ישנם פתרונות אחרים לבעיה, כגון אפליקציה למורה בלבד, שם הוא יכול לקבוע שיעורים ואז האפליקציה יכולה לשלוח הודעה לתלמיד לגבי פרטים והתראה לפני השיעור. הסיבה שלא בחרתי בפתרון זה הוא שהיכולות שלו הן מוגבלות לעומת האפליקציה הנוכחית אשר יותר כללית ובעלת אפשרויות נרחבות יותר.</w:t>
+      </w:r>
+    </w:p>
+    <w:p>
+      <w:pPr>
+        <w:spacing w:line="276" w:lineRule="auto"/>
+        <w:jc w:val="left"/>
         <w:rPr>
           <w:rFonts w:ascii="David" w:hAnsi="David"/>
           <w:sz w:val="24"/>
+        </w:rPr>
+      </w:pPr>
+    </w:p>
+    <w:p>
+      <w:pPr>
+        <w:pStyle w:val="1"/>
+        <w:spacing w:line="276" w:lineRule="auto"/>
+        <w:rPr>
+          <w:rtl/>
+        </w:rPr>
+      </w:pPr>
+      <w:bookmarkStart w:id="2" w:name="_Toc29994015"/>
+      <w:bookmarkStart w:id="3" w:name="_Toc39329407"/>
+      <w:r>
+        <w:rPr>
+          <w:rFonts w:hint="cs"/>
+          <w:rtl/>
+        </w:rPr>
+        <w:lastRenderedPageBreak/>
+        <w:t xml:space="preserve">מדריך </w:t>
+      </w:r>
+      <w:r>
+        <w:rPr>
+          <w:rFonts w:hint="cs"/>
+          <w:rtl/>
+        </w:rPr>
+        <w:t>ל</w:t>
+      </w:r>
+      <w:r>
+        <w:rPr>
+          <w:rFonts w:hint="cs"/>
+          <w:rtl/>
+        </w:rPr>
+        <w:t>מתכנת</w:t>
+      </w:r>
+      <w:bookmarkEnd w:id="2"/>
+      <w:bookmarkEnd w:id="3"/>
+    </w:p>
+    <w:p>
+      <w:pPr>
+        <w:pStyle w:val="2"/>
+        <w:spacing w:line="276" w:lineRule="auto"/>
+      </w:pPr>
+      <w:bookmarkStart w:id="4" w:name="_Toc29994016"/>
+      <w:bookmarkStart w:id="5" w:name="_Toc39329408"/>
+      <w:r>
+        <w:rPr>
+          <w:rFonts w:hint="cs"/>
+          <w:rtl/>
+        </w:rPr>
+        <w:t>אלגוריתמים</w:t>
+      </w:r>
+      <w:r>
+        <w:rPr>
+          <w:rFonts w:hint="cs"/>
+          <w:rtl/>
+        </w:rPr>
+        <w:t xml:space="preserve"> מרכזיים</w:t>
+      </w:r>
+      <w:bookmarkEnd w:id="4"/>
+      <w:bookmarkEnd w:id="5"/>
+    </w:p>
+    <w:p>
+      <w:pPr>
+        <w:rPr>
+          <w:b/>
+          <w:bCs/>
+          <w:u w:val="single"/>
+          <w:rtl/>
+        </w:rPr>
+      </w:pPr>
+      <w:r>
+        <w:rPr>
+          <w:rFonts w:hint="cs"/>
+          <w:b/>
+          <w:bCs/>
+          <w:u w:val="single"/>
+          <w:rtl/>
+        </w:rPr>
+        <w:t>הוספת שיעור חדש</w:t>
+      </w:r>
+    </w:p>
+    <w:p>
+      <w:pPr>
+        <w:rPr>
+          <w:rtl/>
+        </w:rPr>
+      </w:pPr>
+      <w:r>
+        <w:rPr>
+          <w:rFonts w:hint="cs"/>
+          <w:rtl/>
+        </w:rPr>
+        <w:t>כל שיעור הוא אובייקט המכיל את מספר תעודת הזהות של תלמיד, סוג שיעור, עלות, תאריך ואם שולם או לא שולם על ידי התלמיד.</w:t>
+      </w:r>
+      <w:r>
+        <w:rPr>
+          <w:rFonts w:hint="cs"/>
+          <w:rtl/>
+        </w:rPr>
+        <w:t xml:space="preserve"> אם אני רוצה להוסיף אובייקט שיעור </w:t>
+      </w:r>
+      <w:r>
+        <w:rPr>
+          <w:rFonts w:hint="cs"/>
+          <w:rtl/>
+        </w:rPr>
+        <w:t>ל</w:t>
+      </w:r>
+      <w:r>
+        <w:t xml:space="preserve"> Data Base</w:t>
+      </w:r>
+      <w:r>
+        <w:rPr>
+          <w:rFonts w:hint="cs"/>
+          <w:rtl/>
+        </w:rPr>
+        <w:t xml:space="preserve">, עלי לקרוא לפונקציה </w:t>
+      </w:r>
+      <w:r>
+        <w:t>SelectAll</w:t>
+      </w:r>
+      <w:r>
+        <w:rPr>
+          <w:rFonts w:hint="cs"/>
+          <w:rtl/>
+        </w:rPr>
+        <w:t xml:space="preserve"> של </w:t>
+      </w:r>
+      <w:r>
+        <w:t>Lessons</w:t>
+      </w:r>
+      <w:r>
+        <w:rPr>
+          <w:rFonts w:hint="cs"/>
+          <w:rtl/>
+        </w:rPr>
+        <w:t xml:space="preserve"> על מנת שאוכל לקבל את רשימת השיעורים הקיימים במידה ויש ולאחר מכן להוסיף את השיעור לרשימת  השיעורים על ידי קריאה לפעולה </w:t>
+      </w:r>
+      <w:r>
+        <w:t>Insert</w:t>
+      </w:r>
+      <w:r>
+        <w:rPr>
+          <w:rFonts w:hint="cs"/>
+          <w:rtl/>
+        </w:rPr>
+        <w:t xml:space="preserve"> של ה </w:t>
+      </w:r>
+      <w:r>
+        <w:t>Data Base</w:t>
+      </w:r>
+      <w:r>
+        <w:rPr>
+          <w:rFonts w:hint="cs"/>
+          <w:rtl/>
+        </w:rPr>
+        <w:t>.</w:t>
+      </w:r>
+    </w:p>
+    <w:p>
+      <w:pPr>
+        <w:rPr>
+          <w:rtl/>
+        </w:rPr>
+      </w:pPr>
+    </w:p>
+    <w:p>
+      <w:pPr>
+        <w:rPr>
+          <w:rtl/>
+        </w:rPr>
+      </w:pPr>
+      <w:r>
+        <w:rPr>
+          <w:rFonts w:hint="cs"/>
+          <w:b/>
+          <w:bCs/>
+          <w:u w:val="single"/>
+          <w:rtl/>
+        </w:rPr>
+        <w:t xml:space="preserve">הוספת </w:t>
+      </w:r>
+      <w:r>
+        <w:rPr>
+          <w:rFonts w:hint="cs"/>
+          <w:b/>
+          <w:bCs/>
+          <w:u w:val="single"/>
+          <w:rtl/>
+        </w:rPr>
+        <w:t>מורה</w:t>
+      </w:r>
+      <w:r>
+        <w:rPr>
+          <w:rFonts w:hint="cs"/>
+          <w:b/>
+          <w:bCs/>
+          <w:u w:val="single"/>
+          <w:rtl/>
+        </w:rPr>
+        <w:t xml:space="preserve"> חדש</w:t>
+      </w:r>
+    </w:p>
+    <w:p>
+      <w:pPr>
+        <w:rPr>
+          <w:rtl/>
+        </w:rPr>
+      </w:pPr>
+      <w:r>
+        <w:rPr>
+          <w:rFonts w:hint="cs"/>
+          <w:rtl/>
+        </w:rPr>
+        <w:t xml:space="preserve">יש אפשרות להוסיף </w:t>
+      </w:r>
+      <w:r>
+        <w:rPr>
+          <w:rFonts w:hint="cs"/>
+          <w:rtl/>
+        </w:rPr>
+        <w:t>מורה</w:t>
+      </w:r>
+      <w:r>
+        <w:rPr>
+          <w:rFonts w:hint="cs"/>
+          <w:rtl/>
+        </w:rPr>
+        <w:t xml:space="preserve"> חדש</w:t>
+      </w:r>
+      <w:r>
+        <w:rPr>
+          <w:rFonts w:hint="cs"/>
+          <w:rtl/>
+        </w:rPr>
+        <w:t>. על מנת לעשות זאת, על המשתמש קוד</w:t>
+      </w:r>
+      <w:r>
+        <w:rPr>
+          <w:rFonts w:hint="cs"/>
+          <w:rtl/>
+        </w:rPr>
+        <w:t>ם כל להירשם בטופס הרישום, שם יצטרך למלא שם, מספר טלפון, מייל ושעות עבודה</w:t>
+      </w:r>
+      <w:r>
+        <w:rPr>
+          <w:rFonts w:hint="cs"/>
+          <w:rtl/>
+        </w:rPr>
+        <w:t xml:space="preserve">. לאחר מכן התהליך הוא דומה להוספת שיעור: קריאה לרשימת מורים הקיימת אם ישנה, והוספת המורה החדש לרשימה ב </w:t>
+      </w:r>
+      <w:r>
+        <w:t>Data Base</w:t>
+      </w:r>
+      <w:r>
+        <w:rPr>
+          <w:rFonts w:hint="cs"/>
+          <w:rtl/>
+        </w:rPr>
+        <w:t>.</w:t>
+      </w:r>
+    </w:p>
+    <w:p>
+      <w:pPr>
+        <w:rPr>
+          <w:rtl/>
+        </w:rPr>
+      </w:pPr>
+    </w:p>
+    <w:p>
+      <w:pPr>
+        <w:rPr>
+          <w:b/>
+          <w:bCs/>
+          <w:u w:val="single"/>
+          <w:rtl/>
+        </w:rPr>
+      </w:pPr>
+      <w:r>
+        <w:rPr>
+          <w:rFonts w:hint="cs"/>
+          <w:b/>
+          <w:bCs/>
+          <w:u w:val="single"/>
+          <w:rtl/>
+        </w:rPr>
+        <w:t>הוספת תלמיד חדש</w:t>
+      </w:r>
+    </w:p>
+    <w:p>
+      <w:pPr>
+        <w:rPr>
+          <w:rtl/>
+        </w:rPr>
+      </w:pPr>
+      <w:r>
+        <w:rPr>
+          <w:rFonts w:hint="cs"/>
+          <w:rtl/>
+        </w:rPr>
+        <w:t>הוספת תמיד חדש הינה דומה מאוד להוספת מורה חדש ואף כמעט זהה, וזאת משום שתלמיד יורש ממורה (יש לו את כל המאפיינים שלו) ובנוסף לכך יש לו תעודת זהות, קישור למורה ורשימת עשייה (מה שעשה עד כה מבחינת ההליכים לקבלת רישיון נהיגה).</w:t>
+      </w:r>
+      <w:r>
+        <w:rPr>
+          <w:rFonts w:ascii="David" w:hAnsi="David" w:hint="cs"/>
+          <w:rtl/>
+        </w:rPr>
+        <w:t xml:space="preserve"> </w:t>
+      </w:r>
+      <w:r>
+        <w:rPr>
+          <w:rFonts w:hint="cs"/>
+          <w:rtl/>
+        </w:rPr>
+        <w:t xml:space="preserve">התלמיד נרשם תחילה בטופס הרשמה ולאחר מכן נוסף לרשימת התלמידים ב </w:t>
+      </w:r>
+      <w:r>
+        <w:rPr>
+          <w:rFonts w:hint="cs"/>
+        </w:rPr>
+        <w:t>D</w:t>
+      </w:r>
+      <w:r>
+        <w:t>ata Base</w:t>
+      </w:r>
+      <w:r>
+        <w:rPr>
+          <w:rFonts w:hint="cs"/>
+          <w:rtl/>
+        </w:rPr>
+        <w:t>.</w:t>
+      </w:r>
+    </w:p>
+    <w:p>
+      <w:pPr>
+        <w:rPr>
+          <w:rtl/>
+        </w:rPr>
+      </w:pPr>
+    </w:p>
+    <w:p>
+      <w:pPr>
+        <w:rPr>
+          <w:b/>
+          <w:bCs/>
+          <w:u w:val="single"/>
+          <w:rtl/>
+        </w:rPr>
+      </w:pPr>
+      <w:r>
+        <w:rPr>
+          <w:rFonts w:hint="cs"/>
+          <w:b/>
+          <w:bCs/>
+          <w:u w:val="single"/>
+          <w:rtl/>
+        </w:rPr>
+        <w:t>הוספת יומן חדש</w:t>
+      </w:r>
+    </w:p>
+    <w:p>
+      <w:pPr>
+        <w:rPr>
+          <w:rtl/>
+        </w:rPr>
+      </w:pPr>
+      <w:r>
+        <w:rPr>
+          <w:rFonts w:hint="cs"/>
+          <w:rtl/>
+        </w:rPr>
+        <w:t xml:space="preserve">לכל מורה יש יומן שיעורים אשר יש בו את כל השעורים של תלמידיו. דבר זה משמש לסינון השיעורים החדשים על פי שעות העבודה של המורה ועל פי </w:t>
+      </w:r>
+      <w:r>
+        <w:rPr>
+          <w:rFonts w:hint="cs"/>
+          <w:rtl/>
+        </w:rPr>
+        <w:t>שיעורים קיימים אחרים</w:t>
+      </w:r>
+      <w:r>
+        <w:rPr>
+          <w:rFonts w:hint="cs"/>
+          <w:rtl/>
+        </w:rPr>
+        <w:t>. למשתמש אין גישה למחלקה זו, אך באמצעותה המערכת מסננת את השיעורים למורה ומסדרת אותם לכדי יומן שיעורים.</w:t>
+      </w:r>
+    </w:p>
+    <w:p>
+      <w:pPr>
+        <w:rPr>
+          <w:rtl/>
+        </w:rPr>
+      </w:pPr>
+    </w:p>
+    <w:p>
+      <w:pPr>
+        <w:rPr>
+          <w:rtl/>
+        </w:rPr>
+      </w:pPr>
+      <w:r>
+        <w:rPr>
+          <w:rFonts w:hint="cs"/>
+          <w:b/>
+          <w:bCs/>
+          <w:u w:val="single"/>
+          <w:rtl/>
+        </w:rPr>
+        <w:t>בחירת מורה</w:t>
+      </w:r>
+    </w:p>
+    <w:p>
+      <w:pPr>
+        <w:jc w:val="left"/>
+        <w:rPr>
+          <w:rFonts w:ascii="David" w:hAnsi="David"/>
+          <w:rtl/>
+        </w:rPr>
+      </w:pPr>
+      <w:r>
+        <w:rPr>
+          <w:rFonts w:ascii="David" w:hAnsi="David"/>
+          <w:rtl/>
+        </w:rPr>
+        <w:t xml:space="preserve">כאשר תלמיד נרשם, עליו לבחור מורה מבין רשימת המורים הקיימים במערכת. שלב זה הכרחי משום שבחירת המורה על ידי התלמיד עוזרת לסידור השיעורים ביומן, ולפונקציות אחרות כמו נתוני שיעורי התלמיד (למשל כמה כסף שילם) לעבוד. כאשר התלמיד בוחר מורה, ה </w:t>
+      </w:r>
+      <w:r>
+        <w:rPr>
+          <w:rFonts w:ascii="David" w:hAnsi="David"/>
+        </w:rPr>
+        <w:t>Id</w:t>
+      </w:r>
+      <w:r>
+        <w:rPr>
+          <w:rFonts w:ascii="David" w:hAnsi="David"/>
+          <w:rtl/>
+        </w:rPr>
+        <w:t xml:space="preserve"> של המורה נקשר ל </w:t>
+      </w:r>
+      <w:r>
+        <w:rPr>
+          <w:rFonts w:ascii="David" w:hAnsi="David"/>
+        </w:rPr>
+        <w:t>Id</w:t>
+      </w:r>
+      <w:r>
+        <w:rPr>
+          <w:rFonts w:ascii="David" w:hAnsi="David"/>
+          <w:rtl/>
+        </w:rPr>
+        <w:t xml:space="preserve"> אצל התלמיד ובעזרת  פונקציה ב </w:t>
+      </w:r>
+      <w:r>
+        <w:rPr>
+          <w:rFonts w:ascii="David" w:hAnsi="David"/>
+        </w:rPr>
+        <w:t>Data Base</w:t>
+      </w:r>
+      <w:r>
+        <w:rPr>
+          <w:rFonts w:ascii="David" w:hAnsi="David"/>
+          <w:rtl/>
+        </w:rPr>
+        <w:t xml:space="preserve"> אשר מחזירה מורה על פי </w:t>
+      </w:r>
+      <w:r>
+        <w:rPr>
+          <w:rFonts w:ascii="David" w:hAnsi="David"/>
+        </w:rPr>
+        <w:t>Id</w:t>
+      </w:r>
+      <w:r>
+        <w:rPr>
+          <w:rFonts w:ascii="David" w:hAnsi="David"/>
+          <w:rtl/>
+        </w:rPr>
+        <w:t xml:space="preserve"> אותו היא מקבלת, </w:t>
+      </w:r>
+      <w:r>
+        <w:rPr>
+          <w:rFonts w:ascii="David" w:hAnsi="David"/>
+          <w:rtl/>
+        </w:rPr>
+        <w:t>ישנו קישור והפונקציות עובדות.</w:t>
+      </w:r>
+    </w:p>
+    <w:p>
+      <w:pPr>
+        <w:jc w:val="left"/>
+        <w:rPr>
+          <w:rFonts w:ascii="David" w:hAnsi="David"/>
+          <w:rtl/>
+        </w:rPr>
+      </w:pPr>
+    </w:p>
+    <w:p>
+      <w:pPr>
+        <w:jc w:val="left"/>
+        <w:rPr>
+          <w:rFonts w:ascii="David" w:hAnsi="David"/>
+          <w:rtl/>
+        </w:rPr>
+      </w:pPr>
+      <w:r>
+        <w:rPr>
+          <w:rFonts w:ascii="David" w:hAnsi="David" w:hint="cs"/>
+          <w:b/>
+          <w:bCs/>
+          <w:u w:val="single"/>
+          <w:rtl/>
+        </w:rPr>
+        <w:t>רשימת השיעורים</w:t>
+      </w:r>
+    </w:p>
+    <w:p>
+      <w:pPr>
+        <w:jc w:val="left"/>
+        <w:rPr>
+          <w:rFonts w:ascii="David" w:hAnsi="David"/>
+        </w:rPr>
+      </w:pPr>
+      <w:r>
+        <w:rPr>
+          <w:rFonts w:ascii="David" w:hAnsi="David" w:hint="cs"/>
+          <w:rtl/>
+        </w:rPr>
+        <w:t xml:space="preserve">לכל תלמיד ישנה רשימה של שיעורים אותם הוסיף וקישר ליומן אצל המורה אותו בחר. במסך מיוחד להצגת הרשימה, פועלת פעולה אשר מביאה את כל השיעורים אשר שייכים לאותו תלמיד (פעולה שעובדת עם ה </w:t>
+      </w:r>
+      <w:r>
+        <w:rPr>
+          <w:rFonts w:ascii="David" w:hAnsi="David"/>
+        </w:rPr>
+        <w:t>Data Base</w:t>
+      </w:r>
+      <w:r>
+        <w:rPr>
+          <w:rFonts w:ascii="David" w:hAnsi="David" w:hint="cs"/>
+          <w:rtl/>
+        </w:rPr>
+        <w:t>)</w:t>
+      </w:r>
+    </w:p>
+    <w:p>
+      <w:pPr>
+        <w:jc w:val="left"/>
+        <w:rPr>
+          <w:rFonts w:ascii="David" w:hAnsi="David"/>
+        </w:rPr>
+      </w:pPr>
+    </w:p>
+    <w:p>
+      <w:pPr>
+        <w:jc w:val="left"/>
+        <w:rPr>
+          <w:rFonts w:ascii="David" w:hAnsi="David"/>
+          <w:b/>
+          <w:bCs/>
+          <w:u w:val="single"/>
+          <w:rtl/>
+        </w:rPr>
+      </w:pPr>
+      <w:r>
+        <w:rPr>
+          <w:rFonts w:ascii="David" w:hAnsi="David" w:hint="cs"/>
+          <w:b/>
+          <w:bCs/>
+          <w:u w:val="single"/>
+          <w:rtl/>
+        </w:rPr>
+        <w:t>סריאליזציה</w:t>
+      </w:r>
+    </w:p>
+    <w:p>
+      <w:pPr>
+        <w:jc w:val="left"/>
+        <w:rPr>
+          <w:rFonts w:ascii="David" w:hAnsi="David"/>
+          <w:rtl/>
+        </w:rPr>
+      </w:pPr>
+      <w:r>
+        <w:rPr>
+          <w:rFonts w:ascii="David" w:hAnsi="David" w:hint="cs"/>
+          <w:rtl/>
+        </w:rPr>
+        <w:t xml:space="preserve">כל אובייקט שאני רוצה להעביר אותו בין </w:t>
+      </w:r>
+      <w:r>
+        <w:rPr>
+          <w:rFonts w:ascii="David" w:hAnsi="David"/>
+        </w:rPr>
+        <w:t>Activities</w:t>
+      </w:r>
+      <w:r>
+        <w:rPr>
+          <w:rFonts w:ascii="David" w:hAnsi="David" w:hint="cs"/>
+          <w:rtl/>
+        </w:rPr>
+        <w:t xml:space="preserve"> שונים, צריך לעבור תהליך סריאליזציה אשר הופך אותו לרשימה של מספרים אשר המערכת יכולה להעביר. לאח מכן, הוא עובר את התהליך ההפוך </w:t>
+      </w:r>
+      <w:r>
+        <w:rPr>
+          <w:rFonts w:ascii="David" w:hAnsi="David"/>
           <w:rtl/>
         </w:rPr>
         <w:t>–</w:t>
@@ -5040,276 +5700,375 @@
       <w:r>
         <w:rPr>
           <w:rFonts w:ascii="David" w:hAnsi="David" w:hint="cs"/>
-          <w:sz w:val="24"/>
-          <w:rtl/>
-        </w:rPr>
-        <w:t xml:space="preserve"> תקשורת עם המורים. לכל תלמיד יש מורה אותו הוא יכול לבחור ולכל מורה ישנה רשימת תלמידים. בנוסף, כאשר תלמיד מוסיף שיעור, הוא לא רק מוסיף אלא גם קובע את השיעור אצל המורה</w:t>
-      </w:r>
-      <w:r>
-        <w:rPr>
-          <w:rFonts w:ascii="David" w:hAnsi="David" w:hint="cs"/>
-          <w:sz w:val="24"/>
-          <w:rtl/>
-        </w:rPr>
-        <w:t xml:space="preserve"> (במידת האשפר) ובכך חוסכת כאב ראש רב כמו שתיארתי קודם לכן.</w:t>
-      </w:r>
+          <w:rtl/>
+        </w:rPr>
+        <w:t xml:space="preserve"> דה-סריאליזציה, על מנת להחזיר אותו לאובייקט המקורי עם כל הנתונים שלו.</w:t>
+      </w:r>
+    </w:p>
+    <w:p>
+      <w:pPr>
+        <w:bidi w:val="0"/>
+        <w:spacing w:line="240" w:lineRule="auto"/>
+        <w:jc w:val="left"/>
+        <w:rPr>
+          <w:rFonts w:ascii="David" w:hAnsi="David"/>
+          <w:rtl/>
+        </w:rPr>
+      </w:pPr>
+      <w:r>
+        <w:rPr>
+          <w:rFonts w:ascii="David" w:hAnsi="David"/>
+          <w:rtl/>
+        </w:rPr>
+        <w:br w:type="page"/>
+      </w:r>
+    </w:p>
+    <w:p>
+      <w:pPr>
+        <w:pStyle w:val="2"/>
+        <w:spacing w:line="276" w:lineRule="auto"/>
+        <w:rPr>
+          <w:rtl/>
+        </w:rPr>
+      </w:pPr>
+      <w:bookmarkStart w:id="6" w:name="_Toc29994017"/>
+      <w:bookmarkStart w:id="7" w:name="_Toc39329409"/>
+      <w:r>
+        <w:rPr>
+          <w:rFonts w:hint="cs"/>
+          <w:rtl/>
+        </w:rPr>
+        <w:lastRenderedPageBreak/>
+        <w:t>אתגרים מרכזיים</w:t>
+      </w:r>
+      <w:bookmarkEnd w:id="6"/>
+      <w:bookmarkEnd w:id="7"/>
+    </w:p>
+    <w:p>
+      <w:pPr>
+        <w:spacing w:line="276" w:lineRule="auto"/>
+        <w:rPr>
+          <w:color w:val="0000FF"/>
+          <w:rtl/>
+        </w:rPr>
+      </w:pPr>
     </w:p>
     <w:p>
       <w:pPr>
         <w:spacing w:line="360" w:lineRule="auto"/>
         <w:jc w:val="left"/>
         <w:rPr>
-          <w:rFonts w:ascii="David" w:hAnsi="David"/>
-          <w:sz w:val="24"/>
-          <w:rtl/>
-        </w:rPr>
-      </w:pPr>
+          <w:rtl/>
+        </w:rPr>
+      </w:pPr>
+      <w:r>
+        <w:rPr>
+          <w:rFonts w:hint="cs"/>
+          <w:b/>
+          <w:bCs/>
+          <w:u w:val="single"/>
+          <w:rtl/>
+        </w:rPr>
+        <w:t>שיוך מורה לתלמיד</w:t>
+      </w:r>
     </w:p>
     <w:p>
       <w:pPr>
         <w:spacing w:line="360" w:lineRule="auto"/>
         <w:jc w:val="left"/>
         <w:rPr>
-          <w:rFonts w:ascii="David" w:hAnsi="David"/>
-          <w:sz w:val="24"/>
-        </w:rPr>
-      </w:pPr>
-      <w:r>
-        <w:rPr>
-          <w:rFonts w:ascii="David" w:hAnsi="David" w:hint="cs"/>
-          <w:sz w:val="24"/>
-          <w:rtl/>
-        </w:rPr>
-        <w:t xml:space="preserve">לכן, הפתרון אשר הפרויקט בא לתת הינו דרך מאוד קלה לסדר את שיעורי הנהיגה, פרטים עליהם, </w:t>
-      </w:r>
-      <w:r>
-        <w:rPr>
-          <w:rFonts w:ascii="David" w:hAnsi="David" w:hint="cs"/>
-          <w:sz w:val="24"/>
-          <w:rtl/>
-        </w:rPr>
-        <w:t xml:space="preserve">וקביעת שיעורי הנהיגה תוך כדי תקשורת תמידית עם המורה ויומן השיעורים שלו. עם זאת, </w:t>
-      </w:r>
-      <w:r>
-        <w:rPr>
-          <w:rFonts w:ascii="David" w:hAnsi="David" w:hint="cs"/>
-          <w:sz w:val="24"/>
-          <w:rtl/>
-        </w:rPr>
-        <w:t>ישנם פתרונות אחרים לבעיה, כגון אפליקציה למורה בלבד, שם הוא יכול לקבוע שיעורים ואז האפליקציה יכולה לשלוח הודעה לתלמיד לגבי פרטים והתראה לפני השיעור. הסיבה שלא בחרתי בפתרון זה הוא שהיכולות שלו הן מוגבלות לעומת האפליקציה הנוכחית אשר יותר כללית ובעלת אפשרויות נרחבות יותר.</w:t>
-      </w:r>
-    </w:p>
-    <w:p>
-      <w:pPr>
-        <w:spacing w:line="276" w:lineRule="auto"/>
+          <w:rtl/>
+        </w:rPr>
+      </w:pPr>
+      <w:r>
+        <w:rPr>
+          <w:rFonts w:hint="cs"/>
+          <w:rtl/>
+        </w:rPr>
+        <w:t xml:space="preserve">בהתחלה היה לי קושי בשיוך מורה לתלמיד. הסיבה לכך היא שניסיתי לתת לתלמיד מאפיין של מורה ואז פשוט להשים את המורה המבוקש אצל התלמיד. נשמע פשוט, נכון? אז זהו, שלא כל כך. העניין הוא ששל תלמיד, על פי מחלקת תלמיד, יורש ממורה. לכן, עצם העובדה שניסיתי לתת מאפיין לתלמיד של מורה אשר יורש ממורה, סיבך את המצב. הפתרון לכך הוא במקום לתת מאפיין מטיפוס מורה, נתתי מאפיין מטיפוס </w:t>
+      </w:r>
+      <w:r>
+        <w:t>int</w:t>
+      </w:r>
+      <w:r>
+        <w:rPr>
+          <w:rFonts w:hint="cs"/>
+          <w:rtl/>
+        </w:rPr>
+        <w:t xml:space="preserve"> אשר מכיל את ה </w:t>
+      </w:r>
+      <w:r>
+        <w:t>Id</w:t>
+      </w:r>
+      <w:r>
+        <w:rPr>
+          <w:rFonts w:hint="cs"/>
+          <w:rtl/>
+        </w:rPr>
+        <w:t xml:space="preserve"> של המורה, אשר ניתן לקבל רק על ידי המרה של ה </w:t>
+      </w:r>
+      <w:r>
+        <w:t>Id</w:t>
+      </w:r>
+      <w:r>
+        <w:rPr>
+          <w:rFonts w:hint="cs"/>
+          <w:rtl/>
+        </w:rPr>
+        <w:t xml:space="preserve"> של המורה </w:t>
+      </w:r>
+      <w:r>
+        <w:rPr>
+          <w:rFonts w:hint="cs"/>
+          <w:rtl/>
+        </w:rPr>
+        <w:t xml:space="preserve">וקישור שלו לרשימת המורים עצמה, והשמה של זה ל </w:t>
+      </w:r>
+      <w:r>
+        <w:t>Id</w:t>
+      </w:r>
+      <w:r>
+        <w:rPr>
+          <w:rFonts w:hint="cs"/>
+          <w:rtl/>
+        </w:rPr>
+        <w:t xml:space="preserve"> אשר נמצא אצל התלמיד.</w:t>
+      </w:r>
+    </w:p>
+    <w:p>
+      <w:pPr>
+        <w:spacing w:line="360" w:lineRule="auto"/>
         <w:jc w:val="left"/>
         <w:rPr>
-          <w:rFonts w:ascii="David" w:hAnsi="David"/>
-          <w:sz w:val="24"/>
-        </w:rPr>
-      </w:pPr>
-    </w:p>
-    <w:p>
-      <w:pPr>
-        <w:pStyle w:val="1"/>
-        <w:spacing w:line="276" w:lineRule="auto"/>
-        <w:rPr>
-          <w:rtl/>
-        </w:rPr>
-      </w:pPr>
-      <w:bookmarkStart w:id="2" w:name="_Toc29994015"/>
-      <w:bookmarkStart w:id="3" w:name="_Toc39329407"/>
-      <w:r>
-        <w:rPr>
-          <w:rFonts w:hint="cs"/>
-          <w:rtl/>
-        </w:rPr>
-        <w:lastRenderedPageBreak/>
-        <w:t xml:space="preserve">מדריך </w:t>
-      </w:r>
-      <w:r>
-        <w:rPr>
-          <w:rFonts w:hint="cs"/>
-          <w:rtl/>
-        </w:rPr>
-        <w:t>ל</w:t>
-      </w:r>
-      <w:r>
-        <w:rPr>
-          <w:rFonts w:hint="cs"/>
-          <w:rtl/>
-        </w:rPr>
-        <w:t>מתכנת</w:t>
-      </w:r>
-      <w:bookmarkEnd w:id="2"/>
-      <w:bookmarkEnd w:id="3"/>
-    </w:p>
-    <w:p>
-      <w:pPr>
-        <w:pStyle w:val="2"/>
-        <w:spacing w:line="276" w:lineRule="auto"/>
-        <w:rPr>
-          <w:rtl/>
-        </w:rPr>
-      </w:pPr>
-      <w:bookmarkStart w:id="4" w:name="_Toc29994016"/>
-      <w:bookmarkStart w:id="5" w:name="_Toc39329408"/>
-      <w:r>
-        <w:rPr>
-          <w:rFonts w:hint="cs"/>
-          <w:rtl/>
-        </w:rPr>
-        <w:t>אלגוריתמים</w:t>
-      </w:r>
-      <w:r>
-        <w:rPr>
-          <w:rFonts w:hint="cs"/>
-          <w:rtl/>
-        </w:rPr>
-        <w:t xml:space="preserve"> מרכזיים</w:t>
-      </w:r>
-      <w:bookmarkEnd w:id="4"/>
-      <w:bookmarkEnd w:id="5"/>
-    </w:p>
-    <w:p>
-      <w:pPr>
-        <w:spacing w:line="276" w:lineRule="auto"/>
-        <w:rPr>
-          <w:color w:val="0000FF"/>
-          <w:rtl/>
-        </w:rPr>
-      </w:pPr>
-      <w:r>
-        <w:rPr>
-          <w:rFonts w:hint="cs"/>
-          <w:color w:val="0000FF"/>
-          <w:rtl/>
-        </w:rPr>
-        <w:t xml:space="preserve"> </w:t>
-      </w:r>
-      <w:r>
-        <w:rPr>
-          <w:rFonts w:hint="cs"/>
-          <w:color w:val="0000FF"/>
-          <w:rtl/>
-        </w:rPr>
-        <w:t xml:space="preserve">אם יש כאלה </w:t>
-      </w:r>
-      <w:r>
-        <w:rPr>
-          <w:color w:val="0000FF"/>
-          <w:rtl/>
-        </w:rPr>
-        <w:t>–</w:t>
-      </w:r>
-      <w:r>
-        <w:rPr>
-          <w:rFonts w:hint="cs"/>
-          <w:color w:val="0000FF"/>
-          <w:rtl/>
-        </w:rPr>
-        <w:t xml:space="preserve"> אם אין אז אפשר למחוק את הסעיף הזה</w:t>
-      </w:r>
-    </w:p>
-    <w:p>
-      <w:pPr>
-        <w:pStyle w:val="2"/>
-        <w:spacing w:line="276" w:lineRule="auto"/>
-        <w:rPr>
-          <w:rtl/>
-        </w:rPr>
-      </w:pPr>
-      <w:bookmarkStart w:id="6" w:name="_Toc29994017"/>
-      <w:bookmarkStart w:id="7" w:name="_Toc39329409"/>
-      <w:r>
-        <w:rPr>
-          <w:rFonts w:hint="cs"/>
-          <w:rtl/>
-        </w:rPr>
-        <w:t>אתגרים מרכזיים</w:t>
-      </w:r>
-      <w:bookmarkEnd w:id="6"/>
-      <w:bookmarkEnd w:id="7"/>
-    </w:p>
-    <w:p>
-      <w:pPr>
-        <w:spacing w:line="276" w:lineRule="auto"/>
-        <w:rPr>
-          <w:color w:val="0000FF"/>
-          <w:rtl/>
-        </w:rPr>
-      </w:pPr>
-      <w:r>
-        <w:rPr>
-          <w:rFonts w:hint="cs"/>
-          <w:color w:val="0000FF"/>
-          <w:rtl/>
-        </w:rPr>
-        <w:t xml:space="preserve"> </w:t>
-      </w:r>
-      <w:r>
-        <w:rPr>
-          <w:rFonts w:hint="cs"/>
-          <w:color w:val="0000FF"/>
-          <w:rtl/>
-        </w:rPr>
-        <w:t xml:space="preserve">פרטו פה את האתגרים המרכזיים איתם התמודדתם בזמן פיתוח הפרויקט (ברמת פירוט של 1-3 משפטים לכל אתגר). </w:t>
-      </w:r>
-      <w:r>
-        <w:rPr>
-          <w:rFonts w:hint="cs"/>
+          <w:rtl/>
+        </w:rPr>
+      </w:pPr>
+    </w:p>
+    <w:p>
+      <w:pPr>
+        <w:spacing w:line="360" w:lineRule="auto"/>
+        <w:jc w:val="left"/>
+        <w:rPr>
           <w:b/>
           <w:bCs/>
-          <w:color w:val="0000FF"/>
-          <w:rtl/>
-        </w:rPr>
-        <w:t xml:space="preserve">קחו בחשבון </w:t>
-      </w:r>
-      <w:r>
-        <w:rPr>
+          <w:u w:val="single"/>
+          <w:rtl/>
+        </w:rPr>
+      </w:pPr>
+      <w:r>
+        <w:rPr>
+          <w:rFonts w:hint="cs"/>
           <w:b/>
           <w:bCs/>
-          <w:color w:val="0000FF"/>
-          <w:rtl/>
-        </w:rPr>
-        <w:t>–</w:t>
-      </w:r>
-      <w:r>
-        <w:rPr>
-          <w:rFonts w:hint="cs"/>
+          <w:u w:val="single"/>
+          <w:rtl/>
+        </w:rPr>
+        <w:t xml:space="preserve">בחירה ספציפית ב </w:t>
+      </w:r>
+      <w:r>
+        <w:rPr>
           <w:b/>
           <w:bCs/>
-          <w:color w:val="0000FF"/>
-          <w:rtl/>
-        </w:rPr>
-        <w:t xml:space="preserve"> זו ההזדמנות שלכם להסביר לבוחן למה הפרויקט הוא יותר מורכב ממה שהוא נראה ממבט ראשון.</w:t>
-      </w:r>
-      <w:r>
-        <w:rPr>
-          <w:rFonts w:hint="cs"/>
+          <w:u w:val="single"/>
+        </w:rPr>
+        <w:t>Data Base</w:t>
+      </w:r>
+    </w:p>
+    <w:p>
+      <w:pPr>
+        <w:spacing w:line="360" w:lineRule="auto"/>
+        <w:jc w:val="left"/>
+      </w:pPr>
+      <w:r>
+        <w:rPr>
+          <w:rFonts w:hint="cs"/>
+          <w:rtl/>
+        </w:rPr>
+        <w:t>בכל מחלקות הרבים (</w:t>
+      </w:r>
+      <w:r>
+        <w:t>Teachers, Students, Diaries…</w:t>
+      </w:r>
+      <w:r>
+        <w:rPr>
+          <w:rFonts w:hint="cs"/>
+          <w:rtl/>
+        </w:rPr>
+        <w:t>) ישנן קריאות לרשימה כולה, אך בחלק מן המקרים ישנן גם קריאות לחלקים מסוננים של הרשימות. למשל, קריאה להבאת רק את השיעורים המשויכים לתלמיד מסוים מבין כל השיעורים, על מנת להציגם ברשימת השיעורים של התלמיד</w:t>
+      </w:r>
+      <w:r>
+        <w:rPr>
+          <w:rFonts w:hint="cs"/>
+          <w:rtl/>
+        </w:rPr>
+        <w:t xml:space="preserve">. על מנת לעשות כן, יש להשתמש </w:t>
+      </w:r>
+      <w:r>
+        <w:rPr>
+          <w:rFonts w:hint="cs"/>
+          <w:rtl/>
+        </w:rPr>
+        <w:t xml:space="preserve">במשפט </w:t>
+      </w:r>
+      <w:r>
+        <w:t>sql</w:t>
+      </w:r>
+      <w:r>
+        <w:rPr>
+          <w:rFonts w:hint="cs"/>
+          <w:rtl/>
+        </w:rPr>
+        <w:t xml:space="preserve"> השייכת ל </w:t>
+      </w:r>
+      <w:r>
+        <w:t>Data Base</w:t>
+      </w:r>
+      <w:r>
+        <w:rPr>
+          <w:rFonts w:hint="cs"/>
+          <w:rtl/>
+        </w:rPr>
+        <w:t xml:space="preserve"> בשם </w:t>
+      </w:r>
+      <w:r>
+        <w:t>SQLite</w:t>
+      </w:r>
+      <w:r>
+        <w:rPr>
+          <w:rFonts w:hint="cs"/>
+          <w:rtl/>
+        </w:rPr>
+        <w:t>. משפט שכזה הוא קשה לכתיב, במיוחד גם כשלא מבינים ויודעים לעומק את כל הדרכים המדויקות שלימו שבו, וזאת משום שאם ישנה טעות אז קשה מאוד לעלות עליה, שכן הודעת השגיאה אינה מראה באופן מדויק היכן הבעיה וכיד לפתור אותה, אם בכלל.</w:t>
+      </w:r>
+    </w:p>
+    <w:p>
+      <w:pPr>
+        <w:spacing w:line="360" w:lineRule="auto"/>
+        <w:jc w:val="left"/>
+      </w:pPr>
+    </w:p>
+    <w:p>
+      <w:pPr>
+        <w:spacing w:line="360" w:lineRule="auto"/>
+        <w:jc w:val="left"/>
+        <w:rPr>
           <w:b/>
           <w:bCs/>
-          <w:color w:val="0000FF"/>
-          <w:rtl/>
-        </w:rPr>
-        <w:t xml:space="preserve"> </w:t>
-      </w:r>
-    </w:p>
-    <w:p>
-      <w:pPr>
-        <w:spacing w:line="276" w:lineRule="auto"/>
-        <w:rPr>
-          <w:color w:val="0000FF"/>
-          <w:rtl/>
-        </w:rPr>
-      </w:pPr>
-      <w:r>
-        <w:rPr>
-          <w:rFonts w:hint="cs"/>
-          <w:color w:val="0000FF"/>
-          <w:rtl/>
-        </w:rPr>
-        <w:t>לכל אתגר כזה ציינו גם באיזה מחלקה הוא מקבל מענה.</w:t>
+          <w:u w:val="single"/>
+          <w:rtl/>
+        </w:rPr>
+      </w:pPr>
+      <w:r>
+        <w:rPr>
+          <w:rFonts w:hint="cs"/>
+          <w:b/>
+          <w:bCs/>
+          <w:u w:val="single"/>
+          <w:rtl/>
+        </w:rPr>
+        <w:t xml:space="preserve">העברה של רשימת </w:t>
+      </w:r>
+      <w:r>
+        <w:rPr>
+          <w:b/>
+          <w:bCs/>
+          <w:u w:val="single"/>
+        </w:rPr>
+        <w:t>Check Box</w:t>
+      </w:r>
+      <w:r>
+        <w:rPr>
+          <w:rFonts w:hint="cs"/>
+          <w:b/>
+          <w:bCs/>
+          <w:u w:val="single"/>
+          <w:rtl/>
+        </w:rPr>
+        <w:t xml:space="preserve"> למסך אחר</w:t>
+      </w:r>
+    </w:p>
+    <w:p>
+      <w:pPr>
+        <w:spacing w:line="360" w:lineRule="auto"/>
+        <w:jc w:val="left"/>
+        <w:rPr>
+          <w:rFonts w:hint="cs"/>
+          <w:rtl/>
+        </w:rPr>
+      </w:pPr>
+      <w:r>
+        <w:rPr>
+          <w:rFonts w:hint="cs"/>
+          <w:rtl/>
+        </w:rPr>
+        <w:t xml:space="preserve">ישנו מסך אש במסך הזה שינה רשימה של אבני דרך חשובים בהם התלמיד צריך לעבור על מנת להשיג את רישיון הנהיגה הנחשק. רשימה זו היא מעין </w:t>
+      </w:r>
+      <w:r>
+        <w:t>To Do List</w:t>
+      </w:r>
+      <w:r>
+        <w:rPr>
+          <w:rFonts w:hint="cs"/>
+          <w:rtl/>
+        </w:rPr>
+        <w:t xml:space="preserve"> המאפשרת לתלמיד למחוק את מה שעשה כמעין דרך לציין ולסדר את מצבו בתהליך. </w:t>
+      </w:r>
+      <w:r>
+        <w:rPr>
+          <w:rFonts w:hint="cs"/>
+          <w:rtl/>
+        </w:rPr>
+        <w:t xml:space="preserve">הקושי פה היה להפוך את הכל לרשימה ולהעביר אותה כמו שהיא למסך אחר. לא משנה כמה ניסיתי, לא הצלחתי להעביר את הרשימה כמו שהיא. לכן, נאלצתי להמיר את הרשימה בעזרת לולאת </w:t>
+      </w:r>
+      <w:r>
+        <w:t>for</w:t>
+      </w:r>
+      <w:r>
+        <w:rPr>
+          <w:rFonts w:hint="cs"/>
+          <w:rtl/>
+        </w:rPr>
+        <w:t xml:space="preserve"> לרשימה מטיפוס </w:t>
+      </w:r>
+      <w:r>
+        <w:t>string</w:t>
+      </w:r>
+      <w:r>
+        <w:rPr>
+          <w:rFonts w:hint="cs"/>
+          <w:rtl/>
+        </w:rPr>
+        <w:t xml:space="preserve"> מטיפוס </w:t>
+      </w:r>
+      <w:r>
+        <w:t>bool</w:t>
+      </w:r>
+      <w:r>
+        <w:rPr>
+          <w:rFonts w:hint="cs"/>
+          <w:rtl/>
+        </w:rPr>
+        <w:t xml:space="preserve"> ולאחר מכן להמיר בחזרה לטיפוס </w:t>
+      </w:r>
+      <w:r>
+        <w:t>bool</w:t>
+      </w:r>
+      <w:r>
+        <w:rPr>
+          <w:rFonts w:hint="cs"/>
+          <w:rtl/>
+        </w:rPr>
+        <w:t xml:space="preserve"> מטיפוס </w:t>
+      </w:r>
+      <w:r>
+        <w:t>string</w:t>
+      </w:r>
+      <w:r>
+        <w:rPr>
+          <w:rFonts w:hint="cs"/>
+          <w:rtl/>
+        </w:rPr>
+        <w:t>. כמובן שנאלצתי לעשות את אותו הדבר גם כשנכנסים לרשימה במידה והתלמיד כבר ערך אותה בעבר.</w:t>
       </w:r>
     </w:p>
     <w:p>
@@ -5329,7 +6088,21 @@
           <w:rtl/>
         </w:rPr>
         <w:lastRenderedPageBreak/>
-        <w:t>תכן</w:t>
+        <w:t>ת</w:t>
+      </w:r>
+      <w:r>
+        <w:rPr>
+          <w:rFonts w:hint="cs"/>
+          <w:rtl/>
+        </w:rPr>
+        <w:t>ו</w:t>
+      </w:r>
+      <w:r>
+        <w:rPr>
+          <w:rFonts w:hint="cs"/>
+          <w:rtl/>
+        </w:rPr>
+        <w:t>כן</w:t>
       </w:r>
       <w:bookmarkEnd w:id="8"/>
       <w:bookmarkEnd w:id="9"/>
@@ -7964,16 +8737,8 @@
         <w:rPr>
           <w:color w:val="0000FF"/>
         </w:rPr>
-        <w:t>Alt-</w:t>
-      </w:r>
-      <w:proofErr w:type="spellStart"/>
-      <w:r>
-        <w:rPr>
-          <w:color w:val="0000FF"/>
-        </w:rPr>
-        <w:t>PrtScn</w:t>
-      </w:r>
-      <w:proofErr w:type="spellEnd"/>
+        <w:t>Alt-PrtScn</w:t>
+      </w:r>
       <w:r>
         <w:rPr>
           <w:rFonts w:hint="cs"/>
@@ -8319,25 +9084,7 @@
           <w:color w:val="0000FF"/>
           <w:rtl/>
         </w:rPr>
-        <w:t xml:space="preserve">מחלקות </w:t>
-      </w:r>
-      <w:proofErr w:type="spellStart"/>
-      <w:r>
-        <w:rPr>
-          <w:rFonts w:hint="cs"/>
-          <w:color w:val="0000FF"/>
-          <w:rtl/>
-        </w:rPr>
-        <w:t>מפרןיקט</w:t>
-      </w:r>
-      <w:proofErr w:type="spellEnd"/>
-      <w:r>
-        <w:rPr>
-          <w:rFonts w:hint="cs"/>
-          <w:color w:val="0000FF"/>
-          <w:rtl/>
-        </w:rPr>
-        <w:t xml:space="preserve"> </w:t>
+        <w:t xml:space="preserve">מחלקות מפרןיקט </w:t>
       </w:r>
       <w:r>
         <w:rPr>
@@ -8557,12 +9304,10 @@
         </w:rPr>
       </w:pPr>
       <w:bookmarkStart w:id="22" w:name="_Toc29994021"/>
-      <w:proofErr w:type="spellStart"/>
       <w:r>
         <w:t>MainMenuActivity</w:t>
       </w:r>
       <w:bookmarkEnd w:id="22"/>
-      <w:proofErr w:type="spellEnd"/>
     </w:p>
     <w:p>
       <w:pPr>
@@ -8590,12 +9335,10 @@
         </w:rPr>
       </w:pPr>
       <w:bookmarkStart w:id="23" w:name="_Toc29994022"/>
-      <w:proofErr w:type="spellStart"/>
       <w:r>
         <w:t>GameActivity</w:t>
       </w:r>
       <w:bookmarkEnd w:id="23"/>
-      <w:proofErr w:type="spellEnd"/>
     </w:p>
     <w:p>
       <w:pPr>
@@ -8708,12 +9451,10 @@
         </w:rPr>
       </w:pPr>
       <w:bookmarkStart w:id="26" w:name="_Toc29994024"/>
-      <w:proofErr w:type="spellStart"/>
       <w:r>
         <w:t>SoundService</w:t>
       </w:r>
       <w:bookmarkEnd w:id="26"/>
-      <w:proofErr w:type="spellEnd"/>
     </w:p>
     <w:p>
       <w:pPr>
@@ -8751,14 +9492,12 @@
         </w:rPr>
         <w:t xml:space="preserve"> מופעל ע"י </w:t>
       </w:r>
-      <w:proofErr w:type="spellStart"/>
       <w:r>
         <w:rPr>
           <w:color w:val="0000FF"/>
         </w:rPr>
         <w:t>onStart</w:t>
       </w:r>
-      <w:proofErr w:type="spellEnd"/>
       <w:r>
         <w:rPr>
           <w:rFonts w:hint="cs"/>
@@ -8767,14 +9506,12 @@
         </w:rPr>
         <w:t xml:space="preserve"> ב-</w:t>
       </w:r>
-      <w:proofErr w:type="spellStart"/>
       <w:r>
         <w:rPr>
           <w:color w:val="0000FF"/>
         </w:rPr>
         <w:t>GameActivity</w:t>
       </w:r>
-      <w:proofErr w:type="spellEnd"/>
       <w:r>
         <w:rPr>
           <w:rFonts w:hint="cs"/>
@@ -8790,12 +9527,10 @@
         <w:spacing w:line="276" w:lineRule="auto"/>
       </w:pPr>
       <w:bookmarkStart w:id="27" w:name="_Toc29994025"/>
-      <w:proofErr w:type="spellStart"/>
       <w:r>
         <w:t>VibratorService</w:t>
       </w:r>
       <w:bookmarkEnd w:id="27"/>
-      <w:proofErr w:type="spellEnd"/>
     </w:p>
     <w:p>
       <w:pPr>
@@ -8813,14 +9548,12 @@
         </w:rPr>
         <w:t>שירות של המערכת, המפעיל את הרטט במכשיר. נעשה בו שימוש ב-</w:t>
       </w:r>
-      <w:proofErr w:type="spellStart"/>
       <w:r>
         <w:rPr>
           <w:color w:val="0000FF"/>
         </w:rPr>
         <w:t>GameActivity</w:t>
       </w:r>
-      <w:proofErr w:type="spellEnd"/>
       <w:r>
         <w:rPr>
           <w:rFonts w:hint="cs"/>
@@ -8986,12 +9719,10 @@
         <w:spacing w:line="276" w:lineRule="auto"/>
       </w:pPr>
       <w:bookmarkStart w:id="30" w:name="_Toc29994027"/>
-      <w:proofErr w:type="spellStart"/>
       <w:r>
         <w:t>FinalAnimationThread</w:t>
       </w:r>
       <w:bookmarkEnd w:id="30"/>
-      <w:proofErr w:type="spellEnd"/>
     </w:p>
     <w:p>
       <w:pPr>
@@ -9009,14 +9740,12 @@
         </w:rPr>
         <w:t>מנהל את האנימציה במשחק. מופעל ע"י ה-</w:t>
       </w:r>
-      <w:proofErr w:type="spellStart"/>
       <w:r>
         <w:rPr>
           <w:color w:val="0000FF"/>
         </w:rPr>
         <w:t>GameActivity</w:t>
       </w:r>
-      <w:proofErr w:type="spellEnd"/>
       <w:r>
         <w:rPr>
           <w:rFonts w:hint="cs"/>
@@ -9029,16 +9758,8 @@
         <w:rPr>
           <w:color w:val="0000FF"/>
         </w:rPr>
-        <w:t xml:space="preserve"> </w:t>
-      </w:r>
-      <w:proofErr w:type="spellStart"/>
-      <w:r>
-        <w:rPr>
-          <w:color w:val="0000FF"/>
-        </w:rPr>
-        <w:t>GameActivity</w:t>
-      </w:r>
-      <w:proofErr w:type="spellEnd"/>
+        <w:t xml:space="preserve"> GameActivity</w:t>
+      </w:r>
       <w:r>
         <w:rPr>
           <w:rFonts w:hint="cs"/>
@@ -9061,14 +9782,12 @@
         </w:rPr>
         <w:t xml:space="preserve">  הממומש ע"י המחלקה </w:t>
       </w:r>
-      <w:proofErr w:type="spellStart"/>
       <w:r>
         <w:rPr>
           <w:color w:val="0000FF"/>
         </w:rPr>
         <w:t>AnimationHandler</w:t>
       </w:r>
-      <w:proofErr w:type="spellEnd"/>
       <w:r>
         <w:rPr>
           <w:rFonts w:hint="cs"/>
@@ -9378,61 +10097,7 @@
           <w:color w:val="0000FF"/>
           <w:rtl/>
         </w:rPr>
-        <w:t xml:space="preserve"> תוכנה </w:t>
-      </w:r>
-      <w:proofErr w:type="spellStart"/>
-      <w:r>
-        <w:rPr>
-          <w:rFonts w:hint="cs"/>
-          <w:color w:val="0000FF"/>
-          <w:rtl/>
-        </w:rPr>
-        <w:t>מסויימים</w:t>
-      </w:r>
-      <w:proofErr w:type="spellEnd"/>
-      <w:r>
-        <w:rPr>
-          <w:rFonts w:hint="cs"/>
-          <w:color w:val="0000FF"/>
-          <w:rtl/>
-        </w:rPr>
-        <w:t xml:space="preserve"> ולא באחרים </w:t>
-      </w:r>
-      <w:proofErr w:type="spellStart"/>
-      <w:r>
-        <w:rPr>
-          <w:rFonts w:hint="cs"/>
-          <w:color w:val="0000FF"/>
-          <w:rtl/>
-        </w:rPr>
-        <w:t>וכו</w:t>
-      </w:r>
-      <w:proofErr w:type="spellEnd"/>
-      <w:r>
-        <w:rPr>
-          <w:rFonts w:hint="cs"/>
-          <w:color w:val="0000FF"/>
-          <w:rtl/>
-        </w:rPr>
-        <w:t xml:space="preserve">', מדוע חילקתם למחלקות בצורה זו ולא אחרת </w:t>
-      </w:r>
-      <w:proofErr w:type="spellStart"/>
-      <w:r>
-        <w:rPr>
-          <w:rFonts w:hint="cs"/>
-          <w:color w:val="0000FF"/>
-          <w:rtl/>
-        </w:rPr>
-        <w:t>וכו</w:t>
-      </w:r>
-      <w:proofErr w:type="spellEnd"/>
-      <w:r>
-        <w:rPr>
-          <w:rFonts w:hint="cs"/>
-          <w:color w:val="0000FF"/>
-          <w:rtl/>
-        </w:rPr>
-        <w:t>'.</w:t>
+        <w:t xml:space="preserve"> תוכנה מסויימים ולא באחרים וכו', מדוע חילקתם למחלקות בצורה זו ולא אחרת וכו'.</w:t>
       </w:r>
     </w:p>
     <w:p>
@@ -9635,12 +10300,10 @@
         <w:spacing w:line="276" w:lineRule="auto"/>
       </w:pPr>
       <w:bookmarkStart w:id="41" w:name="_Toc29994037"/>
-      <w:proofErr w:type="spellStart"/>
       <w:r>
         <w:t>Drawables</w:t>
       </w:r>
       <w:bookmarkEnd w:id="41"/>
-      <w:proofErr w:type="spellEnd"/>
     </w:p>
     <w:p>
       <w:pPr>
@@ -9986,7 +10649,6 @@
           <w:szCs w:val="18"/>
         </w:rPr>
       </w:pPr>
-      <w:proofErr w:type="spellStart"/>
       <w:r>
         <w:rPr>
           <w:rFonts w:ascii="Segoe UI" w:hAnsi="Segoe UI" w:cs="Segoe UI"/>
@@ -9994,17 +10656,7 @@
           <w:sz w:val="18"/>
           <w:szCs w:val="18"/>
         </w:rPr>
-        <w:t>Settings.loadUserDetailsFromText</w:t>
-      </w:r>
-      <w:proofErr w:type="spellEnd"/>
-      <w:r>
-        <w:rPr>
-          <w:rFonts w:ascii="Segoe UI" w:hAnsi="Segoe UI" w:cs="Segoe UI"/>
-          <w:color w:val="0033CC"/>
-          <w:sz w:val="18"/>
-          <w:szCs w:val="18"/>
-        </w:rPr>
-        <w:t>()</w:t>
+        <w:t>Settings.loadUserDetailsFromText()</w:t>
       </w:r>
     </w:p>
     <w:p>
@@ -10023,7 +10675,6 @@
           <w:szCs w:val="18"/>
         </w:rPr>
       </w:pPr>
-      <w:proofErr w:type="spellStart"/>
       <w:r>
         <w:rPr>
           <w:rFonts w:ascii="Segoe UI" w:hAnsi="Segoe UI" w:cs="Segoe UI"/>
@@ -10033,7 +10684,6 @@
         </w:rPr>
         <w:t>Settings.saveUserDetailsToText</w:t>
       </w:r>
-      <w:proofErr w:type="spellEnd"/>
     </w:p>
     <w:p>
       <w:pPr>
@@ -10051,7 +10701,6 @@
           <w:szCs w:val="18"/>
         </w:rPr>
       </w:pPr>
-      <w:proofErr w:type="spellStart"/>
       <w:r>
         <w:rPr>
           <w:rFonts w:ascii="Segoe UI" w:hAnsi="Segoe UI" w:cs="Segoe UI"/>
@@ -10059,17 +10708,7 @@
           <w:sz w:val="18"/>
           <w:szCs w:val="18"/>
         </w:rPr>
-        <w:t>MainActivity.isNotificationVisible</w:t>
-      </w:r>
-      <w:proofErr w:type="spellEnd"/>
-      <w:r>
-        <w:rPr>
-          <w:rFonts w:ascii="Segoe UI" w:hAnsi="Segoe UI" w:cs="Segoe UI"/>
-          <w:color w:val="0033CC"/>
-          <w:sz w:val="18"/>
-          <w:szCs w:val="18"/>
-        </w:rPr>
-        <w:t>()</w:t>
+        <w:t>MainActivity.isNotificationVisible()</w:t>
       </w:r>
       <w:r>
         <w:rPr>
@@ -10097,7 +10736,6 @@
           <w:szCs w:val="18"/>
         </w:rPr>
       </w:pPr>
-      <w:proofErr w:type="spellStart"/>
       <w:r>
         <w:rPr>
           <w:rFonts w:ascii="Segoe UI" w:hAnsi="Segoe UI" w:cs="Segoe UI"/>
@@ -10105,17 +10743,7 @@
           <w:sz w:val="18"/>
           <w:szCs w:val="18"/>
         </w:rPr>
-        <w:t>Receiver.loadUserDetailsFromText</w:t>
-      </w:r>
-      <w:proofErr w:type="spellEnd"/>
-      <w:r>
-        <w:rPr>
-          <w:rFonts w:ascii="Segoe UI" w:hAnsi="Segoe UI" w:cs="Segoe UI"/>
-          <w:color w:val="0033CC"/>
-          <w:sz w:val="18"/>
-          <w:szCs w:val="18"/>
-        </w:rPr>
-        <w:t>()</w:t>
+        <w:t>Receiver.loadUserDetailsFromText()</w:t>
       </w:r>
       <w:r>
         <w:rPr>
@@ -10206,63 +10834,7 @@
           <w:sz w:val="19"/>
           <w:szCs w:val="19"/>
         </w:rPr>
-        <w:t xml:space="preserve">["Show notification" </w:t>
-      </w:r>
-      <w:proofErr w:type="spellStart"/>
-      <w:r>
-        <w:rPr>
-          <w:rFonts w:ascii="Segoe UI" w:hAnsi="Segoe UI" w:cs="Segoe UI"/>
-          <w:b/>
-          <w:bCs/>
-          <w:i/>
-          <w:iCs/>
-          <w:color w:val="0000FF"/>
-          <w:sz w:val="19"/>
-          <w:szCs w:val="19"/>
-        </w:rPr>
-        <w:t>CheckBox</w:t>
-      </w:r>
-      <w:proofErr w:type="spellEnd"/>
-      <w:r>
-        <w:rPr>
-          <w:rFonts w:ascii="Segoe UI" w:hAnsi="Segoe UI" w:cs="Segoe UI"/>
-          <w:b/>
-          <w:bCs/>
-          <w:i/>
-          <w:iCs/>
-          <w:color w:val="0000FF"/>
-          <w:sz w:val="19"/>
-          <w:szCs w:val="19"/>
-        </w:rPr>
-        <w:t xml:space="preserve"> state as string</w:t>
-      </w:r>
-      <w:proofErr w:type="gramStart"/>
-      <w:r>
-        <w:rPr>
-          <w:rFonts w:ascii="Segoe UI" w:hAnsi="Segoe UI" w:cs="Segoe UI"/>
-          <w:b/>
-          <w:bCs/>
-          <w:i/>
-          <w:iCs/>
-          <w:color w:val="0000FF"/>
-          <w:sz w:val="19"/>
-          <w:szCs w:val="19"/>
-        </w:rPr>
-        <w:t>] ;</w:t>
-      </w:r>
-      <w:proofErr w:type="gramEnd"/>
-      <w:r>
-        <w:rPr>
-          <w:rFonts w:ascii="Segoe UI" w:hAnsi="Segoe UI" w:cs="Segoe UI"/>
-          <w:b/>
-          <w:bCs/>
-          <w:i/>
-          <w:iCs/>
-          <w:color w:val="0000FF"/>
-          <w:sz w:val="19"/>
-          <w:szCs w:val="19"/>
-        </w:rPr>
-        <w:t xml:space="preserve"> [Email Address]; [Phone Number]; [User's Name]</w:t>
+        <w:t>["Show notification" CheckBox state as string] ; [Email Address]; [Phone Number]; [User's Name]</w:t>
       </w:r>
     </w:p>
     <w:p>
@@ -10308,19 +10880,11 @@
           <w:color w:val="0000FF"/>
         </w:rPr>
       </w:pPr>
-      <w:proofErr w:type="gramStart"/>
-      <w:r>
-        <w:rPr>
-          <w:color w:val="0000FF"/>
-        </w:rPr>
-        <w:t>false ;</w:t>
-      </w:r>
-      <w:proofErr w:type="gramEnd"/>
-      <w:r>
-        <w:rPr>
-          <w:color w:val="0000FF"/>
-        </w:rPr>
-        <w:t xml:space="preserve"> </w:t>
+      <w:r>
+        <w:rPr>
+          <w:color w:val="0000FF"/>
+        </w:rPr>
+        <w:t xml:space="preserve">false ; </w:t>
       </w:r>
       <w:hyperlink r:id="rId15" w:history="1">
         <w:r>
@@ -10345,19 +10909,11 @@
           <w:color w:val="0000FF"/>
         </w:rPr>
       </w:pPr>
-      <w:proofErr w:type="gramStart"/>
-      <w:r>
-        <w:rPr>
-          <w:color w:val="0000FF"/>
-        </w:rPr>
-        <w:t>true ;</w:t>
-      </w:r>
-      <w:proofErr w:type="gramEnd"/>
-      <w:r>
-        <w:rPr>
-          <w:color w:val="0000FF"/>
-        </w:rPr>
-        <w:t xml:space="preserve"> </w:t>
+      <w:r>
+        <w:rPr>
+          <w:color w:val="0000FF"/>
+        </w:rPr>
+        <w:t xml:space="preserve">true ; </w:t>
       </w:r>
       <w:hyperlink r:id="rId16" w:history="1">
         <w:r>
@@ -11053,7 +11609,6 @@
                 <w:sz w:val="24"/>
               </w:rPr>
             </w:pPr>
-            <w:proofErr w:type="spellStart"/>
             <w:r>
               <w:rPr>
                 <w:color w:val="0000FF"/>
@@ -11061,7 +11616,6 @@
               </w:rPr>
               <w:t>CityNo</w:t>
             </w:r>
-            <w:proofErr w:type="spellEnd"/>
           </w:p>
         </w:tc>
         <w:tc>
@@ -11185,7 +11739,6 @@
                 <w:sz w:val="24"/>
               </w:rPr>
             </w:pPr>
-            <w:proofErr w:type="spellStart"/>
             <w:r>
               <w:rPr>
                 <w:color w:val="0000FF"/>
@@ -11193,7 +11746,6 @@
               </w:rPr>
               <w:t>BirthDate</w:t>
             </w:r>
-            <w:proofErr w:type="spellEnd"/>
           </w:p>
         </w:tc>
         <w:tc>
@@ -11208,7 +11760,6 @@
                 <w:sz w:val="24"/>
               </w:rPr>
             </w:pPr>
-            <w:proofErr w:type="spellStart"/>
             <w:r>
               <w:rPr>
                 <w:color w:val="0000FF"/>
@@ -11216,7 +11767,6 @@
               </w:rPr>
               <w:t>DateTime</w:t>
             </w:r>
-            <w:proofErr w:type="spellEnd"/>
           </w:p>
         </w:tc>
         <w:tc>
@@ -11568,23 +12118,13 @@
         </w:rPr>
         <w:t xml:space="preserve">צורך היא עונה </w:t>
       </w:r>
-      <w:proofErr w:type="spellStart"/>
-      <w:r>
-        <w:rPr>
-          <w:rFonts w:hint="cs"/>
-          <w:color w:val="0000FF"/>
-          <w:rtl/>
-        </w:rPr>
-        <w:t>וכו</w:t>
-      </w:r>
-      <w:proofErr w:type="spellEnd"/>
-      <w:r>
-        <w:rPr>
-          <w:rFonts w:hint="cs"/>
-          <w:color w:val="0000FF"/>
-          <w:rtl/>
-        </w:rPr>
-        <w:t>'.</w:t>
+      <w:r>
+        <w:rPr>
+          <w:rFonts w:hint="cs"/>
+          <w:color w:val="0000FF"/>
+          <w:rtl/>
+        </w:rPr>
+        <w:t>וכו'.</w:t>
       </w:r>
     </w:p>
     <w:p>
@@ -11624,23 +12164,13 @@
         </w:rPr>
         <w:t xml:space="preserve">copy-paste </w:t>
       </w:r>
-      <w:proofErr w:type="spellStart"/>
-      <w:r>
-        <w:rPr>
-          <w:rFonts w:hint="cs"/>
-          <w:color w:val="0000FF"/>
-          <w:rtl/>
-        </w:rPr>
-        <w:t>מויקיפדיה</w:t>
-      </w:r>
-      <w:proofErr w:type="spellEnd"/>
-      <w:r>
-        <w:rPr>
-          <w:rFonts w:hint="cs"/>
-          <w:color w:val="0000FF"/>
-          <w:rtl/>
-        </w:rPr>
-        <w:t xml:space="preserve"> או מאתר כלשהו).</w:t>
+      <w:r>
+        <w:rPr>
+          <w:rFonts w:hint="cs"/>
+          <w:color w:val="0000FF"/>
+          <w:rtl/>
+        </w:rPr>
+        <w:t>מויקיפדיה או מאתר כלשהו).</w:t>
       </w:r>
     </w:p>
     <w:p>
@@ -11767,43 +12297,7 @@
           <w:color w:val="0000FF"/>
           <w:rtl/>
         </w:rPr>
-        <w:t>הצגה גרפית של לוח המשחק דו-</w:t>
-      </w:r>
-      <w:proofErr w:type="spellStart"/>
-      <w:r>
-        <w:rPr>
-          <w:rFonts w:hint="cs"/>
-          <w:color w:val="0000FF"/>
-          <w:rtl/>
-        </w:rPr>
-        <w:t>מימדית</w:t>
-      </w:r>
-      <w:proofErr w:type="spellEnd"/>
-      <w:r>
-        <w:rPr>
-          <w:rFonts w:hint="cs"/>
-          <w:color w:val="0000FF"/>
-          <w:rtl/>
-        </w:rPr>
-        <w:t xml:space="preserve"> ותלת-</w:t>
-      </w:r>
-      <w:proofErr w:type="spellStart"/>
-      <w:r>
-        <w:rPr>
-          <w:rFonts w:hint="cs"/>
-          <w:color w:val="0000FF"/>
-          <w:rtl/>
-        </w:rPr>
-        <w:t>מימדית</w:t>
-      </w:r>
-      <w:proofErr w:type="spellEnd"/>
-      <w:r>
-        <w:rPr>
-          <w:rFonts w:hint="cs"/>
-          <w:color w:val="0000FF"/>
-          <w:rtl/>
-        </w:rPr>
-        <w:t xml:space="preserve"> מנקודת המבט של השחקן.</w:t>
+        <w:t>הצגה גרפית של לוח המשחק דו-מימדית ותלת-מימדית מנקודת המבט של השחקן.</w:t>
       </w:r>
     </w:p>
     <w:p>
@@ -14700,29 +15194,7 @@
           <w:color w:val="0000FF"/>
           <w:rtl/>
         </w:rPr>
-        <w:t xml:space="preserve"> שנפתח </w:t>
-      </w:r>
-      <w:proofErr w:type="spellStart"/>
-      <w:r>
-        <w:rPr>
-          <w:rFonts w:hint="cs"/>
-          <w:b/>
-          <w:bCs/>
-          <w:color w:val="0000FF"/>
-          <w:rtl/>
-        </w:rPr>
-        <w:t>וכו</w:t>
-      </w:r>
-      <w:proofErr w:type="spellEnd"/>
-      <w:r>
-        <w:rPr>
-          <w:rFonts w:hint="cs"/>
-          <w:b/>
-          <w:bCs/>
-          <w:color w:val="0000FF"/>
-          <w:rtl/>
-        </w:rPr>
-        <w:t>'.</w:t>
+        <w:t xml:space="preserve"> שנפתח וכו'.</w:t>
       </w:r>
     </w:p>
     <w:p>
@@ -14748,25 +15220,7 @@
           <w:color w:val="0000FF"/>
           <w:rtl/>
         </w:rPr>
-        <w:t xml:space="preserve"> ניתן להניח כי הקורא הוא </w:t>
-      </w:r>
-      <w:proofErr w:type="spellStart"/>
-      <w:r>
-        <w:rPr>
-          <w:rFonts w:hint="cs"/>
-          <w:color w:val="0000FF"/>
-          <w:rtl/>
-        </w:rPr>
-        <w:t>אינטיליגנטי</w:t>
-      </w:r>
-      <w:proofErr w:type="spellEnd"/>
-      <w:r>
-        <w:rPr>
-          <w:rFonts w:hint="cs"/>
-          <w:color w:val="0000FF"/>
-          <w:rtl/>
-        </w:rPr>
-        <w:t xml:space="preserve"> מספיק כדי לדעת לקרוא את הכתוב על הכפתורים, לכן יש צורך להרחיב רק לגבי כפתורים/אופציות בתפריט אשר אינם מובנים מאליהם או שבקוד מאחור קורים דברים שאינם טריוויאליים (למשל </w:t>
+        <w:t xml:space="preserve"> ניתן להניח כי הקורא הוא אינטיליגנטי מספיק כדי לדעת לקרוא את הכתוב על הכפתורים, לכן יש צורך להרחיב רק לגבי כפתורים/אופציות בתפריט אשר אינם מובנים מאליהם או שבקוד מאחור קורים דברים שאינם טריוויאליים (למשל </w:t>
       </w:r>
       <w:r>
         <w:rPr>
@@ -14867,14 +15321,12 @@
         </w:rPr>
         <w:t xml:space="preserve"> ב-</w:t>
       </w:r>
-      <w:proofErr w:type="spellStart"/>
       <w:r>
         <w:rPr>
           <w:color w:val="0000FF"/>
         </w:rPr>
         <w:t>onPause</w:t>
       </w:r>
-      <w:proofErr w:type="spellEnd"/>
       <w:r>
         <w:rPr>
           <w:rFonts w:hint="cs"/>
@@ -14883,14 +15335,12 @@
         </w:rPr>
         <w:t xml:space="preserve"> שומרים לקובץ את מצב המערכת, ב-</w:t>
       </w:r>
-      <w:proofErr w:type="spellStart"/>
       <w:r>
         <w:rPr>
           <w:color w:val="0000FF"/>
         </w:rPr>
         <w:t>onResume</w:t>
       </w:r>
-      <w:proofErr w:type="spellEnd"/>
       <w:r>
         <w:rPr>
           <w:rFonts w:hint="cs"/>
@@ -15032,19 +15482,11 @@
         </w:rPr>
         <w:t>אם יש תפריטים גם על פקדים (</w:t>
       </w:r>
-      <w:proofErr w:type="spellStart"/>
       <w:r>
         <w:rPr>
           <w:color w:val="FF0000"/>
         </w:rPr>
-        <w:t>Conext</w:t>
-      </w:r>
-      <w:proofErr w:type="spellEnd"/>
-      <w:r>
-        <w:rPr>
-          <w:color w:val="FF0000"/>
-        </w:rPr>
-        <w:t xml:space="preserve"> menu</w:t>
+        <w:t>Conext menu</w:t>
       </w:r>
       <w:r>
         <w:rPr>
@@ -15236,14 +15678,12 @@
         </w:rPr>
         <w:t>העתיקו מה-</w:t>
       </w:r>
-      <w:proofErr w:type="spellStart"/>
       <w:r>
         <w:rPr>
           <w:color w:val="0000FF"/>
         </w:rPr>
         <w:t>AndroidManifest</w:t>
       </w:r>
-      <w:proofErr w:type="spellEnd"/>
       <w:r>
         <w:rPr>
           <w:rFonts w:hint="cs"/>
@@ -15278,22 +15718,12 @@
           <w:rtl/>
         </w:rPr>
       </w:pPr>
-      <w:proofErr w:type="spellStart"/>
-      <w:proofErr w:type="gramStart"/>
-      <w:r>
-        <w:rPr>
-          <w:color w:val="0000FF"/>
-        </w:rPr>
-        <w:t>android.permission</w:t>
-      </w:r>
-      <w:proofErr w:type="gramEnd"/>
-      <w:r>
-        <w:rPr>
-          <w:color w:val="0000FF"/>
-        </w:rPr>
-        <w:t>.VIBRATE</w:t>
-      </w:r>
-      <w:proofErr w:type="spellEnd"/>
+      <w:r>
+        <w:rPr>
+          <w:color w:val="0000FF"/>
+        </w:rPr>
+        <w:t>android.permission.VIBRATE</w:t>
+      </w:r>
       <w:r>
         <w:rPr>
           <w:rFonts w:hint="cs"/>
@@ -15404,25 +15834,7 @@
           <w:color w:val="0000FF"/>
           <w:rtl/>
         </w:rPr>
-        <w:t xml:space="preserve">, מערכת שאינה יכולה לרוץ על </w:t>
-      </w:r>
-      <w:proofErr w:type="spellStart"/>
-      <w:r>
-        <w:rPr>
-          <w:rFonts w:hint="cs"/>
-          <w:color w:val="0000FF"/>
-          <w:rtl/>
-        </w:rPr>
-        <w:t>אמולטור</w:t>
-      </w:r>
-      <w:proofErr w:type="spellEnd"/>
-      <w:r>
-        <w:rPr>
-          <w:rFonts w:hint="cs"/>
-          <w:color w:val="0000FF"/>
-          <w:rtl/>
-        </w:rPr>
-        <w:t xml:space="preserve"> אלא רק על מכשיר פיזי וכו').</w:t>
+        <w:t>, מערכת שאינה יכולה לרוץ על אמולטור אלא רק על מכשיר פיזי וכו').</w:t>
       </w:r>
     </w:p>
     <w:p>
@@ -15439,25 +15851,7 @@
           <w:color w:val="0000FF"/>
           <w:rtl/>
         </w:rPr>
-        <w:t xml:space="preserve">כמו כן יש לציין אם המערכת מצפה שיהיו קבצים </w:t>
-      </w:r>
-      <w:proofErr w:type="spellStart"/>
-      <w:r>
-        <w:rPr>
-          <w:rFonts w:hint="cs"/>
-          <w:color w:val="0000FF"/>
-          <w:rtl/>
-        </w:rPr>
-        <w:t>מסויימים</w:t>
-      </w:r>
-      <w:proofErr w:type="spellEnd"/>
-      <w:r>
-        <w:rPr>
-          <w:rFonts w:hint="cs"/>
-          <w:color w:val="0000FF"/>
-          <w:rtl/>
-        </w:rPr>
-        <w:t xml:space="preserve"> על המכשיר (תמונות,</w:t>
+        <w:t>כמו כן יש לציין אם המערכת מצפה שיהיו קבצים מסויימים על המכשיר (תמונות,</w:t>
       </w:r>
       <w:r>
         <w:rPr>
@@ -15471,25 +15865,7 @@
           <w:color w:val="0000FF"/>
           <w:rtl/>
         </w:rPr>
-        <w:t xml:space="preserve"> מוסיקה, וידאו) </w:t>
-      </w:r>
-      <w:proofErr w:type="spellStart"/>
-      <w:r>
-        <w:rPr>
-          <w:rFonts w:hint="cs"/>
-          <w:color w:val="0000FF"/>
-          <w:rtl/>
-        </w:rPr>
-        <w:t>וכו</w:t>
-      </w:r>
-      <w:proofErr w:type="spellEnd"/>
-      <w:r>
-        <w:rPr>
-          <w:rFonts w:hint="cs"/>
-          <w:color w:val="0000FF"/>
-          <w:rtl/>
-        </w:rPr>
-        <w:t>'. עקרונית עדיף לדאוג לספק 2-3 קבצי דוגמא בתוך ה-</w:t>
+        <w:t xml:space="preserve"> מוסיקה, וידאו) וכו'. עקרונית עדיף לדאוג לספק 2-3 קבצי דוגמא בתוך ה-</w:t>
       </w:r>
       <w:r>
         <w:rPr>
@@ -15515,21 +15891,12 @@
         </w:rPr>
       </w:pPr>
       <w:bookmarkStart w:id="70" w:name="_Toc29994013"/>
-      <w:proofErr w:type="spellStart"/>
-      <w:r>
-        <w:rPr>
-          <w:rFonts w:hint="cs"/>
-          <w:rtl/>
-        </w:rPr>
-        <w:t>גירסת</w:t>
-      </w:r>
-      <w:proofErr w:type="spellEnd"/>
-      <w:r>
-        <w:rPr>
-          <w:rFonts w:hint="cs"/>
-          <w:rtl/>
-        </w:rPr>
-        <w:t xml:space="preserve"> </w:t>
+      <w:r>
+        <w:rPr>
+          <w:rFonts w:hint="cs"/>
+          <w:rtl/>
+        </w:rPr>
+        <w:t xml:space="preserve">גירסת </w:t>
       </w:r>
       <w:r>
         <w:t>Android</w:t>
@@ -15557,25 +15924,7 @@
           <w:color w:val="0000FF"/>
           <w:rtl/>
         </w:rPr>
-        <w:t xml:space="preserve">מהי </w:t>
-      </w:r>
-      <w:proofErr w:type="spellStart"/>
-      <w:r>
-        <w:rPr>
-          <w:rFonts w:hint="cs"/>
-          <w:color w:val="0000FF"/>
-          <w:rtl/>
-        </w:rPr>
-        <w:t>גירסת</w:t>
-      </w:r>
-      <w:proofErr w:type="spellEnd"/>
-      <w:r>
-        <w:rPr>
-          <w:rFonts w:hint="cs"/>
-          <w:color w:val="0000FF"/>
-          <w:rtl/>
-        </w:rPr>
-        <w:t xml:space="preserve"> </w:t>
+        <w:t xml:space="preserve">מהי גירסת </w:t>
       </w:r>
       <w:r>
         <w:rPr>
@@ -15620,25 +15969,7 @@
           <w:color w:val="0000FF"/>
           <w:rtl/>
         </w:rPr>
-        <w:t xml:space="preserve"> </w:t>
-      </w:r>
-      <w:proofErr w:type="spellStart"/>
-      <w:r>
-        <w:rPr>
-          <w:rFonts w:hint="cs"/>
-          <w:color w:val="0000FF"/>
-          <w:rtl/>
-        </w:rPr>
-        <w:t>גירסת</w:t>
-      </w:r>
-      <w:proofErr w:type="spellEnd"/>
-      <w:r>
-        <w:rPr>
-          <w:rFonts w:hint="cs"/>
-          <w:color w:val="0000FF"/>
-          <w:rtl/>
-        </w:rPr>
-        <w:t xml:space="preserve"> </w:t>
+        <w:t xml:space="preserve"> גירסת </w:t>
       </w:r>
       <w:r>
         <w:rPr>
@@ -15687,25 +16018,7 @@
           <w:color w:val="0000FF"/>
           <w:rtl/>
         </w:rPr>
-        <w:t xml:space="preserve">ציינו על איזה מכשירים / </w:t>
-      </w:r>
-      <w:proofErr w:type="spellStart"/>
-      <w:r>
-        <w:rPr>
-          <w:rFonts w:hint="cs"/>
-          <w:color w:val="0000FF"/>
-          <w:rtl/>
-        </w:rPr>
-        <w:t>אמולטורים</w:t>
-      </w:r>
-      <w:proofErr w:type="spellEnd"/>
-      <w:r>
-        <w:rPr>
-          <w:rFonts w:hint="cs"/>
-          <w:color w:val="0000FF"/>
-          <w:rtl/>
-        </w:rPr>
-        <w:t xml:space="preserve"> נבדקה המערכת.</w:t>
+        <w:t>ציינו על איזה מכשירים / אמולטורים נבדקה המערכת.</w:t>
       </w:r>
     </w:p>
     <w:p>
@@ -15761,32 +16074,20 @@
           <w:rtl/>
         </w:rPr>
       </w:pPr>
-      <w:proofErr w:type="spellStart"/>
-      <w:r>
-        <w:rPr>
-          <w:rFonts w:hint="cs"/>
-          <w:color w:val="0000FF"/>
-          <w:rtl/>
-        </w:rPr>
-        <w:t>אמולטור</w:t>
-      </w:r>
-      <w:proofErr w:type="spellEnd"/>
-      <w:r>
-        <w:rPr>
-          <w:rFonts w:hint="cs"/>
-          <w:color w:val="0000FF"/>
-          <w:rtl/>
-        </w:rPr>
-        <w:t xml:space="preserve"> </w:t>
-      </w:r>
-      <w:proofErr w:type="spellStart"/>
+      <w:r>
+        <w:rPr>
+          <w:rFonts w:hint="cs"/>
+          <w:color w:val="0000FF"/>
+          <w:rtl/>
+        </w:rPr>
+        <w:t xml:space="preserve">אמולטור </w:t>
+      </w:r>
       <w:r>
         <w:rPr>
           <w:color w:val="0000FF"/>
         </w:rPr>
         <w:t>GennyMotion</w:t>
       </w:r>
-      <w:proofErr w:type="spellEnd"/>
       <w:r>
         <w:rPr>
           <w:rFonts w:hint="cs"/>
@@ -15821,25 +16122,7 @@
           <w:color w:val="0000FF"/>
           <w:rtl/>
         </w:rPr>
-        <w:t xml:space="preserve"> </w:t>
-      </w:r>
-      <w:proofErr w:type="spellStart"/>
-      <w:r>
-        <w:rPr>
-          <w:rFonts w:hint="cs"/>
-          <w:color w:val="0000FF"/>
-          <w:rtl/>
-        </w:rPr>
-        <w:t>גירסת</w:t>
-      </w:r>
-      <w:proofErr w:type="spellEnd"/>
-      <w:r>
-        <w:rPr>
-          <w:rFonts w:hint="cs"/>
-          <w:color w:val="0000FF"/>
-          <w:rtl/>
-        </w:rPr>
-        <w:t xml:space="preserve"> </w:t>
+        <w:t xml:space="preserve"> גירסת </w:t>
       </w:r>
       <w:r>
         <w:rPr>
@@ -16217,7 +16500,6 @@
         </w:rPr>
       </w:pPr>
       <w:bookmarkStart w:id="73" w:name="_Toc39329438"/>
-      <w:proofErr w:type="spellStart"/>
       <w:r>
         <w:rPr>
           <w:rFonts w:hint="cs"/>
@@ -16226,7 +16508,6 @@
         <w:t>ביבליוגראפיה</w:t>
       </w:r>
       <w:bookmarkEnd w:id="73"/>
-      <w:proofErr w:type="spellEnd"/>
     </w:p>
     <w:p>
       <w:pPr>
@@ -16426,25 +16707,7 @@
           <w:color w:val="0000FF"/>
           <w:rtl/>
         </w:rPr>
-        <w:t xml:space="preserve">כאן עליכם להעתיק את קוד </w:t>
-      </w:r>
-      <w:proofErr w:type="spellStart"/>
-      <w:r>
-        <w:rPr>
-          <w:rFonts w:hint="cs"/>
-          <w:color w:val="0000FF"/>
-          <w:rtl/>
-        </w:rPr>
-        <w:t>התכנית</w:t>
-      </w:r>
-      <w:proofErr w:type="spellEnd"/>
-      <w:r>
-        <w:rPr>
-          <w:rFonts w:hint="cs"/>
-          <w:color w:val="0000FF"/>
-          <w:rtl/>
-        </w:rPr>
-        <w:t>.</w:t>
+        <w:t>כאן עליכם להעתיק את קוד התכנית.</w:t>
       </w:r>
     </w:p>
     <w:p>
@@ -18838,6 +19101,7 @@
     <w:lsdException w:name="HTML Sample" w:semiHidden="1" w:unhideWhenUsed="1"/>
     <w:lsdException w:name="HTML Typewriter" w:semiHidden="1" w:unhideWhenUsed="1"/>
     <w:lsdException w:name="HTML Variable" w:semiHidden="1" w:unhideWhenUsed="1"/>
+    <w:lsdException w:name="Normal Table" w:semiHidden="1" w:unhideWhenUsed="1"/>
     <w:lsdException w:name="annotation subject" w:semiHidden="1" w:unhideWhenUsed="1"/>
     <w:lsdException w:name="No List" w:semiHidden="1" w:unhideWhenUsed="1"/>
     <w:lsdException w:name="Outline List 1" w:semiHidden="1" w:unhideWhenUsed="1"/>
@@ -18880,8 +19144,11 @@
     <w:lsdException w:name="Table Contemporary" w:semiHidden="1" w:unhideWhenUsed="1"/>
     <w:lsdException w:name="Table Elegant" w:semiHidden="1" w:unhideWhenUsed="1"/>
     <w:lsdException w:name="Table Professional" w:semiHidden="1" w:unhideWhenUsed="1"/>
+    <w:lsdException w:name="Table Subtle 1" w:semiHidden="1" w:unhideWhenUsed="1"/>
     <w:lsdException w:name="Table Subtle 2" w:semiHidden="1" w:unhideWhenUsed="1"/>
     <w:lsdException w:name="Table Web 1" w:semiHidden="1" w:unhideWhenUsed="1"/>
+    <w:lsdException w:name="Table Web 2" w:semiHidden="1" w:unhideWhenUsed="1"/>
+    <w:lsdException w:name="Table Web 3" w:semiHidden="1" w:unhideWhenUsed="1"/>
     <w:lsdException w:name="Balloon Text" w:semiHidden="1" w:unhideWhenUsed="1"/>
     <w:lsdException w:name="Table Theme" w:semiHidden="1" w:unhideWhenUsed="1"/>
     <w:lsdException w:name="Placeholder Text" w:semiHidden="1" w:uiPriority="99"/>
@@ -23874,7 +24141,7 @@
 </file>
 
 <file path=customXml/itemProps1.xml><?xml version="1.0" encoding="utf-8"?>
-<ds:datastoreItem xmlns:ds="http://schemas.openxmlformats.org/officeDocument/2006/customXml" ds:itemID="{FAB1F3F3-842E-4C72-8637-CE4E3AA11F15}">
+<ds:datastoreItem xmlns:ds="http://schemas.openxmlformats.org/officeDocument/2006/customXml" ds:itemID="{7272F692-3AF2-4AF8-BACF-1CA518EAD639}">
   <ds:schemaRefs>
     <ds:schemaRef ds:uri="http://schemas.openxmlformats.org/officeDocument/2006/bibliography"/>
   </ds:schemaRefs>

--- a/Driving Lessons Manager.docx
+++ b/Driving Lessons Manager.docx
@@ -4955,7 +4955,25 @@
           <w:sz w:val="24"/>
           <w:rtl/>
         </w:rPr>
-        <w:t>קרה והייתי צריך לבטל, לדחות או להקדים את השיעור וזה כבר סיפור בפני עצמו, בשל העובדה שצריך היה להזיז תלמידים אחרים, בתקווה שהם יכולים כמובן, דבר שלקח זמן והיה מייאש. מוטיבציה נוספת לפרויקט היא שהרעיון הכללי לאיך שהאפליקציה תיראה ותעבוד כבר היה בראש שלי מתחילת העבודה על הפרויקט, דבר שהקל על מהלך העבודה לעומת מקרה אחר בו הייתי עובד על הפרויקט ללא רעיון כללי בראש</w:t>
+        <w:t xml:space="preserve">קרה והייתי צריך לבטל, לדחות או להקדים את השיעור וזה כבר סיפור בפני עצמו, בשל העובדה שצריך היה להזיז תלמידים אחרים, בתקווה שהם יכולים כמובן, דבר שלקח זמן והיה מייאש. מוטיבציה נוספת לפרויקט היא שהרעיון הכללי </w:t>
+      </w:r>
+      <w:proofErr w:type="spellStart"/>
+      <w:r>
+        <w:rPr>
+          <w:rFonts w:ascii="David" w:hAnsi="David" w:hint="cs"/>
+          <w:sz w:val="24"/>
+          <w:rtl/>
+        </w:rPr>
+        <w:t>לאיך</w:t>
+      </w:r>
+      <w:proofErr w:type="spellEnd"/>
+      <w:r>
+        <w:rPr>
+          <w:rFonts w:ascii="David" w:hAnsi="David" w:hint="cs"/>
+          <w:sz w:val="24"/>
+          <w:rtl/>
+        </w:rPr>
+        <w:t xml:space="preserve"> שהאפליקציה תיראה ותעבוד כבר היה בראש שלי מתחילת העבודה על הפרויקט, דבר שהקל על מהלך העבודה לעומת מקרה אחר בו הייתי עובד על הפרויקט ללא רעיון כללי בראש</w:t>
       </w:r>
       <w:r>
         <w:rPr>
@@ -5207,9 +5225,11 @@
         </w:rPr>
         <w:t xml:space="preserve">, עלי לקרוא לפונקציה </w:t>
       </w:r>
+      <w:proofErr w:type="spellStart"/>
       <w:r>
         <w:t>SelectAll</w:t>
       </w:r>
+      <w:proofErr w:type="spellEnd"/>
       <w:r>
         <w:rPr>
           <w:rFonts w:hint="cs"/>
@@ -5910,9 +5930,11 @@
         </w:rPr>
         <w:t xml:space="preserve">במשפט </w:t>
       </w:r>
+      <w:proofErr w:type="spellStart"/>
       <w:r>
         <w:t>sql</w:t>
       </w:r>
+      <w:proofErr w:type="spellEnd"/>
       <w:r>
         <w:rPr>
           <w:rFonts w:hint="cs"/>
@@ -5938,7 +5960,23 @@
           <w:rFonts w:hint="cs"/>
           <w:rtl/>
         </w:rPr>
-        <w:t>. משפט שכזה הוא קשה לכתיב, במיוחד גם כשלא מבינים ויודעים לעומק את כל הדרכים המדויקות שלימו שבו, וזאת משום שאם ישנה טעות אז קשה מאוד לעלות עליה, שכן הודעת השגיאה אינה מראה באופן מדויק היכן הבעיה וכיד לפתור אותה, אם בכלל.</w:t>
+        <w:t xml:space="preserve">. משפט שכזה הוא קשה לכתיב, במיוחד גם </w:t>
+      </w:r>
+      <w:proofErr w:type="spellStart"/>
+      <w:r>
+        <w:rPr>
+          <w:rFonts w:hint="cs"/>
+          <w:rtl/>
+        </w:rPr>
+        <w:t>כשלא</w:t>
+      </w:r>
+      <w:proofErr w:type="spellEnd"/>
+      <w:r>
+        <w:rPr>
+          <w:rFonts w:hint="cs"/>
+          <w:rtl/>
+        </w:rPr>
+        <w:t xml:space="preserve"> מבינים ויודעים לעומק את כל הדרכים המדויקות שלימו שבו, וזאת משום שאם ישנה טעות אז קשה מאוד לעלות עליה, שכן הודעת השגיאה אינה מראה באופן מדויק היכן הבעיה וכיד לפתור אותה, אם בכלל.</w:t>
       </w:r>
     </w:p>
     <w:p>
@@ -6018,7 +6056,23 @@
           <w:rFonts w:hint="cs"/>
           <w:rtl/>
         </w:rPr>
-        <w:t xml:space="preserve">הקושי פה היה להפוך את הכל לרשימה ולהעביר אותה כמו שהיא למסך אחר. לא משנה כמה ניסיתי, לא הצלחתי להעביר את הרשימה כמו שהיא. לכן, נאלצתי להמיר את הרשימה בעזרת לולאת </w:t>
+        <w:t xml:space="preserve">הקושי פה היה להפוך את </w:t>
+      </w:r>
+      <w:proofErr w:type="spellStart"/>
+      <w:r>
+        <w:rPr>
+          <w:rFonts w:hint="cs"/>
+          <w:rtl/>
+        </w:rPr>
+        <w:t>הכל</w:t>
+      </w:r>
+      <w:proofErr w:type="spellEnd"/>
+      <w:r>
+        <w:rPr>
+          <w:rFonts w:hint="cs"/>
+          <w:rtl/>
+        </w:rPr>
+        <w:t xml:space="preserve"> לרשימה ולהעביר אותה כמו שהיא למסך אחר. לא משנה כמה ניסיתי, לא הצלחתי להעביר את הרשימה כמו שהיא. לכן, נאלצתי להמיר את הרשימה בעזרת לולאת </w:t>
       </w:r>
       <w:r>
         <w:t>for</w:t>
@@ -6144,9 +6198,9 @@
           <w:noProof/>
         </w:rPr>
         <w:drawing>
-          <wp:inline distT="0" distB="0" distL="0" distR="0" wp14:anchorId="272CA514" wp14:editId="76C5C289">
-            <wp:extent cx="5486400" cy="2025650"/>
-            <wp:effectExtent l="0" t="0" r="19050" b="0"/>
+          <wp:inline distT="0" distB="0" distL="0" distR="0" wp14:anchorId="272CA514" wp14:editId="5B9DF96A">
+            <wp:extent cx="6296025" cy="4276725"/>
+            <wp:effectExtent l="19050" t="0" r="9525" b="0"/>
             <wp:docPr id="7" name="Diagram 7"/>
             <wp:cNvGraphicFramePr/>
             <a:graphic xmlns:a="http://schemas.openxmlformats.org/drawingml/2006/main">
@@ -6160,6 +6214,28 @@
     </w:p>
     <w:p>
       <w:pPr>
+        <w:bidi w:val="0"/>
+        <w:spacing w:line="240" w:lineRule="auto"/>
+        <w:jc w:val="left"/>
+        <w:rPr>
+          <w:rFonts w:ascii="Arial" w:hAnsi="Arial" w:cs="Narkisim"/>
+          <w:b/>
+          <w:bCs/>
+          <w:sz w:val="32"/>
+          <w:szCs w:val="32"/>
+          <w:u w:val="single"/>
+          <w:rtl/>
+        </w:rPr>
+      </w:pPr>
+      <w:r>
+        <w:rPr>
+          <w:rtl/>
+        </w:rPr>
+        <w:br w:type="page"/>
+      </w:r>
+    </w:p>
+    <w:p>
+      <w:pPr>
         <w:pStyle w:val="3"/>
         <w:spacing w:line="276" w:lineRule="auto"/>
         <w:rPr>
@@ -6188,24 +6264,16 @@
     <w:p>
       <w:pPr>
         <w:spacing w:line="276" w:lineRule="auto"/>
-        <w:rPr>
-          <w:color w:val="0000FF"/>
-          <w:rtl/>
-        </w:rPr>
-      </w:pPr>
-      <w:r>
-        <w:rPr>
-          <w:rFonts w:hint="cs"/>
-          <w:color w:val="0000FF"/>
-          <w:rtl/>
-        </w:rPr>
-        <w:t>ראה דוגמא:</w:t>
-      </w:r>
+        <w:jc w:val="center"/>
+        <w:rPr>
+          <w:color w:val="0000FF"/>
+          <w:rtl/>
+        </w:rPr>
+      </w:pPr>
     </w:p>
     <w:p>
       <w:pPr>
         <w:spacing w:line="276" w:lineRule="auto"/>
-        <w:jc w:val="center"/>
         <w:rPr>
           <w:color w:val="0000FF"/>
           <w:rtl/>
@@ -6216,7 +6284,6 @@
       <w:pPr>
         <w:spacing w:line="276" w:lineRule="auto"/>
         <w:rPr>
-          <w:color w:val="0000FF"/>
           <w:rtl/>
         </w:rPr>
       </w:pPr>
@@ -6229,16 +6296,16 @@
         <mc:AlternateContent>
           <mc:Choice Requires="wps">
             <w:drawing>
-              <wp:anchor distT="0" distB="0" distL="114300" distR="114300" simplePos="0" relativeHeight="251662848" behindDoc="0" locked="0" layoutInCell="1" allowOverlap="1" wp14:anchorId="1BC4EC8B" wp14:editId="6CB36430">
+              <wp:anchor distT="0" distB="0" distL="114300" distR="114300" simplePos="0" relativeHeight="251662848" behindDoc="0" locked="0" layoutInCell="1" allowOverlap="1" wp14:anchorId="1BC4EC8B" wp14:editId="2E8921FB">
                 <wp:simplePos x="0" y="0"/>
                 <wp:positionH relativeFrom="column">
-                  <wp:posOffset>882650</wp:posOffset>
+                  <wp:posOffset>885825</wp:posOffset>
                 </wp:positionH>
                 <wp:positionV relativeFrom="paragraph">
-                  <wp:posOffset>185420</wp:posOffset>
+                  <wp:posOffset>8890</wp:posOffset>
                 </wp:positionV>
-                <wp:extent cx="3956050" cy="3581400"/>
-                <wp:effectExtent l="0" t="0" r="6350" b="0"/>
+                <wp:extent cx="3956050" cy="5143500"/>
+                <wp:effectExtent l="0" t="0" r="25400" b="19050"/>
                 <wp:wrapNone/>
                 <wp:docPr id="69" name=" 59"/>
                 <wp:cNvGraphicFramePr>
@@ -6253,7 +6320,7 @@
                       <wps:spPr bwMode="auto">
                         <a:xfrm>
                           <a:off x="0" y="0"/>
-                          <a:ext cx="3956050" cy="3581400"/>
+                          <a:ext cx="3956050" cy="5143500"/>
                         </a:xfrm>
                         <a:prstGeom prst="rect">
                           <a:avLst/>
@@ -6287,21 +6354,13 @@
           </mc:Choice>
           <mc:Fallback>
             <w:pict>
-              <v:rect w14:anchorId="02E278B6" id=" 59" o:spid="_x0000_s1026" style="position:absolute;margin-left:69.5pt;margin-top:14.6pt;width:311.5pt;height:282pt;z-index:251662848;visibility:visible;mso-wrap-style:square;mso-width-percent:0;mso-height-percent:0;mso-wrap-distance-left:9pt;mso-wrap-distance-top:0;mso-wrap-distance-right:9pt;mso-wrap-distance-bottom:0;mso-position-horizontal:absolute;mso-position-horizontal-relative:text;mso-position-vertical:absolute;mso-position-vertical-relative:text;mso-width-percent:0;mso-height-percent:0;mso-width-relative:page;mso-height-relative:page;v-text-anchor:top" o:gfxdata="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">
+              <v:rect w14:anchorId="1BE1C540" id=" 59" o:spid="_x0000_s1026" style="position:absolute;margin-left:69.75pt;margin-top:.7pt;width:311.5pt;height:405pt;z-index:251662848;visibility:visible;mso-wrap-style:square;mso-width-percent:0;mso-height-percent:0;mso-wrap-distance-left:9pt;mso-wrap-distance-top:0;mso-wrap-distance-right:9pt;mso-wrap-distance-bottom:0;mso-position-horizontal:absolute;mso-position-horizontal-relative:text;mso-position-vertical:absolute;mso-position-vertical-relative:text;mso-width-percent:0;mso-height-percent:0;mso-width-relative:page;mso-height-relative:page;v-text-anchor:top" o:gfxdata="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">
                 <v:path arrowok="t"/>
               </v:rect>
             </w:pict>
           </mc:Fallback>
         </mc:AlternateContent>
       </w:r>
-    </w:p>
-    <w:p>
-      <w:pPr>
-        <w:spacing w:line="276" w:lineRule="auto"/>
-        <w:rPr>
-          <w:rtl/>
-        </w:rPr>
-      </w:pPr>
       <w:r>
         <w:rPr>
           <w:noProof/>
@@ -6497,7 +6556,1180 @@
         <mc:AlternateContent>
           <mc:Choice Requires="wps">
             <w:drawing>
-              <wp:anchor distT="0" distB="0" distL="114300" distR="114300" simplePos="0" relativeHeight="251674112" behindDoc="0" locked="0" layoutInCell="1" allowOverlap="1" wp14:anchorId="3F31CEA7" wp14:editId="74D1BCA6">
+              <wp:anchor distT="0" distB="0" distL="114300" distR="114300" simplePos="0" relativeHeight="251678208" behindDoc="0" locked="0" layoutInCell="1" allowOverlap="1" wp14:anchorId="44A6D1AF" wp14:editId="03E25332">
+                <wp:simplePos x="0" y="0"/>
+                <wp:positionH relativeFrom="column">
+                  <wp:posOffset>4048124</wp:posOffset>
+                </wp:positionH>
+                <wp:positionV relativeFrom="paragraph">
+                  <wp:posOffset>1541144</wp:posOffset>
+                </wp:positionV>
+                <wp:extent cx="1177925" cy="1943100"/>
+                <wp:effectExtent l="0" t="0" r="22225" b="19050"/>
+                <wp:wrapNone/>
+                <wp:docPr id="62" name=" 97"/>
+                <wp:cNvGraphicFramePr>
+                  <a:graphicFrameLocks xmlns:a="http://schemas.openxmlformats.org/drawingml/2006/main"/>
+                </wp:cNvGraphicFramePr>
+                <a:graphic xmlns:a="http://schemas.openxmlformats.org/drawingml/2006/main">
+                  <a:graphicData uri="http://schemas.microsoft.com/office/word/2010/wordprocessingShape">
+                    <wps:wsp>
+                      <wps:cNvCnPr>
+                        <a:cxnSpLocks/>
+                      </wps:cNvCnPr>
+                      <wps:spPr bwMode="auto">
+                        <a:xfrm flipV="1">
+                          <a:off x="0" y="0"/>
+                          <a:ext cx="1177925" cy="1943100"/>
+                        </a:xfrm>
+                        <a:prstGeom prst="straightConnector1">
+                          <a:avLst/>
+                        </a:prstGeom>
+                        <a:noFill/>
+                        <a:ln w="19050">
+                          <a:solidFill>
+                            <a:srgbClr val="000000"/>
+                          </a:solidFill>
+                          <a:round/>
+                          <a:headEnd/>
+                          <a:tailEnd/>
+                        </a:ln>
+                        <a:extLst>
+                          <a:ext uri="{909E8E84-426E-40DD-AFC4-6F175D3DCCD1}">
+                            <a14:hiddenFill xmlns:a14="http://schemas.microsoft.com/office/drawing/2010/main">
+                              <a:noFill/>
+                            </a14:hiddenFill>
+                          </a:ext>
+                        </a:extLst>
+                      </wps:spPr>
+                      <wps:bodyPr/>
+                    </wps:wsp>
+                  </a:graphicData>
+                </a:graphic>
+                <wp14:sizeRelH relativeFrom="page">
+                  <wp14:pctWidth>0</wp14:pctWidth>
+                </wp14:sizeRelH>
+                <wp14:sizeRelV relativeFrom="page">
+                  <wp14:pctHeight>0</wp14:pctHeight>
+                </wp14:sizeRelV>
+              </wp:anchor>
+            </w:drawing>
+          </mc:Choice>
+          <mc:Fallback>
+            <w:pict>
+              <v:shapetype w14:anchorId="14C4479B" id="_x0000_t32" coordsize="21600,21600" o:spt="32" o:oned="t" path="m,l21600,21600e" filled="f">
+                <v:path arrowok="t" fillok="f" o:connecttype="none"/>
+                <o:lock v:ext="edit" shapetype="t"/>
+              </v:shapetype>
+              <v:shape id=" 97" o:spid="_x0000_s1026" type="#_x0000_t32" style="position:absolute;margin-left:318.75pt;margin-top:121.35pt;width:92.75pt;height:153pt;flip:y;z-index:251678208;visibility:visible;mso-wrap-style:square;mso-width-percent:0;mso-height-percent:0;mso-wrap-distance-left:9pt;mso-wrap-distance-top:0;mso-wrap-distance-right:9pt;mso-wrap-distance-bottom:0;mso-position-horizontal:absolute;mso-position-horizontal-relative:text;mso-position-vertical:absolute;mso-position-vertical-relative:text;mso-width-percent:0;mso-height-percent:0;mso-width-relative:page;mso-height-relative:page" o:gfxdata="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" strokeweight="1.5pt">
+                <o:lock v:ext="edit" shapetype="f"/>
+              </v:shape>
+            </w:pict>
+          </mc:Fallback>
+        </mc:AlternateContent>
+      </w:r>
+      <w:r>
+        <w:rPr>
+          <w:noProof/>
+          <w:rtl/>
+        </w:rPr>
+        <mc:AlternateContent>
+          <mc:Choice Requires="wps">
+            <w:drawing>
+              <wp:anchor distT="0" distB="0" distL="114300" distR="114300" simplePos="0" relativeHeight="251684352" behindDoc="0" locked="0" layoutInCell="1" allowOverlap="1" wp14:anchorId="338A77A5" wp14:editId="0631A3FD">
+                <wp:simplePos x="0" y="0"/>
+                <wp:positionH relativeFrom="column">
+                  <wp:posOffset>304800</wp:posOffset>
+                </wp:positionH>
+                <wp:positionV relativeFrom="paragraph">
+                  <wp:posOffset>2084069</wp:posOffset>
+                </wp:positionV>
+                <wp:extent cx="1562100" cy="2333625"/>
+                <wp:effectExtent l="0" t="0" r="19050" b="28575"/>
+                <wp:wrapNone/>
+                <wp:docPr id="83" name=" 94"/>
+                <wp:cNvGraphicFramePr>
+                  <a:graphicFrameLocks xmlns:a="http://schemas.openxmlformats.org/drawingml/2006/main"/>
+                </wp:cNvGraphicFramePr>
+                <a:graphic xmlns:a="http://schemas.openxmlformats.org/drawingml/2006/main">
+                  <a:graphicData uri="http://schemas.microsoft.com/office/word/2010/wordprocessingShape">
+                    <wps:wsp>
+                      <wps:cNvCnPr>
+                        <a:cxnSpLocks/>
+                      </wps:cNvCnPr>
+                      <wps:spPr bwMode="auto">
+                        <a:xfrm>
+                          <a:off x="0" y="0"/>
+                          <a:ext cx="1562100" cy="2333625"/>
+                        </a:xfrm>
+                        <a:prstGeom prst="straightConnector1">
+                          <a:avLst/>
+                        </a:prstGeom>
+                        <a:noFill/>
+                        <a:ln w="19050">
+                          <a:solidFill>
+                            <a:srgbClr val="000000"/>
+                          </a:solidFill>
+                          <a:round/>
+                          <a:headEnd/>
+                          <a:tailEnd/>
+                        </a:ln>
+                        <a:extLst>
+                          <a:ext uri="{909E8E84-426E-40DD-AFC4-6F175D3DCCD1}">
+                            <a14:hiddenFill xmlns:a14="http://schemas.microsoft.com/office/drawing/2010/main">
+                              <a:noFill/>
+                            </a14:hiddenFill>
+                          </a:ext>
+                        </a:extLst>
+                      </wps:spPr>
+                      <wps:bodyPr/>
+                    </wps:wsp>
+                  </a:graphicData>
+                </a:graphic>
+                <wp14:sizeRelH relativeFrom="page">
+                  <wp14:pctWidth>0</wp14:pctWidth>
+                </wp14:sizeRelH>
+                <wp14:sizeRelV relativeFrom="page">
+                  <wp14:pctHeight>0</wp14:pctHeight>
+                </wp14:sizeRelV>
+              </wp:anchor>
+            </w:drawing>
+          </mc:Choice>
+          <mc:Fallback>
+            <w:pict>
+              <v:shape w14:anchorId="26831698" id=" 94" o:spid="_x0000_s1026" type="#_x0000_t32" style="position:absolute;margin-left:24pt;margin-top:164.1pt;width:123pt;height:183.75pt;z-index:251684352;visibility:visible;mso-wrap-style:square;mso-width-percent:0;mso-height-percent:0;mso-wrap-distance-left:9pt;mso-wrap-distance-top:0;mso-wrap-distance-right:9pt;mso-wrap-distance-bottom:0;mso-position-horizontal:absolute;mso-position-horizontal-relative:text;mso-position-vertical:absolute;mso-position-vertical-relative:text;mso-width-percent:0;mso-height-percent:0;mso-width-relative:page;mso-height-relative:page" o:gfxdata="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" strokeweight="1.5pt">
+                <o:lock v:ext="edit" shapetype="f"/>
+              </v:shape>
+            </w:pict>
+          </mc:Fallback>
+        </mc:AlternateContent>
+      </w:r>
+      <w:r>
+        <w:rPr>
+          <w:noProof/>
+          <w:rtl/>
+        </w:rPr>
+        <mc:AlternateContent>
+          <mc:Choice Requires="wps">
+            <w:drawing>
+              <wp:anchor distT="0" distB="0" distL="114300" distR="114300" simplePos="0" relativeHeight="251682304" behindDoc="0" locked="0" layoutInCell="1" allowOverlap="1" wp14:anchorId="29D8520D" wp14:editId="5A38739A">
+                <wp:simplePos x="0" y="0"/>
+                <wp:positionH relativeFrom="column">
+                  <wp:posOffset>276225</wp:posOffset>
+                </wp:positionH>
+                <wp:positionV relativeFrom="paragraph">
+                  <wp:posOffset>1188720</wp:posOffset>
+                </wp:positionV>
+                <wp:extent cx="1724025" cy="571500"/>
+                <wp:effectExtent l="0" t="0" r="28575" b="19050"/>
+                <wp:wrapNone/>
+                <wp:docPr id="82" name=" 93"/>
+                <wp:cNvGraphicFramePr>
+                  <a:graphicFrameLocks xmlns:a="http://schemas.openxmlformats.org/drawingml/2006/main"/>
+                </wp:cNvGraphicFramePr>
+                <a:graphic xmlns:a="http://schemas.openxmlformats.org/drawingml/2006/main">
+                  <a:graphicData uri="http://schemas.microsoft.com/office/word/2010/wordprocessingShape">
+                    <wps:wsp>
+                      <wps:cNvCnPr>
+                        <a:cxnSpLocks/>
+                      </wps:cNvCnPr>
+                      <wps:spPr bwMode="auto">
+                        <a:xfrm flipV="1">
+                          <a:off x="0" y="0"/>
+                          <a:ext cx="1724025" cy="571500"/>
+                        </a:xfrm>
+                        <a:prstGeom prst="straightConnector1">
+                          <a:avLst/>
+                        </a:prstGeom>
+                        <a:noFill/>
+                        <a:ln w="19050">
+                          <a:solidFill>
+                            <a:srgbClr val="000000"/>
+                          </a:solidFill>
+                          <a:round/>
+                          <a:headEnd/>
+                          <a:tailEnd/>
+                        </a:ln>
+                        <a:extLst>
+                          <a:ext uri="{909E8E84-426E-40DD-AFC4-6F175D3DCCD1}">
+                            <a14:hiddenFill xmlns:a14="http://schemas.microsoft.com/office/drawing/2010/main">
+                              <a:noFill/>
+                            </a14:hiddenFill>
+                          </a:ext>
+                        </a:extLst>
+                      </wps:spPr>
+                      <wps:bodyPr/>
+                    </wps:wsp>
+                  </a:graphicData>
+                </a:graphic>
+                <wp14:sizeRelH relativeFrom="page">
+                  <wp14:pctWidth>0</wp14:pctWidth>
+                </wp14:sizeRelH>
+                <wp14:sizeRelV relativeFrom="page">
+                  <wp14:pctHeight>0</wp14:pctHeight>
+                </wp14:sizeRelV>
+              </wp:anchor>
+            </w:drawing>
+          </mc:Choice>
+          <mc:Fallback>
+            <w:pict>
+              <v:shape w14:anchorId="405FBAAC" id=" 93" o:spid="_x0000_s1026" type="#_x0000_t32" style="position:absolute;margin-left:21.75pt;margin-top:93.6pt;width:135.75pt;height:45pt;flip:y;z-index:251682304;visibility:visible;mso-wrap-style:square;mso-width-percent:0;mso-height-percent:0;mso-wrap-distance-left:9pt;mso-wrap-distance-top:0;mso-wrap-distance-right:9pt;mso-wrap-distance-bottom:0;mso-position-horizontal:absolute;mso-position-horizontal-relative:text;mso-position-vertical:absolute;mso-position-vertical-relative:text;mso-width-percent:0;mso-height-percent:0;mso-width-relative:page;mso-height-relative:page" o:gfxdata="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" strokeweight="1.5pt">
+                <o:lock v:ext="edit" shapetype="f"/>
+              </v:shape>
+            </w:pict>
+          </mc:Fallback>
+        </mc:AlternateContent>
+      </w:r>
+      <w:r>
+        <w:rPr>
+          <w:noProof/>
+          <w:rtl/>
+        </w:rPr>
+        <mc:AlternateContent>
+          <mc:Choice Requires="wps">
+            <w:drawing>
+              <wp:anchor distT="0" distB="0" distL="114300" distR="114300" simplePos="0" relativeHeight="251680256" behindDoc="0" locked="0" layoutInCell="1" allowOverlap="1" wp14:anchorId="7643B45D" wp14:editId="5B567947">
+                <wp:simplePos x="0" y="0"/>
+                <wp:positionH relativeFrom="column">
+                  <wp:posOffset>333375</wp:posOffset>
+                </wp:positionH>
+                <wp:positionV relativeFrom="paragraph">
+                  <wp:posOffset>350520</wp:posOffset>
+                </wp:positionV>
+                <wp:extent cx="1692275" cy="1114425"/>
+                <wp:effectExtent l="0" t="0" r="22225" b="28575"/>
+                <wp:wrapNone/>
+                <wp:docPr id="79" name=" 93"/>
+                <wp:cNvGraphicFramePr>
+                  <a:graphicFrameLocks xmlns:a="http://schemas.openxmlformats.org/drawingml/2006/main"/>
+                </wp:cNvGraphicFramePr>
+                <a:graphic xmlns:a="http://schemas.openxmlformats.org/drawingml/2006/main">
+                  <a:graphicData uri="http://schemas.microsoft.com/office/word/2010/wordprocessingShape">
+                    <wps:wsp>
+                      <wps:cNvCnPr>
+                        <a:cxnSpLocks/>
+                      </wps:cNvCnPr>
+                      <wps:spPr bwMode="auto">
+                        <a:xfrm flipV="1">
+                          <a:off x="0" y="0"/>
+                          <a:ext cx="1692275" cy="1114425"/>
+                        </a:xfrm>
+                        <a:prstGeom prst="straightConnector1">
+                          <a:avLst/>
+                        </a:prstGeom>
+                        <a:noFill/>
+                        <a:ln w="19050">
+                          <a:solidFill>
+                            <a:srgbClr val="000000"/>
+                          </a:solidFill>
+                          <a:round/>
+                          <a:headEnd/>
+                          <a:tailEnd/>
+                        </a:ln>
+                        <a:extLst>
+                          <a:ext uri="{909E8E84-426E-40DD-AFC4-6F175D3DCCD1}">
+                            <a14:hiddenFill xmlns:a14="http://schemas.microsoft.com/office/drawing/2010/main">
+                              <a:noFill/>
+                            </a14:hiddenFill>
+                          </a:ext>
+                        </a:extLst>
+                      </wps:spPr>
+                      <wps:bodyPr/>
+                    </wps:wsp>
+                  </a:graphicData>
+                </a:graphic>
+                <wp14:sizeRelH relativeFrom="page">
+                  <wp14:pctWidth>0</wp14:pctWidth>
+                </wp14:sizeRelH>
+                <wp14:sizeRelV relativeFrom="page">
+                  <wp14:pctHeight>0</wp14:pctHeight>
+                </wp14:sizeRelV>
+              </wp:anchor>
+            </w:drawing>
+          </mc:Choice>
+          <mc:Fallback>
+            <w:pict>
+              <v:shape w14:anchorId="011D77A2" id=" 93" o:spid="_x0000_s1026" type="#_x0000_t32" style="position:absolute;margin-left:26.25pt;margin-top:27.6pt;width:133.25pt;height:87.75pt;flip:y;z-index:251680256;visibility:visible;mso-wrap-style:square;mso-width-percent:0;mso-height-percent:0;mso-wrap-distance-left:9pt;mso-wrap-distance-top:0;mso-wrap-distance-right:9pt;mso-wrap-distance-bottom:0;mso-position-horizontal:absolute;mso-position-horizontal-relative:text;mso-position-vertical:absolute;mso-position-vertical-relative:text;mso-width-percent:0;mso-height-percent:0;mso-width-relative:page;mso-height-relative:page" o:gfxdata="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" strokeweight="1.5pt">
+                <o:lock v:ext="edit" shapetype="f"/>
+              </v:shape>
+            </w:pict>
+          </mc:Fallback>
+        </mc:AlternateContent>
+      </w:r>
+      <w:r>
+        <w:rPr>
+          <w:noProof/>
+        </w:rPr>
+        <mc:AlternateContent>
+          <mc:Choice Requires="wpg">
+            <w:drawing>
+              <wp:anchor distT="0" distB="0" distL="114300" distR="114300" simplePos="0" relativeHeight="251672064" behindDoc="0" locked="0" layoutInCell="1" allowOverlap="1" wp14:anchorId="0E44C4B9" wp14:editId="1F7786A4">
+                <wp:simplePos x="0" y="0"/>
+                <wp:positionH relativeFrom="column">
+                  <wp:posOffset>-47625</wp:posOffset>
+                </wp:positionH>
+                <wp:positionV relativeFrom="paragraph">
+                  <wp:posOffset>1369695</wp:posOffset>
+                </wp:positionV>
+                <wp:extent cx="523875" cy="1073150"/>
+                <wp:effectExtent l="0" t="0" r="28575" b="12700"/>
+                <wp:wrapNone/>
+                <wp:docPr id="44" name=" 85"/>
+                <wp:cNvGraphicFramePr>
+                  <a:graphicFrameLocks xmlns:a="http://schemas.openxmlformats.org/drawingml/2006/main"/>
+                </wp:cNvGraphicFramePr>
+                <a:graphic xmlns:a="http://schemas.openxmlformats.org/drawingml/2006/main">
+                  <a:graphicData uri="http://schemas.microsoft.com/office/word/2010/wordprocessingGroup">
+                    <wpg:wgp>
+                      <wpg:cNvGrpSpPr>
+                        <a:grpSpLocks/>
+                      </wpg:cNvGrpSpPr>
+                      <wpg:grpSpPr bwMode="auto">
+                        <a:xfrm>
+                          <a:off x="0" y="0"/>
+                          <a:ext cx="523875" cy="1073150"/>
+                          <a:chOff x="1060" y="10550"/>
+                          <a:chExt cx="825" cy="1690"/>
+                        </a:xfrm>
+                      </wpg:grpSpPr>
+                      <wps:wsp>
+                        <wps:cNvPr id="47" name=" 79"/>
+                        <wps:cNvSpPr>
+                          <a:spLocks/>
+                        </wps:cNvSpPr>
+                        <wps:spPr bwMode="auto">
+                          <a:xfrm>
+                            <a:off x="1280" y="10550"/>
+                            <a:ext cx="320" cy="340"/>
+                          </a:xfrm>
+                          <a:prstGeom prst="ellipse">
+                            <a:avLst/>
+                          </a:prstGeom>
+                          <a:solidFill>
+                            <a:srgbClr val="FFFFFF"/>
+                          </a:solidFill>
+                          <a:ln w="9525">
+                            <a:solidFill>
+                              <a:srgbClr val="000000"/>
+                            </a:solidFill>
+                            <a:round/>
+                            <a:headEnd/>
+                            <a:tailEnd/>
+                          </a:ln>
+                        </wps:spPr>
+                        <wps:bodyPr rot="0" vert="horz" wrap="square" lIns="91440" tIns="45720" rIns="91440" bIns="45720" anchor="t" anchorCtr="0" upright="1">
+                          <a:noAutofit/>
+                        </wps:bodyPr>
+                      </wps:wsp>
+                      <wps:wsp>
+                        <wps:cNvPr id="48" name=" 80"/>
+                        <wps:cNvCnPr>
+                          <a:cxnSpLocks/>
+                        </wps:cNvCnPr>
+                        <wps:spPr bwMode="auto">
+                          <a:xfrm>
+                            <a:off x="1450" y="10880"/>
+                            <a:ext cx="0" cy="670"/>
+                          </a:xfrm>
+                          <a:prstGeom prst="straightConnector1">
+                            <a:avLst/>
+                          </a:prstGeom>
+                          <a:noFill/>
+                          <a:ln w="9525">
+                            <a:solidFill>
+                              <a:srgbClr val="000000"/>
+                            </a:solidFill>
+                            <a:round/>
+                            <a:headEnd/>
+                            <a:tailEnd/>
+                          </a:ln>
+                          <a:extLst>
+                            <a:ext uri="{909E8E84-426E-40DD-AFC4-6F175D3DCCD1}">
+                              <a14:hiddenFill xmlns:a14="http://schemas.microsoft.com/office/drawing/2010/main">
+                                <a:noFill/>
+                              </a14:hiddenFill>
+                            </a:ext>
+                          </a:extLst>
+                        </wps:spPr>
+                        <wps:bodyPr/>
+                      </wps:wsp>
+                      <wps:wsp>
+                        <wps:cNvPr id="49" name=" 81"/>
+                        <wps:cNvCnPr>
+                          <a:cxnSpLocks/>
+                        </wps:cNvCnPr>
+                        <wps:spPr bwMode="auto">
+                          <a:xfrm>
+                            <a:off x="1190" y="11040"/>
+                            <a:ext cx="520" cy="1"/>
+                          </a:xfrm>
+                          <a:prstGeom prst="straightConnector1">
+                            <a:avLst/>
+                          </a:prstGeom>
+                          <a:noFill/>
+                          <a:ln w="9525">
+                            <a:solidFill>
+                              <a:srgbClr val="000000"/>
+                            </a:solidFill>
+                            <a:round/>
+                            <a:headEnd/>
+                            <a:tailEnd/>
+                          </a:ln>
+                          <a:extLst>
+                            <a:ext uri="{909E8E84-426E-40DD-AFC4-6F175D3DCCD1}">
+                              <a14:hiddenFill xmlns:a14="http://schemas.microsoft.com/office/drawing/2010/main">
+                                <a:noFill/>
+                              </a14:hiddenFill>
+                            </a:ext>
+                          </a:extLst>
+                        </wps:spPr>
+                        <wps:bodyPr/>
+                      </wps:wsp>
+                      <wps:wsp>
+                        <wps:cNvPr id="50" name=" 82"/>
+                        <wps:cNvCnPr>
+                          <a:cxnSpLocks/>
+                        </wps:cNvCnPr>
+                        <wps:spPr bwMode="auto">
+                          <a:xfrm flipH="1">
+                            <a:off x="1200" y="11540"/>
+                            <a:ext cx="260" cy="291"/>
+                          </a:xfrm>
+                          <a:prstGeom prst="straightConnector1">
+                            <a:avLst/>
+                          </a:prstGeom>
+                          <a:noFill/>
+                          <a:ln w="9525">
+                            <a:solidFill>
+                              <a:srgbClr val="000000"/>
+                            </a:solidFill>
+                            <a:round/>
+                            <a:headEnd/>
+                            <a:tailEnd/>
+                          </a:ln>
+                          <a:extLst>
+                            <a:ext uri="{909E8E84-426E-40DD-AFC4-6F175D3DCCD1}">
+                              <a14:hiddenFill xmlns:a14="http://schemas.microsoft.com/office/drawing/2010/main">
+                                <a:noFill/>
+                              </a14:hiddenFill>
+                            </a:ext>
+                          </a:extLst>
+                        </wps:spPr>
+                        <wps:bodyPr/>
+                      </wps:wsp>
+                      <wps:wsp>
+                        <wps:cNvPr id="51" name=" 83"/>
+                        <wps:cNvCnPr>
+                          <a:cxnSpLocks/>
+                        </wps:cNvCnPr>
+                        <wps:spPr bwMode="auto">
+                          <a:xfrm flipH="1" flipV="1">
+                            <a:off x="1450" y="11560"/>
+                            <a:ext cx="200" cy="260"/>
+                          </a:xfrm>
+                          <a:prstGeom prst="straightConnector1">
+                            <a:avLst/>
+                          </a:prstGeom>
+                          <a:noFill/>
+                          <a:ln w="9525">
+                            <a:solidFill>
+                              <a:srgbClr val="000000"/>
+                            </a:solidFill>
+                            <a:round/>
+                            <a:headEnd/>
+                            <a:tailEnd/>
+                          </a:ln>
+                          <a:extLst>
+                            <a:ext uri="{909E8E84-426E-40DD-AFC4-6F175D3DCCD1}">
+                              <a14:hiddenFill xmlns:a14="http://schemas.microsoft.com/office/drawing/2010/main">
+                                <a:noFill/>
+                              </a14:hiddenFill>
+                            </a:ext>
+                          </a:extLst>
+                        </wps:spPr>
+                        <wps:bodyPr/>
+                      </wps:wsp>
+                      <wps:wsp>
+                        <wps:cNvPr id="52" name=" 84"/>
+                        <wps:cNvSpPr txBox="1">
+                          <a:spLocks/>
+                        </wps:cNvSpPr>
+                        <wps:spPr bwMode="auto">
+                          <a:xfrm>
+                            <a:off x="1060" y="11900"/>
+                            <a:ext cx="825" cy="340"/>
+                          </a:xfrm>
+                          <a:prstGeom prst="rect">
+                            <a:avLst/>
+                          </a:prstGeom>
+                          <a:solidFill>
+                            <a:srgbClr val="FFFFFF"/>
+                          </a:solidFill>
+                          <a:ln w="9525">
+                            <a:solidFill>
+                              <a:schemeClr val="bg1">
+                                <a:lumMod val="100000"/>
+                                <a:lumOff val="0"/>
+                              </a:schemeClr>
+                            </a:solidFill>
+                            <a:miter lim="800000"/>
+                            <a:headEnd/>
+                            <a:tailEnd/>
+                          </a:ln>
+                        </wps:spPr>
+                        <wps:txbx>
+                          <w:txbxContent>
+                            <w:p>
+                              <w:pPr>
+                                <w:jc w:val="center"/>
+                                <w:rPr>
+                                  <w:sz w:val="20"/>
+                                  <w:szCs w:val="20"/>
+                                </w:rPr>
+                              </w:pPr>
+                              <w:r>
+                                <w:rPr>
+                                  <w:rFonts w:hint="cs"/>
+                                  <w:sz w:val="20"/>
+                                  <w:szCs w:val="20"/>
+                                  <w:rtl/>
+                                </w:rPr>
+                                <w:t>תלמיד</w:t>
+                              </w:r>
+                            </w:p>
+                          </w:txbxContent>
+                        </wps:txbx>
+                        <wps:bodyPr rot="0" vert="horz" wrap="square" lIns="91440" tIns="45720" rIns="91440" bIns="45720" anchor="t" anchorCtr="0" upright="1">
+                          <a:noAutofit/>
+                        </wps:bodyPr>
+                      </wps:wsp>
+                    </wpg:wgp>
+                  </a:graphicData>
+                </a:graphic>
+                <wp14:sizeRelH relativeFrom="page">
+                  <wp14:pctWidth>0</wp14:pctWidth>
+                </wp14:sizeRelH>
+                <wp14:sizeRelV relativeFrom="page">
+                  <wp14:pctHeight>0</wp14:pctHeight>
+                </wp14:sizeRelV>
+              </wp:anchor>
+            </w:drawing>
+          </mc:Choice>
+          <mc:Fallback>
+            <w:pict>
+              <v:group w14:anchorId="0E44C4B9" id=" 85" o:spid="_x0000_s1029" style="position:absolute;margin-left:-3.75pt;margin-top:107.85pt;width:41.25pt;height:84.5pt;z-index:251672064" coordorigin="1060,10550" coordsize="825,1690" o:gfxdata="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">
+                <v:oval id=" 79" o:spid="_x0000_s1030" style="position:absolute;left:1280;top:10550;width:320;height:340;visibility:visible;mso-wrap-style:square;v-text-anchor:top" o:gfxdata="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">
+                  <v:path arrowok="t"/>
+                </v:oval>
+                <v:shape id=" 80" o:spid="_x0000_s1031" type="#_x0000_t32" style="position:absolute;left:1450;top:10880;width:0;height:670;visibility:visible;mso-wrap-style:square" o:connectortype="straight" o:gfxdata="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">
+                  <o:lock v:ext="edit" shapetype="f"/>
+                </v:shape>
+                <v:shape id=" 81" o:spid="_x0000_s1032" type="#_x0000_t32" style="position:absolute;left:1190;top:11040;width:520;height:1;visibility:visible;mso-wrap-style:square" o:connectortype="straight" o:gfxdata="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">
+                  <o:lock v:ext="edit" shapetype="f"/>
+                </v:shape>
+                <v:shape id=" 82" o:spid="_x0000_s1033" type="#_x0000_t32" style="position:absolute;left:1200;top:11540;width:260;height:291;flip:x;visibility:visible;mso-wrap-style:square" o:connectortype="straight" o:gfxdata="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">
+                  <o:lock v:ext="edit" shapetype="f"/>
+                </v:shape>
+                <v:shape id=" 83" o:spid="_x0000_s1034" type="#_x0000_t32" style="position:absolute;left:1450;top:11560;width:200;height:260;flip:x y;visibility:visible;mso-wrap-style:square" o:connectortype="straight" o:gfxdata="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">
+                  <o:lock v:ext="edit" shapetype="f"/>
+                </v:shape>
+                <v:shape id=" 84" o:spid="_x0000_s1035" type="#_x0000_t202" style="position:absolute;left:1060;top:11900;width:825;height:340;visibility:visible;mso-wrap-style:square;v-text-anchor:top" o:gfxdata="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" strokecolor="white [3212]">
+                  <v:path arrowok="t"/>
+                  <v:textbox>
+                    <w:txbxContent>
+                      <w:p>
+                        <w:pPr>
+                          <w:jc w:val="center"/>
+                          <w:rPr>
+                            <w:sz w:val="20"/>
+                            <w:szCs w:val="20"/>
+                          </w:rPr>
+                        </w:pPr>
+                        <w:r>
+                          <w:rPr>
+                            <w:rFonts w:hint="cs"/>
+                            <w:sz w:val="20"/>
+                            <w:szCs w:val="20"/>
+                            <w:rtl/>
+                          </w:rPr>
+                          <w:t>תלמיד</w:t>
+                        </w:r>
+                      </w:p>
+                    </w:txbxContent>
+                  </v:textbox>
+                </v:shape>
+              </v:group>
+            </w:pict>
+          </mc:Fallback>
+        </mc:AlternateContent>
+      </w:r>
+      <w:r>
+        <w:rPr>
+          <w:noProof/>
+          <w:color w:val="0000FF"/>
+        </w:rPr>
+        <mc:AlternateContent>
+          <mc:Choice Requires="wpg">
+            <w:drawing>
+              <wp:anchor distT="0" distB="0" distL="114300" distR="114300" simplePos="0" relativeHeight="251666944" behindDoc="0" locked="0" layoutInCell="1" allowOverlap="1" wp14:anchorId="362668E1" wp14:editId="4774FFFE">
+                <wp:simplePos x="0" y="0"/>
+                <wp:positionH relativeFrom="column">
+                  <wp:posOffset>2009775</wp:posOffset>
+                </wp:positionH>
+                <wp:positionV relativeFrom="paragraph">
+                  <wp:posOffset>2569845</wp:posOffset>
+                </wp:positionV>
+                <wp:extent cx="1974850" cy="2238375"/>
+                <wp:effectExtent l="0" t="0" r="25400" b="28575"/>
+                <wp:wrapNone/>
+                <wp:docPr id="12" name=" 69"/>
+                <wp:cNvGraphicFramePr>
+                  <a:graphicFrameLocks xmlns:a="http://schemas.openxmlformats.org/drawingml/2006/main"/>
+                </wp:cNvGraphicFramePr>
+                <a:graphic xmlns:a="http://schemas.openxmlformats.org/drawingml/2006/main">
+                  <a:graphicData uri="http://schemas.microsoft.com/office/word/2010/wordprocessingGroup">
+                    <wpg:wgp>
+                      <wpg:cNvGrpSpPr>
+                        <a:grpSpLocks/>
+                      </wpg:cNvGrpSpPr>
+                      <wpg:grpSpPr bwMode="auto">
+                        <a:xfrm>
+                          <a:off x="0" y="0"/>
+                          <a:ext cx="1974850" cy="2238375"/>
+                          <a:chOff x="4670" y="9110"/>
+                          <a:chExt cx="3110" cy="3525"/>
+                        </a:xfrm>
+                      </wpg:grpSpPr>
+                      <wps:wsp>
+                        <wps:cNvPr id="26" name=" 70"/>
+                        <wps:cNvSpPr>
+                          <a:spLocks/>
+                        </wps:cNvSpPr>
+                        <wps:spPr bwMode="auto">
+                          <a:xfrm>
+                            <a:off x="4750" y="9110"/>
+                            <a:ext cx="3030" cy="930"/>
+                          </a:xfrm>
+                          <a:prstGeom prst="ellipse">
+                            <a:avLst/>
+                          </a:prstGeom>
+                          <a:solidFill>
+                            <a:srgbClr val="FFFFFF"/>
+                          </a:solidFill>
+                          <a:ln w="15875">
+                            <a:solidFill>
+                              <a:srgbClr val="000000"/>
+                            </a:solidFill>
+                            <a:round/>
+                            <a:headEnd/>
+                            <a:tailEnd/>
+                          </a:ln>
+                        </wps:spPr>
+                        <wps:bodyPr rot="0" vert="horz" wrap="square" lIns="91440" tIns="45720" rIns="91440" bIns="45720" anchor="t" anchorCtr="0" upright="1">
+                          <a:noAutofit/>
+                        </wps:bodyPr>
+                      </wps:wsp>
+                      <wps:wsp>
+                        <wps:cNvPr id="29" name=" 71"/>
+                        <wps:cNvSpPr txBox="1">
+                          <a:spLocks/>
+                        </wps:cNvSpPr>
+                        <wps:spPr bwMode="auto">
+                          <a:xfrm>
+                            <a:off x="5390" y="9365"/>
+                            <a:ext cx="1780" cy="510"/>
+                          </a:xfrm>
+                          <a:prstGeom prst="rect">
+                            <a:avLst/>
+                          </a:prstGeom>
+                          <a:solidFill>
+                            <a:srgbClr val="FFFFFF"/>
+                          </a:solidFill>
+                          <a:ln w="15875">
+                            <a:solidFill>
+                              <a:schemeClr val="bg1">
+                                <a:lumMod val="100000"/>
+                                <a:lumOff val="0"/>
+                              </a:schemeClr>
+                            </a:solidFill>
+                            <a:miter lim="800000"/>
+                            <a:headEnd/>
+                            <a:tailEnd/>
+                          </a:ln>
+                        </wps:spPr>
+                        <wps:txbx>
+                          <w:txbxContent>
+                            <w:p>
+                              <w:pPr>
+                                <w:jc w:val="center"/>
+                                <w:rPr>
+                                  <w:sz w:val="28"/>
+                                  <w:szCs w:val="28"/>
+                                </w:rPr>
+                              </w:pPr>
+                              <w:r>
+                                <w:rPr>
+                                  <w:rFonts w:hint="cs"/>
+                                  <w:sz w:val="28"/>
+                                  <w:szCs w:val="28"/>
+                                  <w:rtl/>
+                                </w:rPr>
+                                <w:t>מידע שיעורים</w:t>
+                              </w:r>
+                            </w:p>
+                          </w:txbxContent>
+                        </wps:txbx>
+                        <wps:bodyPr rot="0" vert="horz" wrap="square" lIns="91440" tIns="45720" rIns="91440" bIns="45720" anchor="t" anchorCtr="0" upright="1">
+                          <a:noAutofit/>
+                        </wps:bodyPr>
+                      </wps:wsp>
+                      <wps:wsp>
+                        <wps:cNvPr id="75" name=" 70"/>
+                        <wps:cNvSpPr>
+                          <a:spLocks/>
+                        </wps:cNvSpPr>
+                        <wps:spPr bwMode="auto">
+                          <a:xfrm>
+                            <a:off x="4695" y="10400"/>
+                            <a:ext cx="3030" cy="930"/>
+                          </a:xfrm>
+                          <a:prstGeom prst="ellipse">
+                            <a:avLst/>
+                          </a:prstGeom>
+                          <a:solidFill>
+                            <a:srgbClr val="FFFFFF"/>
+                          </a:solidFill>
+                          <a:ln w="15875">
+                            <a:solidFill>
+                              <a:srgbClr val="000000"/>
+                            </a:solidFill>
+                            <a:round/>
+                            <a:headEnd/>
+                            <a:tailEnd/>
+                          </a:ln>
+                        </wps:spPr>
+                        <wps:bodyPr rot="0" vert="horz" wrap="square" lIns="91440" tIns="45720" rIns="91440" bIns="45720" anchor="t" anchorCtr="0" upright="1">
+                          <a:noAutofit/>
+                        </wps:bodyPr>
+                      </wps:wsp>
+                      <wps:wsp>
+                        <wps:cNvPr id="76" name=" 70"/>
+                        <wps:cNvSpPr>
+                          <a:spLocks/>
+                        </wps:cNvSpPr>
+                        <wps:spPr bwMode="auto">
+                          <a:xfrm>
+                            <a:off x="4670" y="11705"/>
+                            <a:ext cx="3030" cy="930"/>
+                          </a:xfrm>
+                          <a:prstGeom prst="ellipse">
+                            <a:avLst/>
+                          </a:prstGeom>
+                          <a:solidFill>
+                            <a:srgbClr val="FFFFFF"/>
+                          </a:solidFill>
+                          <a:ln w="15875">
+                            <a:solidFill>
+                              <a:srgbClr val="000000"/>
+                            </a:solidFill>
+                            <a:round/>
+                            <a:headEnd/>
+                            <a:tailEnd/>
+                          </a:ln>
+                        </wps:spPr>
+                        <wps:bodyPr rot="0" vert="horz" wrap="square" lIns="91440" tIns="45720" rIns="91440" bIns="45720" anchor="t" anchorCtr="0" upright="1">
+                          <a:noAutofit/>
+                        </wps:bodyPr>
+                      </wps:wsp>
+                      <wps:wsp>
+                        <wps:cNvPr id="77" name=" 71"/>
+                        <wps:cNvSpPr txBox="1">
+                          <a:spLocks/>
+                        </wps:cNvSpPr>
+                        <wps:spPr bwMode="auto">
+                          <a:xfrm>
+                            <a:off x="5325" y="10610"/>
+                            <a:ext cx="1780" cy="510"/>
+                          </a:xfrm>
+                          <a:prstGeom prst="rect">
+                            <a:avLst/>
+                          </a:prstGeom>
+                          <a:solidFill>
+                            <a:srgbClr val="FFFFFF"/>
+                          </a:solidFill>
+                          <a:ln w="15875">
+                            <a:solidFill>
+                              <a:schemeClr val="bg1">
+                                <a:lumMod val="100000"/>
+                                <a:lumOff val="0"/>
+                              </a:schemeClr>
+                            </a:solidFill>
+                            <a:miter lim="800000"/>
+                            <a:headEnd/>
+                            <a:tailEnd/>
+                          </a:ln>
+                        </wps:spPr>
+                        <wps:txbx>
+                          <w:txbxContent>
+                            <w:p>
+                              <w:pPr>
+                                <w:jc w:val="center"/>
+                                <w:rPr>
+                                  <w:sz w:val="28"/>
+                                  <w:szCs w:val="28"/>
+                                </w:rPr>
+                              </w:pPr>
+                              <w:r>
+                                <w:rPr>
+                                  <w:rFonts w:hint="cs"/>
+                                  <w:sz w:val="28"/>
+                                  <w:szCs w:val="28"/>
+                                  <w:rtl/>
+                                </w:rPr>
+                                <w:t>הגדרות</w:t>
+                              </w:r>
+                            </w:p>
+                          </w:txbxContent>
+                        </wps:txbx>
+                        <wps:bodyPr rot="0" vert="horz" wrap="square" lIns="91440" tIns="45720" rIns="91440" bIns="45720" anchor="t" anchorCtr="0" upright="1">
+                          <a:noAutofit/>
+                        </wps:bodyPr>
+                      </wps:wsp>
+                      <wps:wsp>
+                        <wps:cNvPr id="78" name=" 71"/>
+                        <wps:cNvSpPr txBox="1">
+                          <a:spLocks/>
+                        </wps:cNvSpPr>
+                        <wps:spPr bwMode="auto">
+                          <a:xfrm>
+                            <a:off x="5355" y="11930"/>
+                            <a:ext cx="1780" cy="510"/>
+                          </a:xfrm>
+                          <a:prstGeom prst="rect">
+                            <a:avLst/>
+                          </a:prstGeom>
+                          <a:solidFill>
+                            <a:srgbClr val="FFFFFF"/>
+                          </a:solidFill>
+                          <a:ln w="15875">
+                            <a:solidFill>
+                              <a:schemeClr val="bg1">
+                                <a:lumMod val="100000"/>
+                                <a:lumOff val="0"/>
+                              </a:schemeClr>
+                            </a:solidFill>
+                            <a:miter lim="800000"/>
+                            <a:headEnd/>
+                            <a:tailEnd/>
+                          </a:ln>
+                        </wps:spPr>
+                        <wps:txbx>
+                          <w:txbxContent>
+                            <w:p>
+                              <w:pPr>
+                                <w:jc w:val="center"/>
+                                <w:rPr>
+                                  <w:sz w:val="28"/>
+                                  <w:szCs w:val="28"/>
+                                </w:rPr>
+                              </w:pPr>
+                              <w:r>
+                                <w:rPr>
+                                  <w:rFonts w:hint="cs"/>
+                                  <w:sz w:val="28"/>
+                                  <w:szCs w:val="28"/>
+                                  <w:rtl/>
+                                </w:rPr>
+                                <w:t>אבני דרך</w:t>
+                              </w:r>
+                            </w:p>
+                          </w:txbxContent>
+                        </wps:txbx>
+                        <wps:bodyPr rot="0" vert="horz" wrap="square" lIns="91440" tIns="45720" rIns="91440" bIns="45720" anchor="t" anchorCtr="0" upright="1">
+                          <a:noAutofit/>
+                        </wps:bodyPr>
+                      </wps:wsp>
+                    </wpg:wgp>
+                  </a:graphicData>
+                </a:graphic>
+                <wp14:sizeRelH relativeFrom="page">
+                  <wp14:pctWidth>0</wp14:pctWidth>
+                </wp14:sizeRelH>
+                <wp14:sizeRelV relativeFrom="page">
+                  <wp14:pctHeight>0</wp14:pctHeight>
+                </wp14:sizeRelV>
+              </wp:anchor>
+            </w:drawing>
+          </mc:Choice>
+          <mc:Fallback>
+            <w:pict>
+              <v:group w14:anchorId="362668E1" id=" 69" o:spid="_x0000_s1036" style="position:absolute;margin-left:158.25pt;margin-top:202.35pt;width:155.5pt;height:176.25pt;z-index:251666944" coordorigin="4670,9110" coordsize="3110,3525" o:gfxdata="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">
+                <v:oval id=" 70" o:spid="_x0000_s1037" style="position:absolute;left:4750;top:9110;width:3030;height:930;visibility:visible;mso-wrap-style:square;v-text-anchor:top" o:gfxdata="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" strokeweight="1.25pt">
+                  <v:path arrowok="t"/>
+                </v:oval>
+                <v:shape id=" 71" o:spid="_x0000_s1038" type="#_x0000_t202" style="position:absolute;left:5390;top:9365;width:1780;height:510;visibility:visible;mso-wrap-style:square;v-text-anchor:top" o:gfxdata="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" strokecolor="white [3212]" strokeweight="1.25pt">
+                  <v:path arrowok="t"/>
+                  <v:textbox>
+                    <w:txbxContent>
+                      <w:p>
+                        <w:pPr>
+                          <w:jc w:val="center"/>
+                          <w:rPr>
+                            <w:sz w:val="28"/>
+                            <w:szCs w:val="28"/>
+                          </w:rPr>
+                        </w:pPr>
+                        <w:r>
+                          <w:rPr>
+                            <w:rFonts w:hint="cs"/>
+                            <w:sz w:val="28"/>
+                            <w:szCs w:val="28"/>
+                            <w:rtl/>
+                          </w:rPr>
+                          <w:t>מידע שיעורים</w:t>
+                        </w:r>
+                      </w:p>
+                    </w:txbxContent>
+                  </v:textbox>
+                </v:shape>
+                <v:oval id=" 70" o:spid="_x0000_s1039" style="position:absolute;left:4695;top:10400;width:3030;height:930;visibility:visible;mso-wrap-style:square;v-text-anchor:top" o:gfxdata="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" strokeweight="1.25pt">
+                  <v:path arrowok="t"/>
+                </v:oval>
+                <v:oval id=" 70" o:spid="_x0000_s1040" style="position:absolute;left:4670;top:11705;width:3030;height:930;visibility:visible;mso-wrap-style:square;v-text-anchor:top" o:gfxdata="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" strokeweight="1.25pt">
+                  <v:path arrowok="t"/>
+                </v:oval>
+                <v:shape id=" 71" o:spid="_x0000_s1041" type="#_x0000_t202" style="position:absolute;left:5325;top:10610;width:1780;height:510;visibility:visible;mso-wrap-style:square;v-text-anchor:top" o:gfxdata="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" strokecolor="white [3212]" strokeweight="1.25pt">
+                  <v:path arrowok="t"/>
+                  <v:textbox>
+                    <w:txbxContent>
+                      <w:p>
+                        <w:pPr>
+                          <w:jc w:val="center"/>
+                          <w:rPr>
+                            <w:sz w:val="28"/>
+                            <w:szCs w:val="28"/>
+                          </w:rPr>
+                        </w:pPr>
+                        <w:r>
+                          <w:rPr>
+                            <w:rFonts w:hint="cs"/>
+                            <w:sz w:val="28"/>
+                            <w:szCs w:val="28"/>
+                            <w:rtl/>
+                          </w:rPr>
+                          <w:t>הגדרות</w:t>
+                        </w:r>
+                      </w:p>
+                    </w:txbxContent>
+                  </v:textbox>
+                </v:shape>
+                <v:shape id=" 71" o:spid="_x0000_s1042" type="#_x0000_t202" style="position:absolute;left:5355;top:11930;width:1780;height:510;visibility:visible;mso-wrap-style:square;v-text-anchor:top" o:gfxdata="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" strokecolor="white [3212]" strokeweight="1.25pt">
+                  <v:path arrowok="t"/>
+                  <v:textbox>
+                    <w:txbxContent>
+                      <w:p>
+                        <w:pPr>
+                          <w:jc w:val="center"/>
+                          <w:rPr>
+                            <w:sz w:val="28"/>
+                            <w:szCs w:val="28"/>
+                          </w:rPr>
+                        </w:pPr>
+                        <w:r>
+                          <w:rPr>
+                            <w:rFonts w:hint="cs"/>
+                            <w:sz w:val="28"/>
+                            <w:szCs w:val="28"/>
+                            <w:rtl/>
+                          </w:rPr>
+                          <w:t>אבני דרך</w:t>
+                        </w:r>
+                      </w:p>
+                    </w:txbxContent>
+                  </v:textbox>
+                </v:shape>
+              </v:group>
+            </w:pict>
+          </mc:Fallback>
+        </mc:AlternateContent>
+      </w:r>
+      <w:r>
+        <w:rPr>
+          <w:noProof/>
+          <w:color w:val="0000FF"/>
+        </w:rPr>
+        <mc:AlternateContent>
+          <mc:Choice Requires="wpg">
+            <w:drawing>
+              <wp:anchor distT="0" distB="0" distL="114300" distR="114300" simplePos="0" relativeHeight="251665920" behindDoc="0" locked="0" layoutInCell="1" allowOverlap="1" wp14:anchorId="5AA03EA7" wp14:editId="5E2A2F9F">
+                <wp:simplePos x="0" y="0"/>
+                <wp:positionH relativeFrom="column">
+                  <wp:posOffset>2085975</wp:posOffset>
+                </wp:positionH>
+                <wp:positionV relativeFrom="paragraph">
+                  <wp:posOffset>1674495</wp:posOffset>
+                </wp:positionV>
+                <wp:extent cx="1924050" cy="590550"/>
+                <wp:effectExtent l="0" t="0" r="19050" b="19050"/>
+                <wp:wrapNone/>
+                <wp:docPr id="9" name=" 66"/>
+                <wp:cNvGraphicFramePr>
+                  <a:graphicFrameLocks xmlns:a="http://schemas.openxmlformats.org/drawingml/2006/main"/>
+                </wp:cNvGraphicFramePr>
+                <a:graphic xmlns:a="http://schemas.openxmlformats.org/drawingml/2006/main">
+                  <a:graphicData uri="http://schemas.microsoft.com/office/word/2010/wordprocessingGroup">
+                    <wpg:wgp>
+                      <wpg:cNvGrpSpPr>
+                        <a:grpSpLocks/>
+                      </wpg:cNvGrpSpPr>
+                      <wpg:grpSpPr bwMode="auto">
+                        <a:xfrm>
+                          <a:off x="0" y="0"/>
+                          <a:ext cx="1924050" cy="590550"/>
+                          <a:chOff x="4750" y="9110"/>
+                          <a:chExt cx="3030" cy="930"/>
+                        </a:xfrm>
+                      </wpg:grpSpPr>
+                      <wps:wsp>
+                        <wps:cNvPr id="10" name=" 67"/>
+                        <wps:cNvSpPr>
+                          <a:spLocks/>
+                        </wps:cNvSpPr>
+                        <wps:spPr bwMode="auto">
+                          <a:xfrm>
+                            <a:off x="4750" y="9110"/>
+                            <a:ext cx="3030" cy="930"/>
+                          </a:xfrm>
+                          <a:prstGeom prst="ellipse">
+                            <a:avLst/>
+                          </a:prstGeom>
+                          <a:solidFill>
+                            <a:srgbClr val="FFFFFF"/>
+                          </a:solidFill>
+                          <a:ln w="15875">
+                            <a:solidFill>
+                              <a:srgbClr val="000000"/>
+                            </a:solidFill>
+                            <a:round/>
+                            <a:headEnd/>
+                            <a:tailEnd/>
+                          </a:ln>
+                        </wps:spPr>
+                        <wps:bodyPr rot="0" vert="horz" wrap="square" lIns="91440" tIns="45720" rIns="91440" bIns="45720" anchor="t" anchorCtr="0" upright="1">
+                          <a:noAutofit/>
+                        </wps:bodyPr>
+                      </wps:wsp>
+                      <wps:wsp>
+                        <wps:cNvPr id="11" name=" 68"/>
+                        <wps:cNvSpPr txBox="1">
+                          <a:spLocks/>
+                        </wps:cNvSpPr>
+                        <wps:spPr bwMode="auto">
+                          <a:xfrm>
+                            <a:off x="5270" y="9320"/>
+                            <a:ext cx="1940" cy="510"/>
+                          </a:xfrm>
+                          <a:prstGeom prst="rect">
+                            <a:avLst/>
+                          </a:prstGeom>
+                          <a:solidFill>
+                            <a:srgbClr val="FFFFFF"/>
+                          </a:solidFill>
+                          <a:ln w="15875">
+                            <a:solidFill>
+                              <a:schemeClr val="bg1">
+                                <a:lumMod val="100000"/>
+                                <a:lumOff val="0"/>
+                              </a:schemeClr>
+                            </a:solidFill>
+                            <a:miter lim="800000"/>
+                            <a:headEnd/>
+                            <a:tailEnd/>
+                          </a:ln>
+                        </wps:spPr>
+                        <wps:txbx>
+                          <w:txbxContent>
+                            <w:p>
+                              <w:pPr>
+                                <w:jc w:val="center"/>
+                                <w:rPr>
+                                  <w:sz w:val="28"/>
+                                  <w:szCs w:val="28"/>
+                                </w:rPr>
+                              </w:pPr>
+                              <w:r>
+                                <w:rPr>
+                                  <w:rFonts w:hint="cs"/>
+                                  <w:sz w:val="28"/>
+                                  <w:szCs w:val="28"/>
+                                  <w:rtl/>
+                                </w:rPr>
+                                <w:t>רשימת שיעורים</w:t>
+                              </w:r>
+                            </w:p>
+                          </w:txbxContent>
+                        </wps:txbx>
+                        <wps:bodyPr rot="0" vert="horz" wrap="square" lIns="91440" tIns="45720" rIns="91440" bIns="45720" anchor="t" anchorCtr="0" upright="1">
+                          <a:noAutofit/>
+                        </wps:bodyPr>
+                      </wps:wsp>
+                    </wpg:wgp>
+                  </a:graphicData>
+                </a:graphic>
+                <wp14:sizeRelH relativeFrom="page">
+                  <wp14:pctWidth>0</wp14:pctWidth>
+                </wp14:sizeRelH>
+                <wp14:sizeRelV relativeFrom="page">
+                  <wp14:pctHeight>0</wp14:pctHeight>
+                </wp14:sizeRelV>
+              </wp:anchor>
+            </w:drawing>
+          </mc:Choice>
+          <mc:Fallback>
+            <w:pict>
+              <v:group w14:anchorId="5AA03EA7" id=" 66" o:spid="_x0000_s1043" style="position:absolute;margin-left:164.25pt;margin-top:131.85pt;width:151.5pt;height:46.5pt;z-index:251665920" coordorigin="4750,9110" coordsize="3030,930" o:gfxdata="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">
+                <v:oval id=" 67" o:spid="_x0000_s1044" style="position:absolute;left:4750;top:9110;width:3030;height:930;visibility:visible;mso-wrap-style:square;v-text-anchor:top" o:gfxdata="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" strokeweight="1.25pt">
+                  <v:path arrowok="t"/>
+                </v:oval>
+                <v:shape id=" 68" o:spid="_x0000_s1045" type="#_x0000_t202" style="position:absolute;left:5270;top:9320;width:1940;height:510;visibility:visible;mso-wrap-style:square;v-text-anchor:top" o:gfxdata="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" strokecolor="white [3212]" strokeweight="1.25pt">
+                  <v:path arrowok="t"/>
+                  <v:textbox>
+                    <w:txbxContent>
+                      <w:p>
+                        <w:pPr>
+                          <w:jc w:val="center"/>
+                          <w:rPr>
+                            <w:sz w:val="28"/>
+                            <w:szCs w:val="28"/>
+                          </w:rPr>
+                        </w:pPr>
+                        <w:r>
+                          <w:rPr>
+                            <w:rFonts w:hint="cs"/>
+                            <w:sz w:val="28"/>
+                            <w:szCs w:val="28"/>
+                            <w:rtl/>
+                          </w:rPr>
+                          <w:t>רשימת שיעורים</w:t>
+                        </w:r>
+                      </w:p>
+                    </w:txbxContent>
+                  </v:textbox>
+                </v:shape>
+              </v:group>
+            </w:pict>
+          </mc:Fallback>
+        </mc:AlternateContent>
+      </w:r>
+      <w:r>
+        <w:rPr>
+          <w:noProof/>
+          <w:rtl/>
+        </w:rPr>
+        <mc:AlternateContent>
+          <mc:Choice Requires="wps">
+            <w:drawing>
+              <wp:anchor distT="0" distB="0" distL="114300" distR="114300" simplePos="0" relativeHeight="251674112" behindDoc="0" locked="0" layoutInCell="1" allowOverlap="1" wp14:anchorId="3F31CEA7" wp14:editId="0424B821">
                 <wp:simplePos x="0" y="0"/>
                 <wp:positionH relativeFrom="column">
                   <wp:posOffset>266700</wp:posOffset>
@@ -6558,11 +7790,7 @@
           </mc:Choice>
           <mc:Fallback>
             <w:pict>
-              <v:shapetype w14:anchorId="203256E1" id="_x0000_t32" coordsize="21600,21600" o:spt="32" o:oned="t" path="m,l21600,21600e" filled="f">
-                <v:path arrowok="t" fillok="f" o:connecttype="none"/>
-                <o:lock v:ext="edit" shapetype="t"/>
-              </v:shapetype>
-              <v:shape id=" 93" o:spid="_x0000_s1026" type="#_x0000_t32" style="position:absolute;margin-left:21pt;margin-top:146.95pt;width:139pt;height:6.5pt;z-index:251674112;visibility:visible;mso-wrap-style:square;mso-width-percent:0;mso-height-percent:0;mso-wrap-distance-left:9pt;mso-wrap-distance-top:0;mso-wrap-distance-right:9pt;mso-wrap-distance-bottom:0;mso-position-horizontal:absolute;mso-position-horizontal-relative:text;mso-position-vertical:absolute;mso-position-vertical-relative:text;mso-width-percent:0;mso-height-percent:0;mso-width-relative:page;mso-height-relative:page" o:gfxdata="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" strokeweight="1.5pt">
+              <v:shape w14:anchorId="74872889" id=" 93" o:spid="_x0000_s1026" type="#_x0000_t32" style="position:absolute;margin-left:21pt;margin-top:146.95pt;width:139pt;height:6.5pt;z-index:251674112;visibility:visible;mso-wrap-style:square;mso-width-percent:0;mso-height-percent:0;mso-wrap-distance-left:9pt;mso-wrap-distance-top:0;mso-wrap-distance-right:9pt;mso-wrap-distance-bottom:0;mso-position-horizontal:absolute;mso-position-horizontal-relative:text;mso-position-vertical:absolute;mso-position-vertical-relative:text;mso-width-percent:0;mso-height-percent:0;mso-width-relative:page;mso-height-relative:page" o:gfxdata="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" strokeweight="1.5pt">
                 <o:lock v:ext="edit" shapetype="f"/>
               </v:shape>
             </w:pict>
@@ -6577,7 +7805,7 @@
         <mc:AlternateContent>
           <mc:Choice Requires="wps">
             <w:drawing>
-              <wp:anchor distT="0" distB="0" distL="114300" distR="114300" simplePos="0" relativeHeight="251675136" behindDoc="0" locked="0" layoutInCell="1" allowOverlap="1" wp14:anchorId="2D3F204C" wp14:editId="69C6BDFA">
+              <wp:anchor distT="0" distB="0" distL="114300" distR="114300" simplePos="0" relativeHeight="251675136" behindDoc="0" locked="0" layoutInCell="1" allowOverlap="1" wp14:anchorId="2D3F204C" wp14:editId="31589232">
                 <wp:simplePos x="0" y="0"/>
                 <wp:positionH relativeFrom="column">
                   <wp:posOffset>273050</wp:posOffset>
@@ -6638,159 +7866,7 @@
           </mc:Choice>
           <mc:Fallback>
             <w:pict>
-              <v:shape w14:anchorId="531D5B0A" id=" 94" o:spid="_x0000_s1026" type="#_x0000_t32" style="position:absolute;margin-left:21.5pt;margin-top:155.6pt;width:150.2pt;height:52.5pt;z-index:251675136;visibility:visible;mso-wrap-style:square;mso-width-percent:0;mso-height-percent:0;mso-wrap-distance-left:9pt;mso-wrap-distance-top:0;mso-wrap-distance-right:9pt;mso-wrap-distance-bottom:0;mso-position-horizontal:absolute;mso-position-horizontal-relative:text;mso-position-vertical:absolute;mso-position-vertical-relative:text;mso-width-percent:0;mso-height-percent:0;mso-width-relative:page;mso-height-relative:page" o:gfxdata="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" strokeweight="1.5pt">
-                <o:lock v:ext="edit" shapetype="f"/>
-              </v:shape>
-            </w:pict>
-          </mc:Fallback>
-        </mc:AlternateContent>
-      </w:r>
-      <w:r>
-        <w:rPr>
-          <w:noProof/>
-          <w:rtl/>
-        </w:rPr>
-        <mc:AlternateContent>
-          <mc:Choice Requires="wps">
-            <w:drawing>
-              <wp:anchor distT="0" distB="0" distL="114300" distR="114300" simplePos="0" relativeHeight="251679232" behindDoc="0" locked="0" layoutInCell="1" allowOverlap="1" wp14:anchorId="08730CC5" wp14:editId="40BD9917">
-                <wp:simplePos x="0" y="0"/>
-                <wp:positionH relativeFrom="column">
-                  <wp:posOffset>285750</wp:posOffset>
-                </wp:positionH>
-                <wp:positionV relativeFrom="paragraph">
-                  <wp:posOffset>933450</wp:posOffset>
-                </wp:positionV>
-                <wp:extent cx="1727200" cy="837565"/>
-                <wp:effectExtent l="0" t="0" r="6350" b="635"/>
-                <wp:wrapNone/>
-                <wp:docPr id="63" name=" 98"/>
-                <wp:cNvGraphicFramePr>
-                  <a:graphicFrameLocks xmlns:a="http://schemas.openxmlformats.org/drawingml/2006/main"/>
-                </wp:cNvGraphicFramePr>
-                <a:graphic xmlns:a="http://schemas.openxmlformats.org/drawingml/2006/main">
-                  <a:graphicData uri="http://schemas.microsoft.com/office/word/2010/wordprocessingShape">
-                    <wps:wsp>
-                      <wps:cNvCnPr>
-                        <a:cxnSpLocks/>
-                      </wps:cNvCnPr>
-                      <wps:spPr bwMode="auto">
-                        <a:xfrm flipV="1">
-                          <a:off x="0" y="0"/>
-                          <a:ext cx="1727200" cy="837565"/>
-                        </a:xfrm>
-                        <a:prstGeom prst="straightConnector1">
-                          <a:avLst/>
-                        </a:prstGeom>
-                        <a:noFill/>
-                        <a:ln w="19050">
-                          <a:solidFill>
-                            <a:srgbClr val="000000"/>
-                          </a:solidFill>
-                          <a:round/>
-                          <a:headEnd/>
-                          <a:tailEnd/>
-                        </a:ln>
-                        <a:extLst>
-                          <a:ext uri="{909E8E84-426E-40DD-AFC4-6F175D3DCCD1}">
-                            <a14:hiddenFill xmlns:a14="http://schemas.microsoft.com/office/drawing/2010/main">
-                              <a:noFill/>
-                            </a14:hiddenFill>
-                          </a:ext>
-                        </a:extLst>
-                      </wps:spPr>
-                      <wps:bodyPr/>
-                    </wps:wsp>
-                  </a:graphicData>
-                </a:graphic>
-                <wp14:sizeRelH relativeFrom="page">
-                  <wp14:pctWidth>0</wp14:pctWidth>
-                </wp14:sizeRelH>
-                <wp14:sizeRelV relativeFrom="page">
-                  <wp14:pctHeight>0</wp14:pctHeight>
-                </wp14:sizeRelV>
-              </wp:anchor>
-            </w:drawing>
-          </mc:Choice>
-          <mc:Fallback>
-            <w:pict>
-              <v:shape w14:anchorId="54F4134C" id=" 98" o:spid="_x0000_s1026" type="#_x0000_t32" style="position:absolute;margin-left:22.5pt;margin-top:73.5pt;width:136pt;height:65.95pt;flip:y;z-index:251679232;visibility:visible;mso-wrap-style:square;mso-width-percent:0;mso-height-percent:0;mso-wrap-distance-left:9pt;mso-wrap-distance-top:0;mso-wrap-distance-right:9pt;mso-wrap-distance-bottom:0;mso-position-horizontal:absolute;mso-position-horizontal-relative:text;mso-position-vertical:absolute;mso-position-vertical-relative:text;mso-width-percent:0;mso-height-percent:0;mso-width-relative:page;mso-height-relative:page" o:gfxdata="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" strokeweight="1.5pt">
-                <o:lock v:ext="edit" shapetype="f"/>
-              </v:shape>
-            </w:pict>
-          </mc:Fallback>
-        </mc:AlternateContent>
-      </w:r>
-      <w:r>
-        <w:rPr>
-          <w:noProof/>
-          <w:rtl/>
-        </w:rPr>
-        <mc:AlternateContent>
-          <mc:Choice Requires="wps">
-            <w:drawing>
-              <wp:anchor distT="0" distB="0" distL="114300" distR="114300" simplePos="0" relativeHeight="251678208" behindDoc="0" locked="0" layoutInCell="1" allowOverlap="1" wp14:anchorId="44A6D1AF" wp14:editId="4EC7079B">
-                <wp:simplePos x="0" y="0"/>
-                <wp:positionH relativeFrom="column">
-                  <wp:posOffset>4019550</wp:posOffset>
-                </wp:positionH>
-                <wp:positionV relativeFrom="paragraph">
-                  <wp:posOffset>1536700</wp:posOffset>
-                </wp:positionV>
-                <wp:extent cx="1206500" cy="1180465"/>
-                <wp:effectExtent l="0" t="0" r="12700" b="635"/>
-                <wp:wrapNone/>
-                <wp:docPr id="62" name=" 97"/>
-                <wp:cNvGraphicFramePr>
-                  <a:graphicFrameLocks xmlns:a="http://schemas.openxmlformats.org/drawingml/2006/main"/>
-                </wp:cNvGraphicFramePr>
-                <a:graphic xmlns:a="http://schemas.openxmlformats.org/drawingml/2006/main">
-                  <a:graphicData uri="http://schemas.microsoft.com/office/word/2010/wordprocessingShape">
-                    <wps:wsp>
-                      <wps:cNvCnPr>
-                        <a:cxnSpLocks/>
-                      </wps:cNvCnPr>
-                      <wps:spPr bwMode="auto">
-                        <a:xfrm flipV="1">
-                          <a:off x="0" y="0"/>
-                          <a:ext cx="1206500" cy="1180465"/>
-                        </a:xfrm>
-                        <a:prstGeom prst="straightConnector1">
-                          <a:avLst/>
-                        </a:prstGeom>
-                        <a:noFill/>
-                        <a:ln w="19050">
-                          <a:solidFill>
-                            <a:srgbClr val="000000"/>
-                          </a:solidFill>
-                          <a:round/>
-                          <a:headEnd/>
-                          <a:tailEnd/>
-                        </a:ln>
-                        <a:extLst>
-                          <a:ext uri="{909E8E84-426E-40DD-AFC4-6F175D3DCCD1}">
-                            <a14:hiddenFill xmlns:a14="http://schemas.microsoft.com/office/drawing/2010/main">
-                              <a:noFill/>
-                            </a14:hiddenFill>
-                          </a:ext>
-                        </a:extLst>
-                      </wps:spPr>
-                      <wps:bodyPr/>
-                    </wps:wsp>
-                  </a:graphicData>
-                </a:graphic>
-                <wp14:sizeRelH relativeFrom="page">
-                  <wp14:pctWidth>0</wp14:pctWidth>
-                </wp14:sizeRelH>
-                <wp14:sizeRelV relativeFrom="page">
-                  <wp14:pctHeight>0</wp14:pctHeight>
-                </wp14:sizeRelV>
-              </wp:anchor>
-            </w:drawing>
-          </mc:Choice>
-          <mc:Fallback>
-            <w:pict>
-              <v:shape w14:anchorId="0AC091AF" id=" 97" o:spid="_x0000_s1026" type="#_x0000_t32" style="position:absolute;margin-left:316.5pt;margin-top:121pt;width:95pt;height:92.95pt;flip:y;z-index:251678208;visibility:visible;mso-wrap-style:square;mso-width-percent:0;mso-height-percent:0;mso-wrap-distance-left:9pt;mso-wrap-distance-top:0;mso-wrap-distance-right:9pt;mso-wrap-distance-bottom:0;mso-position-horizontal:absolute;mso-position-horizontal-relative:text;mso-position-vertical:absolute;mso-position-vertical-relative:text;mso-width-percent:0;mso-height-percent:0;mso-width-relative:page;mso-height-relative:page" o:gfxdata="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" strokeweight="1.5pt">
+              <v:shape w14:anchorId="28CD3F6F" id=" 94" o:spid="_x0000_s1026" type="#_x0000_t32" style="position:absolute;margin-left:21.5pt;margin-top:155.6pt;width:150.2pt;height:52.5pt;z-index:251675136;visibility:visible;mso-wrap-style:square;mso-width-percent:0;mso-height-percent:0;mso-wrap-distance-left:9pt;mso-wrap-distance-top:0;mso-wrap-distance-right:9pt;mso-wrap-distance-bottom:0;mso-position-horizontal:absolute;mso-position-horizontal-relative:text;mso-position-vertical:absolute;mso-position-vertical-relative:text;mso-width-percent:0;mso-height-percent:0;mso-width-relative:page;mso-height-relative:page" o:gfxdata="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" strokeweight="1.5pt">
                 <o:lock v:ext="edit" shapetype="f"/>
               </v:shape>
             </w:pict>
@@ -6956,7 +8032,7 @@
         <mc:AlternateContent>
           <mc:Choice Requires="wpg">
             <w:drawing>
-              <wp:anchor distT="0" distB="0" distL="114300" distR="114300" simplePos="0" relativeHeight="251673088" behindDoc="0" locked="0" layoutInCell="1" allowOverlap="1" wp14:anchorId="484A4628" wp14:editId="6472416C">
+              <wp:anchor distT="0" distB="0" distL="114300" distR="114300" simplePos="0" relativeHeight="251673088" behindDoc="0" locked="0" layoutInCell="1" allowOverlap="1" wp14:anchorId="484A4628" wp14:editId="3DF10349">
                 <wp:simplePos x="0" y="0"/>
                 <wp:positionH relativeFrom="column">
                   <wp:posOffset>5118100</wp:posOffset>
@@ -7187,7 +8263,7 @@
                                   <w:szCs w:val="20"/>
                                   <w:rtl/>
                                 </w:rPr>
-                                <w:t>מנהל</w:t>
+                                <w:t>מורה</w:t>
                               </w:r>
                             </w:p>
                           </w:txbxContent>
@@ -7210,27 +8286,23 @@
           </mc:Choice>
           <mc:Fallback>
             <w:pict>
-              <v:group w14:anchorId="484A4628" id=" 86" o:spid="_x0000_s1029" style="position:absolute;margin-left:403pt;margin-top:74.1pt;width:38.5pt;height:84.5pt;z-index:251673088" coordorigin="1060,10550" coordsize="770,1690" o:gfxdata="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">
-                <v:oval id=" 87" o:spid="_x0000_s1030" style="position:absolute;left:1280;top:10550;width:320;height:340;visibility:visible;mso-wrap-style:square;v-text-anchor:top" o:gfxdata="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">
+              <v:group w14:anchorId="484A4628" id=" 86" o:spid="_x0000_s1046" style="position:absolute;margin-left:403pt;margin-top:74.1pt;width:38.5pt;height:84.5pt;z-index:251673088" coordorigin="1060,10550" coordsize="770,1690" o:gfxdata="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">
+                <v:oval id=" 87" o:spid="_x0000_s1047" style="position:absolute;left:1280;top:10550;width:320;height:340;visibility:visible;mso-wrap-style:square;v-text-anchor:top" o:gfxdata="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">
                   <v:path arrowok="t"/>
                 </v:oval>
-                <v:shapetype id="_x0000_t32" coordsize="21600,21600" o:spt="32" o:oned="t" path="m,l21600,21600e" filled="f">
-                  <v:path arrowok="t" fillok="f" o:connecttype="none"/>
-                  <o:lock v:ext="edit" shapetype="t"/>
-                </v:shapetype>
-                <v:shape id=" 88" o:spid="_x0000_s1031" type="#_x0000_t32" style="position:absolute;left:1450;top:10880;width:0;height:670;visibility:visible;mso-wrap-style:square" o:connectortype="straight" o:gfxdata="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">
+                <v:shape id=" 88" o:spid="_x0000_s1048" type="#_x0000_t32" style="position:absolute;left:1450;top:10880;width:0;height:670;visibility:visible;mso-wrap-style:square" o:connectortype="straight" o:gfxdata="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">
                   <o:lock v:ext="edit" shapetype="f"/>
                 </v:shape>
-                <v:shape id=" 89" o:spid="_x0000_s1032" type="#_x0000_t32" style="position:absolute;left:1190;top:11040;width:520;height:1;visibility:visible;mso-wrap-style:square" o:connectortype="straight" o:gfxdata="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">
+                <v:shape id=" 89" o:spid="_x0000_s1049" type="#_x0000_t32" style="position:absolute;left:1190;top:11040;width:520;height:1;visibility:visible;mso-wrap-style:square" o:connectortype="straight" o:gfxdata="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">
                   <o:lock v:ext="edit" shapetype="f"/>
                 </v:shape>
-                <v:shape id=" 90" o:spid="_x0000_s1033" type="#_x0000_t32" style="position:absolute;left:1200;top:11540;width:260;height:291;flip:x;visibility:visible;mso-wrap-style:square" o:connectortype="straight" o:gfxdata="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">
+                <v:shape id=" 90" o:spid="_x0000_s1050" type="#_x0000_t32" style="position:absolute;left:1200;top:11540;width:260;height:291;flip:x;visibility:visible;mso-wrap-style:square" o:connectortype="straight" o:gfxdata="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">
                   <o:lock v:ext="edit" shapetype="f"/>
                 </v:shape>
-                <v:shape id=" 91" o:spid="_x0000_s1034" type="#_x0000_t32" style="position:absolute;left:1450;top:11560;width:200;height:260;flip:x y;visibility:visible;mso-wrap-style:square" o:connectortype="straight" o:gfxdata="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">
+                <v:shape id=" 91" o:spid="_x0000_s1051" type="#_x0000_t32" style="position:absolute;left:1450;top:11560;width:200;height:260;flip:x y;visibility:visible;mso-wrap-style:square" o:connectortype="straight" o:gfxdata="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">
                   <o:lock v:ext="edit" shapetype="f"/>
                 </v:shape>
-                <v:shape id=" 92" o:spid="_x0000_s1035" type="#_x0000_t202" style="position:absolute;left:1060;top:11880;width:770;height:360;visibility:visible;mso-wrap-style:square;v-text-anchor:top" o:gfxdata="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" strokecolor="white [3212]">
+                <v:shape id=" 92" o:spid="_x0000_s1052" type="#_x0000_t202" style="position:absolute;left:1060;top:11880;width:770;height:360;visibility:visible;mso-wrap-style:square;v-text-anchor:top" o:gfxdata="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" strokecolor="white [3212]">
                   <v:path arrowok="t"/>
                   <v:textbox>
                     <w:txbxContent>
@@ -7249,7 +8321,7 @@
                             <w:szCs w:val="20"/>
                             <w:rtl/>
                           </w:rPr>
-                          <w:t>מנהל</w:t>
+                          <w:t>מורה</w:t>
                         </w:r>
                       </w:p>
                     </w:txbxContent>
@@ -7263,1234 +8335,12 @@
       <w:r>
         <w:rPr>
           <w:noProof/>
+          <w:color w:val="0000FF"/>
         </w:rPr>
         <mc:AlternateContent>
           <mc:Choice Requires="wpg">
             <w:drawing>
-              <wp:anchor distT="0" distB="0" distL="114300" distR="114300" simplePos="0" relativeHeight="251672064" behindDoc="0" locked="0" layoutInCell="1" allowOverlap="1" wp14:anchorId="0E44C4B9" wp14:editId="7F3BA3AD">
-                <wp:simplePos x="0" y="0"/>
-                <wp:positionH relativeFrom="column">
-                  <wp:posOffset>-44450</wp:posOffset>
-                </wp:positionH>
-                <wp:positionV relativeFrom="paragraph">
-                  <wp:posOffset>1366520</wp:posOffset>
-                </wp:positionV>
-                <wp:extent cx="488950" cy="1073150"/>
-                <wp:effectExtent l="0" t="0" r="6350" b="0"/>
-                <wp:wrapNone/>
-                <wp:docPr id="44" name=" 85"/>
-                <wp:cNvGraphicFramePr>
-                  <a:graphicFrameLocks xmlns:a="http://schemas.openxmlformats.org/drawingml/2006/main"/>
-                </wp:cNvGraphicFramePr>
-                <a:graphic xmlns:a="http://schemas.openxmlformats.org/drawingml/2006/main">
-                  <a:graphicData uri="http://schemas.microsoft.com/office/word/2010/wordprocessingGroup">
-                    <wpg:wgp>
-                      <wpg:cNvGrpSpPr>
-                        <a:grpSpLocks/>
-                      </wpg:cNvGrpSpPr>
-                      <wpg:grpSpPr bwMode="auto">
-                        <a:xfrm>
-                          <a:off x="0" y="0"/>
-                          <a:ext cx="488950" cy="1073150"/>
-                          <a:chOff x="1060" y="10550"/>
-                          <a:chExt cx="770" cy="1690"/>
-                        </a:xfrm>
-                      </wpg:grpSpPr>
-                      <wps:wsp>
-                        <wps:cNvPr id="47" name=" 79"/>
-                        <wps:cNvSpPr>
-                          <a:spLocks/>
-                        </wps:cNvSpPr>
-                        <wps:spPr bwMode="auto">
-                          <a:xfrm>
-                            <a:off x="1280" y="10550"/>
-                            <a:ext cx="320" cy="340"/>
-                          </a:xfrm>
-                          <a:prstGeom prst="ellipse">
-                            <a:avLst/>
-                          </a:prstGeom>
-                          <a:solidFill>
-                            <a:srgbClr val="FFFFFF"/>
-                          </a:solidFill>
-                          <a:ln w="9525">
-                            <a:solidFill>
-                              <a:srgbClr val="000000"/>
-                            </a:solidFill>
-                            <a:round/>
-                            <a:headEnd/>
-                            <a:tailEnd/>
-                          </a:ln>
-                        </wps:spPr>
-                        <wps:bodyPr rot="0" vert="horz" wrap="square" lIns="91440" tIns="45720" rIns="91440" bIns="45720" anchor="t" anchorCtr="0" upright="1">
-                          <a:noAutofit/>
-                        </wps:bodyPr>
-                      </wps:wsp>
-                      <wps:wsp>
-                        <wps:cNvPr id="48" name=" 80"/>
-                        <wps:cNvCnPr>
-                          <a:cxnSpLocks/>
-                        </wps:cNvCnPr>
-                        <wps:spPr bwMode="auto">
-                          <a:xfrm>
-                            <a:off x="1450" y="10880"/>
-                            <a:ext cx="0" cy="670"/>
-                          </a:xfrm>
-                          <a:prstGeom prst="straightConnector1">
-                            <a:avLst/>
-                          </a:prstGeom>
-                          <a:noFill/>
-                          <a:ln w="9525">
-                            <a:solidFill>
-                              <a:srgbClr val="000000"/>
-                            </a:solidFill>
-                            <a:round/>
-                            <a:headEnd/>
-                            <a:tailEnd/>
-                          </a:ln>
-                          <a:extLst>
-                            <a:ext uri="{909E8E84-426E-40DD-AFC4-6F175D3DCCD1}">
-                              <a14:hiddenFill xmlns:a14="http://schemas.microsoft.com/office/drawing/2010/main">
-                                <a:noFill/>
-                              </a14:hiddenFill>
-                            </a:ext>
-                          </a:extLst>
-                        </wps:spPr>
-                        <wps:bodyPr/>
-                      </wps:wsp>
-                      <wps:wsp>
-                        <wps:cNvPr id="49" name=" 81"/>
-                        <wps:cNvCnPr>
-                          <a:cxnSpLocks/>
-                        </wps:cNvCnPr>
-                        <wps:spPr bwMode="auto">
-                          <a:xfrm>
-                            <a:off x="1190" y="11040"/>
-                            <a:ext cx="520" cy="1"/>
-                          </a:xfrm>
-                          <a:prstGeom prst="straightConnector1">
-                            <a:avLst/>
-                          </a:prstGeom>
-                          <a:noFill/>
-                          <a:ln w="9525">
-                            <a:solidFill>
-                              <a:srgbClr val="000000"/>
-                            </a:solidFill>
-                            <a:round/>
-                            <a:headEnd/>
-                            <a:tailEnd/>
-                          </a:ln>
-                          <a:extLst>
-                            <a:ext uri="{909E8E84-426E-40DD-AFC4-6F175D3DCCD1}">
-                              <a14:hiddenFill xmlns:a14="http://schemas.microsoft.com/office/drawing/2010/main">
-                                <a:noFill/>
-                              </a14:hiddenFill>
-                            </a:ext>
-                          </a:extLst>
-                        </wps:spPr>
-                        <wps:bodyPr/>
-                      </wps:wsp>
-                      <wps:wsp>
-                        <wps:cNvPr id="50" name=" 82"/>
-                        <wps:cNvCnPr>
-                          <a:cxnSpLocks/>
-                        </wps:cNvCnPr>
-                        <wps:spPr bwMode="auto">
-                          <a:xfrm flipH="1">
-                            <a:off x="1200" y="11540"/>
-                            <a:ext cx="260" cy="291"/>
-                          </a:xfrm>
-                          <a:prstGeom prst="straightConnector1">
-                            <a:avLst/>
-                          </a:prstGeom>
-                          <a:noFill/>
-                          <a:ln w="9525">
-                            <a:solidFill>
-                              <a:srgbClr val="000000"/>
-                            </a:solidFill>
-                            <a:round/>
-                            <a:headEnd/>
-                            <a:tailEnd/>
-                          </a:ln>
-                          <a:extLst>
-                            <a:ext uri="{909E8E84-426E-40DD-AFC4-6F175D3DCCD1}">
-                              <a14:hiddenFill xmlns:a14="http://schemas.microsoft.com/office/drawing/2010/main">
-                                <a:noFill/>
-                              </a14:hiddenFill>
-                            </a:ext>
-                          </a:extLst>
-                        </wps:spPr>
-                        <wps:bodyPr/>
-                      </wps:wsp>
-                      <wps:wsp>
-                        <wps:cNvPr id="51" name=" 83"/>
-                        <wps:cNvCnPr>
-                          <a:cxnSpLocks/>
-                        </wps:cNvCnPr>
-                        <wps:spPr bwMode="auto">
-                          <a:xfrm flipH="1" flipV="1">
-                            <a:off x="1450" y="11560"/>
-                            <a:ext cx="200" cy="260"/>
-                          </a:xfrm>
-                          <a:prstGeom prst="straightConnector1">
-                            <a:avLst/>
-                          </a:prstGeom>
-                          <a:noFill/>
-                          <a:ln w="9525">
-                            <a:solidFill>
-                              <a:srgbClr val="000000"/>
-                            </a:solidFill>
-                            <a:round/>
-                            <a:headEnd/>
-                            <a:tailEnd/>
-                          </a:ln>
-                          <a:extLst>
-                            <a:ext uri="{909E8E84-426E-40DD-AFC4-6F175D3DCCD1}">
-                              <a14:hiddenFill xmlns:a14="http://schemas.microsoft.com/office/drawing/2010/main">
-                                <a:noFill/>
-                              </a14:hiddenFill>
-                            </a:ext>
-                          </a:extLst>
-                        </wps:spPr>
-                        <wps:bodyPr/>
-                      </wps:wsp>
-                      <wps:wsp>
-                        <wps:cNvPr id="52" name=" 84"/>
-                        <wps:cNvSpPr txBox="1">
-                          <a:spLocks/>
-                        </wps:cNvSpPr>
-                        <wps:spPr bwMode="auto">
-                          <a:xfrm>
-                            <a:off x="1060" y="11880"/>
-                            <a:ext cx="770" cy="360"/>
-                          </a:xfrm>
-                          <a:prstGeom prst="rect">
-                            <a:avLst/>
-                          </a:prstGeom>
-                          <a:solidFill>
-                            <a:srgbClr val="FFFFFF"/>
-                          </a:solidFill>
-                          <a:ln w="9525">
-                            <a:solidFill>
-                              <a:schemeClr val="bg1">
-                                <a:lumMod val="100000"/>
-                                <a:lumOff val="0"/>
-                              </a:schemeClr>
-                            </a:solidFill>
-                            <a:miter lim="800000"/>
-                            <a:headEnd/>
-                            <a:tailEnd/>
-                          </a:ln>
-                        </wps:spPr>
-                        <wps:txbx>
-                          <w:txbxContent>
-                            <w:p>
-                              <w:pPr>
-                                <w:jc w:val="center"/>
-                                <w:rPr>
-                                  <w:sz w:val="20"/>
-                                  <w:szCs w:val="20"/>
-                                </w:rPr>
-                              </w:pPr>
-                              <w:r>
-                                <w:rPr>
-                                  <w:rFonts w:hint="cs"/>
-                                  <w:sz w:val="20"/>
-                                  <w:szCs w:val="20"/>
-                                  <w:rtl/>
-                                </w:rPr>
-                                <w:t>מנהל</w:t>
-                              </w:r>
-                            </w:p>
-                          </w:txbxContent>
-                        </wps:txbx>
-                        <wps:bodyPr rot="0" vert="horz" wrap="square" lIns="91440" tIns="45720" rIns="91440" bIns="45720" anchor="t" anchorCtr="0" upright="1">
-                          <a:noAutofit/>
-                        </wps:bodyPr>
-                      </wps:wsp>
-                    </wpg:wgp>
-                  </a:graphicData>
-                </a:graphic>
-                <wp14:sizeRelH relativeFrom="page">
-                  <wp14:pctWidth>0</wp14:pctWidth>
-                </wp14:sizeRelH>
-                <wp14:sizeRelV relativeFrom="page">
-                  <wp14:pctHeight>0</wp14:pctHeight>
-                </wp14:sizeRelV>
-              </wp:anchor>
-            </w:drawing>
-          </mc:Choice>
-          <mc:Fallback>
-            <w:pict>
-              <v:group w14:anchorId="0E44C4B9" id=" 85" o:spid="_x0000_s1036" style="position:absolute;margin-left:-3.5pt;margin-top:107.6pt;width:38.5pt;height:84.5pt;z-index:251672064" coordorigin="1060,10550" coordsize="770,1690" o:gfxdata="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">
-                <v:oval id=" 79" o:spid="_x0000_s1037" style="position:absolute;left:1280;top:10550;width:320;height:340;visibility:visible;mso-wrap-style:square;v-text-anchor:top" o:gfxdata="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">
-                  <v:path arrowok="t"/>
-                </v:oval>
-                <v:shape id=" 80" o:spid="_x0000_s1038" type="#_x0000_t32" style="position:absolute;left:1450;top:10880;width:0;height:670;visibility:visible;mso-wrap-style:square" o:connectortype="straight" o:gfxdata="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">
-                  <o:lock v:ext="edit" shapetype="f"/>
-                </v:shape>
-                <v:shape id=" 81" o:spid="_x0000_s1039" type="#_x0000_t32" style="position:absolute;left:1190;top:11040;width:520;height:1;visibility:visible;mso-wrap-style:square" o:connectortype="straight" o:gfxdata="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">
-                  <o:lock v:ext="edit" shapetype="f"/>
-                </v:shape>
-                <v:shape id=" 82" o:spid="_x0000_s1040" type="#_x0000_t32" style="position:absolute;left:1200;top:11540;width:260;height:291;flip:x;visibility:visible;mso-wrap-style:square" o:connectortype="straight" o:gfxdata="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">
-                  <o:lock v:ext="edit" shapetype="f"/>
-                </v:shape>
-                <v:shape id=" 83" o:spid="_x0000_s1041" type="#_x0000_t32" style="position:absolute;left:1450;top:11560;width:200;height:260;flip:x y;visibility:visible;mso-wrap-style:square" o:connectortype="straight" o:gfxdata="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">
-                  <o:lock v:ext="edit" shapetype="f"/>
-                </v:shape>
-                <v:shape id=" 84" o:spid="_x0000_s1042" type="#_x0000_t202" style="position:absolute;left:1060;top:11880;width:770;height:360;visibility:visible;mso-wrap-style:square;v-text-anchor:top" o:gfxdata="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" strokecolor="white [3212]">
-                  <v:path arrowok="t"/>
-                  <v:textbox>
-                    <w:txbxContent>
-                      <w:p>
-                        <w:pPr>
-                          <w:jc w:val="center"/>
-                          <w:rPr>
-                            <w:sz w:val="20"/>
-                            <w:szCs w:val="20"/>
-                          </w:rPr>
-                        </w:pPr>
-                        <w:r>
-                          <w:rPr>
-                            <w:rFonts w:hint="cs"/>
-                            <w:sz w:val="20"/>
-                            <w:szCs w:val="20"/>
-                            <w:rtl/>
-                          </w:rPr>
-                          <w:t>מנהל</w:t>
-                        </w:r>
-                      </w:p>
-                    </w:txbxContent>
-                  </v:textbox>
-                </v:shape>
-              </v:group>
-            </w:pict>
-          </mc:Fallback>
-        </mc:AlternateContent>
-      </w:r>
-      <w:r>
-        <w:rPr>
-          <w:noProof/>
-          <w:rtl/>
-        </w:rPr>
-        <mc:AlternateContent>
-          <mc:Choice Requires="wps">
-            <w:drawing>
-              <wp:anchor distT="0" distB="0" distL="114300" distR="114300" simplePos="0" relativeHeight="251671040" behindDoc="0" locked="0" layoutInCell="1" allowOverlap="1" wp14:anchorId="2E032613" wp14:editId="49D8750D">
-                <wp:simplePos x="0" y="0"/>
-                <wp:positionH relativeFrom="column">
-                  <wp:posOffset>1674495</wp:posOffset>
-                </wp:positionH>
-                <wp:positionV relativeFrom="paragraph">
-                  <wp:posOffset>1590040</wp:posOffset>
-                </wp:positionV>
-                <wp:extent cx="454025" cy="558165"/>
-                <wp:effectExtent l="95250" t="0" r="0" b="0"/>
-                <wp:wrapNone/>
-                <wp:docPr id="40" name=" 78"/>
-                <wp:cNvGraphicFramePr>
-                  <a:graphicFrameLocks xmlns:a="http://schemas.openxmlformats.org/drawingml/2006/main"/>
-                </wp:cNvGraphicFramePr>
-                <a:graphic xmlns:a="http://schemas.openxmlformats.org/drawingml/2006/main">
-                  <a:graphicData uri="http://schemas.microsoft.com/office/word/2010/wordprocessingShape">
-                    <wps:wsp>
-                      <wps:cNvSpPr>
-                        <a:spLocks/>
-                      </wps:cNvSpPr>
-                      <wps:spPr bwMode="auto">
-                        <a:xfrm rot="7018161" flipH="1">
-                          <a:off x="0" y="0"/>
-                          <a:ext cx="454025" cy="558165"/>
-                        </a:xfrm>
-                        <a:custGeom>
-                          <a:avLst/>
-                          <a:gdLst>
-                            <a:gd name="G0" fmla="+- 21600 0 0"/>
-                            <a:gd name="G1" fmla="+- 15126 0 0"/>
-                            <a:gd name="G2" fmla="+- 21600 0 0"/>
-                            <a:gd name="T0" fmla="*/ 4462 w 21600"/>
-                            <a:gd name="T1" fmla="*/ 28273 h 28273"/>
-                            <a:gd name="T2" fmla="*/ 6180 w 21600"/>
-                            <a:gd name="T3" fmla="*/ 0 h 28273"/>
-                            <a:gd name="T4" fmla="*/ 21600 w 21600"/>
-                            <a:gd name="T5" fmla="*/ 15126 h 28273"/>
-                          </a:gdLst>
-                          <a:ahLst/>
-                          <a:cxnLst>
-                            <a:cxn ang="0">
-                              <a:pos x="T0" y="T1"/>
-                            </a:cxn>
-                            <a:cxn ang="0">
-                              <a:pos x="T2" y="T3"/>
-                            </a:cxn>
-                            <a:cxn ang="0">
-                              <a:pos x="T4" y="T5"/>
-                            </a:cxn>
-                          </a:cxnLst>
-                          <a:rect l="0" t="0" r="r" b="b"/>
-                          <a:pathLst>
-                            <a:path w="21600" h="28273" fill="none" extrusionOk="0">
-                              <a:moveTo>
-                                <a:pt x="4461" y="28273"/>
-                              </a:moveTo>
-                              <a:cubicBezTo>
-                                <a:pt x="1568" y="24501"/>
-                                <a:pt x="0" y="19879"/>
-                                <a:pt x="0" y="15126"/>
-                              </a:cubicBezTo>
-                              <a:cubicBezTo>
-                                <a:pt x="0" y="9469"/>
-                                <a:pt x="2219" y="4038"/>
-                                <a:pt x="6180" y="0"/>
-                              </a:cubicBezTo>
-                            </a:path>
-                            <a:path w="21600" h="28273" stroke="0" extrusionOk="0">
-                              <a:moveTo>
-                                <a:pt x="4461" y="28273"/>
-                              </a:moveTo>
-                              <a:cubicBezTo>
-                                <a:pt x="1568" y="24501"/>
-                                <a:pt x="0" y="19879"/>
-                                <a:pt x="0" y="15126"/>
-                              </a:cubicBezTo>
-                              <a:cubicBezTo>
-                                <a:pt x="0" y="9469"/>
-                                <a:pt x="2219" y="4038"/>
-                                <a:pt x="6180" y="0"/>
-                              </a:cubicBezTo>
-                              <a:lnTo>
-                                <a:pt x="21600" y="15126"/>
-                              </a:lnTo>
-                              <a:close/>
-                            </a:path>
-                          </a:pathLst>
-                        </a:custGeom>
-                        <a:noFill/>
-                        <a:ln w="12700">
-                          <a:solidFill>
-                            <a:srgbClr val="000000"/>
-                          </a:solidFill>
-                          <a:prstDash val="dash"/>
-                          <a:round/>
-                          <a:headEnd/>
-                          <a:tailEnd/>
-                        </a:ln>
-                        <a:extLst>
-                          <a:ext uri="{909E8E84-426E-40DD-AFC4-6F175D3DCCD1}">
-                            <a14:hiddenFill xmlns:a14="http://schemas.microsoft.com/office/drawing/2010/main">
-                              <a:solidFill>
-                                <a:srgbClr val="FFFFFF"/>
-                              </a:solidFill>
-                            </a14:hiddenFill>
-                          </a:ext>
-                        </a:extLst>
-                      </wps:spPr>
-                      <wps:bodyPr rot="0" vert="horz" wrap="square" lIns="91440" tIns="45720" rIns="91440" bIns="45720" anchor="t" anchorCtr="0" upright="1">
-                        <a:noAutofit/>
-                      </wps:bodyPr>
-                    </wps:wsp>
-                  </a:graphicData>
-                </a:graphic>
-                <wp14:sizeRelH relativeFrom="page">
-                  <wp14:pctWidth>0</wp14:pctWidth>
-                </wp14:sizeRelH>
-                <wp14:sizeRelV relativeFrom="page">
-                  <wp14:pctHeight>0</wp14:pctHeight>
-                </wp14:sizeRelV>
-              </wp:anchor>
-            </w:drawing>
-          </mc:Choice>
-          <mc:Fallback>
-            <w:pict>
-              <v:shape w14:anchorId="3B4457D4" id=" 78" o:spid="_x0000_s1026" style="position:absolute;margin-left:131.85pt;margin-top:125.2pt;width:35.75pt;height:43.95pt;rotation:-7665703fd;flip:x;z-index:251671040;visibility:visible;mso-wrap-style:square;mso-width-percent:0;mso-height-percent:0;mso-wrap-distance-left:9pt;mso-wrap-distance-top:0;mso-wrap-distance-right:9pt;mso-wrap-distance-bottom:0;mso-position-horizontal:absolute;mso-position-horizontal-relative:text;mso-position-vertical:absolute;mso-position-vertical-relative:text;mso-width-percent:0;mso-height-percent:0;mso-width-relative:page;mso-height-relative:page;v-text-anchor:top" coordsize="21600,28273" o:gfxdata="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" path="m4461,28273nfc1568,24501,,19879,,15126,,9469,2219,4038,6180,em4461,28273nsc1568,24501,,19879,,15126,,9469,2219,4038,6180,l21600,15126,4461,28273xe" filled="f" strokeweight="1pt">
-                <v:stroke dashstyle="dash"/>
-                <v:path arrowok="t" o:extrusionok="f" o:connecttype="custom" o:connectlocs="93790,558165;129902,0;454025,298617" o:connectangles="0,0,0"/>
-              </v:shape>
-            </w:pict>
-          </mc:Fallback>
-        </mc:AlternateContent>
-      </w:r>
-      <w:r>
-        <w:rPr>
-          <w:noProof/>
-          <w:rtl/>
-        </w:rPr>
-        <mc:AlternateContent>
-          <mc:Choice Requires="wps">
-            <w:drawing>
-              <wp:anchor distT="0" distB="0" distL="114300" distR="114300" simplePos="0" relativeHeight="251670016" behindDoc="0" locked="0" layoutInCell="1" allowOverlap="1" wp14:anchorId="100F5EE0" wp14:editId="38B7611C">
-                <wp:simplePos x="0" y="0"/>
-                <wp:positionH relativeFrom="column">
-                  <wp:posOffset>1327785</wp:posOffset>
-                </wp:positionH>
-                <wp:positionV relativeFrom="paragraph">
-                  <wp:posOffset>1887855</wp:posOffset>
-                </wp:positionV>
-                <wp:extent cx="874395" cy="774065"/>
-                <wp:effectExtent l="0" t="38100" r="0" b="140335"/>
-                <wp:wrapNone/>
-                <wp:docPr id="38" name=" 77"/>
-                <wp:cNvGraphicFramePr>
-                  <a:graphicFrameLocks xmlns:a="http://schemas.openxmlformats.org/drawingml/2006/main"/>
-                </wp:cNvGraphicFramePr>
-                <a:graphic xmlns:a="http://schemas.openxmlformats.org/drawingml/2006/main">
-                  <a:graphicData uri="http://schemas.microsoft.com/office/word/2010/wordprocessingShape">
-                    <wps:wsp>
-                      <wps:cNvSpPr>
-                        <a:spLocks/>
-                      </wps:cNvSpPr>
-                      <wps:spPr bwMode="auto">
-                        <a:xfrm rot="12169483" flipH="1">
-                          <a:off x="0" y="0"/>
-                          <a:ext cx="874395" cy="774065"/>
-                        </a:xfrm>
-                        <a:custGeom>
-                          <a:avLst/>
-                          <a:gdLst>
-                            <a:gd name="G0" fmla="+- 21287 0 0"/>
-                            <a:gd name="G1" fmla="+- 21600 0 0"/>
-                            <a:gd name="G2" fmla="+- 21600 0 0"/>
-                            <a:gd name="T0" fmla="*/ 0 w 22066"/>
-                            <a:gd name="T1" fmla="*/ 17933 h 21600"/>
-                            <a:gd name="T2" fmla="*/ 22066 w 22066"/>
-                            <a:gd name="T3" fmla="*/ 14 h 21600"/>
-                            <a:gd name="T4" fmla="*/ 21287 w 22066"/>
-                            <a:gd name="T5" fmla="*/ 21600 h 21600"/>
-                          </a:gdLst>
-                          <a:ahLst/>
-                          <a:cxnLst>
-                            <a:cxn ang="0">
-                              <a:pos x="T0" y="T1"/>
-                            </a:cxn>
-                            <a:cxn ang="0">
-                              <a:pos x="T2" y="T3"/>
-                            </a:cxn>
-                            <a:cxn ang="0">
-                              <a:pos x="T4" y="T5"/>
-                            </a:cxn>
-                          </a:cxnLst>
-                          <a:rect l="0" t="0" r="r" b="b"/>
-                          <a:pathLst>
-                            <a:path w="22066" h="21600" fill="none" extrusionOk="0">
-                              <a:moveTo>
-                                <a:pt x="0" y="17933"/>
-                              </a:moveTo>
-                              <a:cubicBezTo>
-                                <a:pt x="1785" y="7571"/>
-                                <a:pt x="10772" y="0"/>
-                                <a:pt x="21287" y="0"/>
-                              </a:cubicBezTo>
-                              <a:cubicBezTo>
-                                <a:pt x="21546" y="0"/>
-                                <a:pt x="21806" y="4"/>
-                                <a:pt x="22065" y="14"/>
-                              </a:cubicBezTo>
-                            </a:path>
-                            <a:path w="22066" h="21600" stroke="0" extrusionOk="0">
-                              <a:moveTo>
-                                <a:pt x="0" y="17933"/>
-                              </a:moveTo>
-                              <a:cubicBezTo>
-                                <a:pt x="1785" y="7571"/>
-                                <a:pt x="10772" y="0"/>
-                                <a:pt x="21287" y="0"/>
-                              </a:cubicBezTo>
-                              <a:cubicBezTo>
-                                <a:pt x="21546" y="0"/>
-                                <a:pt x="21806" y="4"/>
-                                <a:pt x="22065" y="14"/>
-                              </a:cubicBezTo>
-                              <a:lnTo>
-                                <a:pt x="21287" y="21600"/>
-                              </a:lnTo>
-                              <a:close/>
-                            </a:path>
-                          </a:pathLst>
-                        </a:custGeom>
-                        <a:noFill/>
-                        <a:ln w="12700">
-                          <a:solidFill>
-                            <a:srgbClr val="000000"/>
-                          </a:solidFill>
-                          <a:prstDash val="dash"/>
-                          <a:round/>
-                          <a:headEnd/>
-                          <a:tailEnd/>
-                        </a:ln>
-                        <a:extLst>
-                          <a:ext uri="{909E8E84-426E-40DD-AFC4-6F175D3DCCD1}">
-                            <a14:hiddenFill xmlns:a14="http://schemas.microsoft.com/office/drawing/2010/main">
-                              <a:solidFill>
-                                <a:srgbClr val="FFFFFF"/>
-                              </a:solidFill>
-                            </a14:hiddenFill>
-                          </a:ext>
-                        </a:extLst>
-                      </wps:spPr>
-                      <wps:bodyPr rot="0" vert="horz" wrap="square" lIns="91440" tIns="45720" rIns="91440" bIns="45720" anchor="t" anchorCtr="0" upright="1">
-                        <a:noAutofit/>
-                      </wps:bodyPr>
-                    </wps:wsp>
-                  </a:graphicData>
-                </a:graphic>
-                <wp14:sizeRelH relativeFrom="page">
-                  <wp14:pctWidth>0</wp14:pctWidth>
-                </wp14:sizeRelH>
-                <wp14:sizeRelV relativeFrom="page">
-                  <wp14:pctHeight>0</wp14:pctHeight>
-                </wp14:sizeRelV>
-              </wp:anchor>
-            </w:drawing>
-          </mc:Choice>
-          <mc:Fallback>
-            <w:pict>
-              <v:shape w14:anchorId="0DC0B1CD" id=" 77" o:spid="_x0000_s1026" style="position:absolute;margin-left:104.55pt;margin-top:148.65pt;width:68.85pt;height:60.95pt;rotation:10300639fd;flip:x;z-index:251670016;visibility:visible;mso-wrap-style:square;mso-width-percent:0;mso-height-percent:0;mso-wrap-distance-left:9pt;mso-wrap-distance-top:0;mso-wrap-distance-right:9pt;mso-wrap-distance-bottom:0;mso-position-horizontal:absolute;mso-position-horizontal-relative:text;mso-position-vertical:absolute;mso-position-vertical-relative:text;mso-width-percent:0;mso-height-percent:0;mso-width-relative:page;mso-height-relative:page;v-text-anchor:top" coordsize="22066,21600" o:gfxdata="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" path="m,17933nfc1785,7571,10772,,21287,v259,,519,4,778,14em,17933nsc1785,7571,10772,,21287,v259,,519,4,778,14l21287,21600,,17933xe" filled="f" strokeweight="1pt">
-                <v:stroke dashstyle="dash"/>
-                <v:path arrowok="t" o:extrusionok="f" o:connecttype="custom" o:connectlocs="0,642653;874395,502;843526,774065" o:connectangles="0,0,0"/>
-              </v:shape>
-            </w:pict>
-          </mc:Fallback>
-        </mc:AlternateContent>
-      </w:r>
-      <w:r>
-        <w:rPr>
-          <w:noProof/>
-          <w:rtl/>
-        </w:rPr>
-        <mc:AlternateContent>
-          <mc:Choice Requires="wps">
-            <w:drawing>
-              <wp:anchor distT="0" distB="0" distL="114300" distR="114300" simplePos="0" relativeHeight="251668992" behindDoc="0" locked="0" layoutInCell="1" allowOverlap="1" wp14:anchorId="6E154FAD" wp14:editId="429E9E40">
-                <wp:simplePos x="0" y="0"/>
-                <wp:positionH relativeFrom="column">
-                  <wp:posOffset>1619250</wp:posOffset>
-                </wp:positionH>
-                <wp:positionV relativeFrom="paragraph">
-                  <wp:posOffset>1106170</wp:posOffset>
-                </wp:positionV>
-                <wp:extent cx="368300" cy="184150"/>
-                <wp:effectExtent l="0" t="0" r="0" b="6350"/>
-                <wp:wrapNone/>
-                <wp:docPr id="36" name=" 76"/>
-                <wp:cNvGraphicFramePr>
-                  <a:graphicFrameLocks xmlns:a="http://schemas.openxmlformats.org/drawingml/2006/main"/>
-                </wp:cNvGraphicFramePr>
-                <a:graphic xmlns:a="http://schemas.openxmlformats.org/drawingml/2006/main">
-                  <a:graphicData uri="http://schemas.microsoft.com/office/word/2010/wordprocessingShape">
-                    <wps:wsp>
-                      <wps:cNvSpPr>
-                        <a:spLocks/>
-                      </wps:cNvSpPr>
-                      <wps:spPr bwMode="auto">
-                        <a:xfrm flipH="1">
-                          <a:off x="0" y="0"/>
-                          <a:ext cx="368300" cy="184150"/>
-                        </a:xfrm>
-                        <a:custGeom>
-                          <a:avLst/>
-                          <a:gdLst>
-                            <a:gd name="G0" fmla="+- 0 0 0"/>
-                            <a:gd name="G1" fmla="+- 21600 0 0"/>
-                            <a:gd name="G2" fmla="+- 21600 0 0"/>
-                            <a:gd name="T0" fmla="*/ 0 w 21600"/>
-                            <a:gd name="T1" fmla="*/ 0 h 21600"/>
-                            <a:gd name="T2" fmla="*/ 21600 w 21600"/>
-                            <a:gd name="T3" fmla="*/ 21600 h 21600"/>
-                            <a:gd name="T4" fmla="*/ 0 w 21600"/>
-                            <a:gd name="T5" fmla="*/ 21600 h 21600"/>
-                          </a:gdLst>
-                          <a:ahLst/>
-                          <a:cxnLst>
-                            <a:cxn ang="0">
-                              <a:pos x="T0" y="T1"/>
-                            </a:cxn>
-                            <a:cxn ang="0">
-                              <a:pos x="T2" y="T3"/>
-                            </a:cxn>
-                            <a:cxn ang="0">
-                              <a:pos x="T4" y="T5"/>
-                            </a:cxn>
-                          </a:cxnLst>
-                          <a:rect l="0" t="0" r="r" b="b"/>
-                          <a:pathLst>
-                            <a:path w="21600" h="21600" fill="none" extrusionOk="0">
-                              <a:moveTo>
-                                <a:pt x="0" y="0"/>
-                              </a:moveTo>
-                              <a:cubicBezTo>
-                                <a:pt x="11929" y="0"/>
-                                <a:pt x="21600" y="9670"/>
-                                <a:pt x="21600" y="21600"/>
-                              </a:cubicBezTo>
-                            </a:path>
-                            <a:path w="21600" h="21600" stroke="0" extrusionOk="0">
-                              <a:moveTo>
-                                <a:pt x="0" y="0"/>
-                              </a:moveTo>
-                              <a:cubicBezTo>
-                                <a:pt x="11929" y="0"/>
-                                <a:pt x="21600" y="9670"/>
-                                <a:pt x="21600" y="21600"/>
-                              </a:cubicBezTo>
-                              <a:lnTo>
-                                <a:pt x="0" y="21600"/>
-                              </a:lnTo>
-                              <a:close/>
-                            </a:path>
-                          </a:pathLst>
-                        </a:custGeom>
-                        <a:noFill/>
-                        <a:ln w="12700">
-                          <a:solidFill>
-                            <a:srgbClr val="000000"/>
-                          </a:solidFill>
-                          <a:prstDash val="dash"/>
-                          <a:round/>
-                          <a:headEnd/>
-                          <a:tailEnd/>
-                        </a:ln>
-                        <a:extLst>
-                          <a:ext uri="{909E8E84-426E-40DD-AFC4-6F175D3DCCD1}">
-                            <a14:hiddenFill xmlns:a14="http://schemas.microsoft.com/office/drawing/2010/main">
-                              <a:solidFill>
-                                <a:srgbClr val="FFFFFF"/>
-                              </a:solidFill>
-                            </a14:hiddenFill>
-                          </a:ext>
-                        </a:extLst>
-                      </wps:spPr>
-                      <wps:bodyPr rot="0" vert="horz" wrap="square" lIns="91440" tIns="45720" rIns="91440" bIns="45720" anchor="t" anchorCtr="0" upright="1">
-                        <a:noAutofit/>
-                      </wps:bodyPr>
-                    </wps:wsp>
-                  </a:graphicData>
-                </a:graphic>
-                <wp14:sizeRelH relativeFrom="page">
-                  <wp14:pctWidth>0</wp14:pctWidth>
-                </wp14:sizeRelH>
-                <wp14:sizeRelV relativeFrom="page">
-                  <wp14:pctHeight>0</wp14:pctHeight>
-                </wp14:sizeRelV>
-              </wp:anchor>
-            </w:drawing>
-          </mc:Choice>
-          <mc:Fallback>
-            <w:pict>
-              <v:shape w14:anchorId="24317DF1" id=" 76" o:spid="_x0000_s1026" style="position:absolute;margin-left:127.5pt;margin-top:87.1pt;width:29pt;height:14.5pt;flip:x;z-index:251668992;visibility:visible;mso-wrap-style:square;mso-width-percent:0;mso-height-percent:0;mso-wrap-distance-left:9pt;mso-wrap-distance-top:0;mso-wrap-distance-right:9pt;mso-wrap-distance-bottom:0;mso-position-horizontal:absolute;mso-position-horizontal-relative:text;mso-position-vertical:absolute;mso-position-vertical-relative:text;mso-width-percent:0;mso-height-percent:0;mso-width-relative:page;mso-height-relative:page;v-text-anchor:top" coordsize="21600,21600" o:gfxdata="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" path="m,nfc11929,,21600,9670,21600,21600em,nsc11929,,21600,9670,21600,21600l,21600,,xe" filled="f" strokeweight="1pt">
-                <v:stroke dashstyle="dash"/>
-                <v:path arrowok="t" o:extrusionok="f" o:connecttype="custom" o:connectlocs="0,0;368300,184150;0,184150" o:connectangles="0,0,0"/>
-              </v:shape>
-            </w:pict>
-          </mc:Fallback>
-        </mc:AlternateContent>
-      </w:r>
-      <w:r>
-        <w:rPr>
-          <w:noProof/>
-        </w:rPr>
-        <mc:AlternateContent>
-          <mc:Choice Requires="wpg">
-            <w:drawing>
-              <wp:anchor distT="0" distB="0" distL="114300" distR="114300" simplePos="0" relativeHeight="251667968" behindDoc="0" locked="0" layoutInCell="1" allowOverlap="1" wp14:anchorId="5A29E792" wp14:editId="14A5C294">
-                <wp:simplePos x="0" y="0"/>
-                <wp:positionH relativeFrom="column">
-                  <wp:posOffset>1079500</wp:posOffset>
-                </wp:positionH>
-                <wp:positionV relativeFrom="paragraph">
-                  <wp:posOffset>1322070</wp:posOffset>
-                </wp:positionV>
-                <wp:extent cx="1047750" cy="469900"/>
-                <wp:effectExtent l="0" t="0" r="0" b="6350"/>
-                <wp:wrapNone/>
-                <wp:docPr id="30" name=" 72"/>
-                <wp:cNvGraphicFramePr>
-                  <a:graphicFrameLocks xmlns:a="http://schemas.openxmlformats.org/drawingml/2006/main"/>
-                </wp:cNvGraphicFramePr>
-                <a:graphic xmlns:a="http://schemas.openxmlformats.org/drawingml/2006/main">
-                  <a:graphicData uri="http://schemas.microsoft.com/office/word/2010/wordprocessingGroup">
-                    <wpg:wgp>
-                      <wpg:cNvGrpSpPr>
-                        <a:grpSpLocks/>
-                      </wpg:cNvGrpSpPr>
-                      <wpg:grpSpPr bwMode="auto">
-                        <a:xfrm>
-                          <a:off x="0" y="0"/>
-                          <a:ext cx="1047750" cy="469900"/>
-                          <a:chOff x="4750" y="9110"/>
-                          <a:chExt cx="3030" cy="930"/>
-                        </a:xfrm>
-                      </wpg:grpSpPr>
-                      <wps:wsp>
-                        <wps:cNvPr id="32" name=" 73"/>
-                        <wps:cNvSpPr>
-                          <a:spLocks/>
-                        </wps:cNvSpPr>
-                        <wps:spPr bwMode="auto">
-                          <a:xfrm>
-                            <a:off x="4750" y="9110"/>
-                            <a:ext cx="3030" cy="930"/>
-                          </a:xfrm>
-                          <a:prstGeom prst="ellipse">
-                            <a:avLst/>
-                          </a:prstGeom>
-                          <a:solidFill>
-                            <a:srgbClr val="FFFFFF"/>
-                          </a:solidFill>
-                          <a:ln w="9525">
-                            <a:solidFill>
-                              <a:srgbClr val="000000"/>
-                            </a:solidFill>
-                            <a:round/>
-                            <a:headEnd/>
-                            <a:tailEnd/>
-                          </a:ln>
-                        </wps:spPr>
-                        <wps:bodyPr rot="0" vert="horz" wrap="square" lIns="91440" tIns="45720" rIns="91440" bIns="45720" anchor="t" anchorCtr="0" upright="1">
-                          <a:noAutofit/>
-                        </wps:bodyPr>
-                      </wps:wsp>
-                      <wps:wsp>
-                        <wps:cNvPr id="33" name=" 74"/>
-                        <wps:cNvSpPr txBox="1">
-                          <a:spLocks/>
-                        </wps:cNvSpPr>
-                        <wps:spPr bwMode="auto">
-                          <a:xfrm>
-                            <a:off x="5460" y="9380"/>
-                            <a:ext cx="1650" cy="510"/>
-                          </a:xfrm>
-                          <a:prstGeom prst="rect">
-                            <a:avLst/>
-                          </a:prstGeom>
-                          <a:solidFill>
-                            <a:srgbClr val="FFFFFF"/>
-                          </a:solidFill>
-                          <a:ln w="9525">
-                            <a:solidFill>
-                              <a:schemeClr val="bg1">
-                                <a:lumMod val="100000"/>
-                                <a:lumOff val="0"/>
-                              </a:schemeClr>
-                            </a:solidFill>
-                            <a:miter lim="800000"/>
-                            <a:headEnd/>
-                            <a:tailEnd/>
-                          </a:ln>
-                        </wps:spPr>
-                        <wps:txbx>
-                          <w:txbxContent>
-                            <w:p>
-                              <w:pPr>
-                                <w:jc w:val="center"/>
-                                <w:rPr>
-                                  <w:sz w:val="24"/>
-                                </w:rPr>
-                              </w:pPr>
-                              <w:r>
-                                <w:rPr>
-                                  <w:rFonts w:hint="cs"/>
-                                  <w:sz w:val="24"/>
-                                  <w:rtl/>
-                                </w:rPr>
-                                <w:t>כניסה</w:t>
-                              </w:r>
-                            </w:p>
-                          </w:txbxContent>
-                        </wps:txbx>
-                        <wps:bodyPr rot="0" vert="horz" wrap="square" lIns="91440" tIns="45720" rIns="91440" bIns="45720" anchor="t" anchorCtr="0" upright="1">
-                          <a:noAutofit/>
-                        </wps:bodyPr>
-                      </wps:wsp>
-                    </wpg:wgp>
-                  </a:graphicData>
-                </a:graphic>
-                <wp14:sizeRelH relativeFrom="page">
-                  <wp14:pctWidth>0</wp14:pctWidth>
-                </wp14:sizeRelH>
-                <wp14:sizeRelV relativeFrom="page">
-                  <wp14:pctHeight>0</wp14:pctHeight>
-                </wp14:sizeRelV>
-              </wp:anchor>
-            </w:drawing>
-          </mc:Choice>
-          <mc:Fallback>
-            <w:pict>
-              <v:group w14:anchorId="5A29E792" id=" 72" o:spid="_x0000_s1043" style="position:absolute;margin-left:85pt;margin-top:104.1pt;width:82.5pt;height:37pt;z-index:251667968" coordorigin="4750,9110" coordsize="3030,930" o:gfxdata="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">
-                <v:oval id=" 73" o:spid="_x0000_s1044" style="position:absolute;left:4750;top:9110;width:3030;height:930;visibility:visible;mso-wrap-style:square;v-text-anchor:top" o:gfxdata="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">
-                  <v:path arrowok="t"/>
-                </v:oval>
-                <v:shape id=" 74" o:spid="_x0000_s1045" type="#_x0000_t202" style="position:absolute;left:5460;top:9380;width:1650;height:510;visibility:visible;mso-wrap-style:square;v-text-anchor:top" o:gfxdata="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" strokecolor="white [3212]">
-                  <v:path arrowok="t"/>
-                  <v:textbox>
-                    <w:txbxContent>
-                      <w:p>
-                        <w:pPr>
-                          <w:jc w:val="center"/>
-                          <w:rPr>
-                            <w:sz w:val="24"/>
-                          </w:rPr>
-                        </w:pPr>
-                        <w:r>
-                          <w:rPr>
-                            <w:rFonts w:hint="cs"/>
-                            <w:sz w:val="24"/>
-                            <w:rtl/>
-                          </w:rPr>
-                          <w:t>כניסה</w:t>
-                        </w:r>
-                      </w:p>
-                    </w:txbxContent>
-                  </v:textbox>
-                </v:shape>
-              </v:group>
-            </w:pict>
-          </mc:Fallback>
-        </mc:AlternateContent>
-      </w:r>
-      <w:r>
-        <w:rPr>
-          <w:noProof/>
-          <w:color w:val="0000FF"/>
-        </w:rPr>
-        <mc:AlternateContent>
-          <mc:Choice Requires="wpg">
-            <w:drawing>
-              <wp:anchor distT="0" distB="0" distL="114300" distR="114300" simplePos="0" relativeHeight="251666944" behindDoc="0" locked="0" layoutInCell="1" allowOverlap="1" wp14:anchorId="362668E1" wp14:editId="7A9253A8">
-                <wp:simplePos x="0" y="0"/>
-                <wp:positionH relativeFrom="column">
-                  <wp:posOffset>2063750</wp:posOffset>
-                </wp:positionH>
-                <wp:positionV relativeFrom="paragraph">
-                  <wp:posOffset>2573020</wp:posOffset>
-                </wp:positionV>
-                <wp:extent cx="1924050" cy="590550"/>
-                <wp:effectExtent l="0" t="0" r="0" b="0"/>
-                <wp:wrapNone/>
-                <wp:docPr id="12" name=" 69"/>
-                <wp:cNvGraphicFramePr>
-                  <a:graphicFrameLocks xmlns:a="http://schemas.openxmlformats.org/drawingml/2006/main"/>
-                </wp:cNvGraphicFramePr>
-                <a:graphic xmlns:a="http://schemas.openxmlformats.org/drawingml/2006/main">
-                  <a:graphicData uri="http://schemas.microsoft.com/office/word/2010/wordprocessingGroup">
-                    <wpg:wgp>
-                      <wpg:cNvGrpSpPr>
-                        <a:grpSpLocks/>
-                      </wpg:cNvGrpSpPr>
-                      <wpg:grpSpPr bwMode="auto">
-                        <a:xfrm>
-                          <a:off x="0" y="0"/>
-                          <a:ext cx="1924050" cy="590550"/>
-                          <a:chOff x="4750" y="9110"/>
-                          <a:chExt cx="3030" cy="930"/>
-                        </a:xfrm>
-                      </wpg:grpSpPr>
-                      <wps:wsp>
-                        <wps:cNvPr id="26" name=" 70"/>
-                        <wps:cNvSpPr>
-                          <a:spLocks/>
-                        </wps:cNvSpPr>
-                        <wps:spPr bwMode="auto">
-                          <a:xfrm>
-                            <a:off x="4750" y="9110"/>
-                            <a:ext cx="3030" cy="930"/>
-                          </a:xfrm>
-                          <a:prstGeom prst="ellipse">
-                            <a:avLst/>
-                          </a:prstGeom>
-                          <a:solidFill>
-                            <a:srgbClr val="FFFFFF"/>
-                          </a:solidFill>
-                          <a:ln w="15875">
-                            <a:solidFill>
-                              <a:srgbClr val="000000"/>
-                            </a:solidFill>
-                            <a:round/>
-                            <a:headEnd/>
-                            <a:tailEnd/>
-                          </a:ln>
-                        </wps:spPr>
-                        <wps:bodyPr rot="0" vert="horz" wrap="square" lIns="91440" tIns="45720" rIns="91440" bIns="45720" anchor="t" anchorCtr="0" upright="1">
-                          <a:noAutofit/>
-                        </wps:bodyPr>
-                      </wps:wsp>
-                      <wps:wsp>
-                        <wps:cNvPr id="29" name=" 71"/>
-                        <wps:cNvSpPr txBox="1">
-                          <a:spLocks/>
-                        </wps:cNvSpPr>
-                        <wps:spPr bwMode="auto">
-                          <a:xfrm>
-                            <a:off x="5460" y="9380"/>
-                            <a:ext cx="1650" cy="510"/>
-                          </a:xfrm>
-                          <a:prstGeom prst="rect">
-                            <a:avLst/>
-                          </a:prstGeom>
-                          <a:solidFill>
-                            <a:srgbClr val="FFFFFF"/>
-                          </a:solidFill>
-                          <a:ln w="15875">
-                            <a:solidFill>
-                              <a:schemeClr val="bg1">
-                                <a:lumMod val="100000"/>
-                                <a:lumOff val="0"/>
-                              </a:schemeClr>
-                            </a:solidFill>
-                            <a:miter lim="800000"/>
-                            <a:headEnd/>
-                            <a:tailEnd/>
-                          </a:ln>
-                        </wps:spPr>
-                        <wps:txbx>
-                          <w:txbxContent>
-                            <w:p>
-                              <w:pPr>
-                                <w:jc w:val="center"/>
-                                <w:rPr>
-                                  <w:sz w:val="28"/>
-                                  <w:szCs w:val="28"/>
-                                </w:rPr>
-                              </w:pPr>
-                              <w:r>
-                                <w:rPr>
-                                  <w:rFonts w:hint="cs"/>
-                                  <w:sz w:val="28"/>
-                                  <w:szCs w:val="28"/>
-                                  <w:rtl/>
-                                </w:rPr>
-                                <w:t>הזמנות</w:t>
-                              </w:r>
-                            </w:p>
-                          </w:txbxContent>
-                        </wps:txbx>
-                        <wps:bodyPr rot="0" vert="horz" wrap="square" lIns="91440" tIns="45720" rIns="91440" bIns="45720" anchor="t" anchorCtr="0" upright="1">
-                          <a:noAutofit/>
-                        </wps:bodyPr>
-                      </wps:wsp>
-                    </wpg:wgp>
-                  </a:graphicData>
-                </a:graphic>
-                <wp14:sizeRelH relativeFrom="page">
-                  <wp14:pctWidth>0</wp14:pctWidth>
-                </wp14:sizeRelH>
-                <wp14:sizeRelV relativeFrom="page">
-                  <wp14:pctHeight>0</wp14:pctHeight>
-                </wp14:sizeRelV>
-              </wp:anchor>
-            </w:drawing>
-          </mc:Choice>
-          <mc:Fallback>
-            <w:pict>
-              <v:group w14:anchorId="362668E1" id=" 69" o:spid="_x0000_s1046" style="position:absolute;margin-left:162.5pt;margin-top:202.6pt;width:151.5pt;height:46.5pt;z-index:251666944" coordorigin="4750,9110" coordsize="3030,930" o:gfxdata="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">
-                <v:oval id=" 70" o:spid="_x0000_s1047" style="position:absolute;left:4750;top:9110;width:3030;height:930;visibility:visible;mso-wrap-style:square;v-text-anchor:top" o:gfxdata="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" strokeweight="1.25pt">
-                  <v:path arrowok="t"/>
-                </v:oval>
-                <v:shape id=" 71" o:spid="_x0000_s1048" type="#_x0000_t202" style="position:absolute;left:5460;top:9380;width:1650;height:510;visibility:visible;mso-wrap-style:square;v-text-anchor:top" o:gfxdata="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" strokecolor="white [3212]" strokeweight="1.25pt">
-                  <v:path arrowok="t"/>
-                  <v:textbox>
-                    <w:txbxContent>
-                      <w:p>
-                        <w:pPr>
-                          <w:jc w:val="center"/>
-                          <w:rPr>
-                            <w:sz w:val="28"/>
-                            <w:szCs w:val="28"/>
-                          </w:rPr>
-                        </w:pPr>
-                        <w:r>
-                          <w:rPr>
-                            <w:rFonts w:hint="cs"/>
-                            <w:sz w:val="28"/>
-                            <w:szCs w:val="28"/>
-                            <w:rtl/>
-                          </w:rPr>
-                          <w:t>הזמנות</w:t>
-                        </w:r>
-                      </w:p>
-                    </w:txbxContent>
-                  </v:textbox>
-                </v:shape>
-              </v:group>
-            </w:pict>
-          </mc:Fallback>
-        </mc:AlternateContent>
-      </w:r>
-      <w:r>
-        <w:rPr>
-          <w:noProof/>
-          <w:color w:val="0000FF"/>
-        </w:rPr>
-        <mc:AlternateContent>
-          <mc:Choice Requires="wpg">
-            <w:drawing>
-              <wp:anchor distT="0" distB="0" distL="114300" distR="114300" simplePos="0" relativeHeight="251665920" behindDoc="0" locked="0" layoutInCell="1" allowOverlap="1" wp14:anchorId="5AA03EA7" wp14:editId="509078CA">
-                <wp:simplePos x="0" y="0"/>
-                <wp:positionH relativeFrom="column">
-                  <wp:posOffset>2089150</wp:posOffset>
-                </wp:positionH>
-                <wp:positionV relativeFrom="paragraph">
-                  <wp:posOffset>1677670</wp:posOffset>
-                </wp:positionV>
-                <wp:extent cx="1924050" cy="590550"/>
-                <wp:effectExtent l="0" t="0" r="0" b="0"/>
-                <wp:wrapNone/>
-                <wp:docPr id="9" name=" 66"/>
-                <wp:cNvGraphicFramePr>
-                  <a:graphicFrameLocks xmlns:a="http://schemas.openxmlformats.org/drawingml/2006/main"/>
-                </wp:cNvGraphicFramePr>
-                <a:graphic xmlns:a="http://schemas.openxmlformats.org/drawingml/2006/main">
-                  <a:graphicData uri="http://schemas.microsoft.com/office/word/2010/wordprocessingGroup">
-                    <wpg:wgp>
-                      <wpg:cNvGrpSpPr>
-                        <a:grpSpLocks/>
-                      </wpg:cNvGrpSpPr>
-                      <wpg:grpSpPr bwMode="auto">
-                        <a:xfrm>
-                          <a:off x="0" y="0"/>
-                          <a:ext cx="1924050" cy="590550"/>
-                          <a:chOff x="4750" y="9110"/>
-                          <a:chExt cx="3030" cy="930"/>
-                        </a:xfrm>
-                      </wpg:grpSpPr>
-                      <wps:wsp>
-                        <wps:cNvPr id="10" name=" 67"/>
-                        <wps:cNvSpPr>
-                          <a:spLocks/>
-                        </wps:cNvSpPr>
-                        <wps:spPr bwMode="auto">
-                          <a:xfrm>
-                            <a:off x="4750" y="9110"/>
-                            <a:ext cx="3030" cy="930"/>
-                          </a:xfrm>
-                          <a:prstGeom prst="ellipse">
-                            <a:avLst/>
-                          </a:prstGeom>
-                          <a:solidFill>
-                            <a:srgbClr val="FFFFFF"/>
-                          </a:solidFill>
-                          <a:ln w="15875">
-                            <a:solidFill>
-                              <a:srgbClr val="000000"/>
-                            </a:solidFill>
-                            <a:round/>
-                            <a:headEnd/>
-                            <a:tailEnd/>
-                          </a:ln>
-                        </wps:spPr>
-                        <wps:bodyPr rot="0" vert="horz" wrap="square" lIns="91440" tIns="45720" rIns="91440" bIns="45720" anchor="t" anchorCtr="0" upright="1">
-                          <a:noAutofit/>
-                        </wps:bodyPr>
-                      </wps:wsp>
-                      <wps:wsp>
-                        <wps:cNvPr id="11" name=" 68"/>
-                        <wps:cNvSpPr txBox="1">
-                          <a:spLocks/>
-                        </wps:cNvSpPr>
-                        <wps:spPr bwMode="auto">
-                          <a:xfrm>
-                            <a:off x="5460" y="9380"/>
-                            <a:ext cx="1650" cy="510"/>
-                          </a:xfrm>
-                          <a:prstGeom prst="rect">
-                            <a:avLst/>
-                          </a:prstGeom>
-                          <a:solidFill>
-                            <a:srgbClr val="FFFFFF"/>
-                          </a:solidFill>
-                          <a:ln w="15875">
-                            <a:solidFill>
-                              <a:schemeClr val="bg1">
-                                <a:lumMod val="100000"/>
-                                <a:lumOff val="0"/>
-                              </a:schemeClr>
-                            </a:solidFill>
-                            <a:miter lim="800000"/>
-                            <a:headEnd/>
-                            <a:tailEnd/>
-                          </a:ln>
-                        </wps:spPr>
-                        <wps:txbx>
-                          <w:txbxContent>
-                            <w:p>
-                              <w:pPr>
-                                <w:jc w:val="center"/>
-                                <w:rPr>
-                                  <w:sz w:val="28"/>
-                                  <w:szCs w:val="28"/>
-                                </w:rPr>
-                              </w:pPr>
-                              <w:r>
-                                <w:rPr>
-                                  <w:rFonts w:hint="cs"/>
-                                  <w:sz w:val="28"/>
-                                  <w:szCs w:val="28"/>
-                                  <w:rtl/>
-                                </w:rPr>
-                                <w:t>מוצרים</w:t>
-                              </w:r>
-                            </w:p>
-                          </w:txbxContent>
-                        </wps:txbx>
-                        <wps:bodyPr rot="0" vert="horz" wrap="square" lIns="91440" tIns="45720" rIns="91440" bIns="45720" anchor="t" anchorCtr="0" upright="1">
-                          <a:noAutofit/>
-                        </wps:bodyPr>
-                      </wps:wsp>
-                    </wpg:wgp>
-                  </a:graphicData>
-                </a:graphic>
-                <wp14:sizeRelH relativeFrom="page">
-                  <wp14:pctWidth>0</wp14:pctWidth>
-                </wp14:sizeRelH>
-                <wp14:sizeRelV relativeFrom="page">
-                  <wp14:pctHeight>0</wp14:pctHeight>
-                </wp14:sizeRelV>
-              </wp:anchor>
-            </w:drawing>
-          </mc:Choice>
-          <mc:Fallback>
-            <w:pict>
-              <v:group w14:anchorId="5AA03EA7" id=" 66" o:spid="_x0000_s1049" style="position:absolute;margin-left:164.5pt;margin-top:132.1pt;width:151.5pt;height:46.5pt;z-index:251665920" coordorigin="4750,9110" coordsize="3030,930" o:gfxdata="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">
-                <v:oval id=" 67" o:spid="_x0000_s1050" style="position:absolute;left:4750;top:9110;width:3030;height:930;visibility:visible;mso-wrap-style:square;v-text-anchor:top" o:gfxdata="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" strokeweight="1.25pt">
-                  <v:path arrowok="t"/>
-                </v:oval>
-                <v:shape id=" 68" o:spid="_x0000_s1051" type="#_x0000_t202" style="position:absolute;left:5460;top:9380;width:1650;height:510;visibility:visible;mso-wrap-style:square;v-text-anchor:top" o:gfxdata="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" strokecolor="white [3212]" strokeweight="1.25pt">
-                  <v:path arrowok="t"/>
-                  <v:textbox>
-                    <w:txbxContent>
-                      <w:p>
-                        <w:pPr>
-                          <w:jc w:val="center"/>
-                          <w:rPr>
-                            <w:sz w:val="28"/>
-                            <w:szCs w:val="28"/>
-                          </w:rPr>
-                        </w:pPr>
-                        <w:r>
-                          <w:rPr>
-                            <w:rFonts w:hint="cs"/>
-                            <w:sz w:val="28"/>
-                            <w:szCs w:val="28"/>
-                            <w:rtl/>
-                          </w:rPr>
-                          <w:t>מוצרים</w:t>
-                        </w:r>
-                      </w:p>
-                    </w:txbxContent>
-                  </v:textbox>
-                </v:shape>
-              </v:group>
-            </w:pict>
-          </mc:Fallback>
-        </mc:AlternateContent>
-      </w:r>
-      <w:r>
-        <w:rPr>
-          <w:noProof/>
-          <w:color w:val="0000FF"/>
-        </w:rPr>
-        <mc:AlternateContent>
-          <mc:Choice Requires="wpg">
-            <w:drawing>
-              <wp:anchor distT="0" distB="0" distL="114300" distR="114300" simplePos="0" relativeHeight="251664896" behindDoc="0" locked="0" layoutInCell="1" allowOverlap="1" wp14:anchorId="5176BB58" wp14:editId="52FDF044">
+              <wp:anchor distT="0" distB="0" distL="114300" distR="114300" simplePos="0" relativeHeight="251664896" behindDoc="0" locked="0" layoutInCell="1" allowOverlap="1" wp14:anchorId="5176BB58" wp14:editId="19EEDE6A">
                 <wp:simplePos x="0" y="0"/>
                 <wp:positionH relativeFrom="column">
                   <wp:posOffset>2089150</wp:posOffset>
@@ -8593,7 +8443,7 @@
                                   <w:szCs w:val="28"/>
                                   <w:rtl/>
                                 </w:rPr>
-                                <w:t>לקוחות</w:t>
+                                <w:t>התחברות</w:t>
                               </w:r>
                             </w:p>
                           </w:txbxContent>
@@ -8616,11 +8466,11 @@
           </mc:Choice>
           <mc:Fallback>
             <w:pict>
-              <v:group w14:anchorId="5176BB58" id=" 63" o:spid="_x0000_s1052" style="position:absolute;margin-left:164.5pt;margin-top:65.6pt;width:151.5pt;height:46.5pt;z-index:251664896" coordorigin="4750,9110" coordsize="3030,930" o:gfxdata="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">
-                <v:oval id=" 64" o:spid="_x0000_s1053" style="position:absolute;left:4750;top:9110;width:3030;height:930;visibility:visible;mso-wrap-style:square;v-text-anchor:top" o:gfxdata="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" strokeweight="1.25pt">
+              <v:group w14:anchorId="5176BB58" id=" 63" o:spid="_x0000_s1053" style="position:absolute;margin-left:164.5pt;margin-top:65.6pt;width:151.5pt;height:46.5pt;z-index:251664896" coordorigin="4750,9110" coordsize="3030,930" o:gfxdata="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">
+                <v:oval id=" 64" o:spid="_x0000_s1054" style="position:absolute;left:4750;top:9110;width:3030;height:930;visibility:visible;mso-wrap-style:square;v-text-anchor:top" o:gfxdata="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" strokeweight="1.25pt">
                   <v:path arrowok="t"/>
                 </v:oval>
-                <v:shape id=" 65" o:spid="_x0000_s1054" type="#_x0000_t202" style="position:absolute;left:5460;top:9380;width:1650;height:510;visibility:visible;mso-wrap-style:square;v-text-anchor:top" o:gfxdata="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" strokecolor="white [3212]" strokeweight="1.25pt">
+                <v:shape id=" 65" o:spid="_x0000_s1055" type="#_x0000_t202" style="position:absolute;left:5460;top:9380;width:1650;height:510;visibility:visible;mso-wrap-style:square;v-text-anchor:top" o:gfxdata="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" strokecolor="white [3212]" strokeweight="1.25pt">
                   <v:path arrowok="t"/>
                   <v:textbox>
                     <w:txbxContent>
@@ -8639,7 +8489,7 @@
                             <w:szCs w:val="28"/>
                             <w:rtl/>
                           </w:rPr>
-                          <w:t>לקוחות</w:t>
+                          <w:t>התחברות</w:t>
                         </w:r>
                       </w:p>
                     </w:txbxContent>
@@ -8661,9 +8511,6 @@
       <w:pPr>
         <w:pStyle w:val="2"/>
         <w:spacing w:line="276" w:lineRule="auto"/>
-        <w:rPr>
-          <w:rtl/>
-        </w:rPr>
       </w:pPr>
       <w:bookmarkStart w:id="13" w:name="_Toc39329413"/>
       <w:r>
@@ -8737,8 +8584,16 @@
         <w:rPr>
           <w:color w:val="0000FF"/>
         </w:rPr>
-        <w:t>Alt-PrtScn</w:t>
-      </w:r>
+        <w:t>Alt-</w:t>
+      </w:r>
+      <w:proofErr w:type="spellStart"/>
+      <w:r>
+        <w:rPr>
+          <w:color w:val="0000FF"/>
+        </w:rPr>
+        <w:t>PrtScn</w:t>
+      </w:r>
+      <w:proofErr w:type="spellEnd"/>
       <w:r>
         <w:rPr>
           <w:rFonts w:hint="cs"/>
@@ -9084,7 +8939,25 @@
           <w:color w:val="0000FF"/>
           <w:rtl/>
         </w:rPr>
-        <w:t xml:space="preserve">מחלקות מפרןיקט </w:t>
+        <w:t xml:space="preserve">מחלקות </w:t>
+      </w:r>
+      <w:proofErr w:type="spellStart"/>
+      <w:r>
+        <w:rPr>
+          <w:rFonts w:hint="cs"/>
+          <w:color w:val="0000FF"/>
+          <w:rtl/>
+        </w:rPr>
+        <w:t>מפרןיקט</w:t>
+      </w:r>
+      <w:proofErr w:type="spellEnd"/>
+      <w:r>
+        <w:rPr>
+          <w:rFonts w:hint="cs"/>
+          <w:color w:val="0000FF"/>
+          <w:rtl/>
+        </w:rPr>
+        <w:t xml:space="preserve"> </w:t>
       </w:r>
       <w:r>
         <w:rPr>
@@ -9304,10 +9177,12 @@
         </w:rPr>
       </w:pPr>
       <w:bookmarkStart w:id="22" w:name="_Toc29994021"/>
+      <w:proofErr w:type="spellStart"/>
       <w:r>
         <w:t>MainMenuActivity</w:t>
       </w:r>
       <w:bookmarkEnd w:id="22"/>
+      <w:proofErr w:type="spellEnd"/>
     </w:p>
     <w:p>
       <w:pPr>
@@ -9335,10 +9210,12 @@
         </w:rPr>
       </w:pPr>
       <w:bookmarkStart w:id="23" w:name="_Toc29994022"/>
+      <w:proofErr w:type="spellStart"/>
       <w:r>
         <w:t>GameActivity</w:t>
       </w:r>
       <w:bookmarkEnd w:id="23"/>
+      <w:proofErr w:type="spellEnd"/>
     </w:p>
     <w:p>
       <w:pPr>
@@ -9451,10 +9328,12 @@
         </w:rPr>
       </w:pPr>
       <w:bookmarkStart w:id="26" w:name="_Toc29994024"/>
+      <w:proofErr w:type="spellStart"/>
       <w:r>
         <w:t>SoundService</w:t>
       </w:r>
       <w:bookmarkEnd w:id="26"/>
+      <w:proofErr w:type="spellEnd"/>
     </w:p>
     <w:p>
       <w:pPr>
@@ -9492,12 +9371,14 @@
         </w:rPr>
         <w:t xml:space="preserve"> מופעל ע"י </w:t>
       </w:r>
+      <w:proofErr w:type="spellStart"/>
       <w:r>
         <w:rPr>
           <w:color w:val="0000FF"/>
         </w:rPr>
         <w:t>onStart</w:t>
       </w:r>
+      <w:proofErr w:type="spellEnd"/>
       <w:r>
         <w:rPr>
           <w:rFonts w:hint="cs"/>
@@ -9506,12 +9387,14 @@
         </w:rPr>
         <w:t xml:space="preserve"> ב-</w:t>
       </w:r>
+      <w:proofErr w:type="spellStart"/>
       <w:r>
         <w:rPr>
           <w:color w:val="0000FF"/>
         </w:rPr>
         <w:t>GameActivity</w:t>
       </w:r>
+      <w:proofErr w:type="spellEnd"/>
       <w:r>
         <w:rPr>
           <w:rFonts w:hint="cs"/>
@@ -9527,10 +9410,12 @@
         <w:spacing w:line="276" w:lineRule="auto"/>
       </w:pPr>
       <w:bookmarkStart w:id="27" w:name="_Toc29994025"/>
+      <w:proofErr w:type="spellStart"/>
       <w:r>
         <w:t>VibratorService</w:t>
       </w:r>
       <w:bookmarkEnd w:id="27"/>
+      <w:proofErr w:type="spellEnd"/>
     </w:p>
     <w:p>
       <w:pPr>
@@ -9548,12 +9433,14 @@
         </w:rPr>
         <w:t>שירות של המערכת, המפעיל את הרטט במכשיר. נעשה בו שימוש ב-</w:t>
       </w:r>
+      <w:proofErr w:type="spellStart"/>
       <w:r>
         <w:rPr>
           <w:color w:val="0000FF"/>
         </w:rPr>
         <w:t>GameActivity</w:t>
       </w:r>
+      <w:proofErr w:type="spellEnd"/>
       <w:r>
         <w:rPr>
           <w:rFonts w:hint="cs"/>
@@ -9719,10 +9606,12 @@
         <w:spacing w:line="276" w:lineRule="auto"/>
       </w:pPr>
       <w:bookmarkStart w:id="30" w:name="_Toc29994027"/>
+      <w:proofErr w:type="spellStart"/>
       <w:r>
         <w:t>FinalAnimationThread</w:t>
       </w:r>
       <w:bookmarkEnd w:id="30"/>
+      <w:proofErr w:type="spellEnd"/>
     </w:p>
     <w:p>
       <w:pPr>
@@ -9740,12 +9629,14 @@
         </w:rPr>
         <w:t>מנהל את האנימציה במשחק. מופעל ע"י ה-</w:t>
       </w:r>
+      <w:proofErr w:type="spellStart"/>
       <w:r>
         <w:rPr>
           <w:color w:val="0000FF"/>
         </w:rPr>
         <w:t>GameActivity</w:t>
       </w:r>
+      <w:proofErr w:type="spellEnd"/>
       <w:r>
         <w:rPr>
           <w:rFonts w:hint="cs"/>
@@ -9758,8 +9649,16 @@
         <w:rPr>
           <w:color w:val="0000FF"/>
         </w:rPr>
-        <w:t xml:space="preserve"> GameActivity</w:t>
-      </w:r>
+        <w:t xml:space="preserve"> </w:t>
+      </w:r>
+      <w:proofErr w:type="spellStart"/>
+      <w:r>
+        <w:rPr>
+          <w:color w:val="0000FF"/>
+        </w:rPr>
+        <w:t>GameActivity</w:t>
+      </w:r>
+      <w:proofErr w:type="spellEnd"/>
       <w:r>
         <w:rPr>
           <w:rFonts w:hint="cs"/>
@@ -9782,12 +9681,14 @@
         </w:rPr>
         <w:t xml:space="preserve">  הממומש ע"י המחלקה </w:t>
       </w:r>
+      <w:proofErr w:type="spellStart"/>
       <w:r>
         <w:rPr>
           <w:color w:val="0000FF"/>
         </w:rPr>
         <w:t>AnimationHandler</w:t>
       </w:r>
+      <w:proofErr w:type="spellEnd"/>
       <w:r>
         <w:rPr>
           <w:rFonts w:hint="cs"/>
@@ -10097,7 +9998,61 @@
           <w:color w:val="0000FF"/>
           <w:rtl/>
         </w:rPr>
-        <w:t xml:space="preserve"> תוכנה מסויימים ולא באחרים וכו', מדוע חילקתם למחלקות בצורה זו ולא אחרת וכו'.</w:t>
+        <w:t xml:space="preserve"> תוכנה </w:t>
+      </w:r>
+      <w:proofErr w:type="spellStart"/>
+      <w:r>
+        <w:rPr>
+          <w:rFonts w:hint="cs"/>
+          <w:color w:val="0000FF"/>
+          <w:rtl/>
+        </w:rPr>
+        <w:t>מסויימים</w:t>
+      </w:r>
+      <w:proofErr w:type="spellEnd"/>
+      <w:r>
+        <w:rPr>
+          <w:rFonts w:hint="cs"/>
+          <w:color w:val="0000FF"/>
+          <w:rtl/>
+        </w:rPr>
+        <w:t xml:space="preserve"> ולא באחרים </w:t>
+      </w:r>
+      <w:proofErr w:type="spellStart"/>
+      <w:r>
+        <w:rPr>
+          <w:rFonts w:hint="cs"/>
+          <w:color w:val="0000FF"/>
+          <w:rtl/>
+        </w:rPr>
+        <w:t>וכו</w:t>
+      </w:r>
+      <w:proofErr w:type="spellEnd"/>
+      <w:r>
+        <w:rPr>
+          <w:rFonts w:hint="cs"/>
+          <w:color w:val="0000FF"/>
+          <w:rtl/>
+        </w:rPr>
+        <w:t xml:space="preserve">', מדוע חילקתם למחלקות בצורה זו ולא אחרת </w:t>
+      </w:r>
+      <w:proofErr w:type="spellStart"/>
+      <w:r>
+        <w:rPr>
+          <w:rFonts w:hint="cs"/>
+          <w:color w:val="0000FF"/>
+          <w:rtl/>
+        </w:rPr>
+        <w:t>וכו</w:t>
+      </w:r>
+      <w:proofErr w:type="spellEnd"/>
+      <w:r>
+        <w:rPr>
+          <w:rFonts w:hint="cs"/>
+          <w:color w:val="0000FF"/>
+          <w:rtl/>
+        </w:rPr>
+        <w:t>'.</w:t>
       </w:r>
     </w:p>
     <w:p>
@@ -10300,10 +10255,12 @@
         <w:spacing w:line="276" w:lineRule="auto"/>
       </w:pPr>
       <w:bookmarkStart w:id="41" w:name="_Toc29994037"/>
+      <w:proofErr w:type="spellStart"/>
       <w:r>
         <w:t>Drawables</w:t>
       </w:r>
       <w:bookmarkEnd w:id="41"/>
+      <w:proofErr w:type="spellEnd"/>
     </w:p>
     <w:p>
       <w:pPr>
@@ -10649,6 +10606,7 @@
           <w:szCs w:val="18"/>
         </w:rPr>
       </w:pPr>
+      <w:proofErr w:type="spellStart"/>
       <w:r>
         <w:rPr>
           <w:rFonts w:ascii="Segoe UI" w:hAnsi="Segoe UI" w:cs="Segoe UI"/>
@@ -10656,7 +10614,17 @@
           <w:sz w:val="18"/>
           <w:szCs w:val="18"/>
         </w:rPr>
-        <w:t>Settings.loadUserDetailsFromText()</w:t>
+        <w:t>Settings.loadUserDetailsFromText</w:t>
+      </w:r>
+      <w:proofErr w:type="spellEnd"/>
+      <w:r>
+        <w:rPr>
+          <w:rFonts w:ascii="Segoe UI" w:hAnsi="Segoe UI" w:cs="Segoe UI"/>
+          <w:color w:val="0033CC"/>
+          <w:sz w:val="18"/>
+          <w:szCs w:val="18"/>
+        </w:rPr>
+        <w:t>()</w:t>
       </w:r>
     </w:p>
     <w:p>
@@ -10675,6 +10643,7 @@
           <w:szCs w:val="18"/>
         </w:rPr>
       </w:pPr>
+      <w:proofErr w:type="spellStart"/>
       <w:r>
         <w:rPr>
           <w:rFonts w:ascii="Segoe UI" w:hAnsi="Segoe UI" w:cs="Segoe UI"/>
@@ -10684,6 +10653,7 @@
         </w:rPr>
         <w:t>Settings.saveUserDetailsToText</w:t>
       </w:r>
+      <w:proofErr w:type="spellEnd"/>
     </w:p>
     <w:p>
       <w:pPr>
@@ -10701,6 +10671,7 @@
           <w:szCs w:val="18"/>
         </w:rPr>
       </w:pPr>
+      <w:proofErr w:type="spellStart"/>
       <w:r>
         <w:rPr>
           <w:rFonts w:ascii="Segoe UI" w:hAnsi="Segoe UI" w:cs="Segoe UI"/>
@@ -10708,7 +10679,17 @@
           <w:sz w:val="18"/>
           <w:szCs w:val="18"/>
         </w:rPr>
-        <w:t>MainActivity.isNotificationVisible()</w:t>
+        <w:t>MainActivity.isNotificationVisible</w:t>
+      </w:r>
+      <w:proofErr w:type="spellEnd"/>
+      <w:r>
+        <w:rPr>
+          <w:rFonts w:ascii="Segoe UI" w:hAnsi="Segoe UI" w:cs="Segoe UI"/>
+          <w:color w:val="0033CC"/>
+          <w:sz w:val="18"/>
+          <w:szCs w:val="18"/>
+        </w:rPr>
+        <w:t>()</w:t>
       </w:r>
       <w:r>
         <w:rPr>
@@ -10736,6 +10717,7 @@
           <w:szCs w:val="18"/>
         </w:rPr>
       </w:pPr>
+      <w:proofErr w:type="spellStart"/>
       <w:r>
         <w:rPr>
           <w:rFonts w:ascii="Segoe UI" w:hAnsi="Segoe UI" w:cs="Segoe UI"/>
@@ -10743,7 +10725,17 @@
           <w:sz w:val="18"/>
           <w:szCs w:val="18"/>
         </w:rPr>
-        <w:t>Receiver.loadUserDetailsFromText()</w:t>
+        <w:t>Receiver.loadUserDetailsFromText</w:t>
+      </w:r>
+      <w:proofErr w:type="spellEnd"/>
+      <w:r>
+        <w:rPr>
+          <w:rFonts w:ascii="Segoe UI" w:hAnsi="Segoe UI" w:cs="Segoe UI"/>
+          <w:color w:val="0033CC"/>
+          <w:sz w:val="18"/>
+          <w:szCs w:val="18"/>
+        </w:rPr>
+        <w:t>()</w:t>
       </w:r>
       <w:r>
         <w:rPr>
@@ -10834,7 +10826,63 @@
           <w:sz w:val="19"/>
           <w:szCs w:val="19"/>
         </w:rPr>
-        <w:t>["Show notification" CheckBox state as string] ; [Email Address]; [Phone Number]; [User's Name]</w:t>
+        <w:t xml:space="preserve">["Show notification" </w:t>
+      </w:r>
+      <w:proofErr w:type="spellStart"/>
+      <w:r>
+        <w:rPr>
+          <w:rFonts w:ascii="Segoe UI" w:hAnsi="Segoe UI" w:cs="Segoe UI"/>
+          <w:b/>
+          <w:bCs/>
+          <w:i/>
+          <w:iCs/>
+          <w:color w:val="0000FF"/>
+          <w:sz w:val="19"/>
+          <w:szCs w:val="19"/>
+        </w:rPr>
+        <w:t>CheckBox</w:t>
+      </w:r>
+      <w:proofErr w:type="spellEnd"/>
+      <w:r>
+        <w:rPr>
+          <w:rFonts w:ascii="Segoe UI" w:hAnsi="Segoe UI" w:cs="Segoe UI"/>
+          <w:b/>
+          <w:bCs/>
+          <w:i/>
+          <w:iCs/>
+          <w:color w:val="0000FF"/>
+          <w:sz w:val="19"/>
+          <w:szCs w:val="19"/>
+        </w:rPr>
+        <w:t xml:space="preserve"> state as string</w:t>
+      </w:r>
+      <w:proofErr w:type="gramStart"/>
+      <w:r>
+        <w:rPr>
+          <w:rFonts w:ascii="Segoe UI" w:hAnsi="Segoe UI" w:cs="Segoe UI"/>
+          <w:b/>
+          <w:bCs/>
+          <w:i/>
+          <w:iCs/>
+          <w:color w:val="0000FF"/>
+          <w:sz w:val="19"/>
+          <w:szCs w:val="19"/>
+        </w:rPr>
+        <w:t>] ;</w:t>
+      </w:r>
+      <w:proofErr w:type="gramEnd"/>
+      <w:r>
+        <w:rPr>
+          <w:rFonts w:ascii="Segoe UI" w:hAnsi="Segoe UI" w:cs="Segoe UI"/>
+          <w:b/>
+          <w:bCs/>
+          <w:i/>
+          <w:iCs/>
+          <w:color w:val="0000FF"/>
+          <w:sz w:val="19"/>
+          <w:szCs w:val="19"/>
+        </w:rPr>
+        <w:t xml:space="preserve"> [Email Address]; [Phone Number]; [User's Name]</w:t>
       </w:r>
     </w:p>
     <w:p>
@@ -10880,11 +10928,19 @@
           <w:color w:val="0000FF"/>
         </w:rPr>
       </w:pPr>
-      <w:r>
-        <w:rPr>
-          <w:color w:val="0000FF"/>
-        </w:rPr>
-        <w:t xml:space="preserve">false ; </w:t>
+      <w:proofErr w:type="gramStart"/>
+      <w:r>
+        <w:rPr>
+          <w:color w:val="0000FF"/>
+        </w:rPr>
+        <w:t>false ;</w:t>
+      </w:r>
+      <w:proofErr w:type="gramEnd"/>
+      <w:r>
+        <w:rPr>
+          <w:color w:val="0000FF"/>
+        </w:rPr>
+        <w:t xml:space="preserve"> </w:t>
       </w:r>
       <w:hyperlink r:id="rId15" w:history="1">
         <w:r>
@@ -10909,11 +10965,19 @@
           <w:color w:val="0000FF"/>
         </w:rPr>
       </w:pPr>
-      <w:r>
-        <w:rPr>
-          <w:color w:val="0000FF"/>
-        </w:rPr>
-        <w:t xml:space="preserve">true ; </w:t>
+      <w:proofErr w:type="gramStart"/>
+      <w:r>
+        <w:rPr>
+          <w:color w:val="0000FF"/>
+        </w:rPr>
+        <w:t>true ;</w:t>
+      </w:r>
+      <w:proofErr w:type="gramEnd"/>
+      <w:r>
+        <w:rPr>
+          <w:color w:val="0000FF"/>
+        </w:rPr>
+        <w:t xml:space="preserve"> </w:t>
       </w:r>
       <w:hyperlink r:id="rId16" w:history="1">
         <w:r>
@@ -11609,6 +11673,7 @@
                 <w:sz w:val="24"/>
               </w:rPr>
             </w:pPr>
+            <w:proofErr w:type="spellStart"/>
             <w:r>
               <w:rPr>
                 <w:color w:val="0000FF"/>
@@ -11616,6 +11681,7 @@
               </w:rPr>
               <w:t>CityNo</w:t>
             </w:r>
+            <w:proofErr w:type="spellEnd"/>
           </w:p>
         </w:tc>
         <w:tc>
@@ -11739,6 +11805,7 @@
                 <w:sz w:val="24"/>
               </w:rPr>
             </w:pPr>
+            <w:proofErr w:type="spellStart"/>
             <w:r>
               <w:rPr>
                 <w:color w:val="0000FF"/>
@@ -11746,6 +11813,7 @@
               </w:rPr>
               <w:t>BirthDate</w:t>
             </w:r>
+            <w:proofErr w:type="spellEnd"/>
           </w:p>
         </w:tc>
         <w:tc>
@@ -11760,6 +11828,7 @@
                 <w:sz w:val="24"/>
               </w:rPr>
             </w:pPr>
+            <w:proofErr w:type="spellStart"/>
             <w:r>
               <w:rPr>
                 <w:color w:val="0000FF"/>
@@ -11767,6 +11836,7 @@
               </w:rPr>
               <w:t>DateTime</w:t>
             </w:r>
+            <w:proofErr w:type="spellEnd"/>
           </w:p>
         </w:tc>
         <w:tc>
@@ -12118,13 +12188,23 @@
         </w:rPr>
         <w:t xml:space="preserve">צורך היא עונה </w:t>
       </w:r>
-      <w:r>
-        <w:rPr>
-          <w:rFonts w:hint="cs"/>
-          <w:color w:val="0000FF"/>
-          <w:rtl/>
-        </w:rPr>
-        <w:t>וכו'.</w:t>
+      <w:proofErr w:type="spellStart"/>
+      <w:r>
+        <w:rPr>
+          <w:rFonts w:hint="cs"/>
+          <w:color w:val="0000FF"/>
+          <w:rtl/>
+        </w:rPr>
+        <w:t>וכו</w:t>
+      </w:r>
+      <w:proofErr w:type="spellEnd"/>
+      <w:r>
+        <w:rPr>
+          <w:rFonts w:hint="cs"/>
+          <w:color w:val="0000FF"/>
+          <w:rtl/>
+        </w:rPr>
+        <w:t>'.</w:t>
       </w:r>
     </w:p>
     <w:p>
@@ -12164,13 +12244,23 @@
         </w:rPr>
         <w:t xml:space="preserve">copy-paste </w:t>
       </w:r>
-      <w:r>
-        <w:rPr>
-          <w:rFonts w:hint="cs"/>
-          <w:color w:val="0000FF"/>
-          <w:rtl/>
-        </w:rPr>
-        <w:t>מויקיפדיה או מאתר כלשהו).</w:t>
+      <w:proofErr w:type="spellStart"/>
+      <w:r>
+        <w:rPr>
+          <w:rFonts w:hint="cs"/>
+          <w:color w:val="0000FF"/>
+          <w:rtl/>
+        </w:rPr>
+        <w:t>מויקיפדיה</w:t>
+      </w:r>
+      <w:proofErr w:type="spellEnd"/>
+      <w:r>
+        <w:rPr>
+          <w:rFonts w:hint="cs"/>
+          <w:color w:val="0000FF"/>
+          <w:rtl/>
+        </w:rPr>
+        <w:t xml:space="preserve"> או מאתר כלשהו).</w:t>
       </w:r>
     </w:p>
     <w:p>
@@ -12297,7 +12387,43 @@
           <w:color w:val="0000FF"/>
           <w:rtl/>
         </w:rPr>
-        <w:t>הצגה גרפית של לוח המשחק דו-מימדית ותלת-מימדית מנקודת המבט של השחקן.</w:t>
+        <w:t>הצגה גרפית של לוח המשחק דו-</w:t>
+      </w:r>
+      <w:proofErr w:type="spellStart"/>
+      <w:r>
+        <w:rPr>
+          <w:rFonts w:hint="cs"/>
+          <w:color w:val="0000FF"/>
+          <w:rtl/>
+        </w:rPr>
+        <w:t>מימדית</w:t>
+      </w:r>
+      <w:proofErr w:type="spellEnd"/>
+      <w:r>
+        <w:rPr>
+          <w:rFonts w:hint="cs"/>
+          <w:color w:val="0000FF"/>
+          <w:rtl/>
+        </w:rPr>
+        <w:t xml:space="preserve"> ותלת-</w:t>
+      </w:r>
+      <w:proofErr w:type="spellStart"/>
+      <w:r>
+        <w:rPr>
+          <w:rFonts w:hint="cs"/>
+          <w:color w:val="0000FF"/>
+          <w:rtl/>
+        </w:rPr>
+        <w:t>מימדית</w:t>
+      </w:r>
+      <w:proofErr w:type="spellEnd"/>
+      <w:r>
+        <w:rPr>
+          <w:rFonts w:hint="cs"/>
+          <w:color w:val="0000FF"/>
+          <w:rtl/>
+        </w:rPr>
+        <w:t xml:space="preserve"> מנקודת המבט של השחקן.</w:t>
       </w:r>
     </w:p>
     <w:p>
@@ -12747,7 +12873,7 @@
           </mc:Choice>
           <mc:Fallback>
             <w:pict>
-              <v:rect w14:anchorId="66346BB5" id="מלבן 45" o:spid="_x0000_s1055" style="position:absolute;left:0;text-align:left;margin-left:313.35pt;margin-top:355.9pt;width:151.45pt;height:36.8pt;z-index:251659776;visibility:visible;mso-wrap-style:square;mso-width-percent:0;mso-height-percent:0;mso-wrap-distance-left:9pt;mso-wrap-distance-top:0;mso-wrap-distance-right:9pt;mso-wrap-distance-bottom:0;mso-position-horizontal:absolute;mso-position-horizontal-relative:text;mso-position-vertical:absolute;mso-position-vertical-relative:text;mso-width-percent:0;mso-height-percent:0;mso-width-relative:margin;mso-height-relative:margin;v-text-anchor:middle" o:gfxdata="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" fillcolor="#a5d5e2 [1624]" strokecolor="#40a7c2 [3048]">
+              <v:rect w14:anchorId="66346BB5" id="מלבן 45" o:spid="_x0000_s1056" style="position:absolute;left:0;text-align:left;margin-left:313.35pt;margin-top:355.9pt;width:151.45pt;height:36.8pt;z-index:251659776;visibility:visible;mso-wrap-style:square;mso-width-percent:0;mso-height-percent:0;mso-wrap-distance-left:9pt;mso-wrap-distance-top:0;mso-wrap-distance-right:9pt;mso-wrap-distance-bottom:0;mso-position-horizontal:absolute;mso-position-horizontal-relative:text;mso-position-vertical:absolute;mso-position-vertical-relative:text;mso-width-percent:0;mso-height-percent:0;mso-width-relative:margin;mso-height-relative:margin;v-text-anchor:middle" o:gfxdata="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" fillcolor="#a5d5e2 [1624]" strokecolor="#40a7c2 [3048]">
                 <v:fill color2="#e4f2f6 [504]" rotate="t" angle="180" colors="0 #9eeaff;22938f #bbefff;1 #e4f9ff" focus="100%" type="gradient"/>
                 <v:shadow on="t" color="black" opacity="24903f" origin=",.5" offset="0,.55556mm"/>
                 <v:path arrowok="t"/>
@@ -12956,7 +13082,7 @@
           </mc:Choice>
           <mc:Fallback>
             <w:pict>
-              <v:rect w14:anchorId="716AD7CD" id="מלבן 42" o:spid="_x0000_s1056" style="position:absolute;left:0;text-align:left;margin-left:144.1pt;margin-top:456.9pt;width:151.45pt;height:36.8pt;z-index:251657728;visibility:visible;mso-wrap-style:square;mso-width-percent:0;mso-height-percent:0;mso-wrap-distance-left:9pt;mso-wrap-distance-top:0;mso-wrap-distance-right:9pt;mso-wrap-distance-bottom:0;mso-position-horizontal:absolute;mso-position-horizontal-relative:text;mso-position-vertical:absolute;mso-position-vertical-relative:text;mso-width-percent:0;mso-height-percent:0;mso-width-relative:margin;mso-height-relative:margin;v-text-anchor:middle" o:gfxdata="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" fillcolor="#a5d5e2 [1624]" strokecolor="#40a7c2 [3048]">
+              <v:rect w14:anchorId="716AD7CD" id="מלבן 42" o:spid="_x0000_s1057" style="position:absolute;left:0;text-align:left;margin-left:144.1pt;margin-top:456.9pt;width:151.45pt;height:36.8pt;z-index:251657728;visibility:visible;mso-wrap-style:square;mso-width-percent:0;mso-height-percent:0;mso-wrap-distance-left:9pt;mso-wrap-distance-top:0;mso-wrap-distance-right:9pt;mso-wrap-distance-bottom:0;mso-position-horizontal:absolute;mso-position-horizontal-relative:text;mso-position-vertical:absolute;mso-position-vertical-relative:text;mso-width-percent:0;mso-height-percent:0;mso-width-relative:margin;mso-height-relative:margin;v-text-anchor:middle" o:gfxdata="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" fillcolor="#a5d5e2 [1624]" strokecolor="#40a7c2 [3048]">
                 <v:fill color2="#e4f2f6 [504]" rotate="t" angle="180" colors="0 #9eeaff;22938f #bbefff;1 #e4f9ff" focus="100%" type="gradient"/>
                 <v:shadow on="t" color="black" opacity="24903f" origin=",.5" offset="0,.55556mm"/>
                 <v:path arrowok="t"/>
@@ -13165,7 +13291,7 @@
           </mc:Choice>
           <mc:Fallback>
             <w:pict>
-              <v:rect w14:anchorId="2EB14457" id="מלבן 39" o:spid="_x0000_s1057" style="position:absolute;left:0;text-align:left;margin-left:149.9pt;margin-top:372pt;width:151.45pt;height:36.8pt;z-index:251655680;visibility:visible;mso-wrap-style:square;mso-width-percent:0;mso-height-percent:0;mso-wrap-distance-left:9pt;mso-wrap-distance-top:0;mso-wrap-distance-right:9pt;mso-wrap-distance-bottom:0;mso-position-horizontal:absolute;mso-position-horizontal-relative:text;mso-position-vertical:absolute;mso-position-vertical-relative:text;mso-width-percent:0;mso-height-percent:0;mso-width-relative:margin;mso-height-relative:margin;v-text-anchor:middle" o:gfxdata="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" fillcolor="#a5d5e2 [1624]" strokecolor="#40a7c2 [3048]">
+              <v:rect w14:anchorId="2EB14457" id="מלבן 39" o:spid="_x0000_s1058" style="position:absolute;left:0;text-align:left;margin-left:149.9pt;margin-top:372pt;width:151.45pt;height:36.8pt;z-index:251655680;visibility:visible;mso-wrap-style:square;mso-width-percent:0;mso-height-percent:0;mso-wrap-distance-left:9pt;mso-wrap-distance-top:0;mso-wrap-distance-right:9pt;mso-wrap-distance-bottom:0;mso-position-horizontal:absolute;mso-position-horizontal-relative:text;mso-position-vertical:absolute;mso-position-vertical-relative:text;mso-width-percent:0;mso-height-percent:0;mso-width-relative:margin;mso-height-relative:margin;v-text-anchor:middle" o:gfxdata="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" fillcolor="#a5d5e2 [1624]" strokecolor="#40a7c2 [3048]">
                 <v:fill color2="#e4f2f6 [504]" rotate="t" angle="180" colors="0 #9eeaff;22938f #bbefff;1 #e4f9ff" focus="100%" type="gradient"/>
                 <v:shadow on="t" color="black" opacity="24903f" origin=",.5" offset="0,.55556mm"/>
                 <v:path arrowok="t"/>
@@ -13374,7 +13500,7 @@
           </mc:Choice>
           <mc:Fallback>
             <w:pict>
-              <v:rect w14:anchorId="54492949" id="מלבן 34" o:spid="_x0000_s1058" style="position:absolute;left:0;text-align:left;margin-left:-13.55pt;margin-top:356.3pt;width:151.45pt;height:36.8pt;z-index:251652608;visibility:visible;mso-wrap-style:square;mso-width-percent:0;mso-height-percent:0;mso-wrap-distance-left:9pt;mso-wrap-distance-top:0;mso-wrap-distance-right:9pt;mso-wrap-distance-bottom:0;mso-position-horizontal:absolute;mso-position-horizontal-relative:text;mso-position-vertical:absolute;mso-position-vertical-relative:text;mso-width-percent:0;mso-height-percent:0;mso-width-relative:margin;mso-height-relative:margin;v-text-anchor:middle" o:gfxdata="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" fillcolor="#a5d5e2 [1624]" strokecolor="#40a7c2 [3048]">
+              <v:rect w14:anchorId="54492949" id="מלבן 34" o:spid="_x0000_s1059" style="position:absolute;left:0;text-align:left;margin-left:-13.55pt;margin-top:356.3pt;width:151.45pt;height:36.8pt;z-index:251652608;visibility:visible;mso-wrap-style:square;mso-width-percent:0;mso-height-percent:0;mso-wrap-distance-left:9pt;mso-wrap-distance-top:0;mso-wrap-distance-right:9pt;mso-wrap-distance-bottom:0;mso-position-horizontal:absolute;mso-position-horizontal-relative:text;mso-position-vertical:absolute;mso-position-vertical-relative:text;mso-width-percent:0;mso-height-percent:0;mso-width-relative:margin;mso-height-relative:margin;v-text-anchor:middle" o:gfxdata="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" fillcolor="#a5d5e2 [1624]" strokecolor="#40a7c2 [3048]">
                 <v:fill color2="#e4f2f6 [504]" rotate="t" angle="180" colors="0 #9eeaff;22938f #bbefff;1 #e4f9ff" focus="100%" type="gradient"/>
                 <v:shadow on="t" color="black" opacity="24903f" origin=",.5" offset="0,.55556mm"/>
                 <v:path arrowok="t"/>
@@ -13822,7 +13948,7 @@
           </mc:Choice>
           <mc:Fallback>
             <w:pict>
-              <v:rect w14:anchorId="1733CADA" id="מלבן 25" o:spid="_x0000_s1059" style="position:absolute;left:0;text-align:left;margin-left:144.55pt;margin-top:287.45pt;width:151.45pt;height:36.8pt;z-index:251648512;visibility:visible;mso-wrap-style:square;mso-width-percent:0;mso-height-percent:0;mso-wrap-distance-left:9pt;mso-wrap-distance-top:0;mso-wrap-distance-right:9pt;mso-wrap-distance-bottom:0;mso-position-horizontal:absolute;mso-position-horizontal-relative:text;mso-position-vertical:absolute;mso-position-vertical-relative:text;mso-width-percent:0;mso-height-percent:0;mso-width-relative:margin;mso-height-relative:margin;v-text-anchor:middle" o:gfxdata="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" fillcolor="#a5d5e2 [1624]" strokecolor="#40a7c2 [3048]">
+              <v:rect w14:anchorId="1733CADA" id="מלבן 25" o:spid="_x0000_s1060" style="position:absolute;left:0;text-align:left;margin-left:144.55pt;margin-top:287.45pt;width:151.45pt;height:36.8pt;z-index:251648512;visibility:visible;mso-wrap-style:square;mso-width-percent:0;mso-height-percent:0;mso-wrap-distance-left:9pt;mso-wrap-distance-top:0;mso-wrap-distance-right:9pt;mso-wrap-distance-bottom:0;mso-position-horizontal:absolute;mso-position-horizontal-relative:text;mso-position-vertical:absolute;mso-position-vertical-relative:text;mso-width-percent:0;mso-height-percent:0;mso-width-relative:margin;mso-height-relative:margin;v-text-anchor:middle" o:gfxdata="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" fillcolor="#a5d5e2 [1624]" strokecolor="#40a7c2 [3048]">
                 <v:fill color2="#e4f2f6 [504]" rotate="t" angle="180" colors="0 #9eeaff;22938f #bbefff;1 #e4f9ff" focus="100%" type="gradient"/>
                 <v:shadow on="t" color="black" opacity="24903f" origin=",.5" offset="0,.55556mm"/>
                 <v:path arrowok="t"/>
@@ -14031,7 +14157,7 @@
           </mc:Choice>
           <mc:Fallback>
             <w:pict>
-              <v:rect w14:anchorId="091AA8AD" id="מלבן 23" o:spid="_x0000_s1060" style="position:absolute;left:0;text-align:left;margin-left:144.7pt;margin-top:210.05pt;width:151.45pt;height:36.8pt;z-index:251646464;visibility:visible;mso-wrap-style:square;mso-width-percent:0;mso-height-percent:0;mso-wrap-distance-left:9pt;mso-wrap-distance-top:0;mso-wrap-distance-right:9pt;mso-wrap-distance-bottom:0;mso-position-horizontal:absolute;mso-position-horizontal-relative:text;mso-position-vertical:absolute;mso-position-vertical-relative:text;mso-width-percent:0;mso-height-percent:0;mso-width-relative:margin;mso-height-relative:margin;v-text-anchor:middle" o:gfxdata="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" fillcolor="#a5d5e2 [1624]" strokecolor="#40a7c2 [3048]">
+              <v:rect w14:anchorId="091AA8AD" id="מלבן 23" o:spid="_x0000_s1061" style="position:absolute;left:0;text-align:left;margin-left:144.7pt;margin-top:210.05pt;width:151.45pt;height:36.8pt;z-index:251646464;visibility:visible;mso-wrap-style:square;mso-width-percent:0;mso-height-percent:0;mso-wrap-distance-left:9pt;mso-wrap-distance-top:0;mso-wrap-distance-right:9pt;mso-wrap-distance-bottom:0;mso-position-horizontal:absolute;mso-position-horizontal-relative:text;mso-position-vertical:absolute;mso-position-vertical-relative:text;mso-width-percent:0;mso-height-percent:0;mso-width-relative:margin;mso-height-relative:margin;v-text-anchor:middle" o:gfxdata="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" fillcolor="#a5d5e2 [1624]" strokecolor="#40a7c2 [3048]">
                 <v:fill color2="#e4f2f6 [504]" rotate="t" angle="180" colors="0 #9eeaff;22938f #bbefff;1 #e4f9ff" focus="100%" type="gradient"/>
                 <v:shadow on="t" color="black" opacity="24903f" origin=",.5" offset="0,.55556mm"/>
                 <v:path arrowok="t"/>
@@ -14240,7 +14366,7 @@
           </mc:Choice>
           <mc:Fallback>
             <w:pict>
-              <v:rect w14:anchorId="63FC1EE6" id="מלבן 17" o:spid="_x0000_s1061" style="position:absolute;left:0;text-align:left;margin-left:-66.65pt;margin-top:70.7pt;width:159.85pt;height:36.8pt;z-index:251641344;visibility:visible;mso-wrap-style:square;mso-width-percent:0;mso-height-percent:0;mso-wrap-distance-left:9pt;mso-wrap-distance-top:0;mso-wrap-distance-right:9pt;mso-wrap-distance-bottom:0;mso-position-horizontal:absolute;mso-position-horizontal-relative:text;mso-position-vertical:absolute;mso-position-vertical-relative:text;mso-width-percent:0;mso-height-percent:0;mso-width-relative:margin;mso-height-relative:margin;v-text-anchor:middle" o:gfxdata="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" fillcolor="#a5d5e2 [1624]" strokecolor="#40a7c2 [3048]">
+              <v:rect w14:anchorId="63FC1EE6" id="מלבן 17" o:spid="_x0000_s1062" style="position:absolute;left:0;text-align:left;margin-left:-66.65pt;margin-top:70.7pt;width:159.85pt;height:36.8pt;z-index:251641344;visibility:visible;mso-wrap-style:square;mso-width-percent:0;mso-height-percent:0;mso-wrap-distance-left:9pt;mso-wrap-distance-top:0;mso-wrap-distance-right:9pt;mso-wrap-distance-bottom:0;mso-position-horizontal:absolute;mso-position-horizontal-relative:text;mso-position-vertical:absolute;mso-position-vertical-relative:text;mso-width-percent:0;mso-height-percent:0;mso-width-relative:margin;mso-height-relative:margin;v-text-anchor:middle" o:gfxdata="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" fillcolor="#a5d5e2 [1624]" strokecolor="#40a7c2 [3048]">
                 <v:fill color2="#e4f2f6 [504]" rotate="t" angle="180" colors="0 #9eeaff;22938f #bbefff;1 #e4f9ff" focus="100%" type="gradient"/>
                 <v:shadow on="t" color="black" opacity="24903f" origin=",.5" offset="0,.55556mm"/>
                 <v:path arrowok="t"/>
@@ -14449,7 +14575,7 @@
           </mc:Choice>
           <mc:Fallback>
             <w:pict>
-              <v:rect w14:anchorId="6999175F" id="מלבן 20" o:spid="_x0000_s1062" style="position:absolute;left:0;text-align:left;margin-left:295.75pt;margin-top:131.35pt;width:187pt;height:36.8pt;z-index:251644416;visibility:visible;mso-wrap-style:square;mso-width-percent:0;mso-height-percent:0;mso-wrap-distance-left:9pt;mso-wrap-distance-top:0;mso-wrap-distance-right:9pt;mso-wrap-distance-bottom:0;mso-position-horizontal:absolute;mso-position-horizontal-relative:text;mso-position-vertical:absolute;mso-position-vertical-relative:text;mso-width-percent:0;mso-height-percent:0;mso-width-relative:margin;mso-height-relative:margin;v-text-anchor:middle" o:gfxdata="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" fillcolor="#a5d5e2 [1624]" strokecolor="#40a7c2 [3048]">
+              <v:rect w14:anchorId="6999175F" id="מלבן 20" o:spid="_x0000_s1063" style="position:absolute;left:0;text-align:left;margin-left:295.75pt;margin-top:131.35pt;width:187pt;height:36.8pt;z-index:251644416;visibility:visible;mso-wrap-style:square;mso-width-percent:0;mso-height-percent:0;mso-wrap-distance-left:9pt;mso-wrap-distance-top:0;mso-wrap-distance-right:9pt;mso-wrap-distance-bottom:0;mso-position-horizontal:absolute;mso-position-horizontal-relative:text;mso-position-vertical:absolute;mso-position-vertical-relative:text;mso-width-percent:0;mso-height-percent:0;mso-width-relative:margin;mso-height-relative:margin;v-text-anchor:middle" o:gfxdata="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" fillcolor="#a5d5e2 [1624]" strokecolor="#40a7c2 [3048]">
                 <v:fill color2="#e4f2f6 [504]" rotate="t" angle="180" colors="0 #9eeaff;22938f #bbefff;1 #e4f9ff" focus="100%" type="gradient"/>
                 <v:shadow on="t" color="black" opacity="24903f" origin=",.5" offset="0,.55556mm"/>
                 <v:path arrowok="t"/>
@@ -14658,7 +14784,7 @@
           </mc:Choice>
           <mc:Fallback>
             <w:pict>
-              <v:rect w14:anchorId="7EC73313" id="מלבן 18" o:spid="_x0000_s1063" style="position:absolute;left:0;text-align:left;margin-left:28.65pt;margin-top:127.65pt;width:187pt;height:36.8pt;z-index:251642368;visibility:visible;mso-wrap-style:square;mso-width-percent:0;mso-height-percent:0;mso-wrap-distance-left:9pt;mso-wrap-distance-top:0;mso-wrap-distance-right:9pt;mso-wrap-distance-bottom:0;mso-position-horizontal:absolute;mso-position-horizontal-relative:text;mso-position-vertical:absolute;mso-position-vertical-relative:text;mso-width-percent:0;mso-height-percent:0;mso-width-relative:margin;mso-height-relative:margin;v-text-anchor:middle" o:gfxdata="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" fillcolor="#a5d5e2 [1624]" strokecolor="#40a7c2 [3048]">
+              <v:rect w14:anchorId="7EC73313" id="מלבן 18" o:spid="_x0000_s1064" style="position:absolute;left:0;text-align:left;margin-left:28.65pt;margin-top:127.65pt;width:187pt;height:36.8pt;z-index:251642368;visibility:visible;mso-wrap-style:square;mso-width-percent:0;mso-height-percent:0;mso-wrap-distance-left:9pt;mso-wrap-distance-top:0;mso-wrap-distance-right:9pt;mso-wrap-distance-bottom:0;mso-position-horizontal:absolute;mso-position-horizontal-relative:text;mso-position-vertical:absolute;mso-position-vertical-relative:text;mso-width-percent:0;mso-height-percent:0;mso-width-relative:margin;mso-height-relative:margin;v-text-anchor:middle" o:gfxdata="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" fillcolor="#a5d5e2 [1624]" strokecolor="#40a7c2 [3048]">
                 <v:fill color2="#e4f2f6 [504]" rotate="t" angle="180" colors="0 #9eeaff;22938f #bbefff;1 #e4f9ff" focus="100%" type="gradient"/>
                 <v:shadow on="t" color="black" opacity="24903f" origin=",.5" offset="0,.55556mm"/>
                 <v:path arrowok="t"/>
@@ -14787,7 +14913,7 @@
           </mc:Choice>
           <mc:Fallback>
             <w:pict>
-              <v:rect w14:anchorId="7133A7B2" id="מלבן 19" o:spid="_x0000_s1064" style="position:absolute;left:0;text-align:left;margin-left:194.95pt;margin-top:82.55pt;width:187pt;height:36.8pt;z-index:251643392;visibility:visible;mso-wrap-style:square;mso-width-percent:0;mso-height-percent:0;mso-wrap-distance-left:9pt;mso-wrap-distance-top:0;mso-wrap-distance-right:9pt;mso-wrap-distance-bottom:0;mso-position-horizontal:absolute;mso-position-horizontal-relative:text;mso-position-vertical:absolute;mso-position-vertical-relative:text;mso-width-percent:0;mso-height-percent:0;mso-width-relative:margin;mso-height-relative:margin;v-text-anchor:middle" o:gfxdata="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" fillcolor="#a5d5e2 [1624]" strokecolor="#40a7c2 [3048]">
+              <v:rect w14:anchorId="7133A7B2" id="מלבן 19" o:spid="_x0000_s1065" style="position:absolute;left:0;text-align:left;margin-left:194.95pt;margin-top:82.55pt;width:187pt;height:36.8pt;z-index:251643392;visibility:visible;mso-wrap-style:square;mso-width-percent:0;mso-height-percent:0;mso-wrap-distance-left:9pt;mso-wrap-distance-top:0;mso-wrap-distance-right:9pt;mso-wrap-distance-bottom:0;mso-position-horizontal:absolute;mso-position-horizontal-relative:text;mso-position-vertical:absolute;mso-position-vertical-relative:text;mso-width-percent:0;mso-height-percent:0;mso-width-relative:margin;mso-height-relative:margin;v-text-anchor:middle" o:gfxdata="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" fillcolor="#a5d5e2 [1624]" strokecolor="#40a7c2 [3048]">
                 <v:fill color2="#e4f2f6 [504]" rotate="t" angle="180" colors="0 #9eeaff;22938f #bbefff;1 #e4f9ff" focus="100%" type="gradient"/>
                 <v:shadow on="t" color="black" opacity="24903f" origin=",.5" offset="0,.55556mm"/>
                 <v:path arrowok="t"/>
@@ -15090,7 +15216,7 @@
           </mc:Choice>
           <mc:Fallback>
             <w:pict>
-              <v:rect w14:anchorId="20038A38" id="מלבן 13" o:spid="_x0000_s1065" style="position:absolute;left:0;text-align:left;margin-left:123.65pt;margin-top:4.3pt;width:156.55pt;height:36.8pt;z-index:251636224;visibility:visible;mso-wrap-style:square;mso-width-percent:0;mso-height-percent:0;mso-wrap-distance-left:9pt;mso-wrap-distance-top:0;mso-wrap-distance-right:9pt;mso-wrap-distance-bottom:0;mso-position-horizontal:absolute;mso-position-horizontal-relative:text;mso-position-vertical:absolute;mso-position-vertical-relative:text;mso-width-percent:0;mso-height-percent:0;mso-width-relative:margin;mso-height-relative:margin;v-text-anchor:middle" o:gfxdata="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" fillcolor="#a5d5e2 [1624]" strokecolor="#40a7c2 [3048]">
+              <v:rect w14:anchorId="20038A38" id="מלבן 13" o:spid="_x0000_s1066" style="position:absolute;left:0;text-align:left;margin-left:123.65pt;margin-top:4.3pt;width:156.55pt;height:36.8pt;z-index:251636224;visibility:visible;mso-wrap-style:square;mso-width-percent:0;mso-height-percent:0;mso-wrap-distance-left:9pt;mso-wrap-distance-top:0;mso-wrap-distance-right:9pt;mso-wrap-distance-bottom:0;mso-position-horizontal:absolute;mso-position-horizontal-relative:text;mso-position-vertical:absolute;mso-position-vertical-relative:text;mso-width-percent:0;mso-height-percent:0;mso-width-relative:margin;mso-height-relative:margin;v-text-anchor:middle" o:gfxdata="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" fillcolor="#a5d5e2 [1624]" strokecolor="#40a7c2 [3048]">
                 <v:fill color2="#e4f2f6 [504]" rotate="t" angle="180" colors="0 #9eeaff;22938f #bbefff;1 #e4f9ff" focus="100%" type="gradient"/>
                 <v:shadow on="t" color="black" opacity="24903f" origin=",.5" offset="0,.55556mm"/>
                 <v:path arrowok="t"/>
@@ -15194,7 +15320,29 @@
           <w:color w:val="0000FF"/>
           <w:rtl/>
         </w:rPr>
-        <w:t xml:space="preserve"> שנפתח וכו'.</w:t>
+        <w:t xml:space="preserve"> שנפתח </w:t>
+      </w:r>
+      <w:proofErr w:type="spellStart"/>
+      <w:r>
+        <w:rPr>
+          <w:rFonts w:hint="cs"/>
+          <w:b/>
+          <w:bCs/>
+          <w:color w:val="0000FF"/>
+          <w:rtl/>
+        </w:rPr>
+        <w:t>וכו</w:t>
+      </w:r>
+      <w:proofErr w:type="spellEnd"/>
+      <w:r>
+        <w:rPr>
+          <w:rFonts w:hint="cs"/>
+          <w:b/>
+          <w:bCs/>
+          <w:color w:val="0000FF"/>
+          <w:rtl/>
+        </w:rPr>
+        <w:t>'.</w:t>
       </w:r>
     </w:p>
     <w:p>
@@ -15220,7 +15368,25 @@
           <w:color w:val="0000FF"/>
           <w:rtl/>
         </w:rPr>
-        <w:t xml:space="preserve"> ניתן להניח כי הקורא הוא אינטיליגנטי מספיק כדי לדעת לקרוא את הכתוב על הכפתורים, לכן יש צורך להרחיב רק לגבי כפתורים/אופציות בתפריט אשר אינם מובנים מאליהם או שבקוד מאחור קורים דברים שאינם טריוויאליים (למשל </w:t>
+        <w:t xml:space="preserve"> ניתן להניח כי הקורא הוא </w:t>
+      </w:r>
+      <w:proofErr w:type="spellStart"/>
+      <w:r>
+        <w:rPr>
+          <w:rFonts w:hint="cs"/>
+          <w:color w:val="0000FF"/>
+          <w:rtl/>
+        </w:rPr>
+        <w:t>אינטיליגנטי</w:t>
+      </w:r>
+      <w:proofErr w:type="spellEnd"/>
+      <w:r>
+        <w:rPr>
+          <w:rFonts w:hint="cs"/>
+          <w:color w:val="0000FF"/>
+          <w:rtl/>
+        </w:rPr>
+        <w:t xml:space="preserve"> מספיק כדי לדעת לקרוא את הכתוב על הכפתורים, לכן יש צורך להרחיב רק לגבי כפתורים/אופציות בתפריט אשר אינם מובנים מאליהם או שבקוד מאחור קורים דברים שאינם טריוויאליים (למשל </w:t>
       </w:r>
       <w:r>
         <w:rPr>
@@ -15321,12 +15487,14 @@
         </w:rPr>
         <w:t xml:space="preserve"> ב-</w:t>
       </w:r>
+      <w:proofErr w:type="spellStart"/>
       <w:r>
         <w:rPr>
           <w:color w:val="0000FF"/>
         </w:rPr>
         <w:t>onPause</w:t>
       </w:r>
+      <w:proofErr w:type="spellEnd"/>
       <w:r>
         <w:rPr>
           <w:rFonts w:hint="cs"/>
@@ -15335,12 +15503,14 @@
         </w:rPr>
         <w:t xml:space="preserve"> שומרים לקובץ את מצב המערכת, ב-</w:t>
       </w:r>
+      <w:proofErr w:type="spellStart"/>
       <w:r>
         <w:rPr>
           <w:color w:val="0000FF"/>
         </w:rPr>
         <w:t>onResume</w:t>
       </w:r>
+      <w:proofErr w:type="spellEnd"/>
       <w:r>
         <w:rPr>
           <w:rFonts w:hint="cs"/>
@@ -15482,11 +15652,19 @@
         </w:rPr>
         <w:t>אם יש תפריטים גם על פקדים (</w:t>
       </w:r>
+      <w:proofErr w:type="spellStart"/>
       <w:r>
         <w:rPr>
           <w:color w:val="FF0000"/>
         </w:rPr>
-        <w:t>Conext menu</w:t>
+        <w:t>Conext</w:t>
+      </w:r>
+      <w:proofErr w:type="spellEnd"/>
+      <w:r>
+        <w:rPr>
+          <w:color w:val="FF0000"/>
+        </w:rPr>
+        <w:t xml:space="preserve"> menu</w:t>
       </w:r>
       <w:r>
         <w:rPr>
@@ -15678,12 +15856,14 @@
         </w:rPr>
         <w:t>העתיקו מה-</w:t>
       </w:r>
+      <w:proofErr w:type="spellStart"/>
       <w:r>
         <w:rPr>
           <w:color w:val="0000FF"/>
         </w:rPr>
         <w:t>AndroidManifest</w:t>
       </w:r>
+      <w:proofErr w:type="spellEnd"/>
       <w:r>
         <w:rPr>
           <w:rFonts w:hint="cs"/>
@@ -15718,12 +15898,22 @@
           <w:rtl/>
         </w:rPr>
       </w:pPr>
-      <w:r>
-        <w:rPr>
-          <w:color w:val="0000FF"/>
-        </w:rPr>
-        <w:t>android.permission.VIBRATE</w:t>
-      </w:r>
+      <w:proofErr w:type="spellStart"/>
+      <w:proofErr w:type="gramStart"/>
+      <w:r>
+        <w:rPr>
+          <w:color w:val="0000FF"/>
+        </w:rPr>
+        <w:t>android.permission</w:t>
+      </w:r>
+      <w:proofErr w:type="gramEnd"/>
+      <w:r>
+        <w:rPr>
+          <w:color w:val="0000FF"/>
+        </w:rPr>
+        <w:t>.VIBRATE</w:t>
+      </w:r>
+      <w:proofErr w:type="spellEnd"/>
       <w:r>
         <w:rPr>
           <w:rFonts w:hint="cs"/>
@@ -15834,7 +16024,25 @@
           <w:color w:val="0000FF"/>
           <w:rtl/>
         </w:rPr>
-        <w:t>, מערכת שאינה יכולה לרוץ על אמולטור אלא רק על מכשיר פיזי וכו').</w:t>
+        <w:t xml:space="preserve">, מערכת שאינה יכולה לרוץ על </w:t>
+      </w:r>
+      <w:proofErr w:type="spellStart"/>
+      <w:r>
+        <w:rPr>
+          <w:rFonts w:hint="cs"/>
+          <w:color w:val="0000FF"/>
+          <w:rtl/>
+        </w:rPr>
+        <w:t>אמולטור</w:t>
+      </w:r>
+      <w:proofErr w:type="spellEnd"/>
+      <w:r>
+        <w:rPr>
+          <w:rFonts w:hint="cs"/>
+          <w:color w:val="0000FF"/>
+          <w:rtl/>
+        </w:rPr>
+        <w:t xml:space="preserve"> אלא רק על מכשיר פיזי וכו').</w:t>
       </w:r>
     </w:p>
     <w:p>
@@ -15851,7 +16059,25 @@
           <w:color w:val="0000FF"/>
           <w:rtl/>
         </w:rPr>
-        <w:t>כמו כן יש לציין אם המערכת מצפה שיהיו קבצים מסויימים על המכשיר (תמונות,</w:t>
+        <w:t xml:space="preserve">כמו כן יש לציין אם המערכת מצפה שיהיו קבצים </w:t>
+      </w:r>
+      <w:proofErr w:type="spellStart"/>
+      <w:r>
+        <w:rPr>
+          <w:rFonts w:hint="cs"/>
+          <w:color w:val="0000FF"/>
+          <w:rtl/>
+        </w:rPr>
+        <w:t>מסויימים</w:t>
+      </w:r>
+      <w:proofErr w:type="spellEnd"/>
+      <w:r>
+        <w:rPr>
+          <w:rFonts w:hint="cs"/>
+          <w:color w:val="0000FF"/>
+          <w:rtl/>
+        </w:rPr>
+        <w:t xml:space="preserve"> על המכשיר (תמונות,</w:t>
       </w:r>
       <w:r>
         <w:rPr>
@@ -15865,7 +16091,25 @@
           <w:color w:val="0000FF"/>
           <w:rtl/>
         </w:rPr>
-        <w:t xml:space="preserve"> מוסיקה, וידאו) וכו'. עקרונית עדיף לדאוג לספק 2-3 קבצי דוגמא בתוך ה-</w:t>
+        <w:t xml:space="preserve"> מוסיקה, וידאו) </w:t>
+      </w:r>
+      <w:proofErr w:type="spellStart"/>
+      <w:r>
+        <w:rPr>
+          <w:rFonts w:hint="cs"/>
+          <w:color w:val="0000FF"/>
+          <w:rtl/>
+        </w:rPr>
+        <w:t>וכו</w:t>
+      </w:r>
+      <w:proofErr w:type="spellEnd"/>
+      <w:r>
+        <w:rPr>
+          <w:rFonts w:hint="cs"/>
+          <w:color w:val="0000FF"/>
+          <w:rtl/>
+        </w:rPr>
+        <w:t>'. עקרונית עדיף לדאוג לספק 2-3 קבצי דוגמא בתוך ה-</w:t>
       </w:r>
       <w:r>
         <w:rPr>
@@ -15891,12 +16135,21 @@
         </w:rPr>
       </w:pPr>
       <w:bookmarkStart w:id="70" w:name="_Toc29994013"/>
-      <w:r>
-        <w:rPr>
-          <w:rFonts w:hint="cs"/>
-          <w:rtl/>
-        </w:rPr>
-        <w:t xml:space="preserve">גירסת </w:t>
+      <w:proofErr w:type="spellStart"/>
+      <w:r>
+        <w:rPr>
+          <w:rFonts w:hint="cs"/>
+          <w:rtl/>
+        </w:rPr>
+        <w:t>גירסת</w:t>
+      </w:r>
+      <w:proofErr w:type="spellEnd"/>
+      <w:r>
+        <w:rPr>
+          <w:rFonts w:hint="cs"/>
+          <w:rtl/>
+        </w:rPr>
+        <w:t xml:space="preserve"> </w:t>
       </w:r>
       <w:r>
         <w:t>Android</w:t>
@@ -15924,7 +16177,25 @@
           <w:color w:val="0000FF"/>
           <w:rtl/>
         </w:rPr>
-        <w:t xml:space="preserve">מהי גירסת </w:t>
+        <w:t xml:space="preserve">מהי </w:t>
+      </w:r>
+      <w:proofErr w:type="spellStart"/>
+      <w:r>
+        <w:rPr>
+          <w:rFonts w:hint="cs"/>
+          <w:color w:val="0000FF"/>
+          <w:rtl/>
+        </w:rPr>
+        <w:t>גירסת</w:t>
+      </w:r>
+      <w:proofErr w:type="spellEnd"/>
+      <w:r>
+        <w:rPr>
+          <w:rFonts w:hint="cs"/>
+          <w:color w:val="0000FF"/>
+          <w:rtl/>
+        </w:rPr>
+        <w:t xml:space="preserve"> </w:t>
       </w:r>
       <w:r>
         <w:rPr>
@@ -15969,7 +16240,25 @@
           <w:color w:val="0000FF"/>
           <w:rtl/>
         </w:rPr>
-        <w:t xml:space="preserve"> גירסת </w:t>
+        <w:t xml:space="preserve"> </w:t>
+      </w:r>
+      <w:proofErr w:type="spellStart"/>
+      <w:r>
+        <w:rPr>
+          <w:rFonts w:hint="cs"/>
+          <w:color w:val="0000FF"/>
+          <w:rtl/>
+        </w:rPr>
+        <w:t>גירסת</w:t>
+      </w:r>
+      <w:proofErr w:type="spellEnd"/>
+      <w:r>
+        <w:rPr>
+          <w:rFonts w:hint="cs"/>
+          <w:color w:val="0000FF"/>
+          <w:rtl/>
+        </w:rPr>
+        <w:t xml:space="preserve"> </w:t>
       </w:r>
       <w:r>
         <w:rPr>
@@ -16018,7 +16307,25 @@
           <w:color w:val="0000FF"/>
           <w:rtl/>
         </w:rPr>
-        <w:t>ציינו על איזה מכשירים / אמולטורים נבדקה המערכת.</w:t>
+        <w:t xml:space="preserve">ציינו על איזה מכשירים / </w:t>
+      </w:r>
+      <w:proofErr w:type="spellStart"/>
+      <w:r>
+        <w:rPr>
+          <w:rFonts w:hint="cs"/>
+          <w:color w:val="0000FF"/>
+          <w:rtl/>
+        </w:rPr>
+        <w:t>אמולטורים</w:t>
+      </w:r>
+      <w:proofErr w:type="spellEnd"/>
+      <w:r>
+        <w:rPr>
+          <w:rFonts w:hint="cs"/>
+          <w:color w:val="0000FF"/>
+          <w:rtl/>
+        </w:rPr>
+        <w:t xml:space="preserve"> נבדקה המערכת.</w:t>
       </w:r>
     </w:p>
     <w:p>
@@ -16074,20 +16381,32 @@
           <w:rtl/>
         </w:rPr>
       </w:pPr>
-      <w:r>
-        <w:rPr>
-          <w:rFonts w:hint="cs"/>
-          <w:color w:val="0000FF"/>
-          <w:rtl/>
-        </w:rPr>
-        <w:t xml:space="preserve">אמולטור </w:t>
-      </w:r>
+      <w:proofErr w:type="spellStart"/>
+      <w:r>
+        <w:rPr>
+          <w:rFonts w:hint="cs"/>
+          <w:color w:val="0000FF"/>
+          <w:rtl/>
+        </w:rPr>
+        <w:t>אמולטור</w:t>
+      </w:r>
+      <w:proofErr w:type="spellEnd"/>
+      <w:r>
+        <w:rPr>
+          <w:rFonts w:hint="cs"/>
+          <w:color w:val="0000FF"/>
+          <w:rtl/>
+        </w:rPr>
+        <w:t xml:space="preserve"> </w:t>
+      </w:r>
+      <w:proofErr w:type="spellStart"/>
       <w:r>
         <w:rPr>
           <w:color w:val="0000FF"/>
         </w:rPr>
         <w:t>GennyMotion</w:t>
       </w:r>
+      <w:proofErr w:type="spellEnd"/>
       <w:r>
         <w:rPr>
           <w:rFonts w:hint="cs"/>
@@ -16122,7 +16441,25 @@
           <w:color w:val="0000FF"/>
           <w:rtl/>
         </w:rPr>
-        <w:t xml:space="preserve"> גירסת </w:t>
+        <w:t xml:space="preserve"> </w:t>
+      </w:r>
+      <w:proofErr w:type="spellStart"/>
+      <w:r>
+        <w:rPr>
+          <w:rFonts w:hint="cs"/>
+          <w:color w:val="0000FF"/>
+          <w:rtl/>
+        </w:rPr>
+        <w:t>גירסת</w:t>
+      </w:r>
+      <w:proofErr w:type="spellEnd"/>
+      <w:r>
+        <w:rPr>
+          <w:rFonts w:hint="cs"/>
+          <w:color w:val="0000FF"/>
+          <w:rtl/>
+        </w:rPr>
+        <w:t xml:space="preserve"> </w:t>
       </w:r>
       <w:r>
         <w:rPr>
@@ -16500,6 +16837,7 @@
         </w:rPr>
       </w:pPr>
       <w:bookmarkStart w:id="73" w:name="_Toc39329438"/>
+      <w:proofErr w:type="spellStart"/>
       <w:r>
         <w:rPr>
           <w:rFonts w:hint="cs"/>
@@ -16508,6 +16846,7 @@
         <w:t>ביבליוגראפיה</w:t>
       </w:r>
       <w:bookmarkEnd w:id="73"/>
+      <w:proofErr w:type="spellEnd"/>
     </w:p>
     <w:p>
       <w:pPr>
@@ -16707,7 +17046,25 @@
           <w:color w:val="0000FF"/>
           <w:rtl/>
         </w:rPr>
-        <w:t>כאן עליכם להעתיק את קוד התכנית.</w:t>
+        <w:t xml:space="preserve">כאן עליכם להעתיק את קוד </w:t>
+      </w:r>
+      <w:proofErr w:type="spellStart"/>
+      <w:r>
+        <w:rPr>
+          <w:rFonts w:hint="cs"/>
+          <w:color w:val="0000FF"/>
+          <w:rtl/>
+        </w:rPr>
+        <w:t>התכנית</w:t>
+      </w:r>
+      <w:proofErr w:type="spellEnd"/>
+      <w:r>
+        <w:rPr>
+          <w:rFonts w:hint="cs"/>
+          <w:color w:val="0000FF"/>
+          <w:rtl/>
+        </w:rPr>
+        <w:t>.</w:t>
       </w:r>
     </w:p>
     <w:p>
@@ -20594,8 +20951,8 @@
         <a:lstStyle/>
         <a:p>
           <a:r>
-            <a:rPr lang="he-IL"/>
-            <a:t>חנות צעצועים</a:t>
+            <a:rPr lang="en-US"/>
+            <a:t>Driving Lessons Manager</a:t>
           </a:r>
           <a:endParaRPr lang="en-IL"/>
         </a:p>
@@ -20632,7 +20989,7 @@
         <a:p>
           <a:r>
             <a:rPr lang="he-IL"/>
-            <a:t>הזמנות</a:t>
+            <a:t>רשימת שיעורים</a:t>
           </a:r>
           <a:endParaRPr lang="en-IL"/>
         </a:p>
@@ -20669,7 +21026,7 @@
         <a:p>
           <a:r>
             <a:rPr lang="he-IL"/>
-            <a:t>מוצרים</a:t>
+            <a:t>מורים</a:t>
           </a:r>
           <a:endParaRPr lang="en-IL"/>
         </a:p>
@@ -20706,7 +21063,7 @@
         <a:p>
           <a:r>
             <a:rPr lang="he-IL"/>
-            <a:t>לקוחות</a:t>
+            <a:t>תלמידים</a:t>
           </a:r>
           <a:endParaRPr lang="en-IL"/>
         </a:p>
@@ -20771,6 +21128,228 @@
         </a:p>
       </dgm:t>
     </dgm:pt>
+    <dgm:pt modelId="{AFE5E0CB-61A2-4104-A369-952952902568}">
+      <dgm:prSet phldrT="[Text]"/>
+      <dgm:spPr/>
+      <dgm:t>
+        <a:bodyPr/>
+        <a:lstStyle/>
+        <a:p>
+          <a:r>
+            <a:rPr lang="he-IL"/>
+            <a:t>התחברות</a:t>
+          </a:r>
+          <a:endParaRPr lang="en-IL"/>
+        </a:p>
+      </dgm:t>
+    </dgm:pt>
+    <dgm:pt modelId="{03090664-048B-484D-A454-5D08A97F1EC3}" type="parTrans" cxnId="{6394D98A-25C8-4A6A-BF5D-CE41A6DB642C}">
+      <dgm:prSet/>
+      <dgm:spPr/>
+      <dgm:t>
+        <a:bodyPr/>
+        <a:lstStyle/>
+        <a:p>
+          <a:endParaRPr lang="en-US"/>
+        </a:p>
+      </dgm:t>
+    </dgm:pt>
+    <dgm:pt modelId="{832BBD72-30B7-4400-A427-7EA674C00256}" type="sibTrans" cxnId="{6394D98A-25C8-4A6A-BF5D-CE41A6DB642C}">
+      <dgm:prSet/>
+      <dgm:spPr/>
+      <dgm:t>
+        <a:bodyPr/>
+        <a:lstStyle/>
+        <a:p>
+          <a:endParaRPr lang="en-US"/>
+        </a:p>
+      </dgm:t>
+    </dgm:pt>
+    <dgm:pt modelId="{F24428A9-2047-4E2D-8BCD-D4036C3881B1}">
+      <dgm:prSet phldrT="[Text]"/>
+      <dgm:spPr/>
+      <dgm:t>
+        <a:bodyPr/>
+        <a:lstStyle/>
+        <a:p>
+          <a:r>
+            <a:rPr lang="he-IL"/>
+            <a:t>הגדרות</a:t>
+          </a:r>
+          <a:endParaRPr lang="en-IL"/>
+        </a:p>
+      </dgm:t>
+    </dgm:pt>
+    <dgm:pt modelId="{94A88655-6960-4930-AAEF-6A17389E907B}" type="parTrans" cxnId="{ECB882E4-939C-4933-840A-ED5E1D0D0105}">
+      <dgm:prSet/>
+      <dgm:spPr/>
+      <dgm:t>
+        <a:bodyPr/>
+        <a:lstStyle/>
+        <a:p>
+          <a:endParaRPr lang="en-US"/>
+        </a:p>
+      </dgm:t>
+    </dgm:pt>
+    <dgm:pt modelId="{A753364F-E166-424E-B561-F2200B6FF5BF}" type="sibTrans" cxnId="{ECB882E4-939C-4933-840A-ED5E1D0D0105}">
+      <dgm:prSet/>
+      <dgm:spPr/>
+      <dgm:t>
+        <a:bodyPr/>
+        <a:lstStyle/>
+        <a:p>
+          <a:endParaRPr lang="en-US"/>
+        </a:p>
+      </dgm:t>
+    </dgm:pt>
+    <dgm:pt modelId="{0A4FF883-4C17-4813-A41E-E181848A22F4}">
+      <dgm:prSet phldrT="[Text]"/>
+      <dgm:spPr/>
+      <dgm:t>
+        <a:bodyPr/>
+        <a:lstStyle/>
+        <a:p>
+          <a:r>
+            <a:rPr lang="he-IL"/>
+            <a:t>פרטים נוספים</a:t>
+          </a:r>
+          <a:endParaRPr lang="en-IL"/>
+        </a:p>
+      </dgm:t>
+    </dgm:pt>
+    <dgm:pt modelId="{1792B664-6357-49E4-B88E-CFED6339D724}" type="parTrans" cxnId="{0D8DD57B-1983-4C58-A390-D73D872DFD14}">
+      <dgm:prSet/>
+      <dgm:spPr/>
+      <dgm:t>
+        <a:bodyPr/>
+        <a:lstStyle/>
+        <a:p>
+          <a:endParaRPr lang="en-US"/>
+        </a:p>
+      </dgm:t>
+    </dgm:pt>
+    <dgm:pt modelId="{7A2A5DF3-6223-4C80-8998-11EA88A50E90}" type="sibTrans" cxnId="{0D8DD57B-1983-4C58-A390-D73D872DFD14}">
+      <dgm:prSet/>
+      <dgm:spPr/>
+      <dgm:t>
+        <a:bodyPr/>
+        <a:lstStyle/>
+        <a:p>
+          <a:endParaRPr lang="en-US"/>
+        </a:p>
+      </dgm:t>
+    </dgm:pt>
+    <dgm:pt modelId="{C4739590-6777-41B8-A5AF-CE7E1B7B955C}">
+      <dgm:prSet phldrT="[Text]"/>
+      <dgm:spPr/>
+      <dgm:t>
+        <a:bodyPr/>
+        <a:lstStyle/>
+        <a:p>
+          <a:r>
+            <a:rPr lang="he-IL"/>
+            <a:t>הוספת שיעור</a:t>
+          </a:r>
+          <a:endParaRPr lang="en-IL"/>
+        </a:p>
+      </dgm:t>
+    </dgm:pt>
+    <dgm:pt modelId="{82EE090A-B25D-4D76-A941-8B2FB749041E}" type="parTrans" cxnId="{410BCE30-7E87-40EC-A674-0ACD559EF1E3}">
+      <dgm:prSet/>
+      <dgm:spPr/>
+      <dgm:t>
+        <a:bodyPr/>
+        <a:lstStyle/>
+        <a:p>
+          <a:endParaRPr lang="en-US"/>
+        </a:p>
+      </dgm:t>
+    </dgm:pt>
+    <dgm:pt modelId="{D99F1472-0ECD-4984-BBDB-B983678C59F5}" type="sibTrans" cxnId="{410BCE30-7E87-40EC-A674-0ACD559EF1E3}">
+      <dgm:prSet/>
+      <dgm:spPr/>
+      <dgm:t>
+        <a:bodyPr/>
+        <a:lstStyle/>
+        <a:p>
+          <a:endParaRPr lang="en-US"/>
+        </a:p>
+      </dgm:t>
+    </dgm:pt>
+    <dgm:pt modelId="{814E6DB5-6902-437F-8D75-F77B85B27034}">
+      <dgm:prSet phldrT="[Text]"/>
+      <dgm:spPr/>
+      <dgm:t>
+        <a:bodyPr/>
+        <a:lstStyle/>
+        <a:p>
+          <a:r>
+            <a:rPr lang="he-IL"/>
+            <a:t>בחירת מורה</a:t>
+          </a:r>
+          <a:endParaRPr lang="en-IL"/>
+        </a:p>
+      </dgm:t>
+    </dgm:pt>
+    <dgm:pt modelId="{3BDC9B6D-7A15-44AE-96C3-8CF912058759}" type="parTrans" cxnId="{FF871607-C89F-42B9-BDBE-5873183C6160}">
+      <dgm:prSet/>
+      <dgm:spPr/>
+      <dgm:t>
+        <a:bodyPr/>
+        <a:lstStyle/>
+        <a:p>
+          <a:endParaRPr lang="en-US"/>
+        </a:p>
+      </dgm:t>
+    </dgm:pt>
+    <dgm:pt modelId="{FB51C816-0A1E-46CA-9575-D2B75A8AA950}" type="sibTrans" cxnId="{FF871607-C89F-42B9-BDBE-5873183C6160}">
+      <dgm:prSet/>
+      <dgm:spPr/>
+      <dgm:t>
+        <a:bodyPr/>
+        <a:lstStyle/>
+        <a:p>
+          <a:endParaRPr lang="en-US"/>
+        </a:p>
+      </dgm:t>
+    </dgm:pt>
+    <dgm:pt modelId="{E6711C1E-7215-4995-B7A3-A787AFDB431B}">
+      <dgm:prSet phldrT="[Text]"/>
+      <dgm:spPr/>
+      <dgm:t>
+        <a:bodyPr/>
+        <a:lstStyle/>
+        <a:p>
+          <a:r>
+            <a:rPr lang="he-IL"/>
+            <a:t>אבני דרך</a:t>
+          </a:r>
+          <a:endParaRPr lang="en-IL"/>
+        </a:p>
+      </dgm:t>
+    </dgm:pt>
+    <dgm:pt modelId="{794F4930-CE2C-4060-B3CA-44BCD8CE380E}" type="parTrans" cxnId="{085244F7-23DF-4C42-AB98-EB52F2567A23}">
+      <dgm:prSet/>
+      <dgm:spPr/>
+      <dgm:t>
+        <a:bodyPr/>
+        <a:lstStyle/>
+        <a:p>
+          <a:endParaRPr lang="en-US"/>
+        </a:p>
+      </dgm:t>
+    </dgm:pt>
+    <dgm:pt modelId="{902783A7-5B1C-4037-9806-0DB77DB8C77C}" type="sibTrans" cxnId="{085244F7-23DF-4C42-AB98-EB52F2567A23}">
+      <dgm:prSet/>
+      <dgm:spPr/>
+      <dgm:t>
+        <a:bodyPr/>
+        <a:lstStyle/>
+        <a:p>
+          <a:endParaRPr lang="en-US"/>
+        </a:p>
+      </dgm:t>
+    </dgm:pt>
     <dgm:pt modelId="{DA8A1236-8B0F-4C9D-9DC3-41861C6F6E98}" type="pres">
       <dgm:prSet presAssocID="{D9D79761-D18B-43DE-9039-7C9B9164CD46}" presName="hierChild1" presStyleCnt="0">
         <dgm:presLayoutVars>
@@ -20797,7 +21376,7 @@
       <dgm:spPr/>
     </dgm:pt>
     <dgm:pt modelId="{1EE9BD2A-306A-4515-89FD-4259FE2F9C81}" type="pres">
-      <dgm:prSet presAssocID="{14602ECD-0F8A-41C1-9AA3-1F0A7B1E251D}" presName="rootText1" presStyleLbl="node0" presStyleIdx="0" presStyleCnt="1">
+      <dgm:prSet presAssocID="{14602ECD-0F8A-41C1-9AA3-1F0A7B1E251D}" presName="rootText1" presStyleLbl="node0" presStyleIdx="0" presStyleCnt="1" custScaleX="174541" custScaleY="214280">
         <dgm:presLayoutVars>
           <dgm:chPref val="3"/>
         </dgm:presLayoutVars>
@@ -20813,7 +21392,7 @@
       <dgm:spPr/>
     </dgm:pt>
     <dgm:pt modelId="{89F289F6-1925-4104-873B-6E18CA1A1477}" type="pres">
-      <dgm:prSet presAssocID="{CD7558DB-0A5F-4FD4-B28C-57E115C5B63C}" presName="Name37" presStyleLbl="parChTrans1D2" presStyleIdx="0" presStyleCnt="4"/>
+      <dgm:prSet presAssocID="{CD7558DB-0A5F-4FD4-B28C-57E115C5B63C}" presName="Name37" presStyleLbl="parChTrans1D2" presStyleIdx="0" presStyleCnt="10"/>
       <dgm:spPr/>
     </dgm:pt>
     <dgm:pt modelId="{C61E11CA-1FC6-4A5A-8B50-AE449A496634}" type="pres">
@@ -20829,7 +21408,7 @@
       <dgm:spPr/>
     </dgm:pt>
     <dgm:pt modelId="{DF3303A8-9A23-44DA-B164-67F72FC63B8B}" type="pres">
-      <dgm:prSet presAssocID="{388AAB23-6F5E-44B6-AE76-A9075D697372}" presName="rootText" presStyleLbl="node2" presStyleIdx="0" presStyleCnt="4">
+      <dgm:prSet presAssocID="{388AAB23-6F5E-44B6-AE76-A9075D697372}" presName="rootText" presStyleLbl="node2" presStyleIdx="0" presStyleCnt="10">
         <dgm:presLayoutVars>
           <dgm:chPref val="3"/>
         </dgm:presLayoutVars>
@@ -20837,7 +21416,7 @@
       <dgm:spPr/>
     </dgm:pt>
     <dgm:pt modelId="{67FAE46E-86D0-4590-A68B-80501AEB8349}" type="pres">
-      <dgm:prSet presAssocID="{388AAB23-6F5E-44B6-AE76-A9075D697372}" presName="rootConnector" presStyleLbl="node2" presStyleIdx="0" presStyleCnt="4"/>
+      <dgm:prSet presAssocID="{388AAB23-6F5E-44B6-AE76-A9075D697372}" presName="rootConnector" presStyleLbl="node2" presStyleIdx="0" presStyleCnt="10"/>
       <dgm:spPr/>
     </dgm:pt>
     <dgm:pt modelId="{1DCFA71F-60A8-4987-AE14-FC021468EFE1}" type="pres">
@@ -20849,7 +21428,7 @@
       <dgm:spPr/>
     </dgm:pt>
     <dgm:pt modelId="{0C152CFA-4917-4336-B42C-62A32D390DE5}" type="pres">
-      <dgm:prSet presAssocID="{F0E09213-AACC-4020-BCDD-F159118A3E73}" presName="Name37" presStyleLbl="parChTrans1D2" presStyleIdx="1" presStyleCnt="4"/>
+      <dgm:prSet presAssocID="{F0E09213-AACC-4020-BCDD-F159118A3E73}" presName="Name37" presStyleLbl="parChTrans1D2" presStyleIdx="1" presStyleCnt="10"/>
       <dgm:spPr/>
     </dgm:pt>
     <dgm:pt modelId="{B7173097-86E1-428C-8E26-231E72B73F5D}" type="pres">
@@ -20865,7 +21444,7 @@
       <dgm:spPr/>
     </dgm:pt>
     <dgm:pt modelId="{856CB3F5-4E7F-4345-9B59-0A25D9B91EEF}" type="pres">
-      <dgm:prSet presAssocID="{A3556DCC-EF30-4C99-B69C-77D4E6890D59}" presName="rootText" presStyleLbl="node2" presStyleIdx="1" presStyleCnt="4">
+      <dgm:prSet presAssocID="{A3556DCC-EF30-4C99-B69C-77D4E6890D59}" presName="rootText" presStyleLbl="node2" presStyleIdx="1" presStyleCnt="10">
         <dgm:presLayoutVars>
           <dgm:chPref val="3"/>
         </dgm:presLayoutVars>
@@ -20873,7 +21452,7 @@
       <dgm:spPr/>
     </dgm:pt>
     <dgm:pt modelId="{28CC5369-E4B0-47B2-B49B-581CBBEE92B5}" type="pres">
-      <dgm:prSet presAssocID="{A3556DCC-EF30-4C99-B69C-77D4E6890D59}" presName="rootConnector" presStyleLbl="node2" presStyleIdx="1" presStyleCnt="4"/>
+      <dgm:prSet presAssocID="{A3556DCC-EF30-4C99-B69C-77D4E6890D59}" presName="rootConnector" presStyleLbl="node2" presStyleIdx="1" presStyleCnt="10"/>
       <dgm:spPr/>
     </dgm:pt>
     <dgm:pt modelId="{413B191C-DD68-4880-B977-CC740BBA564D}" type="pres">
@@ -20885,7 +21464,7 @@
       <dgm:spPr/>
     </dgm:pt>
     <dgm:pt modelId="{E1F68A6A-7124-44C9-A351-2B43CAF3B364}" type="pres">
-      <dgm:prSet presAssocID="{D303D3C0-0F14-4949-9B17-9B7BB48A7C1B}" presName="Name37" presStyleLbl="parChTrans1D2" presStyleIdx="2" presStyleCnt="4"/>
+      <dgm:prSet presAssocID="{D303D3C0-0F14-4949-9B17-9B7BB48A7C1B}" presName="Name37" presStyleLbl="parChTrans1D2" presStyleIdx="2" presStyleCnt="10"/>
       <dgm:spPr/>
     </dgm:pt>
     <dgm:pt modelId="{BB0DFE6A-8E22-4449-B941-01EE302FABE7}" type="pres">
@@ -20901,7 +21480,7 @@
       <dgm:spPr/>
     </dgm:pt>
     <dgm:pt modelId="{11B66F29-4342-4452-BF57-E8FBF2A1646F}" type="pres">
-      <dgm:prSet presAssocID="{576B086F-6E72-4E9C-8A60-578DC8D5009B}" presName="rootText" presStyleLbl="node2" presStyleIdx="2" presStyleCnt="4">
+      <dgm:prSet presAssocID="{576B086F-6E72-4E9C-8A60-578DC8D5009B}" presName="rootText" presStyleLbl="node2" presStyleIdx="2" presStyleCnt="10">
         <dgm:presLayoutVars>
           <dgm:chPref val="3"/>
         </dgm:presLayoutVars>
@@ -20909,7 +21488,7 @@
       <dgm:spPr/>
     </dgm:pt>
     <dgm:pt modelId="{6D351E08-AB2D-4595-A4A3-BFCB2E672C73}" type="pres">
-      <dgm:prSet presAssocID="{576B086F-6E72-4E9C-8A60-578DC8D5009B}" presName="rootConnector" presStyleLbl="node2" presStyleIdx="2" presStyleCnt="4"/>
+      <dgm:prSet presAssocID="{576B086F-6E72-4E9C-8A60-578DC8D5009B}" presName="rootConnector" presStyleLbl="node2" presStyleIdx="2" presStyleCnt="10"/>
       <dgm:spPr/>
     </dgm:pt>
     <dgm:pt modelId="{386D99E6-5052-459B-892B-63F6AB2AD658}" type="pres">
@@ -20921,7 +21500,7 @@
       <dgm:spPr/>
     </dgm:pt>
     <dgm:pt modelId="{4938A602-AE69-42BD-B099-1C11B86C83C2}" type="pres">
-      <dgm:prSet presAssocID="{7F8C4CF0-2C6A-4E5C-A791-61E1B761FEB1}" presName="Name37" presStyleLbl="parChTrans1D2" presStyleIdx="3" presStyleCnt="4"/>
+      <dgm:prSet presAssocID="{7F8C4CF0-2C6A-4E5C-A791-61E1B761FEB1}" presName="Name37" presStyleLbl="parChTrans1D2" presStyleIdx="3" presStyleCnt="10"/>
       <dgm:spPr/>
     </dgm:pt>
     <dgm:pt modelId="{179755FC-A620-47EF-AFFB-924A4A23CB72}" type="pres">
@@ -20937,7 +21516,7 @@
       <dgm:spPr/>
     </dgm:pt>
     <dgm:pt modelId="{2B5A38FC-3BC5-4E2F-A53D-1CDE7552359A}" type="pres">
-      <dgm:prSet presAssocID="{6B3B5843-5C3D-436B-83B0-AE3E1A6D4E35}" presName="rootText" presStyleLbl="node2" presStyleIdx="3" presStyleCnt="4">
+      <dgm:prSet presAssocID="{6B3B5843-5C3D-436B-83B0-AE3E1A6D4E35}" presName="rootText" presStyleLbl="node2" presStyleIdx="3" presStyleCnt="10">
         <dgm:presLayoutVars>
           <dgm:chPref val="3"/>
         </dgm:presLayoutVars>
@@ -20945,7 +21524,7 @@
       <dgm:spPr/>
     </dgm:pt>
     <dgm:pt modelId="{7051199A-1DB1-48BD-A748-D848C7B78768}" type="pres">
-      <dgm:prSet presAssocID="{6B3B5843-5C3D-436B-83B0-AE3E1A6D4E35}" presName="rootConnector" presStyleLbl="node2" presStyleIdx="3" presStyleCnt="4"/>
+      <dgm:prSet presAssocID="{6B3B5843-5C3D-436B-83B0-AE3E1A6D4E35}" presName="rootConnector" presStyleLbl="node2" presStyleIdx="3" presStyleCnt="10"/>
       <dgm:spPr/>
     </dgm:pt>
     <dgm:pt modelId="{233BAFB0-EBF9-42B1-8269-7C40037B92E9}" type="pres">
@@ -20956,31 +21535,271 @@
       <dgm:prSet presAssocID="{6B3B5843-5C3D-436B-83B0-AE3E1A6D4E35}" presName="hierChild5" presStyleCnt="0"/>
       <dgm:spPr/>
     </dgm:pt>
+    <dgm:pt modelId="{39AF12F7-DD3D-4056-A9C0-945C20AA46E1}" type="pres">
+      <dgm:prSet presAssocID="{03090664-048B-484D-A454-5D08A97F1EC3}" presName="Name37" presStyleLbl="parChTrans1D2" presStyleIdx="4" presStyleCnt="10"/>
+      <dgm:spPr/>
+    </dgm:pt>
+    <dgm:pt modelId="{CDAED907-6361-40C6-988A-258EB091B8C1}" type="pres">
+      <dgm:prSet presAssocID="{AFE5E0CB-61A2-4104-A369-952952902568}" presName="hierRoot2" presStyleCnt="0">
+        <dgm:presLayoutVars>
+          <dgm:hierBranch val="init"/>
+        </dgm:presLayoutVars>
+      </dgm:prSet>
+      <dgm:spPr/>
+    </dgm:pt>
+    <dgm:pt modelId="{9A78D1F6-333E-45D6-AAF5-E26D24238DBD}" type="pres">
+      <dgm:prSet presAssocID="{AFE5E0CB-61A2-4104-A369-952952902568}" presName="rootComposite" presStyleCnt="0"/>
+      <dgm:spPr/>
+    </dgm:pt>
+    <dgm:pt modelId="{32C08A8F-F772-4BC4-9758-B93BF0E4ED33}" type="pres">
+      <dgm:prSet presAssocID="{AFE5E0CB-61A2-4104-A369-952952902568}" presName="rootText" presStyleLbl="node2" presStyleIdx="4" presStyleCnt="10">
+        <dgm:presLayoutVars>
+          <dgm:chPref val="3"/>
+        </dgm:presLayoutVars>
+      </dgm:prSet>
+      <dgm:spPr/>
+    </dgm:pt>
+    <dgm:pt modelId="{F82E0860-EB71-4263-9465-315C71BA1E8C}" type="pres">
+      <dgm:prSet presAssocID="{AFE5E0CB-61A2-4104-A369-952952902568}" presName="rootConnector" presStyleLbl="node2" presStyleIdx="4" presStyleCnt="10"/>
+      <dgm:spPr/>
+    </dgm:pt>
+    <dgm:pt modelId="{46EE3A62-2477-46AC-9460-C1D4490D88BC}" type="pres">
+      <dgm:prSet presAssocID="{AFE5E0CB-61A2-4104-A369-952952902568}" presName="hierChild4" presStyleCnt="0"/>
+      <dgm:spPr/>
+    </dgm:pt>
+    <dgm:pt modelId="{77F97EE6-F49F-44A8-89B8-7CFF55C496A2}" type="pres">
+      <dgm:prSet presAssocID="{AFE5E0CB-61A2-4104-A369-952952902568}" presName="hierChild5" presStyleCnt="0"/>
+      <dgm:spPr/>
+    </dgm:pt>
+    <dgm:pt modelId="{BA1A980D-89A9-49A0-9539-E4E14EA09A3E}" type="pres">
+      <dgm:prSet presAssocID="{94A88655-6960-4930-AAEF-6A17389E907B}" presName="Name37" presStyleLbl="parChTrans1D2" presStyleIdx="5" presStyleCnt="10"/>
+      <dgm:spPr/>
+    </dgm:pt>
+    <dgm:pt modelId="{05AE281D-9D29-429C-AECD-EEC32A12E8DA}" type="pres">
+      <dgm:prSet presAssocID="{F24428A9-2047-4E2D-8BCD-D4036C3881B1}" presName="hierRoot2" presStyleCnt="0">
+        <dgm:presLayoutVars>
+          <dgm:hierBranch val="init"/>
+        </dgm:presLayoutVars>
+      </dgm:prSet>
+      <dgm:spPr/>
+    </dgm:pt>
+    <dgm:pt modelId="{8821D114-7E0A-46B9-A47C-4264FA5BEFDD}" type="pres">
+      <dgm:prSet presAssocID="{F24428A9-2047-4E2D-8BCD-D4036C3881B1}" presName="rootComposite" presStyleCnt="0"/>
+      <dgm:spPr/>
+    </dgm:pt>
+    <dgm:pt modelId="{330D5555-515A-4E01-81B2-1361CE907C05}" type="pres">
+      <dgm:prSet presAssocID="{F24428A9-2047-4E2D-8BCD-D4036C3881B1}" presName="rootText" presStyleLbl="node2" presStyleIdx="5" presStyleCnt="10">
+        <dgm:presLayoutVars>
+          <dgm:chPref val="3"/>
+        </dgm:presLayoutVars>
+      </dgm:prSet>
+      <dgm:spPr/>
+    </dgm:pt>
+    <dgm:pt modelId="{A6B7B0EA-B9BB-4E3E-AEEE-C8E4ABC778FB}" type="pres">
+      <dgm:prSet presAssocID="{F24428A9-2047-4E2D-8BCD-D4036C3881B1}" presName="rootConnector" presStyleLbl="node2" presStyleIdx="5" presStyleCnt="10"/>
+      <dgm:spPr/>
+    </dgm:pt>
+    <dgm:pt modelId="{B30825DC-C6A0-414E-9E15-E472BE05EE92}" type="pres">
+      <dgm:prSet presAssocID="{F24428A9-2047-4E2D-8BCD-D4036C3881B1}" presName="hierChild4" presStyleCnt="0"/>
+      <dgm:spPr/>
+    </dgm:pt>
+    <dgm:pt modelId="{D761AC36-5F53-457E-B091-3DC8DA350B3E}" type="pres">
+      <dgm:prSet presAssocID="{F24428A9-2047-4E2D-8BCD-D4036C3881B1}" presName="hierChild5" presStyleCnt="0"/>
+      <dgm:spPr/>
+    </dgm:pt>
+    <dgm:pt modelId="{125DD24D-E443-463B-9618-8C277F5DE53E}" type="pres">
+      <dgm:prSet presAssocID="{1792B664-6357-49E4-B88E-CFED6339D724}" presName="Name37" presStyleLbl="parChTrans1D2" presStyleIdx="6" presStyleCnt="10"/>
+      <dgm:spPr/>
+    </dgm:pt>
+    <dgm:pt modelId="{BB70136F-A83C-4D3C-80BE-F7137AEF434E}" type="pres">
+      <dgm:prSet presAssocID="{0A4FF883-4C17-4813-A41E-E181848A22F4}" presName="hierRoot2" presStyleCnt="0">
+        <dgm:presLayoutVars>
+          <dgm:hierBranch val="init"/>
+        </dgm:presLayoutVars>
+      </dgm:prSet>
+      <dgm:spPr/>
+    </dgm:pt>
+    <dgm:pt modelId="{AD8A222B-9CFD-4216-A520-D14721C6F6EE}" type="pres">
+      <dgm:prSet presAssocID="{0A4FF883-4C17-4813-A41E-E181848A22F4}" presName="rootComposite" presStyleCnt="0"/>
+      <dgm:spPr/>
+    </dgm:pt>
+    <dgm:pt modelId="{4FF7A46B-DDCE-444C-BA28-9C17D5F14659}" type="pres">
+      <dgm:prSet presAssocID="{0A4FF883-4C17-4813-A41E-E181848A22F4}" presName="rootText" presStyleLbl="node2" presStyleIdx="6" presStyleCnt="10">
+        <dgm:presLayoutVars>
+          <dgm:chPref val="3"/>
+        </dgm:presLayoutVars>
+      </dgm:prSet>
+      <dgm:spPr/>
+    </dgm:pt>
+    <dgm:pt modelId="{2BF71ECA-F54A-4147-B962-A6917BEA0D4F}" type="pres">
+      <dgm:prSet presAssocID="{0A4FF883-4C17-4813-A41E-E181848A22F4}" presName="rootConnector" presStyleLbl="node2" presStyleIdx="6" presStyleCnt="10"/>
+      <dgm:spPr/>
+    </dgm:pt>
+    <dgm:pt modelId="{1886BB0E-456D-4D2A-92E4-775504A5B763}" type="pres">
+      <dgm:prSet presAssocID="{0A4FF883-4C17-4813-A41E-E181848A22F4}" presName="hierChild4" presStyleCnt="0"/>
+      <dgm:spPr/>
+    </dgm:pt>
+    <dgm:pt modelId="{ED75B0B4-BF1B-4B70-B837-232E14568695}" type="pres">
+      <dgm:prSet presAssocID="{0A4FF883-4C17-4813-A41E-E181848A22F4}" presName="hierChild5" presStyleCnt="0"/>
+      <dgm:spPr/>
+    </dgm:pt>
+    <dgm:pt modelId="{17912A87-83CF-4632-B740-4BA95F9CD147}" type="pres">
+      <dgm:prSet presAssocID="{82EE090A-B25D-4D76-A941-8B2FB749041E}" presName="Name37" presStyleLbl="parChTrans1D2" presStyleIdx="7" presStyleCnt="10"/>
+      <dgm:spPr/>
+    </dgm:pt>
+    <dgm:pt modelId="{6C8A27D7-BC50-481B-B61C-5D02A73E0269}" type="pres">
+      <dgm:prSet presAssocID="{C4739590-6777-41B8-A5AF-CE7E1B7B955C}" presName="hierRoot2" presStyleCnt="0">
+        <dgm:presLayoutVars>
+          <dgm:hierBranch val="init"/>
+        </dgm:presLayoutVars>
+      </dgm:prSet>
+      <dgm:spPr/>
+    </dgm:pt>
+    <dgm:pt modelId="{1F217955-AB93-4854-9D5B-7167E38BC84C}" type="pres">
+      <dgm:prSet presAssocID="{C4739590-6777-41B8-A5AF-CE7E1B7B955C}" presName="rootComposite" presStyleCnt="0"/>
+      <dgm:spPr/>
+    </dgm:pt>
+    <dgm:pt modelId="{C36CB7CC-6C3F-4046-8E5C-82C93CD490E4}" type="pres">
+      <dgm:prSet presAssocID="{C4739590-6777-41B8-A5AF-CE7E1B7B955C}" presName="rootText" presStyleLbl="node2" presStyleIdx="7" presStyleCnt="10">
+        <dgm:presLayoutVars>
+          <dgm:chPref val="3"/>
+        </dgm:presLayoutVars>
+      </dgm:prSet>
+      <dgm:spPr/>
+    </dgm:pt>
+    <dgm:pt modelId="{AFC11212-06BE-44F6-8ED9-2ED1EFEA1E47}" type="pres">
+      <dgm:prSet presAssocID="{C4739590-6777-41B8-A5AF-CE7E1B7B955C}" presName="rootConnector" presStyleLbl="node2" presStyleIdx="7" presStyleCnt="10"/>
+      <dgm:spPr/>
+    </dgm:pt>
+    <dgm:pt modelId="{67BF84CA-DA37-41A1-B252-E6367EB645F5}" type="pres">
+      <dgm:prSet presAssocID="{C4739590-6777-41B8-A5AF-CE7E1B7B955C}" presName="hierChild4" presStyleCnt="0"/>
+      <dgm:spPr/>
+    </dgm:pt>
+    <dgm:pt modelId="{B146F601-CBBF-46C7-B2FE-6ABAC436D71A}" type="pres">
+      <dgm:prSet presAssocID="{C4739590-6777-41B8-A5AF-CE7E1B7B955C}" presName="hierChild5" presStyleCnt="0"/>
+      <dgm:spPr/>
+    </dgm:pt>
+    <dgm:pt modelId="{F31A1934-3238-4889-A407-D5E378419CD7}" type="pres">
+      <dgm:prSet presAssocID="{3BDC9B6D-7A15-44AE-96C3-8CF912058759}" presName="Name37" presStyleLbl="parChTrans1D2" presStyleIdx="8" presStyleCnt="10"/>
+      <dgm:spPr/>
+    </dgm:pt>
+    <dgm:pt modelId="{62FA4133-B280-4370-9C73-E3159B090765}" type="pres">
+      <dgm:prSet presAssocID="{814E6DB5-6902-437F-8D75-F77B85B27034}" presName="hierRoot2" presStyleCnt="0">
+        <dgm:presLayoutVars>
+          <dgm:hierBranch val="init"/>
+        </dgm:presLayoutVars>
+      </dgm:prSet>
+      <dgm:spPr/>
+    </dgm:pt>
+    <dgm:pt modelId="{C8F3507D-A720-471D-9421-C8AAACEDF693}" type="pres">
+      <dgm:prSet presAssocID="{814E6DB5-6902-437F-8D75-F77B85B27034}" presName="rootComposite" presStyleCnt="0"/>
+      <dgm:spPr/>
+    </dgm:pt>
+    <dgm:pt modelId="{DB4E7F2E-6E04-41C7-BFD5-CF29FBD14D0E}" type="pres">
+      <dgm:prSet presAssocID="{814E6DB5-6902-437F-8D75-F77B85B27034}" presName="rootText" presStyleLbl="node2" presStyleIdx="8" presStyleCnt="10">
+        <dgm:presLayoutVars>
+          <dgm:chPref val="3"/>
+        </dgm:presLayoutVars>
+      </dgm:prSet>
+      <dgm:spPr/>
+    </dgm:pt>
+    <dgm:pt modelId="{C311C9E1-C340-4AD0-B8C6-6A08736B5C33}" type="pres">
+      <dgm:prSet presAssocID="{814E6DB5-6902-437F-8D75-F77B85B27034}" presName="rootConnector" presStyleLbl="node2" presStyleIdx="8" presStyleCnt="10"/>
+      <dgm:spPr/>
+    </dgm:pt>
+    <dgm:pt modelId="{F18B74AA-876B-43FC-9006-D9B723AF3F8B}" type="pres">
+      <dgm:prSet presAssocID="{814E6DB5-6902-437F-8D75-F77B85B27034}" presName="hierChild4" presStyleCnt="0"/>
+      <dgm:spPr/>
+    </dgm:pt>
+    <dgm:pt modelId="{55C885C0-D2A5-4A70-A812-F34A844C71A6}" type="pres">
+      <dgm:prSet presAssocID="{814E6DB5-6902-437F-8D75-F77B85B27034}" presName="hierChild5" presStyleCnt="0"/>
+      <dgm:spPr/>
+    </dgm:pt>
+    <dgm:pt modelId="{A7BE09AD-ADC0-44B6-960F-0FF23D0FDE4A}" type="pres">
+      <dgm:prSet presAssocID="{794F4930-CE2C-4060-B3CA-44BCD8CE380E}" presName="Name37" presStyleLbl="parChTrans1D2" presStyleIdx="9" presStyleCnt="10"/>
+      <dgm:spPr/>
+    </dgm:pt>
+    <dgm:pt modelId="{12C68B14-1583-4F35-8289-679EF8E210CF}" type="pres">
+      <dgm:prSet presAssocID="{E6711C1E-7215-4995-B7A3-A787AFDB431B}" presName="hierRoot2" presStyleCnt="0">
+        <dgm:presLayoutVars>
+          <dgm:hierBranch val="init"/>
+        </dgm:presLayoutVars>
+      </dgm:prSet>
+      <dgm:spPr/>
+    </dgm:pt>
+    <dgm:pt modelId="{5273071F-69F3-4E1F-B0C7-BCE430528A7A}" type="pres">
+      <dgm:prSet presAssocID="{E6711C1E-7215-4995-B7A3-A787AFDB431B}" presName="rootComposite" presStyleCnt="0"/>
+      <dgm:spPr/>
+    </dgm:pt>
+    <dgm:pt modelId="{71C24B0F-0202-4B1B-B96C-10BA6DF5FE40}" type="pres">
+      <dgm:prSet presAssocID="{E6711C1E-7215-4995-B7A3-A787AFDB431B}" presName="rootText" presStyleLbl="node2" presStyleIdx="9" presStyleCnt="10">
+        <dgm:presLayoutVars>
+          <dgm:chPref val="3"/>
+        </dgm:presLayoutVars>
+      </dgm:prSet>
+      <dgm:spPr/>
+    </dgm:pt>
+    <dgm:pt modelId="{F77C0EC4-7A49-48F7-9B5E-30BC412DE10D}" type="pres">
+      <dgm:prSet presAssocID="{E6711C1E-7215-4995-B7A3-A787AFDB431B}" presName="rootConnector" presStyleLbl="node2" presStyleIdx="9" presStyleCnt="10"/>
+      <dgm:spPr/>
+    </dgm:pt>
+    <dgm:pt modelId="{5BCB074D-64EF-4677-ADB9-03C2E75EF254}" type="pres">
+      <dgm:prSet presAssocID="{E6711C1E-7215-4995-B7A3-A787AFDB431B}" presName="hierChild4" presStyleCnt="0"/>
+      <dgm:spPr/>
+    </dgm:pt>
+    <dgm:pt modelId="{62A906B6-725A-47E2-B429-A04E21E61544}" type="pres">
+      <dgm:prSet presAssocID="{E6711C1E-7215-4995-B7A3-A787AFDB431B}" presName="hierChild5" presStyleCnt="0"/>
+      <dgm:spPr/>
+    </dgm:pt>
     <dgm:pt modelId="{9662B3C0-1420-4BF5-A7BC-492C0759DB1D}" type="pres">
       <dgm:prSet presAssocID="{14602ECD-0F8A-41C1-9AA3-1F0A7B1E251D}" presName="hierChild3" presStyleCnt="0"/>
       <dgm:spPr/>
     </dgm:pt>
   </dgm:ptLst>
   <dgm:cxnLst>
+    <dgm:cxn modelId="{FF871607-C89F-42B9-BDBE-5873183C6160}" srcId="{14602ECD-0F8A-41C1-9AA3-1F0A7B1E251D}" destId="{814E6DB5-6902-437F-8D75-F77B85B27034}" srcOrd="8" destOrd="0" parTransId="{3BDC9B6D-7A15-44AE-96C3-8CF912058759}" sibTransId="{FB51C816-0A1E-46CA-9575-D2B75A8AA950}"/>
     <dgm:cxn modelId="{B974EC0A-BA8A-43AF-BF48-428BE412A382}" type="presOf" srcId="{576B086F-6E72-4E9C-8A60-578DC8D5009B}" destId="{6D351E08-AB2D-4595-A4A3-BFCB2E672C73}" srcOrd="1" destOrd="0" presId="urn:microsoft.com/office/officeart/2005/8/layout/orgChart1"/>
+    <dgm:cxn modelId="{059A480D-4589-429C-9F6E-3FFE907DF87B}" type="presOf" srcId="{F24428A9-2047-4E2D-8BCD-D4036C3881B1}" destId="{330D5555-515A-4E01-81B2-1361CE907C05}" srcOrd="0" destOrd="0" presId="urn:microsoft.com/office/officeart/2005/8/layout/orgChart1"/>
     <dgm:cxn modelId="{29478512-0FB2-4113-8FF9-D418A7E720EA}" srcId="{14602ECD-0F8A-41C1-9AA3-1F0A7B1E251D}" destId="{A3556DCC-EF30-4C99-B69C-77D4E6890D59}" srcOrd="1" destOrd="0" parTransId="{F0E09213-AACC-4020-BCDD-F159118A3E73}" sibTransId="{B4580733-A792-43E3-B156-833C48278FAD}"/>
+    <dgm:cxn modelId="{7B51DC29-E773-4596-839B-87910AD7E30C}" type="presOf" srcId="{F24428A9-2047-4E2D-8BCD-D4036C3881B1}" destId="{A6B7B0EA-B9BB-4E3E-AEEE-C8E4ABC778FB}" srcOrd="1" destOrd="0" presId="urn:microsoft.com/office/officeart/2005/8/layout/orgChart1"/>
     <dgm:cxn modelId="{8A3C562C-75B5-423A-92F5-8DEECC7CB9C9}" type="presOf" srcId="{D9D79761-D18B-43DE-9039-7C9B9164CD46}" destId="{DA8A1236-8B0F-4C9D-9DC3-41861C6F6E98}" srcOrd="0" destOrd="0" presId="urn:microsoft.com/office/officeart/2005/8/layout/orgChart1"/>
+    <dgm:cxn modelId="{410BCE30-7E87-40EC-A674-0ACD559EF1E3}" srcId="{14602ECD-0F8A-41C1-9AA3-1F0A7B1E251D}" destId="{C4739590-6777-41B8-A5AF-CE7E1B7B955C}" srcOrd="7" destOrd="0" parTransId="{82EE090A-B25D-4D76-A941-8B2FB749041E}" sibTransId="{D99F1472-0ECD-4984-BBDB-B983678C59F5}"/>
     <dgm:cxn modelId="{F0581632-A974-432A-A04D-7130606F8AED}" type="presOf" srcId="{A3556DCC-EF30-4C99-B69C-77D4E6890D59}" destId="{28CC5369-E4B0-47B2-B49B-581CBBEE92B5}" srcOrd="1" destOrd="0" presId="urn:microsoft.com/office/officeart/2005/8/layout/orgChart1"/>
     <dgm:cxn modelId="{92423B36-E1FE-45DE-840F-0EF36BF584FC}" type="presOf" srcId="{6B3B5843-5C3D-436B-83B0-AE3E1A6D4E35}" destId="{2B5A38FC-3BC5-4E2F-A53D-1CDE7552359A}" srcOrd="0" destOrd="0" presId="urn:microsoft.com/office/officeart/2005/8/layout/orgChart1"/>
+    <dgm:cxn modelId="{83A17042-F020-4DBD-881C-F78C28CCD4E9}" type="presOf" srcId="{E6711C1E-7215-4995-B7A3-A787AFDB431B}" destId="{F77C0EC4-7A49-48F7-9B5E-30BC412DE10D}" srcOrd="1" destOrd="0" presId="urn:microsoft.com/office/officeart/2005/8/layout/orgChart1"/>
     <dgm:cxn modelId="{A444D451-2256-4705-B7A7-97521059A78C}" type="presOf" srcId="{388AAB23-6F5E-44B6-AE76-A9075D697372}" destId="{DF3303A8-9A23-44DA-B164-67F72FC63B8B}" srcOrd="0" destOrd="0" presId="urn:microsoft.com/office/officeart/2005/8/layout/orgChart1"/>
+    <dgm:cxn modelId="{28FE4953-513E-47CE-AC78-938233AB78AB}" type="presOf" srcId="{794F4930-CE2C-4060-B3CA-44BCD8CE380E}" destId="{A7BE09AD-ADC0-44B6-960F-0FF23D0FDE4A}" srcOrd="0" destOrd="0" presId="urn:microsoft.com/office/officeart/2005/8/layout/orgChart1"/>
+    <dgm:cxn modelId="{0D8DD57B-1983-4C58-A390-D73D872DFD14}" srcId="{14602ECD-0F8A-41C1-9AA3-1F0A7B1E251D}" destId="{0A4FF883-4C17-4813-A41E-E181848A22F4}" srcOrd="6" destOrd="0" parTransId="{1792B664-6357-49E4-B88E-CFED6339D724}" sibTransId="{7A2A5DF3-6223-4C80-8998-11EA88A50E90}"/>
+    <dgm:cxn modelId="{57404F7F-2B70-439E-AA2C-755036B0B5AC}" type="presOf" srcId="{03090664-048B-484D-A454-5D08A97F1EC3}" destId="{39AF12F7-DD3D-4056-A9C0-945C20AA46E1}" srcOrd="0" destOrd="0" presId="urn:microsoft.com/office/officeart/2005/8/layout/orgChart1"/>
     <dgm:cxn modelId="{D02F837F-1E93-44F0-9AB3-3FF1008F18E4}" srcId="{14602ECD-0F8A-41C1-9AA3-1F0A7B1E251D}" destId="{6B3B5843-5C3D-436B-83B0-AE3E1A6D4E35}" srcOrd="3" destOrd="0" parTransId="{7F8C4CF0-2C6A-4E5C-A791-61E1B761FEB1}" sibTransId="{9C74D8E8-F594-433E-8845-3D1D3ABD16C6}"/>
     <dgm:cxn modelId="{A9B58483-CBF9-492E-9BAB-8B69E1627095}" type="presOf" srcId="{7F8C4CF0-2C6A-4E5C-A791-61E1B761FEB1}" destId="{4938A602-AE69-42BD-B099-1C11B86C83C2}" srcOrd="0" destOrd="0" presId="urn:microsoft.com/office/officeart/2005/8/layout/orgChart1"/>
     <dgm:cxn modelId="{9ACF5A89-5116-4459-971B-DEF4076D52C7}" srcId="{D9D79761-D18B-43DE-9039-7C9B9164CD46}" destId="{14602ECD-0F8A-41C1-9AA3-1F0A7B1E251D}" srcOrd="0" destOrd="0" parTransId="{41BC9D59-0FE7-496E-9D91-89FCA1CA55E3}" sibTransId="{767645EC-123C-4AE9-B2A3-F0C921D04350}"/>
+    <dgm:cxn modelId="{BD9B968A-F95E-4CB3-BCB9-E29701A96EF1}" type="presOf" srcId="{0A4FF883-4C17-4813-A41E-E181848A22F4}" destId="{2BF71ECA-F54A-4147-B962-A6917BEA0D4F}" srcOrd="1" destOrd="0" presId="urn:microsoft.com/office/officeart/2005/8/layout/orgChart1"/>
+    <dgm:cxn modelId="{6394D98A-25C8-4A6A-BF5D-CE41A6DB642C}" srcId="{14602ECD-0F8A-41C1-9AA3-1F0A7B1E251D}" destId="{AFE5E0CB-61A2-4104-A369-952952902568}" srcOrd="4" destOrd="0" parTransId="{03090664-048B-484D-A454-5D08A97F1EC3}" sibTransId="{832BBD72-30B7-4400-A427-7EA674C00256}"/>
     <dgm:cxn modelId="{31BF9990-DD90-4928-A982-2916719AEDC1}" type="presOf" srcId="{F0E09213-AACC-4020-BCDD-F159118A3E73}" destId="{0C152CFA-4917-4336-B42C-62A32D390DE5}" srcOrd="0" destOrd="0" presId="urn:microsoft.com/office/officeart/2005/8/layout/orgChart1"/>
     <dgm:cxn modelId="{71353591-5814-43B9-981B-6B1E5B66CF50}" srcId="{14602ECD-0F8A-41C1-9AA3-1F0A7B1E251D}" destId="{576B086F-6E72-4E9C-8A60-578DC8D5009B}" srcOrd="2" destOrd="0" parTransId="{D303D3C0-0F14-4949-9B17-9B7BB48A7C1B}" sibTransId="{3E6B90CE-6C90-4491-A7B0-40D9693B9AF3}"/>
+    <dgm:cxn modelId="{70B56C92-E1B5-4A47-931B-471058DD11A8}" type="presOf" srcId="{E6711C1E-7215-4995-B7A3-A787AFDB431B}" destId="{71C24B0F-0202-4B1B-B96C-10BA6DF5FE40}" srcOrd="0" destOrd="0" presId="urn:microsoft.com/office/officeart/2005/8/layout/orgChart1"/>
     <dgm:cxn modelId="{72CDB994-83E4-45E4-AB9D-328EDF6F0AAB}" type="presOf" srcId="{D303D3C0-0F14-4949-9B17-9B7BB48A7C1B}" destId="{E1F68A6A-7124-44C9-A351-2B43CAF3B364}" srcOrd="0" destOrd="0" presId="urn:microsoft.com/office/officeart/2005/8/layout/orgChart1"/>
+    <dgm:cxn modelId="{5AB15999-809F-44BD-A590-E65446F838A2}" type="presOf" srcId="{82EE090A-B25D-4D76-A941-8B2FB749041E}" destId="{17912A87-83CF-4632-B740-4BA95F9CD147}" srcOrd="0" destOrd="0" presId="urn:microsoft.com/office/officeart/2005/8/layout/orgChart1"/>
     <dgm:cxn modelId="{413CE6A7-BAF2-4874-A6F7-07B994580A55}" type="presOf" srcId="{6B3B5843-5C3D-436B-83B0-AE3E1A6D4E35}" destId="{7051199A-1DB1-48BD-A748-D848C7B78768}" srcOrd="1" destOrd="0" presId="urn:microsoft.com/office/officeart/2005/8/layout/orgChart1"/>
     <dgm:cxn modelId="{C38541AA-4B7B-4032-8498-A1EF6C21A82C}" srcId="{14602ECD-0F8A-41C1-9AA3-1F0A7B1E251D}" destId="{388AAB23-6F5E-44B6-AE76-A9075D697372}" srcOrd="0" destOrd="0" parTransId="{CD7558DB-0A5F-4FD4-B28C-57E115C5B63C}" sibTransId="{DD885136-9C72-4CE9-AB08-D1900BDA627B}"/>
+    <dgm:cxn modelId="{001432AE-7ED5-4A4A-AA90-2B069662446C}" type="presOf" srcId="{94A88655-6960-4930-AAEF-6A17389E907B}" destId="{BA1A980D-89A9-49A0-9539-E4E14EA09A3E}" srcOrd="0" destOrd="0" presId="urn:microsoft.com/office/officeart/2005/8/layout/orgChart1"/>
+    <dgm:cxn modelId="{DE0F8AB0-9481-4558-A75F-9435E7CB1775}" type="presOf" srcId="{814E6DB5-6902-437F-8D75-F77B85B27034}" destId="{C311C9E1-C340-4AD0-B8C6-6A08736B5C33}" srcOrd="1" destOrd="0" presId="urn:microsoft.com/office/officeart/2005/8/layout/orgChart1"/>
+    <dgm:cxn modelId="{5F0EE3B3-F767-4CAC-9E3C-F5BF5DAEB951}" type="presOf" srcId="{AFE5E0CB-61A2-4104-A369-952952902568}" destId="{32C08A8F-F772-4BC4-9758-B93BF0E4ED33}" srcOrd="0" destOrd="0" presId="urn:microsoft.com/office/officeart/2005/8/layout/orgChart1"/>
+    <dgm:cxn modelId="{7878EBB5-C1FB-4895-AB91-4BA6F05F88D3}" type="presOf" srcId="{0A4FF883-4C17-4813-A41E-E181848A22F4}" destId="{4FF7A46B-DDCE-444C-BA28-9C17D5F14659}" srcOrd="0" destOrd="0" presId="urn:microsoft.com/office/officeart/2005/8/layout/orgChart1"/>
     <dgm:cxn modelId="{9469BDB7-DF9D-47CC-9B71-BABA901196B4}" type="presOf" srcId="{388AAB23-6F5E-44B6-AE76-A9075D697372}" destId="{67FAE46E-86D0-4590-A68B-80501AEB8349}" srcOrd="1" destOrd="0" presId="urn:microsoft.com/office/officeart/2005/8/layout/orgChart1"/>
+    <dgm:cxn modelId="{F061CCC7-2F16-4DF6-BA2E-AE6D39FC8194}" type="presOf" srcId="{814E6DB5-6902-437F-8D75-F77B85B27034}" destId="{DB4E7F2E-6E04-41C7-BFD5-CF29FBD14D0E}" srcOrd="0" destOrd="0" presId="urn:microsoft.com/office/officeart/2005/8/layout/orgChart1"/>
+    <dgm:cxn modelId="{327B92CA-130C-4D34-8F26-0F910984E2E2}" type="presOf" srcId="{C4739590-6777-41B8-A5AF-CE7E1B7B955C}" destId="{AFC11212-06BE-44F6-8ED9-2ED1EFEA1E47}" srcOrd="1" destOrd="0" presId="urn:microsoft.com/office/officeart/2005/8/layout/orgChart1"/>
     <dgm:cxn modelId="{0B1FA7D8-AC08-47D7-81F9-1A4D49E737CD}" type="presOf" srcId="{A3556DCC-EF30-4C99-B69C-77D4E6890D59}" destId="{856CB3F5-4E7F-4345-9B59-0A25D9B91EEF}" srcOrd="0" destOrd="0" presId="urn:microsoft.com/office/officeart/2005/8/layout/orgChart1"/>
     <dgm:cxn modelId="{BF8654DA-2A79-49C9-8200-1AD706C49B47}" type="presOf" srcId="{14602ECD-0F8A-41C1-9AA3-1F0A7B1E251D}" destId="{A241A1D8-C45D-41ED-A4EE-78F0980F425B}" srcOrd="1" destOrd="0" presId="urn:microsoft.com/office/officeart/2005/8/layout/orgChart1"/>
+    <dgm:cxn modelId="{ECB882E4-939C-4933-840A-ED5E1D0D0105}" srcId="{14602ECD-0F8A-41C1-9AA3-1F0A7B1E251D}" destId="{F24428A9-2047-4E2D-8BCD-D4036C3881B1}" srcOrd="5" destOrd="0" parTransId="{94A88655-6960-4930-AAEF-6A17389E907B}" sibTransId="{A753364F-E166-424E-B561-F2200B6FF5BF}"/>
     <dgm:cxn modelId="{9F440DE5-0B43-43F0-BE6E-B74C8D104745}" type="presOf" srcId="{CD7558DB-0A5F-4FD4-B28C-57E115C5B63C}" destId="{89F289F6-1925-4104-873B-6E18CA1A1477}" srcOrd="0" destOrd="0" presId="urn:microsoft.com/office/officeart/2005/8/layout/orgChart1"/>
+    <dgm:cxn modelId="{C62C29E8-0BD5-4CAD-9F9D-CC647E0A5142}" type="presOf" srcId="{3BDC9B6D-7A15-44AE-96C3-8CF912058759}" destId="{F31A1934-3238-4889-A407-D5E378419CD7}" srcOrd="0" destOrd="0" presId="urn:microsoft.com/office/officeart/2005/8/layout/orgChart1"/>
+    <dgm:cxn modelId="{B250E7F0-0233-4148-B8B0-FFC64810763F}" type="presOf" srcId="{1792B664-6357-49E4-B88E-CFED6339D724}" destId="{125DD24D-E443-463B-9618-8C277F5DE53E}" srcOrd="0" destOrd="0" presId="urn:microsoft.com/office/officeart/2005/8/layout/orgChart1"/>
+    <dgm:cxn modelId="{085244F7-23DF-4C42-AB98-EB52F2567A23}" srcId="{14602ECD-0F8A-41C1-9AA3-1F0A7B1E251D}" destId="{E6711C1E-7215-4995-B7A3-A787AFDB431B}" srcOrd="9" destOrd="0" parTransId="{794F4930-CE2C-4060-B3CA-44BCD8CE380E}" sibTransId="{902783A7-5B1C-4037-9806-0DB77DB8C77C}"/>
     <dgm:cxn modelId="{1EA5BEF9-62B0-4255-B0AE-0D791567AA49}" type="presOf" srcId="{14602ECD-0F8A-41C1-9AA3-1F0A7B1E251D}" destId="{1EE9BD2A-306A-4515-89FD-4259FE2F9C81}" srcOrd="0" destOrd="0" presId="urn:microsoft.com/office/officeart/2005/8/layout/orgChart1"/>
+    <dgm:cxn modelId="{C6184BFA-8A26-4DB6-8F88-24CB2FD42D0E}" type="presOf" srcId="{C4739590-6777-41B8-A5AF-CE7E1B7B955C}" destId="{C36CB7CC-6C3F-4046-8E5C-82C93CD490E4}" srcOrd="0" destOrd="0" presId="urn:microsoft.com/office/officeart/2005/8/layout/orgChart1"/>
+    <dgm:cxn modelId="{A7142EFC-B9E2-4582-B6D3-62DF4CE8261D}" type="presOf" srcId="{AFE5E0CB-61A2-4104-A369-952952902568}" destId="{F82E0860-EB71-4263-9465-315C71BA1E8C}" srcOrd="1" destOrd="0" presId="urn:microsoft.com/office/officeart/2005/8/layout/orgChart1"/>
     <dgm:cxn modelId="{15E643FE-F34B-4B40-8A7A-B26B7F04CFF6}" type="presOf" srcId="{576B086F-6E72-4E9C-8A60-578DC8D5009B}" destId="{11B66F29-4342-4452-BF57-E8FBF2A1646F}" srcOrd="0" destOrd="0" presId="urn:microsoft.com/office/officeart/2005/8/layout/orgChart1"/>
     <dgm:cxn modelId="{6B2AD4D3-CD46-42A2-B0EE-E1E942B8F63C}" type="presParOf" srcId="{DA8A1236-8B0F-4C9D-9DC3-41861C6F6E98}" destId="{BC8B9A4B-2A8F-4ED2-AD59-A938D915A87E}" srcOrd="0" destOrd="0" presId="urn:microsoft.com/office/officeart/2005/8/layout/orgChart1"/>
     <dgm:cxn modelId="{9981DD7D-B271-4F47-9020-7329F2C0E30B}" type="presParOf" srcId="{BC8B9A4B-2A8F-4ED2-AD59-A938D915A87E}" destId="{E7C83694-42B0-4EF3-9124-A3AC3CE4E751}" srcOrd="0" destOrd="0" presId="urn:microsoft.com/office/officeart/2005/8/layout/orgChart1"/>
@@ -21015,6 +21834,48 @@
     <dgm:cxn modelId="{FC6D6507-3DFE-4D64-9AB2-4856F65E1041}" type="presParOf" srcId="{310210DA-D1D8-45B6-A937-AF44716A8A38}" destId="{7051199A-1DB1-48BD-A748-D848C7B78768}" srcOrd="1" destOrd="0" presId="urn:microsoft.com/office/officeart/2005/8/layout/orgChart1"/>
     <dgm:cxn modelId="{E54D3E19-F5FD-4FF5-91BD-0FB488F68252}" type="presParOf" srcId="{179755FC-A620-47EF-AFFB-924A4A23CB72}" destId="{233BAFB0-EBF9-42B1-8269-7C40037B92E9}" srcOrd="1" destOrd="0" presId="urn:microsoft.com/office/officeart/2005/8/layout/orgChart1"/>
     <dgm:cxn modelId="{2581C513-3C07-4AA8-AA23-F004E533F807}" type="presParOf" srcId="{179755FC-A620-47EF-AFFB-924A4A23CB72}" destId="{398A162D-4B9D-46E5-B52B-6D1E8FFE7153}" srcOrd="2" destOrd="0" presId="urn:microsoft.com/office/officeart/2005/8/layout/orgChart1"/>
+    <dgm:cxn modelId="{4DA69AEB-51AE-4F1E-9864-F8A4D531F0A8}" type="presParOf" srcId="{510E51F5-8350-4B4C-9863-902D3AA64BDB}" destId="{39AF12F7-DD3D-4056-A9C0-945C20AA46E1}" srcOrd="8" destOrd="0" presId="urn:microsoft.com/office/officeart/2005/8/layout/orgChart1"/>
+    <dgm:cxn modelId="{2B546541-B99D-4BA7-A9BC-D6E043BB4496}" type="presParOf" srcId="{510E51F5-8350-4B4C-9863-902D3AA64BDB}" destId="{CDAED907-6361-40C6-988A-258EB091B8C1}" srcOrd="9" destOrd="0" presId="urn:microsoft.com/office/officeart/2005/8/layout/orgChart1"/>
+    <dgm:cxn modelId="{AD6C1CDA-260C-4E4D-B822-40DCCB051F21}" type="presParOf" srcId="{CDAED907-6361-40C6-988A-258EB091B8C1}" destId="{9A78D1F6-333E-45D6-AAF5-E26D24238DBD}" srcOrd="0" destOrd="0" presId="urn:microsoft.com/office/officeart/2005/8/layout/orgChart1"/>
+    <dgm:cxn modelId="{67AB70B5-2593-4C1C-8827-5E90ECF79AB9}" type="presParOf" srcId="{9A78D1F6-333E-45D6-AAF5-E26D24238DBD}" destId="{32C08A8F-F772-4BC4-9758-B93BF0E4ED33}" srcOrd="0" destOrd="0" presId="urn:microsoft.com/office/officeart/2005/8/layout/orgChart1"/>
+    <dgm:cxn modelId="{5E5BA029-8140-4CD0-B6F1-E76CC058E9FF}" type="presParOf" srcId="{9A78D1F6-333E-45D6-AAF5-E26D24238DBD}" destId="{F82E0860-EB71-4263-9465-315C71BA1E8C}" srcOrd="1" destOrd="0" presId="urn:microsoft.com/office/officeart/2005/8/layout/orgChart1"/>
+    <dgm:cxn modelId="{079623DA-0CE7-4877-98A9-F3E9A1E99080}" type="presParOf" srcId="{CDAED907-6361-40C6-988A-258EB091B8C1}" destId="{46EE3A62-2477-46AC-9460-C1D4490D88BC}" srcOrd="1" destOrd="0" presId="urn:microsoft.com/office/officeart/2005/8/layout/orgChart1"/>
+    <dgm:cxn modelId="{C6528E4A-7B0F-4968-8A6D-191FF72B482E}" type="presParOf" srcId="{CDAED907-6361-40C6-988A-258EB091B8C1}" destId="{77F97EE6-F49F-44A8-89B8-7CFF55C496A2}" srcOrd="2" destOrd="0" presId="urn:microsoft.com/office/officeart/2005/8/layout/orgChart1"/>
+    <dgm:cxn modelId="{9F95D6B1-5A7A-484A-A204-F1B34674A980}" type="presParOf" srcId="{510E51F5-8350-4B4C-9863-902D3AA64BDB}" destId="{BA1A980D-89A9-49A0-9539-E4E14EA09A3E}" srcOrd="10" destOrd="0" presId="urn:microsoft.com/office/officeart/2005/8/layout/orgChart1"/>
+    <dgm:cxn modelId="{A79AE113-FA7A-456B-ABC3-4455B3CA61C2}" type="presParOf" srcId="{510E51F5-8350-4B4C-9863-902D3AA64BDB}" destId="{05AE281D-9D29-429C-AECD-EEC32A12E8DA}" srcOrd="11" destOrd="0" presId="urn:microsoft.com/office/officeart/2005/8/layout/orgChart1"/>
+    <dgm:cxn modelId="{4311D0F6-803C-4E74-9E07-4D46F84986F5}" type="presParOf" srcId="{05AE281D-9D29-429C-AECD-EEC32A12E8DA}" destId="{8821D114-7E0A-46B9-A47C-4264FA5BEFDD}" srcOrd="0" destOrd="0" presId="urn:microsoft.com/office/officeart/2005/8/layout/orgChart1"/>
+    <dgm:cxn modelId="{34A17600-E222-42C5-8ED4-5F28649BFFBA}" type="presParOf" srcId="{8821D114-7E0A-46B9-A47C-4264FA5BEFDD}" destId="{330D5555-515A-4E01-81B2-1361CE907C05}" srcOrd="0" destOrd="0" presId="urn:microsoft.com/office/officeart/2005/8/layout/orgChart1"/>
+    <dgm:cxn modelId="{CCDBA34C-29AB-4609-9B25-B712D41663F6}" type="presParOf" srcId="{8821D114-7E0A-46B9-A47C-4264FA5BEFDD}" destId="{A6B7B0EA-B9BB-4E3E-AEEE-C8E4ABC778FB}" srcOrd="1" destOrd="0" presId="urn:microsoft.com/office/officeart/2005/8/layout/orgChart1"/>
+    <dgm:cxn modelId="{E44275F5-EA39-4F76-9CEA-6698DE0BA7D5}" type="presParOf" srcId="{05AE281D-9D29-429C-AECD-EEC32A12E8DA}" destId="{B30825DC-C6A0-414E-9E15-E472BE05EE92}" srcOrd="1" destOrd="0" presId="urn:microsoft.com/office/officeart/2005/8/layout/orgChart1"/>
+    <dgm:cxn modelId="{29979120-9CCE-462B-8705-863FA9B96880}" type="presParOf" srcId="{05AE281D-9D29-429C-AECD-EEC32A12E8DA}" destId="{D761AC36-5F53-457E-B091-3DC8DA350B3E}" srcOrd="2" destOrd="0" presId="urn:microsoft.com/office/officeart/2005/8/layout/orgChart1"/>
+    <dgm:cxn modelId="{6AB00D6E-7251-4E9A-9AD6-EB709FDF7CF2}" type="presParOf" srcId="{510E51F5-8350-4B4C-9863-902D3AA64BDB}" destId="{125DD24D-E443-463B-9618-8C277F5DE53E}" srcOrd="12" destOrd="0" presId="urn:microsoft.com/office/officeart/2005/8/layout/orgChart1"/>
+    <dgm:cxn modelId="{C50DAB46-BE09-4034-8541-F33B2D33CED0}" type="presParOf" srcId="{510E51F5-8350-4B4C-9863-902D3AA64BDB}" destId="{BB70136F-A83C-4D3C-80BE-F7137AEF434E}" srcOrd="13" destOrd="0" presId="urn:microsoft.com/office/officeart/2005/8/layout/orgChart1"/>
+    <dgm:cxn modelId="{18E9DFEE-3A0B-4B6B-BDDA-A02C4C2DFC0D}" type="presParOf" srcId="{BB70136F-A83C-4D3C-80BE-F7137AEF434E}" destId="{AD8A222B-9CFD-4216-A520-D14721C6F6EE}" srcOrd="0" destOrd="0" presId="urn:microsoft.com/office/officeart/2005/8/layout/orgChart1"/>
+    <dgm:cxn modelId="{1E91F83C-5B43-4370-8C74-46B0B646A3E5}" type="presParOf" srcId="{AD8A222B-9CFD-4216-A520-D14721C6F6EE}" destId="{4FF7A46B-DDCE-444C-BA28-9C17D5F14659}" srcOrd="0" destOrd="0" presId="urn:microsoft.com/office/officeart/2005/8/layout/orgChart1"/>
+    <dgm:cxn modelId="{D634D8D3-AB05-46A2-A259-7A1EAE581851}" type="presParOf" srcId="{AD8A222B-9CFD-4216-A520-D14721C6F6EE}" destId="{2BF71ECA-F54A-4147-B962-A6917BEA0D4F}" srcOrd="1" destOrd="0" presId="urn:microsoft.com/office/officeart/2005/8/layout/orgChart1"/>
+    <dgm:cxn modelId="{F13E89BF-D94C-439E-8023-87A49996C6AD}" type="presParOf" srcId="{BB70136F-A83C-4D3C-80BE-F7137AEF434E}" destId="{1886BB0E-456D-4D2A-92E4-775504A5B763}" srcOrd="1" destOrd="0" presId="urn:microsoft.com/office/officeart/2005/8/layout/orgChart1"/>
+    <dgm:cxn modelId="{F7559766-2521-4283-9BA4-0986F2CC42BF}" type="presParOf" srcId="{BB70136F-A83C-4D3C-80BE-F7137AEF434E}" destId="{ED75B0B4-BF1B-4B70-B837-232E14568695}" srcOrd="2" destOrd="0" presId="urn:microsoft.com/office/officeart/2005/8/layout/orgChart1"/>
+    <dgm:cxn modelId="{58D7A60A-B128-4896-BA91-A38122A1701A}" type="presParOf" srcId="{510E51F5-8350-4B4C-9863-902D3AA64BDB}" destId="{17912A87-83CF-4632-B740-4BA95F9CD147}" srcOrd="14" destOrd="0" presId="urn:microsoft.com/office/officeart/2005/8/layout/orgChart1"/>
+    <dgm:cxn modelId="{2FC52CF4-E2CE-4AB0-9C97-09E119641ECB}" type="presParOf" srcId="{510E51F5-8350-4B4C-9863-902D3AA64BDB}" destId="{6C8A27D7-BC50-481B-B61C-5D02A73E0269}" srcOrd="15" destOrd="0" presId="urn:microsoft.com/office/officeart/2005/8/layout/orgChart1"/>
+    <dgm:cxn modelId="{1CB850F6-90B6-42F9-B6E5-5B53ED834072}" type="presParOf" srcId="{6C8A27D7-BC50-481B-B61C-5D02A73E0269}" destId="{1F217955-AB93-4854-9D5B-7167E38BC84C}" srcOrd="0" destOrd="0" presId="urn:microsoft.com/office/officeart/2005/8/layout/orgChart1"/>
+    <dgm:cxn modelId="{B368D765-A1DC-4AF6-BAAE-743F4FFC546D}" type="presParOf" srcId="{1F217955-AB93-4854-9D5B-7167E38BC84C}" destId="{C36CB7CC-6C3F-4046-8E5C-82C93CD490E4}" srcOrd="0" destOrd="0" presId="urn:microsoft.com/office/officeart/2005/8/layout/orgChart1"/>
+    <dgm:cxn modelId="{89FBC1FA-750A-43C4-B497-3EF94076D8DB}" type="presParOf" srcId="{1F217955-AB93-4854-9D5B-7167E38BC84C}" destId="{AFC11212-06BE-44F6-8ED9-2ED1EFEA1E47}" srcOrd="1" destOrd="0" presId="urn:microsoft.com/office/officeart/2005/8/layout/orgChart1"/>
+    <dgm:cxn modelId="{E4DB06D0-6058-4512-A38E-9B099D705441}" type="presParOf" srcId="{6C8A27D7-BC50-481B-B61C-5D02A73E0269}" destId="{67BF84CA-DA37-41A1-B252-E6367EB645F5}" srcOrd="1" destOrd="0" presId="urn:microsoft.com/office/officeart/2005/8/layout/orgChart1"/>
+    <dgm:cxn modelId="{29F4CF07-AD3A-4E9D-9188-D4DD3AEC4EE7}" type="presParOf" srcId="{6C8A27D7-BC50-481B-B61C-5D02A73E0269}" destId="{B146F601-CBBF-46C7-B2FE-6ABAC436D71A}" srcOrd="2" destOrd="0" presId="urn:microsoft.com/office/officeart/2005/8/layout/orgChart1"/>
+    <dgm:cxn modelId="{A74DD9EC-B041-439C-B434-CA9574FB0802}" type="presParOf" srcId="{510E51F5-8350-4B4C-9863-902D3AA64BDB}" destId="{F31A1934-3238-4889-A407-D5E378419CD7}" srcOrd="16" destOrd="0" presId="urn:microsoft.com/office/officeart/2005/8/layout/orgChart1"/>
+    <dgm:cxn modelId="{2CC17D41-BBDE-456E-B007-01035E2DA5D4}" type="presParOf" srcId="{510E51F5-8350-4B4C-9863-902D3AA64BDB}" destId="{62FA4133-B280-4370-9C73-E3159B090765}" srcOrd="17" destOrd="0" presId="urn:microsoft.com/office/officeart/2005/8/layout/orgChart1"/>
+    <dgm:cxn modelId="{CF96320C-342C-4D65-98B7-BE6B1576D2A2}" type="presParOf" srcId="{62FA4133-B280-4370-9C73-E3159B090765}" destId="{C8F3507D-A720-471D-9421-C8AAACEDF693}" srcOrd="0" destOrd="0" presId="urn:microsoft.com/office/officeart/2005/8/layout/orgChart1"/>
+    <dgm:cxn modelId="{290F9A0F-6A44-420D-8C69-9B97EE054E38}" type="presParOf" srcId="{C8F3507D-A720-471D-9421-C8AAACEDF693}" destId="{DB4E7F2E-6E04-41C7-BFD5-CF29FBD14D0E}" srcOrd="0" destOrd="0" presId="urn:microsoft.com/office/officeart/2005/8/layout/orgChart1"/>
+    <dgm:cxn modelId="{8745DAF7-C909-4CB8-8F7C-82E8C8897888}" type="presParOf" srcId="{C8F3507D-A720-471D-9421-C8AAACEDF693}" destId="{C311C9E1-C340-4AD0-B8C6-6A08736B5C33}" srcOrd="1" destOrd="0" presId="urn:microsoft.com/office/officeart/2005/8/layout/orgChart1"/>
+    <dgm:cxn modelId="{B059FA6E-EFD8-4B78-BC88-ACE4DEF2BAE9}" type="presParOf" srcId="{62FA4133-B280-4370-9C73-E3159B090765}" destId="{F18B74AA-876B-43FC-9006-D9B723AF3F8B}" srcOrd="1" destOrd="0" presId="urn:microsoft.com/office/officeart/2005/8/layout/orgChart1"/>
+    <dgm:cxn modelId="{9BAEBD2D-386A-4519-BE30-44E18F4529E2}" type="presParOf" srcId="{62FA4133-B280-4370-9C73-E3159B090765}" destId="{55C885C0-D2A5-4A70-A812-F34A844C71A6}" srcOrd="2" destOrd="0" presId="urn:microsoft.com/office/officeart/2005/8/layout/orgChart1"/>
+    <dgm:cxn modelId="{647E4781-F10E-400A-8E2A-4DDD16D85C7A}" type="presParOf" srcId="{510E51F5-8350-4B4C-9863-902D3AA64BDB}" destId="{A7BE09AD-ADC0-44B6-960F-0FF23D0FDE4A}" srcOrd="18" destOrd="0" presId="urn:microsoft.com/office/officeart/2005/8/layout/orgChart1"/>
+    <dgm:cxn modelId="{3F01ADC5-565F-4867-AC1E-1FD92D3AAE45}" type="presParOf" srcId="{510E51F5-8350-4B4C-9863-902D3AA64BDB}" destId="{12C68B14-1583-4F35-8289-679EF8E210CF}" srcOrd="19" destOrd="0" presId="urn:microsoft.com/office/officeart/2005/8/layout/orgChart1"/>
+    <dgm:cxn modelId="{A72285AF-A8C6-4C2B-BAC6-A867D2791FDB}" type="presParOf" srcId="{12C68B14-1583-4F35-8289-679EF8E210CF}" destId="{5273071F-69F3-4E1F-B0C7-BCE430528A7A}" srcOrd="0" destOrd="0" presId="urn:microsoft.com/office/officeart/2005/8/layout/orgChart1"/>
+    <dgm:cxn modelId="{F096CE83-B7CF-4D4E-A52D-FD7F084C1385}" type="presParOf" srcId="{5273071F-69F3-4E1F-B0C7-BCE430528A7A}" destId="{71C24B0F-0202-4B1B-B96C-10BA6DF5FE40}" srcOrd="0" destOrd="0" presId="urn:microsoft.com/office/officeart/2005/8/layout/orgChart1"/>
+    <dgm:cxn modelId="{6F7F9F04-8BF3-4749-92A2-1BD325050A27}" type="presParOf" srcId="{5273071F-69F3-4E1F-B0C7-BCE430528A7A}" destId="{F77C0EC4-7A49-48F7-9B5E-30BC412DE10D}" srcOrd="1" destOrd="0" presId="urn:microsoft.com/office/officeart/2005/8/layout/orgChart1"/>
+    <dgm:cxn modelId="{A464AD2A-3197-4E52-A280-50812BE8E420}" type="presParOf" srcId="{12C68B14-1583-4F35-8289-679EF8E210CF}" destId="{5BCB074D-64EF-4677-ADB9-03C2E75EF254}" srcOrd="1" destOrd="0" presId="urn:microsoft.com/office/officeart/2005/8/layout/orgChart1"/>
+    <dgm:cxn modelId="{680359D1-F34B-4DA8-9C35-589EBFAB1BDB}" type="presParOf" srcId="{12C68B14-1583-4F35-8289-679EF8E210CF}" destId="{62A906B6-725A-47E2-B429-A04E21E61544}" srcOrd="2" destOrd="0" presId="urn:microsoft.com/office/officeart/2005/8/layout/orgChart1"/>
     <dgm:cxn modelId="{009FFE2F-6A0F-4112-9060-A0757294D7DE}" type="presParOf" srcId="{BC8B9A4B-2A8F-4ED2-AD59-A938D915A87E}" destId="{9662B3C0-1420-4BF5-A7BC-492C0759DB1D}" srcOrd="2" destOrd="0" presId="urn:microsoft.com/office/officeart/2005/8/layout/orgChart1"/>
   </dgm:cxnLst>
   <dgm:bg/>
@@ -21035,15 +21896,15 @@
       <dsp:cNvGrpSpPr/>
     </dsp:nvGrpSpPr>
     <dsp:grpSpPr/>
-    <dsp:sp modelId="{4938A602-AE69-42BD-B099-1C11B86C83C2}">
+    <dsp:sp modelId="{A7BE09AD-ADC0-44B6-960F-0FF23D0FDE4A}">
       <dsp:nvSpPr>
         <dsp:cNvPr id="0" name=""/>
         <dsp:cNvSpPr/>
       </dsp:nvSpPr>
       <dsp:spPr>
         <a:xfrm>
-          <a:off x="2743200" y="888532"/>
-          <a:ext cx="2148491" cy="248585"/>
+          <a:off x="3148012" y="2234014"/>
+          <a:ext cx="2882278" cy="111162"/>
         </a:xfrm>
         <a:custGeom>
           <a:avLst/>
@@ -21057,13 +21918,379 @@
                 <a:pt x="0" y="0"/>
               </a:moveTo>
               <a:lnTo>
-                <a:pt x="0" y="124292"/>
+                <a:pt x="0" y="55581"/>
               </a:lnTo>
               <a:lnTo>
-                <a:pt x="2148491" y="124292"/>
+                <a:pt x="2882278" y="55581"/>
               </a:lnTo>
               <a:lnTo>
-                <a:pt x="2148491" y="248585"/>
+                <a:pt x="2882278" y="111162"/>
+              </a:lnTo>
+            </a:path>
+          </a:pathLst>
+        </a:custGeom>
+        <a:noFill/>
+        <a:ln w="25400" cap="flat" cmpd="sng" algn="ctr">
+          <a:solidFill>
+            <a:schemeClr val="accent1">
+              <a:shade val="60000"/>
+              <a:hueOff val="0"/>
+              <a:satOff val="0"/>
+              <a:lumOff val="0"/>
+              <a:alphaOff val="0"/>
+            </a:schemeClr>
+          </a:solidFill>
+          <a:prstDash val="solid"/>
+        </a:ln>
+        <a:effectLst/>
+      </dsp:spPr>
+      <dsp:style>
+        <a:lnRef idx="2">
+          <a:scrgbClr r="0" g="0" b="0"/>
+        </a:lnRef>
+        <a:fillRef idx="0">
+          <a:scrgbClr r="0" g="0" b="0"/>
+        </a:fillRef>
+        <a:effectRef idx="0">
+          <a:scrgbClr r="0" g="0" b="0"/>
+        </a:effectRef>
+        <a:fontRef idx="minor"/>
+      </dsp:style>
+    </dsp:sp>
+    <dsp:sp modelId="{F31A1934-3238-4889-A407-D5E378419CD7}">
+      <dsp:nvSpPr>
+        <dsp:cNvPr id="0" name=""/>
+        <dsp:cNvSpPr/>
+      </dsp:nvSpPr>
+      <dsp:spPr>
+        <a:xfrm>
+          <a:off x="3148012" y="2234014"/>
+          <a:ext cx="2241772" cy="111162"/>
+        </a:xfrm>
+        <a:custGeom>
+          <a:avLst/>
+          <a:gdLst/>
+          <a:ahLst/>
+          <a:cxnLst/>
+          <a:rect l="0" t="0" r="0" b="0"/>
+          <a:pathLst>
+            <a:path>
+              <a:moveTo>
+                <a:pt x="0" y="0"/>
+              </a:moveTo>
+              <a:lnTo>
+                <a:pt x="0" y="55581"/>
+              </a:lnTo>
+              <a:lnTo>
+                <a:pt x="2241772" y="55581"/>
+              </a:lnTo>
+              <a:lnTo>
+                <a:pt x="2241772" y="111162"/>
+              </a:lnTo>
+            </a:path>
+          </a:pathLst>
+        </a:custGeom>
+        <a:noFill/>
+        <a:ln w="25400" cap="flat" cmpd="sng" algn="ctr">
+          <a:solidFill>
+            <a:schemeClr val="accent1">
+              <a:shade val="60000"/>
+              <a:hueOff val="0"/>
+              <a:satOff val="0"/>
+              <a:lumOff val="0"/>
+              <a:alphaOff val="0"/>
+            </a:schemeClr>
+          </a:solidFill>
+          <a:prstDash val="solid"/>
+        </a:ln>
+        <a:effectLst/>
+      </dsp:spPr>
+      <dsp:style>
+        <a:lnRef idx="2">
+          <a:scrgbClr r="0" g="0" b="0"/>
+        </a:lnRef>
+        <a:fillRef idx="0">
+          <a:scrgbClr r="0" g="0" b="0"/>
+        </a:fillRef>
+        <a:effectRef idx="0">
+          <a:scrgbClr r="0" g="0" b="0"/>
+        </a:effectRef>
+        <a:fontRef idx="minor"/>
+      </dsp:style>
+    </dsp:sp>
+    <dsp:sp modelId="{17912A87-83CF-4632-B740-4BA95F9CD147}">
+      <dsp:nvSpPr>
+        <dsp:cNvPr id="0" name=""/>
+        <dsp:cNvSpPr/>
+      </dsp:nvSpPr>
+      <dsp:spPr>
+        <a:xfrm>
+          <a:off x="3148012" y="2234014"/>
+          <a:ext cx="1601266" cy="111162"/>
+        </a:xfrm>
+        <a:custGeom>
+          <a:avLst/>
+          <a:gdLst/>
+          <a:ahLst/>
+          <a:cxnLst/>
+          <a:rect l="0" t="0" r="0" b="0"/>
+          <a:pathLst>
+            <a:path>
+              <a:moveTo>
+                <a:pt x="0" y="0"/>
+              </a:moveTo>
+              <a:lnTo>
+                <a:pt x="0" y="55581"/>
+              </a:lnTo>
+              <a:lnTo>
+                <a:pt x="1601266" y="55581"/>
+              </a:lnTo>
+              <a:lnTo>
+                <a:pt x="1601266" y="111162"/>
+              </a:lnTo>
+            </a:path>
+          </a:pathLst>
+        </a:custGeom>
+        <a:noFill/>
+        <a:ln w="25400" cap="flat" cmpd="sng" algn="ctr">
+          <a:solidFill>
+            <a:schemeClr val="accent1">
+              <a:shade val="60000"/>
+              <a:hueOff val="0"/>
+              <a:satOff val="0"/>
+              <a:lumOff val="0"/>
+              <a:alphaOff val="0"/>
+            </a:schemeClr>
+          </a:solidFill>
+          <a:prstDash val="solid"/>
+        </a:ln>
+        <a:effectLst/>
+      </dsp:spPr>
+      <dsp:style>
+        <a:lnRef idx="2">
+          <a:scrgbClr r="0" g="0" b="0"/>
+        </a:lnRef>
+        <a:fillRef idx="0">
+          <a:scrgbClr r="0" g="0" b="0"/>
+        </a:fillRef>
+        <a:effectRef idx="0">
+          <a:scrgbClr r="0" g="0" b="0"/>
+        </a:effectRef>
+        <a:fontRef idx="minor"/>
+      </dsp:style>
+    </dsp:sp>
+    <dsp:sp modelId="{125DD24D-E443-463B-9618-8C277F5DE53E}">
+      <dsp:nvSpPr>
+        <dsp:cNvPr id="0" name=""/>
+        <dsp:cNvSpPr/>
+      </dsp:nvSpPr>
+      <dsp:spPr>
+        <a:xfrm>
+          <a:off x="3148012" y="2234014"/>
+          <a:ext cx="960759" cy="111162"/>
+        </a:xfrm>
+        <a:custGeom>
+          <a:avLst/>
+          <a:gdLst/>
+          <a:ahLst/>
+          <a:cxnLst/>
+          <a:rect l="0" t="0" r="0" b="0"/>
+          <a:pathLst>
+            <a:path>
+              <a:moveTo>
+                <a:pt x="0" y="0"/>
+              </a:moveTo>
+              <a:lnTo>
+                <a:pt x="0" y="55581"/>
+              </a:lnTo>
+              <a:lnTo>
+                <a:pt x="960759" y="55581"/>
+              </a:lnTo>
+              <a:lnTo>
+                <a:pt x="960759" y="111162"/>
+              </a:lnTo>
+            </a:path>
+          </a:pathLst>
+        </a:custGeom>
+        <a:noFill/>
+        <a:ln w="25400" cap="flat" cmpd="sng" algn="ctr">
+          <a:solidFill>
+            <a:schemeClr val="accent1">
+              <a:shade val="60000"/>
+              <a:hueOff val="0"/>
+              <a:satOff val="0"/>
+              <a:lumOff val="0"/>
+              <a:alphaOff val="0"/>
+            </a:schemeClr>
+          </a:solidFill>
+          <a:prstDash val="solid"/>
+        </a:ln>
+        <a:effectLst/>
+      </dsp:spPr>
+      <dsp:style>
+        <a:lnRef idx="2">
+          <a:scrgbClr r="0" g="0" b="0"/>
+        </a:lnRef>
+        <a:fillRef idx="0">
+          <a:scrgbClr r="0" g="0" b="0"/>
+        </a:fillRef>
+        <a:effectRef idx="0">
+          <a:scrgbClr r="0" g="0" b="0"/>
+        </a:effectRef>
+        <a:fontRef idx="minor"/>
+      </dsp:style>
+    </dsp:sp>
+    <dsp:sp modelId="{BA1A980D-89A9-49A0-9539-E4E14EA09A3E}">
+      <dsp:nvSpPr>
+        <dsp:cNvPr id="0" name=""/>
+        <dsp:cNvSpPr/>
+      </dsp:nvSpPr>
+      <dsp:spPr>
+        <a:xfrm>
+          <a:off x="3148012" y="2234014"/>
+          <a:ext cx="320253" cy="111162"/>
+        </a:xfrm>
+        <a:custGeom>
+          <a:avLst/>
+          <a:gdLst/>
+          <a:ahLst/>
+          <a:cxnLst/>
+          <a:rect l="0" t="0" r="0" b="0"/>
+          <a:pathLst>
+            <a:path>
+              <a:moveTo>
+                <a:pt x="0" y="0"/>
+              </a:moveTo>
+              <a:lnTo>
+                <a:pt x="0" y="55581"/>
+              </a:lnTo>
+              <a:lnTo>
+                <a:pt x="320253" y="55581"/>
+              </a:lnTo>
+              <a:lnTo>
+                <a:pt x="320253" y="111162"/>
+              </a:lnTo>
+            </a:path>
+          </a:pathLst>
+        </a:custGeom>
+        <a:noFill/>
+        <a:ln w="25400" cap="flat" cmpd="sng" algn="ctr">
+          <a:solidFill>
+            <a:schemeClr val="accent1">
+              <a:shade val="60000"/>
+              <a:hueOff val="0"/>
+              <a:satOff val="0"/>
+              <a:lumOff val="0"/>
+              <a:alphaOff val="0"/>
+            </a:schemeClr>
+          </a:solidFill>
+          <a:prstDash val="solid"/>
+        </a:ln>
+        <a:effectLst/>
+      </dsp:spPr>
+      <dsp:style>
+        <a:lnRef idx="2">
+          <a:scrgbClr r="0" g="0" b="0"/>
+        </a:lnRef>
+        <a:fillRef idx="0">
+          <a:scrgbClr r="0" g="0" b="0"/>
+        </a:fillRef>
+        <a:effectRef idx="0">
+          <a:scrgbClr r="0" g="0" b="0"/>
+        </a:effectRef>
+        <a:fontRef idx="minor"/>
+      </dsp:style>
+    </dsp:sp>
+    <dsp:sp modelId="{39AF12F7-DD3D-4056-A9C0-945C20AA46E1}">
+      <dsp:nvSpPr>
+        <dsp:cNvPr id="0" name=""/>
+        <dsp:cNvSpPr/>
+      </dsp:nvSpPr>
+      <dsp:spPr>
+        <a:xfrm>
+          <a:off x="2827759" y="2234014"/>
+          <a:ext cx="320253" cy="111162"/>
+        </a:xfrm>
+        <a:custGeom>
+          <a:avLst/>
+          <a:gdLst/>
+          <a:ahLst/>
+          <a:cxnLst/>
+          <a:rect l="0" t="0" r="0" b="0"/>
+          <a:pathLst>
+            <a:path>
+              <a:moveTo>
+                <a:pt x="320253" y="0"/>
+              </a:moveTo>
+              <a:lnTo>
+                <a:pt x="320253" y="55581"/>
+              </a:lnTo>
+              <a:lnTo>
+                <a:pt x="0" y="55581"/>
+              </a:lnTo>
+              <a:lnTo>
+                <a:pt x="0" y="111162"/>
+              </a:lnTo>
+            </a:path>
+          </a:pathLst>
+        </a:custGeom>
+        <a:noFill/>
+        <a:ln w="25400" cap="flat" cmpd="sng" algn="ctr">
+          <a:solidFill>
+            <a:schemeClr val="accent1">
+              <a:shade val="60000"/>
+              <a:hueOff val="0"/>
+              <a:satOff val="0"/>
+              <a:lumOff val="0"/>
+              <a:alphaOff val="0"/>
+            </a:schemeClr>
+          </a:solidFill>
+          <a:prstDash val="solid"/>
+        </a:ln>
+        <a:effectLst/>
+      </dsp:spPr>
+      <dsp:style>
+        <a:lnRef idx="2">
+          <a:scrgbClr r="0" g="0" b="0"/>
+        </a:lnRef>
+        <a:fillRef idx="0">
+          <a:scrgbClr r="0" g="0" b="0"/>
+        </a:fillRef>
+        <a:effectRef idx="0">
+          <a:scrgbClr r="0" g="0" b="0"/>
+        </a:effectRef>
+        <a:fontRef idx="minor"/>
+      </dsp:style>
+    </dsp:sp>
+    <dsp:sp modelId="{4938A602-AE69-42BD-B099-1C11B86C83C2}">
+      <dsp:nvSpPr>
+        <dsp:cNvPr id="0" name=""/>
+        <dsp:cNvSpPr/>
+      </dsp:nvSpPr>
+      <dsp:spPr>
+        <a:xfrm>
+          <a:off x="2187252" y="2234014"/>
+          <a:ext cx="960759" cy="111162"/>
+        </a:xfrm>
+        <a:custGeom>
+          <a:avLst/>
+          <a:gdLst/>
+          <a:ahLst/>
+          <a:cxnLst/>
+          <a:rect l="0" t="0" r="0" b="0"/>
+          <a:pathLst>
+            <a:path>
+              <a:moveTo>
+                <a:pt x="960759" y="0"/>
+              </a:moveTo>
+              <a:lnTo>
+                <a:pt x="960759" y="55581"/>
+              </a:lnTo>
+              <a:lnTo>
+                <a:pt x="0" y="55581"/>
+              </a:lnTo>
+              <a:lnTo>
+                <a:pt x="0" y="111162"/>
               </a:lnTo>
             </a:path>
           </a:pathLst>
@@ -21103,8 +22330,8 @@
       </dsp:nvSpPr>
       <dsp:spPr>
         <a:xfrm>
-          <a:off x="2743200" y="888532"/>
-          <a:ext cx="716163" cy="248585"/>
+          <a:off x="1546746" y="2234014"/>
+          <a:ext cx="1601266" cy="111162"/>
         </a:xfrm>
         <a:custGeom>
           <a:avLst/>
@@ -21115,16 +22342,16 @@
           <a:pathLst>
             <a:path>
               <a:moveTo>
-                <a:pt x="0" y="0"/>
+                <a:pt x="1601266" y="0"/>
               </a:moveTo>
               <a:lnTo>
-                <a:pt x="0" y="124292"/>
+                <a:pt x="1601266" y="55581"/>
               </a:lnTo>
               <a:lnTo>
-                <a:pt x="716163" y="124292"/>
+                <a:pt x="0" y="55581"/>
               </a:lnTo>
               <a:lnTo>
-                <a:pt x="716163" y="248585"/>
+                <a:pt x="0" y="111162"/>
               </a:lnTo>
             </a:path>
           </a:pathLst>
@@ -21164,8 +22391,8 @@
       </dsp:nvSpPr>
       <dsp:spPr>
         <a:xfrm>
-          <a:off x="2027036" y="888532"/>
-          <a:ext cx="716163" cy="248585"/>
+          <a:off x="906240" y="2234014"/>
+          <a:ext cx="2241772" cy="111162"/>
         </a:xfrm>
         <a:custGeom>
           <a:avLst/>
@@ -21176,16 +22403,16 @@
           <a:pathLst>
             <a:path>
               <a:moveTo>
-                <a:pt x="716163" y="0"/>
+                <a:pt x="2241772" y="0"/>
               </a:moveTo>
               <a:lnTo>
-                <a:pt x="716163" y="124292"/>
+                <a:pt x="2241772" y="55581"/>
               </a:lnTo>
               <a:lnTo>
-                <a:pt x="0" y="124292"/>
+                <a:pt x="0" y="55581"/>
               </a:lnTo>
               <a:lnTo>
-                <a:pt x="0" y="248585"/>
+                <a:pt x="0" y="111162"/>
               </a:lnTo>
             </a:path>
           </a:pathLst>
@@ -21225,8 +22452,8 @@
       </dsp:nvSpPr>
       <dsp:spPr>
         <a:xfrm>
-          <a:off x="594708" y="888532"/>
-          <a:ext cx="2148491" cy="248585"/>
+          <a:off x="265733" y="2234014"/>
+          <a:ext cx="2882278" cy="111162"/>
         </a:xfrm>
         <a:custGeom>
           <a:avLst/>
@@ -21237,16 +22464,16 @@
           <a:pathLst>
             <a:path>
               <a:moveTo>
-                <a:pt x="2148491" y="0"/>
+                <a:pt x="2882278" y="0"/>
               </a:moveTo>
               <a:lnTo>
-                <a:pt x="2148491" y="124292"/>
+                <a:pt x="2882278" y="55581"/>
               </a:lnTo>
               <a:lnTo>
-                <a:pt x="0" y="124292"/>
+                <a:pt x="0" y="55581"/>
               </a:lnTo>
               <a:lnTo>
-                <a:pt x="0" y="248585"/>
+                <a:pt x="0" y="111162"/>
               </a:lnTo>
             </a:path>
           </a:pathLst>
@@ -21286,8 +22513,8 @@
       </dsp:nvSpPr>
       <dsp:spPr>
         <a:xfrm>
-          <a:off x="2151329" y="296661"/>
-          <a:ext cx="1183741" cy="591870"/>
+          <a:off x="2686051" y="1666875"/>
+          <a:ext cx="923922" cy="567139"/>
         </a:xfrm>
         <a:prstGeom prst="rect">
           <a:avLst/>
@@ -21328,12 +22555,12 @@
         </a:fontRef>
       </dsp:style>
       <dsp:txBody>
-        <a:bodyPr spcFirstLastPara="0" vert="horz" wrap="square" lIns="12700" tIns="12700" rIns="12700" bIns="12700" numCol="1" spcCol="1270" anchor="ctr" anchorCtr="0">
+        <a:bodyPr spcFirstLastPara="0" vert="horz" wrap="square" lIns="5715" tIns="5715" rIns="5715" bIns="5715" numCol="1" spcCol="1270" anchor="ctr" anchorCtr="0">
           <a:noAutofit/>
         </a:bodyPr>
         <a:lstStyle/>
         <a:p>
-          <a:pPr marL="0" lvl="0" indent="0" algn="ctr" defTabSz="889000">
+          <a:pPr marL="0" lvl="0" indent="0" algn="ctr" defTabSz="400050">
             <a:lnSpc>
               <a:spcPct val="90000"/>
             </a:lnSpc>
@@ -21346,15 +22573,15 @@
             <a:buNone/>
           </a:pPr>
           <a:r>
-            <a:rPr lang="he-IL" sz="2000" kern="1200"/>
-            <a:t>חנות צעצועים</a:t>
+            <a:rPr lang="en-US" sz="900" kern="1200"/>
+            <a:t>Driving Lessons Manager</a:t>
           </a:r>
-          <a:endParaRPr lang="en-IL" sz="2000" kern="1200"/>
+          <a:endParaRPr lang="en-IL" sz="900" kern="1200"/>
         </a:p>
       </dsp:txBody>
       <dsp:txXfrm>
-        <a:off x="2151329" y="296661"/>
-        <a:ext cx="1183741" cy="591870"/>
+        <a:off x="2686051" y="1666875"/>
+        <a:ext cx="923922" cy="567139"/>
       </dsp:txXfrm>
     </dsp:sp>
     <dsp:sp modelId="{DF3303A8-9A23-44DA-B164-67F72FC63B8B}">
@@ -21364,8 +22591,8 @@
       </dsp:nvSpPr>
       <dsp:spPr>
         <a:xfrm>
-          <a:off x="2837" y="1137117"/>
-          <a:ext cx="1183741" cy="591870"/>
+          <a:off x="1061" y="2345177"/>
+          <a:ext cx="529344" cy="264672"/>
         </a:xfrm>
         <a:prstGeom prst="rect">
           <a:avLst/>
@@ -21406,12 +22633,12 @@
         </a:fontRef>
       </dsp:style>
       <dsp:txBody>
-        <a:bodyPr spcFirstLastPara="0" vert="horz" wrap="square" lIns="12700" tIns="12700" rIns="12700" bIns="12700" numCol="1" spcCol="1270" anchor="ctr" anchorCtr="0">
+        <a:bodyPr spcFirstLastPara="0" vert="horz" wrap="square" lIns="5715" tIns="5715" rIns="5715" bIns="5715" numCol="1" spcCol="1270" anchor="ctr" anchorCtr="0">
           <a:noAutofit/>
         </a:bodyPr>
         <a:lstStyle/>
         <a:p>
-          <a:pPr marL="0" lvl="0" indent="0" algn="ctr" defTabSz="889000">
+          <a:pPr marL="0" lvl="0" indent="0" algn="ctr" defTabSz="400050">
             <a:lnSpc>
               <a:spcPct val="90000"/>
             </a:lnSpc>
@@ -21424,15 +22651,15 @@
             <a:buNone/>
           </a:pPr>
           <a:r>
-            <a:rPr lang="he-IL" sz="2000" kern="1200"/>
-            <a:t>הזמנות</a:t>
+            <a:rPr lang="he-IL" sz="900" kern="1200"/>
+            <a:t>רשימת שיעורים</a:t>
           </a:r>
-          <a:endParaRPr lang="en-IL" sz="2000" kern="1200"/>
+          <a:endParaRPr lang="en-IL" sz="900" kern="1200"/>
         </a:p>
       </dsp:txBody>
       <dsp:txXfrm>
-        <a:off x="2837" y="1137117"/>
-        <a:ext cx="1183741" cy="591870"/>
+        <a:off x="1061" y="2345177"/>
+        <a:ext cx="529344" cy="264672"/>
       </dsp:txXfrm>
     </dsp:sp>
     <dsp:sp modelId="{856CB3F5-4E7F-4345-9B59-0A25D9B91EEF}">
@@ -21442,8 +22669,8 @@
       </dsp:nvSpPr>
       <dsp:spPr>
         <a:xfrm>
-          <a:off x="1435165" y="1137117"/>
-          <a:ext cx="1183741" cy="591870"/>
+          <a:off x="641567" y="2345177"/>
+          <a:ext cx="529344" cy="264672"/>
         </a:xfrm>
         <a:prstGeom prst="rect">
           <a:avLst/>
@@ -21484,12 +22711,12 @@
         </a:fontRef>
       </dsp:style>
       <dsp:txBody>
-        <a:bodyPr spcFirstLastPara="0" vert="horz" wrap="square" lIns="12700" tIns="12700" rIns="12700" bIns="12700" numCol="1" spcCol="1270" anchor="ctr" anchorCtr="0">
+        <a:bodyPr spcFirstLastPara="0" vert="horz" wrap="square" lIns="5715" tIns="5715" rIns="5715" bIns="5715" numCol="1" spcCol="1270" anchor="ctr" anchorCtr="0">
           <a:noAutofit/>
         </a:bodyPr>
         <a:lstStyle/>
         <a:p>
-          <a:pPr marL="0" lvl="0" indent="0" algn="ctr" defTabSz="889000">
+          <a:pPr marL="0" lvl="0" indent="0" algn="ctr" defTabSz="400050">
             <a:lnSpc>
               <a:spcPct val="90000"/>
             </a:lnSpc>
@@ -21502,15 +22729,15 @@
             <a:buNone/>
           </a:pPr>
           <a:r>
-            <a:rPr lang="he-IL" sz="2000" kern="1200"/>
-            <a:t>מוצרים</a:t>
+            <a:rPr lang="he-IL" sz="900" kern="1200"/>
+            <a:t>מורים</a:t>
           </a:r>
-          <a:endParaRPr lang="en-IL" sz="2000" kern="1200"/>
+          <a:endParaRPr lang="en-IL" sz="900" kern="1200"/>
         </a:p>
       </dsp:txBody>
       <dsp:txXfrm>
-        <a:off x="1435165" y="1137117"/>
-        <a:ext cx="1183741" cy="591870"/>
+        <a:off x="641567" y="2345177"/>
+        <a:ext cx="529344" cy="264672"/>
       </dsp:txXfrm>
     </dsp:sp>
     <dsp:sp modelId="{11B66F29-4342-4452-BF57-E8FBF2A1646F}">
@@ -21520,8 +22747,8 @@
       </dsp:nvSpPr>
       <dsp:spPr>
         <a:xfrm>
-          <a:off x="2867492" y="1137117"/>
-          <a:ext cx="1183741" cy="591870"/>
+          <a:off x="1282074" y="2345177"/>
+          <a:ext cx="529344" cy="264672"/>
         </a:xfrm>
         <a:prstGeom prst="rect">
           <a:avLst/>
@@ -21562,12 +22789,12 @@
         </a:fontRef>
       </dsp:style>
       <dsp:txBody>
-        <a:bodyPr spcFirstLastPara="0" vert="horz" wrap="square" lIns="12700" tIns="12700" rIns="12700" bIns="12700" numCol="1" spcCol="1270" anchor="ctr" anchorCtr="0">
+        <a:bodyPr spcFirstLastPara="0" vert="horz" wrap="square" lIns="5715" tIns="5715" rIns="5715" bIns="5715" numCol="1" spcCol="1270" anchor="ctr" anchorCtr="0">
           <a:noAutofit/>
         </a:bodyPr>
         <a:lstStyle/>
         <a:p>
-          <a:pPr marL="0" lvl="0" indent="0" algn="ctr" defTabSz="889000">
+          <a:pPr marL="0" lvl="0" indent="0" algn="ctr" defTabSz="400050">
             <a:lnSpc>
               <a:spcPct val="90000"/>
             </a:lnSpc>
@@ -21580,15 +22807,15 @@
             <a:buNone/>
           </a:pPr>
           <a:r>
-            <a:rPr lang="he-IL" sz="2000" kern="1200"/>
-            <a:t>לקוחות</a:t>
+            <a:rPr lang="he-IL" sz="900" kern="1200"/>
+            <a:t>תלמידים</a:t>
           </a:r>
-          <a:endParaRPr lang="en-IL" sz="2000" kern="1200"/>
+          <a:endParaRPr lang="en-IL" sz="900" kern="1200"/>
         </a:p>
       </dsp:txBody>
       <dsp:txXfrm>
-        <a:off x="2867492" y="1137117"/>
-        <a:ext cx="1183741" cy="591870"/>
+        <a:off x="1282074" y="2345177"/>
+        <a:ext cx="529344" cy="264672"/>
       </dsp:txXfrm>
     </dsp:sp>
     <dsp:sp modelId="{2B5A38FC-3BC5-4E2F-A53D-1CDE7552359A}">
@@ -21598,8 +22825,8 @@
       </dsp:nvSpPr>
       <dsp:spPr>
         <a:xfrm>
-          <a:off x="4299820" y="1137117"/>
-          <a:ext cx="1183741" cy="591870"/>
+          <a:off x="1922580" y="2345177"/>
+          <a:ext cx="529344" cy="264672"/>
         </a:xfrm>
         <a:prstGeom prst="rect">
           <a:avLst/>
@@ -21640,12 +22867,12 @@
         </a:fontRef>
       </dsp:style>
       <dsp:txBody>
-        <a:bodyPr spcFirstLastPara="0" vert="horz" wrap="square" lIns="12700" tIns="12700" rIns="12700" bIns="12700" numCol="1" spcCol="1270" anchor="ctr" anchorCtr="0">
+        <a:bodyPr spcFirstLastPara="0" vert="horz" wrap="square" lIns="5715" tIns="5715" rIns="5715" bIns="5715" numCol="1" spcCol="1270" anchor="ctr" anchorCtr="0">
           <a:noAutofit/>
         </a:bodyPr>
         <a:lstStyle/>
         <a:p>
-          <a:pPr marL="0" lvl="0" indent="0" algn="ctr" defTabSz="889000">
+          <a:pPr marL="0" lvl="0" indent="0" algn="ctr" defTabSz="400050">
             <a:lnSpc>
               <a:spcPct val="90000"/>
             </a:lnSpc>
@@ -21658,15 +22885,483 @@
             <a:buNone/>
           </a:pPr>
           <a:r>
-            <a:rPr lang="he-IL" sz="2000" kern="1200"/>
+            <a:rPr lang="he-IL" sz="900" kern="1200"/>
             <a:t>רישום</a:t>
           </a:r>
-          <a:endParaRPr lang="en-IL" sz="2000" kern="1200"/>
+          <a:endParaRPr lang="en-IL" sz="900" kern="1200"/>
         </a:p>
       </dsp:txBody>
       <dsp:txXfrm>
-        <a:off x="4299820" y="1137117"/>
-        <a:ext cx="1183741" cy="591870"/>
+        <a:off x="1922580" y="2345177"/>
+        <a:ext cx="529344" cy="264672"/>
+      </dsp:txXfrm>
+    </dsp:sp>
+    <dsp:sp modelId="{32C08A8F-F772-4BC4-9758-B93BF0E4ED33}">
+      <dsp:nvSpPr>
+        <dsp:cNvPr id="0" name=""/>
+        <dsp:cNvSpPr/>
+      </dsp:nvSpPr>
+      <dsp:spPr>
+        <a:xfrm>
+          <a:off x="2563087" y="2345177"/>
+          <a:ext cx="529344" cy="264672"/>
+        </a:xfrm>
+        <a:prstGeom prst="rect">
+          <a:avLst/>
+        </a:prstGeom>
+        <a:solidFill>
+          <a:schemeClr val="accent1">
+            <a:hueOff val="0"/>
+            <a:satOff val="0"/>
+            <a:lumOff val="0"/>
+            <a:alphaOff val="0"/>
+          </a:schemeClr>
+        </a:solidFill>
+        <a:ln w="25400" cap="flat" cmpd="sng" algn="ctr">
+          <a:solidFill>
+            <a:schemeClr val="lt1">
+              <a:hueOff val="0"/>
+              <a:satOff val="0"/>
+              <a:lumOff val="0"/>
+              <a:alphaOff val="0"/>
+            </a:schemeClr>
+          </a:solidFill>
+          <a:prstDash val="solid"/>
+        </a:ln>
+        <a:effectLst/>
+      </dsp:spPr>
+      <dsp:style>
+        <a:lnRef idx="2">
+          <a:scrgbClr r="0" g="0" b="0"/>
+        </a:lnRef>
+        <a:fillRef idx="1">
+          <a:scrgbClr r="0" g="0" b="0"/>
+        </a:fillRef>
+        <a:effectRef idx="0">
+          <a:scrgbClr r="0" g="0" b="0"/>
+        </a:effectRef>
+        <a:fontRef idx="minor">
+          <a:schemeClr val="lt1"/>
+        </a:fontRef>
+      </dsp:style>
+      <dsp:txBody>
+        <a:bodyPr spcFirstLastPara="0" vert="horz" wrap="square" lIns="5715" tIns="5715" rIns="5715" bIns="5715" numCol="1" spcCol="1270" anchor="ctr" anchorCtr="0">
+          <a:noAutofit/>
+        </a:bodyPr>
+        <a:lstStyle/>
+        <a:p>
+          <a:pPr marL="0" lvl="0" indent="0" algn="ctr" defTabSz="400050">
+            <a:lnSpc>
+              <a:spcPct val="90000"/>
+            </a:lnSpc>
+            <a:spcBef>
+              <a:spcPct val="0"/>
+            </a:spcBef>
+            <a:spcAft>
+              <a:spcPct val="35000"/>
+            </a:spcAft>
+            <a:buNone/>
+          </a:pPr>
+          <a:r>
+            <a:rPr lang="he-IL" sz="900" kern="1200"/>
+            <a:t>התחברות</a:t>
+          </a:r>
+          <a:endParaRPr lang="en-IL" sz="900" kern="1200"/>
+        </a:p>
+      </dsp:txBody>
+      <dsp:txXfrm>
+        <a:off x="2563087" y="2345177"/>
+        <a:ext cx="529344" cy="264672"/>
+      </dsp:txXfrm>
+    </dsp:sp>
+    <dsp:sp modelId="{330D5555-515A-4E01-81B2-1361CE907C05}">
+      <dsp:nvSpPr>
+        <dsp:cNvPr id="0" name=""/>
+        <dsp:cNvSpPr/>
+      </dsp:nvSpPr>
+      <dsp:spPr>
+        <a:xfrm>
+          <a:off x="3203593" y="2345177"/>
+          <a:ext cx="529344" cy="264672"/>
+        </a:xfrm>
+        <a:prstGeom prst="rect">
+          <a:avLst/>
+        </a:prstGeom>
+        <a:solidFill>
+          <a:schemeClr val="accent1">
+            <a:hueOff val="0"/>
+            <a:satOff val="0"/>
+            <a:lumOff val="0"/>
+            <a:alphaOff val="0"/>
+          </a:schemeClr>
+        </a:solidFill>
+        <a:ln w="25400" cap="flat" cmpd="sng" algn="ctr">
+          <a:solidFill>
+            <a:schemeClr val="lt1">
+              <a:hueOff val="0"/>
+              <a:satOff val="0"/>
+              <a:lumOff val="0"/>
+              <a:alphaOff val="0"/>
+            </a:schemeClr>
+          </a:solidFill>
+          <a:prstDash val="solid"/>
+        </a:ln>
+        <a:effectLst/>
+      </dsp:spPr>
+      <dsp:style>
+        <a:lnRef idx="2">
+          <a:scrgbClr r="0" g="0" b="0"/>
+        </a:lnRef>
+        <a:fillRef idx="1">
+          <a:scrgbClr r="0" g="0" b="0"/>
+        </a:fillRef>
+        <a:effectRef idx="0">
+          <a:scrgbClr r="0" g="0" b="0"/>
+        </a:effectRef>
+        <a:fontRef idx="minor">
+          <a:schemeClr val="lt1"/>
+        </a:fontRef>
+      </dsp:style>
+      <dsp:txBody>
+        <a:bodyPr spcFirstLastPara="0" vert="horz" wrap="square" lIns="5715" tIns="5715" rIns="5715" bIns="5715" numCol="1" spcCol="1270" anchor="ctr" anchorCtr="0">
+          <a:noAutofit/>
+        </a:bodyPr>
+        <a:lstStyle/>
+        <a:p>
+          <a:pPr marL="0" lvl="0" indent="0" algn="ctr" defTabSz="400050">
+            <a:lnSpc>
+              <a:spcPct val="90000"/>
+            </a:lnSpc>
+            <a:spcBef>
+              <a:spcPct val="0"/>
+            </a:spcBef>
+            <a:spcAft>
+              <a:spcPct val="35000"/>
+            </a:spcAft>
+            <a:buNone/>
+          </a:pPr>
+          <a:r>
+            <a:rPr lang="he-IL" sz="900" kern="1200"/>
+            <a:t>הגדרות</a:t>
+          </a:r>
+          <a:endParaRPr lang="en-IL" sz="900" kern="1200"/>
+        </a:p>
+      </dsp:txBody>
+      <dsp:txXfrm>
+        <a:off x="3203593" y="2345177"/>
+        <a:ext cx="529344" cy="264672"/>
+      </dsp:txXfrm>
+    </dsp:sp>
+    <dsp:sp modelId="{4FF7A46B-DDCE-444C-BA28-9C17D5F14659}">
+      <dsp:nvSpPr>
+        <dsp:cNvPr id="0" name=""/>
+        <dsp:cNvSpPr/>
+      </dsp:nvSpPr>
+      <dsp:spPr>
+        <a:xfrm>
+          <a:off x="3844100" y="2345177"/>
+          <a:ext cx="529344" cy="264672"/>
+        </a:xfrm>
+        <a:prstGeom prst="rect">
+          <a:avLst/>
+        </a:prstGeom>
+        <a:solidFill>
+          <a:schemeClr val="accent1">
+            <a:hueOff val="0"/>
+            <a:satOff val="0"/>
+            <a:lumOff val="0"/>
+            <a:alphaOff val="0"/>
+          </a:schemeClr>
+        </a:solidFill>
+        <a:ln w="25400" cap="flat" cmpd="sng" algn="ctr">
+          <a:solidFill>
+            <a:schemeClr val="lt1">
+              <a:hueOff val="0"/>
+              <a:satOff val="0"/>
+              <a:lumOff val="0"/>
+              <a:alphaOff val="0"/>
+            </a:schemeClr>
+          </a:solidFill>
+          <a:prstDash val="solid"/>
+        </a:ln>
+        <a:effectLst/>
+      </dsp:spPr>
+      <dsp:style>
+        <a:lnRef idx="2">
+          <a:scrgbClr r="0" g="0" b="0"/>
+        </a:lnRef>
+        <a:fillRef idx="1">
+          <a:scrgbClr r="0" g="0" b="0"/>
+        </a:fillRef>
+        <a:effectRef idx="0">
+          <a:scrgbClr r="0" g="0" b="0"/>
+        </a:effectRef>
+        <a:fontRef idx="minor">
+          <a:schemeClr val="lt1"/>
+        </a:fontRef>
+      </dsp:style>
+      <dsp:txBody>
+        <a:bodyPr spcFirstLastPara="0" vert="horz" wrap="square" lIns="5715" tIns="5715" rIns="5715" bIns="5715" numCol="1" spcCol="1270" anchor="ctr" anchorCtr="0">
+          <a:noAutofit/>
+        </a:bodyPr>
+        <a:lstStyle/>
+        <a:p>
+          <a:pPr marL="0" lvl="0" indent="0" algn="ctr" defTabSz="400050">
+            <a:lnSpc>
+              <a:spcPct val="90000"/>
+            </a:lnSpc>
+            <a:spcBef>
+              <a:spcPct val="0"/>
+            </a:spcBef>
+            <a:spcAft>
+              <a:spcPct val="35000"/>
+            </a:spcAft>
+            <a:buNone/>
+          </a:pPr>
+          <a:r>
+            <a:rPr lang="he-IL" sz="900" kern="1200"/>
+            <a:t>פרטים נוספים</a:t>
+          </a:r>
+          <a:endParaRPr lang="en-IL" sz="900" kern="1200"/>
+        </a:p>
+      </dsp:txBody>
+      <dsp:txXfrm>
+        <a:off x="3844100" y="2345177"/>
+        <a:ext cx="529344" cy="264672"/>
+      </dsp:txXfrm>
+    </dsp:sp>
+    <dsp:sp modelId="{C36CB7CC-6C3F-4046-8E5C-82C93CD490E4}">
+      <dsp:nvSpPr>
+        <dsp:cNvPr id="0" name=""/>
+        <dsp:cNvSpPr/>
+      </dsp:nvSpPr>
+      <dsp:spPr>
+        <a:xfrm>
+          <a:off x="4484606" y="2345177"/>
+          <a:ext cx="529344" cy="264672"/>
+        </a:xfrm>
+        <a:prstGeom prst="rect">
+          <a:avLst/>
+        </a:prstGeom>
+        <a:solidFill>
+          <a:schemeClr val="accent1">
+            <a:hueOff val="0"/>
+            <a:satOff val="0"/>
+            <a:lumOff val="0"/>
+            <a:alphaOff val="0"/>
+          </a:schemeClr>
+        </a:solidFill>
+        <a:ln w="25400" cap="flat" cmpd="sng" algn="ctr">
+          <a:solidFill>
+            <a:schemeClr val="lt1">
+              <a:hueOff val="0"/>
+              <a:satOff val="0"/>
+              <a:lumOff val="0"/>
+              <a:alphaOff val="0"/>
+            </a:schemeClr>
+          </a:solidFill>
+          <a:prstDash val="solid"/>
+        </a:ln>
+        <a:effectLst/>
+      </dsp:spPr>
+      <dsp:style>
+        <a:lnRef idx="2">
+          <a:scrgbClr r="0" g="0" b="0"/>
+        </a:lnRef>
+        <a:fillRef idx="1">
+          <a:scrgbClr r="0" g="0" b="0"/>
+        </a:fillRef>
+        <a:effectRef idx="0">
+          <a:scrgbClr r="0" g="0" b="0"/>
+        </a:effectRef>
+        <a:fontRef idx="minor">
+          <a:schemeClr val="lt1"/>
+        </a:fontRef>
+      </dsp:style>
+      <dsp:txBody>
+        <a:bodyPr spcFirstLastPara="0" vert="horz" wrap="square" lIns="5715" tIns="5715" rIns="5715" bIns="5715" numCol="1" spcCol="1270" anchor="ctr" anchorCtr="0">
+          <a:noAutofit/>
+        </a:bodyPr>
+        <a:lstStyle/>
+        <a:p>
+          <a:pPr marL="0" lvl="0" indent="0" algn="ctr" defTabSz="400050">
+            <a:lnSpc>
+              <a:spcPct val="90000"/>
+            </a:lnSpc>
+            <a:spcBef>
+              <a:spcPct val="0"/>
+            </a:spcBef>
+            <a:spcAft>
+              <a:spcPct val="35000"/>
+            </a:spcAft>
+            <a:buNone/>
+          </a:pPr>
+          <a:r>
+            <a:rPr lang="he-IL" sz="900" kern="1200"/>
+            <a:t>הוספת שיעור</a:t>
+          </a:r>
+          <a:endParaRPr lang="en-IL" sz="900" kern="1200"/>
+        </a:p>
+      </dsp:txBody>
+      <dsp:txXfrm>
+        <a:off x="4484606" y="2345177"/>
+        <a:ext cx="529344" cy="264672"/>
+      </dsp:txXfrm>
+    </dsp:sp>
+    <dsp:sp modelId="{DB4E7F2E-6E04-41C7-BFD5-CF29FBD14D0E}">
+      <dsp:nvSpPr>
+        <dsp:cNvPr id="0" name=""/>
+        <dsp:cNvSpPr/>
+      </dsp:nvSpPr>
+      <dsp:spPr>
+        <a:xfrm>
+          <a:off x="5125112" y="2345177"/>
+          <a:ext cx="529344" cy="264672"/>
+        </a:xfrm>
+        <a:prstGeom prst="rect">
+          <a:avLst/>
+        </a:prstGeom>
+        <a:solidFill>
+          <a:schemeClr val="accent1">
+            <a:hueOff val="0"/>
+            <a:satOff val="0"/>
+            <a:lumOff val="0"/>
+            <a:alphaOff val="0"/>
+          </a:schemeClr>
+        </a:solidFill>
+        <a:ln w="25400" cap="flat" cmpd="sng" algn="ctr">
+          <a:solidFill>
+            <a:schemeClr val="lt1">
+              <a:hueOff val="0"/>
+              <a:satOff val="0"/>
+              <a:lumOff val="0"/>
+              <a:alphaOff val="0"/>
+            </a:schemeClr>
+          </a:solidFill>
+          <a:prstDash val="solid"/>
+        </a:ln>
+        <a:effectLst/>
+      </dsp:spPr>
+      <dsp:style>
+        <a:lnRef idx="2">
+          <a:scrgbClr r="0" g="0" b="0"/>
+        </a:lnRef>
+        <a:fillRef idx="1">
+          <a:scrgbClr r="0" g="0" b="0"/>
+        </a:fillRef>
+        <a:effectRef idx="0">
+          <a:scrgbClr r="0" g="0" b="0"/>
+        </a:effectRef>
+        <a:fontRef idx="minor">
+          <a:schemeClr val="lt1"/>
+        </a:fontRef>
+      </dsp:style>
+      <dsp:txBody>
+        <a:bodyPr spcFirstLastPara="0" vert="horz" wrap="square" lIns="5715" tIns="5715" rIns="5715" bIns="5715" numCol="1" spcCol="1270" anchor="ctr" anchorCtr="0">
+          <a:noAutofit/>
+        </a:bodyPr>
+        <a:lstStyle/>
+        <a:p>
+          <a:pPr marL="0" lvl="0" indent="0" algn="ctr" defTabSz="400050">
+            <a:lnSpc>
+              <a:spcPct val="90000"/>
+            </a:lnSpc>
+            <a:spcBef>
+              <a:spcPct val="0"/>
+            </a:spcBef>
+            <a:spcAft>
+              <a:spcPct val="35000"/>
+            </a:spcAft>
+            <a:buNone/>
+          </a:pPr>
+          <a:r>
+            <a:rPr lang="he-IL" sz="900" kern="1200"/>
+            <a:t>בחירת מורה</a:t>
+          </a:r>
+          <a:endParaRPr lang="en-IL" sz="900" kern="1200"/>
+        </a:p>
+      </dsp:txBody>
+      <dsp:txXfrm>
+        <a:off x="5125112" y="2345177"/>
+        <a:ext cx="529344" cy="264672"/>
+      </dsp:txXfrm>
+    </dsp:sp>
+    <dsp:sp modelId="{71C24B0F-0202-4B1B-B96C-10BA6DF5FE40}">
+      <dsp:nvSpPr>
+        <dsp:cNvPr id="0" name=""/>
+        <dsp:cNvSpPr/>
+      </dsp:nvSpPr>
+      <dsp:spPr>
+        <a:xfrm>
+          <a:off x="5765619" y="2345177"/>
+          <a:ext cx="529344" cy="264672"/>
+        </a:xfrm>
+        <a:prstGeom prst="rect">
+          <a:avLst/>
+        </a:prstGeom>
+        <a:solidFill>
+          <a:schemeClr val="accent1">
+            <a:hueOff val="0"/>
+            <a:satOff val="0"/>
+            <a:lumOff val="0"/>
+            <a:alphaOff val="0"/>
+          </a:schemeClr>
+        </a:solidFill>
+        <a:ln w="25400" cap="flat" cmpd="sng" algn="ctr">
+          <a:solidFill>
+            <a:schemeClr val="lt1">
+              <a:hueOff val="0"/>
+              <a:satOff val="0"/>
+              <a:lumOff val="0"/>
+              <a:alphaOff val="0"/>
+            </a:schemeClr>
+          </a:solidFill>
+          <a:prstDash val="solid"/>
+        </a:ln>
+        <a:effectLst/>
+      </dsp:spPr>
+      <dsp:style>
+        <a:lnRef idx="2">
+          <a:scrgbClr r="0" g="0" b="0"/>
+        </a:lnRef>
+        <a:fillRef idx="1">
+          <a:scrgbClr r="0" g="0" b="0"/>
+        </a:fillRef>
+        <a:effectRef idx="0">
+          <a:scrgbClr r="0" g="0" b="0"/>
+        </a:effectRef>
+        <a:fontRef idx="minor">
+          <a:schemeClr val="lt1"/>
+        </a:fontRef>
+      </dsp:style>
+      <dsp:txBody>
+        <a:bodyPr spcFirstLastPara="0" vert="horz" wrap="square" lIns="5715" tIns="5715" rIns="5715" bIns="5715" numCol="1" spcCol="1270" anchor="ctr" anchorCtr="0">
+          <a:noAutofit/>
+        </a:bodyPr>
+        <a:lstStyle/>
+        <a:p>
+          <a:pPr marL="0" lvl="0" indent="0" algn="ctr" defTabSz="400050">
+            <a:lnSpc>
+              <a:spcPct val="90000"/>
+            </a:lnSpc>
+            <a:spcBef>
+              <a:spcPct val="0"/>
+            </a:spcBef>
+            <a:spcAft>
+              <a:spcPct val="35000"/>
+            </a:spcAft>
+            <a:buNone/>
+          </a:pPr>
+          <a:r>
+            <a:rPr lang="he-IL" sz="900" kern="1200"/>
+            <a:t>אבני דרך</a:t>
+          </a:r>
+          <a:endParaRPr lang="en-IL" sz="900" kern="1200"/>
+        </a:p>
+      </dsp:txBody>
+      <dsp:txXfrm>
+        <a:off x="5765619" y="2345177"/>
+        <a:ext cx="529344" cy="264672"/>
       </dsp:txXfrm>
     </dsp:sp>
   </dsp:spTree>
@@ -24141,7 +25836,7 @@
 </file>
 
 <file path=customXml/itemProps1.xml><?xml version="1.0" encoding="utf-8"?>
-<ds:datastoreItem xmlns:ds="http://schemas.openxmlformats.org/officeDocument/2006/customXml" ds:itemID="{7272F692-3AF2-4AF8-BACF-1CA518EAD639}">
+<ds:datastoreItem xmlns:ds="http://schemas.openxmlformats.org/officeDocument/2006/customXml" ds:itemID="{C49075F2-475E-4B73-A520-2677F31569DE}">
   <ds:schemaRefs>
     <ds:schemaRef ds:uri="http://schemas.openxmlformats.org/officeDocument/2006/bibliography"/>
   </ds:schemaRefs>

--- a/Driving Lessons Manager.docx
+++ b/Driving Lessons Manager.docx
@@ -6354,7 +6354,7 @@
           </mc:Choice>
           <mc:Fallback>
             <w:pict>
-              <v:rect w14:anchorId="1BE1C540" id=" 59" o:spid="_x0000_s1026" style="position:absolute;margin-left:69.75pt;margin-top:.7pt;width:311.5pt;height:405pt;z-index:251662848;visibility:visible;mso-wrap-style:square;mso-width-percent:0;mso-height-percent:0;mso-wrap-distance-left:9pt;mso-wrap-distance-top:0;mso-wrap-distance-right:9pt;mso-wrap-distance-bottom:0;mso-position-horizontal:absolute;mso-position-horizontal-relative:text;mso-position-vertical:absolute;mso-position-vertical-relative:text;mso-width-percent:0;mso-height-percent:0;mso-width-relative:page;mso-height-relative:page;v-text-anchor:top" o:gfxdata="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">
+              <v:rect w14:anchorId="7A98EF1C" id=" 59" o:spid="_x0000_s1026" style="position:absolute;margin-left:69.75pt;margin-top:.7pt;width:311.5pt;height:405pt;z-index:251662848;visibility:visible;mso-wrap-style:square;mso-width-percent:0;mso-height-percent:0;mso-wrap-distance-left:9pt;mso-wrap-distance-top:0;mso-wrap-distance-right:9pt;mso-wrap-distance-bottom:0;mso-position-horizontal:absolute;mso-position-horizontal-relative:text;mso-position-vertical:absolute;mso-position-vertical-relative:text;mso-width-percent:0;mso-height-percent:0;mso-width-relative:page;mso-height-relative:page;v-text-anchor:top" o:gfxdata="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">
                 <v:path arrowok="t"/>
               </v:rect>
             </w:pict>
@@ -6617,7 +6617,7 @@
           </mc:Choice>
           <mc:Fallback>
             <w:pict>
-              <v:shapetype w14:anchorId="14C4479B" id="_x0000_t32" coordsize="21600,21600" o:spt="32" o:oned="t" path="m,l21600,21600e" filled="f">
+              <v:shapetype w14:anchorId="672C54BA" id="_x0000_t32" coordsize="21600,21600" o:spt="32" o:oned="t" path="m,l21600,21600e" filled="f">
                 <v:path arrowok="t" fillok="f" o:connecttype="none"/>
                 <o:lock v:ext="edit" shapetype="t"/>
               </v:shapetype>
@@ -6697,7 +6697,7 @@
           </mc:Choice>
           <mc:Fallback>
             <w:pict>
-              <v:shape w14:anchorId="26831698" id=" 94" o:spid="_x0000_s1026" type="#_x0000_t32" style="position:absolute;margin-left:24pt;margin-top:164.1pt;width:123pt;height:183.75pt;z-index:251684352;visibility:visible;mso-wrap-style:square;mso-width-percent:0;mso-height-percent:0;mso-wrap-distance-left:9pt;mso-wrap-distance-top:0;mso-wrap-distance-right:9pt;mso-wrap-distance-bottom:0;mso-position-horizontal:absolute;mso-position-horizontal-relative:text;mso-position-vertical:absolute;mso-position-vertical-relative:text;mso-width-percent:0;mso-height-percent:0;mso-width-relative:page;mso-height-relative:page" o:gfxdata="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" strokeweight="1.5pt">
+              <v:shape w14:anchorId="059E839C" id=" 94" o:spid="_x0000_s1026" type="#_x0000_t32" style="position:absolute;margin-left:24pt;margin-top:164.1pt;width:123pt;height:183.75pt;z-index:251684352;visibility:visible;mso-wrap-style:square;mso-width-percent:0;mso-height-percent:0;mso-wrap-distance-left:9pt;mso-wrap-distance-top:0;mso-wrap-distance-right:9pt;mso-wrap-distance-bottom:0;mso-position-horizontal:absolute;mso-position-horizontal-relative:text;mso-position-vertical:absolute;mso-position-vertical-relative:text;mso-width-percent:0;mso-height-percent:0;mso-width-relative:page;mso-height-relative:page" o:gfxdata="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" strokeweight="1.5pt">
                 <o:lock v:ext="edit" shapetype="f"/>
               </v:shape>
             </w:pict>
@@ -6773,7 +6773,7 @@
           </mc:Choice>
           <mc:Fallback>
             <w:pict>
-              <v:shape w14:anchorId="405FBAAC" id=" 93" o:spid="_x0000_s1026" type="#_x0000_t32" style="position:absolute;margin-left:21.75pt;margin-top:93.6pt;width:135.75pt;height:45pt;flip:y;z-index:251682304;visibility:visible;mso-wrap-style:square;mso-width-percent:0;mso-height-percent:0;mso-wrap-distance-left:9pt;mso-wrap-distance-top:0;mso-wrap-distance-right:9pt;mso-wrap-distance-bottom:0;mso-position-horizontal:absolute;mso-position-horizontal-relative:text;mso-position-vertical:absolute;mso-position-vertical-relative:text;mso-width-percent:0;mso-height-percent:0;mso-width-relative:page;mso-height-relative:page" o:gfxdata="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" strokeweight="1.5pt">
+              <v:shape w14:anchorId="5B967EA9" id=" 93" o:spid="_x0000_s1026" type="#_x0000_t32" style="position:absolute;margin-left:21.75pt;margin-top:93.6pt;width:135.75pt;height:45pt;flip:y;z-index:251682304;visibility:visible;mso-wrap-style:square;mso-width-percent:0;mso-height-percent:0;mso-wrap-distance-left:9pt;mso-wrap-distance-top:0;mso-wrap-distance-right:9pt;mso-wrap-distance-bottom:0;mso-position-horizontal:absolute;mso-position-horizontal-relative:text;mso-position-vertical:absolute;mso-position-vertical-relative:text;mso-width-percent:0;mso-height-percent:0;mso-width-relative:page;mso-height-relative:page" o:gfxdata="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" strokeweight="1.5pt">
                 <o:lock v:ext="edit" shapetype="f"/>
               </v:shape>
             </w:pict>
@@ -6849,7 +6849,7 @@
           </mc:Choice>
           <mc:Fallback>
             <w:pict>
-              <v:shape w14:anchorId="011D77A2" id=" 93" o:spid="_x0000_s1026" type="#_x0000_t32" style="position:absolute;margin-left:26.25pt;margin-top:27.6pt;width:133.25pt;height:87.75pt;flip:y;z-index:251680256;visibility:visible;mso-wrap-style:square;mso-width-percent:0;mso-height-percent:0;mso-wrap-distance-left:9pt;mso-wrap-distance-top:0;mso-wrap-distance-right:9pt;mso-wrap-distance-bottom:0;mso-position-horizontal:absolute;mso-position-horizontal-relative:text;mso-position-vertical:absolute;mso-position-vertical-relative:text;mso-width-percent:0;mso-height-percent:0;mso-width-relative:page;mso-height-relative:page" o:gfxdata="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" strokeweight="1.5pt">
+              <v:shape w14:anchorId="3A607E81" id=" 93" o:spid="_x0000_s1026" type="#_x0000_t32" style="position:absolute;margin-left:26.25pt;margin-top:27.6pt;width:133.25pt;height:87.75pt;flip:y;z-index:251680256;visibility:visible;mso-wrap-style:square;mso-width-percent:0;mso-height-percent:0;mso-wrap-distance-left:9pt;mso-wrap-distance-top:0;mso-wrap-distance-right:9pt;mso-wrap-distance-bottom:0;mso-position-horizontal:absolute;mso-position-horizontal-relative:text;mso-position-vertical:absolute;mso-position-vertical-relative:text;mso-width-percent:0;mso-height-percent:0;mso-width-relative:page;mso-height-relative:page" o:gfxdata="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" strokeweight="1.5pt">
                 <o:lock v:ext="edit" shapetype="f"/>
               </v:shape>
             </w:pict>
@@ -7790,7 +7790,7 @@
           </mc:Choice>
           <mc:Fallback>
             <w:pict>
-              <v:shape w14:anchorId="74872889" id=" 93" o:spid="_x0000_s1026" type="#_x0000_t32" style="position:absolute;margin-left:21pt;margin-top:146.95pt;width:139pt;height:6.5pt;z-index:251674112;visibility:visible;mso-wrap-style:square;mso-width-percent:0;mso-height-percent:0;mso-wrap-distance-left:9pt;mso-wrap-distance-top:0;mso-wrap-distance-right:9pt;mso-wrap-distance-bottom:0;mso-position-horizontal:absolute;mso-position-horizontal-relative:text;mso-position-vertical:absolute;mso-position-vertical-relative:text;mso-width-percent:0;mso-height-percent:0;mso-width-relative:page;mso-height-relative:page" o:gfxdata="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" strokeweight="1.5pt">
+              <v:shape w14:anchorId="198A697A" id=" 93" o:spid="_x0000_s1026" type="#_x0000_t32" style="position:absolute;margin-left:21pt;margin-top:146.95pt;width:139pt;height:6.5pt;z-index:251674112;visibility:visible;mso-wrap-style:square;mso-width-percent:0;mso-height-percent:0;mso-wrap-distance-left:9pt;mso-wrap-distance-top:0;mso-wrap-distance-right:9pt;mso-wrap-distance-bottom:0;mso-position-horizontal:absolute;mso-position-horizontal-relative:text;mso-position-vertical:absolute;mso-position-vertical-relative:text;mso-width-percent:0;mso-height-percent:0;mso-width-relative:page;mso-height-relative:page" o:gfxdata="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" strokeweight="1.5pt">
                 <o:lock v:ext="edit" shapetype="f"/>
               </v:shape>
             </w:pict>
@@ -7866,7 +7866,7 @@
           </mc:Choice>
           <mc:Fallback>
             <w:pict>
-              <v:shape w14:anchorId="28CD3F6F" id=" 94" o:spid="_x0000_s1026" type="#_x0000_t32" style="position:absolute;margin-left:21.5pt;margin-top:155.6pt;width:150.2pt;height:52.5pt;z-index:251675136;visibility:visible;mso-wrap-style:square;mso-width-percent:0;mso-height-percent:0;mso-wrap-distance-left:9pt;mso-wrap-distance-top:0;mso-wrap-distance-right:9pt;mso-wrap-distance-bottom:0;mso-position-horizontal:absolute;mso-position-horizontal-relative:text;mso-position-vertical:absolute;mso-position-vertical-relative:text;mso-width-percent:0;mso-height-percent:0;mso-width-relative:page;mso-height-relative:page" o:gfxdata="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" strokeweight="1.5pt">
+              <v:shape w14:anchorId="246205CE" id=" 94" o:spid="_x0000_s1026" type="#_x0000_t32" style="position:absolute;margin-left:21.5pt;margin-top:155.6pt;width:150.2pt;height:52.5pt;z-index:251675136;visibility:visible;mso-wrap-style:square;mso-width-percent:0;mso-height-percent:0;mso-wrap-distance-left:9pt;mso-wrap-distance-top:0;mso-wrap-distance-right:9pt;mso-wrap-distance-bottom:0;mso-position-horizontal:absolute;mso-position-horizontal-relative:text;mso-position-vertical:absolute;mso-position-vertical-relative:text;mso-width-percent:0;mso-height-percent:0;mso-width-relative:page;mso-height-relative:page" o:gfxdata="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" strokeweight="1.5pt">
                 <o:lock v:ext="edit" shapetype="f"/>
               </v:shape>
             </w:pict>
@@ -8526,304 +8526,30 @@
     </w:p>
     <w:p>
       <w:pPr>
-        <w:spacing w:line="276" w:lineRule="auto"/>
-        <w:rPr>
-          <w:color w:val="0000FF"/>
-          <w:rtl/>
-        </w:rPr>
-      </w:pPr>
-      <w:r>
-        <w:rPr>
-          <w:rFonts w:hint="cs"/>
-          <w:color w:val="0000FF"/>
-          <w:rtl/>
-        </w:rPr>
-        <w:t xml:space="preserve">אם התרשים מסובך אפשר </w:t>
-      </w:r>
-      <w:r>
-        <w:rPr>
-          <w:rFonts w:hint="cs"/>
-          <w:color w:val="0000FF"/>
-          <w:rtl/>
-        </w:rPr>
-        <w:t xml:space="preserve">ורצוי </w:t>
-      </w:r>
-      <w:r>
-        <w:rPr>
-          <w:rFonts w:hint="cs"/>
-          <w:color w:val="0000FF"/>
-          <w:rtl/>
-        </w:rPr>
-        <w:t xml:space="preserve">לפרק לכמה תרשימים </w:t>
-      </w:r>
-      <w:r>
-        <w:rPr>
-          <w:rFonts w:hint="cs"/>
-          <w:color w:val="0000FF"/>
-          <w:rtl/>
-        </w:rPr>
-        <w:t xml:space="preserve">(אפשר לשים כמה תרשימים שרוצים בתוך אותו פרויקט) </w:t>
-      </w:r>
-      <w:r>
-        <w:rPr>
-          <w:rFonts w:hint="cs"/>
-          <w:color w:val="0000FF"/>
-          <w:rtl/>
-        </w:rPr>
-        <w:t>ולשים בדפים שונים</w:t>
-      </w:r>
-      <w:r>
-        <w:rPr>
-          <w:rFonts w:hint="cs"/>
-          <w:color w:val="0000FF"/>
-          <w:rtl/>
-        </w:rPr>
-        <w:t xml:space="preserve">. לחילופין אם יש מחלקות שאינן מקושרות למחלקות אחרות, אפשר לשים אותן באזור נפרד באותו שרטוט ואז לצלם את המסך ע"י </w:t>
-      </w:r>
-      <w:r>
-        <w:rPr>
-          <w:color w:val="0000FF"/>
-        </w:rPr>
-        <w:t>Alt-</w:t>
-      </w:r>
-      <w:proofErr w:type="spellStart"/>
-      <w:r>
-        <w:rPr>
-          <w:color w:val="0000FF"/>
-        </w:rPr>
-        <w:t>PrtScn</w:t>
-      </w:r>
-      <w:proofErr w:type="spellEnd"/>
-      <w:r>
-        <w:rPr>
-          <w:rFonts w:hint="cs"/>
-          <w:color w:val="0000FF"/>
-          <w:rtl/>
-        </w:rPr>
-        <w:t xml:space="preserve">, לחתוך את השוליים </w:t>
-      </w:r>
-      <w:r>
-        <w:rPr>
-          <w:rFonts w:hint="cs"/>
-          <w:color w:val="0000FF"/>
-          <w:rtl/>
-        </w:rPr>
-        <w:t>(</w:t>
-      </w:r>
-      <w:r>
-        <w:rPr>
-          <w:color w:val="0000FF"/>
-        </w:rPr>
-        <w:t>Crop</w:t>
-      </w:r>
-      <w:r>
-        <w:rPr>
-          <w:rFonts w:hint="cs"/>
-          <w:color w:val="0000FF"/>
-          <w:rtl/>
-        </w:rPr>
-        <w:t>) ולשים בדף נפרד.</w:t>
-      </w:r>
-    </w:p>
-    <w:p>
-      <w:pPr>
-        <w:spacing w:line="276" w:lineRule="auto"/>
-        <w:rPr>
-          <w:b/>
-          <w:bCs/>
-          <w:color w:val="0000FF"/>
-          <w:rtl/>
-        </w:rPr>
-      </w:pPr>
-    </w:p>
-    <w:p>
-      <w:pPr>
-        <w:spacing w:line="276" w:lineRule="auto"/>
-        <w:rPr>
-          <w:b/>
-          <w:bCs/>
-          <w:color w:val="0000FF"/>
-        </w:rPr>
-      </w:pPr>
-      <w:r>
-        <w:rPr>
-          <w:rFonts w:hint="cs"/>
-          <w:b/>
-          <w:bCs/>
-          <w:color w:val="0000FF"/>
-          <w:rtl/>
-        </w:rPr>
-        <w:t>זהו אחד החלקים הכי חשובים בספר הפרויקט שלכם. דאגו שהוא יהיה בנוי ומעומד כמו שצריך.</w:t>
-      </w:r>
-    </w:p>
-    <w:p>
-      <w:pPr>
-        <w:spacing w:line="276" w:lineRule="auto"/>
-        <w:rPr>
-          <w:b/>
-          <w:bCs/>
-          <w:color w:val="0000FF"/>
-        </w:rPr>
-      </w:pPr>
-    </w:p>
-    <w:p>
-      <w:pPr>
         <w:pStyle w:val="3"/>
         <w:spacing w:line="276" w:lineRule="auto"/>
+        <w:rPr>
+          <w:rtl/>
+        </w:rPr>
       </w:pPr>
       <w:bookmarkStart w:id="14" w:name="_Toc39329414"/>
       <w:r>
-        <w:t>MODEL</w:t>
-      </w:r>
-      <w:bookmarkEnd w:id="14"/>
-    </w:p>
-    <w:p>
-      <w:pPr>
-        <w:spacing w:line="276" w:lineRule="auto"/>
-        <w:rPr>
-          <w:color w:val="0000FF"/>
-          <w:rtl/>
-        </w:rPr>
-      </w:pPr>
-      <w:r>
-        <w:rPr>
-          <w:rFonts w:hint="cs"/>
-          <w:color w:val="0000FF"/>
-          <w:rtl/>
-        </w:rPr>
-        <w:t xml:space="preserve">לבנות תרשים באמצעות </w:t>
-      </w:r>
-      <w:r>
-        <w:rPr>
-          <w:color w:val="0000FF"/>
-        </w:rPr>
-        <w:t>Visual Studio</w:t>
-      </w:r>
-      <w:r>
-        <w:rPr>
-          <w:rFonts w:hint="cs"/>
-          <w:color w:val="0000FF"/>
-          <w:rtl/>
-        </w:rPr>
-        <w:t xml:space="preserve"> (יש להוסיף דרך ה-</w:t>
-      </w:r>
-      <w:r>
-        <w:rPr>
-          <w:color w:val="0000FF"/>
-        </w:rPr>
-        <w:t>Installer</w:t>
-      </w:r>
-      <w:r>
-        <w:rPr>
-          <w:rFonts w:hint="cs"/>
-          <w:color w:val="0000FF"/>
-          <w:rtl/>
-        </w:rPr>
-        <w:t xml:space="preserve"> את המודול </w:t>
-      </w:r>
-      <w:r>
-        <w:rPr>
-          <w:color w:val="0000FF"/>
-        </w:rPr>
-        <w:t>Class designer</w:t>
-      </w:r>
-      <w:r>
-        <w:rPr>
-          <w:rFonts w:hint="cs"/>
-          <w:color w:val="0000FF"/>
-          <w:rtl/>
-        </w:rPr>
-        <w:t>)</w:t>
-      </w:r>
-    </w:p>
-    <w:p>
-      <w:pPr>
-        <w:spacing w:line="276" w:lineRule="auto"/>
-        <w:rPr>
-          <w:color w:val="0000FF"/>
-          <w:rtl/>
-        </w:rPr>
-      </w:pPr>
-      <w:r>
-        <w:rPr>
-          <w:rFonts w:hint="cs"/>
-          <w:color w:val="0000FF"/>
-          <w:rtl/>
-        </w:rPr>
-        <w:t xml:space="preserve">(תרשים </w:t>
-      </w:r>
-      <w:r>
-        <w:rPr>
-          <w:rFonts w:hint="cs"/>
-          <w:color w:val="0000FF"/>
-        </w:rPr>
-        <w:t>UML</w:t>
-      </w:r>
-      <w:r>
-        <w:rPr>
-          <w:rFonts w:hint="cs"/>
-          <w:color w:val="0000FF"/>
-          <w:rtl/>
-        </w:rPr>
-        <w:t>)</w:t>
-      </w:r>
-    </w:p>
-    <w:p>
-      <w:pPr>
-        <w:spacing w:line="276" w:lineRule="auto"/>
-        <w:rPr>
-          <w:color w:val="0000FF"/>
-        </w:rPr>
-      </w:pPr>
-    </w:p>
-    <w:p>
-      <w:pPr>
-        <w:spacing w:line="276" w:lineRule="auto"/>
-        <w:jc w:val="left"/>
-        <w:rPr>
-          <w:b/>
-          <w:bCs/>
-          <w:color w:val="0000FF"/>
-        </w:rPr>
-      </w:pPr>
-      <w:r>
-        <w:rPr>
-          <w:rFonts w:hint="cs"/>
-          <w:color w:val="0000FF"/>
-          <w:rtl/>
-        </w:rPr>
-        <w:t xml:space="preserve">דוגמא לתרשים מחלקות </w:t>
-      </w:r>
-      <w:r>
-        <w:rPr>
-          <w:color w:val="0000FF"/>
-        </w:rPr>
-        <w:t>:</w:t>
-      </w:r>
-    </w:p>
-    <w:p>
-      <w:pPr>
-        <w:pStyle w:val="3"/>
-        <w:spacing w:line="276" w:lineRule="auto"/>
-        <w:rPr>
-          <w:rtl/>
-        </w:rPr>
-      </w:pPr>
-      <w:bookmarkStart w:id="15" w:name="_Toc39328133"/>
-      <w:bookmarkStart w:id="16" w:name="_Toc39328515"/>
-      <w:bookmarkStart w:id="17" w:name="_Toc39328592"/>
-      <w:bookmarkStart w:id="18" w:name="_Toc39329415"/>
-      <w:r>
         <w:rPr>
           <w:noProof/>
-          <w:color w:val="0000FF"/>
-          <w:u w:val="none"/>
         </w:rPr>
         <w:drawing>
-          <wp:inline distT="0" distB="0" distL="0" distR="0" wp14:anchorId="72F73D9D" wp14:editId="120392DE">
-            <wp:extent cx="5733415" cy="2718026"/>
-            <wp:effectExtent l="0" t="0" r="0" b="0"/>
-            <wp:docPr id="72" name="Picture 5"/>
+          <wp:anchor distT="0" distB="0" distL="114300" distR="114300" simplePos="0" relativeHeight="251688448" behindDoc="0" locked="0" layoutInCell="1" allowOverlap="1" wp14:anchorId="03971C13" wp14:editId="592FE44E">
+            <wp:simplePos x="0" y="0"/>
+            <wp:positionH relativeFrom="margin">
+              <wp:align>center</wp:align>
+            </wp:positionH>
+            <wp:positionV relativeFrom="paragraph">
+              <wp:posOffset>460375</wp:posOffset>
+            </wp:positionV>
+            <wp:extent cx="6487795" cy="3400425"/>
+            <wp:effectExtent l="0" t="0" r="8255" b="9525"/>
+            <wp:wrapTopAndBottom/>
+            <wp:docPr id="85" name="תמונה 85"/>
             <wp:cNvGraphicFramePr>
               <a:graphicFrameLocks xmlns:a="http://schemas.openxmlformats.org/drawingml/2006/main" noChangeAspect="1"/>
             </wp:cNvGraphicFramePr>
@@ -8831,8 +8557,10 @@
               <a:graphicData uri="http://schemas.openxmlformats.org/drawingml/2006/picture">
                 <pic:pic xmlns:pic="http://schemas.openxmlformats.org/drawingml/2006/picture">
                   <pic:nvPicPr>
-                    <pic:cNvPr id="5" name="classDiagram.png"/>
-                    <pic:cNvPicPr/>
+                    <pic:cNvPr id="0" name="Picture 2"/>
+                    <pic:cNvPicPr>
+                      <a:picLocks noChangeAspect="1" noChangeArrowheads="1"/>
+                    </pic:cNvPicPr>
                   </pic:nvPicPr>
                   <pic:blipFill>
                     <a:blip r:embed="rId14">
@@ -8842,18 +8570,324 @@
                         </a:ext>
                       </a:extLst>
                     </a:blip>
+                    <a:srcRect/>
                     <a:stretch>
                       <a:fillRect/>
                     </a:stretch>
                   </pic:blipFill>
-                  <pic:spPr>
+                  <pic:spPr bwMode="auto">
                     <a:xfrm>
                       <a:off x="0" y="0"/>
-                      <a:ext cx="5733415" cy="2718026"/>
+                      <a:ext cx="6487795" cy="3400425"/>
                     </a:xfrm>
                     <a:prstGeom prst="rect">
                       <a:avLst/>
                     </a:prstGeom>
+                    <a:noFill/>
+                    <a:ln>
+                      <a:noFill/>
+                    </a:ln>
+                  </pic:spPr>
+                </pic:pic>
+              </a:graphicData>
+            </a:graphic>
+          </wp:anchor>
+        </w:drawing>
+      </w:r>
+      <w:r>
+        <w:t>MODEL</w:t>
+      </w:r>
+      <w:bookmarkEnd w:id="14"/>
+    </w:p>
+    <w:p>
+      <w:pPr>
+        <w:jc w:val="left"/>
+        <w:rPr>
+          <w:rtl/>
+        </w:rPr>
+      </w:pPr>
+      <w:r>
+        <w:rPr>
+          <w:noProof/>
+        </w:rPr>
+        <w:drawing>
+          <wp:anchor distT="0" distB="0" distL="114300" distR="114300" simplePos="0" relativeHeight="251686400" behindDoc="0" locked="0" layoutInCell="1" allowOverlap="1" wp14:anchorId="0EE9AA73" wp14:editId="57E4C390">
+            <wp:simplePos x="0" y="0"/>
+            <wp:positionH relativeFrom="margin">
+              <wp:align>center</wp:align>
+            </wp:positionH>
+            <wp:positionV relativeFrom="paragraph">
+              <wp:posOffset>4713605</wp:posOffset>
+            </wp:positionV>
+            <wp:extent cx="2800350" cy="1619250"/>
+            <wp:effectExtent l="0" t="0" r="0" b="0"/>
+            <wp:wrapTopAndBottom/>
+            <wp:docPr id="88" name="תמונה 88"/>
+            <wp:cNvGraphicFramePr>
+              <a:graphicFrameLocks xmlns:a="http://schemas.openxmlformats.org/drawingml/2006/main" noChangeAspect="1"/>
+            </wp:cNvGraphicFramePr>
+            <a:graphic xmlns:a="http://schemas.openxmlformats.org/drawingml/2006/main">
+              <a:graphicData uri="http://schemas.openxmlformats.org/drawingml/2006/picture">
+                <pic:pic xmlns:pic="http://schemas.openxmlformats.org/drawingml/2006/picture">
+                  <pic:nvPicPr>
+                    <pic:cNvPr id="0" name="Picture 5"/>
+                    <pic:cNvPicPr>
+                      <a:picLocks noChangeAspect="1" noChangeArrowheads="1"/>
+                    </pic:cNvPicPr>
+                  </pic:nvPicPr>
+                  <pic:blipFill>
+                    <a:blip r:embed="rId15">
+                      <a:extLst>
+                        <a:ext uri="{28A0092B-C50C-407E-A947-70E740481C1C}">
+                          <a14:useLocalDpi xmlns:a14="http://schemas.microsoft.com/office/drawing/2010/main" val="0"/>
+                        </a:ext>
+                      </a:extLst>
+                    </a:blip>
+                    <a:srcRect/>
+                    <a:stretch>
+                      <a:fillRect/>
+                    </a:stretch>
+                  </pic:blipFill>
+                  <pic:spPr bwMode="auto">
+                    <a:xfrm>
+                      <a:off x="0" y="0"/>
+                      <a:ext cx="2800350" cy="1619250"/>
+                    </a:xfrm>
+                    <a:prstGeom prst="rect">
+                      <a:avLst/>
+                    </a:prstGeom>
+                    <a:noFill/>
+                    <a:ln>
+                      <a:noFill/>
+                    </a:ln>
+                  </pic:spPr>
+                </pic:pic>
+              </a:graphicData>
+            </a:graphic>
+          </wp:anchor>
+        </w:drawing>
+      </w:r>
+    </w:p>
+    <w:p>
+      <w:pPr>
+        <w:jc w:val="left"/>
+        <w:rPr>
+          <w:rtl/>
+        </w:rPr>
+      </w:pPr>
+      <w:r>
+        <w:rPr>
+          <w:noProof/>
+        </w:rPr>
+        <w:lastRenderedPageBreak/>
+        <w:drawing>
+          <wp:anchor distT="0" distB="0" distL="114300" distR="114300" simplePos="0" relativeHeight="251685376" behindDoc="0" locked="0" layoutInCell="1" allowOverlap="1" wp14:anchorId="3272CE9D" wp14:editId="0744A9A5">
+            <wp:simplePos x="0" y="0"/>
+            <wp:positionH relativeFrom="column">
+              <wp:posOffset>2152650</wp:posOffset>
+            </wp:positionH>
+            <wp:positionV relativeFrom="paragraph">
+              <wp:posOffset>3962400</wp:posOffset>
+            </wp:positionV>
+            <wp:extent cx="3200400" cy="1971675"/>
+            <wp:effectExtent l="0" t="0" r="0" b="9525"/>
+            <wp:wrapTopAndBottom/>
+            <wp:docPr id="87" name="תמונה 87"/>
+            <wp:cNvGraphicFramePr>
+              <a:graphicFrameLocks xmlns:a="http://schemas.openxmlformats.org/drawingml/2006/main" noChangeAspect="1"/>
+            </wp:cNvGraphicFramePr>
+            <a:graphic xmlns:a="http://schemas.openxmlformats.org/drawingml/2006/main">
+              <a:graphicData uri="http://schemas.openxmlformats.org/drawingml/2006/picture">
+                <pic:pic xmlns:pic="http://schemas.openxmlformats.org/drawingml/2006/picture">
+                  <pic:nvPicPr>
+                    <pic:cNvPr id="0" name="Picture 4"/>
+                    <pic:cNvPicPr>
+                      <a:picLocks noChangeAspect="1" noChangeArrowheads="1"/>
+                    </pic:cNvPicPr>
+                  </pic:nvPicPr>
+                  <pic:blipFill>
+                    <a:blip r:embed="rId16">
+                      <a:extLst>
+                        <a:ext uri="{28A0092B-C50C-407E-A947-70E740481C1C}">
+                          <a14:useLocalDpi xmlns:a14="http://schemas.microsoft.com/office/drawing/2010/main" val="0"/>
+                        </a:ext>
+                      </a:extLst>
+                    </a:blip>
+                    <a:srcRect/>
+                    <a:stretch>
+                      <a:fillRect/>
+                    </a:stretch>
+                  </pic:blipFill>
+                  <pic:spPr bwMode="auto">
+                    <a:xfrm>
+                      <a:off x="0" y="0"/>
+                      <a:ext cx="3200400" cy="1971675"/>
+                    </a:xfrm>
+                    <a:prstGeom prst="rect">
+                      <a:avLst/>
+                    </a:prstGeom>
+                    <a:noFill/>
+                    <a:ln>
+                      <a:noFill/>
+                    </a:ln>
+                  </pic:spPr>
+                </pic:pic>
+              </a:graphicData>
+            </a:graphic>
+            <wp14:sizeRelV relativeFrom="margin">
+              <wp14:pctHeight>0</wp14:pctHeight>
+            </wp14:sizeRelV>
+          </wp:anchor>
+        </w:drawing>
+      </w:r>
+      <w:r>
+        <w:rPr>
+          <w:noProof/>
+        </w:rPr>
+        <w:drawing>
+          <wp:anchor distT="0" distB="0" distL="114300" distR="114300" simplePos="0" relativeHeight="251687424" behindDoc="0" locked="0" layoutInCell="1" allowOverlap="1" wp14:anchorId="2771DCC1" wp14:editId="702CDBB5">
+            <wp:simplePos x="0" y="0"/>
+            <wp:positionH relativeFrom="column">
+              <wp:posOffset>209550</wp:posOffset>
+            </wp:positionH>
+            <wp:positionV relativeFrom="paragraph">
+              <wp:posOffset>0</wp:posOffset>
+            </wp:positionV>
+            <wp:extent cx="5514975" cy="3962400"/>
+            <wp:effectExtent l="0" t="0" r="9525" b="0"/>
+            <wp:wrapTopAndBottom/>
+            <wp:docPr id="86" name="תמונה 86"/>
+            <wp:cNvGraphicFramePr>
+              <a:graphicFrameLocks xmlns:a="http://schemas.openxmlformats.org/drawingml/2006/main" noChangeAspect="1"/>
+            </wp:cNvGraphicFramePr>
+            <a:graphic xmlns:a="http://schemas.openxmlformats.org/drawingml/2006/main">
+              <a:graphicData uri="http://schemas.openxmlformats.org/drawingml/2006/picture">
+                <pic:pic xmlns:pic="http://schemas.openxmlformats.org/drawingml/2006/picture">
+                  <pic:nvPicPr>
+                    <pic:cNvPr id="0" name="Picture 3"/>
+                    <pic:cNvPicPr>
+                      <a:picLocks noChangeAspect="1" noChangeArrowheads="1"/>
+                    </pic:cNvPicPr>
+                  </pic:nvPicPr>
+                  <pic:blipFill>
+                    <a:blip r:embed="rId17">
+                      <a:extLst>
+                        <a:ext uri="{28A0092B-C50C-407E-A947-70E740481C1C}">
+                          <a14:useLocalDpi xmlns:a14="http://schemas.microsoft.com/office/drawing/2010/main" val="0"/>
+                        </a:ext>
+                      </a:extLst>
+                    </a:blip>
+                    <a:srcRect/>
+                    <a:stretch>
+                      <a:fillRect/>
+                    </a:stretch>
+                  </pic:blipFill>
+                  <pic:spPr bwMode="auto">
+                    <a:xfrm>
+                      <a:off x="0" y="0"/>
+                      <a:ext cx="5514975" cy="3962400"/>
+                    </a:xfrm>
+                    <a:prstGeom prst="rect">
+                      <a:avLst/>
+                    </a:prstGeom>
+                    <a:noFill/>
+                    <a:ln>
+                      <a:noFill/>
+                    </a:ln>
+                  </pic:spPr>
+                </pic:pic>
+              </a:graphicData>
+            </a:graphic>
+          </wp:anchor>
+        </w:drawing>
+      </w:r>
+    </w:p>
+    <w:p>
+      <w:pPr>
+        <w:jc w:val="left"/>
+        <w:rPr>
+          <w:rtl/>
+        </w:rPr>
+      </w:pPr>
+    </w:p>
+    <w:p>
+      <w:pPr>
+        <w:pStyle w:val="3"/>
+        <w:spacing w:line="276" w:lineRule="auto"/>
+        <w:rPr>
+          <w:rtl/>
+        </w:rPr>
+      </w:pPr>
+      <w:bookmarkStart w:id="15" w:name="_Toc39329416"/>
+    </w:p>
+    <w:p>
+      <w:pPr>
+        <w:pStyle w:val="3"/>
+        <w:spacing w:line="276" w:lineRule="auto"/>
+        <w:jc w:val="left"/>
+        <w:rPr>
+          <w:rtl/>
+        </w:rPr>
+      </w:pPr>
+      <w:bookmarkStart w:id="16" w:name="_Toc29994020"/>
+      <w:bookmarkEnd w:id="15"/>
+      <w:r>
+        <w:t>DAL</w:t>
+      </w:r>
+    </w:p>
+    <w:p>
+      <w:pPr>
+        <w:jc w:val="left"/>
+        <w:rPr>
+          <w:rtl/>
+        </w:rPr>
+      </w:pPr>
+      <w:r>
+        <w:rPr>
+          <w:noProof/>
+        </w:rPr>
+        <w:drawing>
+          <wp:inline distT="0" distB="0" distL="0" distR="0" wp14:anchorId="7490CB01" wp14:editId="1AD30BA1">
+            <wp:extent cx="3086100" cy="3657600"/>
+            <wp:effectExtent l="0" t="0" r="0" b="0"/>
+            <wp:docPr id="89" name="תמונה 89"/>
+            <wp:cNvGraphicFramePr>
+              <a:graphicFrameLocks xmlns:a="http://schemas.openxmlformats.org/drawingml/2006/main" noChangeAspect="1"/>
+            </wp:cNvGraphicFramePr>
+            <a:graphic xmlns:a="http://schemas.openxmlformats.org/drawingml/2006/main">
+              <a:graphicData uri="http://schemas.openxmlformats.org/drawingml/2006/picture">
+                <pic:pic xmlns:pic="http://schemas.openxmlformats.org/drawingml/2006/picture">
+                  <pic:nvPicPr>
+                    <pic:cNvPr id="0" name="Picture 6"/>
+                    <pic:cNvPicPr>
+                      <a:picLocks noChangeAspect="1" noChangeArrowheads="1"/>
+                    </pic:cNvPicPr>
+                  </pic:nvPicPr>
+                  <pic:blipFill>
+                    <a:blip r:embed="rId18">
+                      <a:extLst>
+                        <a:ext uri="{28A0092B-C50C-407E-A947-70E740481C1C}">
+                          <a14:useLocalDpi xmlns:a14="http://schemas.microsoft.com/office/drawing/2010/main" val="0"/>
+                        </a:ext>
+                      </a:extLst>
+                    </a:blip>
+                    <a:srcRect/>
+                    <a:stretch>
+                      <a:fillRect/>
+                    </a:stretch>
+                  </pic:blipFill>
+                  <pic:spPr bwMode="auto">
+                    <a:xfrm>
+                      <a:off x="0" y="0"/>
+                      <a:ext cx="3086100" cy="3657600"/>
+                    </a:xfrm>
+                    <a:prstGeom prst="rect">
+                      <a:avLst/>
+                    </a:prstGeom>
+                    <a:noFill/>
+                    <a:ln>
+                      <a:noFill/>
+                    </a:ln>
                   </pic:spPr>
                 </pic:pic>
               </a:graphicData>
@@ -8861,233 +8895,616 @@
           </wp:inline>
         </w:drawing>
       </w:r>
-      <w:bookmarkEnd w:id="15"/>
+    </w:p>
+    <w:p>
+      <w:pPr>
+        <w:jc w:val="left"/>
+      </w:pPr>
+    </w:p>
+    <w:p>
+      <w:pPr>
+        <w:jc w:val="left"/>
+        <w:rPr>
+          <w:rtl/>
+        </w:rPr>
+      </w:pPr>
+    </w:p>
+    <w:p>
+      <w:pPr>
+        <w:pStyle w:val="3"/>
+        <w:spacing w:line="276" w:lineRule="auto"/>
+        <w:jc w:val="left"/>
+        <w:rPr>
+          <w:rtl/>
+        </w:rPr>
+      </w:pPr>
+      <w:r>
+        <w:t>HELPER</w:t>
+      </w:r>
+    </w:p>
+    <w:p>
+      <w:pPr>
+        <w:jc w:val="left"/>
+      </w:pPr>
+      <w:r>
+        <w:rPr>
+          <w:noProof/>
+        </w:rPr>
+        <w:drawing>
+          <wp:inline distT="0" distB="0" distL="0" distR="0" wp14:anchorId="6F8EC0CD" wp14:editId="1BF5FEB2">
+            <wp:extent cx="4295775" cy="1676400"/>
+            <wp:effectExtent l="0" t="0" r="9525" b="0"/>
+            <wp:docPr id="90" name="תמונה 90"/>
+            <wp:cNvGraphicFramePr>
+              <a:graphicFrameLocks xmlns:a="http://schemas.openxmlformats.org/drawingml/2006/main" noChangeAspect="1"/>
+            </wp:cNvGraphicFramePr>
+            <a:graphic xmlns:a="http://schemas.openxmlformats.org/drawingml/2006/main">
+              <a:graphicData uri="http://schemas.openxmlformats.org/drawingml/2006/picture">
+                <pic:pic xmlns:pic="http://schemas.openxmlformats.org/drawingml/2006/picture">
+                  <pic:nvPicPr>
+                    <pic:cNvPr id="0" name="Picture 7"/>
+                    <pic:cNvPicPr>
+                      <a:picLocks noChangeAspect="1" noChangeArrowheads="1"/>
+                    </pic:cNvPicPr>
+                  </pic:nvPicPr>
+                  <pic:blipFill>
+                    <a:blip r:embed="rId19">
+                      <a:extLst>
+                        <a:ext uri="{28A0092B-C50C-407E-A947-70E740481C1C}">
+                          <a14:useLocalDpi xmlns:a14="http://schemas.microsoft.com/office/drawing/2010/main" val="0"/>
+                        </a:ext>
+                      </a:extLst>
+                    </a:blip>
+                    <a:srcRect/>
+                    <a:stretch>
+                      <a:fillRect/>
+                    </a:stretch>
+                  </pic:blipFill>
+                  <pic:spPr bwMode="auto">
+                    <a:xfrm>
+                      <a:off x="0" y="0"/>
+                      <a:ext cx="4295775" cy="1676400"/>
+                    </a:xfrm>
+                    <a:prstGeom prst="rect">
+                      <a:avLst/>
+                    </a:prstGeom>
+                    <a:noFill/>
+                    <a:ln>
+                      <a:noFill/>
+                    </a:ln>
+                  </pic:spPr>
+                </pic:pic>
+              </a:graphicData>
+            </a:graphic>
+          </wp:inline>
+        </w:drawing>
+      </w:r>
+    </w:p>
+    <w:p>
+      <w:pPr>
+        <w:bidi w:val="0"/>
+        <w:spacing w:line="240" w:lineRule="auto"/>
+        <w:jc w:val="left"/>
+      </w:pPr>
+      <w:r>
+        <w:br w:type="page"/>
+      </w:r>
+    </w:p>
+    <w:p>
+      <w:pPr>
+        <w:pStyle w:val="3"/>
+        <w:spacing w:line="276" w:lineRule="auto"/>
+        <w:jc w:val="left"/>
+        <w:rPr>
+          <w:rtl/>
+        </w:rPr>
+      </w:pPr>
+      <w:proofErr w:type="spellStart"/>
+      <w:r>
+        <w:lastRenderedPageBreak/>
+        <w:t>Driving_Lessons_Manger</w:t>
+      </w:r>
+      <w:proofErr w:type="spellEnd"/>
+    </w:p>
+    <w:p>
+      <w:pPr>
+        <w:jc w:val="left"/>
+      </w:pPr>
+      <w:r>
+        <w:rPr>
+          <w:noProof/>
+        </w:rPr>
+        <w:drawing>
+          <wp:inline distT="0" distB="0" distL="0" distR="0" wp14:anchorId="2256601C" wp14:editId="0DD2C8C0">
+            <wp:extent cx="5448300" cy="3562350"/>
+            <wp:effectExtent l="0" t="0" r="0" b="0"/>
+            <wp:docPr id="91" name="תמונה 91"/>
+            <wp:cNvGraphicFramePr>
+              <a:graphicFrameLocks xmlns:a="http://schemas.openxmlformats.org/drawingml/2006/main" noChangeAspect="1"/>
+            </wp:cNvGraphicFramePr>
+            <a:graphic xmlns:a="http://schemas.openxmlformats.org/drawingml/2006/main">
+              <a:graphicData uri="http://schemas.openxmlformats.org/drawingml/2006/picture">
+                <pic:pic xmlns:pic="http://schemas.openxmlformats.org/drawingml/2006/picture">
+                  <pic:nvPicPr>
+                    <pic:cNvPr id="0" name="Picture 8"/>
+                    <pic:cNvPicPr>
+                      <a:picLocks noChangeAspect="1" noChangeArrowheads="1"/>
+                    </pic:cNvPicPr>
+                  </pic:nvPicPr>
+                  <pic:blipFill>
+                    <a:blip r:embed="rId20">
+                      <a:extLst>
+                        <a:ext uri="{28A0092B-C50C-407E-A947-70E740481C1C}">
+                          <a14:useLocalDpi xmlns:a14="http://schemas.microsoft.com/office/drawing/2010/main" val="0"/>
+                        </a:ext>
+                      </a:extLst>
+                    </a:blip>
+                    <a:srcRect/>
+                    <a:stretch>
+                      <a:fillRect/>
+                    </a:stretch>
+                  </pic:blipFill>
+                  <pic:spPr bwMode="auto">
+                    <a:xfrm>
+                      <a:off x="0" y="0"/>
+                      <a:ext cx="5448300" cy="3562350"/>
+                    </a:xfrm>
+                    <a:prstGeom prst="rect">
+                      <a:avLst/>
+                    </a:prstGeom>
+                    <a:noFill/>
+                    <a:ln>
+                      <a:noFill/>
+                    </a:ln>
+                  </pic:spPr>
+                </pic:pic>
+              </a:graphicData>
+            </a:graphic>
+          </wp:inline>
+        </w:drawing>
+      </w:r>
+    </w:p>
+    <w:p>
+      <w:pPr>
+        <w:jc w:val="left"/>
+      </w:pPr>
+      <w:r>
+        <w:rPr>
+          <w:noProof/>
+        </w:rPr>
+        <w:drawing>
+          <wp:inline distT="0" distB="0" distL="0" distR="0" wp14:anchorId="3DE31038" wp14:editId="198FA5FD">
+            <wp:extent cx="5724525" cy="2847975"/>
+            <wp:effectExtent l="0" t="0" r="9525" b="9525"/>
+            <wp:docPr id="92" name="תמונה 92"/>
+            <wp:cNvGraphicFramePr>
+              <a:graphicFrameLocks xmlns:a="http://schemas.openxmlformats.org/drawingml/2006/main" noChangeAspect="1"/>
+            </wp:cNvGraphicFramePr>
+            <a:graphic xmlns:a="http://schemas.openxmlformats.org/drawingml/2006/main">
+              <a:graphicData uri="http://schemas.openxmlformats.org/drawingml/2006/picture">
+                <pic:pic xmlns:pic="http://schemas.openxmlformats.org/drawingml/2006/picture">
+                  <pic:nvPicPr>
+                    <pic:cNvPr id="0" name="Picture 9"/>
+                    <pic:cNvPicPr>
+                      <a:picLocks noChangeAspect="1" noChangeArrowheads="1"/>
+                    </pic:cNvPicPr>
+                  </pic:nvPicPr>
+                  <pic:blipFill>
+                    <a:blip r:embed="rId21">
+                      <a:extLst>
+                        <a:ext uri="{28A0092B-C50C-407E-A947-70E740481C1C}">
+                          <a14:useLocalDpi xmlns:a14="http://schemas.microsoft.com/office/drawing/2010/main" val="0"/>
+                        </a:ext>
+                      </a:extLst>
+                    </a:blip>
+                    <a:srcRect/>
+                    <a:stretch>
+                      <a:fillRect/>
+                    </a:stretch>
+                  </pic:blipFill>
+                  <pic:spPr bwMode="auto">
+                    <a:xfrm>
+                      <a:off x="0" y="0"/>
+                      <a:ext cx="5724525" cy="2847975"/>
+                    </a:xfrm>
+                    <a:prstGeom prst="rect">
+                      <a:avLst/>
+                    </a:prstGeom>
+                    <a:noFill/>
+                    <a:ln>
+                      <a:noFill/>
+                    </a:ln>
+                  </pic:spPr>
+                </pic:pic>
+              </a:graphicData>
+            </a:graphic>
+          </wp:inline>
+        </w:drawing>
+      </w:r>
+    </w:p>
+    <w:p>
+      <w:pPr>
+        <w:jc w:val="left"/>
+      </w:pPr>
+      <w:r>
+        <w:rPr>
+          <w:noProof/>
+        </w:rPr>
+        <w:lastRenderedPageBreak/>
+        <w:drawing>
+          <wp:anchor distT="0" distB="0" distL="114300" distR="114300" simplePos="0" relativeHeight="251689472" behindDoc="0" locked="0" layoutInCell="1" allowOverlap="1" wp14:anchorId="043AD367" wp14:editId="63D4EEF3">
+            <wp:simplePos x="0" y="0"/>
+            <wp:positionH relativeFrom="margin">
+              <wp:posOffset>447675</wp:posOffset>
+            </wp:positionH>
+            <wp:positionV relativeFrom="paragraph">
+              <wp:posOffset>0</wp:posOffset>
+            </wp:positionV>
+            <wp:extent cx="1543050" cy="3876675"/>
+            <wp:effectExtent l="0" t="0" r="0" b="9525"/>
+            <wp:wrapTopAndBottom/>
+            <wp:docPr id="95" name="תמונה 95"/>
+            <wp:cNvGraphicFramePr>
+              <a:graphicFrameLocks xmlns:a="http://schemas.openxmlformats.org/drawingml/2006/main" noChangeAspect="1"/>
+            </wp:cNvGraphicFramePr>
+            <a:graphic xmlns:a="http://schemas.openxmlformats.org/drawingml/2006/main">
+              <a:graphicData uri="http://schemas.openxmlformats.org/drawingml/2006/picture">
+                <pic:pic xmlns:pic="http://schemas.openxmlformats.org/drawingml/2006/picture">
+                  <pic:nvPicPr>
+                    <pic:cNvPr id="0" name="Picture 12"/>
+                    <pic:cNvPicPr>
+                      <a:picLocks noChangeAspect="1" noChangeArrowheads="1"/>
+                    </pic:cNvPicPr>
+                  </pic:nvPicPr>
+                  <pic:blipFill>
+                    <a:blip r:embed="rId22">
+                      <a:extLst>
+                        <a:ext uri="{28A0092B-C50C-407E-A947-70E740481C1C}">
+                          <a14:useLocalDpi xmlns:a14="http://schemas.microsoft.com/office/drawing/2010/main" val="0"/>
+                        </a:ext>
+                      </a:extLst>
+                    </a:blip>
+                    <a:srcRect/>
+                    <a:stretch>
+                      <a:fillRect/>
+                    </a:stretch>
+                  </pic:blipFill>
+                  <pic:spPr bwMode="auto">
+                    <a:xfrm>
+                      <a:off x="0" y="0"/>
+                      <a:ext cx="1543050" cy="3876675"/>
+                    </a:xfrm>
+                    <a:prstGeom prst="rect">
+                      <a:avLst/>
+                    </a:prstGeom>
+                    <a:noFill/>
+                    <a:ln>
+                      <a:noFill/>
+                    </a:ln>
+                  </pic:spPr>
+                </pic:pic>
+              </a:graphicData>
+            </a:graphic>
+          </wp:anchor>
+        </w:drawing>
+      </w:r>
+      <w:r>
+        <w:rPr>
+          <w:noProof/>
+        </w:rPr>
+        <w:drawing>
+          <wp:anchor distT="0" distB="0" distL="114300" distR="114300" simplePos="0" relativeHeight="251690496" behindDoc="0" locked="0" layoutInCell="1" allowOverlap="1" wp14:anchorId="1D556E19" wp14:editId="0A185DD8">
+            <wp:simplePos x="0" y="0"/>
+            <wp:positionH relativeFrom="margin">
+              <wp:posOffset>514350</wp:posOffset>
+            </wp:positionH>
+            <wp:positionV relativeFrom="paragraph">
+              <wp:posOffset>3876675</wp:posOffset>
+            </wp:positionV>
+            <wp:extent cx="1409700" cy="3181350"/>
+            <wp:effectExtent l="0" t="0" r="0" b="0"/>
+            <wp:wrapTopAndBottom/>
+            <wp:docPr id="96" name="תמונה 96"/>
+            <wp:cNvGraphicFramePr>
+              <a:graphicFrameLocks xmlns:a="http://schemas.openxmlformats.org/drawingml/2006/main" noChangeAspect="1"/>
+            </wp:cNvGraphicFramePr>
+            <a:graphic xmlns:a="http://schemas.openxmlformats.org/drawingml/2006/main">
+              <a:graphicData uri="http://schemas.openxmlformats.org/drawingml/2006/picture">
+                <pic:pic xmlns:pic="http://schemas.openxmlformats.org/drawingml/2006/picture">
+                  <pic:nvPicPr>
+                    <pic:cNvPr id="0" name="Picture 13"/>
+                    <pic:cNvPicPr>
+                      <a:picLocks noChangeAspect="1" noChangeArrowheads="1"/>
+                    </pic:cNvPicPr>
+                  </pic:nvPicPr>
+                  <pic:blipFill>
+                    <a:blip r:embed="rId23">
+                      <a:extLst>
+                        <a:ext uri="{28A0092B-C50C-407E-A947-70E740481C1C}">
+                          <a14:useLocalDpi xmlns:a14="http://schemas.microsoft.com/office/drawing/2010/main" val="0"/>
+                        </a:ext>
+                      </a:extLst>
+                    </a:blip>
+                    <a:srcRect/>
+                    <a:stretch>
+                      <a:fillRect/>
+                    </a:stretch>
+                  </pic:blipFill>
+                  <pic:spPr bwMode="auto">
+                    <a:xfrm>
+                      <a:off x="0" y="0"/>
+                      <a:ext cx="1409700" cy="3181350"/>
+                    </a:xfrm>
+                    <a:prstGeom prst="rect">
+                      <a:avLst/>
+                    </a:prstGeom>
+                    <a:noFill/>
+                    <a:ln>
+                      <a:noFill/>
+                    </a:ln>
+                  </pic:spPr>
+                </pic:pic>
+              </a:graphicData>
+            </a:graphic>
+          </wp:anchor>
+        </w:drawing>
+      </w:r>
+      <w:r>
+        <w:rPr>
+          <w:noProof/>
+        </w:rPr>
+        <w:drawing>
+          <wp:anchor distT="0" distB="0" distL="114300" distR="114300" simplePos="0" relativeHeight="251691520" behindDoc="0" locked="0" layoutInCell="1" allowOverlap="1" wp14:anchorId="6FA83441" wp14:editId="093A913E">
+            <wp:simplePos x="0" y="0"/>
+            <wp:positionH relativeFrom="column">
+              <wp:posOffset>3371850</wp:posOffset>
+            </wp:positionH>
+            <wp:positionV relativeFrom="paragraph">
+              <wp:posOffset>0</wp:posOffset>
+            </wp:positionV>
+            <wp:extent cx="2362200" cy="3695700"/>
+            <wp:effectExtent l="0" t="0" r="0" b="0"/>
+            <wp:wrapTopAndBottom/>
+            <wp:docPr id="93" name="תמונה 93"/>
+            <wp:cNvGraphicFramePr>
+              <a:graphicFrameLocks xmlns:a="http://schemas.openxmlformats.org/drawingml/2006/main" noChangeAspect="1"/>
+            </wp:cNvGraphicFramePr>
+            <a:graphic xmlns:a="http://schemas.openxmlformats.org/drawingml/2006/main">
+              <a:graphicData uri="http://schemas.openxmlformats.org/drawingml/2006/picture">
+                <pic:pic xmlns:pic="http://schemas.openxmlformats.org/drawingml/2006/picture">
+                  <pic:nvPicPr>
+                    <pic:cNvPr id="0" name="Picture 10"/>
+                    <pic:cNvPicPr>
+                      <a:picLocks noChangeAspect="1" noChangeArrowheads="1"/>
+                    </pic:cNvPicPr>
+                  </pic:nvPicPr>
+                  <pic:blipFill>
+                    <a:blip r:embed="rId24">
+                      <a:extLst>
+                        <a:ext uri="{28A0092B-C50C-407E-A947-70E740481C1C}">
+                          <a14:useLocalDpi xmlns:a14="http://schemas.microsoft.com/office/drawing/2010/main" val="0"/>
+                        </a:ext>
+                      </a:extLst>
+                    </a:blip>
+                    <a:srcRect/>
+                    <a:stretch>
+                      <a:fillRect/>
+                    </a:stretch>
+                  </pic:blipFill>
+                  <pic:spPr bwMode="auto">
+                    <a:xfrm>
+                      <a:off x="0" y="0"/>
+                      <a:ext cx="2362200" cy="3695700"/>
+                    </a:xfrm>
+                    <a:prstGeom prst="rect">
+                      <a:avLst/>
+                    </a:prstGeom>
+                    <a:noFill/>
+                    <a:ln>
+                      <a:noFill/>
+                    </a:ln>
+                  </pic:spPr>
+                </pic:pic>
+              </a:graphicData>
+            </a:graphic>
+          </wp:anchor>
+        </w:drawing>
+      </w:r>
+    </w:p>
+    <w:p>
+      <w:pPr>
+        <w:bidi w:val="0"/>
+        <w:spacing w:line="240" w:lineRule="auto"/>
+        <w:jc w:val="left"/>
+        <w:rPr>
+          <w:rtl/>
+        </w:rPr>
+      </w:pPr>
+      <w:r>
+        <w:rPr>
+          <w:rtl/>
+        </w:rPr>
+        <w:br w:type="page"/>
+      </w:r>
+    </w:p>
+    <w:p>
+      <w:pPr>
+        <w:spacing w:line="240" w:lineRule="auto"/>
+        <w:jc w:val="left"/>
+      </w:pPr>
+    </w:p>
+    <w:p>
+      <w:pPr>
+        <w:pStyle w:val="3"/>
+        <w:spacing w:line="276" w:lineRule="auto"/>
+      </w:pPr>
+      <w:bookmarkStart w:id="17" w:name="_Toc39329417"/>
+      <w:r>
+        <w:t>Activities</w:t>
+      </w:r>
       <w:bookmarkEnd w:id="16"/>
       <w:bookmarkEnd w:id="17"/>
-      <w:bookmarkEnd w:id="18"/>
     </w:p>
     <w:p>
       <w:pPr>
+        <w:spacing w:line="276" w:lineRule="auto"/>
+        <w:rPr>
+          <w:color w:val="0000FF"/>
+          <w:rtl/>
+        </w:rPr>
+      </w:pPr>
+      <w:r>
+        <w:rPr>
+          <w:rFonts w:hint="cs"/>
+          <w:color w:val="0000FF"/>
+          <w:rtl/>
+        </w:rPr>
+        <w:t xml:space="preserve">פירוט לגבי כל </w:t>
+      </w:r>
+      <w:r>
+        <w:rPr>
+          <w:color w:val="0000FF"/>
+        </w:rPr>
+        <w:t>Activity</w:t>
+      </w:r>
+      <w:r>
+        <w:rPr>
+          <w:rFonts w:hint="cs"/>
+          <w:color w:val="0000FF"/>
+          <w:rtl/>
+        </w:rPr>
+        <w:t xml:space="preserve"> וקישורה למסך המתאים.</w:t>
+      </w:r>
+      <w:r>
+        <w:rPr>
+          <w:rFonts w:hint="cs"/>
+          <w:color w:val="0000FF"/>
+          <w:rtl/>
+        </w:rPr>
+        <w:t xml:space="preserve"> </w:t>
+      </w:r>
+      <w:r>
+        <w:rPr>
+          <w:rFonts w:hint="cs"/>
+          <w:color w:val="0000FF"/>
+          <w:rtl/>
+        </w:rPr>
+        <w:t>יש לציין את שמות ה-</w:t>
+      </w:r>
+      <w:r>
+        <w:rPr>
+          <w:color w:val="0000FF"/>
+        </w:rPr>
+        <w:t>Activities</w:t>
+      </w:r>
+      <w:r>
+        <w:rPr>
+          <w:rFonts w:hint="cs"/>
+          <w:color w:val="0000FF"/>
+          <w:rtl/>
+        </w:rPr>
+        <w:t xml:space="preserve"> </w:t>
+      </w:r>
+      <w:r>
+        <w:rPr>
+          <w:color w:val="0000FF"/>
+          <w:rtl/>
+        </w:rPr>
+        <w:t>–</w:t>
+      </w:r>
+      <w:r>
+        <w:rPr>
+          <w:rFonts w:hint="cs"/>
+          <w:color w:val="0000FF"/>
+          <w:rtl/>
+        </w:rPr>
+        <w:t xml:space="preserve"> ר' דוגמא למטה.</w:t>
+      </w:r>
+    </w:p>
+    <w:p>
+      <w:pPr>
+        <w:pStyle w:val="4"/>
+        <w:spacing w:line="276" w:lineRule="auto"/>
+        <w:rPr>
+          <w:rtl/>
+        </w:rPr>
+      </w:pPr>
+      <w:bookmarkStart w:id="18" w:name="_Toc29994021"/>
+      <w:proofErr w:type="spellStart"/>
+      <w:r>
+        <w:t>MainMenuActivity</w:t>
+      </w:r>
+      <w:bookmarkEnd w:id="18"/>
+      <w:proofErr w:type="spellEnd"/>
+    </w:p>
+    <w:p>
+      <w:pPr>
+        <w:spacing w:line="276" w:lineRule="auto"/>
+        <w:rPr>
+          <w:color w:val="0000FF"/>
+          <w:rtl/>
+        </w:rPr>
+      </w:pPr>
+      <w:r>
+        <w:rPr>
+          <w:rFonts w:hint="cs"/>
+          <w:color w:val="0000FF"/>
+          <w:rtl/>
+        </w:rPr>
+        <w:t>מממשת את התפריט הראשי של האפליקציה (הוסיפו פה [שוב]) צילום מסך.</w:t>
+      </w:r>
+    </w:p>
+    <w:p>
+      <w:pPr>
+        <w:pStyle w:val="4"/>
+        <w:spacing w:line="276" w:lineRule="auto"/>
+        <w:rPr>
+          <w:rtl/>
+        </w:rPr>
+      </w:pPr>
+      <w:bookmarkStart w:id="19" w:name="_Toc29994022"/>
+      <w:proofErr w:type="spellStart"/>
+      <w:r>
+        <w:t>GameActivity</w:t>
+      </w:r>
+      <w:bookmarkEnd w:id="19"/>
+      <w:proofErr w:type="spellEnd"/>
+    </w:p>
+    <w:p>
+      <w:pPr>
+        <w:spacing w:line="276" w:lineRule="auto"/>
+        <w:rPr>
+          <w:color w:val="0000FF"/>
+          <w:rtl/>
+        </w:rPr>
+      </w:pPr>
+      <w:r>
+        <w:rPr>
+          <w:rFonts w:hint="cs"/>
+          <w:color w:val="0000FF"/>
+          <w:rtl/>
+        </w:rPr>
+        <w:t>...</w:t>
+      </w:r>
+    </w:p>
+    <w:p>
+      <w:pPr>
+        <w:spacing w:line="276" w:lineRule="auto"/>
+        <w:rPr>
+          <w:color w:val="0000FF"/>
+          <w:rtl/>
+        </w:rPr>
+      </w:pPr>
+    </w:p>
+    <w:p>
+      <w:pPr>
         <w:pStyle w:val="3"/>
         <w:spacing w:line="276" w:lineRule="auto"/>
-        <w:rPr>
-          <w:rtl/>
-        </w:rPr>
-      </w:pPr>
-    </w:p>
-    <w:p>
-      <w:pPr>
-        <w:pStyle w:val="3"/>
-        <w:spacing w:line="276" w:lineRule="auto"/>
-        <w:rPr>
-          <w:rtl/>
-        </w:rPr>
-      </w:pPr>
-      <w:bookmarkStart w:id="19" w:name="_Toc39329416"/>
-      <w:r>
-        <w:rPr>
-          <w:rFonts w:hint="cs"/>
-          <w:rtl/>
-        </w:rPr>
-        <w:t>מחלקות נוספות</w:t>
-      </w:r>
-      <w:bookmarkEnd w:id="19"/>
-    </w:p>
-    <w:p>
-      <w:pPr>
-        <w:pStyle w:val="af0"/>
-        <w:numPr>
-          <w:ilvl w:val="0"/>
-          <w:numId w:val="10"/>
-        </w:numPr>
-        <w:spacing w:line="276" w:lineRule="auto"/>
-        <w:rPr>
-          <w:color w:val="0000FF"/>
-        </w:rPr>
-      </w:pPr>
-      <w:r>
-        <w:rPr>
-          <w:rFonts w:hint="cs"/>
-          <w:color w:val="0000FF"/>
-          <w:rtl/>
-        </w:rPr>
-        <w:t xml:space="preserve">מחלקות מפרויקט </w:t>
-      </w:r>
-      <w:r>
-        <w:rPr>
-          <w:rFonts w:hint="cs"/>
-          <w:color w:val="0000FF"/>
-        </w:rPr>
-        <w:t>DAL</w:t>
-      </w:r>
-    </w:p>
-    <w:p>
-      <w:pPr>
-        <w:pStyle w:val="af0"/>
-        <w:numPr>
-          <w:ilvl w:val="0"/>
-          <w:numId w:val="10"/>
-        </w:numPr>
-        <w:spacing w:line="276" w:lineRule="auto"/>
-        <w:rPr>
-          <w:color w:val="0000FF"/>
-        </w:rPr>
-      </w:pPr>
-      <w:r>
-        <w:rPr>
-          <w:rFonts w:hint="cs"/>
-          <w:color w:val="0000FF"/>
-          <w:rtl/>
-        </w:rPr>
-        <w:t xml:space="preserve">מחלקות </w:t>
-      </w:r>
-      <w:proofErr w:type="spellStart"/>
-      <w:r>
-        <w:rPr>
-          <w:rFonts w:hint="cs"/>
-          <w:color w:val="0000FF"/>
-          <w:rtl/>
-        </w:rPr>
-        <w:t>מפרןיקט</w:t>
-      </w:r>
-      <w:proofErr w:type="spellEnd"/>
-      <w:r>
-        <w:rPr>
-          <w:rFonts w:hint="cs"/>
-          <w:color w:val="0000FF"/>
-          <w:rtl/>
-        </w:rPr>
-        <w:t xml:space="preserve"> </w:t>
-      </w:r>
-      <w:r>
-        <w:rPr>
-          <w:color w:val="0000FF"/>
-        </w:rPr>
-        <w:t>Helper</w:t>
-      </w:r>
-    </w:p>
-    <w:p>
-      <w:pPr>
-        <w:pStyle w:val="af0"/>
-        <w:spacing w:line="276" w:lineRule="auto"/>
-        <w:ind w:left="460"/>
-        <w:rPr>
-          <w:color w:val="0000FF"/>
-        </w:rPr>
-      </w:pPr>
-    </w:p>
-    <w:p>
-      <w:pPr>
-        <w:spacing w:line="276" w:lineRule="auto"/>
-        <w:rPr>
-          <w:color w:val="0000FF"/>
-        </w:rPr>
-      </w:pPr>
-      <w:r>
-        <w:rPr>
-          <w:rFonts w:hint="cs"/>
-          <w:color w:val="0000FF"/>
-          <w:rtl/>
-        </w:rPr>
-        <w:t xml:space="preserve">לבנות תרשים באמצעות </w:t>
-      </w:r>
-      <w:r>
-        <w:rPr>
-          <w:color w:val="0000FF"/>
-        </w:rPr>
-        <w:t>Visual Studio</w:t>
-      </w:r>
-      <w:r>
-        <w:rPr>
-          <w:rFonts w:hint="cs"/>
-          <w:color w:val="0000FF"/>
-          <w:rtl/>
-        </w:rPr>
-        <w:t xml:space="preserve"> (יש להוסיף דרך ה-</w:t>
-      </w:r>
-      <w:r>
-        <w:rPr>
-          <w:color w:val="0000FF"/>
-        </w:rPr>
-        <w:t>Installer</w:t>
-      </w:r>
-      <w:r>
-        <w:rPr>
-          <w:rFonts w:hint="cs"/>
-          <w:color w:val="0000FF"/>
-          <w:rtl/>
-        </w:rPr>
-        <w:t xml:space="preserve"> את המודול </w:t>
-      </w:r>
-      <w:r>
-        <w:rPr>
-          <w:color w:val="0000FF"/>
-        </w:rPr>
-        <w:t>Class designer</w:t>
-      </w:r>
-      <w:r>
-        <w:rPr>
-          <w:rFonts w:hint="cs"/>
-          <w:color w:val="0000FF"/>
-          <w:rtl/>
-        </w:rPr>
-        <w:t>)</w:t>
-      </w:r>
-    </w:p>
-    <w:p>
-      <w:pPr>
-        <w:spacing w:line="276" w:lineRule="auto"/>
-        <w:rPr>
-          <w:rtl/>
-        </w:rPr>
-      </w:pPr>
-    </w:p>
-    <w:p>
-      <w:pPr>
-        <w:spacing w:line="276" w:lineRule="auto"/>
-        <w:rPr>
-          <w:b/>
-          <w:bCs/>
-          <w:color w:val="0000FF"/>
-        </w:rPr>
-      </w:pPr>
-    </w:p>
-    <w:p>
-      <w:pPr>
-        <w:spacing w:line="276" w:lineRule="auto"/>
-        <w:rPr>
-          <w:color w:val="0000FF"/>
-        </w:rPr>
-      </w:pPr>
-    </w:p>
-    <w:p>
-      <w:pPr>
-        <w:bidi w:val="0"/>
-        <w:spacing w:line="276" w:lineRule="auto"/>
-        <w:jc w:val="left"/>
-        <w:rPr>
-          <w:rFonts w:ascii="Arial" w:hAnsi="Arial" w:cs="Narkisim"/>
-          <w:b/>
-          <w:bCs/>
-          <w:sz w:val="32"/>
-          <w:szCs w:val="32"/>
-          <w:u w:val="single"/>
-        </w:rPr>
-      </w:pPr>
-      <w:bookmarkStart w:id="20" w:name="_Toc29994020"/>
-      <w:r>
-        <w:br w:type="page"/>
-      </w:r>
-    </w:p>
-    <w:p>
-      <w:pPr>
-        <w:pStyle w:val="3"/>
-        <w:spacing w:line="276" w:lineRule="auto"/>
-      </w:pPr>
-      <w:bookmarkStart w:id="21" w:name="_Toc39329417"/>
-      <w:r>
-        <w:lastRenderedPageBreak/>
-        <w:t>Activities</w:t>
+      </w:pPr>
+      <w:bookmarkStart w:id="20" w:name="_Toc29994023"/>
+      <w:bookmarkStart w:id="21" w:name="_Toc39329418"/>
+      <w:r>
+        <w:t>Services</w:t>
       </w:r>
       <w:bookmarkEnd w:id="20"/>
       <w:bookmarkEnd w:id="21"/>
@@ -9106,66 +9523,53 @@
           <w:color w:val="0000FF"/>
           <w:rtl/>
         </w:rPr>
-        <w:t xml:space="preserve">פירוט לגבי כל </w:t>
-      </w:r>
-      <w:r>
-        <w:rPr>
-          <w:color w:val="0000FF"/>
-        </w:rPr>
-        <w:t>Activity</w:t>
-      </w:r>
-      <w:r>
-        <w:rPr>
-          <w:rFonts w:hint="cs"/>
-          <w:color w:val="0000FF"/>
-          <w:rtl/>
-        </w:rPr>
-        <w:t xml:space="preserve"> וקישורה למסך המתאים.</w:t>
-      </w:r>
-      <w:r>
-        <w:rPr>
-          <w:rFonts w:hint="cs"/>
-          <w:color w:val="0000FF"/>
-          <w:rtl/>
-        </w:rPr>
-        <w:t xml:space="preserve"> </w:t>
-      </w:r>
-      <w:r>
-        <w:rPr>
-          <w:rFonts w:hint="cs"/>
-          <w:color w:val="0000FF"/>
-          <w:rtl/>
-        </w:rPr>
-        <w:t>יש לציין את שמות ה-</w:t>
-      </w:r>
-      <w:r>
-        <w:rPr>
-          <w:color w:val="0000FF"/>
-        </w:rPr>
-        <w:t>Activities</w:t>
-      </w:r>
-      <w:r>
-        <w:rPr>
-          <w:rFonts w:hint="cs"/>
-          <w:color w:val="0000FF"/>
-          <w:rtl/>
-        </w:rPr>
-        <w:t xml:space="preserve"> </w:t>
-      </w:r>
-      <w:r>
-        <w:rPr>
-          <w:color w:val="0000FF"/>
-          <w:rtl/>
-        </w:rPr>
-        <w:t>–</w:t>
-      </w:r>
-      <w:r>
-        <w:rPr>
-          <w:rFonts w:hint="cs"/>
-          <w:color w:val="0000FF"/>
-          <w:rtl/>
-        </w:rPr>
-        <w:t xml:space="preserve"> ר' דוגמא למטה.</w:t>
+        <w:t>פירוט ה-</w:t>
+      </w:r>
+      <w:r>
+        <w:rPr>
+          <w:color w:val="0000FF"/>
+        </w:rPr>
+        <w:t>Services</w:t>
+      </w:r>
+      <w:r>
+        <w:rPr>
+          <w:rFonts w:hint="cs"/>
+          <w:color w:val="0000FF"/>
+          <w:rtl/>
+        </w:rPr>
+        <w:t xml:space="preserve"> בה</w:t>
+      </w:r>
+      <w:r>
+        <w:rPr>
+          <w:rFonts w:hint="cs"/>
+          <w:color w:val="0000FF"/>
+          <w:rtl/>
+        </w:rPr>
+        <w:t>ם אתם משתמשים (בין אם הם שלכם, בין אם הם של המערכת</w:t>
+      </w:r>
+      <w:r>
+        <w:rPr>
+          <w:rFonts w:hint="cs"/>
+          <w:color w:val="0000FF"/>
+          <w:rtl/>
+        </w:rPr>
+        <w:t>)</w:t>
+      </w:r>
+      <w:r>
+        <w:rPr>
+          <w:rFonts w:hint="cs"/>
+          <w:color w:val="0000FF"/>
+          <w:rtl/>
+        </w:rPr>
+        <w:t xml:space="preserve">. </w:t>
+      </w:r>
+      <w:r>
+        <w:rPr>
+          <w:rFonts w:hint="cs"/>
+          <w:color w:val="0000FF"/>
+          <w:rtl/>
+        </w:rPr>
+        <w:t>ר' דוגמא</w:t>
       </w:r>
     </w:p>
     <w:p>
@@ -9176,10 +9580,10 @@
           <w:rtl/>
         </w:rPr>
       </w:pPr>
-      <w:bookmarkStart w:id="22" w:name="_Toc29994021"/>
+      <w:bookmarkStart w:id="22" w:name="_Toc29994024"/>
       <w:proofErr w:type="spellStart"/>
       <w:r>
-        <w:t>MainMenuActivity</w:t>
+        <w:t>SoundService</w:t>
       </w:r>
       <w:bookmarkEnd w:id="22"/>
       <w:proofErr w:type="spellEnd"/>
@@ -9194,25 +9598,74 @@
       </w:pPr>
       <w:r>
         <w:rPr>
-          <w:rFonts w:hint="cs"/>
-          <w:color w:val="0000FF"/>
-          <w:rtl/>
-        </w:rPr>
-        <w:t>מממשת את התפריט הראשי של האפליקציה (הוסיפו פה [שוב]) צילום מסך.</w:t>
+          <w:color w:val="0000FF"/>
+        </w:rPr>
+        <w:t>Service</w:t>
+      </w:r>
+      <w:r>
+        <w:rPr>
+          <w:rFonts w:hint="cs"/>
+          <w:color w:val="0000FF"/>
+          <w:rtl/>
+        </w:rPr>
+        <w:t xml:space="preserve"> המטפל בהאזנה מתמשכת למיקרופון כדי לבדוק אם יש חריגה מרמת הרעש הנדרשת. ה-</w:t>
+      </w:r>
+      <w:r>
+        <w:rPr>
+          <w:color w:val="0000FF"/>
+        </w:rPr>
+        <w:t xml:space="preserve">Service </w:t>
+      </w:r>
+      <w:r>
+        <w:rPr>
+          <w:rFonts w:hint="cs"/>
+          <w:color w:val="0000FF"/>
+          <w:rtl/>
+        </w:rPr>
+        <w:t xml:space="preserve"> מופעל ע"י </w:t>
+      </w:r>
+      <w:proofErr w:type="spellStart"/>
+      <w:r>
+        <w:rPr>
+          <w:color w:val="0000FF"/>
+        </w:rPr>
+        <w:t>onStart</w:t>
+      </w:r>
+      <w:proofErr w:type="spellEnd"/>
+      <w:r>
+        <w:rPr>
+          <w:rFonts w:hint="cs"/>
+          <w:color w:val="0000FF"/>
+          <w:rtl/>
+        </w:rPr>
+        <w:t xml:space="preserve"> ב-</w:t>
+      </w:r>
+      <w:proofErr w:type="spellStart"/>
+      <w:r>
+        <w:rPr>
+          <w:color w:val="0000FF"/>
+        </w:rPr>
+        <w:t>GameActivity</w:t>
+      </w:r>
+      <w:proofErr w:type="spellEnd"/>
+      <w:r>
+        <w:rPr>
+          <w:rFonts w:hint="cs"/>
+          <w:color w:val="0000FF"/>
+          <w:rtl/>
+        </w:rPr>
+        <w:t>.</w:t>
       </w:r>
     </w:p>
     <w:p>
       <w:pPr>
         <w:pStyle w:val="4"/>
         <w:spacing w:line="276" w:lineRule="auto"/>
-        <w:rPr>
-          <w:rtl/>
-        </w:rPr>
-      </w:pPr>
-      <w:bookmarkStart w:id="23" w:name="_Toc29994022"/>
+      </w:pPr>
+      <w:bookmarkStart w:id="23" w:name="_Toc29994025"/>
       <w:proofErr w:type="spellStart"/>
       <w:r>
-        <w:t>GameActivity</w:t>
+        <w:t>VibratorService</w:t>
       </w:r>
       <w:bookmarkEnd w:id="23"/>
       <w:proofErr w:type="spellEnd"/>
@@ -9231,14 +9684,29 @@
           <w:color w:val="0000FF"/>
           <w:rtl/>
         </w:rPr>
-        <w:t>...</w:t>
+        <w:t>שירות של המערכת, המפעיל את הרטט במכשיר. נעשה בו שימוש ב-</w:t>
+      </w:r>
+      <w:proofErr w:type="spellStart"/>
+      <w:r>
+        <w:rPr>
+          <w:color w:val="0000FF"/>
+        </w:rPr>
+        <w:t>GameActivity</w:t>
+      </w:r>
+      <w:proofErr w:type="spellEnd"/>
+      <w:r>
+        <w:rPr>
+          <w:rFonts w:hint="cs"/>
+          <w:color w:val="0000FF"/>
+          <w:rtl/>
+        </w:rPr>
+        <w:t xml:space="preserve">  כדי לסמן פסילה.</w:t>
       </w:r>
     </w:p>
     <w:p>
       <w:pPr>
         <w:spacing w:line="276" w:lineRule="auto"/>
         <w:rPr>
-          <w:color w:val="0000FF"/>
           <w:rtl/>
         </w:rPr>
       </w:pPr>
@@ -9248,10 +9716,10 @@
         <w:pStyle w:val="3"/>
         <w:spacing w:line="276" w:lineRule="auto"/>
       </w:pPr>
-      <w:bookmarkStart w:id="24" w:name="_Toc29994023"/>
-      <w:bookmarkStart w:id="25" w:name="_Toc39329418"/>
-      <w:r>
-        <w:t>Services</w:t>
+      <w:bookmarkStart w:id="24" w:name="_Toc29994026"/>
+      <w:bookmarkStart w:id="25" w:name="_Toc39329419"/>
+      <w:r>
+        <w:t>Threads</w:t>
       </w:r>
       <w:bookmarkEnd w:id="24"/>
       <w:bookmarkEnd w:id="25"/>
@@ -9270,67 +9738,130 @@
           <w:color w:val="0000FF"/>
           <w:rtl/>
         </w:rPr>
-        <w:t>פירוט ה-</w:t>
-      </w:r>
-      <w:r>
-        <w:rPr>
-          <w:color w:val="0000FF"/>
-        </w:rPr>
-        <w:t>Services</w:t>
-      </w:r>
-      <w:r>
-        <w:rPr>
-          <w:rFonts w:hint="cs"/>
-          <w:color w:val="0000FF"/>
-          <w:rtl/>
-        </w:rPr>
-        <w:t xml:space="preserve"> בה</w:t>
-      </w:r>
-      <w:r>
-        <w:rPr>
-          <w:rFonts w:hint="cs"/>
-          <w:color w:val="0000FF"/>
-          <w:rtl/>
-        </w:rPr>
-        <w:t>ם אתם משתמשים (בין אם הם שלכם, בין אם הם של המערכת</w:t>
-      </w:r>
-      <w:r>
-        <w:rPr>
-          <w:rFonts w:hint="cs"/>
-          <w:color w:val="0000FF"/>
-          <w:rtl/>
-        </w:rPr>
-        <w:t>)</w:t>
-      </w:r>
-      <w:r>
-        <w:rPr>
-          <w:rFonts w:hint="cs"/>
-          <w:color w:val="0000FF"/>
-          <w:rtl/>
-        </w:rPr>
-        <w:t xml:space="preserve">. </w:t>
-      </w:r>
-      <w:r>
-        <w:rPr>
-          <w:rFonts w:hint="cs"/>
-          <w:color w:val="0000FF"/>
-          <w:rtl/>
-        </w:rPr>
-        <w:t>ר' דוגמא</w:t>
+        <w:t xml:space="preserve">איזה </w:t>
+      </w:r>
+      <w:r>
+        <w:rPr>
+          <w:color w:val="0000FF"/>
+        </w:rPr>
+        <w:t>Threads</w:t>
+      </w:r>
+      <w:r>
+        <w:rPr>
+          <w:rFonts w:hint="cs"/>
+          <w:color w:val="0000FF"/>
+          <w:rtl/>
+        </w:rPr>
+        <w:t xml:space="preserve"> רצים במערכת (מעבר ל-</w:t>
+      </w:r>
+      <w:r>
+        <w:rPr>
+          <w:color w:val="0000FF"/>
+        </w:rPr>
+        <w:t>UI Thread</w:t>
+      </w:r>
+      <w:r>
+        <w:rPr>
+          <w:rFonts w:hint="cs"/>
+          <w:color w:val="0000FF"/>
+          <w:rtl/>
+        </w:rPr>
+        <w:t xml:space="preserve"> </w:t>
+      </w:r>
+      <w:r>
+        <w:rPr>
+          <w:color w:val="0000FF"/>
+          <w:rtl/>
+        </w:rPr>
+        <w:t>–</w:t>
+      </w:r>
+      <w:r>
+        <w:rPr>
+          <w:rFonts w:hint="cs"/>
+          <w:color w:val="0000FF"/>
+          <w:rtl/>
+        </w:rPr>
+        <w:t xml:space="preserve"> אם יש כאלה), ואיזה מחלקות מממשות אותם.</w:t>
+      </w:r>
+      <w:r>
+        <w:rPr>
+          <w:rFonts w:hint="cs"/>
+          <w:color w:val="0000FF"/>
+          <w:rtl/>
+        </w:rPr>
+        <w:t xml:space="preserve"> </w:t>
+      </w:r>
+      <w:r>
+        <w:rPr>
+          <w:rFonts w:hint="cs"/>
+          <w:color w:val="FF0000"/>
+          <w:rtl/>
+        </w:rPr>
+        <w:t xml:space="preserve">ר' </w:t>
+      </w:r>
+      <w:r>
+        <w:rPr>
+          <w:rFonts w:hint="cs"/>
+          <w:color w:val="0000FF"/>
+          <w:rtl/>
+        </w:rPr>
+        <w:t>דוגמא.</w:t>
       </w:r>
     </w:p>
     <w:p>
       <w:pPr>
+        <w:spacing w:line="276" w:lineRule="auto"/>
+        <w:rPr>
+          <w:color w:val="0000FF"/>
+          <w:rtl/>
+        </w:rPr>
+      </w:pPr>
+      <w:r>
+        <w:rPr>
+          <w:rFonts w:hint="cs"/>
+          <w:color w:val="0000FF"/>
+          <w:rtl/>
+        </w:rPr>
+        <w:t>אם אתם משתמשים ב-</w:t>
+      </w:r>
+      <w:r>
+        <w:rPr>
+          <w:color w:val="0000FF"/>
+        </w:rPr>
+        <w:t>Anonymous class</w:t>
+      </w:r>
+      <w:r>
+        <w:rPr>
+          <w:rFonts w:hint="cs"/>
+          <w:color w:val="0000FF"/>
+          <w:rtl/>
+        </w:rPr>
+        <w:t xml:space="preserve"> (כלומר מגדירים את ה-</w:t>
+      </w:r>
+      <w:r>
+        <w:rPr>
+          <w:color w:val="0000FF"/>
+        </w:rPr>
+        <w:t>thread</w:t>
+      </w:r>
+      <w:r>
+        <w:rPr>
+          <w:rFonts w:hint="cs"/>
+          <w:color w:val="0000FF"/>
+          <w:rtl/>
+        </w:rPr>
+        <w:t xml:space="preserve"> בלי להגדיר עבורו </w:t>
+      </w:r>
+    </w:p>
+    <w:p>
+      <w:pPr>
         <w:pStyle w:val="4"/>
         <w:spacing w:line="276" w:lineRule="auto"/>
-        <w:rPr>
-          <w:rtl/>
-        </w:rPr>
-      </w:pPr>
-      <w:bookmarkStart w:id="26" w:name="_Toc29994024"/>
+      </w:pPr>
+      <w:bookmarkStart w:id="26" w:name="_Toc29994027"/>
       <w:proofErr w:type="spellStart"/>
       <w:r>
-        <w:t>SoundService</w:t>
+        <w:t>FinalAnimationThread</w:t>
       </w:r>
       <w:bookmarkEnd w:id="26"/>
       <w:proofErr w:type="spellEnd"/>
@@ -9345,38 +9876,18 @@
       </w:pPr>
       <w:r>
         <w:rPr>
-          <w:color w:val="0000FF"/>
-        </w:rPr>
-        <w:t>Service</w:t>
-      </w:r>
-      <w:r>
-        <w:rPr>
-          <w:rFonts w:hint="cs"/>
-          <w:color w:val="0000FF"/>
-          <w:rtl/>
-        </w:rPr>
-        <w:t xml:space="preserve"> המטפל בהאזנה מתמשכת למיקרופון כדי לבדוק אם יש חריגה מרמת הרעש הנדרשת. ה-</w:t>
-      </w:r>
-      <w:r>
-        <w:rPr>
-          <w:color w:val="0000FF"/>
-        </w:rPr>
-        <w:t xml:space="preserve">Service </w:t>
-      </w:r>
-      <w:r>
-        <w:rPr>
-          <w:rFonts w:hint="cs"/>
-          <w:color w:val="0000FF"/>
-          <w:rtl/>
-        </w:rPr>
-        <w:t xml:space="preserve"> מופעל ע"י </w:t>
+          <w:rFonts w:hint="cs"/>
+          <w:color w:val="0000FF"/>
+          <w:rtl/>
+        </w:rPr>
+        <w:t>מנהל את האנימציה במשחק. מופעל ע"י ה-</w:t>
       </w:r>
       <w:proofErr w:type="spellStart"/>
       <w:r>
         <w:rPr>
           <w:color w:val="0000FF"/>
         </w:rPr>
-        <w:t>onStart</w:t>
+        <w:t>GameActivity</w:t>
       </w:r>
       <w:proofErr w:type="spellEnd"/>
       <w:r>
@@ -9385,7 +9896,13 @@
           <w:color w:val="0000FF"/>
           <w:rtl/>
         </w:rPr>
-        <w:t xml:space="preserve"> ב-</w:t>
+        <w:t>. מתקשר עם ה-</w:t>
+      </w:r>
+      <w:r>
+        <w:rPr>
+          <w:color w:val="0000FF"/>
+        </w:rPr>
+        <w:t xml:space="preserve"> </w:t>
       </w:r>
       <w:proofErr w:type="spellStart"/>
       <w:r>
@@ -9393,6 +9910,36 @@
           <w:color w:val="0000FF"/>
         </w:rPr>
         <w:t>GameActivity</w:t>
+      </w:r>
+      <w:proofErr w:type="spellEnd"/>
+      <w:r>
+        <w:rPr>
+          <w:rFonts w:hint="cs"/>
+          <w:color w:val="0000FF"/>
+          <w:rtl/>
+        </w:rPr>
+        <w:t xml:space="preserve"> ע"י ה-</w:t>
+      </w:r>
+      <w:r>
+        <w:rPr>
+          <w:color w:val="0000FF"/>
+        </w:rPr>
+        <w:t>Handler</w:t>
+      </w:r>
+      <w:r>
+        <w:rPr>
+          <w:rFonts w:hint="cs"/>
+          <w:color w:val="0000FF"/>
+          <w:rtl/>
+        </w:rPr>
+        <w:t xml:space="preserve">  הממומש ע"י המחלקה </w:t>
+      </w:r>
+      <w:proofErr w:type="spellStart"/>
+      <w:r>
+        <w:rPr>
+          <w:color w:val="0000FF"/>
+        </w:rPr>
+        <w:t>AnimationHandler</w:t>
       </w:r>
       <w:proofErr w:type="spellEnd"/>
       <w:r>
@@ -9406,70 +9953,129 @@
     </w:p>
     <w:p>
       <w:pPr>
-        <w:pStyle w:val="4"/>
         <w:spacing w:line="276" w:lineRule="auto"/>
-      </w:pPr>
-      <w:bookmarkStart w:id="27" w:name="_Toc29994025"/>
-      <w:proofErr w:type="spellStart"/>
-      <w:r>
-        <w:t>VibratorService</w:t>
-      </w:r>
-      <w:bookmarkEnd w:id="27"/>
-      <w:proofErr w:type="spellEnd"/>
+        <w:rPr>
+          <w:color w:val="0000FF"/>
+          <w:rtl/>
+        </w:rPr>
+      </w:pPr>
     </w:p>
     <w:p>
       <w:pPr>
+        <w:pStyle w:val="3"/>
         <w:spacing w:line="276" w:lineRule="auto"/>
-        <w:rPr>
-          <w:color w:val="0000FF"/>
-          <w:rtl/>
-        </w:rPr>
-      </w:pPr>
-      <w:r>
-        <w:rPr>
-          <w:rFonts w:hint="cs"/>
-          <w:color w:val="0000FF"/>
-          <w:rtl/>
-        </w:rPr>
-        <w:t>שירות של המערכת, המפעיל את הרטט במכשיר. נעשה בו שימוש ב-</w:t>
-      </w:r>
-      <w:proofErr w:type="spellStart"/>
-      <w:r>
-        <w:rPr>
-          <w:color w:val="0000FF"/>
-        </w:rPr>
-        <w:t>GameActivity</w:t>
-      </w:r>
-      <w:proofErr w:type="spellEnd"/>
-      <w:r>
-        <w:rPr>
-          <w:rFonts w:hint="cs"/>
-          <w:color w:val="0000FF"/>
-          <w:rtl/>
-        </w:rPr>
-        <w:t xml:space="preserve">  כדי לסמן פסילה.</w:t>
-      </w:r>
+      </w:pPr>
+      <w:bookmarkStart w:id="27" w:name="_Toc29994028"/>
+      <w:bookmarkStart w:id="28" w:name="_Toc39329420"/>
+      <w:r>
+        <w:t>Content Providers</w:t>
+      </w:r>
+      <w:bookmarkEnd w:id="27"/>
+      <w:bookmarkEnd w:id="28"/>
     </w:p>
     <w:p>
       <w:pPr>
         <w:spacing w:line="276" w:lineRule="auto"/>
         <w:rPr>
-          <w:rtl/>
-        </w:rPr>
-      </w:pPr>
+          <w:color w:val="0000FF"/>
+          <w:rtl/>
+        </w:rPr>
+      </w:pPr>
+      <w:r>
+        <w:rPr>
+          <w:rFonts w:hint="cs"/>
+          <w:color w:val="0000FF"/>
+          <w:rtl/>
+        </w:rPr>
+        <w:t>אופציונלי: ב</w:t>
+      </w:r>
+      <w:r>
+        <w:rPr>
+          <w:rFonts w:hint="cs"/>
+          <w:color w:val="0000FF"/>
+          <w:rtl/>
+        </w:rPr>
+        <w:t xml:space="preserve">איזה </w:t>
+      </w:r>
+      <w:r>
+        <w:rPr>
+          <w:color w:val="0000FF"/>
+        </w:rPr>
+        <w:t>Content Providers</w:t>
+      </w:r>
+      <w:r>
+        <w:rPr>
+          <w:rFonts w:hint="cs"/>
+          <w:color w:val="0000FF"/>
+          <w:rtl/>
+        </w:rPr>
+        <w:t xml:space="preserve"> משתמשים </w:t>
+      </w:r>
+      <w:r>
+        <w:rPr>
+          <w:rFonts w:hint="cs"/>
+          <w:color w:val="0000FF"/>
+          <w:rtl/>
+        </w:rPr>
+        <w:t>במערכת ואיזה מחלקות מממשות</w:t>
+      </w:r>
+      <w:r>
+        <w:rPr>
+          <w:rFonts w:hint="cs"/>
+          <w:color w:val="0000FF"/>
+          <w:rtl/>
+        </w:rPr>
+        <w:t xml:space="preserve"> </w:t>
+      </w:r>
+      <w:r>
+        <w:rPr>
+          <w:rFonts w:hint="cs"/>
+          <w:color w:val="0000FF"/>
+          <w:rtl/>
+        </w:rPr>
+        <w:t>אותם</w:t>
+      </w:r>
+      <w:r>
+        <w:rPr>
+          <w:rFonts w:hint="cs"/>
+          <w:color w:val="0000FF"/>
+          <w:rtl/>
+        </w:rPr>
+        <w:t xml:space="preserve"> / משתמשות בהם</w:t>
+      </w:r>
+      <w:r>
+        <w:rPr>
+          <w:rFonts w:hint="cs"/>
+          <w:color w:val="0000FF"/>
+          <w:rtl/>
+        </w:rPr>
+        <w:t>.</w:t>
+      </w:r>
     </w:p>
     <w:p>
       <w:pPr>
+        <w:spacing w:line="276" w:lineRule="auto"/>
+        <w:rPr>
+          <w:color w:val="0000FF"/>
+          <w:rtl/>
+        </w:rPr>
+      </w:pPr>
+    </w:p>
+    <w:p>
+      <w:pPr>
         <w:pStyle w:val="3"/>
         <w:spacing w:line="276" w:lineRule="auto"/>
-      </w:pPr>
-      <w:bookmarkStart w:id="28" w:name="_Toc29994026"/>
-      <w:bookmarkStart w:id="29" w:name="_Toc39329419"/>
-      <w:r>
-        <w:t>Threads</w:t>
-      </w:r>
-      <w:bookmarkEnd w:id="28"/>
+        <w:rPr>
+          <w:rtl/>
+        </w:rPr>
+      </w:pPr>
+      <w:bookmarkStart w:id="29" w:name="_Toc29994029"/>
+      <w:bookmarkStart w:id="30" w:name="_Toc39329421"/>
+      <w:r>
+        <w:t>Broadcast Receivers</w:t>
+      </w:r>
       <w:bookmarkEnd w:id="29"/>
+      <w:bookmarkEnd w:id="30"/>
     </w:p>
     <w:p>
       <w:pPr>
@@ -9485,27 +10091,37 @@
           <w:color w:val="0000FF"/>
           <w:rtl/>
         </w:rPr>
+        <w:t>אופציונלי: ב</w:t>
+      </w:r>
+      <w:r>
+        <w:rPr>
+          <w:rFonts w:hint="cs"/>
+          <w:color w:val="0000FF"/>
+          <w:rtl/>
+        </w:rPr>
         <w:t xml:space="preserve">איזה </w:t>
       </w:r>
       <w:r>
         <w:rPr>
           <w:color w:val="0000FF"/>
         </w:rPr>
-        <w:t>Threads</w:t>
-      </w:r>
-      <w:r>
-        <w:rPr>
-          <w:rFonts w:hint="cs"/>
-          <w:color w:val="0000FF"/>
-          <w:rtl/>
-        </w:rPr>
-        <w:t xml:space="preserve"> רצים במערכת (מעבר ל-</w:t>
-      </w:r>
-      <w:r>
-        <w:rPr>
-          <w:color w:val="0000FF"/>
-        </w:rPr>
-        <w:t>UI Thread</w:t>
+        <w:t>Content Providers</w:t>
+      </w:r>
+      <w:r>
+        <w:rPr>
+          <w:rFonts w:hint="cs"/>
+          <w:color w:val="0000FF"/>
+          <w:rtl/>
+        </w:rPr>
+        <w:t xml:space="preserve"> משתמשים </w:t>
+      </w:r>
+      <w:r>
+        <w:rPr>
+          <w:rFonts w:hint="cs"/>
+          <w:color w:val="0000FF"/>
+          <w:rtl/>
+        </w:rPr>
+        <w:t>במערכת ואיזה מחלקות מממשות</w:t>
       </w:r>
       <w:r>
         <w:rPr>
@@ -9517,42 +10133,27 @@
       </w:r>
       <w:r>
         <w:rPr>
-          <w:color w:val="0000FF"/>
-          <w:rtl/>
-        </w:rPr>
-        <w:t>–</w:t>
-      </w:r>
-      <w:r>
-        <w:rPr>
-          <w:rFonts w:hint="cs"/>
-          <w:color w:val="0000FF"/>
-          <w:rtl/>
-        </w:rPr>
-        <w:t xml:space="preserve"> אם יש כאלה), ואיזה מחלקות מממשות אותם.</w:t>
-      </w:r>
-      <w:r>
-        <w:rPr>
-          <w:rFonts w:hint="cs"/>
-          <w:color w:val="0000FF"/>
-          <w:rtl/>
-        </w:rPr>
-        <w:t xml:space="preserve"> </w:t>
-      </w:r>
-      <w:r>
-        <w:rPr>
-          <w:rFonts w:hint="cs"/>
-          <w:color w:val="FF0000"/>
-          <w:rtl/>
-        </w:rPr>
-        <w:t xml:space="preserve">ר' </w:t>
-      </w:r>
-      <w:r>
-        <w:rPr>
-          <w:rFonts w:hint="cs"/>
-          <w:color w:val="0000FF"/>
-          <w:rtl/>
-        </w:rPr>
-        <w:t>דוגמא.</w:t>
+          <w:rFonts w:hint="cs"/>
+          <w:color w:val="0000FF"/>
+          <w:rtl/>
+        </w:rPr>
+        <w:t>אותם</w:t>
+      </w:r>
+      <w:r>
+        <w:rPr>
+          <w:rFonts w:hint="cs"/>
+          <w:color w:val="0000FF"/>
+          <w:rtl/>
+        </w:rPr>
+        <w:t xml:space="preserve"> / משתמשות בהם</w:t>
+      </w:r>
+      <w:r>
+        <w:rPr>
+          <w:rFonts w:hint="cs"/>
+          <w:color w:val="0000FF"/>
+          <w:rtl/>
+        </w:rPr>
+        <w:t>.</w:t>
       </w:r>
     </w:p>
     <w:p>
@@ -9563,159 +10164,43 @@
           <w:rtl/>
         </w:rPr>
       </w:pPr>
-      <w:r>
-        <w:rPr>
-          <w:rFonts w:hint="cs"/>
-          <w:color w:val="0000FF"/>
-          <w:rtl/>
-        </w:rPr>
-        <w:t>אם אתם משתמשים ב-</w:t>
-      </w:r>
-      <w:r>
-        <w:rPr>
-          <w:color w:val="0000FF"/>
-        </w:rPr>
-        <w:t>Anonymous class</w:t>
-      </w:r>
-      <w:r>
-        <w:rPr>
-          <w:rFonts w:hint="cs"/>
-          <w:color w:val="0000FF"/>
-          <w:rtl/>
-        </w:rPr>
-        <w:t xml:space="preserve"> (כלומר מגדירים את ה-</w:t>
-      </w:r>
-      <w:r>
-        <w:rPr>
-          <w:color w:val="0000FF"/>
-        </w:rPr>
-        <w:t>thread</w:t>
-      </w:r>
-      <w:r>
-        <w:rPr>
-          <w:rFonts w:hint="cs"/>
-          <w:color w:val="0000FF"/>
-          <w:rtl/>
-        </w:rPr>
-        <w:t xml:space="preserve"> בלי להגדיר עבורו </w:t>
-      </w:r>
     </w:p>
     <w:p>
       <w:pPr>
-        <w:pStyle w:val="4"/>
         <w:spacing w:line="276" w:lineRule="auto"/>
-      </w:pPr>
-      <w:bookmarkStart w:id="30" w:name="_Toc29994027"/>
-      <w:proofErr w:type="spellStart"/>
-      <w:r>
-        <w:t>FinalAnimationThread</w:t>
-      </w:r>
-      <w:bookmarkEnd w:id="30"/>
-      <w:proofErr w:type="spellEnd"/>
+        <w:rPr>
+          <w:color w:val="0000FF"/>
+          <w:rtl/>
+        </w:rPr>
+      </w:pPr>
     </w:p>
     <w:p>
       <w:pPr>
-        <w:spacing w:line="276" w:lineRule="auto"/>
-        <w:rPr>
-          <w:color w:val="0000FF"/>
-          <w:rtl/>
-        </w:rPr>
-      </w:pPr>
-      <w:r>
-        <w:rPr>
-          <w:rFonts w:hint="cs"/>
-          <w:color w:val="0000FF"/>
-          <w:rtl/>
-        </w:rPr>
-        <w:t>מנהל את האנימציה במשחק. מופעל ע"י ה-</w:t>
-      </w:r>
-      <w:proofErr w:type="spellStart"/>
-      <w:r>
-        <w:rPr>
-          <w:color w:val="0000FF"/>
-        </w:rPr>
-        <w:t>GameActivity</w:t>
-      </w:r>
-      <w:proofErr w:type="spellEnd"/>
-      <w:r>
-        <w:rPr>
-          <w:rFonts w:hint="cs"/>
-          <w:color w:val="0000FF"/>
-          <w:rtl/>
-        </w:rPr>
-        <w:t>. מתקשר עם ה-</w:t>
-      </w:r>
-      <w:r>
-        <w:rPr>
-          <w:color w:val="0000FF"/>
-        </w:rPr>
-        <w:t xml:space="preserve"> </w:t>
-      </w:r>
-      <w:proofErr w:type="spellStart"/>
-      <w:r>
-        <w:rPr>
-          <w:color w:val="0000FF"/>
-        </w:rPr>
-        <w:t>GameActivity</w:t>
-      </w:r>
-      <w:proofErr w:type="spellEnd"/>
-      <w:r>
-        <w:rPr>
-          <w:rFonts w:hint="cs"/>
-          <w:color w:val="0000FF"/>
-          <w:rtl/>
-        </w:rPr>
-        <w:t xml:space="preserve"> ע"י ה-</w:t>
-      </w:r>
-      <w:r>
-        <w:rPr>
-          <w:color w:val="0000FF"/>
-        </w:rPr>
-        <w:t>Handler</w:t>
-      </w:r>
-      <w:r>
-        <w:rPr>
-          <w:rFonts w:hint="cs"/>
-          <w:color w:val="0000FF"/>
-          <w:rtl/>
-        </w:rPr>
-        <w:t xml:space="preserve">  הממומש ע"י המחלקה </w:t>
-      </w:r>
-      <w:proofErr w:type="spellStart"/>
-      <w:r>
-        <w:rPr>
-          <w:color w:val="0000FF"/>
-        </w:rPr>
-        <w:t>AnimationHandler</w:t>
-      </w:r>
-      <w:proofErr w:type="spellEnd"/>
-      <w:r>
-        <w:rPr>
-          <w:rFonts w:hint="cs"/>
-          <w:color w:val="0000FF"/>
-          <w:rtl/>
-        </w:rPr>
-        <w:t>.</w:t>
-      </w:r>
-    </w:p>
-    <w:p>
-      <w:pPr>
-        <w:spacing w:line="276" w:lineRule="auto"/>
-        <w:rPr>
-          <w:color w:val="0000FF"/>
-          <w:rtl/>
-        </w:rPr>
-      </w:pPr>
-    </w:p>
-    <w:p>
-      <w:pPr>
         <w:pStyle w:val="3"/>
         <w:spacing w:line="276" w:lineRule="auto"/>
-      </w:pPr>
-      <w:bookmarkStart w:id="31" w:name="_Toc29994028"/>
-      <w:bookmarkStart w:id="32" w:name="_Toc39329420"/>
-      <w:r>
-        <w:t>Content Providers</w:t>
+        <w:rPr>
+          <w:rtl/>
+        </w:rPr>
+      </w:pPr>
+      <w:bookmarkStart w:id="31" w:name="_Toc29994033"/>
+      <w:bookmarkStart w:id="32" w:name="_Toc39329422"/>
+      <w:r>
+        <w:rPr>
+          <w:rFonts w:hint="cs"/>
+          <w:rtl/>
+        </w:rPr>
+        <w:lastRenderedPageBreak/>
+        <w:t>שיקולי תכן (</w:t>
+      </w:r>
+      <w:r>
+        <w:t>design</w:t>
+      </w:r>
+      <w:r>
+        <w:rPr>
+          <w:rFonts w:hint="cs"/>
+          <w:rtl/>
+        </w:rPr>
+        <w:t>)</w:t>
       </w:r>
       <w:bookmarkEnd w:id="31"/>
       <w:bookmarkEnd w:id="32"/>
@@ -9728,76 +10213,6 @@
           <w:rtl/>
         </w:rPr>
       </w:pPr>
-      <w:r>
-        <w:rPr>
-          <w:rFonts w:hint="cs"/>
-          <w:color w:val="0000FF"/>
-          <w:rtl/>
-        </w:rPr>
-        <w:t>אופציונלי: ב</w:t>
-      </w:r>
-      <w:r>
-        <w:rPr>
-          <w:rFonts w:hint="cs"/>
-          <w:color w:val="0000FF"/>
-          <w:rtl/>
-        </w:rPr>
-        <w:t xml:space="preserve">איזה </w:t>
-      </w:r>
-      <w:r>
-        <w:rPr>
-          <w:color w:val="0000FF"/>
-        </w:rPr>
-        <w:t>Content Providers</w:t>
-      </w:r>
-      <w:r>
-        <w:rPr>
-          <w:rFonts w:hint="cs"/>
-          <w:color w:val="0000FF"/>
-          <w:rtl/>
-        </w:rPr>
-        <w:t xml:space="preserve"> משתמשים </w:t>
-      </w:r>
-      <w:r>
-        <w:rPr>
-          <w:rFonts w:hint="cs"/>
-          <w:color w:val="0000FF"/>
-          <w:rtl/>
-        </w:rPr>
-        <w:t>במערכת ואיזה מחלקות מממשות</w:t>
-      </w:r>
-      <w:r>
-        <w:rPr>
-          <w:rFonts w:hint="cs"/>
-          <w:color w:val="0000FF"/>
-          <w:rtl/>
-        </w:rPr>
-        <w:t xml:space="preserve"> </w:t>
-      </w:r>
-      <w:r>
-        <w:rPr>
-          <w:rFonts w:hint="cs"/>
-          <w:color w:val="0000FF"/>
-          <w:rtl/>
-        </w:rPr>
-        <w:t>אותם</w:t>
-      </w:r>
-      <w:r>
-        <w:rPr>
-          <w:rFonts w:hint="cs"/>
-          <w:color w:val="0000FF"/>
-          <w:rtl/>
-        </w:rPr>
-        <w:t xml:space="preserve"> / משתמשות בהם</w:t>
-      </w:r>
-      <w:r>
-        <w:rPr>
-          <w:rFonts w:hint="cs"/>
-          <w:color w:val="0000FF"/>
-          <w:rtl/>
-        </w:rPr>
-        <w:t>.</w:t>
-      </w:r>
     </w:p>
     <w:p>
       <w:pPr>
@@ -9807,19 +10222,120 @@
           <w:rtl/>
         </w:rPr>
       </w:pPr>
+      <w:r>
+        <w:rPr>
+          <w:rFonts w:hint="cs"/>
+          <w:color w:val="0000FF"/>
+          <w:rtl/>
+        </w:rPr>
+        <w:t xml:space="preserve">אופציונלי </w:t>
+      </w:r>
+      <w:r>
+        <w:rPr>
+          <w:color w:val="0000FF"/>
+          <w:rtl/>
+        </w:rPr>
+        <w:t>–</w:t>
+      </w:r>
+      <w:r>
+        <w:rPr>
+          <w:rFonts w:hint="cs"/>
+          <w:color w:val="0000FF"/>
+          <w:rtl/>
+        </w:rPr>
+        <w:t xml:space="preserve"> ניתן לפרט פה מדוע בחרתם להשתמש במרכיבי</w:t>
+      </w:r>
+      <w:r>
+        <w:rPr>
+          <w:rFonts w:hint="cs"/>
+          <w:color w:val="0000FF"/>
+          <w:rtl/>
+        </w:rPr>
+        <w:t xml:space="preserve"> תוכנה </w:t>
+      </w:r>
+      <w:proofErr w:type="spellStart"/>
+      <w:r>
+        <w:rPr>
+          <w:rFonts w:hint="cs"/>
+          <w:color w:val="0000FF"/>
+          <w:rtl/>
+        </w:rPr>
+        <w:t>מסויימים</w:t>
+      </w:r>
+      <w:proofErr w:type="spellEnd"/>
+      <w:r>
+        <w:rPr>
+          <w:rFonts w:hint="cs"/>
+          <w:color w:val="0000FF"/>
+          <w:rtl/>
+        </w:rPr>
+        <w:t xml:space="preserve"> ולא באחרים </w:t>
+      </w:r>
+      <w:proofErr w:type="spellStart"/>
+      <w:r>
+        <w:rPr>
+          <w:rFonts w:hint="cs"/>
+          <w:color w:val="0000FF"/>
+          <w:rtl/>
+        </w:rPr>
+        <w:t>וכו</w:t>
+      </w:r>
+      <w:proofErr w:type="spellEnd"/>
+      <w:r>
+        <w:rPr>
+          <w:rFonts w:hint="cs"/>
+          <w:color w:val="0000FF"/>
+          <w:rtl/>
+        </w:rPr>
+        <w:t xml:space="preserve">', מדוע חילקתם למחלקות בצורה זו ולא אחרת </w:t>
+      </w:r>
+      <w:proofErr w:type="spellStart"/>
+      <w:r>
+        <w:rPr>
+          <w:rFonts w:hint="cs"/>
+          <w:color w:val="0000FF"/>
+          <w:rtl/>
+        </w:rPr>
+        <w:t>וכו</w:t>
+      </w:r>
+      <w:proofErr w:type="spellEnd"/>
+      <w:r>
+        <w:rPr>
+          <w:rFonts w:hint="cs"/>
+          <w:color w:val="0000FF"/>
+          <w:rtl/>
+        </w:rPr>
+        <w:t>'.</w:t>
+      </w:r>
     </w:p>
     <w:p>
       <w:pPr>
-        <w:pStyle w:val="3"/>
         <w:spacing w:line="276" w:lineRule="auto"/>
         <w:rPr>
           <w:rtl/>
         </w:rPr>
       </w:pPr>
-      <w:bookmarkStart w:id="33" w:name="_Toc29994029"/>
-      <w:bookmarkStart w:id="34" w:name="_Toc39329421"/>
-      <w:r>
-        <w:t>Broadcast Receivers</w:t>
+    </w:p>
+    <w:p>
+      <w:pPr>
+        <w:pStyle w:val="2"/>
+        <w:pageBreakBefore/>
+        <w:spacing w:line="276" w:lineRule="auto"/>
+        <w:rPr>
+          <w:rtl/>
+        </w:rPr>
+      </w:pPr>
+      <w:bookmarkStart w:id="33" w:name="_Toc29994034"/>
+      <w:bookmarkStart w:id="34" w:name="_Toc39329423"/>
+      <w:r>
+        <w:rPr>
+          <w:rFonts w:hint="cs"/>
+        </w:rPr>
+        <w:lastRenderedPageBreak/>
+        <w:t>R</w:t>
+      </w:r>
+      <w:r>
+        <w:t>esources</w:t>
       </w:r>
       <w:bookmarkEnd w:id="33"/>
       <w:bookmarkEnd w:id="34"/>
@@ -9828,89 +10344,54 @@
       <w:pPr>
         <w:spacing w:line="276" w:lineRule="auto"/>
         <w:rPr>
-          <w:color w:val="0000FF"/>
-          <w:rtl/>
-        </w:rPr>
-      </w:pPr>
-      <w:r>
-        <w:rPr>
-          <w:rFonts w:hint="cs"/>
-          <w:color w:val="0000FF"/>
-          <w:rtl/>
-        </w:rPr>
-        <w:t>אופציונלי: ב</w:t>
-      </w:r>
-      <w:r>
-        <w:rPr>
-          <w:rFonts w:hint="cs"/>
-          <w:color w:val="0000FF"/>
-          <w:rtl/>
-        </w:rPr>
-        <w:t xml:space="preserve">איזה </w:t>
-      </w:r>
-      <w:r>
-        <w:rPr>
-          <w:color w:val="0000FF"/>
-        </w:rPr>
-        <w:t>Content Providers</w:t>
-      </w:r>
-      <w:r>
-        <w:rPr>
-          <w:rFonts w:hint="cs"/>
-          <w:color w:val="0000FF"/>
-          <w:rtl/>
-        </w:rPr>
-        <w:t xml:space="preserve"> משתמשים </w:t>
-      </w:r>
-      <w:r>
-        <w:rPr>
-          <w:rFonts w:hint="cs"/>
-          <w:color w:val="0000FF"/>
-          <w:rtl/>
-        </w:rPr>
-        <w:t>במערכת ואיזה מחלקות מממשות</w:t>
-      </w:r>
-      <w:r>
-        <w:rPr>
-          <w:rFonts w:hint="cs"/>
-          <w:color w:val="0000FF"/>
-          <w:rtl/>
-        </w:rPr>
-        <w:t xml:space="preserve"> </w:t>
-      </w:r>
-      <w:r>
-        <w:rPr>
-          <w:rFonts w:hint="cs"/>
-          <w:color w:val="0000FF"/>
-          <w:rtl/>
-        </w:rPr>
-        <w:t>אותם</w:t>
-      </w:r>
-      <w:r>
-        <w:rPr>
-          <w:rFonts w:hint="cs"/>
-          <w:color w:val="0000FF"/>
-          <w:rtl/>
-        </w:rPr>
-        <w:t xml:space="preserve"> / משתמשות בהם</w:t>
-      </w:r>
-      <w:r>
-        <w:rPr>
-          <w:rFonts w:hint="cs"/>
-          <w:color w:val="0000FF"/>
-          <w:rtl/>
-        </w:rPr>
-        <w:t>.</w:t>
+          <w:i/>
+          <w:iCs/>
+          <w:color w:val="0000FF"/>
+          <w:rtl/>
+        </w:rPr>
+      </w:pPr>
+      <w:r>
+        <w:rPr>
+          <w:rFonts w:hint="cs"/>
+          <w:i/>
+          <w:iCs/>
+          <w:color w:val="0000FF"/>
+          <w:rtl/>
+        </w:rPr>
+        <w:t xml:space="preserve">יש לפרט את ה- </w:t>
+      </w:r>
+      <w:r>
+        <w:rPr>
+          <w:i/>
+          <w:iCs/>
+          <w:color w:val="0000FF"/>
+        </w:rPr>
+        <w:t>resources</w:t>
+      </w:r>
+      <w:r>
+        <w:rPr>
+          <w:rFonts w:hint="cs"/>
+          <w:i/>
+          <w:iCs/>
+          <w:color w:val="0000FF"/>
+          <w:rtl/>
+        </w:rPr>
+        <w:t xml:space="preserve"> השונים המשמשים לפרויקט, עם הסבר (ברמה של משפט) לגבי כל אחד מהם.</w:t>
       </w:r>
     </w:p>
     <w:p>
       <w:pPr>
+        <w:pStyle w:val="4"/>
         <w:spacing w:line="276" w:lineRule="auto"/>
         <w:rPr>
-          <w:color w:val="0000FF"/>
-          <w:rtl/>
-        </w:rPr>
-      </w:pPr>
+          <w:rtl/>
+        </w:rPr>
+      </w:pPr>
+      <w:bookmarkStart w:id="35" w:name="_Toc29994035"/>
+      <w:r>
+        <w:t>Layouts</w:t>
+      </w:r>
+      <w:bookmarkEnd w:id="35"/>
     </w:p>
     <w:p>
       <w:pPr>
@@ -9920,36 +10401,55 @@
           <w:rtl/>
         </w:rPr>
       </w:pPr>
+      <w:r>
+        <w:rPr>
+          <w:rFonts w:hint="cs"/>
+          <w:color w:val="0000FF"/>
+          <w:rtl/>
+        </w:rPr>
+        <w:t>פרטו את קבצי ה-</w:t>
+      </w:r>
+      <w:r>
+        <w:rPr>
+          <w:color w:val="0000FF"/>
+        </w:rPr>
+        <w:t>XML</w:t>
+      </w:r>
+      <w:r>
+        <w:rPr>
+          <w:rFonts w:hint="cs"/>
+          <w:color w:val="0000FF"/>
+          <w:rtl/>
+        </w:rPr>
+        <w:t xml:space="preserve"> וציינו לאיזה </w:t>
+      </w:r>
+      <w:r>
+        <w:rPr>
+          <w:color w:val="0000FF"/>
+        </w:rPr>
+        <w:t xml:space="preserve">Activity </w:t>
+      </w:r>
+      <w:r>
+        <w:rPr>
+          <w:rFonts w:hint="cs"/>
+          <w:color w:val="0000FF"/>
+          <w:rtl/>
+        </w:rPr>
+        <w:t xml:space="preserve"> כל אחד מהם מתאים.</w:t>
+      </w:r>
     </w:p>
     <w:p>
       <w:pPr>
-        <w:pStyle w:val="3"/>
+        <w:pStyle w:val="4"/>
         <w:spacing w:line="276" w:lineRule="auto"/>
         <w:rPr>
           <w:rtl/>
         </w:rPr>
       </w:pPr>
-      <w:bookmarkStart w:id="35" w:name="_Toc29994033"/>
-      <w:bookmarkStart w:id="36" w:name="_Toc39329422"/>
-      <w:r>
-        <w:rPr>
-          <w:rFonts w:hint="cs"/>
-          <w:rtl/>
-        </w:rPr>
-        <w:lastRenderedPageBreak/>
-        <w:t>שיקולי תכן (</w:t>
-      </w:r>
-      <w:r>
-        <w:t>design</w:t>
-      </w:r>
-      <w:r>
-        <w:rPr>
-          <w:rFonts w:hint="cs"/>
-          <w:rtl/>
-        </w:rPr>
-        <w:t>)</w:t>
-      </w:r>
-      <w:bookmarkEnd w:id="35"/>
+      <w:bookmarkStart w:id="36" w:name="_Toc29994036"/>
+      <w:r>
+        <w:t>Menus</w:t>
+      </w:r>
       <w:bookmarkEnd w:id="36"/>
     </w:p>
     <w:p>
@@ -9960,108 +10460,92 @@
           <w:rtl/>
         </w:rPr>
       </w:pPr>
+      <w:r>
+        <w:rPr>
+          <w:rFonts w:hint="cs"/>
+          <w:color w:val="0000FF"/>
+          <w:rtl/>
+        </w:rPr>
+        <w:t>פרטו את קבצי ה-</w:t>
+      </w:r>
+      <w:r>
+        <w:rPr>
+          <w:color w:val="0000FF"/>
+        </w:rPr>
+        <w:t>XML</w:t>
+      </w:r>
+      <w:r>
+        <w:rPr>
+          <w:rFonts w:hint="cs"/>
+          <w:color w:val="0000FF"/>
+          <w:rtl/>
+        </w:rPr>
+        <w:t xml:space="preserve"> וציינו איזה תפריט כל אחד מהם מממש ובאיזה </w:t>
+      </w:r>
+      <w:r>
+        <w:rPr>
+          <w:color w:val="0000FF"/>
+        </w:rPr>
+        <w:t>Activity</w:t>
+      </w:r>
+      <w:r>
+        <w:rPr>
+          <w:rFonts w:hint="cs"/>
+          <w:color w:val="0000FF"/>
+          <w:rtl/>
+        </w:rPr>
+        <w:t xml:space="preserve"> נעשה בו שימוש.</w:t>
+      </w:r>
     </w:p>
     <w:p>
       <w:pPr>
         <w:spacing w:line="276" w:lineRule="auto"/>
-        <w:rPr>
-          <w:color w:val="0000FF"/>
-          <w:rtl/>
-        </w:rPr>
-      </w:pPr>
-      <w:r>
-        <w:rPr>
-          <w:rFonts w:hint="cs"/>
-          <w:color w:val="0000FF"/>
-          <w:rtl/>
-        </w:rPr>
-        <w:t xml:space="preserve">אופציונלי </w:t>
-      </w:r>
-      <w:r>
-        <w:rPr>
-          <w:color w:val="0000FF"/>
-          <w:rtl/>
-        </w:rPr>
-        <w:t>–</w:t>
-      </w:r>
-      <w:r>
-        <w:rPr>
-          <w:rFonts w:hint="cs"/>
-          <w:color w:val="0000FF"/>
-          <w:rtl/>
-        </w:rPr>
-        <w:t xml:space="preserve"> ניתן לפרט פה מדוע בחרתם להשתמש במרכיבי</w:t>
-      </w:r>
-      <w:r>
-        <w:rPr>
-          <w:rFonts w:hint="cs"/>
-          <w:color w:val="0000FF"/>
-          <w:rtl/>
-        </w:rPr>
-        <w:t xml:space="preserve"> תוכנה </w:t>
-      </w:r>
-      <w:proofErr w:type="spellStart"/>
-      <w:r>
-        <w:rPr>
-          <w:rFonts w:hint="cs"/>
-          <w:color w:val="0000FF"/>
-          <w:rtl/>
-        </w:rPr>
-        <w:t>מסויימים</w:t>
-      </w:r>
-      <w:proofErr w:type="spellEnd"/>
-      <w:r>
-        <w:rPr>
-          <w:rFonts w:hint="cs"/>
-          <w:color w:val="0000FF"/>
-          <w:rtl/>
-        </w:rPr>
-        <w:t xml:space="preserve"> ולא באחרים </w:t>
-      </w:r>
-      <w:proofErr w:type="spellStart"/>
-      <w:r>
-        <w:rPr>
-          <w:rFonts w:hint="cs"/>
-          <w:color w:val="0000FF"/>
-          <w:rtl/>
-        </w:rPr>
-        <w:t>וכו</w:t>
-      </w:r>
-      <w:proofErr w:type="spellEnd"/>
-      <w:r>
-        <w:rPr>
-          <w:rFonts w:hint="cs"/>
-          <w:color w:val="0000FF"/>
-          <w:rtl/>
-        </w:rPr>
-        <w:t xml:space="preserve">', מדוע חילקתם למחלקות בצורה זו ולא אחרת </w:t>
-      </w:r>
-      <w:proofErr w:type="spellStart"/>
-      <w:r>
-        <w:rPr>
-          <w:rFonts w:hint="cs"/>
-          <w:color w:val="0000FF"/>
-          <w:rtl/>
-        </w:rPr>
-        <w:t>וכו</w:t>
-      </w:r>
-      <w:proofErr w:type="spellEnd"/>
-      <w:r>
-        <w:rPr>
-          <w:rFonts w:hint="cs"/>
-          <w:color w:val="0000FF"/>
-          <w:rtl/>
-        </w:rPr>
-        <w:t>'.</w:t>
-      </w:r>
+      </w:pPr>
     </w:p>
     <w:p>
       <w:pPr>
+        <w:pStyle w:val="4"/>
         <w:spacing w:line="276" w:lineRule="auto"/>
-        <w:rPr>
-          <w:rtl/>
-        </w:rPr>
-      </w:pPr>
+      </w:pPr>
+      <w:bookmarkStart w:id="37" w:name="_Toc29994037"/>
+      <w:proofErr w:type="spellStart"/>
+      <w:r>
+        <w:t>Drawables</w:t>
+      </w:r>
+      <w:bookmarkEnd w:id="37"/>
+      <w:proofErr w:type="spellEnd"/>
+    </w:p>
+    <w:p>
+      <w:pPr>
+        <w:spacing w:line="276" w:lineRule="auto"/>
+        <w:rPr>
+          <w:color w:val="0000FF"/>
+          <w:rtl/>
+        </w:rPr>
+      </w:pPr>
+      <w:r>
+        <w:rPr>
+          <w:rFonts w:hint="cs"/>
+          <w:color w:val="0000FF"/>
+          <w:rtl/>
+        </w:rPr>
+        <w:t xml:space="preserve">אם יש הרבה תמונות מאותה סידרה (למשל </w:t>
+      </w:r>
+      <w:r>
+        <w:rPr>
+          <w:color w:val="0000FF"/>
+          <w:rtl/>
+        </w:rPr>
+        <w:t>–</w:t>
+      </w:r>
+      <w:r>
+        <w:rPr>
+          <w:rFonts w:hint="cs"/>
+          <w:color w:val="0000FF"/>
+          <w:rtl/>
+        </w:rPr>
+        <w:t xml:space="preserve"> קלפי משחק) יש לציין מהי החוקיות של השמות שלהם, אבל אין צורך לפרט על כל אחד בנפרד.</w:t>
+      </w:r>
     </w:p>
     <w:p>
       <w:pPr>
@@ -10072,31 +10556,43 @@
           <w:rtl/>
         </w:rPr>
       </w:pPr>
-      <w:bookmarkStart w:id="37" w:name="_Toc29994034"/>
-      <w:bookmarkStart w:id="38" w:name="_Toc39329423"/>
-      <w:r>
-        <w:rPr>
-          <w:rFonts w:hint="cs"/>
+      <w:bookmarkStart w:id="38" w:name="_Toc29994038"/>
+      <w:bookmarkStart w:id="39" w:name="_Toc39329424"/>
+      <w:r>
+        <w:rPr>
+          <w:rFonts w:hint="cs"/>
+          <w:rtl/>
         </w:rPr>
         <w:lastRenderedPageBreak/>
-        <w:t>R</w:t>
-      </w:r>
-      <w:r>
-        <w:t>esources</w:t>
-      </w:r>
-      <w:bookmarkEnd w:id="37"/>
+        <w:t>קבצים</w:t>
+      </w:r>
       <w:bookmarkEnd w:id="38"/>
+      <w:bookmarkEnd w:id="39"/>
+      <w:r>
+        <w:rPr>
+          <w:rFonts w:hint="cs"/>
+          <w:rtl/>
+        </w:rPr>
+        <w:t xml:space="preserve"> </w:t>
+      </w:r>
     </w:p>
     <w:p>
       <w:pPr>
         <w:spacing w:line="276" w:lineRule="auto"/>
         <w:rPr>
+          <w:rtl/>
+        </w:rPr>
+      </w:pPr>
+      <w:r>
+        <w:rPr>
+          <w:rFonts w:hint="cs"/>
           <w:i/>
           <w:iCs/>
           <w:color w:val="0000FF"/>
           <w:rtl/>
         </w:rPr>
-      </w:pPr>
+        <w:t xml:space="preserve">פירוט </w:t>
+      </w:r>
       <w:r>
         <w:rPr>
           <w:rFonts w:hint="cs"/>
@@ -10105,15 +10601,17 @@
           <w:color w:val="0000FF"/>
           <w:rtl/>
         </w:rPr>
-        <w:t xml:space="preserve">יש לפרט את ה- </w:t>
-      </w:r>
-      <w:r>
-        <w:rPr>
+        <w:t>הקבצים השונים בהם אתם משתמשים (סוג הקובץ, מבנה, זיכרון פנימי/חיצוני וכו')</w:t>
+      </w:r>
+      <w:r>
+        <w:rPr>
+          <w:rFonts w:hint="cs"/>
           <w:i/>
           <w:iCs/>
           <w:color w:val="0000FF"/>
-        </w:rPr>
-        <w:t>resources</w:t>
+          <w:rtl/>
+        </w:rPr>
+        <w:t xml:space="preserve"> וקישור למחלקות ולפעולות בהם נעשה בהם שימוש</w:t>
       </w:r>
       <w:r>
         <w:rPr>
@@ -10123,286 +10621,41 @@
           <w:color w:val="0000FF"/>
           <w:rtl/>
         </w:rPr>
-        <w:t xml:space="preserve"> השונים המשמשים לפרויקט, עם הסבר (ברמה של משפט) לגבי כל אחד מהם.</w:t>
+        <w:t>.</w:t>
       </w:r>
     </w:p>
     <w:p>
       <w:pPr>
-        <w:pStyle w:val="4"/>
         <w:spacing w:line="276" w:lineRule="auto"/>
         <w:rPr>
-          <w:rtl/>
-        </w:rPr>
-      </w:pPr>
-      <w:bookmarkStart w:id="39" w:name="_Toc29994035"/>
-      <w:r>
-        <w:t>Layouts</w:t>
-      </w:r>
-      <w:bookmarkEnd w:id="39"/>
+          <w:color w:val="0000FF"/>
+          <w:rtl/>
+        </w:rPr>
+      </w:pPr>
+      <w:r>
+        <w:rPr>
+          <w:rFonts w:hint="cs"/>
+          <w:color w:val="0000FF"/>
+          <w:rtl/>
+        </w:rPr>
+        <w:t>ר'</w:t>
+      </w:r>
+      <w:r>
+        <w:rPr>
+          <w:rFonts w:hint="cs"/>
+          <w:color w:val="0000FF"/>
+          <w:rtl/>
+        </w:rPr>
+        <w:t xml:space="preserve"> דוגמא למטה</w:t>
+      </w:r>
     </w:p>
     <w:p>
       <w:pPr>
-        <w:spacing w:line="276" w:lineRule="auto"/>
-        <w:rPr>
-          <w:color w:val="0000FF"/>
-          <w:rtl/>
-        </w:rPr>
-      </w:pPr>
-      <w:r>
-        <w:rPr>
-          <w:rFonts w:hint="cs"/>
-          <w:color w:val="0000FF"/>
-          <w:rtl/>
-        </w:rPr>
-        <w:t>פרטו את קבצי ה-</w:t>
-      </w:r>
-      <w:r>
-        <w:rPr>
-          <w:color w:val="0000FF"/>
-        </w:rPr>
-        <w:t>XML</w:t>
-      </w:r>
-      <w:r>
-        <w:rPr>
-          <w:rFonts w:hint="cs"/>
-          <w:color w:val="0000FF"/>
-          <w:rtl/>
-        </w:rPr>
-        <w:t xml:space="preserve"> וציינו לאיזה </w:t>
-      </w:r>
-      <w:r>
-        <w:rPr>
-          <w:color w:val="0000FF"/>
-        </w:rPr>
-        <w:t xml:space="preserve">Activity </w:t>
-      </w:r>
-      <w:r>
-        <w:rPr>
-          <w:rFonts w:hint="cs"/>
-          <w:color w:val="0000FF"/>
-          <w:rtl/>
-        </w:rPr>
-        <w:t xml:space="preserve"> כל אחד מהם מתאים.</w:t>
-      </w:r>
-    </w:p>
-    <w:p>
-      <w:pPr>
-        <w:pStyle w:val="4"/>
-        <w:spacing w:line="276" w:lineRule="auto"/>
-        <w:rPr>
-          <w:rtl/>
-        </w:rPr>
-      </w:pPr>
-      <w:bookmarkStart w:id="40" w:name="_Toc29994036"/>
-      <w:r>
-        <w:t>Menus</w:t>
-      </w:r>
-      <w:bookmarkEnd w:id="40"/>
-    </w:p>
-    <w:p>
-      <w:pPr>
-        <w:spacing w:line="276" w:lineRule="auto"/>
-        <w:rPr>
-          <w:color w:val="0000FF"/>
-          <w:rtl/>
-        </w:rPr>
-      </w:pPr>
-      <w:r>
-        <w:rPr>
-          <w:rFonts w:hint="cs"/>
-          <w:color w:val="0000FF"/>
-          <w:rtl/>
-        </w:rPr>
-        <w:t>פרטו את קבצי ה-</w:t>
-      </w:r>
-      <w:r>
-        <w:rPr>
-          <w:color w:val="0000FF"/>
-        </w:rPr>
-        <w:t>XML</w:t>
-      </w:r>
-      <w:r>
-        <w:rPr>
-          <w:rFonts w:hint="cs"/>
-          <w:color w:val="0000FF"/>
-          <w:rtl/>
-        </w:rPr>
-        <w:t xml:space="preserve"> וציינו איזה תפריט כל אחד מהם מממש ובאיזה </w:t>
-      </w:r>
-      <w:r>
-        <w:rPr>
-          <w:color w:val="0000FF"/>
-        </w:rPr>
-        <w:t>Activity</w:t>
-      </w:r>
-      <w:r>
-        <w:rPr>
-          <w:rFonts w:hint="cs"/>
-          <w:color w:val="0000FF"/>
-          <w:rtl/>
-        </w:rPr>
-        <w:t xml:space="preserve"> נעשה בו שימוש.</w:t>
-      </w:r>
-    </w:p>
-    <w:p>
-      <w:pPr>
-        <w:spacing w:line="276" w:lineRule="auto"/>
-      </w:pPr>
-    </w:p>
-    <w:p>
-      <w:pPr>
-        <w:pStyle w:val="4"/>
-        <w:spacing w:line="276" w:lineRule="auto"/>
-      </w:pPr>
-      <w:bookmarkStart w:id="41" w:name="_Toc29994037"/>
-      <w:proofErr w:type="spellStart"/>
-      <w:r>
-        <w:t>Drawables</w:t>
-      </w:r>
-      <w:bookmarkEnd w:id="41"/>
-      <w:proofErr w:type="spellEnd"/>
-    </w:p>
-    <w:p>
-      <w:pPr>
-        <w:spacing w:line="276" w:lineRule="auto"/>
-        <w:rPr>
-          <w:color w:val="0000FF"/>
-          <w:rtl/>
-        </w:rPr>
-      </w:pPr>
-      <w:r>
-        <w:rPr>
-          <w:rFonts w:hint="cs"/>
-          <w:color w:val="0000FF"/>
-          <w:rtl/>
-        </w:rPr>
-        <w:t xml:space="preserve">אם יש הרבה תמונות מאותה סידרה (למשל </w:t>
-      </w:r>
-      <w:r>
-        <w:rPr>
-          <w:color w:val="0000FF"/>
-          <w:rtl/>
-        </w:rPr>
-        <w:t>–</w:t>
-      </w:r>
-      <w:r>
-        <w:rPr>
-          <w:rFonts w:hint="cs"/>
-          <w:color w:val="0000FF"/>
-          <w:rtl/>
-        </w:rPr>
-        <w:t xml:space="preserve"> קלפי משחק) יש לציין מהי החוקיות של השמות שלהם, אבל אין צורך לפרט על כל אחד בנפרד.</w:t>
-      </w:r>
-    </w:p>
-    <w:p>
-      <w:pPr>
-        <w:pStyle w:val="2"/>
-        <w:pageBreakBefore/>
-        <w:spacing w:line="276" w:lineRule="auto"/>
-        <w:rPr>
-          <w:rtl/>
-        </w:rPr>
-      </w:pPr>
-      <w:bookmarkStart w:id="42" w:name="_Toc29994038"/>
-      <w:bookmarkStart w:id="43" w:name="_Toc39329424"/>
-      <w:r>
-        <w:rPr>
-          <w:rFonts w:hint="cs"/>
-          <w:rtl/>
-        </w:rPr>
-        <w:lastRenderedPageBreak/>
-        <w:t>קבצים</w:t>
-      </w:r>
-      <w:bookmarkEnd w:id="42"/>
-      <w:bookmarkEnd w:id="43"/>
-      <w:r>
-        <w:rPr>
-          <w:rFonts w:hint="cs"/>
-          <w:rtl/>
-        </w:rPr>
-        <w:t xml:space="preserve"> </w:t>
-      </w:r>
-    </w:p>
-    <w:p>
-      <w:pPr>
-        <w:spacing w:line="276" w:lineRule="auto"/>
-        <w:rPr>
-          <w:rtl/>
-        </w:rPr>
-      </w:pPr>
-      <w:r>
-        <w:rPr>
-          <w:rFonts w:hint="cs"/>
-          <w:i/>
-          <w:iCs/>
-          <w:color w:val="0000FF"/>
-          <w:rtl/>
-        </w:rPr>
-        <w:t xml:space="preserve">פירוט </w:t>
-      </w:r>
-      <w:r>
-        <w:rPr>
-          <w:rFonts w:hint="cs"/>
-          <w:i/>
-          <w:iCs/>
-          <w:color w:val="0000FF"/>
-          <w:rtl/>
-        </w:rPr>
-        <w:t>הקבצים השונים בהם אתם משתמשים (סוג הקובץ, מבנה, זיכרון פנימי/חיצוני וכו')</w:t>
-      </w:r>
-      <w:r>
-        <w:rPr>
-          <w:rFonts w:hint="cs"/>
-          <w:i/>
-          <w:iCs/>
-          <w:color w:val="0000FF"/>
-          <w:rtl/>
-        </w:rPr>
-        <w:t xml:space="preserve"> וקישור למחלקות ולפעולות בהם נעשה בהם שימוש</w:t>
-      </w:r>
-      <w:r>
-        <w:rPr>
-          <w:rFonts w:hint="cs"/>
-          <w:i/>
-          <w:iCs/>
-          <w:color w:val="0000FF"/>
-          <w:rtl/>
-        </w:rPr>
-        <w:t>.</w:t>
-      </w:r>
-    </w:p>
-    <w:p>
-      <w:pPr>
-        <w:spacing w:line="276" w:lineRule="auto"/>
-        <w:rPr>
-          <w:color w:val="0000FF"/>
-          <w:rtl/>
-        </w:rPr>
-      </w:pPr>
-      <w:r>
-        <w:rPr>
-          <w:rFonts w:hint="cs"/>
-          <w:color w:val="0000FF"/>
-          <w:rtl/>
-        </w:rPr>
-        <w:t>ר'</w:t>
-      </w:r>
-      <w:r>
-        <w:rPr>
-          <w:rFonts w:hint="cs"/>
-          <w:color w:val="0000FF"/>
-          <w:rtl/>
-        </w:rPr>
-        <w:t xml:space="preserve"> דוגמא למטה</w:t>
-      </w:r>
-    </w:p>
-    <w:p>
-      <w:pPr>
         <w:pStyle w:val="3"/>
         <w:spacing w:line="276" w:lineRule="auto"/>
       </w:pPr>
-      <w:bookmarkStart w:id="44" w:name="_Toc29994039"/>
-      <w:bookmarkStart w:id="45" w:name="_Toc39329425"/>
+      <w:bookmarkStart w:id="40" w:name="_Toc29994039"/>
+      <w:bookmarkStart w:id="41" w:name="_Toc39329425"/>
       <w:r>
         <w:rPr>
           <w:rFonts w:hint="cs"/>
@@ -10412,8 +10665,8 @@
       <w:r>
         <w:t>serDetails.txt</w:t>
       </w:r>
-      <w:bookmarkEnd w:id="44"/>
-      <w:bookmarkEnd w:id="45"/>
+      <w:bookmarkEnd w:id="40"/>
+      <w:bookmarkEnd w:id="41"/>
       <w:r>
         <w:rPr>
           <w:rFonts w:hint="cs"/>
@@ -10942,7 +11195,7 @@
         </w:rPr>
         <w:t xml:space="preserve"> </w:t>
       </w:r>
-      <w:hyperlink r:id="rId15" w:history="1">
+      <w:hyperlink r:id="rId25" w:history="1">
         <w:r>
           <w:rPr>
             <w:color w:val="0000FF"/>
@@ -10979,7 +11232,7 @@
         </w:rPr>
         <w:t xml:space="preserve"> </w:t>
       </w:r>
-      <w:hyperlink r:id="rId16" w:history="1">
+      <w:hyperlink r:id="rId26" w:history="1">
         <w:r>
           <w:rPr>
             <w:color w:val="0000FF"/>
@@ -11040,8 +11293,8 @@
         <w:pStyle w:val="2"/>
         <w:spacing w:line="276" w:lineRule="auto"/>
       </w:pPr>
-      <w:bookmarkStart w:id="46" w:name="_Toc29994040"/>
-      <w:bookmarkStart w:id="47" w:name="_Toc39329426"/>
+      <w:bookmarkStart w:id="42" w:name="_Toc29994040"/>
+      <w:bookmarkStart w:id="43" w:name="_Toc39329426"/>
       <w:r>
         <w:rPr>
           <w:rFonts w:hint="cs"/>
@@ -11053,8 +11306,8 @@
       <w:r>
         <w:t>Database</w:t>
       </w:r>
-      <w:bookmarkEnd w:id="46"/>
-      <w:bookmarkEnd w:id="47"/>
+      <w:bookmarkEnd w:id="42"/>
+      <w:bookmarkEnd w:id="43"/>
     </w:p>
     <w:p>
       <w:pPr>
@@ -11333,7 +11586,7 @@
                           </pic:cNvPicPr>
                         </pic:nvPicPr>
                         <pic:blipFill>
-                          <a:blip r:embed="rId17" cstate="print">
+                          <a:blip r:embed="rId27" cstate="print">
                             <a:extLst>
                               <a:ext uri="{28A0092B-C50C-407E-A947-70E740481C1C}">
                                 <a14:useLocalDpi xmlns:a14="http://schemas.microsoft.com/office/drawing/2010/main" val="0"/>
@@ -11940,8 +12193,8 @@
           <w:rtl/>
         </w:rPr>
       </w:pPr>
-      <w:bookmarkStart w:id="48" w:name="_Toc29994041"/>
-      <w:bookmarkStart w:id="49" w:name="_Toc39329427"/>
+      <w:bookmarkStart w:id="44" w:name="_Toc29994041"/>
+      <w:bookmarkStart w:id="45" w:name="_Toc39329427"/>
       <w:r>
         <w:rPr>
           <w:rFonts w:hint="cs"/>
@@ -11949,8 +12202,8 @@
         </w:rPr>
         <w:t>פרוטוקול תקשורת</w:t>
       </w:r>
-      <w:bookmarkEnd w:id="48"/>
-      <w:bookmarkEnd w:id="49"/>
+      <w:bookmarkEnd w:id="44"/>
+      <w:bookmarkEnd w:id="45"/>
     </w:p>
     <w:p>
       <w:pPr>
@@ -12076,8 +12329,8 @@
         </w:rPr>
         <w:br w:type="page"/>
       </w:r>
-      <w:bookmarkStart w:id="50" w:name="_Toc29994002"/>
-      <w:bookmarkStart w:id="51" w:name="_Toc39329428"/>
+      <w:bookmarkStart w:id="46" w:name="_Toc29994002"/>
+      <w:bookmarkStart w:id="47" w:name="_Toc39329428"/>
       <w:r>
         <w:rPr>
           <w:rFonts w:hint="cs"/>
@@ -12086,202 +12339,202 @@
         <w:lastRenderedPageBreak/>
         <w:t>מדריך משתמש</w:t>
       </w:r>
+      <w:bookmarkEnd w:id="46"/>
+      <w:bookmarkEnd w:id="47"/>
+      <w:r>
+        <w:rPr>
+          <w:rFonts w:hint="cs"/>
+          <w:rtl/>
+        </w:rPr>
+        <w:t xml:space="preserve"> </w:t>
+      </w:r>
+    </w:p>
+    <w:p>
+      <w:pPr>
+        <w:pStyle w:val="2"/>
+        <w:spacing w:line="276" w:lineRule="auto"/>
+        <w:rPr>
+          <w:rtl/>
+        </w:rPr>
+      </w:pPr>
+      <w:bookmarkStart w:id="48" w:name="_Toc29994003"/>
+      <w:bookmarkStart w:id="49" w:name="_Toc39329429"/>
+      <w:r>
+        <w:rPr>
+          <w:rFonts w:hint="cs"/>
+          <w:rtl/>
+        </w:rPr>
+        <w:t>מטרת המערכת</w:t>
+      </w:r>
+      <w:bookmarkEnd w:id="48"/>
+      <w:bookmarkEnd w:id="49"/>
+    </w:p>
+    <w:p>
+      <w:pPr>
+        <w:spacing w:line="276" w:lineRule="auto"/>
+        <w:rPr>
+          <w:color w:val="0000FF"/>
+          <w:rtl/>
+        </w:rPr>
+      </w:pPr>
+      <w:r>
+        <w:rPr>
+          <w:rFonts w:hint="cs"/>
+          <w:color w:val="0000FF"/>
+          <w:rtl/>
+        </w:rPr>
+        <w:t xml:space="preserve">הסבר קצר על המערכת </w:t>
+      </w:r>
+      <w:r>
+        <w:rPr>
+          <w:rFonts w:hint="cs"/>
+          <w:color w:val="0000FF"/>
+          <w:u w:val="single"/>
+          <w:rtl/>
+        </w:rPr>
+        <w:t>בראיית המשתמש</w:t>
+      </w:r>
+      <w:r>
+        <w:rPr>
+          <w:rFonts w:hint="cs"/>
+          <w:color w:val="0000FF"/>
+          <w:rtl/>
+        </w:rPr>
+        <w:t xml:space="preserve"> </w:t>
+      </w:r>
+      <w:r>
+        <w:rPr>
+          <w:color w:val="0000FF"/>
+          <w:rtl/>
+        </w:rPr>
+        <w:t>–</w:t>
+      </w:r>
+      <w:r>
+        <w:rPr>
+          <w:rFonts w:hint="cs"/>
+          <w:color w:val="0000FF"/>
+          <w:rtl/>
+        </w:rPr>
+        <w:t xml:space="preserve"> מה היא עושה, </w:t>
+      </w:r>
+      <w:r>
+        <w:rPr>
+          <w:rFonts w:hint="cs"/>
+          <w:color w:val="0000FF"/>
+          <w:rtl/>
+        </w:rPr>
+        <w:t>ל</w:t>
+      </w:r>
+      <w:r>
+        <w:rPr>
+          <w:rFonts w:hint="cs"/>
+          <w:color w:val="0000FF"/>
+          <w:rtl/>
+        </w:rPr>
+        <w:t xml:space="preserve">איזה </w:t>
+      </w:r>
+      <w:r>
+        <w:rPr>
+          <w:rFonts w:hint="cs"/>
+          <w:color w:val="0000FF"/>
+          <w:rtl/>
+        </w:rPr>
+        <w:t xml:space="preserve">צורך היא עונה </w:t>
+      </w:r>
+      <w:proofErr w:type="spellStart"/>
+      <w:r>
+        <w:rPr>
+          <w:rFonts w:hint="cs"/>
+          <w:color w:val="0000FF"/>
+          <w:rtl/>
+        </w:rPr>
+        <w:t>וכו</w:t>
+      </w:r>
+      <w:proofErr w:type="spellEnd"/>
+      <w:r>
+        <w:rPr>
+          <w:rFonts w:hint="cs"/>
+          <w:color w:val="0000FF"/>
+          <w:rtl/>
+        </w:rPr>
+        <w:t>'.</w:t>
+      </w:r>
+    </w:p>
+    <w:p>
+      <w:pPr>
+        <w:spacing w:line="276" w:lineRule="auto"/>
+        <w:rPr>
+          <w:color w:val="0000FF"/>
+          <w:rtl/>
+        </w:rPr>
+      </w:pPr>
+      <w:r>
+        <w:rPr>
+          <w:rFonts w:hint="cs"/>
+          <w:color w:val="0000FF"/>
+          <w:rtl/>
+        </w:rPr>
+        <w:t xml:space="preserve">אם מדובר במשחק </w:t>
+      </w:r>
+      <w:r>
+        <w:rPr>
+          <w:color w:val="0000FF"/>
+          <w:rtl/>
+        </w:rPr>
+        <w:t>–</w:t>
+      </w:r>
+      <w:r>
+        <w:rPr>
+          <w:rFonts w:hint="cs"/>
+          <w:color w:val="0000FF"/>
+          <w:rtl/>
+        </w:rPr>
+        <w:t xml:space="preserve"> זה המקום לצרף את כללי המשחק (אפשר להפנות לנספח  בסוף, שמכיל </w:t>
+      </w:r>
+      <w:r>
+        <w:rPr>
+          <w:color w:val="0000FF"/>
+        </w:rPr>
+        <w:t xml:space="preserve">copy-paste </w:t>
+      </w:r>
+      <w:proofErr w:type="spellStart"/>
+      <w:r>
+        <w:rPr>
+          <w:rFonts w:hint="cs"/>
+          <w:color w:val="0000FF"/>
+          <w:rtl/>
+        </w:rPr>
+        <w:t>מויקיפדיה</w:t>
+      </w:r>
+      <w:proofErr w:type="spellEnd"/>
+      <w:r>
+        <w:rPr>
+          <w:rFonts w:hint="cs"/>
+          <w:color w:val="0000FF"/>
+          <w:rtl/>
+        </w:rPr>
+        <w:t xml:space="preserve"> או מאתר כלשהו).</w:t>
+      </w:r>
+    </w:p>
+    <w:p>
+      <w:pPr>
+        <w:pStyle w:val="2"/>
+        <w:spacing w:line="276" w:lineRule="auto"/>
+        <w:rPr>
+          <w:rtl/>
+        </w:rPr>
+      </w:pPr>
+      <w:bookmarkStart w:id="50" w:name="_Toc29994004"/>
+      <w:bookmarkStart w:id="51" w:name="_Toc39329430"/>
+      <w:r>
+        <w:rPr>
+          <w:rFonts w:hint="cs"/>
+          <w:rtl/>
+        </w:rPr>
+        <w:t>יכולות המערכת</w:t>
+      </w:r>
       <w:bookmarkEnd w:id="50"/>
       <w:bookmarkEnd w:id="51"/>
-      <w:r>
-        <w:rPr>
-          <w:rFonts w:hint="cs"/>
-          <w:rtl/>
-        </w:rPr>
-        <w:t xml:space="preserve"> </w:t>
-      </w:r>
-    </w:p>
-    <w:p>
-      <w:pPr>
-        <w:pStyle w:val="2"/>
-        <w:spacing w:line="276" w:lineRule="auto"/>
-        <w:rPr>
-          <w:rtl/>
-        </w:rPr>
-      </w:pPr>
-      <w:bookmarkStart w:id="52" w:name="_Toc29994003"/>
-      <w:bookmarkStart w:id="53" w:name="_Toc39329429"/>
-      <w:r>
-        <w:rPr>
-          <w:rFonts w:hint="cs"/>
-          <w:rtl/>
-        </w:rPr>
-        <w:t>מטרת המערכת</w:t>
-      </w:r>
-      <w:bookmarkEnd w:id="52"/>
-      <w:bookmarkEnd w:id="53"/>
-    </w:p>
-    <w:p>
-      <w:pPr>
-        <w:spacing w:line="276" w:lineRule="auto"/>
-        <w:rPr>
-          <w:color w:val="0000FF"/>
-          <w:rtl/>
-        </w:rPr>
-      </w:pPr>
-      <w:r>
-        <w:rPr>
-          <w:rFonts w:hint="cs"/>
-          <w:color w:val="0000FF"/>
-          <w:rtl/>
-        </w:rPr>
-        <w:t xml:space="preserve">הסבר קצר על המערכת </w:t>
-      </w:r>
-      <w:r>
-        <w:rPr>
-          <w:rFonts w:hint="cs"/>
-          <w:color w:val="0000FF"/>
-          <w:u w:val="single"/>
-          <w:rtl/>
-        </w:rPr>
-        <w:t>בראיית המשתמש</w:t>
-      </w:r>
-      <w:r>
-        <w:rPr>
-          <w:rFonts w:hint="cs"/>
-          <w:color w:val="0000FF"/>
-          <w:rtl/>
-        </w:rPr>
-        <w:t xml:space="preserve"> </w:t>
-      </w:r>
-      <w:r>
-        <w:rPr>
-          <w:color w:val="0000FF"/>
-          <w:rtl/>
-        </w:rPr>
-        <w:t>–</w:t>
-      </w:r>
-      <w:r>
-        <w:rPr>
-          <w:rFonts w:hint="cs"/>
-          <w:color w:val="0000FF"/>
-          <w:rtl/>
-        </w:rPr>
-        <w:t xml:space="preserve"> מה היא עושה, </w:t>
-      </w:r>
-      <w:r>
-        <w:rPr>
-          <w:rFonts w:hint="cs"/>
-          <w:color w:val="0000FF"/>
-          <w:rtl/>
-        </w:rPr>
-        <w:t>ל</w:t>
-      </w:r>
-      <w:r>
-        <w:rPr>
-          <w:rFonts w:hint="cs"/>
-          <w:color w:val="0000FF"/>
-          <w:rtl/>
-        </w:rPr>
-        <w:t xml:space="preserve">איזה </w:t>
-      </w:r>
-      <w:r>
-        <w:rPr>
-          <w:rFonts w:hint="cs"/>
-          <w:color w:val="0000FF"/>
-          <w:rtl/>
-        </w:rPr>
-        <w:t xml:space="preserve">צורך היא עונה </w:t>
-      </w:r>
-      <w:proofErr w:type="spellStart"/>
-      <w:r>
-        <w:rPr>
-          <w:rFonts w:hint="cs"/>
-          <w:color w:val="0000FF"/>
-          <w:rtl/>
-        </w:rPr>
-        <w:t>וכו</w:t>
-      </w:r>
-      <w:proofErr w:type="spellEnd"/>
-      <w:r>
-        <w:rPr>
-          <w:rFonts w:hint="cs"/>
-          <w:color w:val="0000FF"/>
-          <w:rtl/>
-        </w:rPr>
-        <w:t>'.</w:t>
-      </w:r>
-    </w:p>
-    <w:p>
-      <w:pPr>
-        <w:spacing w:line="276" w:lineRule="auto"/>
-        <w:rPr>
-          <w:color w:val="0000FF"/>
-          <w:rtl/>
-        </w:rPr>
-      </w:pPr>
-      <w:r>
-        <w:rPr>
-          <w:rFonts w:hint="cs"/>
-          <w:color w:val="0000FF"/>
-          <w:rtl/>
-        </w:rPr>
-        <w:t xml:space="preserve">אם מדובר במשחק </w:t>
-      </w:r>
-      <w:r>
-        <w:rPr>
-          <w:color w:val="0000FF"/>
-          <w:rtl/>
-        </w:rPr>
-        <w:t>–</w:t>
-      </w:r>
-      <w:r>
-        <w:rPr>
-          <w:rFonts w:hint="cs"/>
-          <w:color w:val="0000FF"/>
-          <w:rtl/>
-        </w:rPr>
-        <w:t xml:space="preserve"> זה המקום לצרף את כללי המשחק (אפשר להפנות לנספח  בסוף, שמכיל </w:t>
-      </w:r>
-      <w:r>
-        <w:rPr>
-          <w:color w:val="0000FF"/>
-        </w:rPr>
-        <w:t xml:space="preserve">copy-paste </w:t>
-      </w:r>
-      <w:proofErr w:type="spellStart"/>
-      <w:r>
-        <w:rPr>
-          <w:rFonts w:hint="cs"/>
-          <w:color w:val="0000FF"/>
-          <w:rtl/>
-        </w:rPr>
-        <w:t>מויקיפדיה</w:t>
-      </w:r>
-      <w:proofErr w:type="spellEnd"/>
-      <w:r>
-        <w:rPr>
-          <w:rFonts w:hint="cs"/>
-          <w:color w:val="0000FF"/>
-          <w:rtl/>
-        </w:rPr>
-        <w:t xml:space="preserve"> או מאתר כלשהו).</w:t>
-      </w:r>
-    </w:p>
-    <w:p>
-      <w:pPr>
-        <w:pStyle w:val="2"/>
-        <w:spacing w:line="276" w:lineRule="auto"/>
-        <w:rPr>
-          <w:rtl/>
-        </w:rPr>
-      </w:pPr>
-      <w:bookmarkStart w:id="54" w:name="_Toc29994004"/>
-      <w:bookmarkStart w:id="55" w:name="_Toc39329430"/>
-      <w:r>
-        <w:rPr>
-          <w:rFonts w:hint="cs"/>
-          <w:rtl/>
-        </w:rPr>
-        <w:t>יכולות המערכת</w:t>
-      </w:r>
-      <w:bookmarkEnd w:id="54"/>
-      <w:bookmarkEnd w:id="55"/>
       <w:r>
         <w:rPr>
           <w:rFonts w:hint="cs"/>
@@ -12506,8 +12759,8 @@
           <w:rtl/>
         </w:rPr>
       </w:pPr>
-      <w:bookmarkStart w:id="56" w:name="_Toc29994005"/>
-      <w:bookmarkStart w:id="57" w:name="_Toc39329431"/>
+      <w:bookmarkStart w:id="52" w:name="_Toc29994005"/>
+      <w:bookmarkStart w:id="53" w:name="_Toc39329431"/>
       <w:r>
         <w:rPr>
           <w:rFonts w:hint="cs"/>
@@ -12516,8 +12769,8 @@
         <w:lastRenderedPageBreak/>
         <w:t>תפעול המערכת</w:t>
       </w:r>
-      <w:bookmarkEnd w:id="56"/>
-      <w:bookmarkEnd w:id="57"/>
+      <w:bookmarkEnd w:id="52"/>
+      <w:bookmarkEnd w:id="53"/>
     </w:p>
     <w:p>
       <w:pPr>
@@ -12527,8 +12780,8 @@
           <w:rtl/>
         </w:rPr>
       </w:pPr>
-      <w:bookmarkStart w:id="58" w:name="_Toc29994006"/>
-      <w:bookmarkStart w:id="59" w:name="_Toc39329432"/>
+      <w:bookmarkStart w:id="54" w:name="_Toc29994006"/>
+      <w:bookmarkStart w:id="55" w:name="_Toc39329432"/>
       <w:r>
         <w:rPr>
           <w:rFonts w:hint="cs"/>
@@ -12536,8 +12789,8 @@
         </w:rPr>
         <w:t>תרשים זרימה בין המסכים</w:t>
       </w:r>
-      <w:bookmarkEnd w:id="58"/>
-      <w:bookmarkEnd w:id="59"/>
+      <w:bookmarkEnd w:id="54"/>
+      <w:bookmarkEnd w:id="55"/>
     </w:p>
     <w:p>
       <w:pPr>
@@ -15528,8 +15781,8 @@
           <w:rtl/>
         </w:rPr>
       </w:pPr>
-      <w:bookmarkStart w:id="60" w:name="_Toc29994007"/>
-      <w:bookmarkStart w:id="61" w:name="_Toc39329433"/>
+      <w:bookmarkStart w:id="56" w:name="_Toc29994007"/>
+      <w:bookmarkStart w:id="57" w:name="_Toc39329433"/>
       <w:r>
         <w:rPr>
           <w:rFonts w:hint="cs"/>
@@ -15537,8 +15790,8 @@
         </w:rPr>
         <w:t>מסך פתיחה</w:t>
       </w:r>
-      <w:bookmarkEnd w:id="60"/>
-      <w:bookmarkEnd w:id="61"/>
+      <w:bookmarkEnd w:id="56"/>
+      <w:bookmarkEnd w:id="57"/>
     </w:p>
     <w:p>
       <w:pPr>
@@ -15586,7 +15839,7 @@
           <w:rtl/>
         </w:rPr>
       </w:pPr>
-      <w:bookmarkStart w:id="62" w:name="_Toc29994008"/>
+      <w:bookmarkStart w:id="58" w:name="_Toc29994008"/>
       <w:r>
         <w:rPr>
           <w:rFonts w:hint="cs"/>
@@ -15597,7 +15850,7 @@
       <w:r>
         <w:t>X</w:t>
       </w:r>
-      <w:bookmarkEnd w:id="62"/>
+      <w:bookmarkEnd w:id="58"/>
     </w:p>
     <w:p>
       <w:pPr>
@@ -15768,8 +16021,8 @@
           <w:rtl/>
         </w:rPr>
       </w:pPr>
-      <w:bookmarkStart w:id="63" w:name="_Toc29994009"/>
-      <w:bookmarkStart w:id="64" w:name="_Toc39329434"/>
+      <w:bookmarkStart w:id="59" w:name="_Toc29994009"/>
+      <w:bookmarkStart w:id="60" w:name="_Toc39329434"/>
       <w:r>
         <w:rPr>
           <w:rFonts w:hint="cs"/>
@@ -15777,8 +16030,8 @@
         </w:rPr>
         <w:t>מסך משחק</w:t>
       </w:r>
-      <w:bookmarkEnd w:id="63"/>
-      <w:bookmarkEnd w:id="64"/>
+      <w:bookmarkEnd w:id="59"/>
+      <w:bookmarkEnd w:id="60"/>
     </w:p>
     <w:p>
       <w:pPr>
@@ -15788,7 +16041,7 @@
           <w:rtl/>
         </w:rPr>
       </w:pPr>
-      <w:bookmarkStart w:id="65" w:name="_Toc29994010"/>
+      <w:bookmarkStart w:id="61" w:name="_Toc29994010"/>
       <w:r>
         <w:rPr>
           <w:rFonts w:hint="cs"/>
@@ -15799,28 +16052,498 @@
       <w:r>
         <w:t>Y</w:t>
       </w:r>
+      <w:bookmarkEnd w:id="61"/>
+    </w:p>
+    <w:p>
+      <w:pPr>
+        <w:pStyle w:val="3"/>
+        <w:pageBreakBefore/>
+        <w:spacing w:line="276" w:lineRule="auto"/>
+        <w:rPr>
+          <w:rtl/>
+        </w:rPr>
+      </w:pPr>
+      <w:bookmarkStart w:id="62" w:name="_Toc29994011"/>
+      <w:bookmarkStart w:id="63" w:name="_Toc39329435"/>
+      <w:r>
+        <w:rPr>
+          <w:rFonts w:hint="cs"/>
+          <w:rtl/>
+        </w:rPr>
+        <w:lastRenderedPageBreak/>
+        <w:t>הרשאות</w:t>
+      </w:r>
+      <w:bookmarkEnd w:id="62"/>
+      <w:bookmarkEnd w:id="63"/>
+    </w:p>
+    <w:p>
+      <w:pPr>
+        <w:spacing w:line="276" w:lineRule="auto"/>
+        <w:rPr>
+          <w:color w:val="0000FF"/>
+          <w:rtl/>
+        </w:rPr>
+      </w:pPr>
+      <w:r>
+        <w:rPr>
+          <w:rFonts w:hint="cs"/>
+          <w:color w:val="0000FF"/>
+          <w:rtl/>
+        </w:rPr>
+        <w:t>פירוט ההרשאות שהאפליקציה דורשת והסבר על כל הרשאה.</w:t>
+      </w:r>
+    </w:p>
+    <w:p>
+      <w:pPr>
+        <w:spacing w:line="276" w:lineRule="auto"/>
+        <w:rPr>
+          <w:color w:val="0000FF"/>
+          <w:rtl/>
+        </w:rPr>
+      </w:pPr>
+      <w:r>
+        <w:rPr>
+          <w:rFonts w:hint="cs"/>
+          <w:color w:val="0000FF"/>
+          <w:rtl/>
+        </w:rPr>
+        <w:t>העתיקו מה-</w:t>
+      </w:r>
+      <w:proofErr w:type="spellStart"/>
+      <w:r>
+        <w:rPr>
+          <w:color w:val="0000FF"/>
+        </w:rPr>
+        <w:t>AndroidManifest</w:t>
+      </w:r>
+      <w:proofErr w:type="spellEnd"/>
+      <w:r>
+        <w:rPr>
+          <w:rFonts w:hint="cs"/>
+          <w:color w:val="0000FF"/>
+          <w:rtl/>
+        </w:rPr>
+        <w:t xml:space="preserve"> את השמות והסבירו מה כל אחד עושה.</w:t>
+      </w:r>
+    </w:p>
+    <w:p>
+      <w:pPr>
+        <w:spacing w:line="276" w:lineRule="auto"/>
+        <w:rPr>
+          <w:color w:val="0000FF"/>
+          <w:rtl/>
+        </w:rPr>
+      </w:pPr>
+      <w:r>
+        <w:rPr>
+          <w:rFonts w:hint="cs"/>
+          <w:color w:val="0000FF"/>
+          <w:rtl/>
+        </w:rPr>
+        <w:t xml:space="preserve">דוגמא: </w:t>
+      </w:r>
+    </w:p>
+    <w:p>
+      <w:pPr>
+        <w:spacing w:line="276" w:lineRule="auto"/>
+        <w:rPr>
+          <w:color w:val="0000FF"/>
+          <w:rtl/>
+        </w:rPr>
+      </w:pPr>
+      <w:proofErr w:type="spellStart"/>
+      <w:proofErr w:type="gramStart"/>
+      <w:r>
+        <w:rPr>
+          <w:color w:val="0000FF"/>
+        </w:rPr>
+        <w:t>android.permission</w:t>
+      </w:r>
+      <w:proofErr w:type="gramEnd"/>
+      <w:r>
+        <w:rPr>
+          <w:color w:val="0000FF"/>
+        </w:rPr>
+        <w:t>.VIBRATE</w:t>
+      </w:r>
+      <w:proofErr w:type="spellEnd"/>
+      <w:r>
+        <w:rPr>
+          <w:rFonts w:hint="cs"/>
+          <w:color w:val="0000FF"/>
+          <w:rtl/>
+        </w:rPr>
+        <w:t xml:space="preserve"> </w:t>
+      </w:r>
+      <w:r>
+        <w:rPr>
+          <w:color w:val="0000FF"/>
+          <w:rtl/>
+        </w:rPr>
+        <w:t>–</w:t>
+      </w:r>
+      <w:r>
+        <w:rPr>
+          <w:rFonts w:hint="cs"/>
+          <w:color w:val="0000FF"/>
+          <w:rtl/>
+        </w:rPr>
+        <w:t xml:space="preserve"> נדרשת כדי לאפשר שימוש ברטט במכשיר.</w:t>
+      </w:r>
+    </w:p>
+    <w:p>
+      <w:pPr>
+        <w:spacing w:line="276" w:lineRule="auto"/>
+        <w:rPr>
+          <w:color w:val="FF0000"/>
+          <w:rtl/>
+        </w:rPr>
+      </w:pPr>
+    </w:p>
+    <w:p>
+      <w:pPr>
+        <w:pStyle w:val="3"/>
+        <w:spacing w:line="276" w:lineRule="auto"/>
+        <w:rPr>
+          <w:rtl/>
+        </w:rPr>
+      </w:pPr>
+      <w:bookmarkStart w:id="64" w:name="_Toc29994012"/>
+      <w:bookmarkStart w:id="65" w:name="_Toc39329436"/>
+      <w:r>
+        <w:rPr>
+          <w:rFonts w:hint="cs"/>
+          <w:rtl/>
+        </w:rPr>
+        <w:t>דרישות מיוחדות ומגבלות</w:t>
+      </w:r>
+      <w:bookmarkEnd w:id="64"/>
       <w:bookmarkEnd w:id="65"/>
     </w:p>
     <w:p>
       <w:pPr>
-        <w:pStyle w:val="3"/>
-        <w:pageBreakBefore/>
         <w:spacing w:line="276" w:lineRule="auto"/>
         <w:rPr>
-          <w:rtl/>
-        </w:rPr>
-      </w:pPr>
-      <w:bookmarkStart w:id="66" w:name="_Toc29994011"/>
-      <w:bookmarkStart w:id="67" w:name="_Toc39329435"/>
-      <w:r>
-        <w:rPr>
-          <w:rFonts w:hint="cs"/>
-          <w:rtl/>
-        </w:rPr>
-        <w:lastRenderedPageBreak/>
-        <w:t>הרשאות</w:t>
+          <w:color w:val="0000FF"/>
+          <w:rtl/>
+        </w:rPr>
+      </w:pPr>
+      <w:r>
+        <w:rPr>
+          <w:rFonts w:hint="cs"/>
+          <w:color w:val="0000FF"/>
+          <w:rtl/>
+        </w:rPr>
+        <w:t xml:space="preserve">חומרה מיוחדת (חיישנים, </w:t>
+      </w:r>
+      <w:r>
+        <w:rPr>
+          <w:color w:val="0000FF"/>
+        </w:rPr>
+        <w:t xml:space="preserve">GPS </w:t>
+      </w:r>
+      <w:r>
+        <w:rPr>
+          <w:rFonts w:hint="cs"/>
+          <w:color w:val="0000FF"/>
+          <w:rtl/>
+        </w:rPr>
+        <w:t xml:space="preserve"> וכו') ומגבלות בשימוש במערכת (למשל </w:t>
+      </w:r>
+      <w:r>
+        <w:rPr>
+          <w:color w:val="0000FF"/>
+          <w:rtl/>
+        </w:rPr>
+        <w:t>–</w:t>
+      </w:r>
+      <w:r>
+        <w:rPr>
+          <w:rFonts w:hint="cs"/>
+          <w:color w:val="0000FF"/>
+          <w:rtl/>
+        </w:rPr>
+        <w:t xml:space="preserve"> מערכת שמחייבת תקשורת </w:t>
+      </w:r>
+      <w:r>
+        <w:rPr>
+          <w:color w:val="0000FF"/>
+        </w:rPr>
+        <w:t>WIFI</w:t>
+      </w:r>
+      <w:r>
+        <w:rPr>
+          <w:rFonts w:hint="cs"/>
+          <w:color w:val="0000FF"/>
+          <w:rtl/>
+        </w:rPr>
+        <w:t xml:space="preserve">, מערכת שאינה יכולה לרוץ על </w:t>
+      </w:r>
+      <w:proofErr w:type="spellStart"/>
+      <w:r>
+        <w:rPr>
+          <w:rFonts w:hint="cs"/>
+          <w:color w:val="0000FF"/>
+          <w:rtl/>
+        </w:rPr>
+        <w:t>אמולטור</w:t>
+      </w:r>
+      <w:proofErr w:type="spellEnd"/>
+      <w:r>
+        <w:rPr>
+          <w:rFonts w:hint="cs"/>
+          <w:color w:val="0000FF"/>
+          <w:rtl/>
+        </w:rPr>
+        <w:t xml:space="preserve"> אלא רק על מכשיר פיזי וכו').</w:t>
+      </w:r>
+    </w:p>
+    <w:p>
+      <w:pPr>
+        <w:spacing w:line="276" w:lineRule="auto"/>
+        <w:rPr>
+          <w:color w:val="0000FF"/>
+          <w:rtl/>
+        </w:rPr>
+      </w:pPr>
+      <w:r>
+        <w:rPr>
+          <w:rFonts w:hint="cs"/>
+          <w:color w:val="0000FF"/>
+          <w:rtl/>
+        </w:rPr>
+        <w:t xml:space="preserve">כמו כן יש לציין אם המערכת מצפה שיהיו קבצים </w:t>
+      </w:r>
+      <w:proofErr w:type="spellStart"/>
+      <w:r>
+        <w:rPr>
+          <w:rFonts w:hint="cs"/>
+          <w:color w:val="0000FF"/>
+          <w:rtl/>
+        </w:rPr>
+        <w:t>מסויימים</w:t>
+      </w:r>
+      <w:proofErr w:type="spellEnd"/>
+      <w:r>
+        <w:rPr>
+          <w:rFonts w:hint="cs"/>
+          <w:color w:val="0000FF"/>
+          <w:rtl/>
+        </w:rPr>
+        <w:t xml:space="preserve"> על המכשיר (תמונות,</w:t>
+      </w:r>
+      <w:r>
+        <w:rPr>
+          <w:color w:val="0000FF"/>
+        </w:rPr>
+        <w:t xml:space="preserve"> </w:t>
+      </w:r>
+      <w:r>
+        <w:rPr>
+          <w:rFonts w:hint="cs"/>
+          <w:color w:val="0000FF"/>
+          <w:rtl/>
+        </w:rPr>
+        <w:t xml:space="preserve"> מוסיקה, וידאו) </w:t>
+      </w:r>
+      <w:proofErr w:type="spellStart"/>
+      <w:r>
+        <w:rPr>
+          <w:rFonts w:hint="cs"/>
+          <w:color w:val="0000FF"/>
+          <w:rtl/>
+        </w:rPr>
+        <w:t>וכו</w:t>
+      </w:r>
+      <w:proofErr w:type="spellEnd"/>
+      <w:r>
+        <w:rPr>
+          <w:rFonts w:hint="cs"/>
+          <w:color w:val="0000FF"/>
+          <w:rtl/>
+        </w:rPr>
+        <w:t>'. עקרונית עדיף לדאוג לספק 2-3 קבצי דוגמא בתוך ה-</w:t>
+      </w:r>
+      <w:r>
+        <w:rPr>
+          <w:color w:val="0000FF"/>
+        </w:rPr>
+        <w:t>resources</w:t>
+      </w:r>
+      <w:r>
+        <w:rPr>
+          <w:rFonts w:hint="cs"/>
+          <w:color w:val="0000FF"/>
+          <w:rtl/>
+        </w:rPr>
+        <w:t xml:space="preserve"> של המערכת.</w:t>
+      </w:r>
+    </w:p>
+    <w:p>
+      <w:pPr>
+        <w:pStyle w:val="4"/>
+        <w:spacing w:line="276" w:lineRule="auto"/>
+        <w:rPr>
+          <w:rtl/>
+        </w:rPr>
+      </w:pPr>
+      <w:bookmarkStart w:id="66" w:name="_Toc29994013"/>
+      <w:proofErr w:type="spellStart"/>
+      <w:r>
+        <w:rPr>
+          <w:rFonts w:hint="cs"/>
+          <w:rtl/>
+        </w:rPr>
+        <w:t>גירסת</w:t>
+      </w:r>
+      <w:proofErr w:type="spellEnd"/>
+      <w:r>
+        <w:rPr>
+          <w:rFonts w:hint="cs"/>
+          <w:rtl/>
+        </w:rPr>
+        <w:t xml:space="preserve"> </w:t>
+      </w:r>
+      <w:r>
+        <w:t>Android</w:t>
+      </w:r>
+      <w:r>
+        <w:rPr>
+          <w:rFonts w:hint="cs"/>
+          <w:rtl/>
+        </w:rPr>
+        <w:t xml:space="preserve"> מינימלית</w:t>
       </w:r>
       <w:bookmarkEnd w:id="66"/>
+    </w:p>
+    <w:p>
+      <w:pPr>
+        <w:spacing w:line="276" w:lineRule="auto"/>
+        <w:rPr>
+          <w:color w:val="0000FF"/>
+          <w:rtl/>
+        </w:rPr>
+      </w:pPr>
+      <w:r>
+        <w:rPr>
+          <w:rFonts w:hint="cs"/>
+          <w:color w:val="0000FF"/>
+          <w:rtl/>
+        </w:rPr>
+        <w:t xml:space="preserve">מהי </w:t>
+      </w:r>
+      <w:proofErr w:type="spellStart"/>
+      <w:r>
+        <w:rPr>
+          <w:rFonts w:hint="cs"/>
+          <w:color w:val="0000FF"/>
+          <w:rtl/>
+        </w:rPr>
+        <w:t>גירסת</w:t>
+      </w:r>
+      <w:proofErr w:type="spellEnd"/>
+      <w:r>
+        <w:rPr>
+          <w:rFonts w:hint="cs"/>
+          <w:color w:val="0000FF"/>
+          <w:rtl/>
+        </w:rPr>
+        <w:t xml:space="preserve"> </w:t>
+      </w:r>
+      <w:r>
+        <w:rPr>
+          <w:color w:val="0000FF"/>
+        </w:rPr>
+        <w:t>Android</w:t>
+      </w:r>
+      <w:r>
+        <w:rPr>
+          <w:rFonts w:hint="cs"/>
+          <w:color w:val="0000FF"/>
+          <w:rtl/>
+        </w:rPr>
+        <w:t xml:space="preserve"> המינימלית שנדרשת כדי להריץ את האפליקציה?</w:t>
+      </w:r>
+    </w:p>
+    <w:p>
+      <w:pPr>
+        <w:spacing w:line="276" w:lineRule="auto"/>
+        <w:rPr>
+          <w:color w:val="0000FF"/>
+          <w:rtl/>
+        </w:rPr>
+      </w:pPr>
+      <w:r>
+        <w:rPr>
+          <w:rFonts w:hint="cs"/>
+          <w:color w:val="0000FF"/>
+          <w:rtl/>
+        </w:rPr>
+        <w:t xml:space="preserve">לדוגמא: </w:t>
+      </w:r>
+      <w:r>
+        <w:rPr>
+          <w:color w:val="0000FF"/>
+        </w:rPr>
+        <w:t>Android 4.4.2</w:t>
+      </w:r>
+      <w:r>
+        <w:rPr>
+          <w:rFonts w:hint="cs"/>
+          <w:color w:val="0000FF"/>
+          <w:rtl/>
+        </w:rPr>
+        <w:t xml:space="preserve"> </w:t>
+      </w:r>
+      <w:proofErr w:type="spellStart"/>
+      <w:r>
+        <w:rPr>
+          <w:rFonts w:hint="cs"/>
+          <w:color w:val="0000FF"/>
+          <w:rtl/>
+        </w:rPr>
+        <w:t>גירסת</w:t>
+      </w:r>
+      <w:proofErr w:type="spellEnd"/>
+      <w:r>
+        <w:rPr>
+          <w:rFonts w:hint="cs"/>
+          <w:color w:val="0000FF"/>
+          <w:rtl/>
+        </w:rPr>
+        <w:t xml:space="preserve"> </w:t>
+      </w:r>
+      <w:r>
+        <w:rPr>
+          <w:color w:val="0000FF"/>
+        </w:rPr>
+        <w:t xml:space="preserve">API </w:t>
+      </w:r>
+      <w:r>
+        <w:rPr>
+          <w:rFonts w:hint="cs"/>
+          <w:color w:val="0000FF"/>
+          <w:rtl/>
+        </w:rPr>
+        <w:t xml:space="preserve">  19  </w:t>
+      </w:r>
+    </w:p>
+    <w:p>
+      <w:pPr>
+        <w:pStyle w:val="4"/>
+        <w:spacing w:line="276" w:lineRule="auto"/>
+        <w:rPr>
+          <w:rtl/>
+        </w:rPr>
+      </w:pPr>
+      <w:bookmarkStart w:id="67" w:name="_Toc29994014"/>
+      <w:r>
+        <w:rPr>
+          <w:rFonts w:hint="cs"/>
+          <w:rtl/>
+        </w:rPr>
+        <w:t>מכשירים עליהם נבדקה המערכת</w:t>
+      </w:r>
       <w:bookmarkEnd w:id="67"/>
     </w:p>
     <w:p>
@@ -15837,7 +16560,25 @@
           <w:color w:val="0000FF"/>
           <w:rtl/>
         </w:rPr>
-        <w:t>פירוט ההרשאות שהאפליקציה דורשת והסבר על כל הרשאה.</w:t>
+        <w:t xml:space="preserve">ציינו על איזה מכשירים / </w:t>
+      </w:r>
+      <w:proofErr w:type="spellStart"/>
+      <w:r>
+        <w:rPr>
+          <w:rFonts w:hint="cs"/>
+          <w:color w:val="0000FF"/>
+          <w:rtl/>
+        </w:rPr>
+        <w:t>אמולטורים</w:t>
+      </w:r>
+      <w:proofErr w:type="spellEnd"/>
+      <w:r>
+        <w:rPr>
+          <w:rFonts w:hint="cs"/>
+          <w:color w:val="0000FF"/>
+          <w:rtl/>
+        </w:rPr>
+        <w:t xml:space="preserve"> נבדקה המערכת.</w:t>
       </w:r>
     </w:p>
     <w:p>
@@ -15854,23 +16595,35 @@
           <w:color w:val="0000FF"/>
           <w:rtl/>
         </w:rPr>
-        <w:t>העתיקו מה-</w:t>
-      </w:r>
-      <w:proofErr w:type="spellStart"/>
-      <w:r>
-        <w:rPr>
-          <w:color w:val="0000FF"/>
-        </w:rPr>
-        <w:t>AndroidManifest</w:t>
-      </w:r>
-      <w:proofErr w:type="spellEnd"/>
-      <w:r>
-        <w:rPr>
-          <w:rFonts w:hint="cs"/>
-          <w:color w:val="0000FF"/>
-          <w:rtl/>
-        </w:rPr>
-        <w:t xml:space="preserve"> את השמות והסבירו מה כל אחד עושה.</w:t>
+        <w:t xml:space="preserve">לדוגמא: </w:t>
+      </w:r>
+      <w:r>
+        <w:rPr>
+          <w:color w:val="0000FF"/>
+        </w:rPr>
+        <w:t>LG Nexus 4</w:t>
+      </w:r>
+      <w:r>
+        <w:rPr>
+          <w:rFonts w:hint="cs"/>
+          <w:color w:val="0000FF"/>
+          <w:rtl/>
+        </w:rPr>
+        <w:t xml:space="preserve"> המריץ </w:t>
+      </w:r>
+      <w:r>
+        <w:rPr>
+          <w:color w:val="0000FF"/>
+        </w:rPr>
+        <w:t>Android 5.0.1</w:t>
+      </w:r>
+      <w:r>
+        <w:rPr>
+          <w:rFonts w:hint="cs"/>
+          <w:color w:val="0000FF"/>
+          <w:rtl/>
+        </w:rPr>
+        <w:t xml:space="preserve"> </w:t>
       </w:r>
     </w:p>
     <w:p>
@@ -15881,62 +16634,109 @@
           <w:rtl/>
         </w:rPr>
       </w:pPr>
-      <w:r>
-        <w:rPr>
-          <w:rFonts w:hint="cs"/>
-          <w:color w:val="0000FF"/>
-          <w:rtl/>
-        </w:rPr>
-        <w:t xml:space="preserve">דוגמא: </w:t>
+      <w:proofErr w:type="spellStart"/>
+      <w:r>
+        <w:rPr>
+          <w:rFonts w:hint="cs"/>
+          <w:color w:val="0000FF"/>
+          <w:rtl/>
+        </w:rPr>
+        <w:t>אמולטור</w:t>
+      </w:r>
+      <w:proofErr w:type="spellEnd"/>
+      <w:r>
+        <w:rPr>
+          <w:rFonts w:hint="cs"/>
+          <w:color w:val="0000FF"/>
+          <w:rtl/>
+        </w:rPr>
+        <w:t xml:space="preserve"> </w:t>
+      </w:r>
+      <w:proofErr w:type="spellStart"/>
+      <w:r>
+        <w:rPr>
+          <w:color w:val="0000FF"/>
+        </w:rPr>
+        <w:t>GennyMotion</w:t>
+      </w:r>
+      <w:proofErr w:type="spellEnd"/>
+      <w:r>
+        <w:rPr>
+          <w:rFonts w:hint="cs"/>
+          <w:color w:val="0000FF"/>
+          <w:rtl/>
+        </w:rPr>
+        <w:t xml:space="preserve"> המבצע אמולציה ל-</w:t>
+      </w:r>
+      <w:r>
+        <w:rPr>
+          <w:color w:val="0000FF"/>
+        </w:rPr>
+        <w:t>Samsung Galaxy S3</w:t>
+      </w:r>
+      <w:r>
+        <w:rPr>
+          <w:rFonts w:hint="cs"/>
+          <w:color w:val="0000FF"/>
+          <w:rtl/>
+        </w:rPr>
+        <w:t xml:space="preserve"> המריץ </w:t>
+      </w:r>
+      <w:r>
+        <w:rPr>
+          <w:color w:val="0000FF"/>
+        </w:rPr>
+        <w:t xml:space="preserve">Android 4.2.2 </w:t>
+      </w:r>
+      <w:r>
+        <w:rPr>
+          <w:rFonts w:hint="cs"/>
+          <w:color w:val="0000FF"/>
+          <w:rtl/>
+        </w:rPr>
+        <w:t xml:space="preserve"> </w:t>
+      </w:r>
+      <w:proofErr w:type="spellStart"/>
+      <w:r>
+        <w:rPr>
+          <w:rFonts w:hint="cs"/>
+          <w:color w:val="0000FF"/>
+          <w:rtl/>
+        </w:rPr>
+        <w:t>גירסת</w:t>
+      </w:r>
+      <w:proofErr w:type="spellEnd"/>
+      <w:r>
+        <w:rPr>
+          <w:rFonts w:hint="cs"/>
+          <w:color w:val="0000FF"/>
+          <w:rtl/>
+        </w:rPr>
+        <w:t xml:space="preserve"> </w:t>
+      </w:r>
+      <w:r>
+        <w:rPr>
+          <w:color w:val="0000FF"/>
+        </w:rPr>
+        <w:t xml:space="preserve">API </w:t>
+      </w:r>
+      <w:r>
+        <w:rPr>
+          <w:rFonts w:hint="cs"/>
+          <w:color w:val="0000FF"/>
+          <w:rtl/>
+        </w:rPr>
+        <w:t xml:space="preserve"> 17</w:t>
       </w:r>
     </w:p>
     <w:p>
       <w:pPr>
         <w:spacing w:line="276" w:lineRule="auto"/>
         <w:rPr>
-          <w:color w:val="0000FF"/>
-          <w:rtl/>
-        </w:rPr>
-      </w:pPr>
-      <w:proofErr w:type="spellStart"/>
-      <w:proofErr w:type="gramStart"/>
-      <w:r>
-        <w:rPr>
-          <w:color w:val="0000FF"/>
-        </w:rPr>
-        <w:t>android.permission</w:t>
-      </w:r>
-      <w:proofErr w:type="gramEnd"/>
-      <w:r>
-        <w:rPr>
-          <w:color w:val="0000FF"/>
-        </w:rPr>
-        <w:t>.VIBRATE</w:t>
-      </w:r>
-      <w:proofErr w:type="spellEnd"/>
-      <w:r>
-        <w:rPr>
-          <w:rFonts w:hint="cs"/>
-          <w:color w:val="0000FF"/>
-          <w:rtl/>
-        </w:rPr>
-        <w:t xml:space="preserve"> </w:t>
-      </w:r>
-      <w:r>
-        <w:rPr>
-          <w:color w:val="0000FF"/>
-          <w:rtl/>
-        </w:rPr>
-        <w:t>–</w:t>
-      </w:r>
-      <w:r>
-        <w:rPr>
-          <w:rFonts w:hint="cs"/>
-          <w:color w:val="0000FF"/>
-          <w:rtl/>
-        </w:rPr>
-        <w:t xml:space="preserve"> נדרשת כדי לאפשר שימוש ברטט במכשיר.</w:t>
-      </w:r>
+          <w:color w:val="FF0000"/>
+          <w:rtl/>
+        </w:rPr>
+      </w:pPr>
     </w:p>
     <w:p>
       <w:pPr>
@@ -15949,553 +16749,6 @@
     </w:p>
     <w:p>
       <w:pPr>
-        <w:pStyle w:val="3"/>
-        <w:spacing w:line="276" w:lineRule="auto"/>
-        <w:rPr>
-          <w:rtl/>
-        </w:rPr>
-      </w:pPr>
-      <w:bookmarkStart w:id="68" w:name="_Toc29994012"/>
-      <w:bookmarkStart w:id="69" w:name="_Toc39329436"/>
-      <w:r>
-        <w:rPr>
-          <w:rFonts w:hint="cs"/>
-          <w:rtl/>
-        </w:rPr>
-        <w:t>דרישות מיוחדות ומגבלות</w:t>
-      </w:r>
-      <w:bookmarkEnd w:id="68"/>
-      <w:bookmarkEnd w:id="69"/>
-    </w:p>
-    <w:p>
-      <w:pPr>
-        <w:spacing w:line="276" w:lineRule="auto"/>
-        <w:rPr>
-          <w:color w:val="0000FF"/>
-          <w:rtl/>
-        </w:rPr>
-      </w:pPr>
-      <w:r>
-        <w:rPr>
-          <w:rFonts w:hint="cs"/>
-          <w:color w:val="0000FF"/>
-          <w:rtl/>
-        </w:rPr>
-        <w:t xml:space="preserve">חומרה מיוחדת (חיישנים, </w:t>
-      </w:r>
-      <w:r>
-        <w:rPr>
-          <w:color w:val="0000FF"/>
-        </w:rPr>
-        <w:t xml:space="preserve">GPS </w:t>
-      </w:r>
-      <w:r>
-        <w:rPr>
-          <w:rFonts w:hint="cs"/>
-          <w:color w:val="0000FF"/>
-          <w:rtl/>
-        </w:rPr>
-        <w:t xml:space="preserve"> וכו') ומגבלות בשימוש במערכת (למשל </w:t>
-      </w:r>
-      <w:r>
-        <w:rPr>
-          <w:color w:val="0000FF"/>
-          <w:rtl/>
-        </w:rPr>
-        <w:t>–</w:t>
-      </w:r>
-      <w:r>
-        <w:rPr>
-          <w:rFonts w:hint="cs"/>
-          <w:color w:val="0000FF"/>
-          <w:rtl/>
-        </w:rPr>
-        <w:t xml:space="preserve"> מערכת שמחייבת תקשורת </w:t>
-      </w:r>
-      <w:r>
-        <w:rPr>
-          <w:color w:val="0000FF"/>
-        </w:rPr>
-        <w:t>WIFI</w:t>
-      </w:r>
-      <w:r>
-        <w:rPr>
-          <w:rFonts w:hint="cs"/>
-          <w:color w:val="0000FF"/>
-          <w:rtl/>
-        </w:rPr>
-        <w:t xml:space="preserve">, מערכת שאינה יכולה לרוץ על </w:t>
-      </w:r>
-      <w:proofErr w:type="spellStart"/>
-      <w:r>
-        <w:rPr>
-          <w:rFonts w:hint="cs"/>
-          <w:color w:val="0000FF"/>
-          <w:rtl/>
-        </w:rPr>
-        <w:t>אמולטור</w:t>
-      </w:r>
-      <w:proofErr w:type="spellEnd"/>
-      <w:r>
-        <w:rPr>
-          <w:rFonts w:hint="cs"/>
-          <w:color w:val="0000FF"/>
-          <w:rtl/>
-        </w:rPr>
-        <w:t xml:space="preserve"> אלא רק על מכשיר פיזי וכו').</w:t>
-      </w:r>
-    </w:p>
-    <w:p>
-      <w:pPr>
-        <w:spacing w:line="276" w:lineRule="auto"/>
-        <w:rPr>
-          <w:color w:val="0000FF"/>
-          <w:rtl/>
-        </w:rPr>
-      </w:pPr>
-      <w:r>
-        <w:rPr>
-          <w:rFonts w:hint="cs"/>
-          <w:color w:val="0000FF"/>
-          <w:rtl/>
-        </w:rPr>
-        <w:t xml:space="preserve">כמו כן יש לציין אם המערכת מצפה שיהיו קבצים </w:t>
-      </w:r>
-      <w:proofErr w:type="spellStart"/>
-      <w:r>
-        <w:rPr>
-          <w:rFonts w:hint="cs"/>
-          <w:color w:val="0000FF"/>
-          <w:rtl/>
-        </w:rPr>
-        <w:t>מסויימים</w:t>
-      </w:r>
-      <w:proofErr w:type="spellEnd"/>
-      <w:r>
-        <w:rPr>
-          <w:rFonts w:hint="cs"/>
-          <w:color w:val="0000FF"/>
-          <w:rtl/>
-        </w:rPr>
-        <w:t xml:space="preserve"> על המכשיר (תמונות,</w:t>
-      </w:r>
-      <w:r>
-        <w:rPr>
-          <w:color w:val="0000FF"/>
-        </w:rPr>
-        <w:t xml:space="preserve"> </w:t>
-      </w:r>
-      <w:r>
-        <w:rPr>
-          <w:rFonts w:hint="cs"/>
-          <w:color w:val="0000FF"/>
-          <w:rtl/>
-        </w:rPr>
-        <w:t xml:space="preserve"> מוסיקה, וידאו) </w:t>
-      </w:r>
-      <w:proofErr w:type="spellStart"/>
-      <w:r>
-        <w:rPr>
-          <w:rFonts w:hint="cs"/>
-          <w:color w:val="0000FF"/>
-          <w:rtl/>
-        </w:rPr>
-        <w:t>וכו</w:t>
-      </w:r>
-      <w:proofErr w:type="spellEnd"/>
-      <w:r>
-        <w:rPr>
-          <w:rFonts w:hint="cs"/>
-          <w:color w:val="0000FF"/>
-          <w:rtl/>
-        </w:rPr>
-        <w:t>'. עקרונית עדיף לדאוג לספק 2-3 קבצי דוגמא בתוך ה-</w:t>
-      </w:r>
-      <w:r>
-        <w:rPr>
-          <w:color w:val="0000FF"/>
-        </w:rPr>
-        <w:t>resources</w:t>
-      </w:r>
-      <w:r>
-        <w:rPr>
-          <w:rFonts w:hint="cs"/>
-          <w:color w:val="0000FF"/>
-          <w:rtl/>
-        </w:rPr>
-        <w:t xml:space="preserve"> של המערכת.</w:t>
-      </w:r>
-    </w:p>
-    <w:p>
-      <w:pPr>
-        <w:pStyle w:val="4"/>
-        <w:spacing w:line="276" w:lineRule="auto"/>
-        <w:rPr>
-          <w:rtl/>
-        </w:rPr>
-      </w:pPr>
-      <w:bookmarkStart w:id="70" w:name="_Toc29994013"/>
-      <w:proofErr w:type="spellStart"/>
-      <w:r>
-        <w:rPr>
-          <w:rFonts w:hint="cs"/>
-          <w:rtl/>
-        </w:rPr>
-        <w:t>גירסת</w:t>
-      </w:r>
-      <w:proofErr w:type="spellEnd"/>
-      <w:r>
-        <w:rPr>
-          <w:rFonts w:hint="cs"/>
-          <w:rtl/>
-        </w:rPr>
-        <w:t xml:space="preserve"> </w:t>
-      </w:r>
-      <w:r>
-        <w:t>Android</w:t>
-      </w:r>
-      <w:r>
-        <w:rPr>
-          <w:rFonts w:hint="cs"/>
-          <w:rtl/>
-        </w:rPr>
-        <w:t xml:space="preserve"> מינימלית</w:t>
-      </w:r>
-      <w:bookmarkEnd w:id="70"/>
-    </w:p>
-    <w:p>
-      <w:pPr>
-        <w:spacing w:line="276" w:lineRule="auto"/>
-        <w:rPr>
-          <w:color w:val="0000FF"/>
-          <w:rtl/>
-        </w:rPr>
-      </w:pPr>
-      <w:r>
-        <w:rPr>
-          <w:rFonts w:hint="cs"/>
-          <w:color w:val="0000FF"/>
-          <w:rtl/>
-        </w:rPr>
-        <w:t xml:space="preserve">מהי </w:t>
-      </w:r>
-      <w:proofErr w:type="spellStart"/>
-      <w:r>
-        <w:rPr>
-          <w:rFonts w:hint="cs"/>
-          <w:color w:val="0000FF"/>
-          <w:rtl/>
-        </w:rPr>
-        <w:t>גירסת</w:t>
-      </w:r>
-      <w:proofErr w:type="spellEnd"/>
-      <w:r>
-        <w:rPr>
-          <w:rFonts w:hint="cs"/>
-          <w:color w:val="0000FF"/>
-          <w:rtl/>
-        </w:rPr>
-        <w:t xml:space="preserve"> </w:t>
-      </w:r>
-      <w:r>
-        <w:rPr>
-          <w:color w:val="0000FF"/>
-        </w:rPr>
-        <w:t>Android</w:t>
-      </w:r>
-      <w:r>
-        <w:rPr>
-          <w:rFonts w:hint="cs"/>
-          <w:color w:val="0000FF"/>
-          <w:rtl/>
-        </w:rPr>
-        <w:t xml:space="preserve"> המינימלית שנדרשת כדי להריץ את האפליקציה?</w:t>
-      </w:r>
-    </w:p>
-    <w:p>
-      <w:pPr>
-        <w:spacing w:line="276" w:lineRule="auto"/>
-        <w:rPr>
-          <w:color w:val="0000FF"/>
-          <w:rtl/>
-        </w:rPr>
-      </w:pPr>
-      <w:r>
-        <w:rPr>
-          <w:rFonts w:hint="cs"/>
-          <w:color w:val="0000FF"/>
-          <w:rtl/>
-        </w:rPr>
-        <w:t xml:space="preserve">לדוגמא: </w:t>
-      </w:r>
-      <w:r>
-        <w:rPr>
-          <w:color w:val="0000FF"/>
-        </w:rPr>
-        <w:t>Android 4.4.2</w:t>
-      </w:r>
-      <w:r>
-        <w:rPr>
-          <w:rFonts w:hint="cs"/>
-          <w:color w:val="0000FF"/>
-          <w:rtl/>
-        </w:rPr>
-        <w:t xml:space="preserve"> </w:t>
-      </w:r>
-      <w:proofErr w:type="spellStart"/>
-      <w:r>
-        <w:rPr>
-          <w:rFonts w:hint="cs"/>
-          <w:color w:val="0000FF"/>
-          <w:rtl/>
-        </w:rPr>
-        <w:t>גירסת</w:t>
-      </w:r>
-      <w:proofErr w:type="spellEnd"/>
-      <w:r>
-        <w:rPr>
-          <w:rFonts w:hint="cs"/>
-          <w:color w:val="0000FF"/>
-          <w:rtl/>
-        </w:rPr>
-        <w:t xml:space="preserve"> </w:t>
-      </w:r>
-      <w:r>
-        <w:rPr>
-          <w:color w:val="0000FF"/>
-        </w:rPr>
-        <w:t xml:space="preserve">API </w:t>
-      </w:r>
-      <w:r>
-        <w:rPr>
-          <w:rFonts w:hint="cs"/>
-          <w:color w:val="0000FF"/>
-          <w:rtl/>
-        </w:rPr>
-        <w:t xml:space="preserve">  19  </w:t>
-      </w:r>
-    </w:p>
-    <w:p>
-      <w:pPr>
-        <w:pStyle w:val="4"/>
-        <w:spacing w:line="276" w:lineRule="auto"/>
-        <w:rPr>
-          <w:rtl/>
-        </w:rPr>
-      </w:pPr>
-      <w:bookmarkStart w:id="71" w:name="_Toc29994014"/>
-      <w:r>
-        <w:rPr>
-          <w:rFonts w:hint="cs"/>
-          <w:rtl/>
-        </w:rPr>
-        <w:t>מכשירים עליהם נבדקה המערכת</w:t>
-      </w:r>
-      <w:bookmarkEnd w:id="71"/>
-    </w:p>
-    <w:p>
-      <w:pPr>
-        <w:spacing w:line="276" w:lineRule="auto"/>
-        <w:rPr>
-          <w:color w:val="0000FF"/>
-          <w:rtl/>
-        </w:rPr>
-      </w:pPr>
-      <w:r>
-        <w:rPr>
-          <w:rFonts w:hint="cs"/>
-          <w:color w:val="0000FF"/>
-          <w:rtl/>
-        </w:rPr>
-        <w:t xml:space="preserve">ציינו על איזה מכשירים / </w:t>
-      </w:r>
-      <w:proofErr w:type="spellStart"/>
-      <w:r>
-        <w:rPr>
-          <w:rFonts w:hint="cs"/>
-          <w:color w:val="0000FF"/>
-          <w:rtl/>
-        </w:rPr>
-        <w:t>אמולטורים</w:t>
-      </w:r>
-      <w:proofErr w:type="spellEnd"/>
-      <w:r>
-        <w:rPr>
-          <w:rFonts w:hint="cs"/>
-          <w:color w:val="0000FF"/>
-          <w:rtl/>
-        </w:rPr>
-        <w:t xml:space="preserve"> נבדקה המערכת.</w:t>
-      </w:r>
-    </w:p>
-    <w:p>
-      <w:pPr>
-        <w:spacing w:line="276" w:lineRule="auto"/>
-        <w:rPr>
-          <w:color w:val="0000FF"/>
-          <w:rtl/>
-        </w:rPr>
-      </w:pPr>
-      <w:r>
-        <w:rPr>
-          <w:rFonts w:hint="cs"/>
-          <w:color w:val="0000FF"/>
-          <w:rtl/>
-        </w:rPr>
-        <w:t xml:space="preserve">לדוגמא: </w:t>
-      </w:r>
-      <w:r>
-        <w:rPr>
-          <w:color w:val="0000FF"/>
-        </w:rPr>
-        <w:t>LG Nexus 4</w:t>
-      </w:r>
-      <w:r>
-        <w:rPr>
-          <w:rFonts w:hint="cs"/>
-          <w:color w:val="0000FF"/>
-          <w:rtl/>
-        </w:rPr>
-        <w:t xml:space="preserve"> המריץ </w:t>
-      </w:r>
-      <w:r>
-        <w:rPr>
-          <w:color w:val="0000FF"/>
-        </w:rPr>
-        <w:t>Android 5.0.1</w:t>
-      </w:r>
-      <w:r>
-        <w:rPr>
-          <w:rFonts w:hint="cs"/>
-          <w:color w:val="0000FF"/>
-          <w:rtl/>
-        </w:rPr>
-        <w:t xml:space="preserve"> </w:t>
-      </w:r>
-    </w:p>
-    <w:p>
-      <w:pPr>
-        <w:spacing w:line="276" w:lineRule="auto"/>
-        <w:rPr>
-          <w:color w:val="0000FF"/>
-          <w:rtl/>
-        </w:rPr>
-      </w:pPr>
-      <w:proofErr w:type="spellStart"/>
-      <w:r>
-        <w:rPr>
-          <w:rFonts w:hint="cs"/>
-          <w:color w:val="0000FF"/>
-          <w:rtl/>
-        </w:rPr>
-        <w:t>אמולטור</w:t>
-      </w:r>
-      <w:proofErr w:type="spellEnd"/>
-      <w:r>
-        <w:rPr>
-          <w:rFonts w:hint="cs"/>
-          <w:color w:val="0000FF"/>
-          <w:rtl/>
-        </w:rPr>
-        <w:t xml:space="preserve"> </w:t>
-      </w:r>
-      <w:proofErr w:type="spellStart"/>
-      <w:r>
-        <w:rPr>
-          <w:color w:val="0000FF"/>
-        </w:rPr>
-        <w:t>GennyMotion</w:t>
-      </w:r>
-      <w:proofErr w:type="spellEnd"/>
-      <w:r>
-        <w:rPr>
-          <w:rFonts w:hint="cs"/>
-          <w:color w:val="0000FF"/>
-          <w:rtl/>
-        </w:rPr>
-        <w:t xml:space="preserve"> המבצע אמולציה ל-</w:t>
-      </w:r>
-      <w:r>
-        <w:rPr>
-          <w:color w:val="0000FF"/>
-        </w:rPr>
-        <w:t>Samsung Galaxy S3</w:t>
-      </w:r>
-      <w:r>
-        <w:rPr>
-          <w:rFonts w:hint="cs"/>
-          <w:color w:val="0000FF"/>
-          <w:rtl/>
-        </w:rPr>
-        <w:t xml:space="preserve"> המריץ </w:t>
-      </w:r>
-      <w:r>
-        <w:rPr>
-          <w:color w:val="0000FF"/>
-        </w:rPr>
-        <w:t xml:space="preserve">Android 4.2.2 </w:t>
-      </w:r>
-      <w:r>
-        <w:rPr>
-          <w:rFonts w:hint="cs"/>
-          <w:color w:val="0000FF"/>
-          <w:rtl/>
-        </w:rPr>
-        <w:t xml:space="preserve"> </w:t>
-      </w:r>
-      <w:proofErr w:type="spellStart"/>
-      <w:r>
-        <w:rPr>
-          <w:rFonts w:hint="cs"/>
-          <w:color w:val="0000FF"/>
-          <w:rtl/>
-        </w:rPr>
-        <w:t>גירסת</w:t>
-      </w:r>
-      <w:proofErr w:type="spellEnd"/>
-      <w:r>
-        <w:rPr>
-          <w:rFonts w:hint="cs"/>
-          <w:color w:val="0000FF"/>
-          <w:rtl/>
-        </w:rPr>
-        <w:t xml:space="preserve"> </w:t>
-      </w:r>
-      <w:r>
-        <w:rPr>
-          <w:color w:val="0000FF"/>
-        </w:rPr>
-        <w:t xml:space="preserve">API </w:t>
-      </w:r>
-      <w:r>
-        <w:rPr>
-          <w:rFonts w:hint="cs"/>
-          <w:color w:val="0000FF"/>
-          <w:rtl/>
-        </w:rPr>
-        <w:t xml:space="preserve"> 17</w:t>
-      </w:r>
-    </w:p>
-    <w:p>
-      <w:pPr>
-        <w:spacing w:line="276" w:lineRule="auto"/>
-        <w:rPr>
-          <w:color w:val="FF0000"/>
-          <w:rtl/>
-        </w:rPr>
-      </w:pPr>
-    </w:p>
-    <w:p>
-      <w:pPr>
-        <w:spacing w:line="276" w:lineRule="auto"/>
-        <w:rPr>
-          <w:color w:val="FF0000"/>
-          <w:rtl/>
-        </w:rPr>
-      </w:pPr>
-    </w:p>
-    <w:p>
-      <w:pPr>
         <w:pStyle w:val="1"/>
         <w:spacing w:line="276" w:lineRule="auto"/>
         <w:rPr>
@@ -16508,7 +16761,7 @@
         </w:rPr>
         <w:br w:type="page"/>
       </w:r>
-      <w:bookmarkStart w:id="72" w:name="_Toc39329437"/>
+      <w:bookmarkStart w:id="68" w:name="_Toc39329437"/>
       <w:r>
         <w:rPr>
           <w:rFonts w:hint="cs"/>
@@ -16517,7 +16770,7 @@
         <w:lastRenderedPageBreak/>
         <w:t>רפלקציה</w:t>
       </w:r>
-      <w:bookmarkEnd w:id="72"/>
+      <w:bookmarkEnd w:id="68"/>
     </w:p>
     <w:p>
       <w:pPr>
@@ -16836,7 +17089,7 @@
           <w:rtl/>
         </w:rPr>
       </w:pPr>
-      <w:bookmarkStart w:id="73" w:name="_Toc39329438"/>
+      <w:bookmarkStart w:id="69" w:name="_Toc39329438"/>
       <w:proofErr w:type="spellStart"/>
       <w:r>
         <w:rPr>
@@ -16845,7 +17098,7 @@
         </w:rPr>
         <w:t>ביבליוגראפיה</w:t>
       </w:r>
-      <w:bookmarkEnd w:id="73"/>
+      <w:bookmarkEnd w:id="69"/>
       <w:proofErr w:type="spellEnd"/>
     </w:p>
     <w:p>
@@ -16961,7 +17214,7 @@
           <w:rtl/>
         </w:rPr>
       </w:pPr>
-      <w:bookmarkStart w:id="74" w:name="_Toc29994042"/>
+      <w:bookmarkStart w:id="70" w:name="_Toc29994042"/>
       <w:r>
         <w:rPr>
           <w:rtl/>
@@ -16978,7 +17231,7 @@
           <w:rtl/>
         </w:rPr>
       </w:pPr>
-      <w:bookmarkStart w:id="75" w:name="_Toc39329439"/>
+      <w:bookmarkStart w:id="71" w:name="_Toc39329439"/>
       <w:r>
         <w:rPr>
           <w:rFonts w:hint="cs"/>
@@ -16987,8 +17240,8 @@
         <w:lastRenderedPageBreak/>
         <w:t>נספחים</w:t>
       </w:r>
-      <w:bookmarkEnd w:id="74"/>
-      <w:bookmarkEnd w:id="75"/>
+      <w:bookmarkEnd w:id="70"/>
+      <w:bookmarkEnd w:id="71"/>
     </w:p>
     <w:p>
       <w:pPr>
@@ -17000,8 +17253,8 @@
           <w:rtl/>
         </w:rPr>
       </w:pPr>
-      <w:bookmarkStart w:id="76" w:name="_Toc29994043"/>
-      <w:bookmarkStart w:id="77" w:name="_Toc39329440"/>
+      <w:bookmarkStart w:id="72" w:name="_Toc29994043"/>
+      <w:bookmarkStart w:id="73" w:name="_Toc39329440"/>
       <w:r>
         <w:rPr>
           <w:rFonts w:hint="cs"/>
@@ -17011,7 +17264,7 @@
         </w:rPr>
         <w:t xml:space="preserve">תיעוד </w:t>
       </w:r>
-      <w:bookmarkEnd w:id="76"/>
+      <w:bookmarkEnd w:id="72"/>
       <w:r>
         <w:rPr>
           <w:i w:val="0"/>
@@ -17029,7 +17282,7 @@
         </w:rPr>
         <w:t xml:space="preserve"> קוד הפרויקט</w:t>
       </w:r>
-      <w:bookmarkEnd w:id="77"/>
+      <w:bookmarkEnd w:id="73"/>
     </w:p>
     <w:p>
       <w:pPr>
@@ -17139,7 +17392,7 @@
           <w:rtl/>
         </w:rPr>
       </w:pPr>
-      <w:bookmarkStart w:id="78" w:name="_Toc39329441"/>
+      <w:bookmarkStart w:id="74" w:name="_Toc39329441"/>
       <w:r>
         <w:rPr>
           <w:rFonts w:hint="cs"/>
@@ -17149,7 +17402,7 @@
         </w:rPr>
         <w:t>מסמכים נוספים</w:t>
       </w:r>
-      <w:bookmarkEnd w:id="78"/>
+      <w:bookmarkEnd w:id="74"/>
     </w:p>
     <w:p>
       <w:pPr>
@@ -17307,8 +17560,8 @@
           <w:rtl/>
         </w:rPr>
       </w:pPr>
-      <w:bookmarkStart w:id="79" w:name="_Toc29994044"/>
-      <w:bookmarkStart w:id="80" w:name="_Toc39329442"/>
+      <w:bookmarkStart w:id="75" w:name="_Toc29994044"/>
+      <w:bookmarkStart w:id="76" w:name="_Toc39329442"/>
       <w:r>
         <w:rPr>
           <w:rFonts w:hint="cs"/>
@@ -17331,8 +17584,8 @@
         </w:rPr>
         <w:t>(אופציונלי)</w:t>
       </w:r>
-      <w:bookmarkEnd w:id="79"/>
-      <w:bookmarkEnd w:id="80"/>
+      <w:bookmarkEnd w:id="75"/>
+      <w:bookmarkEnd w:id="76"/>
     </w:p>
     <w:p>
       <w:pPr>
@@ -17352,8 +17605,8 @@
       </w:r>
     </w:p>
     <w:sectPr>
-      <w:headerReference w:type="default" r:id="rId18"/>
-      <w:footerReference w:type="default" r:id="rId19"/>
+      <w:headerReference w:type="default" r:id="rId28"/>
+      <w:footerReference w:type="default" r:id="rId29"/>
       <w:endnotePr>
         <w:numFmt w:val="lowerLetter"/>
       </w:endnotePr>
@@ -25836,7 +26089,7 @@
 </file>
 
 <file path=customXml/itemProps1.xml><?xml version="1.0" encoding="utf-8"?>
-<ds:datastoreItem xmlns:ds="http://schemas.openxmlformats.org/officeDocument/2006/customXml" ds:itemID="{C49075F2-475E-4B73-A520-2677F31569DE}">
+<ds:datastoreItem xmlns:ds="http://schemas.openxmlformats.org/officeDocument/2006/customXml" ds:itemID="{6D4251AF-E67B-4F49-BA33-4B67FE14BE65}">
   <ds:schemaRefs>
     <ds:schemaRef ds:uri="http://schemas.openxmlformats.org/officeDocument/2006/bibliography"/>
   </ds:schemaRefs>

--- a/Driving Lessons Manager.docx
+++ b/Driving Lessons Manager.docx
@@ -5385,25 +5385,7 @@
           <w:sz w:val="24"/>
           <w:rtl/>
         </w:rPr>
-        <w:t xml:space="preserve">קרה והייתי צריך לבטל, לדחות או להקדים את השיעור וזה כבר סיפור בפני עצמו, בשל העובדה שצריך היה להזיז תלמידים אחרים, בתקווה שהם יכולים כמובן, דבר שלקח זמן והיה מייאש. מוטיבציה נוספת לפרויקט היא שהרעיון הכללי </w:t>
-      </w:r>
-      <w:proofErr w:type="spellStart"/>
-      <w:r>
-        <w:rPr>
-          <w:rFonts w:ascii="David" w:hAnsi="David"/>
-          <w:sz w:val="24"/>
-          <w:rtl/>
-        </w:rPr>
-        <w:t>לאיך</w:t>
-      </w:r>
-      <w:proofErr w:type="spellEnd"/>
-      <w:r>
-        <w:rPr>
-          <w:rFonts w:ascii="David" w:hAnsi="David"/>
-          <w:sz w:val="24"/>
-          <w:rtl/>
-        </w:rPr>
-        <w:t xml:space="preserve"> שהאפליקציה תיראה ותעבוד כבר היה בראש שלי מתחילת העבודה על הפרויקט, דבר שהקל על מהלך העבודה לעומת מקרה אחר בו הייתי עובד על הפרויקט ללא רעיון כללי בראש</w:t>
+        <w:t>קרה והייתי צריך לבטל, לדחות או להקדים את השיעור וזה כבר סיפור בפני עצמו, בשל העובדה שצריך היה להזיז תלמידים אחרים, בתקווה שהם יכולים כמובן, דבר שלקח זמן והיה מייאש. מוטיבציה נוספת לפרויקט היא שהרעיון הכללי לאיך שהאפליקציה תיראה ותעבוד כבר היה בראש שלי מתחילת העבודה על הפרויקט, דבר שהקל על מהלך העבודה לעומת מקרה אחר בו הייתי עובד על הפרויקט ללא רעיון כללי בראש</w:t>
       </w:r>
       <w:r>
         <w:rPr>
@@ -5632,14 +5614,12 @@
         </w:rPr>
         <w:t xml:space="preserve">, עלי לקרוא לפונקציה </w:t>
       </w:r>
-      <w:proofErr w:type="spellStart"/>
       <w:r>
         <w:rPr>
           <w:rFonts w:ascii="David" w:hAnsi="David"/>
         </w:rPr>
         <w:t>SelectAll</w:t>
       </w:r>
-      <w:proofErr w:type="spellEnd"/>
       <w:r>
         <w:rPr>
           <w:rFonts w:ascii="David" w:hAnsi="David"/>
@@ -6371,14 +6351,12 @@
         </w:rPr>
         <w:t xml:space="preserve">במשפט </w:t>
       </w:r>
-      <w:proofErr w:type="spellStart"/>
       <w:r>
         <w:rPr>
           <w:rFonts w:ascii="David" w:hAnsi="David"/>
         </w:rPr>
         <w:t>sql</w:t>
       </w:r>
-      <w:proofErr w:type="spellEnd"/>
       <w:r>
         <w:rPr>
           <w:rFonts w:ascii="David" w:hAnsi="David"/>
@@ -6410,23 +6388,7 @@
           <w:rFonts w:ascii="David" w:hAnsi="David"/>
           <w:rtl/>
         </w:rPr>
-        <w:t xml:space="preserve">. משפט שכזה הוא קשה לכתיב, במיוחד גם </w:t>
-      </w:r>
-      <w:proofErr w:type="spellStart"/>
-      <w:r>
-        <w:rPr>
-          <w:rFonts w:ascii="David" w:hAnsi="David"/>
-          <w:rtl/>
-        </w:rPr>
-        <w:t>כשלא</w:t>
-      </w:r>
-      <w:proofErr w:type="spellEnd"/>
-      <w:r>
-        <w:rPr>
-          <w:rFonts w:ascii="David" w:hAnsi="David"/>
-          <w:rtl/>
-        </w:rPr>
-        <w:t xml:space="preserve"> מבינים ויודעים לעומק את כל הדרכים המדויקות שלימו שבו, וזאת משום שאם ישנה טעות אז קשה מאוד לעלות עליה, שכן הודעת השגיאה אינה מראה באופן מדויק היכן הבעיה וכיד לפתור אותה, אם בכלל.</w:t>
+        <w:t>. משפט שכזה הוא קשה לכתיב, במיוחד גם כשלא מבינים ויודעים לעומק את כל הדרכים המדויקות שלימו שבו, וזאת משום שאם ישנה טעות אז קשה מאוד לעלות עליה, שכן הודעת השגיאה אינה מראה באופן מדויק היכן הבעיה וכיד לפתור אותה, אם בכלל.</w:t>
       </w:r>
     </w:p>
     <w:p>
@@ -6514,23 +6476,7 @@
           <w:rFonts w:ascii="David" w:hAnsi="David"/>
           <w:rtl/>
         </w:rPr>
-        <w:t xml:space="preserve">הקושי פה היה להפוך את </w:t>
-      </w:r>
-      <w:proofErr w:type="spellStart"/>
-      <w:r>
-        <w:rPr>
-          <w:rFonts w:ascii="David" w:hAnsi="David"/>
-          <w:rtl/>
-        </w:rPr>
-        <w:t>הכל</w:t>
-      </w:r>
-      <w:proofErr w:type="spellEnd"/>
-      <w:r>
-        <w:rPr>
-          <w:rFonts w:ascii="David" w:hAnsi="David"/>
-          <w:rtl/>
-        </w:rPr>
-        <w:t xml:space="preserve"> לרשימה ולהעביר אותה כמו שהיא למסך אחר. לא משנה כמה ניסיתי, לא הצלחתי להעביר את הרשימה כמו שהיא. לכן, נאלצתי להמיר את הרשימה בעזרת לולאת </w:t>
+        <w:t xml:space="preserve">הקושי פה היה להפוך את הכל לרשימה ולהעביר אותה כמו שהיא למסך אחר. לא משנה כמה ניסיתי, לא הצלחתי להעביר את הרשימה כמו שהיא. לכן, נאלצתי להמיר את הרשימה בעזרת לולאת </w:t>
       </w:r>
       <w:r>
         <w:rPr>
@@ -6769,15 +6715,6 @@
           <w:rtl/>
         </w:rPr>
       </w:pPr>
-    </w:p>
-    <w:p>
-      <w:pPr>
-        <w:spacing w:line="276" w:lineRule="auto"/>
-        <w:rPr>
-          <w:rFonts w:ascii="David" w:hAnsi="David"/>
-          <w:rtl/>
-        </w:rPr>
-      </w:pPr>
       <w:r>
         <w:rPr>
           <w:rFonts w:ascii="David" w:hAnsi="David"/>
@@ -6788,16 +6725,16 @@
         <mc:AlternateContent>
           <mc:Choice Requires="wps">
             <w:drawing>
-              <wp:anchor distT="0" distB="0" distL="114300" distR="114300" simplePos="0" relativeHeight="251662848" behindDoc="0" locked="0" layoutInCell="1" allowOverlap="1" wp14:anchorId="1BC4EC8B" wp14:editId="2E8921FB">
+              <wp:anchor distT="0" distB="0" distL="114300" distR="114300" simplePos="0" relativeHeight="251662848" behindDoc="0" locked="0" layoutInCell="1" allowOverlap="1" wp14:anchorId="1BC4EC8B" wp14:editId="53DF0DDA">
                 <wp:simplePos x="0" y="0"/>
                 <wp:positionH relativeFrom="column">
                   <wp:posOffset>885825</wp:posOffset>
                 </wp:positionH>
                 <wp:positionV relativeFrom="paragraph">
-                  <wp:posOffset>8890</wp:posOffset>
+                  <wp:posOffset>177164</wp:posOffset>
                 </wp:positionV>
-                <wp:extent cx="3956050" cy="5143500"/>
-                <wp:effectExtent l="0" t="0" r="25400" b="19050"/>
+                <wp:extent cx="3956050" cy="5819775"/>
+                <wp:effectExtent l="0" t="0" r="25400" b="28575"/>
                 <wp:wrapNone/>
                 <wp:docPr id="69" name=" 59"/>
                 <wp:cNvGraphicFramePr>
@@ -6812,7 +6749,7 @@
                       <wps:spPr bwMode="auto">
                         <a:xfrm>
                           <a:off x="0" y="0"/>
-                          <a:ext cx="3956050" cy="5143500"/>
+                          <a:ext cx="3956050" cy="5819775"/>
                         </a:xfrm>
                         <a:prstGeom prst="rect">
                           <a:avLst/>
@@ -6846,13 +6783,22 @@
           </mc:Choice>
           <mc:Fallback>
             <w:pict>
-              <v:rect w14:anchorId="02B5944F" id=" 59" o:spid="_x0000_s1026" style="position:absolute;margin-left:69.75pt;margin-top:.7pt;width:311.5pt;height:405pt;z-index:251662848;visibility:visible;mso-wrap-style:square;mso-width-percent:0;mso-height-percent:0;mso-wrap-distance-left:9pt;mso-wrap-distance-top:0;mso-wrap-distance-right:9pt;mso-wrap-distance-bottom:0;mso-position-horizontal:absolute;mso-position-horizontal-relative:text;mso-position-vertical:absolute;mso-position-vertical-relative:text;mso-width-percent:0;mso-height-percent:0;mso-width-relative:page;mso-height-relative:page;v-text-anchor:top" o:gfxdata="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">
+              <v:rect w14:anchorId="53350FD1" id=" 59" o:spid="_x0000_s1026" style="position:absolute;margin-left:69.75pt;margin-top:13.95pt;width:311.5pt;height:458.25pt;z-index:251662848;visibility:visible;mso-wrap-style:square;mso-width-percent:0;mso-height-percent:0;mso-wrap-distance-left:9pt;mso-wrap-distance-top:0;mso-wrap-distance-right:9pt;mso-wrap-distance-bottom:0;mso-position-horizontal:absolute;mso-position-horizontal-relative:text;mso-position-vertical:absolute;mso-position-vertical-relative:text;mso-width-percent:0;mso-height-percent:0;mso-width-relative:page;mso-height-relative:page;v-text-anchor:top" o:gfxdata="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">
                 <v:path arrowok="t"/>
               </v:rect>
             </w:pict>
           </mc:Fallback>
         </mc:AlternateContent>
       </w:r>
+    </w:p>
+    <w:p>
+      <w:pPr>
+        <w:spacing w:line="276" w:lineRule="auto"/>
+        <w:rPr>
+          <w:rFonts w:ascii="David" w:hAnsi="David"/>
+          <w:rtl/>
+        </w:rPr>
+      </w:pPr>
       <w:r>
         <w:rPr>
           <w:rFonts w:ascii="David" w:hAnsi="David"/>
@@ -7050,7 +6996,667 @@
         <mc:AlternateContent>
           <mc:Choice Requires="wps">
             <w:drawing>
-              <wp:anchor distT="0" distB="0" distL="114300" distR="114300" simplePos="0" relativeHeight="251678208" behindDoc="0" locked="0" layoutInCell="1" allowOverlap="1" wp14:anchorId="44A6D1AF" wp14:editId="03E25332">
+              <wp:anchor distT="0" distB="0" distL="114300" distR="114300" simplePos="0" relativeHeight="251693568" behindDoc="0" locked="0" layoutInCell="1" allowOverlap="1" wp14:anchorId="1C0735BC" wp14:editId="1236AE68">
+                <wp:simplePos x="0" y="0"/>
+                <wp:positionH relativeFrom="column">
+                  <wp:posOffset>400050</wp:posOffset>
+                </wp:positionH>
+                <wp:positionV relativeFrom="paragraph">
+                  <wp:posOffset>2223135</wp:posOffset>
+                </wp:positionV>
+                <wp:extent cx="1524000" cy="2952750"/>
+                <wp:effectExtent l="0" t="0" r="19050" b="19050"/>
+                <wp:wrapNone/>
+                <wp:docPr id="99" name=" 94"/>
+                <wp:cNvGraphicFramePr>
+                  <a:graphicFrameLocks xmlns:a="http://schemas.openxmlformats.org/drawingml/2006/main"/>
+                </wp:cNvGraphicFramePr>
+                <a:graphic xmlns:a="http://schemas.openxmlformats.org/drawingml/2006/main">
+                  <a:graphicData uri="http://schemas.microsoft.com/office/word/2010/wordprocessingShape">
+                    <wps:wsp>
+                      <wps:cNvCnPr>
+                        <a:cxnSpLocks/>
+                      </wps:cNvCnPr>
+                      <wps:spPr bwMode="auto">
+                        <a:xfrm>
+                          <a:off x="0" y="0"/>
+                          <a:ext cx="1524000" cy="2952750"/>
+                        </a:xfrm>
+                        <a:prstGeom prst="straightConnector1">
+                          <a:avLst/>
+                        </a:prstGeom>
+                        <a:noFill/>
+                        <a:ln w="19050">
+                          <a:solidFill>
+                            <a:srgbClr val="000000"/>
+                          </a:solidFill>
+                          <a:round/>
+                          <a:headEnd/>
+                          <a:tailEnd/>
+                        </a:ln>
+                        <a:extLst>
+                          <a:ext uri="{909E8E84-426E-40DD-AFC4-6F175D3DCCD1}">
+                            <a14:hiddenFill xmlns:a14="http://schemas.microsoft.com/office/drawing/2010/main">
+                              <a:noFill/>
+                            </a14:hiddenFill>
+                          </a:ext>
+                        </a:extLst>
+                      </wps:spPr>
+                      <wps:bodyPr/>
+                    </wps:wsp>
+                  </a:graphicData>
+                </a:graphic>
+                <wp14:sizeRelH relativeFrom="page">
+                  <wp14:pctWidth>0</wp14:pctWidth>
+                </wp14:sizeRelH>
+                <wp14:sizeRelV relativeFrom="page">
+                  <wp14:pctHeight>0</wp14:pctHeight>
+                </wp14:sizeRelV>
+              </wp:anchor>
+            </w:drawing>
+          </mc:Choice>
+          <mc:Fallback>
+            <w:pict>
+              <v:shapetype w14:anchorId="6DFDE36E" id="_x0000_t32" coordsize="21600,21600" o:spt="32" o:oned="t" path="m,l21600,21600e" filled="f">
+                <v:path arrowok="t" fillok="f" o:connecttype="none"/>
+                <o:lock v:ext="edit" shapetype="t"/>
+              </v:shapetype>
+              <v:shape id=" 94" o:spid="_x0000_s1026" type="#_x0000_t32" style="position:absolute;margin-left:31.5pt;margin-top:175.05pt;width:120pt;height:232.5pt;z-index:251693568;visibility:visible;mso-wrap-style:square;mso-width-percent:0;mso-height-percent:0;mso-wrap-distance-left:9pt;mso-wrap-distance-top:0;mso-wrap-distance-right:9pt;mso-wrap-distance-bottom:0;mso-position-horizontal:absolute;mso-position-horizontal-relative:text;mso-position-vertical:absolute;mso-position-vertical-relative:text;mso-width-percent:0;mso-height-percent:0;mso-width-relative:page;mso-height-relative:page" o:gfxdata="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" strokeweight="1.5pt">
+                <o:lock v:ext="edit" shapetype="f"/>
+              </v:shape>
+            </w:pict>
+          </mc:Fallback>
+        </mc:AlternateContent>
+      </w:r>
+      <w:r>
+        <w:rPr>
+          <w:rFonts w:ascii="David" w:hAnsi="David"/>
+          <w:noProof/>
+          <w:rtl/>
+        </w:rPr>
+        <mc:AlternateContent>
+          <mc:Choice Requires="wps">
+            <w:drawing>
+              <wp:anchor distT="0" distB="0" distL="114300" distR="114300" simplePos="0" relativeHeight="251684352" behindDoc="0" locked="0" layoutInCell="1" allowOverlap="1" wp14:anchorId="338A77A5" wp14:editId="5B3F4A93">
+                <wp:simplePos x="0" y="0"/>
+                <wp:positionH relativeFrom="column">
+                  <wp:posOffset>428625</wp:posOffset>
+                </wp:positionH>
+                <wp:positionV relativeFrom="paragraph">
+                  <wp:posOffset>2099310</wp:posOffset>
+                </wp:positionV>
+                <wp:extent cx="1485900" cy="2295525"/>
+                <wp:effectExtent l="0" t="0" r="19050" b="28575"/>
+                <wp:wrapNone/>
+                <wp:docPr id="83" name=" 94"/>
+                <wp:cNvGraphicFramePr>
+                  <a:graphicFrameLocks xmlns:a="http://schemas.openxmlformats.org/drawingml/2006/main"/>
+                </wp:cNvGraphicFramePr>
+                <a:graphic xmlns:a="http://schemas.openxmlformats.org/drawingml/2006/main">
+                  <a:graphicData uri="http://schemas.microsoft.com/office/word/2010/wordprocessingShape">
+                    <wps:wsp>
+                      <wps:cNvCnPr>
+                        <a:cxnSpLocks/>
+                      </wps:cNvCnPr>
+                      <wps:spPr bwMode="auto">
+                        <a:xfrm>
+                          <a:off x="0" y="0"/>
+                          <a:ext cx="1485900" cy="2295525"/>
+                        </a:xfrm>
+                        <a:prstGeom prst="straightConnector1">
+                          <a:avLst/>
+                        </a:prstGeom>
+                        <a:noFill/>
+                        <a:ln w="19050">
+                          <a:solidFill>
+                            <a:srgbClr val="000000"/>
+                          </a:solidFill>
+                          <a:round/>
+                          <a:headEnd/>
+                          <a:tailEnd/>
+                        </a:ln>
+                        <a:extLst>
+                          <a:ext uri="{909E8E84-426E-40DD-AFC4-6F175D3DCCD1}">
+                            <a14:hiddenFill xmlns:a14="http://schemas.microsoft.com/office/drawing/2010/main">
+                              <a:noFill/>
+                            </a14:hiddenFill>
+                          </a:ext>
+                        </a:extLst>
+                      </wps:spPr>
+                      <wps:bodyPr/>
+                    </wps:wsp>
+                  </a:graphicData>
+                </a:graphic>
+                <wp14:sizeRelH relativeFrom="page">
+                  <wp14:pctWidth>0</wp14:pctWidth>
+                </wp14:sizeRelH>
+                <wp14:sizeRelV relativeFrom="page">
+                  <wp14:pctHeight>0</wp14:pctHeight>
+                </wp14:sizeRelV>
+              </wp:anchor>
+            </w:drawing>
+          </mc:Choice>
+          <mc:Fallback>
+            <w:pict>
+              <v:shape w14:anchorId="732DCEF7" id=" 94" o:spid="_x0000_s1026" type="#_x0000_t32" style="position:absolute;margin-left:33.75pt;margin-top:165.3pt;width:117pt;height:180.75pt;z-index:251684352;visibility:visible;mso-wrap-style:square;mso-width-percent:0;mso-height-percent:0;mso-wrap-distance-left:9pt;mso-wrap-distance-top:0;mso-wrap-distance-right:9pt;mso-wrap-distance-bottom:0;mso-position-horizontal:absolute;mso-position-horizontal-relative:text;mso-position-vertical:absolute;mso-position-vertical-relative:text;mso-width-percent:0;mso-height-percent:0;mso-width-relative:page;mso-height-relative:page" o:gfxdata="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" strokeweight="1.5pt">
+                <o:lock v:ext="edit" shapetype="f"/>
+              </v:shape>
+            </w:pict>
+          </mc:Fallback>
+        </mc:AlternateContent>
+      </w:r>
+      <w:r>
+        <w:rPr>
+          <w:rFonts w:ascii="David" w:hAnsi="David"/>
+          <w:noProof/>
+          <w:color w:val="0000FF"/>
+        </w:rPr>
+        <mc:AlternateContent>
+          <mc:Choice Requires="wpg">
+            <w:drawing>
+              <wp:anchor distT="0" distB="0" distL="114300" distR="114300" simplePos="0" relativeHeight="251666944" behindDoc="0" locked="0" layoutInCell="1" allowOverlap="1" wp14:anchorId="362668E1" wp14:editId="749FFA3E">
+                <wp:simplePos x="0" y="0"/>
+                <wp:positionH relativeFrom="column">
+                  <wp:posOffset>2009775</wp:posOffset>
+                </wp:positionH>
+                <wp:positionV relativeFrom="paragraph">
+                  <wp:posOffset>2566035</wp:posOffset>
+                </wp:positionV>
+                <wp:extent cx="1974850" cy="2971800"/>
+                <wp:effectExtent l="0" t="0" r="25400" b="19050"/>
+                <wp:wrapNone/>
+                <wp:docPr id="12" name=" 69"/>
+                <wp:cNvGraphicFramePr>
+                  <a:graphicFrameLocks xmlns:a="http://schemas.openxmlformats.org/drawingml/2006/main"/>
+                </wp:cNvGraphicFramePr>
+                <a:graphic xmlns:a="http://schemas.openxmlformats.org/drawingml/2006/main">
+                  <a:graphicData uri="http://schemas.microsoft.com/office/word/2010/wordprocessingGroup">
+                    <wpg:wgp>
+                      <wpg:cNvGrpSpPr>
+                        <a:grpSpLocks/>
+                      </wpg:cNvGrpSpPr>
+                      <wpg:grpSpPr bwMode="auto">
+                        <a:xfrm>
+                          <a:off x="0" y="0"/>
+                          <a:ext cx="1974850" cy="2971800"/>
+                          <a:chOff x="4670" y="9110"/>
+                          <a:chExt cx="3110" cy="4680"/>
+                        </a:xfrm>
+                      </wpg:grpSpPr>
+                      <wps:wsp>
+                        <wps:cNvPr id="26" name=" 70"/>
+                        <wps:cNvSpPr>
+                          <a:spLocks/>
+                        </wps:cNvSpPr>
+                        <wps:spPr bwMode="auto">
+                          <a:xfrm>
+                            <a:off x="4750" y="9110"/>
+                            <a:ext cx="3030" cy="930"/>
+                          </a:xfrm>
+                          <a:prstGeom prst="ellipse">
+                            <a:avLst/>
+                          </a:prstGeom>
+                          <a:solidFill>
+                            <a:srgbClr val="FFFFFF"/>
+                          </a:solidFill>
+                          <a:ln w="15875">
+                            <a:solidFill>
+                              <a:srgbClr val="000000"/>
+                            </a:solidFill>
+                            <a:round/>
+                            <a:headEnd/>
+                            <a:tailEnd/>
+                          </a:ln>
+                        </wps:spPr>
+                        <wps:bodyPr rot="0" vert="horz" wrap="square" lIns="91440" tIns="45720" rIns="91440" bIns="45720" anchor="t" anchorCtr="0" upright="1">
+                          <a:noAutofit/>
+                        </wps:bodyPr>
+                      </wps:wsp>
+                      <wps:wsp>
+                        <wps:cNvPr id="29" name=" 71"/>
+                        <wps:cNvSpPr txBox="1">
+                          <a:spLocks/>
+                        </wps:cNvSpPr>
+                        <wps:spPr bwMode="auto">
+                          <a:xfrm>
+                            <a:off x="5390" y="9365"/>
+                            <a:ext cx="1780" cy="510"/>
+                          </a:xfrm>
+                          <a:prstGeom prst="rect">
+                            <a:avLst/>
+                          </a:prstGeom>
+                          <a:solidFill>
+                            <a:srgbClr val="FFFFFF"/>
+                          </a:solidFill>
+                          <a:ln w="15875">
+                            <a:solidFill>
+                              <a:schemeClr val="bg1">
+                                <a:lumMod val="100000"/>
+                                <a:lumOff val="0"/>
+                              </a:schemeClr>
+                            </a:solidFill>
+                            <a:miter lim="800000"/>
+                            <a:headEnd/>
+                            <a:tailEnd/>
+                          </a:ln>
+                        </wps:spPr>
+                        <wps:txbx>
+                          <w:txbxContent>
+                            <w:p>
+                              <w:pPr>
+                                <w:jc w:val="center"/>
+                                <w:rPr>
+                                  <w:sz w:val="28"/>
+                                  <w:szCs w:val="28"/>
+                                </w:rPr>
+                              </w:pPr>
+                              <w:r>
+                                <w:rPr>
+                                  <w:rFonts w:hint="cs"/>
+                                  <w:sz w:val="28"/>
+                                  <w:szCs w:val="28"/>
+                                  <w:rtl/>
+                                </w:rPr>
+                                <w:t>מידע שיעורים</w:t>
+                              </w:r>
+                            </w:p>
+                          </w:txbxContent>
+                        </wps:txbx>
+                        <wps:bodyPr rot="0" vert="horz" wrap="square" lIns="91440" tIns="45720" rIns="91440" bIns="45720" anchor="t" anchorCtr="0" upright="1">
+                          <a:noAutofit/>
+                        </wps:bodyPr>
+                      </wps:wsp>
+                      <wps:wsp>
+                        <wps:cNvPr id="75" name=" 70"/>
+                        <wps:cNvSpPr>
+                          <a:spLocks/>
+                        </wps:cNvSpPr>
+                        <wps:spPr bwMode="auto">
+                          <a:xfrm>
+                            <a:off x="4695" y="10400"/>
+                            <a:ext cx="3030" cy="930"/>
+                          </a:xfrm>
+                          <a:prstGeom prst="ellipse">
+                            <a:avLst/>
+                          </a:prstGeom>
+                          <a:solidFill>
+                            <a:srgbClr val="FFFFFF"/>
+                          </a:solidFill>
+                          <a:ln w="15875">
+                            <a:solidFill>
+                              <a:srgbClr val="000000"/>
+                            </a:solidFill>
+                            <a:round/>
+                            <a:headEnd/>
+                            <a:tailEnd/>
+                          </a:ln>
+                        </wps:spPr>
+                        <wps:bodyPr rot="0" vert="horz" wrap="square" lIns="91440" tIns="45720" rIns="91440" bIns="45720" anchor="t" anchorCtr="0" upright="1">
+                          <a:noAutofit/>
+                        </wps:bodyPr>
+                      </wps:wsp>
+                      <wps:wsp>
+                        <wps:cNvPr id="76" name=" 70"/>
+                        <wps:cNvSpPr>
+                          <a:spLocks/>
+                        </wps:cNvSpPr>
+                        <wps:spPr bwMode="auto">
+                          <a:xfrm>
+                            <a:off x="4670" y="11705"/>
+                            <a:ext cx="3030" cy="930"/>
+                          </a:xfrm>
+                          <a:prstGeom prst="ellipse">
+                            <a:avLst/>
+                          </a:prstGeom>
+                          <a:solidFill>
+                            <a:srgbClr val="FFFFFF"/>
+                          </a:solidFill>
+                          <a:ln w="15875">
+                            <a:solidFill>
+                              <a:srgbClr val="000000"/>
+                            </a:solidFill>
+                            <a:round/>
+                            <a:headEnd/>
+                            <a:tailEnd/>
+                          </a:ln>
+                        </wps:spPr>
+                        <wps:bodyPr rot="0" vert="horz" wrap="square" lIns="91440" tIns="45720" rIns="91440" bIns="45720" anchor="t" anchorCtr="0" upright="1">
+                          <a:noAutofit/>
+                        </wps:bodyPr>
+                      </wps:wsp>
+                      <wps:wsp>
+                        <wps:cNvPr id="77" name=" 71"/>
+                        <wps:cNvSpPr txBox="1">
+                          <a:spLocks/>
+                        </wps:cNvSpPr>
+                        <wps:spPr bwMode="auto">
+                          <a:xfrm>
+                            <a:off x="5325" y="10610"/>
+                            <a:ext cx="1780" cy="510"/>
+                          </a:xfrm>
+                          <a:prstGeom prst="rect">
+                            <a:avLst/>
+                          </a:prstGeom>
+                          <a:solidFill>
+                            <a:srgbClr val="FFFFFF"/>
+                          </a:solidFill>
+                          <a:ln w="15875">
+                            <a:solidFill>
+                              <a:schemeClr val="bg1">
+                                <a:lumMod val="100000"/>
+                                <a:lumOff val="0"/>
+                              </a:schemeClr>
+                            </a:solidFill>
+                            <a:miter lim="800000"/>
+                            <a:headEnd/>
+                            <a:tailEnd/>
+                          </a:ln>
+                        </wps:spPr>
+                        <wps:txbx>
+                          <w:txbxContent>
+                            <w:p>
+                              <w:pPr>
+                                <w:jc w:val="center"/>
+                                <w:rPr>
+                                  <w:sz w:val="28"/>
+                                  <w:szCs w:val="28"/>
+                                </w:rPr>
+                              </w:pPr>
+                              <w:r>
+                                <w:rPr>
+                                  <w:rFonts w:hint="cs"/>
+                                  <w:sz w:val="28"/>
+                                  <w:szCs w:val="28"/>
+                                  <w:rtl/>
+                                </w:rPr>
+                                <w:t>הגדרות</w:t>
+                              </w:r>
+                            </w:p>
+                          </w:txbxContent>
+                        </wps:txbx>
+                        <wps:bodyPr rot="0" vert="horz" wrap="square" lIns="91440" tIns="45720" rIns="91440" bIns="45720" anchor="t" anchorCtr="0" upright="1">
+                          <a:noAutofit/>
+                        </wps:bodyPr>
+                      </wps:wsp>
+                      <wps:wsp>
+                        <wps:cNvPr id="78" name=" 71"/>
+                        <wps:cNvSpPr txBox="1">
+                          <a:spLocks/>
+                        </wps:cNvSpPr>
+                        <wps:spPr bwMode="auto">
+                          <a:xfrm>
+                            <a:off x="5355" y="11930"/>
+                            <a:ext cx="1780" cy="510"/>
+                          </a:xfrm>
+                          <a:prstGeom prst="rect">
+                            <a:avLst/>
+                          </a:prstGeom>
+                          <a:solidFill>
+                            <a:srgbClr val="FFFFFF"/>
+                          </a:solidFill>
+                          <a:ln w="15875">
+                            <a:solidFill>
+                              <a:schemeClr val="bg1">
+                                <a:lumMod val="100000"/>
+                                <a:lumOff val="0"/>
+                              </a:schemeClr>
+                            </a:solidFill>
+                            <a:miter lim="800000"/>
+                            <a:headEnd/>
+                            <a:tailEnd/>
+                          </a:ln>
+                        </wps:spPr>
+                        <wps:txbx>
+                          <w:txbxContent>
+                            <w:p>
+                              <w:pPr>
+                                <w:jc w:val="center"/>
+                                <w:rPr>
+                                  <w:sz w:val="28"/>
+                                  <w:szCs w:val="28"/>
+                                </w:rPr>
+                              </w:pPr>
+                              <w:r>
+                                <w:rPr>
+                                  <w:rFonts w:hint="cs"/>
+                                  <w:sz w:val="28"/>
+                                  <w:szCs w:val="28"/>
+                                  <w:rtl/>
+                                </w:rPr>
+                                <w:t>אבני דרך</w:t>
+                              </w:r>
+                            </w:p>
+                          </w:txbxContent>
+                        </wps:txbx>
+                        <wps:bodyPr rot="0" vert="horz" wrap="square" lIns="91440" tIns="45720" rIns="91440" bIns="45720" anchor="t" anchorCtr="0" upright="1">
+                          <a:noAutofit/>
+                        </wps:bodyPr>
+                      </wps:wsp>
+                      <wps:wsp>
+                        <wps:cNvPr id="97" name=" 70"/>
+                        <wps:cNvSpPr>
+                          <a:spLocks/>
+                        </wps:cNvSpPr>
+                        <wps:spPr bwMode="auto">
+                          <a:xfrm>
+                            <a:off x="4695" y="12860"/>
+                            <a:ext cx="3030" cy="930"/>
+                          </a:xfrm>
+                          <a:prstGeom prst="ellipse">
+                            <a:avLst/>
+                          </a:prstGeom>
+                          <a:solidFill>
+                            <a:srgbClr val="FFFFFF"/>
+                          </a:solidFill>
+                          <a:ln w="15875">
+                            <a:solidFill>
+                              <a:srgbClr val="000000"/>
+                            </a:solidFill>
+                            <a:round/>
+                            <a:headEnd/>
+                            <a:tailEnd/>
+                          </a:ln>
+                        </wps:spPr>
+                        <wps:bodyPr rot="0" vert="horz" wrap="square" lIns="91440" tIns="45720" rIns="91440" bIns="45720" anchor="t" anchorCtr="0" upright="1">
+                          <a:noAutofit/>
+                        </wps:bodyPr>
+                      </wps:wsp>
+                      <wps:wsp>
+                        <wps:cNvPr id="98" name=" 71"/>
+                        <wps:cNvSpPr txBox="1">
+                          <a:spLocks/>
+                        </wps:cNvSpPr>
+                        <wps:spPr bwMode="auto">
+                          <a:xfrm>
+                            <a:off x="5400" y="13070"/>
+                            <a:ext cx="1780" cy="510"/>
+                          </a:xfrm>
+                          <a:prstGeom prst="rect">
+                            <a:avLst/>
+                          </a:prstGeom>
+                          <a:solidFill>
+                            <a:srgbClr val="FFFFFF"/>
+                          </a:solidFill>
+                          <a:ln w="15875">
+                            <a:solidFill>
+                              <a:schemeClr val="bg1">
+                                <a:lumMod val="100000"/>
+                                <a:lumOff val="0"/>
+                              </a:schemeClr>
+                            </a:solidFill>
+                            <a:miter lim="800000"/>
+                            <a:headEnd/>
+                            <a:tailEnd/>
+                          </a:ln>
+                        </wps:spPr>
+                        <wps:txbx>
+                          <w:txbxContent>
+                            <w:p>
+                              <w:pPr>
+                                <w:jc w:val="center"/>
+                                <w:rPr>
+                                  <w:sz w:val="28"/>
+                                  <w:szCs w:val="28"/>
+                                </w:rPr>
+                              </w:pPr>
+                              <w:r>
+                                <w:rPr>
+                                  <w:rFonts w:hint="cs"/>
+                                  <w:sz w:val="28"/>
+                                  <w:szCs w:val="28"/>
+                                  <w:rtl/>
+                                </w:rPr>
+                                <w:t>בחירת מורה</w:t>
+                              </w:r>
+                            </w:p>
+                          </w:txbxContent>
+                        </wps:txbx>
+                        <wps:bodyPr rot="0" vert="horz" wrap="square" lIns="91440" tIns="45720" rIns="91440" bIns="45720" anchor="t" anchorCtr="0" upright="1">
+                          <a:noAutofit/>
+                        </wps:bodyPr>
+                      </wps:wsp>
+                    </wpg:wgp>
+                  </a:graphicData>
+                </a:graphic>
+                <wp14:sizeRelH relativeFrom="page">
+                  <wp14:pctWidth>0</wp14:pctWidth>
+                </wp14:sizeRelH>
+                <wp14:sizeRelV relativeFrom="page">
+                  <wp14:pctHeight>0</wp14:pctHeight>
+                </wp14:sizeRelV>
+              </wp:anchor>
+            </w:drawing>
+          </mc:Choice>
+          <mc:Fallback>
+            <w:pict>
+              <v:group w14:anchorId="362668E1" id=" 69" o:spid="_x0000_s1029" style="position:absolute;margin-left:158.25pt;margin-top:202.05pt;width:155.5pt;height:234pt;z-index:251666944" coordorigin="4670,9110" coordsize="3110,4680" o:gfxdata="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">
+                <v:oval id=" 70" o:spid="_x0000_s1030" style="position:absolute;left:4750;top:9110;width:3030;height:930;visibility:visible;mso-wrap-style:square;v-text-anchor:top" o:gfxdata="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" strokeweight="1.25pt">
+                  <v:path arrowok="t"/>
+                </v:oval>
+                <v:shape id=" 71" o:spid="_x0000_s1031" type="#_x0000_t202" style="position:absolute;left:5390;top:9365;width:1780;height:510;visibility:visible;mso-wrap-style:square;v-text-anchor:top" o:gfxdata="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" strokecolor="white [3212]" strokeweight="1.25pt">
+                  <v:path arrowok="t"/>
+                  <v:textbox>
+                    <w:txbxContent>
+                      <w:p>
+                        <w:pPr>
+                          <w:jc w:val="center"/>
+                          <w:rPr>
+                            <w:sz w:val="28"/>
+                            <w:szCs w:val="28"/>
+                          </w:rPr>
+                        </w:pPr>
+                        <w:r>
+                          <w:rPr>
+                            <w:rFonts w:hint="cs"/>
+                            <w:sz w:val="28"/>
+                            <w:szCs w:val="28"/>
+                            <w:rtl/>
+                          </w:rPr>
+                          <w:t>מידע שיעורים</w:t>
+                        </w:r>
+                      </w:p>
+                    </w:txbxContent>
+                  </v:textbox>
+                </v:shape>
+                <v:oval id=" 70" o:spid="_x0000_s1032" style="position:absolute;left:4695;top:10400;width:3030;height:930;visibility:visible;mso-wrap-style:square;v-text-anchor:top" o:gfxdata="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" strokeweight="1.25pt">
+                  <v:path arrowok="t"/>
+                </v:oval>
+                <v:oval id=" 70" o:spid="_x0000_s1033" style="position:absolute;left:4670;top:11705;width:3030;height:930;visibility:visible;mso-wrap-style:square;v-text-anchor:top" o:gfxdata="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" strokeweight="1.25pt">
+                  <v:path arrowok="t"/>
+                </v:oval>
+                <v:shape id=" 71" o:spid="_x0000_s1034" type="#_x0000_t202" style="position:absolute;left:5325;top:10610;width:1780;height:510;visibility:visible;mso-wrap-style:square;v-text-anchor:top" o:gfxdata="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" strokecolor="white [3212]" strokeweight="1.25pt">
+                  <v:path arrowok="t"/>
+                  <v:textbox>
+                    <w:txbxContent>
+                      <w:p>
+                        <w:pPr>
+                          <w:jc w:val="center"/>
+                          <w:rPr>
+                            <w:sz w:val="28"/>
+                            <w:szCs w:val="28"/>
+                          </w:rPr>
+                        </w:pPr>
+                        <w:r>
+                          <w:rPr>
+                            <w:rFonts w:hint="cs"/>
+                            <w:sz w:val="28"/>
+                            <w:szCs w:val="28"/>
+                            <w:rtl/>
+                          </w:rPr>
+                          <w:t>הגדרות</w:t>
+                        </w:r>
+                      </w:p>
+                    </w:txbxContent>
+                  </v:textbox>
+                </v:shape>
+                <v:shape id=" 71" o:spid="_x0000_s1035" type="#_x0000_t202" style="position:absolute;left:5355;top:11930;width:1780;height:510;visibility:visible;mso-wrap-style:square;v-text-anchor:top" o:gfxdata="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" strokecolor="white [3212]" strokeweight="1.25pt">
+                  <v:path arrowok="t"/>
+                  <v:textbox>
+                    <w:txbxContent>
+                      <w:p>
+                        <w:pPr>
+                          <w:jc w:val="center"/>
+                          <w:rPr>
+                            <w:sz w:val="28"/>
+                            <w:szCs w:val="28"/>
+                          </w:rPr>
+                        </w:pPr>
+                        <w:r>
+                          <w:rPr>
+                            <w:rFonts w:hint="cs"/>
+                            <w:sz w:val="28"/>
+                            <w:szCs w:val="28"/>
+                            <w:rtl/>
+                          </w:rPr>
+                          <w:t>אבני דרך</w:t>
+                        </w:r>
+                      </w:p>
+                    </w:txbxContent>
+                  </v:textbox>
+                </v:shape>
+                <v:oval id=" 70" o:spid="_x0000_s1036" style="position:absolute;left:4695;top:12860;width:3030;height:930;visibility:visible;mso-wrap-style:square;v-text-anchor:top" o:gfxdata="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" strokeweight="1.25pt">
+                  <v:path arrowok="t"/>
+                </v:oval>
+                <v:shape id=" 71" o:spid="_x0000_s1037" type="#_x0000_t202" style="position:absolute;left:5400;top:13070;width:1780;height:510;visibility:visible;mso-wrap-style:square;v-text-anchor:top" o:gfxdata="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" strokecolor="white [3212]" strokeweight="1.25pt">
+                  <v:path arrowok="t"/>
+                  <v:textbox>
+                    <w:txbxContent>
+                      <w:p>
+                        <w:pPr>
+                          <w:jc w:val="center"/>
+                          <w:rPr>
+                            <w:sz w:val="28"/>
+                            <w:szCs w:val="28"/>
+                          </w:rPr>
+                        </w:pPr>
+                        <w:r>
+                          <w:rPr>
+                            <w:rFonts w:hint="cs"/>
+                            <w:sz w:val="28"/>
+                            <w:szCs w:val="28"/>
+                            <w:rtl/>
+                          </w:rPr>
+                          <w:t>בחירת מורה</w:t>
+                        </w:r>
+                      </w:p>
+                    </w:txbxContent>
+                  </v:textbox>
+                </v:shape>
+              </v:group>
+            </w:pict>
+          </mc:Fallback>
+        </mc:AlternateContent>
+      </w:r>
+      <w:r>
+        <w:rPr>
+          <w:rFonts w:ascii="David" w:hAnsi="David"/>
+          <w:noProof/>
+          <w:rtl/>
+        </w:rPr>
+        <mc:AlternateContent>
+          <mc:Choice Requires="wps">
+            <w:drawing>
+              <wp:anchor distT="0" distB="0" distL="114300" distR="114300" simplePos="0" relativeHeight="251678208" behindDoc="0" locked="0" layoutInCell="1" allowOverlap="1" wp14:anchorId="44A6D1AF" wp14:editId="3A0D841C">
                 <wp:simplePos x="0" y="0"/>
                 <wp:positionH relativeFrom="column">
                   <wp:posOffset>4048124</wp:posOffset>
@@ -7111,88 +7717,7 @@
           </mc:Choice>
           <mc:Fallback>
             <w:pict>
-              <v:shapetype w14:anchorId="7A3D0BFE" id="_x0000_t32" coordsize="21600,21600" o:spt="32" o:oned="t" path="m,l21600,21600e" filled="f">
-                <v:path arrowok="t" fillok="f" o:connecttype="none"/>
-                <o:lock v:ext="edit" shapetype="t"/>
-              </v:shapetype>
-              <v:shape id=" 97" o:spid="_x0000_s1026" type="#_x0000_t32" style="position:absolute;margin-left:318.75pt;margin-top:121.35pt;width:92.75pt;height:153pt;flip:y;z-index:251678208;visibility:visible;mso-wrap-style:square;mso-width-percent:0;mso-height-percent:0;mso-wrap-distance-left:9pt;mso-wrap-distance-top:0;mso-wrap-distance-right:9pt;mso-wrap-distance-bottom:0;mso-position-horizontal:absolute;mso-position-horizontal-relative:text;mso-position-vertical:absolute;mso-position-vertical-relative:text;mso-width-percent:0;mso-height-percent:0;mso-width-relative:page;mso-height-relative:page" o:gfxdata="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" strokeweight="1.5pt">
-                <o:lock v:ext="edit" shapetype="f"/>
-              </v:shape>
-            </w:pict>
-          </mc:Fallback>
-        </mc:AlternateContent>
-      </w:r>
-      <w:r>
-        <w:rPr>
-          <w:rFonts w:ascii="David" w:hAnsi="David"/>
-          <w:noProof/>
-          <w:rtl/>
-        </w:rPr>
-        <mc:AlternateContent>
-          <mc:Choice Requires="wps">
-            <w:drawing>
-              <wp:anchor distT="0" distB="0" distL="114300" distR="114300" simplePos="0" relativeHeight="251684352" behindDoc="0" locked="0" layoutInCell="1" allowOverlap="1" wp14:anchorId="338A77A5" wp14:editId="0631A3FD">
-                <wp:simplePos x="0" y="0"/>
-                <wp:positionH relativeFrom="column">
-                  <wp:posOffset>304800</wp:posOffset>
-                </wp:positionH>
-                <wp:positionV relativeFrom="paragraph">
-                  <wp:posOffset>2084069</wp:posOffset>
-                </wp:positionV>
-                <wp:extent cx="1562100" cy="2333625"/>
-                <wp:effectExtent l="0" t="0" r="19050" b="28575"/>
-                <wp:wrapNone/>
-                <wp:docPr id="83" name=" 94"/>
-                <wp:cNvGraphicFramePr>
-                  <a:graphicFrameLocks xmlns:a="http://schemas.openxmlformats.org/drawingml/2006/main"/>
-                </wp:cNvGraphicFramePr>
-                <a:graphic xmlns:a="http://schemas.openxmlformats.org/drawingml/2006/main">
-                  <a:graphicData uri="http://schemas.microsoft.com/office/word/2010/wordprocessingShape">
-                    <wps:wsp>
-                      <wps:cNvCnPr>
-                        <a:cxnSpLocks/>
-                      </wps:cNvCnPr>
-                      <wps:spPr bwMode="auto">
-                        <a:xfrm>
-                          <a:off x="0" y="0"/>
-                          <a:ext cx="1562100" cy="2333625"/>
-                        </a:xfrm>
-                        <a:prstGeom prst="straightConnector1">
-                          <a:avLst/>
-                        </a:prstGeom>
-                        <a:noFill/>
-                        <a:ln w="19050">
-                          <a:solidFill>
-                            <a:srgbClr val="000000"/>
-                          </a:solidFill>
-                          <a:round/>
-                          <a:headEnd/>
-                          <a:tailEnd/>
-                        </a:ln>
-                        <a:extLst>
-                          <a:ext uri="{909E8E84-426E-40DD-AFC4-6F175D3DCCD1}">
-                            <a14:hiddenFill xmlns:a14="http://schemas.microsoft.com/office/drawing/2010/main">
-                              <a:noFill/>
-                            </a14:hiddenFill>
-                          </a:ext>
-                        </a:extLst>
-                      </wps:spPr>
-                      <wps:bodyPr/>
-                    </wps:wsp>
-                  </a:graphicData>
-                </a:graphic>
-                <wp14:sizeRelH relativeFrom="page">
-                  <wp14:pctWidth>0</wp14:pctWidth>
-                </wp14:sizeRelH>
-                <wp14:sizeRelV relativeFrom="page">
-                  <wp14:pctHeight>0</wp14:pctHeight>
-                </wp14:sizeRelV>
-              </wp:anchor>
-            </w:drawing>
-          </mc:Choice>
-          <mc:Fallback>
-            <w:pict>
-              <v:shape w14:anchorId="2229E7AD" id=" 94" o:spid="_x0000_s1026" type="#_x0000_t32" style="position:absolute;margin-left:24pt;margin-top:164.1pt;width:123pt;height:183.75pt;z-index:251684352;visibility:visible;mso-wrap-style:square;mso-width-percent:0;mso-height-percent:0;mso-wrap-distance-left:9pt;mso-wrap-distance-top:0;mso-wrap-distance-right:9pt;mso-wrap-distance-bottom:0;mso-position-horizontal:absolute;mso-position-horizontal-relative:text;mso-position-vertical:absolute;mso-position-vertical-relative:text;mso-width-percent:0;mso-height-percent:0;mso-width-relative:page;mso-height-relative:page" o:gfxdata="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" strokeweight="1.5pt">
+              <v:shape w14:anchorId="516E5B2D" id=" 97" o:spid="_x0000_s1026" type="#_x0000_t32" style="position:absolute;margin-left:318.75pt;margin-top:121.35pt;width:92.75pt;height:153pt;flip:y;z-index:251678208;visibility:visible;mso-wrap-style:square;mso-width-percent:0;mso-height-percent:0;mso-wrap-distance-left:9pt;mso-wrap-distance-top:0;mso-wrap-distance-right:9pt;mso-wrap-distance-bottom:0;mso-position-horizontal:absolute;mso-position-horizontal-relative:text;mso-position-vertical:absolute;mso-position-vertical-relative:text;mso-width-percent:0;mso-height-percent:0;mso-width-relative:page;mso-height-relative:page" o:gfxdata="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" strokeweight="1.5pt">
                 <o:lock v:ext="edit" shapetype="f"/>
               </v:shape>
             </w:pict>
@@ -7269,7 +7794,7 @@
           </mc:Choice>
           <mc:Fallback>
             <w:pict>
-              <v:shape w14:anchorId="248D8F4E" id=" 93" o:spid="_x0000_s1026" type="#_x0000_t32" style="position:absolute;margin-left:21.75pt;margin-top:93.6pt;width:135.75pt;height:45pt;flip:y;z-index:251682304;visibility:visible;mso-wrap-style:square;mso-width-percent:0;mso-height-percent:0;mso-wrap-distance-left:9pt;mso-wrap-distance-top:0;mso-wrap-distance-right:9pt;mso-wrap-distance-bottom:0;mso-position-horizontal:absolute;mso-position-horizontal-relative:text;mso-position-vertical:absolute;mso-position-vertical-relative:text;mso-width-percent:0;mso-height-percent:0;mso-width-relative:page;mso-height-relative:page" o:gfxdata="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" strokeweight="1.5pt">
+              <v:shape w14:anchorId="6B3227A7" id=" 93" o:spid="_x0000_s1026" type="#_x0000_t32" style="position:absolute;margin-left:21.75pt;margin-top:93.6pt;width:135.75pt;height:45pt;flip:y;z-index:251682304;visibility:visible;mso-wrap-style:square;mso-width-percent:0;mso-height-percent:0;mso-wrap-distance-left:9pt;mso-wrap-distance-top:0;mso-wrap-distance-right:9pt;mso-wrap-distance-bottom:0;mso-position-horizontal:absolute;mso-position-horizontal-relative:text;mso-position-vertical:absolute;mso-position-vertical-relative:text;mso-width-percent:0;mso-height-percent:0;mso-width-relative:page;mso-height-relative:page" o:gfxdata="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" strokeweight="1.5pt">
                 <o:lock v:ext="edit" shapetype="f"/>
               </v:shape>
             </w:pict>
@@ -7346,7 +7871,7 @@
           </mc:Choice>
           <mc:Fallback>
             <w:pict>
-              <v:shape w14:anchorId="4BDA0A6E" id=" 93" o:spid="_x0000_s1026" type="#_x0000_t32" style="position:absolute;margin-left:26.25pt;margin-top:27.6pt;width:133.25pt;height:87.75pt;flip:y;z-index:251680256;visibility:visible;mso-wrap-style:square;mso-width-percent:0;mso-height-percent:0;mso-wrap-distance-left:9pt;mso-wrap-distance-top:0;mso-wrap-distance-right:9pt;mso-wrap-distance-bottom:0;mso-position-horizontal:absolute;mso-position-horizontal-relative:text;mso-position-vertical:absolute;mso-position-vertical-relative:text;mso-width-percent:0;mso-height-percent:0;mso-width-relative:page;mso-height-relative:page" o:gfxdata="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" strokeweight="1.5pt">
+              <v:shape w14:anchorId="16CB3568" id=" 93" o:spid="_x0000_s1026" type="#_x0000_t32" style="position:absolute;margin-left:26.25pt;margin-top:27.6pt;width:133.25pt;height:87.75pt;flip:y;z-index:251680256;visibility:visible;mso-wrap-style:square;mso-width-percent:0;mso-height-percent:0;mso-wrap-distance-left:9pt;mso-wrap-distance-top:0;mso-wrap-distance-right:9pt;mso-wrap-distance-bottom:0;mso-position-horizontal:absolute;mso-position-horizontal-relative:text;mso-position-vertical:absolute;mso-position-vertical-relative:text;mso-width-percent:0;mso-height-percent:0;mso-width-relative:page;mso-height-relative:page" o:gfxdata="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" strokeweight="1.5pt">
                 <o:lock v:ext="edit" shapetype="f"/>
               </v:shape>
             </w:pict>
@@ -7361,7 +7886,7 @@
         <mc:AlternateContent>
           <mc:Choice Requires="wpg">
             <w:drawing>
-              <wp:anchor distT="0" distB="0" distL="114300" distR="114300" simplePos="0" relativeHeight="251672064" behindDoc="0" locked="0" layoutInCell="1" allowOverlap="1" wp14:anchorId="0E44C4B9" wp14:editId="1F7786A4">
+              <wp:anchor distT="0" distB="0" distL="114300" distR="114300" simplePos="0" relativeHeight="251672064" behindDoc="0" locked="0" layoutInCell="1" allowOverlap="1" wp14:anchorId="0E44C4B9" wp14:editId="4806C54B">
                 <wp:simplePos x="0" y="0"/>
                 <wp:positionH relativeFrom="column">
                   <wp:posOffset>-47625</wp:posOffset>
@@ -7615,23 +8140,23 @@
           </mc:Choice>
           <mc:Fallback>
             <w:pict>
-              <v:group w14:anchorId="0E44C4B9" id=" 85" o:spid="_x0000_s1029" style="position:absolute;margin-left:-3.75pt;margin-top:107.85pt;width:41.25pt;height:84.5pt;z-index:251672064" coordorigin="1060,10550" coordsize="825,1690" o:gfxdata="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">
-                <v:oval id=" 79" o:spid="_x0000_s1030" style="position:absolute;left:1280;top:10550;width:320;height:340;visibility:visible;mso-wrap-style:square;v-text-anchor:top" o:gfxdata="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">
+              <v:group w14:anchorId="0E44C4B9" id=" 85" o:spid="_x0000_s1038" style="position:absolute;margin-left:-3.75pt;margin-top:107.85pt;width:41.25pt;height:84.5pt;z-index:251672064" coordorigin="1060,10550" coordsize="825,1690" o:gfxdata="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">
+                <v:oval id=" 79" o:spid="_x0000_s1039" style="position:absolute;left:1280;top:10550;width:320;height:340;visibility:visible;mso-wrap-style:square;v-text-anchor:top" o:gfxdata="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">
                   <v:path arrowok="t"/>
                 </v:oval>
-                <v:shape id=" 80" o:spid="_x0000_s1031" type="#_x0000_t32" style="position:absolute;left:1450;top:10880;width:0;height:670;visibility:visible;mso-wrap-style:square" o:connectortype="straight" o:gfxdata="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">
+                <v:shape id=" 80" o:spid="_x0000_s1040" type="#_x0000_t32" style="position:absolute;left:1450;top:10880;width:0;height:670;visibility:visible;mso-wrap-style:square" o:connectortype="straight" o:gfxdata="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">
                   <o:lock v:ext="edit" shapetype="f"/>
                 </v:shape>
-                <v:shape id=" 81" o:spid="_x0000_s1032" type="#_x0000_t32" style="position:absolute;left:1190;top:11040;width:520;height:1;visibility:visible;mso-wrap-style:square" o:connectortype="straight" o:gfxdata="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">
+                <v:shape id=" 81" o:spid="_x0000_s1041" type="#_x0000_t32" style="position:absolute;left:1190;top:11040;width:520;height:1;visibility:visible;mso-wrap-style:square" o:connectortype="straight" o:gfxdata="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">
                   <o:lock v:ext="edit" shapetype="f"/>
                 </v:shape>
-                <v:shape id=" 82" o:spid="_x0000_s1033" type="#_x0000_t32" style="position:absolute;left:1200;top:11540;width:260;height:291;flip:x;visibility:visible;mso-wrap-style:square" o:connectortype="straight" o:gfxdata="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">
+                <v:shape id=" 82" o:spid="_x0000_s1042" type="#_x0000_t32" style="position:absolute;left:1200;top:11540;width:260;height:291;flip:x;visibility:visible;mso-wrap-style:square" o:connectortype="straight" o:gfxdata="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">
                   <o:lock v:ext="edit" shapetype="f"/>
                 </v:shape>
-                <v:shape id=" 83" o:spid="_x0000_s1034" type="#_x0000_t32" style="position:absolute;left:1450;top:11560;width:200;height:260;flip:x y;visibility:visible;mso-wrap-style:square" o:connectortype="straight" o:gfxdata="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">
+                <v:shape id=" 83" o:spid="_x0000_s1043" type="#_x0000_t32" style="position:absolute;left:1450;top:11560;width:200;height:260;flip:x y;visibility:visible;mso-wrap-style:square" o:connectortype="straight" o:gfxdata="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">
                   <o:lock v:ext="edit" shapetype="f"/>
                 </v:shape>
-                <v:shape id=" 84" o:spid="_x0000_s1035" type="#_x0000_t202" style="position:absolute;left:1060;top:11900;width:825;height:340;visibility:visible;mso-wrap-style:square;v-text-anchor:top" o:gfxdata="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" strokecolor="white [3212]">
+                <v:shape id=" 84" o:spid="_x0000_s1044" type="#_x0000_t202" style="position:absolute;left:1060;top:11900;width:825;height:340;visibility:visible;mso-wrap-style:square;v-text-anchor:top" o:gfxdata="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" strokecolor="white [3212]">
                   <v:path arrowok="t"/>
                   <v:textbox>
                     <w:txbxContent>
@@ -7651,397 +8176,6 @@
                             <w:rtl/>
                           </w:rPr>
                           <w:t>תלמיד</w:t>
-                        </w:r>
-                      </w:p>
-                    </w:txbxContent>
-                  </v:textbox>
-                </v:shape>
-              </v:group>
-            </w:pict>
-          </mc:Fallback>
-        </mc:AlternateContent>
-      </w:r>
-      <w:r>
-        <w:rPr>
-          <w:rFonts w:ascii="David" w:hAnsi="David"/>
-          <w:noProof/>
-          <w:color w:val="0000FF"/>
-        </w:rPr>
-        <mc:AlternateContent>
-          <mc:Choice Requires="wpg">
-            <w:drawing>
-              <wp:anchor distT="0" distB="0" distL="114300" distR="114300" simplePos="0" relativeHeight="251666944" behindDoc="0" locked="0" layoutInCell="1" allowOverlap="1" wp14:anchorId="362668E1" wp14:editId="4774FFFE">
-                <wp:simplePos x="0" y="0"/>
-                <wp:positionH relativeFrom="column">
-                  <wp:posOffset>2009775</wp:posOffset>
-                </wp:positionH>
-                <wp:positionV relativeFrom="paragraph">
-                  <wp:posOffset>2569845</wp:posOffset>
-                </wp:positionV>
-                <wp:extent cx="1974850" cy="2238375"/>
-                <wp:effectExtent l="0" t="0" r="25400" b="28575"/>
-                <wp:wrapNone/>
-                <wp:docPr id="12" name=" 69"/>
-                <wp:cNvGraphicFramePr>
-                  <a:graphicFrameLocks xmlns:a="http://schemas.openxmlformats.org/drawingml/2006/main"/>
-                </wp:cNvGraphicFramePr>
-                <a:graphic xmlns:a="http://schemas.openxmlformats.org/drawingml/2006/main">
-                  <a:graphicData uri="http://schemas.microsoft.com/office/word/2010/wordprocessingGroup">
-                    <wpg:wgp>
-                      <wpg:cNvGrpSpPr>
-                        <a:grpSpLocks/>
-                      </wpg:cNvGrpSpPr>
-                      <wpg:grpSpPr bwMode="auto">
-                        <a:xfrm>
-                          <a:off x="0" y="0"/>
-                          <a:ext cx="1974850" cy="2238375"/>
-                          <a:chOff x="4670" y="9110"/>
-                          <a:chExt cx="3110" cy="3525"/>
-                        </a:xfrm>
-                      </wpg:grpSpPr>
-                      <wps:wsp>
-                        <wps:cNvPr id="26" name=" 70"/>
-                        <wps:cNvSpPr>
-                          <a:spLocks/>
-                        </wps:cNvSpPr>
-                        <wps:spPr bwMode="auto">
-                          <a:xfrm>
-                            <a:off x="4750" y="9110"/>
-                            <a:ext cx="3030" cy="930"/>
-                          </a:xfrm>
-                          <a:prstGeom prst="ellipse">
-                            <a:avLst/>
-                          </a:prstGeom>
-                          <a:solidFill>
-                            <a:srgbClr val="FFFFFF"/>
-                          </a:solidFill>
-                          <a:ln w="15875">
-                            <a:solidFill>
-                              <a:srgbClr val="000000"/>
-                            </a:solidFill>
-                            <a:round/>
-                            <a:headEnd/>
-                            <a:tailEnd/>
-                          </a:ln>
-                        </wps:spPr>
-                        <wps:bodyPr rot="0" vert="horz" wrap="square" lIns="91440" tIns="45720" rIns="91440" bIns="45720" anchor="t" anchorCtr="0" upright="1">
-                          <a:noAutofit/>
-                        </wps:bodyPr>
-                      </wps:wsp>
-                      <wps:wsp>
-                        <wps:cNvPr id="29" name=" 71"/>
-                        <wps:cNvSpPr txBox="1">
-                          <a:spLocks/>
-                        </wps:cNvSpPr>
-                        <wps:spPr bwMode="auto">
-                          <a:xfrm>
-                            <a:off x="5390" y="9365"/>
-                            <a:ext cx="1780" cy="510"/>
-                          </a:xfrm>
-                          <a:prstGeom prst="rect">
-                            <a:avLst/>
-                          </a:prstGeom>
-                          <a:solidFill>
-                            <a:srgbClr val="FFFFFF"/>
-                          </a:solidFill>
-                          <a:ln w="15875">
-                            <a:solidFill>
-                              <a:schemeClr val="bg1">
-                                <a:lumMod val="100000"/>
-                                <a:lumOff val="0"/>
-                              </a:schemeClr>
-                            </a:solidFill>
-                            <a:miter lim="800000"/>
-                            <a:headEnd/>
-                            <a:tailEnd/>
-                          </a:ln>
-                        </wps:spPr>
-                        <wps:txbx>
-                          <w:txbxContent>
-                            <w:p>
-                              <w:pPr>
-                                <w:jc w:val="center"/>
-                                <w:rPr>
-                                  <w:sz w:val="28"/>
-                                  <w:szCs w:val="28"/>
-                                </w:rPr>
-                              </w:pPr>
-                              <w:r>
-                                <w:rPr>
-                                  <w:rFonts w:hint="cs"/>
-                                  <w:sz w:val="28"/>
-                                  <w:szCs w:val="28"/>
-                                  <w:rtl/>
-                                </w:rPr>
-                                <w:t>מידע שיעורים</w:t>
-                              </w:r>
-                            </w:p>
-                          </w:txbxContent>
-                        </wps:txbx>
-                        <wps:bodyPr rot="0" vert="horz" wrap="square" lIns="91440" tIns="45720" rIns="91440" bIns="45720" anchor="t" anchorCtr="0" upright="1">
-                          <a:noAutofit/>
-                        </wps:bodyPr>
-                      </wps:wsp>
-                      <wps:wsp>
-                        <wps:cNvPr id="75" name=" 70"/>
-                        <wps:cNvSpPr>
-                          <a:spLocks/>
-                        </wps:cNvSpPr>
-                        <wps:spPr bwMode="auto">
-                          <a:xfrm>
-                            <a:off x="4695" y="10400"/>
-                            <a:ext cx="3030" cy="930"/>
-                          </a:xfrm>
-                          <a:prstGeom prst="ellipse">
-                            <a:avLst/>
-                          </a:prstGeom>
-                          <a:solidFill>
-                            <a:srgbClr val="FFFFFF"/>
-                          </a:solidFill>
-                          <a:ln w="15875">
-                            <a:solidFill>
-                              <a:srgbClr val="000000"/>
-                            </a:solidFill>
-                            <a:round/>
-                            <a:headEnd/>
-                            <a:tailEnd/>
-                          </a:ln>
-                        </wps:spPr>
-                        <wps:bodyPr rot="0" vert="horz" wrap="square" lIns="91440" tIns="45720" rIns="91440" bIns="45720" anchor="t" anchorCtr="0" upright="1">
-                          <a:noAutofit/>
-                        </wps:bodyPr>
-                      </wps:wsp>
-                      <wps:wsp>
-                        <wps:cNvPr id="76" name=" 70"/>
-                        <wps:cNvSpPr>
-                          <a:spLocks/>
-                        </wps:cNvSpPr>
-                        <wps:spPr bwMode="auto">
-                          <a:xfrm>
-                            <a:off x="4670" y="11705"/>
-                            <a:ext cx="3030" cy="930"/>
-                          </a:xfrm>
-                          <a:prstGeom prst="ellipse">
-                            <a:avLst/>
-                          </a:prstGeom>
-                          <a:solidFill>
-                            <a:srgbClr val="FFFFFF"/>
-                          </a:solidFill>
-                          <a:ln w="15875">
-                            <a:solidFill>
-                              <a:srgbClr val="000000"/>
-                            </a:solidFill>
-                            <a:round/>
-                            <a:headEnd/>
-                            <a:tailEnd/>
-                          </a:ln>
-                        </wps:spPr>
-                        <wps:bodyPr rot="0" vert="horz" wrap="square" lIns="91440" tIns="45720" rIns="91440" bIns="45720" anchor="t" anchorCtr="0" upright="1">
-                          <a:noAutofit/>
-                        </wps:bodyPr>
-                      </wps:wsp>
-                      <wps:wsp>
-                        <wps:cNvPr id="77" name=" 71"/>
-                        <wps:cNvSpPr txBox="1">
-                          <a:spLocks/>
-                        </wps:cNvSpPr>
-                        <wps:spPr bwMode="auto">
-                          <a:xfrm>
-                            <a:off x="5325" y="10610"/>
-                            <a:ext cx="1780" cy="510"/>
-                          </a:xfrm>
-                          <a:prstGeom prst="rect">
-                            <a:avLst/>
-                          </a:prstGeom>
-                          <a:solidFill>
-                            <a:srgbClr val="FFFFFF"/>
-                          </a:solidFill>
-                          <a:ln w="15875">
-                            <a:solidFill>
-                              <a:schemeClr val="bg1">
-                                <a:lumMod val="100000"/>
-                                <a:lumOff val="0"/>
-                              </a:schemeClr>
-                            </a:solidFill>
-                            <a:miter lim="800000"/>
-                            <a:headEnd/>
-                            <a:tailEnd/>
-                          </a:ln>
-                        </wps:spPr>
-                        <wps:txbx>
-                          <w:txbxContent>
-                            <w:p>
-                              <w:pPr>
-                                <w:jc w:val="center"/>
-                                <w:rPr>
-                                  <w:sz w:val="28"/>
-                                  <w:szCs w:val="28"/>
-                                </w:rPr>
-                              </w:pPr>
-                              <w:r>
-                                <w:rPr>
-                                  <w:rFonts w:hint="cs"/>
-                                  <w:sz w:val="28"/>
-                                  <w:szCs w:val="28"/>
-                                  <w:rtl/>
-                                </w:rPr>
-                                <w:t>הגדרות</w:t>
-                              </w:r>
-                            </w:p>
-                          </w:txbxContent>
-                        </wps:txbx>
-                        <wps:bodyPr rot="0" vert="horz" wrap="square" lIns="91440" tIns="45720" rIns="91440" bIns="45720" anchor="t" anchorCtr="0" upright="1">
-                          <a:noAutofit/>
-                        </wps:bodyPr>
-                      </wps:wsp>
-                      <wps:wsp>
-                        <wps:cNvPr id="78" name=" 71"/>
-                        <wps:cNvSpPr txBox="1">
-                          <a:spLocks/>
-                        </wps:cNvSpPr>
-                        <wps:spPr bwMode="auto">
-                          <a:xfrm>
-                            <a:off x="5355" y="11930"/>
-                            <a:ext cx="1780" cy="510"/>
-                          </a:xfrm>
-                          <a:prstGeom prst="rect">
-                            <a:avLst/>
-                          </a:prstGeom>
-                          <a:solidFill>
-                            <a:srgbClr val="FFFFFF"/>
-                          </a:solidFill>
-                          <a:ln w="15875">
-                            <a:solidFill>
-                              <a:schemeClr val="bg1">
-                                <a:lumMod val="100000"/>
-                                <a:lumOff val="0"/>
-                              </a:schemeClr>
-                            </a:solidFill>
-                            <a:miter lim="800000"/>
-                            <a:headEnd/>
-                            <a:tailEnd/>
-                          </a:ln>
-                        </wps:spPr>
-                        <wps:txbx>
-                          <w:txbxContent>
-                            <w:p>
-                              <w:pPr>
-                                <w:jc w:val="center"/>
-                                <w:rPr>
-                                  <w:sz w:val="28"/>
-                                  <w:szCs w:val="28"/>
-                                </w:rPr>
-                              </w:pPr>
-                              <w:r>
-                                <w:rPr>
-                                  <w:rFonts w:hint="cs"/>
-                                  <w:sz w:val="28"/>
-                                  <w:szCs w:val="28"/>
-                                  <w:rtl/>
-                                </w:rPr>
-                                <w:t>אבני דרך</w:t>
-                              </w:r>
-                            </w:p>
-                          </w:txbxContent>
-                        </wps:txbx>
-                        <wps:bodyPr rot="0" vert="horz" wrap="square" lIns="91440" tIns="45720" rIns="91440" bIns="45720" anchor="t" anchorCtr="0" upright="1">
-                          <a:noAutofit/>
-                        </wps:bodyPr>
-                      </wps:wsp>
-                    </wpg:wgp>
-                  </a:graphicData>
-                </a:graphic>
-                <wp14:sizeRelH relativeFrom="page">
-                  <wp14:pctWidth>0</wp14:pctWidth>
-                </wp14:sizeRelH>
-                <wp14:sizeRelV relativeFrom="page">
-                  <wp14:pctHeight>0</wp14:pctHeight>
-                </wp14:sizeRelV>
-              </wp:anchor>
-            </w:drawing>
-          </mc:Choice>
-          <mc:Fallback>
-            <w:pict>
-              <v:group w14:anchorId="362668E1" id=" 69" o:spid="_x0000_s1036" style="position:absolute;margin-left:158.25pt;margin-top:202.35pt;width:155.5pt;height:176.25pt;z-index:251666944" coordorigin="4670,9110" coordsize="3110,3525" o:gfxdata="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">
-                <v:oval id=" 70" o:spid="_x0000_s1037" style="position:absolute;left:4750;top:9110;width:3030;height:930;visibility:visible;mso-wrap-style:square;v-text-anchor:top" o:gfxdata="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" strokeweight="1.25pt">
-                  <v:path arrowok="t"/>
-                </v:oval>
-                <v:shape id=" 71" o:spid="_x0000_s1038" type="#_x0000_t202" style="position:absolute;left:5390;top:9365;width:1780;height:510;visibility:visible;mso-wrap-style:square;v-text-anchor:top" o:gfxdata="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" strokecolor="white [3212]" strokeweight="1.25pt">
-                  <v:path arrowok="t"/>
-                  <v:textbox>
-                    <w:txbxContent>
-                      <w:p>
-                        <w:pPr>
-                          <w:jc w:val="center"/>
-                          <w:rPr>
-                            <w:sz w:val="28"/>
-                            <w:szCs w:val="28"/>
-                          </w:rPr>
-                        </w:pPr>
-                        <w:r>
-                          <w:rPr>
-                            <w:rFonts w:hint="cs"/>
-                            <w:sz w:val="28"/>
-                            <w:szCs w:val="28"/>
-                            <w:rtl/>
-                          </w:rPr>
-                          <w:t>מידע שיעורים</w:t>
-                        </w:r>
-                      </w:p>
-                    </w:txbxContent>
-                  </v:textbox>
-                </v:shape>
-                <v:oval id=" 70" o:spid="_x0000_s1039" style="position:absolute;left:4695;top:10400;width:3030;height:930;visibility:visible;mso-wrap-style:square;v-text-anchor:top" o:gfxdata="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" strokeweight="1.25pt">
-                  <v:path arrowok="t"/>
-                </v:oval>
-                <v:oval id=" 70" o:spid="_x0000_s1040" style="position:absolute;left:4670;top:11705;width:3030;height:930;visibility:visible;mso-wrap-style:square;v-text-anchor:top" o:gfxdata="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" strokeweight="1.25pt">
-                  <v:path arrowok="t"/>
-                </v:oval>
-                <v:shape id=" 71" o:spid="_x0000_s1041" type="#_x0000_t202" style="position:absolute;left:5325;top:10610;width:1780;height:510;visibility:visible;mso-wrap-style:square;v-text-anchor:top" o:gfxdata="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" strokecolor="white [3212]" strokeweight="1.25pt">
-                  <v:path arrowok="t"/>
-                  <v:textbox>
-                    <w:txbxContent>
-                      <w:p>
-                        <w:pPr>
-                          <w:jc w:val="center"/>
-                          <w:rPr>
-                            <w:sz w:val="28"/>
-                            <w:szCs w:val="28"/>
-                          </w:rPr>
-                        </w:pPr>
-                        <w:r>
-                          <w:rPr>
-                            <w:rFonts w:hint="cs"/>
-                            <w:sz w:val="28"/>
-                            <w:szCs w:val="28"/>
-                            <w:rtl/>
-                          </w:rPr>
-                          <w:t>הגדרות</w:t>
-                        </w:r>
-                      </w:p>
-                    </w:txbxContent>
-                  </v:textbox>
-                </v:shape>
-                <v:shape id=" 71" o:spid="_x0000_s1042" type="#_x0000_t202" style="position:absolute;left:5355;top:11930;width:1780;height:510;visibility:visible;mso-wrap-style:square;v-text-anchor:top" o:gfxdata="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" strokecolor="white [3212]" strokeweight="1.25pt">
-                  <v:path arrowok="t"/>
-                  <v:textbox>
-                    <w:txbxContent>
-                      <w:p>
-                        <w:pPr>
-                          <w:jc w:val="center"/>
-                          <w:rPr>
-                            <w:sz w:val="28"/>
-                            <w:szCs w:val="28"/>
-                          </w:rPr>
-                        </w:pPr>
-                        <w:r>
-                          <w:rPr>
-                            <w:rFonts w:hint="cs"/>
-                            <w:sz w:val="28"/>
-                            <w:szCs w:val="28"/>
-                            <w:rtl/>
-                          </w:rPr>
-                          <w:t>אבני דרך</w:t>
                         </w:r>
                       </w:p>
                     </w:txbxContent>
@@ -8187,11 +8321,11 @@
           </mc:Choice>
           <mc:Fallback>
             <w:pict>
-              <v:group w14:anchorId="5AA03EA7" id=" 66" o:spid="_x0000_s1043" style="position:absolute;margin-left:164.25pt;margin-top:131.85pt;width:151.5pt;height:46.5pt;z-index:251665920" coordorigin="4750,9110" coordsize="3030,930" o:gfxdata="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">
-                <v:oval id=" 67" o:spid="_x0000_s1044" style="position:absolute;left:4750;top:9110;width:3030;height:930;visibility:visible;mso-wrap-style:square;v-text-anchor:top" o:gfxdata="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" strokeweight="1.25pt">
+              <v:group w14:anchorId="5AA03EA7" id=" 66" o:spid="_x0000_s1045" style="position:absolute;margin-left:164.25pt;margin-top:131.85pt;width:151.5pt;height:46.5pt;z-index:251665920" coordorigin="4750,9110" coordsize="3030,930" o:gfxdata="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">
+                <v:oval id=" 67" o:spid="_x0000_s1046" style="position:absolute;left:4750;top:9110;width:3030;height:930;visibility:visible;mso-wrap-style:square;v-text-anchor:top" o:gfxdata="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" strokeweight="1.25pt">
                   <v:path arrowok="t"/>
                 </v:oval>
-                <v:shape id=" 68" o:spid="_x0000_s1045" type="#_x0000_t202" style="position:absolute;left:5270;top:9320;width:1940;height:510;visibility:visible;mso-wrap-style:square;v-text-anchor:top" o:gfxdata="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" strokecolor="white [3212]" strokeweight="1.25pt">
+                <v:shape id=" 68" o:spid="_x0000_s1047" type="#_x0000_t202" style="position:absolute;left:5270;top:9320;width:1940;height:510;visibility:visible;mso-wrap-style:square;v-text-anchor:top" o:gfxdata="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" strokecolor="white [3212]" strokeweight="1.25pt">
                   <v:path arrowok="t"/>
                   <v:textbox>
                     <w:txbxContent>
@@ -8291,7 +8425,7 @@
           </mc:Choice>
           <mc:Fallback>
             <w:pict>
-              <v:shape w14:anchorId="67F52D5D" id=" 93" o:spid="_x0000_s1026" type="#_x0000_t32" style="position:absolute;margin-left:21pt;margin-top:146.95pt;width:139pt;height:6.5pt;z-index:251674112;visibility:visible;mso-wrap-style:square;mso-width-percent:0;mso-height-percent:0;mso-wrap-distance-left:9pt;mso-wrap-distance-top:0;mso-wrap-distance-right:9pt;mso-wrap-distance-bottom:0;mso-position-horizontal:absolute;mso-position-horizontal-relative:text;mso-position-vertical:absolute;mso-position-vertical-relative:text;mso-width-percent:0;mso-height-percent:0;mso-width-relative:page;mso-height-relative:page" o:gfxdata="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" strokeweight="1.5pt">
+              <v:shape w14:anchorId="6D1495F7" id=" 93" o:spid="_x0000_s1026" type="#_x0000_t32" style="position:absolute;margin-left:21pt;margin-top:146.95pt;width:139pt;height:6.5pt;z-index:251674112;visibility:visible;mso-wrap-style:square;mso-width-percent:0;mso-height-percent:0;mso-wrap-distance-left:9pt;mso-wrap-distance-top:0;mso-wrap-distance-right:9pt;mso-wrap-distance-bottom:0;mso-position-horizontal:absolute;mso-position-horizontal-relative:text;mso-position-vertical:absolute;mso-position-vertical-relative:text;mso-width-percent:0;mso-height-percent:0;mso-width-relative:page;mso-height-relative:page" o:gfxdata="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" strokeweight="1.5pt">
                 <o:lock v:ext="edit" shapetype="f"/>
               </v:shape>
             </w:pict>
@@ -8368,7 +8502,7 @@
           </mc:Choice>
           <mc:Fallback>
             <w:pict>
-              <v:shape w14:anchorId="62F18D82" id=" 94" o:spid="_x0000_s1026" type="#_x0000_t32" style="position:absolute;margin-left:21.5pt;margin-top:155.6pt;width:150.2pt;height:52.5pt;z-index:251675136;visibility:visible;mso-wrap-style:square;mso-width-percent:0;mso-height-percent:0;mso-wrap-distance-left:9pt;mso-wrap-distance-top:0;mso-wrap-distance-right:9pt;mso-wrap-distance-bottom:0;mso-position-horizontal:absolute;mso-position-horizontal-relative:text;mso-position-vertical:absolute;mso-position-vertical-relative:text;mso-width-percent:0;mso-height-percent:0;mso-width-relative:page;mso-height-relative:page" o:gfxdata="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" strokeweight="1.5pt">
+              <v:shape w14:anchorId="028D9880" id=" 94" o:spid="_x0000_s1026" type="#_x0000_t32" style="position:absolute;margin-left:21.5pt;margin-top:155.6pt;width:150.2pt;height:52.5pt;z-index:251675136;visibility:visible;mso-wrap-style:square;mso-width-percent:0;mso-height-percent:0;mso-wrap-distance-left:9pt;mso-wrap-distance-top:0;mso-wrap-distance-right:9pt;mso-wrap-distance-bottom:0;mso-position-horizontal:absolute;mso-position-horizontal-relative:text;mso-position-vertical:absolute;mso-position-vertical-relative:text;mso-width-percent:0;mso-height-percent:0;mso-width-relative:page;mso-height-relative:page" o:gfxdata="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" strokeweight="1.5pt">
                 <o:lock v:ext="edit" shapetype="f"/>
               </v:shape>
             </w:pict>
@@ -8791,23 +8925,23 @@
           </mc:Choice>
           <mc:Fallback>
             <w:pict>
-              <v:group w14:anchorId="484A4628" id=" 86" o:spid="_x0000_s1046" style="position:absolute;margin-left:403pt;margin-top:74.1pt;width:38.5pt;height:84.5pt;z-index:251673088" coordorigin="1060,10550" coordsize="770,1690" o:gfxdata="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">
-                <v:oval id=" 87" o:spid="_x0000_s1047" style="position:absolute;left:1280;top:10550;width:320;height:340;visibility:visible;mso-wrap-style:square;v-text-anchor:top" o:gfxdata="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">
+              <v:group w14:anchorId="484A4628" id=" 86" o:spid="_x0000_s1048" style="position:absolute;margin-left:403pt;margin-top:74.1pt;width:38.5pt;height:84.5pt;z-index:251673088" coordorigin="1060,10550" coordsize="770,1690" o:gfxdata="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">
+                <v:oval id=" 87" o:spid="_x0000_s1049" style="position:absolute;left:1280;top:10550;width:320;height:340;visibility:visible;mso-wrap-style:square;v-text-anchor:top" o:gfxdata="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">
                   <v:path arrowok="t"/>
                 </v:oval>
-                <v:shape id=" 88" o:spid="_x0000_s1048" type="#_x0000_t32" style="position:absolute;left:1450;top:10880;width:0;height:670;visibility:visible;mso-wrap-style:square" o:connectortype="straight" o:gfxdata="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">
+                <v:shape id=" 88" o:spid="_x0000_s1050" type="#_x0000_t32" style="position:absolute;left:1450;top:10880;width:0;height:670;visibility:visible;mso-wrap-style:square" o:connectortype="straight" o:gfxdata="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">
                   <o:lock v:ext="edit" shapetype="f"/>
                 </v:shape>
-                <v:shape id=" 89" o:spid="_x0000_s1049" type="#_x0000_t32" style="position:absolute;left:1190;top:11040;width:520;height:1;visibility:visible;mso-wrap-style:square" o:connectortype="straight" o:gfxdata="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">
+                <v:shape id=" 89" o:spid="_x0000_s1051" type="#_x0000_t32" style="position:absolute;left:1190;top:11040;width:520;height:1;visibility:visible;mso-wrap-style:square" o:connectortype="straight" o:gfxdata="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">
                   <o:lock v:ext="edit" shapetype="f"/>
                 </v:shape>
-                <v:shape id=" 90" o:spid="_x0000_s1050" type="#_x0000_t32" style="position:absolute;left:1200;top:11540;width:260;height:291;flip:x;visibility:visible;mso-wrap-style:square" o:connectortype="straight" o:gfxdata="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">
+                <v:shape id=" 90" o:spid="_x0000_s1052" type="#_x0000_t32" style="position:absolute;left:1200;top:11540;width:260;height:291;flip:x;visibility:visible;mso-wrap-style:square" o:connectortype="straight" o:gfxdata="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">
                   <o:lock v:ext="edit" shapetype="f"/>
                 </v:shape>
-                <v:shape id=" 91" o:spid="_x0000_s1051" type="#_x0000_t32" style="position:absolute;left:1450;top:11560;width:200;height:260;flip:x y;visibility:visible;mso-wrap-style:square" o:connectortype="straight" o:gfxdata="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">
+                <v:shape id=" 91" o:spid="_x0000_s1053" type="#_x0000_t32" style="position:absolute;left:1450;top:11560;width:200;height:260;flip:x y;visibility:visible;mso-wrap-style:square" o:connectortype="straight" o:gfxdata="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">
                   <o:lock v:ext="edit" shapetype="f"/>
                 </v:shape>
-                <v:shape id=" 92" o:spid="_x0000_s1052" type="#_x0000_t202" style="position:absolute;left:1060;top:11880;width:770;height:360;visibility:visible;mso-wrap-style:square;v-text-anchor:top" o:gfxdata="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" strokecolor="white [3212]">
+                <v:shape id=" 92" o:spid="_x0000_s1054" type="#_x0000_t202" style="position:absolute;left:1060;top:11880;width:770;height:360;visibility:visible;mso-wrap-style:square;v-text-anchor:top" o:gfxdata="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" strokecolor="white [3212]">
                   <v:path arrowok="t"/>
                   <v:textbox>
                     <w:txbxContent>
@@ -8972,11 +9106,11 @@
           </mc:Choice>
           <mc:Fallback>
             <w:pict>
-              <v:group w14:anchorId="5176BB58" id=" 63" o:spid="_x0000_s1053" style="position:absolute;margin-left:164.5pt;margin-top:65.6pt;width:151.5pt;height:46.5pt;z-index:251664896" coordorigin="4750,9110" coordsize="3030,930" o:gfxdata="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">
-                <v:oval id=" 64" o:spid="_x0000_s1054" style="position:absolute;left:4750;top:9110;width:3030;height:930;visibility:visible;mso-wrap-style:square;v-text-anchor:top" o:gfxdata="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" strokeweight="1.25pt">
+              <v:group w14:anchorId="5176BB58" id=" 63" o:spid="_x0000_s1055" style="position:absolute;margin-left:164.5pt;margin-top:65.6pt;width:151.5pt;height:46.5pt;z-index:251664896" coordorigin="4750,9110" coordsize="3030,930" o:gfxdata="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">
+                <v:oval id=" 64" o:spid="_x0000_s1056" style="position:absolute;left:4750;top:9110;width:3030;height:930;visibility:visible;mso-wrap-style:square;v-text-anchor:top" o:gfxdata="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" strokeweight="1.25pt">
                   <v:path arrowok="t"/>
                 </v:oval>
-                <v:shape id=" 65" o:spid="_x0000_s1055" type="#_x0000_t202" style="position:absolute;left:5460;top:9380;width:1650;height:510;visibility:visible;mso-wrap-style:square;v-text-anchor:top" o:gfxdata="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" strokecolor="white [3212]" strokeweight="1.25pt">
+                <v:shape id=" 65" o:spid="_x0000_s1057" type="#_x0000_t202" style="position:absolute;left:5460;top:9380;width:1650;height:510;visibility:visible;mso-wrap-style:square;v-text-anchor:top" o:gfxdata="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" strokecolor="white [3212]" strokeweight="1.25pt">
                   <v:path arrowok="t"/>
                   <v:textbox>
                     <w:txbxContent>
@@ -9604,7 +9738,6 @@
           <w:rtl/>
         </w:rPr>
       </w:pPr>
-      <w:proofErr w:type="spellStart"/>
       <w:r>
         <w:rPr>
           <w:rFonts w:ascii="David" w:hAnsi="David" w:cs="David"/>
@@ -9612,7 +9745,6 @@
         <w:lastRenderedPageBreak/>
         <w:t>Driving_Lessons_Manger</w:t>
       </w:r>
-      <w:proofErr w:type="spellEnd"/>
     </w:p>
     <w:p>
       <w:pPr>
@@ -9963,159 +10095,962 @@
     <w:p>
       <w:pPr>
         <w:pStyle w:val="3"/>
+        <w:rPr>
+          <w:rFonts w:ascii="David" w:hAnsi="David" w:cs="David"/>
+        </w:rPr>
+      </w:pPr>
+      <w:bookmarkStart w:id="17" w:name="_Toc29994023"/>
+      <w:bookmarkStart w:id="18" w:name="_Toc39329418"/>
+      <w:bookmarkStart w:id="19" w:name="_Toc41169652"/>
+      <w:bookmarkEnd w:id="16"/>
+      <w:r>
+        <w:rPr>
+          <w:rFonts w:ascii="David" w:hAnsi="David" w:cs="David"/>
+        </w:rPr>
+        <w:t>Activities</w:t>
+      </w:r>
+      <w:bookmarkEnd w:id="19"/>
+    </w:p>
+    <w:p>
+      <w:pPr>
+        <w:jc w:val="left"/>
+        <w:rPr>
+          <w:rFonts w:ascii="David" w:hAnsi="David"/>
+          <w:b/>
+          <w:bCs/>
+          <w:sz w:val="28"/>
+          <w:szCs w:val="32"/>
+          <w:u w:val="single"/>
+        </w:rPr>
+      </w:pPr>
+      <w:r>
+        <w:rPr>
+          <w:rFonts w:ascii="David" w:hAnsi="David"/>
+          <w:b/>
+          <w:bCs/>
+          <w:sz w:val="28"/>
+          <w:szCs w:val="32"/>
+          <w:u w:val="single"/>
+        </w:rPr>
+        <w:t>MainActivity</w:t>
+      </w:r>
+    </w:p>
+    <w:p>
+      <w:pPr>
+        <w:jc w:val="left"/>
+        <w:rPr>
+          <w:rFonts w:ascii="David" w:hAnsi="David"/>
+          <w:rtl/>
+        </w:rPr>
+      </w:pPr>
+      <w:r>
+        <w:rPr>
+          <w:rFonts w:ascii="David" w:hAnsi="David"/>
+          <w:rtl/>
+        </w:rPr>
+        <w:t>מסך הפתיחה של האפליקציה ,מסך בו ניתן לעבור למסך הירשמות ולמסך ההתחברות</w:t>
+      </w:r>
+      <w:r>
+        <w:rPr>
+          <w:rFonts w:ascii="David" w:hAnsi="David" w:hint="cs"/>
+          <w:rtl/>
+        </w:rPr>
+        <w:t>.</w:t>
+      </w:r>
+    </w:p>
+    <w:p>
+      <w:pPr>
+        <w:jc w:val="left"/>
+        <w:rPr>
+          <w:rFonts w:ascii="David" w:hAnsi="David"/>
+          <w:b/>
+          <w:bCs/>
+          <w:u w:val="single"/>
+          <w:rtl/>
+        </w:rPr>
+      </w:pPr>
+    </w:p>
+    <w:p>
+      <w:pPr>
+        <w:jc w:val="left"/>
+        <w:rPr>
+          <w:rFonts w:ascii="David" w:hAnsi="David"/>
+          <w:b/>
+          <w:bCs/>
+          <w:sz w:val="28"/>
+          <w:szCs w:val="32"/>
+          <w:u w:val="single"/>
+        </w:rPr>
+      </w:pPr>
+      <w:r>
+        <w:rPr>
+          <w:rFonts w:ascii="David" w:hAnsi="David"/>
+          <w:b/>
+          <w:bCs/>
+          <w:sz w:val="28"/>
+          <w:szCs w:val="32"/>
+          <w:u w:val="single"/>
+        </w:rPr>
+        <w:t>Info</w:t>
+      </w:r>
+    </w:p>
+    <w:p>
+      <w:pPr>
+        <w:jc w:val="left"/>
+        <w:rPr>
+          <w:rFonts w:ascii="David" w:hAnsi="David"/>
+          <w:rtl/>
+        </w:rPr>
+      </w:pPr>
+      <w:r>
+        <w:rPr>
+          <w:rFonts w:ascii="David" w:hAnsi="David" w:hint="cs"/>
+          <w:rtl/>
+        </w:rPr>
+        <w:t>מסך המטפל במידע על השיעורים של התלמיד, כדוגמת כמה כסף שולם/נותר לשלם וכמה שיעורים נעשו/נותרו לעשות.</w:t>
+      </w:r>
+    </w:p>
+    <w:p>
+      <w:pPr>
+        <w:jc w:val="left"/>
+        <w:rPr>
+          <w:rFonts w:ascii="David" w:hAnsi="David" w:hint="cs"/>
+          <w:rtl/>
+        </w:rPr>
+      </w:pPr>
+    </w:p>
+    <w:p>
+      <w:pPr>
+        <w:jc w:val="left"/>
+        <w:rPr>
+          <w:rFonts w:ascii="David" w:hAnsi="David" w:hint="cs"/>
+          <w:b/>
+          <w:bCs/>
+          <w:sz w:val="28"/>
+          <w:szCs w:val="32"/>
+          <w:u w:val="single"/>
+          <w:rtl/>
+        </w:rPr>
+      </w:pPr>
+      <w:r>
+        <w:rPr>
+          <w:rFonts w:ascii="David" w:hAnsi="David" w:hint="cs"/>
+          <w:b/>
+          <w:bCs/>
+          <w:sz w:val="28"/>
+          <w:szCs w:val="32"/>
+          <w:u w:val="single"/>
+        </w:rPr>
+        <w:t>L</w:t>
+      </w:r>
+      <w:r>
+        <w:rPr>
+          <w:rFonts w:ascii="David" w:hAnsi="David"/>
+          <w:b/>
+          <w:bCs/>
+          <w:sz w:val="28"/>
+          <w:szCs w:val="32"/>
+          <w:u w:val="single"/>
+        </w:rPr>
+        <w:t>istOfLesson</w:t>
+      </w:r>
+    </w:p>
+    <w:p>
+      <w:pPr>
+        <w:jc w:val="left"/>
+        <w:rPr>
+          <w:rFonts w:ascii="David" w:hAnsi="David"/>
+        </w:rPr>
+      </w:pPr>
+      <w:r>
+        <w:rPr>
+          <w:rFonts w:ascii="David" w:hAnsi="David"/>
+          <w:rtl/>
+        </w:rPr>
+        <w:t xml:space="preserve">מסך </w:t>
+      </w:r>
+      <w:r>
+        <w:rPr>
+          <w:rFonts w:ascii="David" w:hAnsi="David" w:hint="cs"/>
+          <w:rtl/>
+        </w:rPr>
+        <w:t>אשר מציג את רשימת שיעורי הנהיגה של התלמיד שהתחבר עם כפתור המעביר למסך הוספת שיעור.</w:t>
+      </w:r>
+    </w:p>
+    <w:p>
+      <w:pPr>
+        <w:jc w:val="left"/>
+        <w:rPr>
+          <w:rFonts w:ascii="David" w:hAnsi="David"/>
+          <w:b/>
+          <w:bCs/>
+          <w:u w:val="single"/>
+        </w:rPr>
+      </w:pPr>
+    </w:p>
+    <w:p>
+      <w:pPr>
+        <w:jc w:val="left"/>
+        <w:rPr>
+          <w:rFonts w:ascii="David" w:hAnsi="David" w:hint="cs"/>
+          <w:b/>
+          <w:bCs/>
+          <w:sz w:val="28"/>
+          <w:szCs w:val="32"/>
+          <w:u w:val="single"/>
+          <w:rtl/>
+        </w:rPr>
+      </w:pPr>
+      <w:r>
+        <w:rPr>
+          <w:rFonts w:ascii="David" w:hAnsi="David"/>
+          <w:b/>
+          <w:bCs/>
+          <w:sz w:val="28"/>
+          <w:szCs w:val="32"/>
+          <w:u w:val="single"/>
+        </w:rPr>
+        <w:t>NewLesson</w:t>
+      </w:r>
+    </w:p>
+    <w:p>
+      <w:pPr>
+        <w:jc w:val="left"/>
+        <w:rPr>
+          <w:rFonts w:ascii="David" w:hAnsi="David"/>
+          <w:rtl/>
+        </w:rPr>
+      </w:pPr>
+      <w:r>
+        <w:rPr>
+          <w:rFonts w:ascii="David" w:hAnsi="David"/>
+          <w:rtl/>
+        </w:rPr>
+        <w:t xml:space="preserve">מסך </w:t>
+      </w:r>
+      <w:r>
+        <w:rPr>
+          <w:rFonts w:ascii="David" w:hAnsi="David" w:hint="cs"/>
+          <w:rtl/>
+        </w:rPr>
+        <w:t>ההוספה לשיעור חדש. במסך זה ניתן להוסיף שיעור נהיגה חדש לתלמיד שהתחבר, אך אינו מטפל בבדיקה אם ניתן להוסיף את השיעור עקב נסיבות חיצוניות (שעות עבודה של המורה והתנגשויות עם שיעורי נהיגה אחרים של תלמידים אחרים).</w:t>
+      </w:r>
+    </w:p>
+    <w:p>
+      <w:pPr>
+        <w:jc w:val="left"/>
+        <w:rPr>
+          <w:rFonts w:ascii="David" w:hAnsi="David"/>
+          <w:rtl/>
+        </w:rPr>
+      </w:pPr>
+    </w:p>
+    <w:p>
+      <w:pPr>
+        <w:jc w:val="left"/>
+        <w:rPr>
+          <w:rFonts w:ascii="David" w:hAnsi="David"/>
+          <w:b/>
+          <w:bCs/>
+          <w:sz w:val="28"/>
+          <w:szCs w:val="32"/>
+          <w:u w:val="single"/>
+        </w:rPr>
+      </w:pPr>
+      <w:r>
+        <w:rPr>
+          <w:rFonts w:ascii="David" w:hAnsi="David"/>
+          <w:b/>
+          <w:bCs/>
+          <w:sz w:val="28"/>
+          <w:szCs w:val="32"/>
+          <w:u w:val="single"/>
+        </w:rPr>
+        <w:t>PickTeacher</w:t>
+      </w:r>
+    </w:p>
+    <w:p>
+      <w:pPr>
+        <w:jc w:val="left"/>
+        <w:rPr>
+          <w:rFonts w:ascii="David" w:hAnsi="David"/>
+          <w:rtl/>
+        </w:rPr>
+      </w:pPr>
+      <w:r>
+        <w:rPr>
+          <w:rFonts w:ascii="David" w:hAnsi="David" w:hint="cs"/>
+          <w:rtl/>
+        </w:rPr>
+        <w:t>מסך עם רשימת המורים הקיימים במערכת. כאן התלמיד אשר נמצא בתהליך ההרשמה בוחר את המורה שלו</w:t>
+      </w:r>
+      <w:r>
+        <w:rPr>
+          <w:rFonts w:ascii="David" w:hAnsi="David" w:hint="cs"/>
+          <w:rtl/>
+        </w:rPr>
+        <w:t>, ומסך זה דואג לקישור של התלמיד עם המורה ביחד עם מסך ההרשמה לתלמיד.</w:t>
+      </w:r>
+    </w:p>
+    <w:p>
+      <w:pPr>
+        <w:jc w:val="left"/>
+        <w:rPr>
+          <w:rFonts w:ascii="David" w:hAnsi="David"/>
+          <w:rtl/>
+        </w:rPr>
+      </w:pPr>
+    </w:p>
+    <w:p>
+      <w:pPr>
+        <w:jc w:val="left"/>
+        <w:rPr>
+          <w:rFonts w:ascii="David" w:hAnsi="David"/>
+          <w:b/>
+          <w:bCs/>
+          <w:sz w:val="28"/>
+          <w:szCs w:val="32"/>
+          <w:u w:val="single"/>
+        </w:rPr>
+      </w:pPr>
+      <w:r>
+        <w:rPr>
+          <w:rFonts w:ascii="David" w:hAnsi="David"/>
+          <w:b/>
+          <w:bCs/>
+          <w:sz w:val="28"/>
+          <w:szCs w:val="32"/>
+          <w:u w:val="single"/>
+        </w:rPr>
+        <w:t>Settings</w:t>
+      </w:r>
+    </w:p>
+    <w:p>
+      <w:pPr>
+        <w:jc w:val="left"/>
+        <w:rPr>
+          <w:rFonts w:ascii="David" w:hAnsi="David"/>
+          <w:rtl/>
+        </w:rPr>
+      </w:pPr>
+      <w:r>
+        <w:rPr>
+          <w:rFonts w:ascii="David" w:hAnsi="David" w:hint="cs"/>
+          <w:rtl/>
+        </w:rPr>
+        <w:t>מסך ההגדרות של המורה. כאן המרה יכול לקבוע הגדרות, כמו כמות הכסף שהוא גובה על כל שיעור נהיגה בודד ומשך זמן השיעור (מקסימום שעה).</w:t>
+      </w:r>
+    </w:p>
+    <w:p>
+      <w:pPr>
+        <w:jc w:val="left"/>
+        <w:rPr>
+          <w:rFonts w:ascii="David" w:hAnsi="David"/>
+          <w:rtl/>
+        </w:rPr>
+      </w:pPr>
+    </w:p>
+    <w:p>
+      <w:pPr>
+        <w:jc w:val="left"/>
+        <w:rPr>
+          <w:rFonts w:ascii="David" w:hAnsi="David"/>
+          <w:b/>
+          <w:bCs/>
+          <w:sz w:val="28"/>
+          <w:szCs w:val="32"/>
+          <w:u w:val="single"/>
+        </w:rPr>
+      </w:pPr>
+      <w:r>
+        <w:rPr>
+          <w:rFonts w:ascii="David" w:hAnsi="David"/>
+          <w:b/>
+          <w:bCs/>
+          <w:sz w:val="28"/>
+          <w:szCs w:val="32"/>
+          <w:u w:val="single"/>
+        </w:rPr>
+        <w:t>StudentActivity</w:t>
+      </w:r>
+    </w:p>
+    <w:p>
+      <w:pPr>
+        <w:jc w:val="left"/>
+        <w:rPr>
+          <w:rFonts w:ascii="David" w:hAnsi="David"/>
+          <w:rtl/>
+        </w:rPr>
+      </w:pPr>
+      <w:r>
+        <w:rPr>
+          <w:rFonts w:ascii="David" w:hAnsi="David" w:hint="cs"/>
+          <w:rtl/>
+        </w:rPr>
+        <w:t>מסך התלמיד. לאחר שתלמיד מתחבר, הוא מגיע למסך הזה. כאן התלמיד יכול לגשת לכל מסך אשר מיועד לו.</w:t>
+      </w:r>
+    </w:p>
+    <w:p>
+      <w:pPr>
+        <w:jc w:val="left"/>
+        <w:rPr>
+          <w:rFonts w:ascii="David" w:hAnsi="David"/>
+          <w:rtl/>
+        </w:rPr>
+      </w:pPr>
+    </w:p>
+    <w:p>
+      <w:pPr>
+        <w:jc w:val="left"/>
+        <w:rPr>
+          <w:rFonts w:ascii="David" w:hAnsi="David"/>
+          <w:b/>
+          <w:bCs/>
+          <w:sz w:val="28"/>
+          <w:szCs w:val="32"/>
+          <w:u w:val="single"/>
+        </w:rPr>
+      </w:pPr>
+      <w:r>
+        <w:rPr>
+          <w:rFonts w:ascii="David" w:hAnsi="David"/>
+          <w:b/>
+          <w:bCs/>
+          <w:sz w:val="28"/>
+          <w:szCs w:val="32"/>
+          <w:u w:val="single"/>
+        </w:rPr>
+        <w:t>StudentActivityRegister</w:t>
+      </w:r>
+    </w:p>
+    <w:p>
+      <w:pPr>
+        <w:jc w:val="left"/>
+        <w:rPr>
+          <w:rFonts w:ascii="David" w:hAnsi="David"/>
+          <w:rtl/>
+        </w:rPr>
+      </w:pPr>
+      <w:r>
+        <w:rPr>
+          <w:rFonts w:ascii="David" w:hAnsi="David" w:hint="cs"/>
+          <w:rtl/>
+        </w:rPr>
+        <w:t xml:space="preserve">מסך ההרשמה לתלמיד. כאן המשתמש יכול להירשם כתלמיד ומסך זה מטפל בכך. בסיום ההרשמה של התלמיד במערכת, המשתמש מועבר למסך </w:t>
+      </w:r>
+      <w:r>
+        <w:rPr>
+          <w:rFonts w:ascii="David" w:hAnsi="David"/>
+        </w:rPr>
+        <w:t>StudentActivity</w:t>
+      </w:r>
+      <w:r>
+        <w:rPr>
+          <w:rFonts w:ascii="David" w:hAnsi="David" w:hint="cs"/>
+          <w:rtl/>
+        </w:rPr>
+        <w:t xml:space="preserve"> אשר צוין קודם לכן.</w:t>
+      </w:r>
+    </w:p>
+    <w:p>
+      <w:pPr>
+        <w:jc w:val="left"/>
+        <w:rPr>
+          <w:rFonts w:ascii="David" w:hAnsi="David"/>
+          <w:rtl/>
+        </w:rPr>
+      </w:pPr>
+    </w:p>
+    <w:p>
+      <w:pPr>
+        <w:jc w:val="left"/>
+        <w:rPr>
+          <w:rFonts w:ascii="David" w:hAnsi="David"/>
+          <w:b/>
+          <w:bCs/>
+          <w:sz w:val="28"/>
+          <w:szCs w:val="32"/>
+          <w:u w:val="single"/>
+        </w:rPr>
+      </w:pPr>
+      <w:r>
+        <w:rPr>
+          <w:rFonts w:ascii="David" w:hAnsi="David"/>
+          <w:b/>
+          <w:bCs/>
+          <w:sz w:val="28"/>
+          <w:szCs w:val="32"/>
+          <w:u w:val="single"/>
+        </w:rPr>
+        <w:t>TeacherActivity</w:t>
+      </w:r>
+    </w:p>
+    <w:p>
+      <w:pPr>
+        <w:jc w:val="left"/>
+        <w:rPr>
+          <w:rFonts w:ascii="David" w:hAnsi="David"/>
+          <w:rtl/>
+        </w:rPr>
+      </w:pPr>
+      <w:r>
+        <w:rPr>
+          <w:rFonts w:ascii="David" w:hAnsi="David" w:hint="cs"/>
+          <w:rtl/>
+        </w:rPr>
+        <w:t xml:space="preserve">מסך </w:t>
+      </w:r>
+      <w:r>
+        <w:rPr>
+          <w:rFonts w:ascii="David" w:hAnsi="David" w:hint="cs"/>
+          <w:rtl/>
+        </w:rPr>
+        <w:t>המורה</w:t>
+      </w:r>
+      <w:r>
+        <w:rPr>
+          <w:rFonts w:ascii="David" w:hAnsi="David" w:hint="cs"/>
+          <w:rtl/>
+        </w:rPr>
+        <w:t xml:space="preserve">. לאחר </w:t>
+      </w:r>
+      <w:r>
+        <w:rPr>
+          <w:rFonts w:ascii="David" w:hAnsi="David" w:hint="cs"/>
+          <w:rtl/>
+        </w:rPr>
+        <w:t>שמורה</w:t>
+      </w:r>
+      <w:r>
+        <w:rPr>
+          <w:rFonts w:ascii="David" w:hAnsi="David" w:hint="cs"/>
+          <w:rtl/>
+        </w:rPr>
+        <w:t xml:space="preserve"> מתחבר, הוא מגיע למסך הזה. כאן </w:t>
+      </w:r>
+      <w:r>
+        <w:rPr>
+          <w:rFonts w:ascii="David" w:hAnsi="David" w:hint="cs"/>
+          <w:rtl/>
+        </w:rPr>
+        <w:t>המורה</w:t>
+      </w:r>
+      <w:r>
+        <w:rPr>
+          <w:rFonts w:ascii="David" w:hAnsi="David" w:hint="cs"/>
+          <w:rtl/>
+        </w:rPr>
+        <w:t xml:space="preserve"> יכול לגשת לכל מסך אשר מיועד לו.</w:t>
+      </w:r>
+    </w:p>
+    <w:p>
+      <w:pPr>
+        <w:jc w:val="left"/>
+        <w:rPr>
+          <w:rFonts w:ascii="David" w:hAnsi="David"/>
+          <w:rtl/>
+        </w:rPr>
+      </w:pPr>
+    </w:p>
+    <w:p>
+      <w:pPr>
+        <w:jc w:val="left"/>
+        <w:rPr>
+          <w:rFonts w:ascii="David" w:hAnsi="David"/>
+          <w:b/>
+          <w:bCs/>
+          <w:sz w:val="28"/>
+          <w:szCs w:val="32"/>
+          <w:u w:val="single"/>
+        </w:rPr>
+      </w:pPr>
+      <w:r>
+        <w:rPr>
+          <w:rFonts w:ascii="David" w:hAnsi="David"/>
+          <w:b/>
+          <w:bCs/>
+          <w:sz w:val="28"/>
+          <w:szCs w:val="32"/>
+          <w:u w:val="single"/>
+        </w:rPr>
+        <w:t>TeacherActivityRegister</w:t>
+      </w:r>
+    </w:p>
+    <w:p>
+      <w:pPr>
+        <w:jc w:val="left"/>
+        <w:rPr>
+          <w:rFonts w:ascii="David" w:hAnsi="David"/>
+          <w:rtl/>
+        </w:rPr>
+      </w:pPr>
+      <w:r>
+        <w:rPr>
+          <w:rFonts w:ascii="David" w:hAnsi="David" w:hint="cs"/>
+          <w:rtl/>
+        </w:rPr>
+        <w:t xml:space="preserve">מסך ההרשמה </w:t>
+      </w:r>
+      <w:r>
+        <w:rPr>
+          <w:rFonts w:ascii="David" w:hAnsi="David" w:hint="cs"/>
+          <w:rtl/>
+        </w:rPr>
+        <w:t>למורה</w:t>
+      </w:r>
+      <w:r>
+        <w:rPr>
+          <w:rFonts w:ascii="David" w:hAnsi="David" w:hint="cs"/>
+          <w:rtl/>
+        </w:rPr>
+        <w:t xml:space="preserve">. כאן המשתמש יכול להירשם </w:t>
+      </w:r>
+      <w:r>
+        <w:rPr>
+          <w:rFonts w:ascii="David" w:hAnsi="David" w:hint="cs"/>
+          <w:rtl/>
+        </w:rPr>
+        <w:t>כמורה</w:t>
+      </w:r>
+      <w:r>
+        <w:rPr>
+          <w:rFonts w:ascii="David" w:hAnsi="David" w:hint="cs"/>
+          <w:rtl/>
+        </w:rPr>
+        <w:t xml:space="preserve"> ומסך זה מטפל בכך. בסיום ההרשמה של </w:t>
+      </w:r>
+      <w:r>
+        <w:rPr>
+          <w:rFonts w:ascii="David" w:hAnsi="David" w:hint="cs"/>
+          <w:rtl/>
+        </w:rPr>
+        <w:t>המורה</w:t>
+      </w:r>
+      <w:r>
+        <w:rPr>
+          <w:rFonts w:ascii="David" w:hAnsi="David" w:hint="cs"/>
+          <w:rtl/>
+        </w:rPr>
+        <w:t xml:space="preserve"> במערכת, המשתמש מועבר למסך </w:t>
+      </w:r>
+      <w:r>
+        <w:rPr>
+          <w:rFonts w:ascii="David" w:hAnsi="David"/>
+        </w:rPr>
+        <w:t>Teacher</w:t>
+      </w:r>
+      <w:r>
+        <w:rPr>
+          <w:rFonts w:ascii="David" w:hAnsi="David"/>
+        </w:rPr>
+        <w:t>Activity</w:t>
+      </w:r>
+      <w:r>
+        <w:rPr>
+          <w:rFonts w:ascii="David" w:hAnsi="David" w:hint="cs"/>
+          <w:rtl/>
+        </w:rPr>
+        <w:t xml:space="preserve"> אשר צוין קודם לכן</w:t>
+      </w:r>
+      <w:r>
+        <w:rPr>
+          <w:rFonts w:ascii="David" w:hAnsi="David" w:hint="cs"/>
+          <w:rtl/>
+        </w:rPr>
+        <w:t>.</w:t>
+      </w:r>
+    </w:p>
+    <w:p>
+      <w:pPr>
+        <w:bidi w:val="0"/>
+        <w:spacing w:line="240" w:lineRule="auto"/>
+        <w:jc w:val="left"/>
+        <w:rPr>
+          <w:rFonts w:ascii="David" w:hAnsi="David"/>
+          <w:rtl/>
+        </w:rPr>
+      </w:pPr>
+      <w:r>
+        <w:rPr>
+          <w:rFonts w:ascii="David" w:hAnsi="David"/>
+          <w:rtl/>
+        </w:rPr>
+        <w:br w:type="page"/>
+      </w:r>
+    </w:p>
+    <w:p>
+      <w:pPr>
+        <w:jc w:val="left"/>
+        <w:rPr>
+          <w:rFonts w:ascii="David" w:hAnsi="David"/>
+          <w:b/>
+          <w:bCs/>
+          <w:sz w:val="28"/>
+          <w:szCs w:val="32"/>
+          <w:u w:val="single"/>
+          <w:rtl/>
+        </w:rPr>
+      </w:pPr>
+      <w:r>
+        <w:rPr>
+          <w:rFonts w:ascii="David" w:hAnsi="David"/>
+          <w:b/>
+          <w:bCs/>
+          <w:sz w:val="28"/>
+          <w:szCs w:val="32"/>
+          <w:u w:val="single"/>
+        </w:rPr>
+        <w:lastRenderedPageBreak/>
+        <w:t>WhatsNewActivity</w:t>
+      </w:r>
+    </w:p>
+    <w:p>
+      <w:pPr>
+        <w:jc w:val="left"/>
+        <w:rPr>
+          <w:rFonts w:ascii="David" w:hAnsi="David" w:hint="cs"/>
+          <w:rtl/>
+        </w:rPr>
+      </w:pPr>
+      <w:r>
+        <w:rPr>
+          <w:rFonts w:ascii="David" w:hAnsi="David" w:hint="cs"/>
+          <w:rtl/>
+        </w:rPr>
+        <w:t xml:space="preserve">מסך אבני הדרך. כאן התלמיד יכול לבחור </w:t>
+      </w:r>
+      <w:r>
+        <w:rPr>
+          <w:rFonts w:ascii="David" w:hAnsi="David" w:hint="cs"/>
+          <w:rtl/>
+        </w:rPr>
+        <w:t>ולסמן מה כבר ביצע ומה עדיין לא ביצע בתהליך השגת רישיון הנהיגה.</w:t>
+      </w:r>
+    </w:p>
+    <w:p>
+      <w:pPr>
+        <w:pStyle w:val="3"/>
         <w:spacing w:line="276" w:lineRule="auto"/>
+        <w:jc w:val="left"/>
         <w:rPr>
           <w:rFonts w:ascii="David" w:hAnsi="David" w:cs="David"/>
         </w:rPr>
       </w:pPr>
-      <w:bookmarkStart w:id="17" w:name="_Toc39329417"/>
       <w:r>
         <w:rPr>
           <w:rFonts w:ascii="David" w:hAnsi="David" w:cs="David"/>
         </w:rPr>
-        <w:t>Activities</w:t>
-      </w:r>
-      <w:bookmarkEnd w:id="16"/>
+        <w:t>Services</w:t>
+      </w:r>
       <w:bookmarkEnd w:id="17"/>
+      <w:bookmarkEnd w:id="18"/>
     </w:p>
     <w:p>
       <w:pPr>
         <w:spacing w:line="276" w:lineRule="auto"/>
-        <w:rPr>
-          <w:rFonts w:ascii="David" w:hAnsi="David"/>
-          <w:color w:val="0000FF"/>
-          <w:rtl/>
-        </w:rPr>
-      </w:pPr>
-      <w:r>
-        <w:rPr>
-          <w:rFonts w:ascii="David" w:hAnsi="David"/>
-          <w:color w:val="0000FF"/>
-          <w:rtl/>
-        </w:rPr>
-        <w:t xml:space="preserve">פירוט לגבי כל </w:t>
-      </w:r>
-      <w:r>
-        <w:rPr>
-          <w:rFonts w:ascii="David" w:hAnsi="David"/>
-          <w:color w:val="0000FF"/>
-        </w:rPr>
-        <w:t>Activity</w:t>
-      </w:r>
-      <w:r>
-        <w:rPr>
-          <w:rFonts w:ascii="David" w:hAnsi="David"/>
-          <w:color w:val="0000FF"/>
-          <w:rtl/>
-        </w:rPr>
-        <w:t xml:space="preserve"> וקישורה למסך המתאים.</w:t>
-      </w:r>
-      <w:r>
-        <w:rPr>
-          <w:rFonts w:ascii="David" w:hAnsi="David"/>
-          <w:color w:val="0000FF"/>
-          <w:rtl/>
-        </w:rPr>
-        <w:t xml:space="preserve"> יש לציין את שמות ה-</w:t>
-      </w:r>
-      <w:r>
-        <w:rPr>
-          <w:rFonts w:ascii="David" w:hAnsi="David"/>
-          <w:color w:val="0000FF"/>
-        </w:rPr>
-        <w:t>Activities</w:t>
-      </w:r>
-      <w:r>
-        <w:rPr>
-          <w:rFonts w:ascii="David" w:hAnsi="David"/>
-          <w:color w:val="0000FF"/>
-          <w:rtl/>
-        </w:rPr>
-        <w:t xml:space="preserve"> – ר' דוגמא למטה.</w:t>
+        <w:jc w:val="left"/>
+        <w:rPr>
+          <w:rFonts w:ascii="David" w:hAnsi="David"/>
+          <w:color w:val="0000FF"/>
+          <w:rtl/>
+        </w:rPr>
+      </w:pPr>
+      <w:r>
+        <w:rPr>
+          <w:rFonts w:ascii="David" w:hAnsi="David"/>
+          <w:color w:val="0000FF"/>
+          <w:rtl/>
+        </w:rPr>
+        <w:t>פירוט ה-</w:t>
+      </w:r>
+      <w:r>
+        <w:rPr>
+          <w:rFonts w:ascii="David" w:hAnsi="David"/>
+          <w:color w:val="0000FF"/>
+        </w:rPr>
+        <w:t>Services</w:t>
+      </w:r>
+      <w:r>
+        <w:rPr>
+          <w:rFonts w:ascii="David" w:hAnsi="David"/>
+          <w:color w:val="0000FF"/>
+          <w:rtl/>
+        </w:rPr>
+        <w:t xml:space="preserve"> בה</w:t>
+      </w:r>
+      <w:r>
+        <w:rPr>
+          <w:rFonts w:ascii="David" w:hAnsi="David"/>
+          <w:color w:val="0000FF"/>
+          <w:rtl/>
+        </w:rPr>
+        <w:t>ם אתם משתמשים (בין אם הם שלכם, בין אם הם של המערכת</w:t>
+      </w:r>
+      <w:r>
+        <w:rPr>
+          <w:rFonts w:ascii="David" w:hAnsi="David"/>
+          <w:color w:val="0000FF"/>
+          <w:rtl/>
+        </w:rPr>
+        <w:t>)</w:t>
+      </w:r>
+      <w:r>
+        <w:rPr>
+          <w:rFonts w:ascii="David" w:hAnsi="David"/>
+          <w:color w:val="0000FF"/>
+          <w:rtl/>
+        </w:rPr>
+        <w:t>. ר' דוגמא</w:t>
       </w:r>
     </w:p>
     <w:p>
       <w:pPr>
         <w:pStyle w:val="4"/>
         <w:spacing w:line="276" w:lineRule="auto"/>
+        <w:jc w:val="left"/>
         <w:rPr>
           <w:rFonts w:ascii="David" w:hAnsi="David" w:cs="David"/>
           <w:rtl/>
         </w:rPr>
       </w:pPr>
-      <w:bookmarkStart w:id="18" w:name="_Toc29994021"/>
-      <w:proofErr w:type="spellStart"/>
+      <w:bookmarkStart w:id="20" w:name="_Toc29994024"/>
       <w:r>
         <w:rPr>
           <w:rFonts w:ascii="David" w:hAnsi="David" w:cs="David"/>
         </w:rPr>
-        <w:t>MainMenuActivity</w:t>
-      </w:r>
-      <w:bookmarkEnd w:id="18"/>
-      <w:proofErr w:type="spellEnd"/>
+        <w:t>SoundService</w:t>
+      </w:r>
+      <w:bookmarkEnd w:id="20"/>
     </w:p>
     <w:p>
       <w:pPr>
         <w:spacing w:line="276" w:lineRule="auto"/>
-        <w:rPr>
-          <w:rFonts w:ascii="David" w:hAnsi="David"/>
-          <w:color w:val="0000FF"/>
-          <w:rtl/>
-        </w:rPr>
-      </w:pPr>
-      <w:r>
-        <w:rPr>
-          <w:rFonts w:ascii="David" w:hAnsi="David"/>
-          <w:color w:val="0000FF"/>
-          <w:rtl/>
-        </w:rPr>
-        <w:t>מממשת את התפריט הראשי של האפליקציה (הוסיפו פה [שוב]) צילום מסך.</w:t>
+        <w:jc w:val="left"/>
+        <w:rPr>
+          <w:rFonts w:ascii="David" w:hAnsi="David"/>
+          <w:color w:val="0000FF"/>
+          <w:rtl/>
+        </w:rPr>
+      </w:pPr>
+      <w:r>
+        <w:rPr>
+          <w:rFonts w:ascii="David" w:hAnsi="David"/>
+          <w:color w:val="0000FF"/>
+        </w:rPr>
+        <w:t>Service</w:t>
+      </w:r>
+      <w:r>
+        <w:rPr>
+          <w:rFonts w:ascii="David" w:hAnsi="David"/>
+          <w:color w:val="0000FF"/>
+          <w:rtl/>
+        </w:rPr>
+        <w:t xml:space="preserve"> המטפל בהאזנה מתמשכת למיקרופון כדי לבדוק אם יש חריגה מרמת הרעש הנדרשת. ה-</w:t>
+      </w:r>
+      <w:r>
+        <w:rPr>
+          <w:rFonts w:ascii="David" w:hAnsi="David"/>
+          <w:color w:val="0000FF"/>
+        </w:rPr>
+        <w:t xml:space="preserve">Service </w:t>
+      </w:r>
+      <w:r>
+        <w:rPr>
+          <w:rFonts w:ascii="David" w:hAnsi="David"/>
+          <w:color w:val="0000FF"/>
+          <w:rtl/>
+        </w:rPr>
+        <w:t xml:space="preserve"> מופעל ע"י </w:t>
+      </w:r>
+      <w:r>
+        <w:rPr>
+          <w:rFonts w:ascii="David" w:hAnsi="David"/>
+          <w:color w:val="0000FF"/>
+        </w:rPr>
+        <w:t>onStart</w:t>
+      </w:r>
+      <w:r>
+        <w:rPr>
+          <w:rFonts w:ascii="David" w:hAnsi="David"/>
+          <w:color w:val="0000FF"/>
+          <w:rtl/>
+        </w:rPr>
+        <w:t xml:space="preserve"> ב-</w:t>
+      </w:r>
+      <w:r>
+        <w:rPr>
+          <w:rFonts w:ascii="David" w:hAnsi="David"/>
+          <w:color w:val="0000FF"/>
+        </w:rPr>
+        <w:t>GameActivity</w:t>
+      </w:r>
+      <w:r>
+        <w:rPr>
+          <w:rFonts w:ascii="David" w:hAnsi="David"/>
+          <w:color w:val="0000FF"/>
+          <w:rtl/>
+        </w:rPr>
+        <w:t>.</w:t>
       </w:r>
     </w:p>
     <w:p>
       <w:pPr>
         <w:pStyle w:val="4"/>
         <w:spacing w:line="276" w:lineRule="auto"/>
+        <w:jc w:val="left"/>
         <w:rPr>
           <w:rFonts w:ascii="David" w:hAnsi="David" w:cs="David"/>
-          <w:rtl/>
-        </w:rPr>
-      </w:pPr>
-      <w:bookmarkStart w:id="19" w:name="_Toc29994022"/>
-      <w:proofErr w:type="spellStart"/>
+        </w:rPr>
+      </w:pPr>
+      <w:bookmarkStart w:id="21" w:name="_Toc29994025"/>
       <w:r>
         <w:rPr>
           <w:rFonts w:ascii="David" w:hAnsi="David" w:cs="David"/>
         </w:rPr>
+        <w:t>VibratorService</w:t>
+      </w:r>
+      <w:bookmarkEnd w:id="21"/>
+    </w:p>
+    <w:p>
+      <w:pPr>
+        <w:spacing w:line="276" w:lineRule="auto"/>
+        <w:jc w:val="left"/>
+        <w:rPr>
+          <w:rFonts w:ascii="David" w:hAnsi="David"/>
+          <w:color w:val="0000FF"/>
+          <w:rtl/>
+        </w:rPr>
+      </w:pPr>
+      <w:r>
+        <w:rPr>
+          <w:rFonts w:ascii="David" w:hAnsi="David"/>
+          <w:color w:val="0000FF"/>
+          <w:rtl/>
+        </w:rPr>
+        <w:t>שירות של המערכת, המפעיל את הרטט במכשיר. נעשה בו שימוש ב-</w:t>
+      </w:r>
+      <w:r>
+        <w:rPr>
+          <w:rFonts w:ascii="David" w:hAnsi="David"/>
+          <w:color w:val="0000FF"/>
+        </w:rPr>
         <w:t>GameActivity</w:t>
       </w:r>
-      <w:bookmarkEnd w:id="19"/>
-      <w:proofErr w:type="spellEnd"/>
+      <w:r>
+        <w:rPr>
+          <w:rFonts w:ascii="David" w:hAnsi="David"/>
+          <w:color w:val="0000FF"/>
+          <w:rtl/>
+        </w:rPr>
+        <w:t xml:space="preserve">  כדי לסמן פסילה.</w:t>
+      </w:r>
     </w:p>
     <w:p>
       <w:pPr>
         <w:spacing w:line="276" w:lineRule="auto"/>
-        <w:rPr>
-          <w:rFonts w:ascii="David" w:hAnsi="David"/>
-          <w:color w:val="0000FF"/>
-          <w:rtl/>
-        </w:rPr>
-      </w:pPr>
-      <w:r>
-        <w:rPr>
-          <w:rFonts w:ascii="David" w:hAnsi="David"/>
-          <w:color w:val="0000FF"/>
-          <w:rtl/>
-        </w:rPr>
-        <w:t>...</w:t>
-      </w:r>
-    </w:p>
-    <w:p>
-      <w:pPr>
-        <w:spacing w:line="276" w:lineRule="auto"/>
-        <w:rPr>
-          <w:rFonts w:ascii="David" w:hAnsi="David"/>
-          <w:color w:val="0000FF"/>
+        <w:jc w:val="left"/>
+        <w:rPr>
+          <w:rFonts w:ascii="David" w:hAnsi="David"/>
           <w:rtl/>
         </w:rPr>
       </w:pPr>
@@ -10124,155 +11059,180 @@
       <w:pPr>
         <w:pStyle w:val="3"/>
         <w:spacing w:line="276" w:lineRule="auto"/>
+        <w:jc w:val="left"/>
         <w:rPr>
           <w:rFonts w:ascii="David" w:hAnsi="David" w:cs="David"/>
         </w:rPr>
       </w:pPr>
-      <w:bookmarkStart w:id="20" w:name="_Toc29994023"/>
-      <w:bookmarkStart w:id="21" w:name="_Toc39329418"/>
+      <w:bookmarkStart w:id="22" w:name="_Toc29994026"/>
+      <w:bookmarkStart w:id="23" w:name="_Toc39329419"/>
       <w:r>
         <w:rPr>
           <w:rFonts w:ascii="David" w:hAnsi="David" w:cs="David"/>
         </w:rPr>
-        <w:t>Services</w:t>
-      </w:r>
-      <w:bookmarkEnd w:id="20"/>
-      <w:bookmarkEnd w:id="21"/>
+        <w:t>Threads</w:t>
+      </w:r>
+      <w:bookmarkEnd w:id="22"/>
+      <w:bookmarkEnd w:id="23"/>
     </w:p>
     <w:p>
       <w:pPr>
         <w:spacing w:line="276" w:lineRule="auto"/>
-        <w:rPr>
-          <w:rFonts w:ascii="David" w:hAnsi="David"/>
-          <w:color w:val="0000FF"/>
-          <w:rtl/>
-        </w:rPr>
-      </w:pPr>
-      <w:r>
-        <w:rPr>
-          <w:rFonts w:ascii="David" w:hAnsi="David"/>
-          <w:color w:val="0000FF"/>
-          <w:rtl/>
-        </w:rPr>
-        <w:t>פירוט ה-</w:t>
-      </w:r>
-      <w:r>
-        <w:rPr>
-          <w:rFonts w:ascii="David" w:hAnsi="David"/>
-          <w:color w:val="0000FF"/>
-        </w:rPr>
-        <w:t>Services</w:t>
-      </w:r>
-      <w:r>
-        <w:rPr>
-          <w:rFonts w:ascii="David" w:hAnsi="David"/>
-          <w:color w:val="0000FF"/>
-          <w:rtl/>
-        </w:rPr>
-        <w:t xml:space="preserve"> בה</w:t>
-      </w:r>
-      <w:r>
-        <w:rPr>
-          <w:rFonts w:ascii="David" w:hAnsi="David"/>
-          <w:color w:val="0000FF"/>
-          <w:rtl/>
-        </w:rPr>
-        <w:t>ם אתם משתמשים (בין אם הם שלכם, בין אם הם של המערכת</w:t>
-      </w:r>
-      <w:r>
-        <w:rPr>
-          <w:rFonts w:ascii="David" w:hAnsi="David"/>
-          <w:color w:val="0000FF"/>
-          <w:rtl/>
-        </w:rPr>
-        <w:t>)</w:t>
-      </w:r>
-      <w:r>
-        <w:rPr>
-          <w:rFonts w:ascii="David" w:hAnsi="David"/>
-          <w:color w:val="0000FF"/>
-          <w:rtl/>
-        </w:rPr>
-        <w:t>. ר' דוגמא</w:t>
+        <w:jc w:val="left"/>
+        <w:rPr>
+          <w:rFonts w:ascii="David" w:hAnsi="David"/>
+          <w:color w:val="0000FF"/>
+          <w:rtl/>
+        </w:rPr>
+      </w:pPr>
+      <w:r>
+        <w:rPr>
+          <w:rFonts w:ascii="David" w:hAnsi="David"/>
+          <w:color w:val="0000FF"/>
+          <w:rtl/>
+        </w:rPr>
+        <w:t xml:space="preserve">איזה </w:t>
+      </w:r>
+      <w:r>
+        <w:rPr>
+          <w:rFonts w:ascii="David" w:hAnsi="David"/>
+          <w:color w:val="0000FF"/>
+        </w:rPr>
+        <w:t>Threads</w:t>
+      </w:r>
+      <w:r>
+        <w:rPr>
+          <w:rFonts w:ascii="David" w:hAnsi="David"/>
+          <w:color w:val="0000FF"/>
+          <w:rtl/>
+        </w:rPr>
+        <w:t xml:space="preserve"> רצים במערכת (מעבר ל-</w:t>
+      </w:r>
+      <w:r>
+        <w:rPr>
+          <w:rFonts w:ascii="David" w:hAnsi="David"/>
+          <w:color w:val="0000FF"/>
+        </w:rPr>
+        <w:t>UI Thread</w:t>
+      </w:r>
+      <w:r>
+        <w:rPr>
+          <w:rFonts w:ascii="David" w:hAnsi="David"/>
+          <w:color w:val="0000FF"/>
+          <w:rtl/>
+        </w:rPr>
+        <w:t xml:space="preserve"> – אם יש כאלה), ואיזה מחלקות מממשות אותם.</w:t>
+      </w:r>
+      <w:r>
+        <w:rPr>
+          <w:rFonts w:ascii="David" w:hAnsi="David"/>
+          <w:color w:val="0000FF"/>
+          <w:rtl/>
+        </w:rPr>
+        <w:t xml:space="preserve"> </w:t>
+      </w:r>
+      <w:r>
+        <w:rPr>
+          <w:rFonts w:ascii="David" w:hAnsi="David"/>
+          <w:color w:val="FF0000"/>
+          <w:rtl/>
+        </w:rPr>
+        <w:t xml:space="preserve">ר' </w:t>
+      </w:r>
+      <w:r>
+        <w:rPr>
+          <w:rFonts w:ascii="David" w:hAnsi="David"/>
+          <w:color w:val="0000FF"/>
+          <w:rtl/>
+        </w:rPr>
+        <w:t>דוגמא.</w:t>
+      </w:r>
+    </w:p>
+    <w:p>
+      <w:pPr>
+        <w:spacing w:line="276" w:lineRule="auto"/>
+        <w:jc w:val="left"/>
+        <w:rPr>
+          <w:rFonts w:ascii="David" w:hAnsi="David"/>
+          <w:color w:val="0000FF"/>
+          <w:rtl/>
+        </w:rPr>
+      </w:pPr>
+      <w:r>
+        <w:rPr>
+          <w:rFonts w:ascii="David" w:hAnsi="David"/>
+          <w:color w:val="0000FF"/>
+          <w:rtl/>
+        </w:rPr>
+        <w:t>אם אתם משתמשים ב-</w:t>
+      </w:r>
+      <w:r>
+        <w:rPr>
+          <w:rFonts w:ascii="David" w:hAnsi="David"/>
+          <w:color w:val="0000FF"/>
+        </w:rPr>
+        <w:t>Anonymous class</w:t>
+      </w:r>
+      <w:r>
+        <w:rPr>
+          <w:rFonts w:ascii="David" w:hAnsi="David"/>
+          <w:color w:val="0000FF"/>
+          <w:rtl/>
+        </w:rPr>
+        <w:t xml:space="preserve"> (כלומר מגדירים את ה-</w:t>
+      </w:r>
+      <w:r>
+        <w:rPr>
+          <w:rFonts w:ascii="David" w:hAnsi="David"/>
+          <w:color w:val="0000FF"/>
+        </w:rPr>
+        <w:t>thread</w:t>
+      </w:r>
+      <w:r>
+        <w:rPr>
+          <w:rFonts w:ascii="David" w:hAnsi="David"/>
+          <w:color w:val="0000FF"/>
+          <w:rtl/>
+        </w:rPr>
+        <w:t xml:space="preserve"> בלי להגדיר עבורו </w:t>
       </w:r>
     </w:p>
     <w:p>
       <w:pPr>
         <w:pStyle w:val="4"/>
         <w:spacing w:line="276" w:lineRule="auto"/>
+        <w:jc w:val="left"/>
         <w:rPr>
           <w:rFonts w:ascii="David" w:hAnsi="David" w:cs="David"/>
-          <w:rtl/>
-        </w:rPr>
-      </w:pPr>
-      <w:bookmarkStart w:id="22" w:name="_Toc29994024"/>
-      <w:proofErr w:type="spellStart"/>
+        </w:rPr>
+      </w:pPr>
+      <w:bookmarkStart w:id="24" w:name="_Toc29994027"/>
       <w:r>
         <w:rPr>
           <w:rFonts w:ascii="David" w:hAnsi="David" w:cs="David"/>
         </w:rPr>
-        <w:t>SoundService</w:t>
-      </w:r>
-      <w:bookmarkEnd w:id="22"/>
-      <w:proofErr w:type="spellEnd"/>
+        <w:t>FinalAnimationThread</w:t>
+      </w:r>
+      <w:bookmarkEnd w:id="24"/>
     </w:p>
     <w:p>
       <w:pPr>
         <w:spacing w:line="276" w:lineRule="auto"/>
-        <w:rPr>
-          <w:rFonts w:ascii="David" w:hAnsi="David"/>
-          <w:color w:val="0000FF"/>
-          <w:rtl/>
-        </w:rPr>
-      </w:pPr>
-      <w:r>
-        <w:rPr>
-          <w:rFonts w:ascii="David" w:hAnsi="David"/>
-          <w:color w:val="0000FF"/>
-        </w:rPr>
-        <w:t>Service</w:t>
-      </w:r>
-      <w:r>
-        <w:rPr>
-          <w:rFonts w:ascii="David" w:hAnsi="David"/>
-          <w:color w:val="0000FF"/>
-          <w:rtl/>
-        </w:rPr>
-        <w:t xml:space="preserve"> המטפל בהאזנה מתמשכת למיקרופון כדי לבדוק אם יש חריגה מרמת הרעש הנדרשת. ה-</w:t>
-      </w:r>
-      <w:r>
-        <w:rPr>
-          <w:rFonts w:ascii="David" w:hAnsi="David"/>
-          <w:color w:val="0000FF"/>
-        </w:rPr>
-        <w:t xml:space="preserve">Service </w:t>
-      </w:r>
-      <w:r>
-        <w:rPr>
-          <w:rFonts w:ascii="David" w:hAnsi="David"/>
-          <w:color w:val="0000FF"/>
-          <w:rtl/>
-        </w:rPr>
-        <w:t xml:space="preserve"> מופעל ע"י </w:t>
-      </w:r>
-      <w:proofErr w:type="spellStart"/>
-      <w:r>
-        <w:rPr>
-          <w:rFonts w:ascii="David" w:hAnsi="David"/>
-          <w:color w:val="0000FF"/>
-        </w:rPr>
-        <w:t>onStart</w:t>
-      </w:r>
-      <w:proofErr w:type="spellEnd"/>
-      <w:r>
-        <w:rPr>
-          <w:rFonts w:ascii="David" w:hAnsi="David"/>
-          <w:color w:val="0000FF"/>
-          <w:rtl/>
-        </w:rPr>
-        <w:t xml:space="preserve"> ב-</w:t>
-      </w:r>
-      <w:proofErr w:type="spellStart"/>
+        <w:jc w:val="left"/>
+        <w:rPr>
+          <w:rFonts w:ascii="David" w:hAnsi="David"/>
+          <w:color w:val="0000FF"/>
+          <w:rtl/>
+        </w:rPr>
+      </w:pPr>
+      <w:r>
+        <w:rPr>
+          <w:rFonts w:ascii="David" w:hAnsi="David"/>
+          <w:color w:val="0000FF"/>
+          <w:rtl/>
+        </w:rPr>
+        <w:t>מנהל את האנימציה במשחק. מופעל ע"י ה-</w:t>
+      </w:r>
       <w:r>
         <w:rPr>
           <w:rFonts w:ascii="David" w:hAnsi="David"/>
@@ -10280,7 +11240,51 @@
         </w:rPr>
         <w:t>GameActivity</w:t>
       </w:r>
-      <w:proofErr w:type="spellEnd"/>
+      <w:r>
+        <w:rPr>
+          <w:rFonts w:ascii="David" w:hAnsi="David"/>
+          <w:color w:val="0000FF"/>
+          <w:rtl/>
+        </w:rPr>
+        <w:t>. מתקשר עם ה-</w:t>
+      </w:r>
+      <w:r>
+        <w:rPr>
+          <w:rFonts w:ascii="David" w:hAnsi="David"/>
+          <w:color w:val="0000FF"/>
+        </w:rPr>
+        <w:t xml:space="preserve"> GameActivity</w:t>
+      </w:r>
+      <w:r>
+        <w:rPr>
+          <w:rFonts w:ascii="David" w:hAnsi="David"/>
+          <w:color w:val="0000FF"/>
+          <w:rtl/>
+        </w:rPr>
+        <w:t xml:space="preserve"> ע"י ה-</w:t>
+      </w:r>
+      <w:r>
+        <w:rPr>
+          <w:rFonts w:ascii="David" w:hAnsi="David"/>
+          <w:color w:val="0000FF"/>
+        </w:rPr>
+        <w:t>Handler</w:t>
+      </w:r>
+      <w:r>
+        <w:rPr>
+          <w:rFonts w:ascii="David" w:hAnsi="David"/>
+          <w:color w:val="0000FF"/>
+          <w:rtl/>
+        </w:rPr>
+        <w:t xml:space="preserve">  הממומש ע"י המחלקה </w:t>
+      </w:r>
+      <w:r>
+        <w:rPr>
+          <w:rFonts w:ascii="David" w:hAnsi="David"/>
+          <w:color w:val="0000FF"/>
+        </w:rPr>
+        <w:t>AnimationHandler</w:t>
+      </w:r>
       <w:r>
         <w:rPr>
           <w:rFonts w:ascii="David" w:hAnsi="David"/>
@@ -10292,63 +11296,11 @@
     </w:p>
     <w:p>
       <w:pPr>
-        <w:pStyle w:val="4"/>
         <w:spacing w:line="276" w:lineRule="auto"/>
-        <w:rPr>
-          <w:rFonts w:ascii="David" w:hAnsi="David" w:cs="David"/>
-        </w:rPr>
-      </w:pPr>
-      <w:bookmarkStart w:id="23" w:name="_Toc29994025"/>
-      <w:proofErr w:type="spellStart"/>
-      <w:r>
-        <w:rPr>
-          <w:rFonts w:ascii="David" w:hAnsi="David" w:cs="David"/>
-        </w:rPr>
-        <w:t>VibratorService</w:t>
-      </w:r>
-      <w:bookmarkEnd w:id="23"/>
-      <w:proofErr w:type="spellEnd"/>
-    </w:p>
-    <w:p>
-      <w:pPr>
-        <w:spacing w:line="276" w:lineRule="auto"/>
-        <w:rPr>
-          <w:rFonts w:ascii="David" w:hAnsi="David"/>
-          <w:color w:val="0000FF"/>
-          <w:rtl/>
-        </w:rPr>
-      </w:pPr>
-      <w:r>
-        <w:rPr>
-          <w:rFonts w:ascii="David" w:hAnsi="David"/>
-          <w:color w:val="0000FF"/>
-          <w:rtl/>
-        </w:rPr>
-        <w:t>שירות של המערכת, המפעיל את הרטט במכשיר. נעשה בו שימוש ב-</w:t>
-      </w:r>
-      <w:proofErr w:type="spellStart"/>
-      <w:r>
-        <w:rPr>
-          <w:rFonts w:ascii="David" w:hAnsi="David"/>
-          <w:color w:val="0000FF"/>
-        </w:rPr>
-        <w:t>GameActivity</w:t>
-      </w:r>
-      <w:proofErr w:type="spellEnd"/>
-      <w:r>
-        <w:rPr>
-          <w:rFonts w:ascii="David" w:hAnsi="David"/>
-          <w:color w:val="0000FF"/>
-          <w:rtl/>
-        </w:rPr>
-        <w:t xml:space="preserve">  כדי לסמן פסילה.</w:t>
-      </w:r>
-    </w:p>
-    <w:p>
-      <w:pPr>
-        <w:spacing w:line="276" w:lineRule="auto"/>
-        <w:rPr>
-          <w:rFonts w:ascii="David" w:hAnsi="David"/>
+        <w:jc w:val="left"/>
+        <w:rPr>
+          <w:rFonts w:ascii="David" w:hAnsi="David"/>
+          <w:color w:val="0000FF"/>
           <w:rtl/>
         </w:rPr>
       </w:pPr>
@@ -10357,254 +11309,60 @@
       <w:pPr>
         <w:pStyle w:val="3"/>
         <w:spacing w:line="276" w:lineRule="auto"/>
+        <w:jc w:val="left"/>
         <w:rPr>
           <w:rFonts w:ascii="David" w:hAnsi="David" w:cs="David"/>
         </w:rPr>
       </w:pPr>
-      <w:bookmarkStart w:id="24" w:name="_Toc29994026"/>
-      <w:bookmarkStart w:id="25" w:name="_Toc39329419"/>
+      <w:bookmarkStart w:id="25" w:name="_Toc29994028"/>
+      <w:bookmarkStart w:id="26" w:name="_Toc39329420"/>
       <w:r>
         <w:rPr>
           <w:rFonts w:ascii="David" w:hAnsi="David" w:cs="David"/>
         </w:rPr>
-        <w:t>Threads</w:t>
-      </w:r>
-      <w:bookmarkEnd w:id="24"/>
+        <w:t>Content Providers</w:t>
+      </w:r>
       <w:bookmarkEnd w:id="25"/>
+      <w:bookmarkEnd w:id="26"/>
     </w:p>
     <w:p>
       <w:pPr>
         <w:spacing w:line="276" w:lineRule="auto"/>
-        <w:rPr>
-          <w:rFonts w:ascii="David" w:hAnsi="David"/>
-          <w:color w:val="0000FF"/>
-          <w:rtl/>
-        </w:rPr>
-      </w:pPr>
-      <w:r>
-        <w:rPr>
-          <w:rFonts w:ascii="David" w:hAnsi="David"/>
-          <w:color w:val="0000FF"/>
-          <w:rtl/>
-        </w:rPr>
-        <w:t xml:space="preserve">איזה </w:t>
-      </w:r>
-      <w:r>
-        <w:rPr>
-          <w:rFonts w:ascii="David" w:hAnsi="David"/>
-          <w:color w:val="0000FF"/>
-        </w:rPr>
-        <w:t>Threads</w:t>
-      </w:r>
-      <w:r>
-        <w:rPr>
-          <w:rFonts w:ascii="David" w:hAnsi="David"/>
-          <w:color w:val="0000FF"/>
-          <w:rtl/>
-        </w:rPr>
-        <w:t xml:space="preserve"> רצים במערכת (מעבר ל-</w:t>
-      </w:r>
-      <w:r>
-        <w:rPr>
-          <w:rFonts w:ascii="David" w:hAnsi="David"/>
-          <w:color w:val="0000FF"/>
-        </w:rPr>
-        <w:t>UI Thread</w:t>
-      </w:r>
-      <w:r>
-        <w:rPr>
-          <w:rFonts w:ascii="David" w:hAnsi="David"/>
-          <w:color w:val="0000FF"/>
-          <w:rtl/>
-        </w:rPr>
-        <w:t xml:space="preserve"> – אם יש כאלה), ואיזה מחלקות מממשות אותם.</w:t>
-      </w:r>
-      <w:r>
-        <w:rPr>
-          <w:rFonts w:ascii="David" w:hAnsi="David"/>
-          <w:color w:val="0000FF"/>
-          <w:rtl/>
-        </w:rPr>
-        <w:t xml:space="preserve"> </w:t>
-      </w:r>
-      <w:r>
-        <w:rPr>
-          <w:rFonts w:ascii="David" w:hAnsi="David"/>
-          <w:color w:val="FF0000"/>
-          <w:rtl/>
-        </w:rPr>
-        <w:t xml:space="preserve">ר' </w:t>
-      </w:r>
-      <w:r>
-        <w:rPr>
-          <w:rFonts w:ascii="David" w:hAnsi="David"/>
-          <w:color w:val="0000FF"/>
-          <w:rtl/>
-        </w:rPr>
-        <w:t>דוגמא.</w:t>
+        <w:jc w:val="left"/>
+        <w:rPr>
+          <w:rFonts w:ascii="David" w:hAnsi="David"/>
+          <w:color w:val="0000FF"/>
+          <w:rtl/>
+        </w:rPr>
+      </w:pPr>
+      <w:r>
+        <w:rPr>
+          <w:rFonts w:ascii="David" w:hAnsi="David"/>
+          <w:color w:val="0000FF"/>
+          <w:rtl/>
+        </w:rPr>
+        <w:t xml:space="preserve">אופציונלי: באיזה </w:t>
+      </w:r>
+      <w:r>
+        <w:rPr>
+          <w:rFonts w:ascii="David" w:hAnsi="David"/>
+          <w:color w:val="0000FF"/>
+        </w:rPr>
+        <w:t>Content Providers</w:t>
+      </w:r>
+      <w:r>
+        <w:rPr>
+          <w:rFonts w:ascii="David" w:hAnsi="David"/>
+          <w:color w:val="0000FF"/>
+          <w:rtl/>
+        </w:rPr>
+        <w:t xml:space="preserve"> משתמשים במערכת ואיזה מחלקות מממשות אותם / משתמשות בהם.</w:t>
       </w:r>
     </w:p>
     <w:p>
       <w:pPr>
         <w:spacing w:line="276" w:lineRule="auto"/>
-        <w:rPr>
-          <w:rFonts w:ascii="David" w:hAnsi="David"/>
-          <w:color w:val="0000FF"/>
-          <w:rtl/>
-        </w:rPr>
-      </w:pPr>
-      <w:r>
-        <w:rPr>
-          <w:rFonts w:ascii="David" w:hAnsi="David"/>
-          <w:color w:val="0000FF"/>
-          <w:rtl/>
-        </w:rPr>
-        <w:t>אם אתם משתמשים ב-</w:t>
-      </w:r>
-      <w:r>
-        <w:rPr>
-          <w:rFonts w:ascii="David" w:hAnsi="David"/>
-          <w:color w:val="0000FF"/>
-        </w:rPr>
-        <w:t>Anonymous class</w:t>
-      </w:r>
-      <w:r>
-        <w:rPr>
-          <w:rFonts w:ascii="David" w:hAnsi="David"/>
-          <w:color w:val="0000FF"/>
-          <w:rtl/>
-        </w:rPr>
-        <w:t xml:space="preserve"> (כלומר מגדירים את ה-</w:t>
-      </w:r>
-      <w:r>
-        <w:rPr>
-          <w:rFonts w:ascii="David" w:hAnsi="David"/>
-          <w:color w:val="0000FF"/>
-        </w:rPr>
-        <w:t>thread</w:t>
-      </w:r>
-      <w:r>
-        <w:rPr>
-          <w:rFonts w:ascii="David" w:hAnsi="David"/>
-          <w:color w:val="0000FF"/>
-          <w:rtl/>
-        </w:rPr>
-        <w:t xml:space="preserve"> בלי להגדיר עבורו </w:t>
-      </w:r>
-    </w:p>
-    <w:p>
-      <w:pPr>
-        <w:pStyle w:val="4"/>
-        <w:spacing w:line="276" w:lineRule="auto"/>
-        <w:rPr>
-          <w:rFonts w:ascii="David" w:hAnsi="David" w:cs="David"/>
-        </w:rPr>
-      </w:pPr>
-      <w:bookmarkStart w:id="26" w:name="_Toc29994027"/>
-      <w:proofErr w:type="spellStart"/>
-      <w:r>
-        <w:rPr>
-          <w:rFonts w:ascii="David" w:hAnsi="David" w:cs="David"/>
-        </w:rPr>
-        <w:t>FinalAnimationThread</w:t>
-      </w:r>
-      <w:bookmarkEnd w:id="26"/>
-      <w:proofErr w:type="spellEnd"/>
-    </w:p>
-    <w:p>
-      <w:pPr>
-        <w:spacing w:line="276" w:lineRule="auto"/>
-        <w:rPr>
-          <w:rFonts w:ascii="David" w:hAnsi="David"/>
-          <w:color w:val="0000FF"/>
-          <w:rtl/>
-        </w:rPr>
-      </w:pPr>
-      <w:r>
-        <w:rPr>
-          <w:rFonts w:ascii="David" w:hAnsi="David"/>
-          <w:color w:val="0000FF"/>
-          <w:rtl/>
-        </w:rPr>
-        <w:t>מנהל את האנימציה במשחק. מופעל ע"י ה-</w:t>
-      </w:r>
-      <w:proofErr w:type="spellStart"/>
-      <w:r>
-        <w:rPr>
-          <w:rFonts w:ascii="David" w:hAnsi="David"/>
-          <w:color w:val="0000FF"/>
-        </w:rPr>
-        <w:t>GameActivity</w:t>
-      </w:r>
-      <w:proofErr w:type="spellEnd"/>
-      <w:r>
-        <w:rPr>
-          <w:rFonts w:ascii="David" w:hAnsi="David"/>
-          <w:color w:val="0000FF"/>
-          <w:rtl/>
-        </w:rPr>
-        <w:t>. מתקשר עם ה-</w:t>
-      </w:r>
-      <w:r>
-        <w:rPr>
-          <w:rFonts w:ascii="David" w:hAnsi="David"/>
-          <w:color w:val="0000FF"/>
-        </w:rPr>
-        <w:t xml:space="preserve"> </w:t>
-      </w:r>
-      <w:proofErr w:type="spellStart"/>
-      <w:r>
-        <w:rPr>
-          <w:rFonts w:ascii="David" w:hAnsi="David"/>
-          <w:color w:val="0000FF"/>
-        </w:rPr>
-        <w:t>GameActivity</w:t>
-      </w:r>
-      <w:proofErr w:type="spellEnd"/>
-      <w:r>
-        <w:rPr>
-          <w:rFonts w:ascii="David" w:hAnsi="David"/>
-          <w:color w:val="0000FF"/>
-          <w:rtl/>
-        </w:rPr>
-        <w:t xml:space="preserve"> ע"י ה-</w:t>
-      </w:r>
-      <w:r>
-        <w:rPr>
-          <w:rFonts w:ascii="David" w:hAnsi="David"/>
-          <w:color w:val="0000FF"/>
-        </w:rPr>
-        <w:t>Handler</w:t>
-      </w:r>
-      <w:r>
-        <w:rPr>
-          <w:rFonts w:ascii="David" w:hAnsi="David"/>
-          <w:color w:val="0000FF"/>
-          <w:rtl/>
-        </w:rPr>
-        <w:t xml:space="preserve">  הממומש ע"י המחלקה </w:t>
-      </w:r>
-      <w:proofErr w:type="spellStart"/>
-      <w:r>
-        <w:rPr>
-          <w:rFonts w:ascii="David" w:hAnsi="David"/>
-          <w:color w:val="0000FF"/>
-        </w:rPr>
-        <w:t>AnimationHandler</w:t>
-      </w:r>
-      <w:proofErr w:type="spellEnd"/>
-      <w:r>
-        <w:rPr>
-          <w:rFonts w:ascii="David" w:hAnsi="David"/>
-          <w:color w:val="0000FF"/>
-          <w:rtl/>
-        </w:rPr>
-        <w:t>.</w:t>
-      </w:r>
-    </w:p>
-    <w:p>
-      <w:pPr>
-        <w:spacing w:line="276" w:lineRule="auto"/>
+        <w:jc w:val="left"/>
         <w:rPr>
           <w:rFonts w:ascii="David" w:hAnsi="David"/>
           <w:color w:val="0000FF"/>
@@ -10616,17 +11374,19 @@
       <w:pPr>
         <w:pStyle w:val="3"/>
         <w:spacing w:line="276" w:lineRule="auto"/>
+        <w:jc w:val="left"/>
         <w:rPr>
           <w:rFonts w:ascii="David" w:hAnsi="David" w:cs="David"/>
-        </w:rPr>
-      </w:pPr>
-      <w:bookmarkStart w:id="27" w:name="_Toc29994028"/>
-      <w:bookmarkStart w:id="28" w:name="_Toc39329420"/>
+          <w:rtl/>
+        </w:rPr>
+      </w:pPr>
+      <w:bookmarkStart w:id="27" w:name="_Toc29994029"/>
+      <w:bookmarkStart w:id="28" w:name="_Toc39329421"/>
       <w:r>
         <w:rPr>
           <w:rFonts w:ascii="David" w:hAnsi="David" w:cs="David"/>
         </w:rPr>
-        <w:t>Content Providers</w:t>
+        <w:t>Broadcast Receivers</w:t>
       </w:r>
       <w:bookmarkEnd w:id="27"/>
       <w:bookmarkEnd w:id="28"/>
@@ -10634,6 +11394,7 @@
     <w:p>
       <w:pPr>
         <w:spacing w:line="276" w:lineRule="auto"/>
+        <w:jc w:val="left"/>
         <w:rPr>
           <w:rFonts w:ascii="David" w:hAnsi="David"/>
           <w:color w:val="0000FF"/>
@@ -10667,6 +11428,18 @@
     <w:p>
       <w:pPr>
         <w:spacing w:line="276" w:lineRule="auto"/>
+        <w:jc w:val="left"/>
+        <w:rPr>
+          <w:rFonts w:ascii="David" w:hAnsi="David"/>
+          <w:color w:val="0000FF"/>
+          <w:rtl/>
+        </w:rPr>
+      </w:pPr>
+    </w:p>
+    <w:p>
+      <w:pPr>
+        <w:spacing w:line="276" w:lineRule="auto"/>
+        <w:jc w:val="left"/>
         <w:rPr>
           <w:rFonts w:ascii="David" w:hAnsi="David"/>
           <w:color w:val="0000FF"/>
@@ -10678,18 +11451,47 @@
       <w:pPr>
         <w:pStyle w:val="3"/>
         <w:spacing w:line="276" w:lineRule="auto"/>
+        <w:jc w:val="left"/>
         <w:rPr>
           <w:rFonts w:ascii="David" w:hAnsi="David" w:cs="David"/>
           <w:rtl/>
         </w:rPr>
       </w:pPr>
-      <w:bookmarkStart w:id="29" w:name="_Toc29994029"/>
-      <w:bookmarkStart w:id="30" w:name="_Toc39329421"/>
+      <w:bookmarkStart w:id="29" w:name="_Toc29994033"/>
+      <w:bookmarkStart w:id="30" w:name="_Toc39329422"/>
       <w:r>
         <w:rPr>
           <w:rFonts w:ascii="David" w:hAnsi="David" w:cs="David"/>
-        </w:rPr>
-        <w:t>Broadcast Receivers</w:t>
+          <w:rtl/>
+        </w:rPr>
+        <w:t>שיקולי ת</w:t>
+      </w:r>
+      <w:r>
+        <w:rPr>
+          <w:rFonts w:ascii="David" w:hAnsi="David" w:cs="David" w:hint="cs"/>
+          <w:rtl/>
+        </w:rPr>
+        <w:t>ו</w:t>
+      </w:r>
+      <w:r>
+        <w:rPr>
+          <w:rFonts w:ascii="David" w:hAnsi="David" w:cs="David"/>
+          <w:rtl/>
+        </w:rPr>
+        <w:t>כן (</w:t>
+      </w:r>
+      <w:r>
+        <w:rPr>
+          <w:rFonts w:ascii="David" w:hAnsi="David" w:cs="David"/>
+        </w:rPr>
+        <w:t>design</w:t>
+      </w:r>
+      <w:r>
+        <w:rPr>
+          <w:rFonts w:ascii="David" w:hAnsi="David" w:cs="David"/>
+          <w:rtl/>
+        </w:rPr>
+        <w:t>)</w:t>
       </w:r>
       <w:bookmarkEnd w:id="29"/>
       <w:bookmarkEnd w:id="30"/>
@@ -10697,189 +11499,19 @@
     <w:p>
       <w:pPr>
         <w:spacing w:line="276" w:lineRule="auto"/>
-        <w:rPr>
-          <w:rFonts w:ascii="David" w:hAnsi="David"/>
-          <w:color w:val="0000FF"/>
-          <w:rtl/>
-        </w:rPr>
-      </w:pPr>
-      <w:r>
-        <w:rPr>
-          <w:rFonts w:ascii="David" w:hAnsi="David"/>
-          <w:color w:val="0000FF"/>
-          <w:rtl/>
-        </w:rPr>
-        <w:t xml:space="preserve">אופציונלי: באיזה </w:t>
-      </w:r>
-      <w:r>
-        <w:rPr>
-          <w:rFonts w:ascii="David" w:hAnsi="David"/>
-          <w:color w:val="0000FF"/>
-        </w:rPr>
-        <w:t>Content Providers</w:t>
-      </w:r>
-      <w:r>
-        <w:rPr>
-          <w:rFonts w:ascii="David" w:hAnsi="David"/>
-          <w:color w:val="0000FF"/>
-          <w:rtl/>
-        </w:rPr>
-        <w:t xml:space="preserve"> משתמשים במערכת ואיזה מחלקות מממשות אותם / משתמשות בהם.</w:t>
-      </w:r>
-    </w:p>
-    <w:p>
-      <w:pPr>
-        <w:spacing w:line="276" w:lineRule="auto"/>
-        <w:rPr>
-          <w:rFonts w:ascii="David" w:hAnsi="David"/>
-          <w:color w:val="0000FF"/>
-          <w:rtl/>
-        </w:rPr>
-      </w:pPr>
-    </w:p>
-    <w:p>
-      <w:pPr>
-        <w:spacing w:line="276" w:lineRule="auto"/>
-        <w:rPr>
-          <w:rFonts w:ascii="David" w:hAnsi="David"/>
-          <w:color w:val="0000FF"/>
-          <w:rtl/>
-        </w:rPr>
-      </w:pPr>
-    </w:p>
-    <w:p>
-      <w:pPr>
-        <w:pStyle w:val="3"/>
-        <w:spacing w:line="276" w:lineRule="auto"/>
-        <w:rPr>
-          <w:rFonts w:ascii="David" w:hAnsi="David" w:cs="David"/>
-          <w:rtl/>
-        </w:rPr>
-      </w:pPr>
-      <w:bookmarkStart w:id="31" w:name="_Toc29994033"/>
-      <w:bookmarkStart w:id="32" w:name="_Toc39329422"/>
-      <w:r>
-        <w:rPr>
-          <w:rFonts w:ascii="David" w:hAnsi="David" w:cs="David"/>
-          <w:rtl/>
-        </w:rPr>
-        <w:t>שיקולי תכן (</w:t>
-      </w:r>
-      <w:r>
-        <w:rPr>
-          <w:rFonts w:ascii="David" w:hAnsi="David" w:cs="David"/>
-        </w:rPr>
-        <w:t>design</w:t>
-      </w:r>
-      <w:r>
-        <w:rPr>
-          <w:rFonts w:ascii="David" w:hAnsi="David" w:cs="David"/>
-          <w:rtl/>
-        </w:rPr>
-        <w:t>)</w:t>
-      </w:r>
-      <w:bookmarkEnd w:id="31"/>
-      <w:bookmarkEnd w:id="32"/>
-    </w:p>
-    <w:p>
-      <w:pPr>
-        <w:spacing w:line="276" w:lineRule="auto"/>
-        <w:rPr>
-          <w:rFonts w:ascii="David" w:hAnsi="David"/>
-          <w:color w:val="0000FF"/>
-          <w:rtl/>
-        </w:rPr>
-      </w:pPr>
-    </w:p>
-    <w:p>
-      <w:pPr>
-        <w:spacing w:line="276" w:lineRule="auto"/>
-        <w:rPr>
-          <w:rFonts w:ascii="David" w:hAnsi="David"/>
-          <w:color w:val="0000FF"/>
-          <w:rtl/>
-        </w:rPr>
-      </w:pPr>
-      <w:r>
-        <w:rPr>
-          <w:rFonts w:ascii="David" w:hAnsi="David"/>
-          <w:color w:val="0000FF"/>
-          <w:rtl/>
-        </w:rPr>
-        <w:lastRenderedPageBreak/>
-        <w:t>אופציונלי – ניתן לפרט פה מדוע בחרתם להשתמש במרכיבי</w:t>
-      </w:r>
-      <w:r>
-        <w:rPr>
-          <w:rFonts w:ascii="David" w:hAnsi="David"/>
-          <w:color w:val="0000FF"/>
-          <w:rtl/>
-        </w:rPr>
-        <w:t xml:space="preserve"> תוכנה </w:t>
-      </w:r>
-      <w:proofErr w:type="spellStart"/>
-      <w:r>
-        <w:rPr>
-          <w:rFonts w:ascii="David" w:hAnsi="David"/>
-          <w:color w:val="0000FF"/>
-          <w:rtl/>
-        </w:rPr>
-        <w:t>מסויימים</w:t>
-      </w:r>
-      <w:proofErr w:type="spellEnd"/>
-      <w:r>
-        <w:rPr>
-          <w:rFonts w:ascii="David" w:hAnsi="David"/>
-          <w:color w:val="0000FF"/>
-          <w:rtl/>
-        </w:rPr>
-        <w:t xml:space="preserve"> ולא באחרים </w:t>
-      </w:r>
-      <w:proofErr w:type="spellStart"/>
-      <w:r>
-        <w:rPr>
-          <w:rFonts w:ascii="David" w:hAnsi="David"/>
-          <w:color w:val="0000FF"/>
-          <w:rtl/>
-        </w:rPr>
-        <w:t>וכו</w:t>
-      </w:r>
-      <w:proofErr w:type="spellEnd"/>
-      <w:r>
-        <w:rPr>
-          <w:rFonts w:ascii="David" w:hAnsi="David"/>
-          <w:color w:val="0000FF"/>
-          <w:rtl/>
-        </w:rPr>
-        <w:t xml:space="preserve">', מדוע חילקתם למחלקות בצורה זו ולא אחרת </w:t>
-      </w:r>
-      <w:proofErr w:type="spellStart"/>
-      <w:r>
-        <w:rPr>
-          <w:rFonts w:ascii="David" w:hAnsi="David"/>
-          <w:color w:val="0000FF"/>
-          <w:rtl/>
-        </w:rPr>
-        <w:t>וכו</w:t>
-      </w:r>
-      <w:proofErr w:type="spellEnd"/>
-      <w:r>
-        <w:rPr>
-          <w:rFonts w:ascii="David" w:hAnsi="David"/>
-          <w:color w:val="0000FF"/>
-          <w:rtl/>
-        </w:rPr>
-        <w:t>'.</w:t>
-      </w:r>
-    </w:p>
-    <w:p>
-      <w:pPr>
-        <w:spacing w:line="276" w:lineRule="auto"/>
-        <w:rPr>
-          <w:rFonts w:ascii="David" w:hAnsi="David"/>
-          <w:rtl/>
-        </w:rPr>
-      </w:pPr>
+        <w:jc w:val="left"/>
+        <w:rPr>
+          <w:rFonts w:ascii="David" w:hAnsi="David"/>
+          <w:rtl/>
+        </w:rPr>
+      </w:pPr>
+      <w:r>
+        <w:rPr>
+          <w:rFonts w:ascii="David" w:hAnsi="David" w:hint="cs"/>
+          <w:rtl/>
+        </w:rPr>
+        <w:t>במהלך הפרויקט היה לי בראש, עוד מתחילתו, את העיצוב. ידעתי מראש איפה אני רוצה שכל כפתור יהיה, כל מסך ייראה וכו'.</w:t>
+      </w:r>
     </w:p>
     <w:p>
       <w:pPr>
@@ -10891,8 +11523,8 @@
           <w:rtl/>
         </w:rPr>
       </w:pPr>
-      <w:bookmarkStart w:id="33" w:name="_Toc29994034"/>
-      <w:bookmarkStart w:id="34" w:name="_Toc39329423"/>
+      <w:bookmarkStart w:id="31" w:name="_Toc29994034"/>
+      <w:bookmarkStart w:id="32" w:name="_Toc39329423"/>
       <w:r>
         <w:rPr>
           <w:rFonts w:ascii="David" w:hAnsi="David" w:cs="David"/>
@@ -10906,8 +11538,8 @@
         </w:rPr>
         <w:t>esources</w:t>
       </w:r>
-      <w:bookmarkEnd w:id="33"/>
-      <w:bookmarkEnd w:id="34"/>
+      <w:bookmarkEnd w:id="31"/>
+      <w:bookmarkEnd w:id="32"/>
     </w:p>
     <w:p>
       <w:pPr>
@@ -10959,14 +11591,14 @@
           <w:rtl/>
         </w:rPr>
       </w:pPr>
-      <w:bookmarkStart w:id="35" w:name="_Toc29994035"/>
+      <w:bookmarkStart w:id="33" w:name="_Toc29994035"/>
       <w:r>
         <w:rPr>
           <w:rFonts w:ascii="David" w:hAnsi="David" w:cs="David"/>
         </w:rPr>
         <w:t>Layouts</w:t>
       </w:r>
-      <w:bookmarkEnd w:id="35"/>
+      <w:bookmarkEnd w:id="33"/>
     </w:p>
     <w:p>
       <w:pPr>
@@ -11025,14 +11657,14 @@
           <w:rtl/>
         </w:rPr>
       </w:pPr>
-      <w:bookmarkStart w:id="36" w:name="_Toc29994036"/>
+      <w:bookmarkStart w:id="34" w:name="_Toc29994036"/>
       <w:r>
         <w:rPr>
           <w:rFonts w:ascii="David" w:hAnsi="David" w:cs="David"/>
         </w:rPr>
         <w:t>Menus</w:t>
       </w:r>
-      <w:bookmarkEnd w:id="36"/>
+      <w:bookmarkEnd w:id="34"/>
     </w:p>
     <w:p>
       <w:pPr>
@@ -11098,16 +11730,14 @@
           <w:rFonts w:ascii="David" w:hAnsi="David" w:cs="David"/>
         </w:rPr>
       </w:pPr>
-      <w:bookmarkStart w:id="37" w:name="_Toc29994037"/>
-      <w:proofErr w:type="spellStart"/>
+      <w:bookmarkStart w:id="35" w:name="_Toc29994037"/>
       <w:r>
         <w:rPr>
           <w:rFonts w:ascii="David" w:hAnsi="David" w:cs="David"/>
         </w:rPr>
         <w:t>Drawables</w:t>
       </w:r>
-      <w:bookmarkEnd w:id="37"/>
-      <w:proofErr w:type="spellEnd"/>
+      <w:bookmarkEnd w:id="35"/>
     </w:p>
     <w:p>
       <w:pPr>
@@ -11137,8 +11767,8 @@
           <w:rtl/>
         </w:rPr>
       </w:pPr>
-      <w:bookmarkStart w:id="38" w:name="_Toc29994038"/>
-      <w:bookmarkStart w:id="39" w:name="_Toc39329424"/>
+      <w:bookmarkStart w:id="36" w:name="_Toc29994038"/>
+      <w:bookmarkStart w:id="37" w:name="_Toc39329424"/>
       <w:r>
         <w:rPr>
           <w:rFonts w:ascii="David" w:hAnsi="David" w:cs="David"/>
@@ -11147,109 +11777,109 @@
         <w:lastRenderedPageBreak/>
         <w:t>קבצים</w:t>
       </w:r>
+      <w:bookmarkEnd w:id="36"/>
+      <w:bookmarkEnd w:id="37"/>
+      <w:r>
+        <w:rPr>
+          <w:rFonts w:ascii="David" w:hAnsi="David" w:cs="David"/>
+          <w:rtl/>
+        </w:rPr>
+        <w:t xml:space="preserve"> </w:t>
+      </w:r>
+    </w:p>
+    <w:p>
+      <w:pPr>
+        <w:spacing w:line="276" w:lineRule="auto"/>
+        <w:rPr>
+          <w:rFonts w:ascii="David" w:hAnsi="David"/>
+          <w:rtl/>
+        </w:rPr>
+      </w:pPr>
+      <w:r>
+        <w:rPr>
+          <w:rFonts w:ascii="David" w:hAnsi="David"/>
+          <w:i/>
+          <w:iCs/>
+          <w:color w:val="0000FF"/>
+          <w:rtl/>
+        </w:rPr>
+        <w:t xml:space="preserve">פירוט </w:t>
+      </w:r>
+      <w:r>
+        <w:rPr>
+          <w:rFonts w:ascii="David" w:hAnsi="David"/>
+          <w:i/>
+          <w:iCs/>
+          <w:color w:val="0000FF"/>
+          <w:rtl/>
+        </w:rPr>
+        <w:t>הקבצים השונים בהם אתם משתמשים (סוג הקובץ, מבנה, זיכרון פנימי/חיצוני וכו')</w:t>
+      </w:r>
+      <w:r>
+        <w:rPr>
+          <w:rFonts w:ascii="David" w:hAnsi="David"/>
+          <w:i/>
+          <w:iCs/>
+          <w:color w:val="0000FF"/>
+          <w:rtl/>
+        </w:rPr>
+        <w:t xml:space="preserve"> וקישור למחלקות ולפעולות בהם נעשה בהם שימוש</w:t>
+      </w:r>
+      <w:r>
+        <w:rPr>
+          <w:rFonts w:ascii="David" w:hAnsi="David"/>
+          <w:i/>
+          <w:iCs/>
+          <w:color w:val="0000FF"/>
+          <w:rtl/>
+        </w:rPr>
+        <w:t>.</w:t>
+      </w:r>
+    </w:p>
+    <w:p>
+      <w:pPr>
+        <w:spacing w:line="276" w:lineRule="auto"/>
+        <w:rPr>
+          <w:rFonts w:ascii="David" w:hAnsi="David"/>
+          <w:color w:val="0000FF"/>
+          <w:rtl/>
+        </w:rPr>
+      </w:pPr>
+      <w:r>
+        <w:rPr>
+          <w:rFonts w:ascii="David" w:hAnsi="David"/>
+          <w:color w:val="0000FF"/>
+          <w:rtl/>
+        </w:rPr>
+        <w:t>ר'</w:t>
+      </w:r>
+      <w:r>
+        <w:rPr>
+          <w:rFonts w:ascii="David" w:hAnsi="David"/>
+          <w:color w:val="0000FF"/>
+          <w:rtl/>
+        </w:rPr>
+        <w:t xml:space="preserve"> דוגמא למטה</w:t>
+      </w:r>
+    </w:p>
+    <w:p>
+      <w:pPr>
+        <w:pStyle w:val="3"/>
+        <w:spacing w:line="276" w:lineRule="auto"/>
+        <w:rPr>
+          <w:rFonts w:ascii="David" w:hAnsi="David" w:cs="David"/>
+        </w:rPr>
+      </w:pPr>
+      <w:bookmarkStart w:id="38" w:name="_Toc29994039"/>
+      <w:bookmarkStart w:id="39" w:name="_Toc39329425"/>
+      <w:r>
+        <w:rPr>
+          <w:rFonts w:ascii="David" w:hAnsi="David" w:cs="David"/>
+        </w:rPr>
+        <w:t>UserDetails.txt</w:t>
+      </w:r>
       <w:bookmarkEnd w:id="38"/>
       <w:bookmarkEnd w:id="39"/>
-      <w:r>
-        <w:rPr>
-          <w:rFonts w:ascii="David" w:hAnsi="David" w:cs="David"/>
-          <w:rtl/>
-        </w:rPr>
-        <w:t xml:space="preserve"> </w:t>
-      </w:r>
-    </w:p>
-    <w:p>
-      <w:pPr>
-        <w:spacing w:line="276" w:lineRule="auto"/>
-        <w:rPr>
-          <w:rFonts w:ascii="David" w:hAnsi="David"/>
-          <w:rtl/>
-        </w:rPr>
-      </w:pPr>
-      <w:r>
-        <w:rPr>
-          <w:rFonts w:ascii="David" w:hAnsi="David"/>
-          <w:i/>
-          <w:iCs/>
-          <w:color w:val="0000FF"/>
-          <w:rtl/>
-        </w:rPr>
-        <w:t xml:space="preserve">פירוט </w:t>
-      </w:r>
-      <w:r>
-        <w:rPr>
-          <w:rFonts w:ascii="David" w:hAnsi="David"/>
-          <w:i/>
-          <w:iCs/>
-          <w:color w:val="0000FF"/>
-          <w:rtl/>
-        </w:rPr>
-        <w:t>הקבצים השונים בהם אתם משתמשים (סוג הקובץ, מבנה, זיכרון פנימי/חיצוני וכו')</w:t>
-      </w:r>
-      <w:r>
-        <w:rPr>
-          <w:rFonts w:ascii="David" w:hAnsi="David"/>
-          <w:i/>
-          <w:iCs/>
-          <w:color w:val="0000FF"/>
-          <w:rtl/>
-        </w:rPr>
-        <w:t xml:space="preserve"> וקישור למחלקות ולפעולות בהם נעשה בהם שימוש</w:t>
-      </w:r>
-      <w:r>
-        <w:rPr>
-          <w:rFonts w:ascii="David" w:hAnsi="David"/>
-          <w:i/>
-          <w:iCs/>
-          <w:color w:val="0000FF"/>
-          <w:rtl/>
-        </w:rPr>
-        <w:t>.</w:t>
-      </w:r>
-    </w:p>
-    <w:p>
-      <w:pPr>
-        <w:spacing w:line="276" w:lineRule="auto"/>
-        <w:rPr>
-          <w:rFonts w:ascii="David" w:hAnsi="David"/>
-          <w:color w:val="0000FF"/>
-          <w:rtl/>
-        </w:rPr>
-      </w:pPr>
-      <w:r>
-        <w:rPr>
-          <w:rFonts w:ascii="David" w:hAnsi="David"/>
-          <w:color w:val="0000FF"/>
-          <w:rtl/>
-        </w:rPr>
-        <w:t>ר'</w:t>
-      </w:r>
-      <w:r>
-        <w:rPr>
-          <w:rFonts w:ascii="David" w:hAnsi="David"/>
-          <w:color w:val="0000FF"/>
-          <w:rtl/>
-        </w:rPr>
-        <w:t xml:space="preserve"> דוגמא למטה</w:t>
-      </w:r>
-    </w:p>
-    <w:p>
-      <w:pPr>
-        <w:pStyle w:val="3"/>
-        <w:spacing w:line="276" w:lineRule="auto"/>
-        <w:rPr>
-          <w:rFonts w:ascii="David" w:hAnsi="David" w:cs="David"/>
-        </w:rPr>
-      </w:pPr>
-      <w:bookmarkStart w:id="40" w:name="_Toc29994039"/>
-      <w:bookmarkStart w:id="41" w:name="_Toc39329425"/>
-      <w:r>
-        <w:rPr>
-          <w:rFonts w:ascii="David" w:hAnsi="David" w:cs="David"/>
-        </w:rPr>
-        <w:t>UserDetails.txt</w:t>
-      </w:r>
-      <w:bookmarkEnd w:id="40"/>
-      <w:bookmarkEnd w:id="41"/>
       <w:r>
         <w:rPr>
           <w:rFonts w:ascii="David" w:hAnsi="David" w:cs="David"/>
@@ -11435,7 +12065,6 @@
           <w:szCs w:val="18"/>
         </w:rPr>
       </w:pPr>
-      <w:proofErr w:type="spellStart"/>
       <w:r>
         <w:rPr>
           <w:rFonts w:ascii="David" w:hAnsi="David"/>
@@ -11443,17 +12072,7 @@
           <w:sz w:val="18"/>
           <w:szCs w:val="18"/>
         </w:rPr>
-        <w:t>Settings.loadUserDetailsFromText</w:t>
-      </w:r>
-      <w:proofErr w:type="spellEnd"/>
-      <w:r>
-        <w:rPr>
-          <w:rFonts w:ascii="David" w:hAnsi="David"/>
-          <w:color w:val="0033CC"/>
-          <w:sz w:val="18"/>
-          <w:szCs w:val="18"/>
-        </w:rPr>
-        <w:t>()</w:t>
+        <w:t>Settings.loadUserDetailsFromText()</w:t>
       </w:r>
     </w:p>
     <w:p>
@@ -11472,7 +12091,6 @@
           <w:szCs w:val="18"/>
         </w:rPr>
       </w:pPr>
-      <w:proofErr w:type="spellStart"/>
       <w:r>
         <w:rPr>
           <w:rFonts w:ascii="David" w:hAnsi="David"/>
@@ -11482,7 +12100,6 @@
         </w:rPr>
         <w:t>Settings.saveUserDetailsToText</w:t>
       </w:r>
-      <w:proofErr w:type="spellEnd"/>
     </w:p>
     <w:p>
       <w:pPr>
@@ -11500,7 +12117,6 @@
           <w:szCs w:val="18"/>
         </w:rPr>
       </w:pPr>
-      <w:proofErr w:type="spellStart"/>
       <w:r>
         <w:rPr>
           <w:rFonts w:ascii="David" w:hAnsi="David"/>
@@ -11508,17 +12124,7 @@
           <w:sz w:val="18"/>
           <w:szCs w:val="18"/>
         </w:rPr>
-        <w:t>MainActivity.isNotificationVisible</w:t>
-      </w:r>
-      <w:proofErr w:type="spellEnd"/>
-      <w:r>
-        <w:rPr>
-          <w:rFonts w:ascii="David" w:hAnsi="David"/>
-          <w:color w:val="0033CC"/>
-          <w:sz w:val="18"/>
-          <w:szCs w:val="18"/>
-        </w:rPr>
-        <w:t>()</w:t>
+        <w:t>MainActivity.isNotificationVisible()</w:t>
       </w:r>
       <w:r>
         <w:rPr>
@@ -11546,7 +12152,6 @@
           <w:szCs w:val="18"/>
         </w:rPr>
       </w:pPr>
-      <w:proofErr w:type="spellStart"/>
       <w:r>
         <w:rPr>
           <w:rFonts w:ascii="David" w:hAnsi="David"/>
@@ -11554,17 +12159,7 @@
           <w:sz w:val="18"/>
           <w:szCs w:val="18"/>
         </w:rPr>
-        <w:t>Receiver.loadUserDetailsFromText</w:t>
-      </w:r>
-      <w:proofErr w:type="spellEnd"/>
-      <w:r>
-        <w:rPr>
-          <w:rFonts w:ascii="David" w:hAnsi="David"/>
-          <w:color w:val="0033CC"/>
-          <w:sz w:val="18"/>
-          <w:szCs w:val="18"/>
-        </w:rPr>
-        <w:t>()</w:t>
+        <w:t>Receiver.loadUserDetailsFromText()</w:t>
       </w:r>
       <w:r>
         <w:rPr>
@@ -11656,63 +12251,7 @@
           <w:sz w:val="19"/>
           <w:szCs w:val="19"/>
         </w:rPr>
-        <w:t xml:space="preserve">["Show notification" </w:t>
-      </w:r>
-      <w:proofErr w:type="spellStart"/>
-      <w:r>
-        <w:rPr>
-          <w:rFonts w:ascii="David" w:hAnsi="David"/>
-          <w:b/>
-          <w:bCs/>
-          <w:i/>
-          <w:iCs/>
-          <w:color w:val="0000FF"/>
-          <w:sz w:val="19"/>
-          <w:szCs w:val="19"/>
-        </w:rPr>
-        <w:t>CheckBox</w:t>
-      </w:r>
-      <w:proofErr w:type="spellEnd"/>
-      <w:r>
-        <w:rPr>
-          <w:rFonts w:ascii="David" w:hAnsi="David"/>
-          <w:b/>
-          <w:bCs/>
-          <w:i/>
-          <w:iCs/>
-          <w:color w:val="0000FF"/>
-          <w:sz w:val="19"/>
-          <w:szCs w:val="19"/>
-        </w:rPr>
-        <w:t xml:space="preserve"> state as string</w:t>
-      </w:r>
-      <w:proofErr w:type="gramStart"/>
-      <w:r>
-        <w:rPr>
-          <w:rFonts w:ascii="David" w:hAnsi="David"/>
-          <w:b/>
-          <w:bCs/>
-          <w:i/>
-          <w:iCs/>
-          <w:color w:val="0000FF"/>
-          <w:sz w:val="19"/>
-          <w:szCs w:val="19"/>
-        </w:rPr>
-        <w:t>] ;</w:t>
-      </w:r>
-      <w:proofErr w:type="gramEnd"/>
-      <w:r>
-        <w:rPr>
-          <w:rFonts w:ascii="David" w:hAnsi="David"/>
-          <w:b/>
-          <w:bCs/>
-          <w:i/>
-          <w:iCs/>
-          <w:color w:val="0000FF"/>
-          <w:sz w:val="19"/>
-          <w:szCs w:val="19"/>
-        </w:rPr>
-        <w:t xml:space="preserve"> [Email Address]; [Phone Number]; [User's Name]</w:t>
+        <w:t>["Show notification" CheckBox state as string] ; [Email Address]; [Phone Number]; [User's Name]</w:t>
       </w:r>
     </w:p>
     <w:p>
@@ -11761,21 +12300,12 @@
           <w:color w:val="0000FF"/>
         </w:rPr>
       </w:pPr>
-      <w:proofErr w:type="gramStart"/>
-      <w:r>
-        <w:rPr>
-          <w:rFonts w:ascii="David" w:hAnsi="David"/>
-          <w:color w:val="0000FF"/>
-        </w:rPr>
-        <w:t>false ;</w:t>
-      </w:r>
-      <w:proofErr w:type="gramEnd"/>
-      <w:r>
-        <w:rPr>
-          <w:rFonts w:ascii="David" w:hAnsi="David"/>
-          <w:color w:val="0000FF"/>
-        </w:rPr>
-        <w:t xml:space="preserve"> </w:t>
+      <w:r>
+        <w:rPr>
+          <w:rFonts w:ascii="David" w:hAnsi="David"/>
+          <w:color w:val="0000FF"/>
+        </w:rPr>
+        <w:t xml:space="preserve">false ; </w:t>
       </w:r>
       <w:hyperlink r:id="rId25" w:history="1">
         <w:r>
@@ -11803,21 +12333,12 @@
           <w:color w:val="0000FF"/>
         </w:rPr>
       </w:pPr>
-      <w:proofErr w:type="gramStart"/>
-      <w:r>
-        <w:rPr>
-          <w:rFonts w:ascii="David" w:hAnsi="David"/>
-          <w:color w:val="0000FF"/>
-        </w:rPr>
-        <w:t>true ;</w:t>
-      </w:r>
-      <w:proofErr w:type="gramEnd"/>
-      <w:r>
-        <w:rPr>
-          <w:rFonts w:ascii="David" w:hAnsi="David"/>
-          <w:color w:val="0000FF"/>
-        </w:rPr>
-        <w:t xml:space="preserve"> </w:t>
+      <w:r>
+        <w:rPr>
+          <w:rFonts w:ascii="David" w:hAnsi="David"/>
+          <w:color w:val="0000FF"/>
+        </w:rPr>
+        <w:t xml:space="preserve">true ; </w:t>
       </w:r>
       <w:hyperlink r:id="rId26" w:history="1">
         <w:r>
@@ -11888,8 +12409,8 @@
           <w:rFonts w:ascii="David" w:hAnsi="David" w:cs="David"/>
         </w:rPr>
       </w:pPr>
-      <w:bookmarkStart w:id="42" w:name="_Toc29994040"/>
-      <w:bookmarkStart w:id="43" w:name="_Toc39329426"/>
+      <w:bookmarkStart w:id="40" w:name="_Toc29994040"/>
+      <w:bookmarkStart w:id="41" w:name="_Toc39329426"/>
       <w:r>
         <w:rPr>
           <w:rFonts w:ascii="David" w:hAnsi="David" w:cs="David"/>
@@ -11904,8 +12425,8 @@
         </w:rPr>
         <w:t>Database</w:t>
       </w:r>
-      <w:bookmarkEnd w:id="42"/>
-      <w:bookmarkEnd w:id="43"/>
+      <w:bookmarkEnd w:id="40"/>
+      <w:bookmarkEnd w:id="41"/>
     </w:p>
     <w:p>
       <w:pPr>
@@ -12551,7 +13072,6 @@
                 <w:sz w:val="24"/>
               </w:rPr>
             </w:pPr>
-            <w:proofErr w:type="spellStart"/>
             <w:r>
               <w:rPr>
                 <w:rFonts w:ascii="David" w:hAnsi="David"/>
@@ -12560,7 +13080,6 @@
               </w:rPr>
               <w:t>CityNo</w:t>
             </w:r>
-            <w:proofErr w:type="spellEnd"/>
           </w:p>
         </w:tc>
         <w:tc>
@@ -12673,7 +13192,6 @@
                 <w:sz w:val="24"/>
               </w:rPr>
             </w:pPr>
-            <w:proofErr w:type="spellStart"/>
             <w:r>
               <w:rPr>
                 <w:rFonts w:ascii="David" w:hAnsi="David"/>
@@ -12682,7 +13200,6 @@
               </w:rPr>
               <w:t>BirthDate</w:t>
             </w:r>
-            <w:proofErr w:type="spellEnd"/>
           </w:p>
         </w:tc>
         <w:tc>
@@ -12698,7 +13215,6 @@
                 <w:sz w:val="24"/>
               </w:rPr>
             </w:pPr>
-            <w:proofErr w:type="spellStart"/>
             <w:r>
               <w:rPr>
                 <w:rFonts w:ascii="David" w:hAnsi="David"/>
@@ -12707,7 +13223,6 @@
               </w:rPr>
               <w:t>DateTime</w:t>
             </w:r>
-            <w:proofErr w:type="spellEnd"/>
           </w:p>
         </w:tc>
         <w:tc>
@@ -12818,8 +13333,8 @@
           <w:rtl/>
         </w:rPr>
       </w:pPr>
-      <w:bookmarkStart w:id="44" w:name="_Toc29994041"/>
-      <w:bookmarkStart w:id="45" w:name="_Toc39329427"/>
+      <w:bookmarkStart w:id="42" w:name="_Toc29994041"/>
+      <w:bookmarkStart w:id="43" w:name="_Toc39329427"/>
       <w:r>
         <w:rPr>
           <w:rFonts w:ascii="David" w:hAnsi="David" w:cs="David"/>
@@ -12827,8 +13342,8 @@
         </w:rPr>
         <w:t>פרוטוקול תקשורת</w:t>
       </w:r>
-      <w:bookmarkEnd w:id="44"/>
-      <w:bookmarkEnd w:id="45"/>
+      <w:bookmarkEnd w:id="42"/>
+      <w:bookmarkEnd w:id="43"/>
     </w:p>
     <w:p>
       <w:pPr>
@@ -12961,8 +13476,8 @@
         </w:rPr>
         <w:br w:type="page"/>
       </w:r>
-      <w:bookmarkStart w:id="46" w:name="_Toc29994002"/>
-      <w:bookmarkStart w:id="47" w:name="_Toc39329428"/>
+      <w:bookmarkStart w:id="44" w:name="_Toc29994002"/>
+      <w:bookmarkStart w:id="45" w:name="_Toc39329428"/>
       <w:r>
         <w:rPr>
           <w:rFonts w:ascii="David" w:hAnsi="David" w:cs="David"/>
@@ -12971,14 +13486,103 @@
         <w:lastRenderedPageBreak/>
         <w:t>מדריך משתמש</w:t>
       </w:r>
+      <w:bookmarkEnd w:id="44"/>
+      <w:bookmarkEnd w:id="45"/>
+      <w:r>
+        <w:rPr>
+          <w:rFonts w:ascii="David" w:hAnsi="David" w:cs="David"/>
+          <w:rtl/>
+        </w:rPr>
+        <w:t xml:space="preserve"> </w:t>
+      </w:r>
+    </w:p>
+    <w:p>
+      <w:pPr>
+        <w:pStyle w:val="2"/>
+        <w:spacing w:line="276" w:lineRule="auto"/>
+        <w:rPr>
+          <w:rFonts w:ascii="David" w:hAnsi="David" w:cs="David"/>
+          <w:rtl/>
+        </w:rPr>
+      </w:pPr>
+      <w:bookmarkStart w:id="46" w:name="_Toc29994003"/>
+      <w:bookmarkStart w:id="47" w:name="_Toc39329429"/>
+      <w:r>
+        <w:rPr>
+          <w:rFonts w:ascii="David" w:hAnsi="David" w:cs="David"/>
+          <w:rtl/>
+        </w:rPr>
+        <w:t>מטרת המערכת</w:t>
+      </w:r>
       <w:bookmarkEnd w:id="46"/>
       <w:bookmarkEnd w:id="47"/>
-      <w:r>
-        <w:rPr>
-          <w:rFonts w:ascii="David" w:hAnsi="David" w:cs="David"/>
-          <w:rtl/>
-        </w:rPr>
-        <w:t xml:space="preserve"> </w:t>
+    </w:p>
+    <w:p>
+      <w:pPr>
+        <w:spacing w:line="276" w:lineRule="auto"/>
+        <w:rPr>
+          <w:rFonts w:ascii="David" w:hAnsi="David"/>
+          <w:color w:val="0000FF"/>
+          <w:rtl/>
+        </w:rPr>
+      </w:pPr>
+      <w:r>
+        <w:rPr>
+          <w:rFonts w:ascii="David" w:hAnsi="David"/>
+          <w:color w:val="0000FF"/>
+          <w:rtl/>
+        </w:rPr>
+        <w:t xml:space="preserve">הסבר קצר על המערכת </w:t>
+      </w:r>
+      <w:r>
+        <w:rPr>
+          <w:rFonts w:ascii="David" w:hAnsi="David"/>
+          <w:color w:val="0000FF"/>
+          <w:u w:val="single"/>
+          <w:rtl/>
+        </w:rPr>
+        <w:t>בראיית המשתמש</w:t>
+      </w:r>
+      <w:r>
+        <w:rPr>
+          <w:rFonts w:ascii="David" w:hAnsi="David"/>
+          <w:color w:val="0000FF"/>
+          <w:rtl/>
+        </w:rPr>
+        <w:t xml:space="preserve"> – מה היא עושה, לאיזה צורך היא עונה וכו'.</w:t>
+      </w:r>
+    </w:p>
+    <w:p>
+      <w:pPr>
+        <w:spacing w:line="276" w:lineRule="auto"/>
+        <w:rPr>
+          <w:rFonts w:ascii="David" w:hAnsi="David"/>
+          <w:color w:val="0000FF"/>
+          <w:rtl/>
+        </w:rPr>
+      </w:pPr>
+      <w:r>
+        <w:rPr>
+          <w:rFonts w:ascii="David" w:hAnsi="David"/>
+          <w:color w:val="0000FF"/>
+          <w:rtl/>
+        </w:rPr>
+        <w:t xml:space="preserve">אם מדובר במשחק – זה המקום לצרף את כללי המשחק (אפשר להפנות לנספח  בסוף, שמכיל </w:t>
+      </w:r>
+      <w:r>
+        <w:rPr>
+          <w:rFonts w:ascii="David" w:hAnsi="David"/>
+          <w:color w:val="0000FF"/>
+        </w:rPr>
+        <w:t xml:space="preserve">copy-paste </w:t>
+      </w:r>
+      <w:r>
+        <w:rPr>
+          <w:rFonts w:ascii="David" w:hAnsi="David"/>
+          <w:color w:val="0000FF"/>
+          <w:rtl/>
+        </w:rPr>
+        <w:t>מויקיפדיה או מאתר כלשהו).</w:t>
       </w:r>
     </w:p>
     <w:p>
@@ -12990,134 +13594,17 @@
           <w:rtl/>
         </w:rPr>
       </w:pPr>
-      <w:bookmarkStart w:id="48" w:name="_Toc29994003"/>
-      <w:bookmarkStart w:id="49" w:name="_Toc39329429"/>
+      <w:bookmarkStart w:id="48" w:name="_Toc29994004"/>
+      <w:bookmarkStart w:id="49" w:name="_Toc39329430"/>
       <w:r>
         <w:rPr>
           <w:rFonts w:ascii="David" w:hAnsi="David" w:cs="David"/>
           <w:rtl/>
         </w:rPr>
-        <w:t>מטרת המערכת</w:t>
+        <w:t>יכולות המערכת</w:t>
       </w:r>
       <w:bookmarkEnd w:id="48"/>
       <w:bookmarkEnd w:id="49"/>
-    </w:p>
-    <w:p>
-      <w:pPr>
-        <w:spacing w:line="276" w:lineRule="auto"/>
-        <w:rPr>
-          <w:rFonts w:ascii="David" w:hAnsi="David"/>
-          <w:color w:val="0000FF"/>
-          <w:rtl/>
-        </w:rPr>
-      </w:pPr>
-      <w:r>
-        <w:rPr>
-          <w:rFonts w:ascii="David" w:hAnsi="David"/>
-          <w:color w:val="0000FF"/>
-          <w:rtl/>
-        </w:rPr>
-        <w:t xml:space="preserve">הסבר קצר על המערכת </w:t>
-      </w:r>
-      <w:r>
-        <w:rPr>
-          <w:rFonts w:ascii="David" w:hAnsi="David"/>
-          <w:color w:val="0000FF"/>
-          <w:u w:val="single"/>
-          <w:rtl/>
-        </w:rPr>
-        <w:t>בראיית המשתמש</w:t>
-      </w:r>
-      <w:r>
-        <w:rPr>
-          <w:rFonts w:ascii="David" w:hAnsi="David"/>
-          <w:color w:val="0000FF"/>
-          <w:rtl/>
-        </w:rPr>
-        <w:t xml:space="preserve"> – מה היא עושה, לאיזה צורך היא עונה </w:t>
-      </w:r>
-      <w:proofErr w:type="spellStart"/>
-      <w:r>
-        <w:rPr>
-          <w:rFonts w:ascii="David" w:hAnsi="David"/>
-          <w:color w:val="0000FF"/>
-          <w:rtl/>
-        </w:rPr>
-        <w:t>וכו</w:t>
-      </w:r>
-      <w:proofErr w:type="spellEnd"/>
-      <w:r>
-        <w:rPr>
-          <w:rFonts w:ascii="David" w:hAnsi="David"/>
-          <w:color w:val="0000FF"/>
-          <w:rtl/>
-        </w:rPr>
-        <w:t>'.</w:t>
-      </w:r>
-    </w:p>
-    <w:p>
-      <w:pPr>
-        <w:spacing w:line="276" w:lineRule="auto"/>
-        <w:rPr>
-          <w:rFonts w:ascii="David" w:hAnsi="David"/>
-          <w:color w:val="0000FF"/>
-          <w:rtl/>
-        </w:rPr>
-      </w:pPr>
-      <w:r>
-        <w:rPr>
-          <w:rFonts w:ascii="David" w:hAnsi="David"/>
-          <w:color w:val="0000FF"/>
-          <w:rtl/>
-        </w:rPr>
-        <w:t xml:space="preserve">אם מדובר במשחק – זה המקום לצרף את כללי המשחק (אפשר להפנות לנספח  בסוף, שמכיל </w:t>
-      </w:r>
-      <w:r>
-        <w:rPr>
-          <w:rFonts w:ascii="David" w:hAnsi="David"/>
-          <w:color w:val="0000FF"/>
-        </w:rPr>
-        <w:t xml:space="preserve">copy-paste </w:t>
-      </w:r>
-      <w:proofErr w:type="spellStart"/>
-      <w:r>
-        <w:rPr>
-          <w:rFonts w:ascii="David" w:hAnsi="David"/>
-          <w:color w:val="0000FF"/>
-          <w:rtl/>
-        </w:rPr>
-        <w:t>מויקיפדיה</w:t>
-      </w:r>
-      <w:proofErr w:type="spellEnd"/>
-      <w:r>
-        <w:rPr>
-          <w:rFonts w:ascii="David" w:hAnsi="David"/>
-          <w:color w:val="0000FF"/>
-          <w:rtl/>
-        </w:rPr>
-        <w:t xml:space="preserve"> או מאתר כלשהו).</w:t>
-      </w:r>
-    </w:p>
-    <w:p>
-      <w:pPr>
-        <w:pStyle w:val="2"/>
-        <w:spacing w:line="276" w:lineRule="auto"/>
-        <w:rPr>
-          <w:rFonts w:ascii="David" w:hAnsi="David" w:cs="David"/>
-          <w:rtl/>
-        </w:rPr>
-      </w:pPr>
-      <w:bookmarkStart w:id="50" w:name="_Toc29994004"/>
-      <w:bookmarkStart w:id="51" w:name="_Toc39329430"/>
-      <w:r>
-        <w:rPr>
-          <w:rFonts w:ascii="David" w:hAnsi="David" w:cs="David"/>
-          <w:rtl/>
-        </w:rPr>
-        <w:t>יכולות המערכת</w:t>
-      </w:r>
-      <w:bookmarkEnd w:id="50"/>
-      <w:bookmarkEnd w:id="51"/>
       <w:r>
         <w:rPr>
           <w:rFonts w:ascii="David" w:hAnsi="David" w:cs="David"/>
@@ -13229,43 +13716,7 @@
           <w:color w:val="0000FF"/>
           <w:rtl/>
         </w:rPr>
-        <w:t>הצגה גרפית של לוח המשחק דו-</w:t>
-      </w:r>
-      <w:proofErr w:type="spellStart"/>
-      <w:r>
-        <w:rPr>
-          <w:rFonts w:ascii="David" w:hAnsi="David"/>
-          <w:color w:val="0000FF"/>
-          <w:rtl/>
-        </w:rPr>
-        <w:t>מימדית</w:t>
-      </w:r>
-      <w:proofErr w:type="spellEnd"/>
-      <w:r>
-        <w:rPr>
-          <w:rFonts w:ascii="David" w:hAnsi="David"/>
-          <w:color w:val="0000FF"/>
-          <w:rtl/>
-        </w:rPr>
-        <w:t xml:space="preserve"> ותלת-</w:t>
-      </w:r>
-      <w:proofErr w:type="spellStart"/>
-      <w:r>
-        <w:rPr>
-          <w:rFonts w:ascii="David" w:hAnsi="David"/>
-          <w:color w:val="0000FF"/>
-          <w:rtl/>
-        </w:rPr>
-        <w:t>מימדית</w:t>
-      </w:r>
-      <w:proofErr w:type="spellEnd"/>
-      <w:r>
-        <w:rPr>
-          <w:rFonts w:ascii="David" w:hAnsi="David"/>
-          <w:color w:val="0000FF"/>
-          <w:rtl/>
-        </w:rPr>
-        <w:t xml:space="preserve"> מנקודת המבט של השחקן.</w:t>
+        <w:t>הצגה גרפית של לוח המשחק דו-מימדית ותלת-מימדית מנקודת המבט של השחקן.</w:t>
       </w:r>
     </w:p>
     <w:p>
@@ -13353,8 +13804,8 @@
           <w:rtl/>
         </w:rPr>
       </w:pPr>
-      <w:bookmarkStart w:id="52" w:name="_Toc29994005"/>
-      <w:bookmarkStart w:id="53" w:name="_Toc39329431"/>
+      <w:bookmarkStart w:id="50" w:name="_Toc29994005"/>
+      <w:bookmarkStart w:id="51" w:name="_Toc39329431"/>
       <w:r>
         <w:rPr>
           <w:rFonts w:ascii="David" w:hAnsi="David" w:cs="David"/>
@@ -13363,29 +13814,29 @@
         <w:lastRenderedPageBreak/>
         <w:t>תפעול המערכת</w:t>
       </w:r>
+      <w:bookmarkEnd w:id="50"/>
+      <w:bookmarkEnd w:id="51"/>
+    </w:p>
+    <w:p>
+      <w:pPr>
+        <w:pStyle w:val="3"/>
+        <w:spacing w:line="276" w:lineRule="auto"/>
+        <w:rPr>
+          <w:rFonts w:ascii="David" w:hAnsi="David" w:cs="David"/>
+          <w:rtl/>
+        </w:rPr>
+      </w:pPr>
+      <w:bookmarkStart w:id="52" w:name="_Toc29994006"/>
+      <w:bookmarkStart w:id="53" w:name="_Toc39329432"/>
+      <w:r>
+        <w:rPr>
+          <w:rFonts w:ascii="David" w:hAnsi="David" w:cs="David"/>
+          <w:rtl/>
+        </w:rPr>
+        <w:t>תרשים זרימה בין המסכים</w:t>
+      </w:r>
       <w:bookmarkEnd w:id="52"/>
       <w:bookmarkEnd w:id="53"/>
-    </w:p>
-    <w:p>
-      <w:pPr>
-        <w:pStyle w:val="3"/>
-        <w:spacing w:line="276" w:lineRule="auto"/>
-        <w:rPr>
-          <w:rFonts w:ascii="David" w:hAnsi="David" w:cs="David"/>
-          <w:rtl/>
-        </w:rPr>
-      </w:pPr>
-      <w:bookmarkStart w:id="54" w:name="_Toc29994006"/>
-      <w:bookmarkStart w:id="55" w:name="_Toc39329432"/>
-      <w:r>
-        <w:rPr>
-          <w:rFonts w:ascii="David" w:hAnsi="David" w:cs="David"/>
-          <w:rtl/>
-        </w:rPr>
-        <w:t>תרשים זרימה בין המסכים</w:t>
-      </w:r>
-      <w:bookmarkEnd w:id="54"/>
-      <w:bookmarkEnd w:id="55"/>
     </w:p>
     <w:p>
       <w:pPr>
@@ -13726,7 +14177,7 @@
           </mc:Choice>
           <mc:Fallback>
             <w:pict>
-              <v:rect w14:anchorId="66346BB5" id="מלבן 45" o:spid="_x0000_s1056" style="position:absolute;left:0;text-align:left;margin-left:313.35pt;margin-top:355.9pt;width:151.45pt;height:36.8pt;z-index:251659776;visibility:visible;mso-wrap-style:square;mso-width-percent:0;mso-height-percent:0;mso-wrap-distance-left:9pt;mso-wrap-distance-top:0;mso-wrap-distance-right:9pt;mso-wrap-distance-bottom:0;mso-position-horizontal:absolute;mso-position-horizontal-relative:text;mso-position-vertical:absolute;mso-position-vertical-relative:text;mso-width-percent:0;mso-height-percent:0;mso-width-relative:margin;mso-height-relative:margin;v-text-anchor:middle" o:gfxdata="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" fillcolor="#a5d5e2 [1624]" strokecolor="#40a7c2 [3048]">
+              <v:rect w14:anchorId="66346BB5" id="מלבן 45" o:spid="_x0000_s1058" style="position:absolute;left:0;text-align:left;margin-left:313.35pt;margin-top:355.9pt;width:151.45pt;height:36.8pt;z-index:251659776;visibility:visible;mso-wrap-style:square;mso-width-percent:0;mso-height-percent:0;mso-wrap-distance-left:9pt;mso-wrap-distance-top:0;mso-wrap-distance-right:9pt;mso-wrap-distance-bottom:0;mso-position-horizontal:absolute;mso-position-horizontal-relative:text;mso-position-vertical:absolute;mso-position-vertical-relative:text;mso-width-percent:0;mso-height-percent:0;mso-width-relative:margin;mso-height-relative:margin;v-text-anchor:middle" o:gfxdata="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" fillcolor="#a5d5e2 [1624]" strokecolor="#40a7c2 [3048]">
                 <v:fill color2="#e4f2f6 [504]" rotate="t" angle="180" colors="0 #9eeaff;22938f #bbefff;1 #e4f9ff" focus="100%" type="gradient"/>
                 <v:shadow on="t" color="black" opacity="24903f" origin=",.5" offset="0,.55556mm"/>
                 <v:path arrowok="t"/>
@@ -13937,7 +14388,7 @@
           </mc:Choice>
           <mc:Fallback>
             <w:pict>
-              <v:rect w14:anchorId="716AD7CD" id="מלבן 42" o:spid="_x0000_s1057" style="position:absolute;left:0;text-align:left;margin-left:144.1pt;margin-top:456.9pt;width:151.45pt;height:36.8pt;z-index:251657728;visibility:visible;mso-wrap-style:square;mso-width-percent:0;mso-height-percent:0;mso-wrap-distance-left:9pt;mso-wrap-distance-top:0;mso-wrap-distance-right:9pt;mso-wrap-distance-bottom:0;mso-position-horizontal:absolute;mso-position-horizontal-relative:text;mso-position-vertical:absolute;mso-position-vertical-relative:text;mso-width-percent:0;mso-height-percent:0;mso-width-relative:margin;mso-height-relative:margin;v-text-anchor:middle" o:gfxdata="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" fillcolor="#a5d5e2 [1624]" strokecolor="#40a7c2 [3048]">
+              <v:rect w14:anchorId="716AD7CD" id="מלבן 42" o:spid="_x0000_s1059" style="position:absolute;left:0;text-align:left;margin-left:144.1pt;margin-top:456.9pt;width:151.45pt;height:36.8pt;z-index:251657728;visibility:visible;mso-wrap-style:square;mso-width-percent:0;mso-height-percent:0;mso-wrap-distance-left:9pt;mso-wrap-distance-top:0;mso-wrap-distance-right:9pt;mso-wrap-distance-bottom:0;mso-position-horizontal:absolute;mso-position-horizontal-relative:text;mso-position-vertical:absolute;mso-position-vertical-relative:text;mso-width-percent:0;mso-height-percent:0;mso-width-relative:margin;mso-height-relative:margin;v-text-anchor:middle" o:gfxdata="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" fillcolor="#a5d5e2 [1624]" strokecolor="#40a7c2 [3048]">
                 <v:fill color2="#e4f2f6 [504]" rotate="t" angle="180" colors="0 #9eeaff;22938f #bbefff;1 #e4f9ff" focus="100%" type="gradient"/>
                 <v:shadow on="t" color="black" opacity="24903f" origin=",.5" offset="0,.55556mm"/>
                 <v:path arrowok="t"/>
@@ -14148,7 +14599,7 @@
           </mc:Choice>
           <mc:Fallback>
             <w:pict>
-              <v:rect w14:anchorId="2EB14457" id="מלבן 39" o:spid="_x0000_s1058" style="position:absolute;left:0;text-align:left;margin-left:149.9pt;margin-top:372pt;width:151.45pt;height:36.8pt;z-index:251655680;visibility:visible;mso-wrap-style:square;mso-width-percent:0;mso-height-percent:0;mso-wrap-distance-left:9pt;mso-wrap-distance-top:0;mso-wrap-distance-right:9pt;mso-wrap-distance-bottom:0;mso-position-horizontal:absolute;mso-position-horizontal-relative:text;mso-position-vertical:absolute;mso-position-vertical-relative:text;mso-width-percent:0;mso-height-percent:0;mso-width-relative:margin;mso-height-relative:margin;v-text-anchor:middle" o:gfxdata="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" fillcolor="#a5d5e2 [1624]" strokecolor="#40a7c2 [3048]">
+              <v:rect w14:anchorId="2EB14457" id="מלבן 39" o:spid="_x0000_s1060" style="position:absolute;left:0;text-align:left;margin-left:149.9pt;margin-top:372pt;width:151.45pt;height:36.8pt;z-index:251655680;visibility:visible;mso-wrap-style:square;mso-width-percent:0;mso-height-percent:0;mso-wrap-distance-left:9pt;mso-wrap-distance-top:0;mso-wrap-distance-right:9pt;mso-wrap-distance-bottom:0;mso-position-horizontal:absolute;mso-position-horizontal-relative:text;mso-position-vertical:absolute;mso-position-vertical-relative:text;mso-width-percent:0;mso-height-percent:0;mso-width-relative:margin;mso-height-relative:margin;v-text-anchor:middle" o:gfxdata="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" fillcolor="#a5d5e2 [1624]" strokecolor="#40a7c2 [3048]">
                 <v:fill color2="#e4f2f6 [504]" rotate="t" angle="180" colors="0 #9eeaff;22938f #bbefff;1 #e4f9ff" focus="100%" type="gradient"/>
                 <v:shadow on="t" color="black" opacity="24903f" origin=",.5" offset="0,.55556mm"/>
                 <v:path arrowok="t"/>
@@ -14359,7 +14810,7 @@
           </mc:Choice>
           <mc:Fallback>
             <w:pict>
-              <v:rect w14:anchorId="54492949" id="מלבן 34" o:spid="_x0000_s1059" style="position:absolute;left:0;text-align:left;margin-left:-13.55pt;margin-top:356.3pt;width:151.45pt;height:36.8pt;z-index:251652608;visibility:visible;mso-wrap-style:square;mso-width-percent:0;mso-height-percent:0;mso-wrap-distance-left:9pt;mso-wrap-distance-top:0;mso-wrap-distance-right:9pt;mso-wrap-distance-bottom:0;mso-position-horizontal:absolute;mso-position-horizontal-relative:text;mso-position-vertical:absolute;mso-position-vertical-relative:text;mso-width-percent:0;mso-height-percent:0;mso-width-relative:margin;mso-height-relative:margin;v-text-anchor:middle" o:gfxdata="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" fillcolor="#a5d5e2 [1624]" strokecolor="#40a7c2 [3048]">
+              <v:rect w14:anchorId="54492949" id="מלבן 34" o:spid="_x0000_s1061" style="position:absolute;left:0;text-align:left;margin-left:-13.55pt;margin-top:356.3pt;width:151.45pt;height:36.8pt;z-index:251652608;visibility:visible;mso-wrap-style:square;mso-width-percent:0;mso-height-percent:0;mso-wrap-distance-left:9pt;mso-wrap-distance-top:0;mso-wrap-distance-right:9pt;mso-wrap-distance-bottom:0;mso-position-horizontal:absolute;mso-position-horizontal-relative:text;mso-position-vertical:absolute;mso-position-vertical-relative:text;mso-width-percent:0;mso-height-percent:0;mso-width-relative:margin;mso-height-relative:margin;v-text-anchor:middle" o:gfxdata="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" fillcolor="#a5d5e2 [1624]" strokecolor="#40a7c2 [3048]">
                 <v:fill color2="#e4f2f6 [504]" rotate="t" angle="180" colors="0 #9eeaff;22938f #bbefff;1 #e4f9ff" focus="100%" type="gradient"/>
                 <v:shadow on="t" color="black" opacity="24903f" origin=",.5" offset="0,.55556mm"/>
                 <v:path arrowok="t"/>
@@ -14812,7 +15263,7 @@
           </mc:Choice>
           <mc:Fallback>
             <w:pict>
-              <v:rect w14:anchorId="1733CADA" id="מלבן 25" o:spid="_x0000_s1060" style="position:absolute;left:0;text-align:left;margin-left:144.55pt;margin-top:287.45pt;width:151.45pt;height:36.8pt;z-index:251648512;visibility:visible;mso-wrap-style:square;mso-width-percent:0;mso-height-percent:0;mso-wrap-distance-left:9pt;mso-wrap-distance-top:0;mso-wrap-distance-right:9pt;mso-wrap-distance-bottom:0;mso-position-horizontal:absolute;mso-position-horizontal-relative:text;mso-position-vertical:absolute;mso-position-vertical-relative:text;mso-width-percent:0;mso-height-percent:0;mso-width-relative:margin;mso-height-relative:margin;v-text-anchor:middle" o:gfxdata="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" fillcolor="#a5d5e2 [1624]" strokecolor="#40a7c2 [3048]">
+              <v:rect w14:anchorId="1733CADA" id="מלבן 25" o:spid="_x0000_s1062" style="position:absolute;left:0;text-align:left;margin-left:144.55pt;margin-top:287.45pt;width:151.45pt;height:36.8pt;z-index:251648512;visibility:visible;mso-wrap-style:square;mso-width-percent:0;mso-height-percent:0;mso-wrap-distance-left:9pt;mso-wrap-distance-top:0;mso-wrap-distance-right:9pt;mso-wrap-distance-bottom:0;mso-position-horizontal:absolute;mso-position-horizontal-relative:text;mso-position-vertical:absolute;mso-position-vertical-relative:text;mso-width-percent:0;mso-height-percent:0;mso-width-relative:margin;mso-height-relative:margin;v-text-anchor:middle" o:gfxdata="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" fillcolor="#a5d5e2 [1624]" strokecolor="#40a7c2 [3048]">
                 <v:fill color2="#e4f2f6 [504]" rotate="t" angle="180" colors="0 #9eeaff;22938f #bbefff;1 #e4f9ff" focus="100%" type="gradient"/>
                 <v:shadow on="t" color="black" opacity="24903f" origin=",.5" offset="0,.55556mm"/>
                 <v:path arrowok="t"/>
@@ -15023,7 +15474,7 @@
           </mc:Choice>
           <mc:Fallback>
             <w:pict>
-              <v:rect w14:anchorId="091AA8AD" id="מלבן 23" o:spid="_x0000_s1061" style="position:absolute;left:0;text-align:left;margin-left:144.7pt;margin-top:210.05pt;width:151.45pt;height:36.8pt;z-index:251646464;visibility:visible;mso-wrap-style:square;mso-width-percent:0;mso-height-percent:0;mso-wrap-distance-left:9pt;mso-wrap-distance-top:0;mso-wrap-distance-right:9pt;mso-wrap-distance-bottom:0;mso-position-horizontal:absolute;mso-position-horizontal-relative:text;mso-position-vertical:absolute;mso-position-vertical-relative:text;mso-width-percent:0;mso-height-percent:0;mso-width-relative:margin;mso-height-relative:margin;v-text-anchor:middle" o:gfxdata="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" fillcolor="#a5d5e2 [1624]" strokecolor="#40a7c2 [3048]">
+              <v:rect w14:anchorId="091AA8AD" id="מלבן 23" o:spid="_x0000_s1063" style="position:absolute;left:0;text-align:left;margin-left:144.7pt;margin-top:210.05pt;width:151.45pt;height:36.8pt;z-index:251646464;visibility:visible;mso-wrap-style:square;mso-width-percent:0;mso-height-percent:0;mso-wrap-distance-left:9pt;mso-wrap-distance-top:0;mso-wrap-distance-right:9pt;mso-wrap-distance-bottom:0;mso-position-horizontal:absolute;mso-position-horizontal-relative:text;mso-position-vertical:absolute;mso-position-vertical-relative:text;mso-width-percent:0;mso-height-percent:0;mso-width-relative:margin;mso-height-relative:margin;v-text-anchor:middle" o:gfxdata="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" fillcolor="#a5d5e2 [1624]" strokecolor="#40a7c2 [3048]">
                 <v:fill color2="#e4f2f6 [504]" rotate="t" angle="180" colors="0 #9eeaff;22938f #bbefff;1 #e4f9ff" focus="100%" type="gradient"/>
                 <v:shadow on="t" color="black" opacity="24903f" origin=",.5" offset="0,.55556mm"/>
                 <v:path arrowok="t"/>
@@ -15234,7 +15685,7 @@
           </mc:Choice>
           <mc:Fallback>
             <w:pict>
-              <v:rect w14:anchorId="63FC1EE6" id="מלבן 17" o:spid="_x0000_s1062" style="position:absolute;left:0;text-align:left;margin-left:-66.65pt;margin-top:70.7pt;width:159.85pt;height:36.8pt;z-index:251641344;visibility:visible;mso-wrap-style:square;mso-width-percent:0;mso-height-percent:0;mso-wrap-distance-left:9pt;mso-wrap-distance-top:0;mso-wrap-distance-right:9pt;mso-wrap-distance-bottom:0;mso-position-horizontal:absolute;mso-position-horizontal-relative:text;mso-position-vertical:absolute;mso-position-vertical-relative:text;mso-width-percent:0;mso-height-percent:0;mso-width-relative:margin;mso-height-relative:margin;v-text-anchor:middle" o:gfxdata="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" fillcolor="#a5d5e2 [1624]" strokecolor="#40a7c2 [3048]">
+              <v:rect w14:anchorId="63FC1EE6" id="מלבן 17" o:spid="_x0000_s1064" style="position:absolute;left:0;text-align:left;margin-left:-66.65pt;margin-top:70.7pt;width:159.85pt;height:36.8pt;z-index:251641344;visibility:visible;mso-wrap-style:square;mso-width-percent:0;mso-height-percent:0;mso-wrap-distance-left:9pt;mso-wrap-distance-top:0;mso-wrap-distance-right:9pt;mso-wrap-distance-bottom:0;mso-position-horizontal:absolute;mso-position-horizontal-relative:text;mso-position-vertical:absolute;mso-position-vertical-relative:text;mso-width-percent:0;mso-height-percent:0;mso-width-relative:margin;mso-height-relative:margin;v-text-anchor:middle" o:gfxdata="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" fillcolor="#a5d5e2 [1624]" strokecolor="#40a7c2 [3048]">
                 <v:fill color2="#e4f2f6 [504]" rotate="t" angle="180" colors="0 #9eeaff;22938f #bbefff;1 #e4f9ff" focus="100%" type="gradient"/>
                 <v:shadow on="t" color="black" opacity="24903f" origin=",.5" offset="0,.55556mm"/>
                 <v:path arrowok="t"/>
@@ -15445,7 +15896,7 @@
           </mc:Choice>
           <mc:Fallback>
             <w:pict>
-              <v:rect w14:anchorId="6999175F" id="מלבן 20" o:spid="_x0000_s1063" style="position:absolute;left:0;text-align:left;margin-left:295.75pt;margin-top:131.35pt;width:187pt;height:36.8pt;z-index:251644416;visibility:visible;mso-wrap-style:square;mso-width-percent:0;mso-height-percent:0;mso-wrap-distance-left:9pt;mso-wrap-distance-top:0;mso-wrap-distance-right:9pt;mso-wrap-distance-bottom:0;mso-position-horizontal:absolute;mso-position-horizontal-relative:text;mso-position-vertical:absolute;mso-position-vertical-relative:text;mso-width-percent:0;mso-height-percent:0;mso-width-relative:margin;mso-height-relative:margin;v-text-anchor:middle" o:gfxdata="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" fillcolor="#a5d5e2 [1624]" strokecolor="#40a7c2 [3048]">
+              <v:rect w14:anchorId="6999175F" id="מלבן 20" o:spid="_x0000_s1065" style="position:absolute;left:0;text-align:left;margin-left:295.75pt;margin-top:131.35pt;width:187pt;height:36.8pt;z-index:251644416;visibility:visible;mso-wrap-style:square;mso-width-percent:0;mso-height-percent:0;mso-wrap-distance-left:9pt;mso-wrap-distance-top:0;mso-wrap-distance-right:9pt;mso-wrap-distance-bottom:0;mso-position-horizontal:absolute;mso-position-horizontal-relative:text;mso-position-vertical:absolute;mso-position-vertical-relative:text;mso-width-percent:0;mso-height-percent:0;mso-width-relative:margin;mso-height-relative:margin;v-text-anchor:middle" o:gfxdata="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" fillcolor="#a5d5e2 [1624]" strokecolor="#40a7c2 [3048]">
                 <v:fill color2="#e4f2f6 [504]" rotate="t" angle="180" colors="0 #9eeaff;22938f #bbefff;1 #e4f9ff" focus="100%" type="gradient"/>
                 <v:shadow on="t" color="black" opacity="24903f" origin=",.5" offset="0,.55556mm"/>
                 <v:path arrowok="t"/>
@@ -15656,7 +16107,7 @@
           </mc:Choice>
           <mc:Fallback>
             <w:pict>
-              <v:rect w14:anchorId="7EC73313" id="מלבן 18" o:spid="_x0000_s1064" style="position:absolute;left:0;text-align:left;margin-left:28.65pt;margin-top:127.65pt;width:187pt;height:36.8pt;z-index:251642368;visibility:visible;mso-wrap-style:square;mso-width-percent:0;mso-height-percent:0;mso-wrap-distance-left:9pt;mso-wrap-distance-top:0;mso-wrap-distance-right:9pt;mso-wrap-distance-bottom:0;mso-position-horizontal:absolute;mso-position-horizontal-relative:text;mso-position-vertical:absolute;mso-position-vertical-relative:text;mso-width-percent:0;mso-height-percent:0;mso-width-relative:margin;mso-height-relative:margin;v-text-anchor:middle" o:gfxdata="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" fillcolor="#a5d5e2 [1624]" strokecolor="#40a7c2 [3048]">
+              <v:rect w14:anchorId="7EC73313" id="מלבן 18" o:spid="_x0000_s1066" style="position:absolute;left:0;text-align:left;margin-left:28.65pt;margin-top:127.65pt;width:187pt;height:36.8pt;z-index:251642368;visibility:visible;mso-wrap-style:square;mso-width-percent:0;mso-height-percent:0;mso-wrap-distance-left:9pt;mso-wrap-distance-top:0;mso-wrap-distance-right:9pt;mso-wrap-distance-bottom:0;mso-position-horizontal:absolute;mso-position-horizontal-relative:text;mso-position-vertical:absolute;mso-position-vertical-relative:text;mso-width-percent:0;mso-height-percent:0;mso-width-relative:margin;mso-height-relative:margin;v-text-anchor:middle" o:gfxdata="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" fillcolor="#a5d5e2 [1624]" strokecolor="#40a7c2 [3048]">
                 <v:fill color2="#e4f2f6 [504]" rotate="t" angle="180" colors="0 #9eeaff;22938f #bbefff;1 #e4f9ff" focus="100%" type="gradient"/>
                 <v:shadow on="t" color="black" opacity="24903f" origin=",.5" offset="0,.55556mm"/>
                 <v:path arrowok="t"/>
@@ -15786,7 +16237,7 @@
           </mc:Choice>
           <mc:Fallback>
             <w:pict>
-              <v:rect w14:anchorId="7133A7B2" id="מלבן 19" o:spid="_x0000_s1065" style="position:absolute;left:0;text-align:left;margin-left:194.95pt;margin-top:82.55pt;width:187pt;height:36.8pt;z-index:251643392;visibility:visible;mso-wrap-style:square;mso-width-percent:0;mso-height-percent:0;mso-wrap-distance-left:9pt;mso-wrap-distance-top:0;mso-wrap-distance-right:9pt;mso-wrap-distance-bottom:0;mso-position-horizontal:absolute;mso-position-horizontal-relative:text;mso-position-vertical:absolute;mso-position-vertical-relative:text;mso-width-percent:0;mso-height-percent:0;mso-width-relative:margin;mso-height-relative:margin;v-text-anchor:middle" o:gfxdata="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" fillcolor="#a5d5e2 [1624]" strokecolor="#40a7c2 [3048]">
+              <v:rect w14:anchorId="7133A7B2" id="מלבן 19" o:spid="_x0000_s1067" style="position:absolute;left:0;text-align:left;margin-left:194.95pt;margin-top:82.55pt;width:187pt;height:36.8pt;z-index:251643392;visibility:visible;mso-wrap-style:square;mso-width-percent:0;mso-height-percent:0;mso-wrap-distance-left:9pt;mso-wrap-distance-top:0;mso-wrap-distance-right:9pt;mso-wrap-distance-bottom:0;mso-position-horizontal:absolute;mso-position-horizontal-relative:text;mso-position-vertical:absolute;mso-position-vertical-relative:text;mso-width-percent:0;mso-height-percent:0;mso-width-relative:margin;mso-height-relative:margin;v-text-anchor:middle" o:gfxdata="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" fillcolor="#a5d5e2 [1624]" strokecolor="#40a7c2 [3048]">
                 <v:fill color2="#e4f2f6 [504]" rotate="t" angle="180" colors="0 #9eeaff;22938f #bbefff;1 #e4f9ff" focus="100%" type="gradient"/>
                 <v:shadow on="t" color="black" opacity="24903f" origin=",.5" offset="0,.55556mm"/>
                 <v:path arrowok="t"/>
@@ -16093,7 +16544,7 @@
           </mc:Choice>
           <mc:Fallback>
             <w:pict>
-              <v:rect w14:anchorId="20038A38" id="מלבן 13" o:spid="_x0000_s1066" style="position:absolute;left:0;text-align:left;margin-left:123.65pt;margin-top:4.3pt;width:156.55pt;height:36.8pt;z-index:251636224;visibility:visible;mso-wrap-style:square;mso-width-percent:0;mso-height-percent:0;mso-wrap-distance-left:9pt;mso-wrap-distance-top:0;mso-wrap-distance-right:9pt;mso-wrap-distance-bottom:0;mso-position-horizontal:absolute;mso-position-horizontal-relative:text;mso-position-vertical:absolute;mso-position-vertical-relative:text;mso-width-percent:0;mso-height-percent:0;mso-width-relative:margin;mso-height-relative:margin;v-text-anchor:middle" o:gfxdata="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" fillcolor="#a5d5e2 [1624]" strokecolor="#40a7c2 [3048]">
+              <v:rect w14:anchorId="20038A38" id="מלבן 13" o:spid="_x0000_s1068" style="position:absolute;left:0;text-align:left;margin-left:123.65pt;margin-top:4.3pt;width:156.55pt;height:36.8pt;z-index:251636224;visibility:visible;mso-wrap-style:square;mso-width-percent:0;mso-height-percent:0;mso-wrap-distance-left:9pt;mso-wrap-distance-top:0;mso-wrap-distance-right:9pt;mso-wrap-distance-bottom:0;mso-position-horizontal:absolute;mso-position-horizontal-relative:text;mso-position-vertical:absolute;mso-position-vertical-relative:text;mso-width-percent:0;mso-height-percent:0;mso-width-relative:margin;mso-height-relative:margin;v-text-anchor:middle" o:gfxdata="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" fillcolor="#a5d5e2 [1624]" strokecolor="#40a7c2 [3048]">
                 <v:fill color2="#e4f2f6 [504]" rotate="t" angle="180" colors="0 #9eeaff;22938f #bbefff;1 #e4f9ff" focus="100%" type="gradient"/>
                 <v:shadow on="t" color="black" opacity="24903f" origin=",.5" offset="0,.55556mm"/>
                 <v:path arrowok="t"/>
@@ -16200,29 +16651,7 @@
           <w:color w:val="0000FF"/>
           <w:rtl/>
         </w:rPr>
-        <w:t xml:space="preserve"> שנפתח </w:t>
-      </w:r>
-      <w:proofErr w:type="spellStart"/>
-      <w:r>
-        <w:rPr>
-          <w:rFonts w:ascii="David" w:hAnsi="David"/>
-          <w:b/>
-          <w:bCs/>
-          <w:color w:val="0000FF"/>
-          <w:rtl/>
-        </w:rPr>
-        <w:t>וכו</w:t>
-      </w:r>
-      <w:proofErr w:type="spellEnd"/>
-      <w:r>
-        <w:rPr>
-          <w:rFonts w:ascii="David" w:hAnsi="David"/>
-          <w:b/>
-          <w:bCs/>
-          <w:color w:val="0000FF"/>
-          <w:rtl/>
-        </w:rPr>
-        <w:t>'.</w:t>
+        <w:t xml:space="preserve"> שנפתח וכו'.</w:t>
       </w:r>
     </w:p>
     <w:p>
@@ -16249,25 +16678,7 @@
           <w:color w:val="0000FF"/>
           <w:rtl/>
         </w:rPr>
-        <w:t xml:space="preserve"> ניתן להניח כי הקורא הוא </w:t>
-      </w:r>
-      <w:proofErr w:type="spellStart"/>
-      <w:r>
-        <w:rPr>
-          <w:rFonts w:ascii="David" w:hAnsi="David"/>
-          <w:color w:val="0000FF"/>
-          <w:rtl/>
-        </w:rPr>
-        <w:t>אינטיליגנטי</w:t>
-      </w:r>
-      <w:proofErr w:type="spellEnd"/>
-      <w:r>
-        <w:rPr>
-          <w:rFonts w:ascii="David" w:hAnsi="David"/>
-          <w:color w:val="0000FF"/>
-          <w:rtl/>
-        </w:rPr>
-        <w:t xml:space="preserve"> מספיק כדי לדעת לקרוא את הכתוב על הכפתורים, לכן יש צורך להרחיב רק לגבי כפתורים/אופציות בתפריט אשר אינם מובנים מאליהם או שבקוד מאחור קורים דברים שאינם טריוויאליים (למשל – כאשר בוחרים "המשך משחק" המערכת ממשיכה את המשחק האחרון, בעוד ש"התחל משחק חדש" ימחק את המשחק השמור ויתחיל חדש, אחרי שיפתח </w:t>
+        <w:t xml:space="preserve"> ניתן להניח כי הקורא הוא אינטיליגנטי מספיק כדי לדעת לקרוא את הכתוב על הכפתורים, לכן יש צורך להרחיב רק לגבי כפתורים/אופציות בתפריט אשר אינם מובנים מאליהם או שבקוד מאחור קורים דברים שאינם טריוויאליים (למשל – כאשר בוחרים "המשך משחק" המערכת ממשיכה את המשחק האחרון, בעוד ש"התחל משחק חדש" ימחק את המשחק השמור ויתחיל חדש, אחרי שיפתח </w:t>
       </w:r>
       <w:r>
         <w:rPr>
@@ -16317,7 +16728,6 @@
         </w:rPr>
         <w:t xml:space="preserve"> (למשל – ב-</w:t>
       </w:r>
-      <w:proofErr w:type="spellStart"/>
       <w:r>
         <w:rPr>
           <w:rFonts w:ascii="David" w:hAnsi="David"/>
@@ -16325,7 +16735,6 @@
         </w:rPr>
         <w:t>onPause</w:t>
       </w:r>
-      <w:proofErr w:type="spellEnd"/>
       <w:r>
         <w:rPr>
           <w:rFonts w:ascii="David" w:hAnsi="David"/>
@@ -16334,7 +16743,6 @@
         </w:rPr>
         <w:t xml:space="preserve"> שומרים לקובץ את מצב המערכת, ב-</w:t>
       </w:r>
-      <w:proofErr w:type="spellStart"/>
       <w:r>
         <w:rPr>
           <w:rFonts w:ascii="David" w:hAnsi="David"/>
@@ -16342,7 +16750,6 @@
         </w:rPr>
         <w:t>onResume</w:t>
       </w:r>
-      <w:proofErr w:type="spellEnd"/>
       <w:r>
         <w:rPr>
           <w:rFonts w:ascii="David" w:hAnsi="David"/>
@@ -16361,8 +16768,8 @@
           <w:rtl/>
         </w:rPr>
       </w:pPr>
-      <w:bookmarkStart w:id="56" w:name="_Toc29994007"/>
-      <w:bookmarkStart w:id="57" w:name="_Toc39329433"/>
+      <w:bookmarkStart w:id="54" w:name="_Toc29994007"/>
+      <w:bookmarkStart w:id="55" w:name="_Toc39329433"/>
       <w:r>
         <w:rPr>
           <w:rFonts w:ascii="David" w:hAnsi="David" w:cs="David"/>
@@ -16370,8 +16777,8 @@
         </w:rPr>
         <w:t>מסך פתיחה</w:t>
       </w:r>
-      <w:bookmarkEnd w:id="56"/>
-      <w:bookmarkEnd w:id="57"/>
+      <w:bookmarkEnd w:id="54"/>
+      <w:bookmarkEnd w:id="55"/>
     </w:p>
     <w:p>
       <w:pPr>
@@ -16422,7 +16829,7 @@
           <w:rtl/>
         </w:rPr>
       </w:pPr>
-      <w:bookmarkStart w:id="58" w:name="_Toc29994008"/>
+      <w:bookmarkStart w:id="56" w:name="_Toc29994008"/>
       <w:r>
         <w:rPr>
           <w:rFonts w:ascii="David" w:hAnsi="David" w:cs="David"/>
@@ -16436,7 +16843,7 @@
         </w:rPr>
         <w:t>X</w:t>
       </w:r>
-      <w:bookmarkEnd w:id="58"/>
+      <w:bookmarkEnd w:id="56"/>
     </w:p>
     <w:p>
       <w:pPr>
@@ -16488,21 +16895,12 @@
         </w:rPr>
         <w:t>אם יש תפריטים גם על פקדים (</w:t>
       </w:r>
-      <w:proofErr w:type="spellStart"/>
       <w:r>
         <w:rPr>
           <w:rFonts w:ascii="David" w:hAnsi="David"/>
           <w:color w:val="FF0000"/>
         </w:rPr>
-        <w:t>Conext</w:t>
-      </w:r>
-      <w:proofErr w:type="spellEnd"/>
-      <w:r>
-        <w:rPr>
-          <w:rFonts w:ascii="David" w:hAnsi="David"/>
-          <w:color w:val="FF0000"/>
-        </w:rPr>
-        <w:t xml:space="preserve"> menu</w:t>
+        <w:t>Conext menu</w:t>
       </w:r>
       <w:r>
         <w:rPr>
@@ -16575,8 +16973,8 @@
           <w:rtl/>
         </w:rPr>
       </w:pPr>
-      <w:bookmarkStart w:id="59" w:name="_Toc29994009"/>
-      <w:bookmarkStart w:id="60" w:name="_Toc39329434"/>
+      <w:bookmarkStart w:id="57" w:name="_Toc29994009"/>
+      <w:bookmarkStart w:id="58" w:name="_Toc39329434"/>
       <w:r>
         <w:rPr>
           <w:rFonts w:ascii="David" w:hAnsi="David" w:cs="David"/>
@@ -16584,8 +16982,8 @@
         </w:rPr>
         <w:t>מסך משחק</w:t>
       </w:r>
-      <w:bookmarkEnd w:id="59"/>
-      <w:bookmarkEnd w:id="60"/>
+      <w:bookmarkEnd w:id="57"/>
+      <w:bookmarkEnd w:id="58"/>
     </w:p>
     <w:p>
       <w:pPr>
@@ -16596,7 +16994,7 @@
           <w:rtl/>
         </w:rPr>
       </w:pPr>
-      <w:bookmarkStart w:id="61" w:name="_Toc29994010"/>
+      <w:bookmarkStart w:id="59" w:name="_Toc29994010"/>
       <w:r>
         <w:rPr>
           <w:rFonts w:ascii="David" w:hAnsi="David" w:cs="David"/>
@@ -16610,7 +17008,7 @@
         </w:rPr>
         <w:t>Y</w:t>
       </w:r>
-      <w:bookmarkEnd w:id="61"/>
+      <w:bookmarkEnd w:id="59"/>
     </w:p>
     <w:p>
       <w:pPr>
@@ -16622,8 +17020,8 @@
           <w:rtl/>
         </w:rPr>
       </w:pPr>
-      <w:bookmarkStart w:id="62" w:name="_Toc29994011"/>
-      <w:bookmarkStart w:id="63" w:name="_Toc39329435"/>
+      <w:bookmarkStart w:id="60" w:name="_Toc29994011"/>
+      <w:bookmarkStart w:id="61" w:name="_Toc39329435"/>
       <w:r>
         <w:rPr>
           <w:rFonts w:ascii="David" w:hAnsi="David" w:cs="David"/>
@@ -16632,6 +17030,131 @@
         <w:lastRenderedPageBreak/>
         <w:t>הרשאות</w:t>
       </w:r>
+      <w:bookmarkEnd w:id="60"/>
+      <w:bookmarkEnd w:id="61"/>
+    </w:p>
+    <w:p>
+      <w:pPr>
+        <w:spacing w:line="276" w:lineRule="auto"/>
+        <w:rPr>
+          <w:rFonts w:ascii="David" w:hAnsi="David"/>
+          <w:color w:val="0000FF"/>
+          <w:rtl/>
+        </w:rPr>
+      </w:pPr>
+      <w:r>
+        <w:rPr>
+          <w:rFonts w:ascii="David" w:hAnsi="David"/>
+          <w:color w:val="0000FF"/>
+          <w:rtl/>
+        </w:rPr>
+        <w:t>פירוט ההרשאות שהאפליקציה דורשת והסבר על כל הרשאה.</w:t>
+      </w:r>
+    </w:p>
+    <w:p>
+      <w:pPr>
+        <w:spacing w:line="276" w:lineRule="auto"/>
+        <w:rPr>
+          <w:rFonts w:ascii="David" w:hAnsi="David"/>
+          <w:color w:val="0000FF"/>
+          <w:rtl/>
+        </w:rPr>
+      </w:pPr>
+      <w:r>
+        <w:rPr>
+          <w:rFonts w:ascii="David" w:hAnsi="David"/>
+          <w:color w:val="0000FF"/>
+          <w:rtl/>
+        </w:rPr>
+        <w:t>העתיקו מה-</w:t>
+      </w:r>
+      <w:r>
+        <w:rPr>
+          <w:rFonts w:ascii="David" w:hAnsi="David"/>
+          <w:color w:val="0000FF"/>
+        </w:rPr>
+        <w:t>AndroidManifest</w:t>
+      </w:r>
+      <w:r>
+        <w:rPr>
+          <w:rFonts w:ascii="David" w:hAnsi="David"/>
+          <w:color w:val="0000FF"/>
+          <w:rtl/>
+        </w:rPr>
+        <w:t xml:space="preserve"> את השמות והסבירו מה כל אחד עושה.</w:t>
+      </w:r>
+    </w:p>
+    <w:p>
+      <w:pPr>
+        <w:spacing w:line="276" w:lineRule="auto"/>
+        <w:rPr>
+          <w:rFonts w:ascii="David" w:hAnsi="David"/>
+          <w:color w:val="0000FF"/>
+          <w:rtl/>
+        </w:rPr>
+      </w:pPr>
+      <w:r>
+        <w:rPr>
+          <w:rFonts w:ascii="David" w:hAnsi="David"/>
+          <w:color w:val="0000FF"/>
+          <w:rtl/>
+        </w:rPr>
+        <w:t xml:space="preserve">דוגמא: </w:t>
+      </w:r>
+    </w:p>
+    <w:p>
+      <w:pPr>
+        <w:spacing w:line="276" w:lineRule="auto"/>
+        <w:rPr>
+          <w:rFonts w:ascii="David" w:hAnsi="David"/>
+          <w:color w:val="0000FF"/>
+          <w:rtl/>
+        </w:rPr>
+      </w:pPr>
+      <w:r>
+        <w:rPr>
+          <w:rFonts w:ascii="David" w:hAnsi="David"/>
+          <w:color w:val="0000FF"/>
+        </w:rPr>
+        <w:t>android.permission.VIBRATE</w:t>
+      </w:r>
+      <w:r>
+        <w:rPr>
+          <w:rFonts w:ascii="David" w:hAnsi="David"/>
+          <w:color w:val="0000FF"/>
+          <w:rtl/>
+        </w:rPr>
+        <w:t xml:space="preserve"> – נדרשת כדי לאפשר שימוש ברטט במכשיר.</w:t>
+      </w:r>
+    </w:p>
+    <w:p>
+      <w:pPr>
+        <w:spacing w:line="276" w:lineRule="auto"/>
+        <w:rPr>
+          <w:rFonts w:ascii="David" w:hAnsi="David"/>
+          <w:color w:val="FF0000"/>
+          <w:rtl/>
+        </w:rPr>
+      </w:pPr>
+    </w:p>
+    <w:p>
+      <w:pPr>
+        <w:pStyle w:val="3"/>
+        <w:spacing w:line="276" w:lineRule="auto"/>
+        <w:rPr>
+          <w:rFonts w:ascii="David" w:hAnsi="David" w:cs="David"/>
+          <w:rtl/>
+        </w:rPr>
+      </w:pPr>
+      <w:bookmarkStart w:id="62" w:name="_Toc29994012"/>
+      <w:bookmarkStart w:id="63" w:name="_Toc39329436"/>
+      <w:r>
+        <w:rPr>
+          <w:rFonts w:ascii="David" w:hAnsi="David" w:cs="David"/>
+          <w:rtl/>
+        </w:rPr>
+        <w:t>דרישות מיוחדות ומגבלות</w:t>
+      </w:r>
       <w:bookmarkEnd w:id="62"/>
       <w:bookmarkEnd w:id="63"/>
     </w:p>
@@ -16650,7 +17173,37 @@
           <w:color w:val="0000FF"/>
           <w:rtl/>
         </w:rPr>
-        <w:t>פירוט ההרשאות שהאפליקציה דורשת והסבר על כל הרשאה.</w:t>
+        <w:t xml:space="preserve">חומרה מיוחדת (חיישנים, </w:t>
+      </w:r>
+      <w:r>
+        <w:rPr>
+          <w:rFonts w:ascii="David" w:hAnsi="David"/>
+          <w:color w:val="0000FF"/>
+        </w:rPr>
+        <w:t xml:space="preserve">GPS </w:t>
+      </w:r>
+      <w:r>
+        <w:rPr>
+          <w:rFonts w:ascii="David" w:hAnsi="David"/>
+          <w:color w:val="0000FF"/>
+          <w:rtl/>
+        </w:rPr>
+        <w:t xml:space="preserve"> וכו') ומגבלות בשימוש במערכת (למשל – מערכת שמחייבת תקשורת </w:t>
+      </w:r>
+      <w:r>
+        <w:rPr>
+          <w:rFonts w:ascii="David" w:hAnsi="David"/>
+          <w:color w:val="0000FF"/>
+        </w:rPr>
+        <w:t>WIFI</w:t>
+      </w:r>
+      <w:r>
+        <w:rPr>
+          <w:rFonts w:ascii="David" w:hAnsi="David"/>
+          <w:color w:val="0000FF"/>
+          <w:rtl/>
+        </w:rPr>
+        <w:t>, מערכת שאינה יכולה לרוץ על אמולטור אלא רק על מכשיר פיזי וכו').</w:t>
       </w:r>
     </w:p>
     <w:p>
@@ -16668,211 +17221,7 @@
           <w:color w:val="0000FF"/>
           <w:rtl/>
         </w:rPr>
-        <w:t>העתיקו מה-</w:t>
-      </w:r>
-      <w:proofErr w:type="spellStart"/>
-      <w:r>
-        <w:rPr>
-          <w:rFonts w:ascii="David" w:hAnsi="David"/>
-          <w:color w:val="0000FF"/>
-        </w:rPr>
-        <w:t>AndroidManifest</w:t>
-      </w:r>
-      <w:proofErr w:type="spellEnd"/>
-      <w:r>
-        <w:rPr>
-          <w:rFonts w:ascii="David" w:hAnsi="David"/>
-          <w:color w:val="0000FF"/>
-          <w:rtl/>
-        </w:rPr>
-        <w:t xml:space="preserve"> את השמות והסבירו מה כל אחד עושה.</w:t>
-      </w:r>
-    </w:p>
-    <w:p>
-      <w:pPr>
-        <w:spacing w:line="276" w:lineRule="auto"/>
-        <w:rPr>
-          <w:rFonts w:ascii="David" w:hAnsi="David"/>
-          <w:color w:val="0000FF"/>
-          <w:rtl/>
-        </w:rPr>
-      </w:pPr>
-      <w:r>
-        <w:rPr>
-          <w:rFonts w:ascii="David" w:hAnsi="David"/>
-          <w:color w:val="0000FF"/>
-          <w:rtl/>
-        </w:rPr>
-        <w:t xml:space="preserve">דוגמא: </w:t>
-      </w:r>
-    </w:p>
-    <w:p>
-      <w:pPr>
-        <w:spacing w:line="276" w:lineRule="auto"/>
-        <w:rPr>
-          <w:rFonts w:ascii="David" w:hAnsi="David"/>
-          <w:color w:val="0000FF"/>
-          <w:rtl/>
-        </w:rPr>
-      </w:pPr>
-      <w:proofErr w:type="spellStart"/>
-      <w:proofErr w:type="gramStart"/>
-      <w:r>
-        <w:rPr>
-          <w:rFonts w:ascii="David" w:hAnsi="David"/>
-          <w:color w:val="0000FF"/>
-        </w:rPr>
-        <w:t>android.permission</w:t>
-      </w:r>
-      <w:proofErr w:type="gramEnd"/>
-      <w:r>
-        <w:rPr>
-          <w:rFonts w:ascii="David" w:hAnsi="David"/>
-          <w:color w:val="0000FF"/>
-        </w:rPr>
-        <w:t>.VIBRATE</w:t>
-      </w:r>
-      <w:proofErr w:type="spellEnd"/>
-      <w:r>
-        <w:rPr>
-          <w:rFonts w:ascii="David" w:hAnsi="David"/>
-          <w:color w:val="0000FF"/>
-          <w:rtl/>
-        </w:rPr>
-        <w:t xml:space="preserve"> – נדרשת כדי לאפשר שימוש ברטט במכשיר.</w:t>
-      </w:r>
-    </w:p>
-    <w:p>
-      <w:pPr>
-        <w:spacing w:line="276" w:lineRule="auto"/>
-        <w:rPr>
-          <w:rFonts w:ascii="David" w:hAnsi="David"/>
-          <w:color w:val="FF0000"/>
-          <w:rtl/>
-        </w:rPr>
-      </w:pPr>
-    </w:p>
-    <w:p>
-      <w:pPr>
-        <w:pStyle w:val="3"/>
-        <w:spacing w:line="276" w:lineRule="auto"/>
-        <w:rPr>
-          <w:rFonts w:ascii="David" w:hAnsi="David" w:cs="David"/>
-          <w:rtl/>
-        </w:rPr>
-      </w:pPr>
-      <w:bookmarkStart w:id="64" w:name="_Toc29994012"/>
-      <w:bookmarkStart w:id="65" w:name="_Toc39329436"/>
-      <w:r>
-        <w:rPr>
-          <w:rFonts w:ascii="David" w:hAnsi="David" w:cs="David"/>
-          <w:rtl/>
-        </w:rPr>
-        <w:t>דרישות מיוחדות ומגבלות</w:t>
-      </w:r>
-      <w:bookmarkEnd w:id="64"/>
-      <w:bookmarkEnd w:id="65"/>
-    </w:p>
-    <w:p>
-      <w:pPr>
-        <w:spacing w:line="276" w:lineRule="auto"/>
-        <w:rPr>
-          <w:rFonts w:ascii="David" w:hAnsi="David"/>
-          <w:color w:val="0000FF"/>
-          <w:rtl/>
-        </w:rPr>
-      </w:pPr>
-      <w:r>
-        <w:rPr>
-          <w:rFonts w:ascii="David" w:hAnsi="David"/>
-          <w:color w:val="0000FF"/>
-          <w:rtl/>
-        </w:rPr>
-        <w:t xml:space="preserve">חומרה מיוחדת (חיישנים, </w:t>
-      </w:r>
-      <w:r>
-        <w:rPr>
-          <w:rFonts w:ascii="David" w:hAnsi="David"/>
-          <w:color w:val="0000FF"/>
-        </w:rPr>
-        <w:t xml:space="preserve">GPS </w:t>
-      </w:r>
-      <w:r>
-        <w:rPr>
-          <w:rFonts w:ascii="David" w:hAnsi="David"/>
-          <w:color w:val="0000FF"/>
-          <w:rtl/>
-        </w:rPr>
-        <w:t xml:space="preserve"> וכו') ומגבלות בשימוש במערכת (למשל – מערכת שמחייבת תקשורת </w:t>
-      </w:r>
-      <w:r>
-        <w:rPr>
-          <w:rFonts w:ascii="David" w:hAnsi="David"/>
-          <w:color w:val="0000FF"/>
-        </w:rPr>
-        <w:t>WIFI</w:t>
-      </w:r>
-      <w:r>
-        <w:rPr>
-          <w:rFonts w:ascii="David" w:hAnsi="David"/>
-          <w:color w:val="0000FF"/>
-          <w:rtl/>
-        </w:rPr>
-        <w:t xml:space="preserve">, מערכת שאינה יכולה לרוץ על </w:t>
-      </w:r>
-      <w:proofErr w:type="spellStart"/>
-      <w:r>
-        <w:rPr>
-          <w:rFonts w:ascii="David" w:hAnsi="David"/>
-          <w:color w:val="0000FF"/>
-          <w:rtl/>
-        </w:rPr>
-        <w:t>אמולטור</w:t>
-      </w:r>
-      <w:proofErr w:type="spellEnd"/>
-      <w:r>
-        <w:rPr>
-          <w:rFonts w:ascii="David" w:hAnsi="David"/>
-          <w:color w:val="0000FF"/>
-          <w:rtl/>
-        </w:rPr>
-        <w:t xml:space="preserve"> אלא רק על מכשיר פיזי וכו').</w:t>
-      </w:r>
-    </w:p>
-    <w:p>
-      <w:pPr>
-        <w:spacing w:line="276" w:lineRule="auto"/>
-        <w:rPr>
-          <w:rFonts w:ascii="David" w:hAnsi="David"/>
-          <w:color w:val="0000FF"/>
-          <w:rtl/>
-        </w:rPr>
-      </w:pPr>
-      <w:r>
-        <w:rPr>
-          <w:rFonts w:ascii="David" w:hAnsi="David"/>
-          <w:color w:val="0000FF"/>
-          <w:rtl/>
-        </w:rPr>
-        <w:t xml:space="preserve">כמו כן יש לציין אם המערכת מצפה שיהיו קבצים </w:t>
-      </w:r>
-      <w:proofErr w:type="spellStart"/>
-      <w:r>
-        <w:rPr>
-          <w:rFonts w:ascii="David" w:hAnsi="David"/>
-          <w:color w:val="0000FF"/>
-          <w:rtl/>
-        </w:rPr>
-        <w:t>מסויימים</w:t>
-      </w:r>
-      <w:proofErr w:type="spellEnd"/>
-      <w:r>
-        <w:rPr>
-          <w:rFonts w:ascii="David" w:hAnsi="David"/>
-          <w:color w:val="0000FF"/>
-          <w:rtl/>
-        </w:rPr>
-        <w:t xml:space="preserve"> על המכשיר (תמונות,</w:t>
+        <w:t>כמו כן יש לציין אם המערכת מצפה שיהיו קבצים מסויימים על המכשיר (תמונות,</w:t>
       </w:r>
       <w:r>
         <w:rPr>
@@ -16887,25 +17236,7 @@
           <w:color w:val="0000FF"/>
           <w:rtl/>
         </w:rPr>
-        <w:t xml:space="preserve"> מוסיקה, וידאו) </w:t>
-      </w:r>
-      <w:proofErr w:type="spellStart"/>
-      <w:r>
-        <w:rPr>
-          <w:rFonts w:ascii="David" w:hAnsi="David"/>
-          <w:color w:val="0000FF"/>
-          <w:rtl/>
-        </w:rPr>
-        <w:t>וכו</w:t>
-      </w:r>
-      <w:proofErr w:type="spellEnd"/>
-      <w:r>
-        <w:rPr>
-          <w:rFonts w:ascii="David" w:hAnsi="David"/>
-          <w:color w:val="0000FF"/>
-          <w:rtl/>
-        </w:rPr>
-        <w:t>'. עקרונית עדיף לדאוג לספק 2-3 קבצי דוגמא בתוך ה-</w:t>
+        <w:t xml:space="preserve"> מוסיקה, וידאו) וכו'. עקרונית עדיף לדאוג לספק 2-3 קבצי דוגמא בתוך ה-</w:t>
       </w:r>
       <w:r>
         <w:rPr>
@@ -16932,37 +17263,61 @@
           <w:rtl/>
         </w:rPr>
       </w:pPr>
-      <w:bookmarkStart w:id="66" w:name="_Toc29994013"/>
-      <w:proofErr w:type="spellStart"/>
+      <w:bookmarkStart w:id="64" w:name="_Toc29994013"/>
       <w:r>
         <w:rPr>
           <w:rFonts w:ascii="David" w:hAnsi="David" w:cs="David"/>
           <w:rtl/>
         </w:rPr>
-        <w:t>גירסת</w:t>
-      </w:r>
-      <w:proofErr w:type="spellEnd"/>
+        <w:t xml:space="preserve">גירסת </w:t>
+      </w:r>
       <w:r>
         <w:rPr>
           <w:rFonts w:ascii="David" w:hAnsi="David" w:cs="David"/>
-          <w:rtl/>
-        </w:rPr>
-        <w:t xml:space="preserve"> </w:t>
+        </w:rPr>
+        <w:t>Android</w:t>
       </w:r>
       <w:r>
         <w:rPr>
           <w:rFonts w:ascii="David" w:hAnsi="David" w:cs="David"/>
+          <w:rtl/>
+        </w:rPr>
+        <w:t xml:space="preserve"> מינימלית</w:t>
+      </w:r>
+      <w:bookmarkEnd w:id="64"/>
+    </w:p>
+    <w:p>
+      <w:pPr>
+        <w:spacing w:line="276" w:lineRule="auto"/>
+        <w:rPr>
+          <w:rFonts w:ascii="David" w:hAnsi="David"/>
+          <w:color w:val="0000FF"/>
+          <w:rtl/>
+        </w:rPr>
+      </w:pPr>
+      <w:r>
+        <w:rPr>
+          <w:rFonts w:ascii="David" w:hAnsi="David"/>
+          <w:color w:val="0000FF"/>
+          <w:rtl/>
+        </w:rPr>
+        <w:t xml:space="preserve">מהי גירסת </w:t>
+      </w:r>
+      <w:r>
+        <w:rPr>
+          <w:rFonts w:ascii="David" w:hAnsi="David"/>
+          <w:color w:val="0000FF"/>
         </w:rPr>
         <w:t>Android</w:t>
       </w:r>
       <w:r>
         <w:rPr>
-          <w:rFonts w:ascii="David" w:hAnsi="David" w:cs="David"/>
-          <w:rtl/>
-        </w:rPr>
-        <w:t xml:space="preserve"> מינימלית</w:t>
-      </w:r>
-      <w:bookmarkEnd w:id="66"/>
+          <w:rFonts w:ascii="David" w:hAnsi="David"/>
+          <w:color w:val="0000FF"/>
+          <w:rtl/>
+        </w:rPr>
+        <w:t xml:space="preserve"> המינימלית שנדרשת כדי להריץ את האפליקציה?</w:t>
+      </w:r>
     </w:p>
     <w:p>
       <w:pPr>
@@ -16979,57 +17334,6 @@
           <w:color w:val="0000FF"/>
           <w:rtl/>
         </w:rPr>
-        <w:t xml:space="preserve">מהי </w:t>
-      </w:r>
-      <w:proofErr w:type="spellStart"/>
-      <w:r>
-        <w:rPr>
-          <w:rFonts w:ascii="David" w:hAnsi="David"/>
-          <w:color w:val="0000FF"/>
-          <w:rtl/>
-        </w:rPr>
-        <w:t>גירסת</w:t>
-      </w:r>
-      <w:proofErr w:type="spellEnd"/>
-      <w:r>
-        <w:rPr>
-          <w:rFonts w:ascii="David" w:hAnsi="David"/>
-          <w:color w:val="0000FF"/>
-          <w:rtl/>
-        </w:rPr>
-        <w:t xml:space="preserve"> </w:t>
-      </w:r>
-      <w:r>
-        <w:rPr>
-          <w:rFonts w:ascii="David" w:hAnsi="David"/>
-          <w:color w:val="0000FF"/>
-        </w:rPr>
-        <w:t>Android</w:t>
-      </w:r>
-      <w:r>
-        <w:rPr>
-          <w:rFonts w:ascii="David" w:hAnsi="David"/>
-          <w:color w:val="0000FF"/>
-          <w:rtl/>
-        </w:rPr>
-        <w:t xml:space="preserve"> המינימלית שנדרשת כדי להריץ את האפליקציה?</w:t>
-      </w:r>
-    </w:p>
-    <w:p>
-      <w:pPr>
-        <w:spacing w:line="276" w:lineRule="auto"/>
-        <w:rPr>
-          <w:rFonts w:ascii="David" w:hAnsi="David"/>
-          <w:color w:val="0000FF"/>
-          <w:rtl/>
-        </w:rPr>
-      </w:pPr>
-      <w:r>
-        <w:rPr>
-          <w:rFonts w:ascii="David" w:hAnsi="David"/>
-          <w:color w:val="0000FF"/>
-          <w:rtl/>
-        </w:rPr>
         <w:t xml:space="preserve">לדוגמא: </w:t>
       </w:r>
       <w:r>
@@ -17045,25 +17349,7 @@
           <w:color w:val="0000FF"/>
           <w:rtl/>
         </w:rPr>
-        <w:t xml:space="preserve"> </w:t>
-      </w:r>
-      <w:proofErr w:type="spellStart"/>
-      <w:r>
-        <w:rPr>
-          <w:rFonts w:ascii="David" w:hAnsi="David"/>
-          <w:color w:val="0000FF"/>
-          <w:rtl/>
-        </w:rPr>
-        <w:t>גירסת</w:t>
-      </w:r>
-      <w:proofErr w:type="spellEnd"/>
-      <w:r>
-        <w:rPr>
-          <w:rFonts w:ascii="David" w:hAnsi="David"/>
-          <w:color w:val="0000FF"/>
-          <w:rtl/>
-        </w:rPr>
-        <w:t xml:space="preserve"> </w:t>
+        <w:t xml:space="preserve"> גירסת </w:t>
       </w:r>
       <w:r>
         <w:rPr>
@@ -17090,7 +17376,7 @@
           <w:rtl/>
         </w:rPr>
       </w:pPr>
-      <w:bookmarkStart w:id="67" w:name="_Toc29994014"/>
+      <w:bookmarkStart w:id="65" w:name="_Toc29994014"/>
       <w:r>
         <w:rPr>
           <w:rFonts w:ascii="David" w:hAnsi="David" w:cs="David"/>
@@ -17098,7 +17384,7 @@
         </w:rPr>
         <w:t>מכשירים עליהם נבדקה המערכת</w:t>
       </w:r>
-      <w:bookmarkEnd w:id="67"/>
+      <w:bookmarkEnd w:id="65"/>
     </w:p>
     <w:p>
       <w:pPr>
@@ -17115,25 +17401,7 @@
           <w:color w:val="0000FF"/>
           <w:rtl/>
         </w:rPr>
-        <w:t xml:space="preserve">ציינו על איזה מכשירים / </w:t>
-      </w:r>
-      <w:proofErr w:type="spellStart"/>
-      <w:r>
-        <w:rPr>
-          <w:rFonts w:ascii="David" w:hAnsi="David"/>
-          <w:color w:val="0000FF"/>
-          <w:rtl/>
-        </w:rPr>
-        <w:t>אמולטורים</w:t>
-      </w:r>
-      <w:proofErr w:type="spellEnd"/>
-      <w:r>
-        <w:rPr>
-          <w:rFonts w:ascii="David" w:hAnsi="David"/>
-          <w:color w:val="0000FF"/>
-          <w:rtl/>
-        </w:rPr>
-        <w:t xml:space="preserve"> נבדקה המערכת.</w:t>
+        <w:t>ציינו על איזה מכשירים / אמולטורים נבדקה המערכת.</w:t>
       </w:r>
     </w:p>
     <w:p>
@@ -17193,25 +17461,14 @@
           <w:rtl/>
         </w:rPr>
       </w:pPr>
-      <w:proofErr w:type="spellStart"/>
-      <w:r>
-        <w:rPr>
-          <w:rFonts w:ascii="David" w:hAnsi="David"/>
-          <w:color w:val="0000FF"/>
-          <w:rtl/>
-        </w:rPr>
-        <w:t>אמולטור</w:t>
-      </w:r>
-      <w:proofErr w:type="spellEnd"/>
-      <w:r>
-        <w:rPr>
-          <w:rFonts w:ascii="David" w:hAnsi="David"/>
-          <w:color w:val="0000FF"/>
-          <w:rtl/>
-        </w:rPr>
-        <w:t xml:space="preserve"> </w:t>
-      </w:r>
-      <w:proofErr w:type="spellStart"/>
+      <w:r>
+        <w:rPr>
+          <w:rFonts w:ascii="David" w:hAnsi="David"/>
+          <w:color w:val="0000FF"/>
+          <w:rtl/>
+        </w:rPr>
+        <w:t xml:space="preserve">אמולטור </w:t>
+      </w:r>
       <w:r>
         <w:rPr>
           <w:rFonts w:ascii="David" w:hAnsi="David"/>
@@ -17219,7 +17476,6 @@
         </w:rPr>
         <w:t>GennyMotion</w:t>
       </w:r>
-      <w:proofErr w:type="spellEnd"/>
       <w:r>
         <w:rPr>
           <w:rFonts w:ascii="David" w:hAnsi="David"/>
@@ -17256,25 +17512,7 @@
           <w:color w:val="0000FF"/>
           <w:rtl/>
         </w:rPr>
-        <w:t xml:space="preserve"> </w:t>
-      </w:r>
-      <w:proofErr w:type="spellStart"/>
-      <w:r>
-        <w:rPr>
-          <w:rFonts w:ascii="David" w:hAnsi="David"/>
-          <w:color w:val="0000FF"/>
-          <w:rtl/>
-        </w:rPr>
-        <w:t>גירסת</w:t>
-      </w:r>
-      <w:proofErr w:type="spellEnd"/>
-      <w:r>
-        <w:rPr>
-          <w:rFonts w:ascii="David" w:hAnsi="David"/>
-          <w:color w:val="0000FF"/>
-          <w:rtl/>
-        </w:rPr>
-        <w:t xml:space="preserve"> </w:t>
+        <w:t xml:space="preserve"> גירסת </w:t>
       </w:r>
       <w:r>
         <w:rPr>
@@ -17328,7 +17566,7 @@
         </w:rPr>
         <w:br w:type="page"/>
       </w:r>
-      <w:bookmarkStart w:id="68" w:name="_Toc39329437"/>
+      <w:bookmarkStart w:id="66" w:name="_Toc39329437"/>
       <w:r>
         <w:rPr>
           <w:rFonts w:ascii="David" w:hAnsi="David" w:cs="David"/>
@@ -17337,7 +17575,7 @@
         <w:lastRenderedPageBreak/>
         <w:t>רפלקציה</w:t>
       </w:r>
-      <w:bookmarkEnd w:id="68"/>
+      <w:bookmarkEnd w:id="66"/>
     </w:p>
     <w:p>
       <w:pPr>
@@ -17687,8 +17925,7 @@
           <w:rtl/>
         </w:rPr>
       </w:pPr>
-      <w:bookmarkStart w:id="69" w:name="_Toc39329438"/>
-      <w:proofErr w:type="spellStart"/>
+      <w:bookmarkStart w:id="67" w:name="_Toc39329438"/>
       <w:r>
         <w:rPr>
           <w:rFonts w:ascii="David" w:hAnsi="David" w:cs="David"/>
@@ -17696,8 +17933,7 @@
         </w:rPr>
         <w:t>ביבליוגראפיה</w:t>
       </w:r>
-      <w:bookmarkEnd w:id="69"/>
-      <w:proofErr w:type="spellEnd"/>
+      <w:bookmarkEnd w:id="67"/>
     </w:p>
     <w:p>
       <w:pPr>
@@ -17816,7 +18052,7 @@
           <w:rtl/>
         </w:rPr>
       </w:pPr>
-      <w:bookmarkStart w:id="70" w:name="_Toc29994042"/>
+      <w:bookmarkStart w:id="68" w:name="_Toc29994042"/>
       <w:r>
         <w:rPr>
           <w:rFonts w:ascii="David" w:hAnsi="David"/>
@@ -17835,7 +18071,7 @@
           <w:rtl/>
         </w:rPr>
       </w:pPr>
-      <w:bookmarkStart w:id="71" w:name="_Toc39329439"/>
+      <w:bookmarkStart w:id="69" w:name="_Toc39329439"/>
       <w:r>
         <w:rPr>
           <w:rFonts w:ascii="David" w:hAnsi="David" w:cs="David"/>
@@ -17844,8 +18080,8 @@
         <w:lastRenderedPageBreak/>
         <w:t>נספחים</w:t>
       </w:r>
-      <w:bookmarkEnd w:id="70"/>
-      <w:bookmarkEnd w:id="71"/>
+      <w:bookmarkEnd w:id="68"/>
+      <w:bookmarkEnd w:id="69"/>
     </w:p>
     <w:p>
       <w:pPr>
@@ -17858,8 +18094,8 @@
           <w:rtl/>
         </w:rPr>
       </w:pPr>
-      <w:bookmarkStart w:id="72" w:name="_Toc29994043"/>
-      <w:bookmarkStart w:id="73" w:name="_Toc39329440"/>
+      <w:bookmarkStart w:id="70" w:name="_Toc29994043"/>
+      <w:bookmarkStart w:id="71" w:name="_Toc39329440"/>
       <w:r>
         <w:rPr>
           <w:rFonts w:ascii="David" w:hAnsi="David" w:cs="David"/>
@@ -17869,7 +18105,7 @@
         </w:rPr>
         <w:t xml:space="preserve">תיעוד </w:t>
       </w:r>
-      <w:bookmarkEnd w:id="72"/>
+      <w:bookmarkEnd w:id="70"/>
       <w:r>
         <w:rPr>
           <w:rFonts w:ascii="David" w:hAnsi="David" w:cs="David"/>
@@ -17879,7 +18115,7 @@
         </w:rPr>
         <w:t>– קוד הפרויקט</w:t>
       </w:r>
-      <w:bookmarkEnd w:id="73"/>
+      <w:bookmarkEnd w:id="71"/>
     </w:p>
     <w:p>
       <w:pPr>
@@ -17897,25 +18133,7 @@
           <w:color w:val="0000FF"/>
           <w:rtl/>
         </w:rPr>
-        <w:t xml:space="preserve">כאן עליכם להעתיק את קוד </w:t>
-      </w:r>
-      <w:proofErr w:type="spellStart"/>
-      <w:r>
-        <w:rPr>
-          <w:rFonts w:ascii="David" w:hAnsi="David"/>
-          <w:color w:val="0000FF"/>
-          <w:rtl/>
-        </w:rPr>
-        <w:t>התכנית</w:t>
-      </w:r>
-      <w:proofErr w:type="spellEnd"/>
-      <w:r>
-        <w:rPr>
-          <w:rFonts w:ascii="David" w:hAnsi="David"/>
-          <w:color w:val="0000FF"/>
-          <w:rtl/>
-        </w:rPr>
-        <w:t>.</w:t>
+        <w:t>כאן עליכם להעתיק את קוד התכנית.</w:t>
       </w:r>
     </w:p>
     <w:p>
@@ -17996,7 +18214,7 @@
           <w:rtl/>
         </w:rPr>
       </w:pPr>
-      <w:bookmarkStart w:id="74" w:name="_Toc39329441"/>
+      <w:bookmarkStart w:id="72" w:name="_Toc39329441"/>
       <w:r>
         <w:rPr>
           <w:rFonts w:ascii="David" w:hAnsi="David" w:cs="David"/>
@@ -18006,7 +18224,7 @@
         </w:rPr>
         <w:t>מסמכים נוספים</w:t>
       </w:r>
-      <w:bookmarkEnd w:id="74"/>
+      <w:bookmarkEnd w:id="72"/>
     </w:p>
     <w:p>
       <w:pPr>
@@ -18174,8 +18392,8 @@
           <w:rtl/>
         </w:rPr>
       </w:pPr>
-      <w:bookmarkStart w:id="75" w:name="_Toc29994044"/>
-      <w:bookmarkStart w:id="76" w:name="_Toc39329442"/>
+      <w:bookmarkStart w:id="73" w:name="_Toc29994044"/>
+      <w:bookmarkStart w:id="74" w:name="_Toc39329442"/>
       <w:r>
         <w:rPr>
           <w:rFonts w:ascii="David" w:hAnsi="David" w:cs="David"/>
@@ -18198,8 +18416,8 @@
         </w:rPr>
         <w:t>(אופציונלי)</w:t>
       </w:r>
-      <w:bookmarkEnd w:id="75"/>
-      <w:bookmarkEnd w:id="76"/>
+      <w:bookmarkEnd w:id="73"/>
+      <w:bookmarkEnd w:id="74"/>
     </w:p>
     <w:p>
       <w:pPr>
@@ -26704,7 +26922,7 @@
 </file>
 
 <file path=customXml/itemProps1.xml><?xml version="1.0" encoding="utf-8"?>
-<ds:datastoreItem xmlns:ds="http://schemas.openxmlformats.org/officeDocument/2006/customXml" ds:itemID="{50921913-F5E6-4287-BA43-80021E6A2D69}">
+<ds:datastoreItem xmlns:ds="http://schemas.openxmlformats.org/officeDocument/2006/customXml" ds:itemID="{EA69026F-7EB4-464C-A0D8-3A83AF261E22}">
   <ds:schemaRefs>
     <ds:schemaRef ds:uri="http://schemas.openxmlformats.org/officeDocument/2006/bibliography"/>
   </ds:schemaRefs>

--- a/Driving Lessons Manager.docx
+++ b/Driving Lessons Manager.docx
@@ -6783,7 +6783,7 @@
           </mc:Choice>
           <mc:Fallback>
             <w:pict>
-              <v:rect w14:anchorId="53350FD1" id=" 59" o:spid="_x0000_s1026" style="position:absolute;margin-left:69.75pt;margin-top:13.95pt;width:311.5pt;height:458.25pt;z-index:251662848;visibility:visible;mso-wrap-style:square;mso-width-percent:0;mso-height-percent:0;mso-wrap-distance-left:9pt;mso-wrap-distance-top:0;mso-wrap-distance-right:9pt;mso-wrap-distance-bottom:0;mso-position-horizontal:absolute;mso-position-horizontal-relative:text;mso-position-vertical:absolute;mso-position-vertical-relative:text;mso-width-percent:0;mso-height-percent:0;mso-width-relative:page;mso-height-relative:page;v-text-anchor:top" o:gfxdata="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">
+              <v:rect w14:anchorId="21FE3985" id=" 59" o:spid="_x0000_s1026" style="position:absolute;margin-left:69.75pt;margin-top:13.95pt;width:311.5pt;height:458.25pt;z-index:251662848;visibility:visible;mso-wrap-style:square;mso-width-percent:0;mso-height-percent:0;mso-wrap-distance-left:9pt;mso-wrap-distance-top:0;mso-wrap-distance-right:9pt;mso-wrap-distance-bottom:0;mso-position-horizontal:absolute;mso-position-horizontal-relative:text;mso-position-vertical:absolute;mso-position-vertical-relative:text;mso-width-percent:0;mso-height-percent:0;mso-width-relative:page;mso-height-relative:page;v-text-anchor:top" o:gfxdata="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">
                 <v:path arrowok="t"/>
               </v:rect>
             </w:pict>
@@ -7057,7 +7057,7 @@
           </mc:Choice>
           <mc:Fallback>
             <w:pict>
-              <v:shapetype w14:anchorId="6DFDE36E" id="_x0000_t32" coordsize="21600,21600" o:spt="32" o:oned="t" path="m,l21600,21600e" filled="f">
+              <v:shapetype w14:anchorId="52E5E23B" id="_x0000_t32" coordsize="21600,21600" o:spt="32" o:oned="t" path="m,l21600,21600e" filled="f">
                 <v:path arrowok="t" fillok="f" o:connecttype="none"/>
                 <o:lock v:ext="edit" shapetype="t"/>
               </v:shapetype>
@@ -7138,7 +7138,7 @@
           </mc:Choice>
           <mc:Fallback>
             <w:pict>
-              <v:shape w14:anchorId="732DCEF7" id=" 94" o:spid="_x0000_s1026" type="#_x0000_t32" style="position:absolute;margin-left:33.75pt;margin-top:165.3pt;width:117pt;height:180.75pt;z-index:251684352;visibility:visible;mso-wrap-style:square;mso-width-percent:0;mso-height-percent:0;mso-wrap-distance-left:9pt;mso-wrap-distance-top:0;mso-wrap-distance-right:9pt;mso-wrap-distance-bottom:0;mso-position-horizontal:absolute;mso-position-horizontal-relative:text;mso-position-vertical:absolute;mso-position-vertical-relative:text;mso-width-percent:0;mso-height-percent:0;mso-width-relative:page;mso-height-relative:page" o:gfxdata="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" strokeweight="1.5pt">
+              <v:shape w14:anchorId="056167F9" id=" 94" o:spid="_x0000_s1026" type="#_x0000_t32" style="position:absolute;margin-left:33.75pt;margin-top:165.3pt;width:117pt;height:180.75pt;z-index:251684352;visibility:visible;mso-wrap-style:square;mso-width-percent:0;mso-height-percent:0;mso-wrap-distance-left:9pt;mso-wrap-distance-top:0;mso-wrap-distance-right:9pt;mso-wrap-distance-bottom:0;mso-position-horizontal:absolute;mso-position-horizontal-relative:text;mso-position-vertical:absolute;mso-position-vertical-relative:text;mso-width-percent:0;mso-height-percent:0;mso-width-relative:page;mso-height-relative:page" o:gfxdata="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" strokeweight="1.5pt">
                 <o:lock v:ext="edit" shapetype="f"/>
               </v:shape>
             </w:pict>
@@ -7717,7 +7717,7 @@
           </mc:Choice>
           <mc:Fallback>
             <w:pict>
-              <v:shape w14:anchorId="516E5B2D" id=" 97" o:spid="_x0000_s1026" type="#_x0000_t32" style="position:absolute;margin-left:318.75pt;margin-top:121.35pt;width:92.75pt;height:153pt;flip:y;z-index:251678208;visibility:visible;mso-wrap-style:square;mso-width-percent:0;mso-height-percent:0;mso-wrap-distance-left:9pt;mso-wrap-distance-top:0;mso-wrap-distance-right:9pt;mso-wrap-distance-bottom:0;mso-position-horizontal:absolute;mso-position-horizontal-relative:text;mso-position-vertical:absolute;mso-position-vertical-relative:text;mso-width-percent:0;mso-height-percent:0;mso-width-relative:page;mso-height-relative:page" o:gfxdata="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" strokeweight="1.5pt">
+              <v:shape w14:anchorId="4022031C" id=" 97" o:spid="_x0000_s1026" type="#_x0000_t32" style="position:absolute;margin-left:318.75pt;margin-top:121.35pt;width:92.75pt;height:153pt;flip:y;z-index:251678208;visibility:visible;mso-wrap-style:square;mso-width-percent:0;mso-height-percent:0;mso-wrap-distance-left:9pt;mso-wrap-distance-top:0;mso-wrap-distance-right:9pt;mso-wrap-distance-bottom:0;mso-position-horizontal:absolute;mso-position-horizontal-relative:text;mso-position-vertical:absolute;mso-position-vertical-relative:text;mso-width-percent:0;mso-height-percent:0;mso-width-relative:page;mso-height-relative:page" o:gfxdata="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" strokeweight="1.5pt">
                 <o:lock v:ext="edit" shapetype="f"/>
               </v:shape>
             </w:pict>
@@ -7794,7 +7794,7 @@
           </mc:Choice>
           <mc:Fallback>
             <w:pict>
-              <v:shape w14:anchorId="6B3227A7" id=" 93" o:spid="_x0000_s1026" type="#_x0000_t32" style="position:absolute;margin-left:21.75pt;margin-top:93.6pt;width:135.75pt;height:45pt;flip:y;z-index:251682304;visibility:visible;mso-wrap-style:square;mso-width-percent:0;mso-height-percent:0;mso-wrap-distance-left:9pt;mso-wrap-distance-top:0;mso-wrap-distance-right:9pt;mso-wrap-distance-bottom:0;mso-position-horizontal:absolute;mso-position-horizontal-relative:text;mso-position-vertical:absolute;mso-position-vertical-relative:text;mso-width-percent:0;mso-height-percent:0;mso-width-relative:page;mso-height-relative:page" o:gfxdata="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" strokeweight="1.5pt">
+              <v:shape w14:anchorId="57F398B9" id=" 93" o:spid="_x0000_s1026" type="#_x0000_t32" style="position:absolute;margin-left:21.75pt;margin-top:93.6pt;width:135.75pt;height:45pt;flip:y;z-index:251682304;visibility:visible;mso-wrap-style:square;mso-width-percent:0;mso-height-percent:0;mso-wrap-distance-left:9pt;mso-wrap-distance-top:0;mso-wrap-distance-right:9pt;mso-wrap-distance-bottom:0;mso-position-horizontal:absolute;mso-position-horizontal-relative:text;mso-position-vertical:absolute;mso-position-vertical-relative:text;mso-width-percent:0;mso-height-percent:0;mso-width-relative:page;mso-height-relative:page" o:gfxdata="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" strokeweight="1.5pt">
                 <o:lock v:ext="edit" shapetype="f"/>
               </v:shape>
             </w:pict>
@@ -7871,7 +7871,7 @@
           </mc:Choice>
           <mc:Fallback>
             <w:pict>
-              <v:shape w14:anchorId="16CB3568" id=" 93" o:spid="_x0000_s1026" type="#_x0000_t32" style="position:absolute;margin-left:26.25pt;margin-top:27.6pt;width:133.25pt;height:87.75pt;flip:y;z-index:251680256;visibility:visible;mso-wrap-style:square;mso-width-percent:0;mso-height-percent:0;mso-wrap-distance-left:9pt;mso-wrap-distance-top:0;mso-wrap-distance-right:9pt;mso-wrap-distance-bottom:0;mso-position-horizontal:absolute;mso-position-horizontal-relative:text;mso-position-vertical:absolute;mso-position-vertical-relative:text;mso-width-percent:0;mso-height-percent:0;mso-width-relative:page;mso-height-relative:page" o:gfxdata="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" strokeweight="1.5pt">
+              <v:shape w14:anchorId="255EBF28" id=" 93" o:spid="_x0000_s1026" type="#_x0000_t32" style="position:absolute;margin-left:26.25pt;margin-top:27.6pt;width:133.25pt;height:87.75pt;flip:y;z-index:251680256;visibility:visible;mso-wrap-style:square;mso-width-percent:0;mso-height-percent:0;mso-wrap-distance-left:9pt;mso-wrap-distance-top:0;mso-wrap-distance-right:9pt;mso-wrap-distance-bottom:0;mso-position-horizontal:absolute;mso-position-horizontal-relative:text;mso-position-vertical:absolute;mso-position-vertical-relative:text;mso-width-percent:0;mso-height-percent:0;mso-width-relative:page;mso-height-relative:page" o:gfxdata="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" strokeweight="1.5pt">
                 <o:lock v:ext="edit" shapetype="f"/>
               </v:shape>
             </w:pict>
@@ -8425,7 +8425,7 @@
           </mc:Choice>
           <mc:Fallback>
             <w:pict>
-              <v:shape w14:anchorId="6D1495F7" id=" 93" o:spid="_x0000_s1026" type="#_x0000_t32" style="position:absolute;margin-left:21pt;margin-top:146.95pt;width:139pt;height:6.5pt;z-index:251674112;visibility:visible;mso-wrap-style:square;mso-width-percent:0;mso-height-percent:0;mso-wrap-distance-left:9pt;mso-wrap-distance-top:0;mso-wrap-distance-right:9pt;mso-wrap-distance-bottom:0;mso-position-horizontal:absolute;mso-position-horizontal-relative:text;mso-position-vertical:absolute;mso-position-vertical-relative:text;mso-width-percent:0;mso-height-percent:0;mso-width-relative:page;mso-height-relative:page" o:gfxdata="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" strokeweight="1.5pt">
+              <v:shape w14:anchorId="0F0CC1B2" id=" 93" o:spid="_x0000_s1026" type="#_x0000_t32" style="position:absolute;margin-left:21pt;margin-top:146.95pt;width:139pt;height:6.5pt;z-index:251674112;visibility:visible;mso-wrap-style:square;mso-width-percent:0;mso-height-percent:0;mso-wrap-distance-left:9pt;mso-wrap-distance-top:0;mso-wrap-distance-right:9pt;mso-wrap-distance-bottom:0;mso-position-horizontal:absolute;mso-position-horizontal-relative:text;mso-position-vertical:absolute;mso-position-vertical-relative:text;mso-width-percent:0;mso-height-percent:0;mso-width-relative:page;mso-height-relative:page" o:gfxdata="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" strokeweight="1.5pt">
                 <o:lock v:ext="edit" shapetype="f"/>
               </v:shape>
             </w:pict>
@@ -8502,7 +8502,7 @@
           </mc:Choice>
           <mc:Fallback>
             <w:pict>
-              <v:shape w14:anchorId="028D9880" id=" 94" o:spid="_x0000_s1026" type="#_x0000_t32" style="position:absolute;margin-left:21.5pt;margin-top:155.6pt;width:150.2pt;height:52.5pt;z-index:251675136;visibility:visible;mso-wrap-style:square;mso-width-percent:0;mso-height-percent:0;mso-wrap-distance-left:9pt;mso-wrap-distance-top:0;mso-wrap-distance-right:9pt;mso-wrap-distance-bottom:0;mso-position-horizontal:absolute;mso-position-horizontal-relative:text;mso-position-vertical:absolute;mso-position-vertical-relative:text;mso-width-percent:0;mso-height-percent:0;mso-width-relative:page;mso-height-relative:page" o:gfxdata="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" strokeweight="1.5pt">
+              <v:shape w14:anchorId="7AD64666" id=" 94" o:spid="_x0000_s1026" type="#_x0000_t32" style="position:absolute;margin-left:21.5pt;margin-top:155.6pt;width:150.2pt;height:52.5pt;z-index:251675136;visibility:visible;mso-wrap-style:square;mso-width-percent:0;mso-height-percent:0;mso-wrap-distance-left:9pt;mso-wrap-distance-top:0;mso-wrap-distance-right:9pt;mso-wrap-distance-bottom:0;mso-position-horizontal:absolute;mso-position-horizontal-relative:text;mso-position-vertical:absolute;mso-position-vertical-relative:text;mso-width-percent:0;mso-height-percent:0;mso-width-relative:page;mso-height-relative:page" o:gfxdata="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" strokeweight="1.5pt">
                 <o:lock v:ext="edit" shapetype="f"/>
               </v:shape>
             </w:pict>
@@ -11502,7 +11502,6 @@
         <w:jc w:val="left"/>
         <w:rPr>
           <w:rFonts w:ascii="David" w:hAnsi="David"/>
-          <w:rtl/>
         </w:rPr>
       </w:pPr>
       <w:r>
@@ -11543,47 +11542,1560 @@
     </w:p>
     <w:p>
       <w:pPr>
+        <w:pStyle w:val="4"/>
         <w:spacing w:line="276" w:lineRule="auto"/>
         <w:rPr>
-          <w:rFonts w:ascii="David" w:hAnsi="David"/>
-          <w:i/>
-          <w:iCs/>
-          <w:color w:val="0000FF"/>
-          <w:rtl/>
-        </w:rPr>
-      </w:pPr>
-      <w:r>
-        <w:rPr>
-          <w:rFonts w:ascii="David" w:hAnsi="David"/>
-          <w:i/>
-          <w:iCs/>
-          <w:color w:val="0000FF"/>
-          <w:rtl/>
-        </w:rPr>
-        <w:t xml:space="preserve">יש לפרט את ה- </w:t>
-      </w:r>
-      <w:r>
-        <w:rPr>
-          <w:rFonts w:ascii="David" w:hAnsi="David"/>
-          <w:i/>
-          <w:iCs/>
-          <w:color w:val="0000FF"/>
-        </w:rPr>
-        <w:t>resources</w:t>
-      </w:r>
-      <w:r>
-        <w:rPr>
-          <w:rFonts w:ascii="David" w:hAnsi="David"/>
-          <w:i/>
-          <w:iCs/>
-          <w:color w:val="0000FF"/>
-          <w:rtl/>
-        </w:rPr>
-        <w:t xml:space="preserve"> השונים המשמשים לפרויקט, עם הסבר (ברמה של משפט) לגבי כל אחד מהם.</w:t>
-      </w:r>
+          <w:rFonts w:ascii="David" w:hAnsi="David" w:cs="David"/>
+          <w:rtl/>
+        </w:rPr>
+      </w:pPr>
+      <w:bookmarkStart w:id="33" w:name="_Toc29994035"/>
+      <w:r>
+        <w:rPr>
+          <w:rFonts w:ascii="David" w:hAnsi="David" w:cs="David"/>
+        </w:rPr>
+        <w:t>Layouts</w:t>
+      </w:r>
+      <w:bookmarkEnd w:id="33"/>
+    </w:p>
+    <w:tbl>
+      <w:tblPr>
+        <w:tblStyle w:val="a8"/>
+        <w:bidiVisual/>
+        <w:tblW w:w="0" w:type="auto"/>
+        <w:tblLook w:val="04A0" w:firstRow="1" w:lastRow="0" w:firstColumn="1" w:lastColumn="0" w:noHBand="0" w:noVBand="1"/>
+      </w:tblPr>
+      <w:tblGrid>
+        <w:gridCol w:w="3006"/>
+        <w:gridCol w:w="3006"/>
+        <w:gridCol w:w="3007"/>
+      </w:tblGrid>
+      <w:tr>
+        <w:tc>
+          <w:tcPr>
+            <w:tcW w:w="3006" w:type="dxa"/>
+          </w:tcPr>
+          <w:p>
+            <w:pPr>
+              <w:pStyle w:val="4"/>
+              <w:spacing w:line="276" w:lineRule="auto"/>
+              <w:jc w:val="center"/>
+              <w:outlineLvl w:val="3"/>
+              <w:rPr>
+                <w:rFonts w:ascii="David" w:hAnsi="David" w:cs="David"/>
+                <w:sz w:val="24"/>
+                <w:szCs w:val="24"/>
+              </w:rPr>
+            </w:pPr>
+            <w:bookmarkStart w:id="34" w:name="_Toc29994036"/>
+            <w:r>
+              <w:rPr>
+                <w:rFonts w:ascii="David" w:hAnsi="David" w:cs="David" w:hint="cs"/>
+                <w:sz w:val="24"/>
+                <w:szCs w:val="24"/>
+                <w:rtl/>
+              </w:rPr>
+              <w:t xml:space="preserve">שם ה </w:t>
+            </w:r>
+            <w:r>
+              <w:rPr>
+                <w:rFonts w:ascii="David" w:hAnsi="David" w:cs="David"/>
+                <w:sz w:val="24"/>
+                <w:szCs w:val="24"/>
+              </w:rPr>
+              <w:t>Layout</w:t>
+            </w:r>
+          </w:p>
+        </w:tc>
+        <w:tc>
+          <w:tcPr>
+            <w:tcW w:w="3006" w:type="dxa"/>
+          </w:tcPr>
+          <w:p>
+            <w:pPr>
+              <w:pStyle w:val="4"/>
+              <w:spacing w:line="276" w:lineRule="auto"/>
+              <w:jc w:val="center"/>
+              <w:outlineLvl w:val="3"/>
+              <w:rPr>
+                <w:rFonts w:ascii="David" w:hAnsi="David" w:cs="David" w:hint="cs"/>
+                <w:sz w:val="24"/>
+                <w:szCs w:val="24"/>
+                <w:rtl/>
+              </w:rPr>
+            </w:pPr>
+            <w:r>
+              <w:rPr>
+                <w:rFonts w:ascii="David" w:hAnsi="David" w:cs="David" w:hint="cs"/>
+                <w:sz w:val="24"/>
+                <w:szCs w:val="24"/>
+                <w:rtl/>
+              </w:rPr>
+              <w:t xml:space="preserve">לאיזה </w:t>
+            </w:r>
+            <w:r>
+              <w:rPr>
+                <w:rFonts w:ascii="David" w:hAnsi="David" w:cs="David"/>
+                <w:sz w:val="24"/>
+                <w:szCs w:val="24"/>
+              </w:rPr>
+              <w:t>Activity</w:t>
+            </w:r>
+            <w:r>
+              <w:rPr>
+                <w:rFonts w:ascii="David" w:hAnsi="David" w:cs="David" w:hint="cs"/>
+                <w:sz w:val="24"/>
+                <w:szCs w:val="24"/>
+                <w:rtl/>
+              </w:rPr>
+              <w:t xml:space="preserve"> ה </w:t>
+            </w:r>
+            <w:r>
+              <w:rPr>
+                <w:rFonts w:ascii="David" w:hAnsi="David" w:cs="David"/>
+                <w:sz w:val="24"/>
+                <w:szCs w:val="24"/>
+              </w:rPr>
+              <w:t>Layout</w:t>
+            </w:r>
+            <w:r>
+              <w:rPr>
+                <w:rFonts w:ascii="David" w:hAnsi="David" w:cs="David" w:hint="cs"/>
+                <w:sz w:val="24"/>
+                <w:szCs w:val="24"/>
+                <w:rtl/>
+              </w:rPr>
+              <w:t xml:space="preserve"> שייך</w:t>
+            </w:r>
+          </w:p>
+        </w:tc>
+        <w:tc>
+          <w:tcPr>
+            <w:tcW w:w="3007" w:type="dxa"/>
+          </w:tcPr>
+          <w:p>
+            <w:pPr>
+              <w:pStyle w:val="4"/>
+              <w:spacing w:line="276" w:lineRule="auto"/>
+              <w:jc w:val="center"/>
+              <w:outlineLvl w:val="3"/>
+              <w:rPr>
+                <w:rFonts w:ascii="David" w:hAnsi="David" w:cs="David"/>
+                <w:sz w:val="24"/>
+                <w:szCs w:val="24"/>
+                <w:rtl/>
+              </w:rPr>
+            </w:pPr>
+            <w:r>
+              <w:rPr>
+                <w:rFonts w:ascii="David" w:hAnsi="David" w:cs="David" w:hint="cs"/>
+                <w:sz w:val="24"/>
+                <w:szCs w:val="24"/>
+                <w:rtl/>
+              </w:rPr>
+              <w:t>הסבר</w:t>
+            </w:r>
+          </w:p>
+        </w:tc>
+      </w:tr>
+      <w:tr>
+        <w:tc>
+          <w:tcPr>
+            <w:tcW w:w="3006" w:type="dxa"/>
+          </w:tcPr>
+          <w:p>
+            <w:pPr>
+              <w:pStyle w:val="4"/>
+              <w:spacing w:line="276" w:lineRule="auto"/>
+              <w:outlineLvl w:val="3"/>
+              <w:rPr>
+                <w:rFonts w:ascii="David" w:hAnsi="David" w:cs="David"/>
+                <w:b w:val="0"/>
+                <w:bCs w:val="0"/>
+                <w:sz w:val="24"/>
+                <w:szCs w:val="24"/>
+                <w:rtl/>
+              </w:rPr>
+            </w:pPr>
+            <w:r>
+              <w:rPr>
+                <w:rFonts w:ascii="David" w:hAnsi="David" w:cs="David"/>
+                <w:b w:val="0"/>
+                <w:bCs w:val="0"/>
+                <w:sz w:val="24"/>
+                <w:szCs w:val="24"/>
+              </w:rPr>
+              <w:t>activity_main</w:t>
+            </w:r>
+            <w:r>
+              <w:rPr>
+                <w:rFonts w:ascii="David" w:hAnsi="David" w:cs="David"/>
+                <w:b w:val="0"/>
+                <w:bCs w:val="0"/>
+                <w:sz w:val="24"/>
+                <w:szCs w:val="24"/>
+              </w:rPr>
+              <w:t>.xml</w:t>
+            </w:r>
+          </w:p>
+        </w:tc>
+        <w:tc>
+          <w:tcPr>
+            <w:tcW w:w="3006" w:type="dxa"/>
+          </w:tcPr>
+          <w:p>
+            <w:pPr>
+              <w:pStyle w:val="4"/>
+              <w:spacing w:line="276" w:lineRule="auto"/>
+              <w:outlineLvl w:val="3"/>
+              <w:rPr>
+                <w:rFonts w:ascii="David" w:hAnsi="David" w:cs="David"/>
+                <w:b w:val="0"/>
+                <w:bCs w:val="0"/>
+                <w:sz w:val="24"/>
+                <w:szCs w:val="24"/>
+              </w:rPr>
+            </w:pPr>
+            <w:r>
+              <w:rPr>
+                <w:rFonts w:ascii="David" w:hAnsi="David" w:cs="David"/>
+                <w:b w:val="0"/>
+                <w:bCs w:val="0"/>
+                <w:sz w:val="24"/>
+                <w:szCs w:val="24"/>
+              </w:rPr>
+              <w:t>MainActivity</w:t>
+            </w:r>
+            <w:r>
+              <w:rPr>
+                <w:rFonts w:ascii="David" w:hAnsi="David" w:cs="David"/>
+                <w:b w:val="0"/>
+                <w:bCs w:val="0"/>
+                <w:sz w:val="24"/>
+                <w:szCs w:val="24"/>
+              </w:rPr>
+              <w:t>.cs</w:t>
+            </w:r>
+          </w:p>
+        </w:tc>
+        <w:tc>
+          <w:tcPr>
+            <w:tcW w:w="3007" w:type="dxa"/>
+          </w:tcPr>
+          <w:p>
+            <w:pPr>
+              <w:pStyle w:val="4"/>
+              <w:spacing w:line="276" w:lineRule="auto"/>
+              <w:outlineLvl w:val="3"/>
+              <w:rPr>
+                <w:rFonts w:ascii="David" w:hAnsi="David" w:cs="David" w:hint="cs"/>
+                <w:b w:val="0"/>
+                <w:bCs w:val="0"/>
+                <w:sz w:val="24"/>
+                <w:szCs w:val="24"/>
+                <w:rtl/>
+              </w:rPr>
+            </w:pPr>
+            <w:r>
+              <w:rPr>
+                <w:rFonts w:ascii="David" w:hAnsi="David" w:cs="David" w:hint="cs"/>
+                <w:b w:val="0"/>
+                <w:bCs w:val="0"/>
+                <w:sz w:val="24"/>
+                <w:szCs w:val="24"/>
+                <w:rtl/>
+              </w:rPr>
+              <w:t>המסך הראשי בו האפליקציה מתחילה</w:t>
+            </w:r>
+          </w:p>
+        </w:tc>
+      </w:tr>
+      <w:tr>
+        <w:tc>
+          <w:tcPr>
+            <w:tcW w:w="3006" w:type="dxa"/>
+          </w:tcPr>
+          <w:p>
+            <w:pPr>
+              <w:pStyle w:val="4"/>
+              <w:spacing w:line="276" w:lineRule="auto"/>
+              <w:jc w:val="left"/>
+              <w:outlineLvl w:val="3"/>
+              <w:rPr>
+                <w:rFonts w:ascii="David" w:hAnsi="David" w:cs="David"/>
+                <w:b w:val="0"/>
+                <w:bCs w:val="0"/>
+                <w:sz w:val="24"/>
+                <w:szCs w:val="24"/>
+                <w:rtl/>
+              </w:rPr>
+            </w:pPr>
+            <w:r>
+              <w:rPr>
+                <w:rFonts w:ascii="David" w:hAnsi="David" w:cs="David" w:hint="cs"/>
+                <w:b w:val="0"/>
+                <w:bCs w:val="0"/>
+                <w:sz w:val="24"/>
+                <w:szCs w:val="24"/>
+              </w:rPr>
+              <w:t>I</w:t>
+            </w:r>
+            <w:r>
+              <w:rPr>
+                <w:rFonts w:ascii="David" w:hAnsi="David" w:cs="David"/>
+                <w:b w:val="0"/>
+                <w:bCs w:val="0"/>
+                <w:sz w:val="24"/>
+                <w:szCs w:val="24"/>
+              </w:rPr>
+              <w:t>nfo</w:t>
+            </w:r>
+            <w:r>
+              <w:rPr>
+                <w:rFonts w:ascii="David" w:hAnsi="David" w:cs="David"/>
+                <w:b w:val="0"/>
+                <w:bCs w:val="0"/>
+                <w:sz w:val="24"/>
+                <w:szCs w:val="24"/>
+              </w:rPr>
+              <w:t>.xml</w:t>
+            </w:r>
+          </w:p>
+        </w:tc>
+        <w:tc>
+          <w:tcPr>
+            <w:tcW w:w="3006" w:type="dxa"/>
+          </w:tcPr>
+          <w:p>
+            <w:pPr>
+              <w:pStyle w:val="4"/>
+              <w:spacing w:line="276" w:lineRule="auto"/>
+              <w:outlineLvl w:val="3"/>
+              <w:rPr>
+                <w:rFonts w:ascii="David" w:hAnsi="David" w:cs="David"/>
+                <w:b w:val="0"/>
+                <w:bCs w:val="0"/>
+                <w:sz w:val="24"/>
+                <w:szCs w:val="24"/>
+                <w:rtl/>
+              </w:rPr>
+            </w:pPr>
+            <w:r>
+              <w:rPr>
+                <w:rFonts w:ascii="David" w:hAnsi="David" w:cs="David"/>
+                <w:b w:val="0"/>
+                <w:bCs w:val="0"/>
+                <w:sz w:val="24"/>
+                <w:szCs w:val="24"/>
+              </w:rPr>
+              <w:t>Inf</w:t>
+            </w:r>
+            <w:r>
+              <w:rPr>
+                <w:rFonts w:ascii="David" w:hAnsi="David" w:cs="David"/>
+                <w:b w:val="0"/>
+                <w:bCs w:val="0"/>
+                <w:sz w:val="24"/>
+                <w:szCs w:val="24"/>
+              </w:rPr>
+              <w:t>o.cs</w:t>
+            </w:r>
+          </w:p>
+        </w:tc>
+        <w:tc>
+          <w:tcPr>
+            <w:tcW w:w="3007" w:type="dxa"/>
+          </w:tcPr>
+          <w:p>
+            <w:pPr>
+              <w:pStyle w:val="4"/>
+              <w:spacing w:line="276" w:lineRule="auto"/>
+              <w:outlineLvl w:val="3"/>
+              <w:rPr>
+                <w:rFonts w:ascii="David" w:hAnsi="David" w:cs="David" w:hint="cs"/>
+                <w:b w:val="0"/>
+                <w:bCs w:val="0"/>
+                <w:sz w:val="24"/>
+                <w:szCs w:val="24"/>
+                <w:rtl/>
+              </w:rPr>
+            </w:pPr>
+            <w:r>
+              <w:rPr>
+                <w:rFonts w:ascii="David" w:hAnsi="David" w:cs="David" w:hint="cs"/>
+                <w:b w:val="0"/>
+                <w:bCs w:val="0"/>
+                <w:sz w:val="24"/>
+                <w:szCs w:val="24"/>
+                <w:rtl/>
+              </w:rPr>
+              <w:t>מסך המידע על שיעורי התלמיד</w:t>
+            </w:r>
+          </w:p>
+        </w:tc>
+      </w:tr>
+      <w:tr>
+        <w:tc>
+          <w:tcPr>
+            <w:tcW w:w="3006" w:type="dxa"/>
+          </w:tcPr>
+          <w:p>
+            <w:pPr>
+              <w:pStyle w:val="4"/>
+              <w:spacing w:line="276" w:lineRule="auto"/>
+              <w:outlineLvl w:val="3"/>
+              <w:rPr>
+                <w:rFonts w:ascii="David" w:hAnsi="David" w:cs="David"/>
+                <w:b w:val="0"/>
+                <w:bCs w:val="0"/>
+                <w:sz w:val="24"/>
+                <w:szCs w:val="24"/>
+                <w:rtl/>
+              </w:rPr>
+            </w:pPr>
+            <w:r>
+              <w:rPr>
+                <w:rFonts w:ascii="David" w:hAnsi="David" w:cs="David"/>
+                <w:b w:val="0"/>
+                <w:bCs w:val="0"/>
+                <w:sz w:val="24"/>
+                <w:szCs w:val="24"/>
+              </w:rPr>
+              <w:t>LessonSettings.xml</w:t>
+            </w:r>
+          </w:p>
+        </w:tc>
+        <w:tc>
+          <w:tcPr>
+            <w:tcW w:w="3006" w:type="dxa"/>
+          </w:tcPr>
+          <w:p>
+            <w:pPr>
+              <w:pStyle w:val="4"/>
+              <w:spacing w:line="276" w:lineRule="auto"/>
+              <w:outlineLvl w:val="3"/>
+              <w:rPr>
+                <w:rFonts w:ascii="David" w:hAnsi="David" w:cs="David"/>
+                <w:b w:val="0"/>
+                <w:bCs w:val="0"/>
+                <w:sz w:val="24"/>
+                <w:szCs w:val="24"/>
+                <w:rtl/>
+              </w:rPr>
+            </w:pPr>
+            <w:r>
+              <w:rPr>
+                <w:rFonts w:ascii="David" w:hAnsi="David" w:cs="David"/>
+                <w:b w:val="0"/>
+                <w:bCs w:val="0"/>
+                <w:sz w:val="24"/>
+                <w:szCs w:val="24"/>
+              </w:rPr>
+              <w:t>Settings.cs</w:t>
+            </w:r>
+          </w:p>
+        </w:tc>
+        <w:tc>
+          <w:tcPr>
+            <w:tcW w:w="3007" w:type="dxa"/>
+          </w:tcPr>
+          <w:p>
+            <w:pPr>
+              <w:pStyle w:val="4"/>
+              <w:spacing w:line="276" w:lineRule="auto"/>
+              <w:outlineLvl w:val="3"/>
+              <w:rPr>
+                <w:rFonts w:ascii="David" w:hAnsi="David" w:cs="David"/>
+                <w:b w:val="0"/>
+                <w:bCs w:val="0"/>
+                <w:sz w:val="24"/>
+                <w:szCs w:val="24"/>
+                <w:rtl/>
+              </w:rPr>
+            </w:pPr>
+            <w:r>
+              <w:rPr>
+                <w:rFonts w:ascii="David" w:hAnsi="David" w:cs="David" w:hint="cs"/>
+                <w:b w:val="0"/>
+                <w:bCs w:val="0"/>
+                <w:sz w:val="24"/>
+                <w:szCs w:val="24"/>
+                <w:rtl/>
+              </w:rPr>
+              <w:t>מס</w:t>
+            </w:r>
+            <w:r>
+              <w:rPr>
+                <w:rFonts w:ascii="David" w:hAnsi="David" w:cs="David" w:hint="cs"/>
+                <w:b w:val="0"/>
+                <w:bCs w:val="0"/>
+                <w:sz w:val="24"/>
+                <w:szCs w:val="24"/>
+                <w:rtl/>
+              </w:rPr>
+              <w:t>ך</w:t>
+            </w:r>
+            <w:r>
+              <w:rPr>
+                <w:rFonts w:ascii="David" w:hAnsi="David" w:cs="David" w:hint="cs"/>
+                <w:b w:val="0"/>
+                <w:bCs w:val="0"/>
+                <w:sz w:val="24"/>
+                <w:szCs w:val="24"/>
+                <w:rtl/>
+              </w:rPr>
+              <w:t xml:space="preserve"> ההגדרות של המורה לשיעוריו</w:t>
+            </w:r>
+          </w:p>
+        </w:tc>
+      </w:tr>
+      <w:tr>
+        <w:tc>
+          <w:tcPr>
+            <w:tcW w:w="3006" w:type="dxa"/>
+          </w:tcPr>
+          <w:p>
+            <w:pPr>
+              <w:pStyle w:val="4"/>
+              <w:spacing w:line="276" w:lineRule="auto"/>
+              <w:outlineLvl w:val="3"/>
+              <w:rPr>
+                <w:rFonts w:ascii="David" w:hAnsi="David" w:cs="David"/>
+                <w:b w:val="0"/>
+                <w:bCs w:val="0"/>
+                <w:sz w:val="24"/>
+                <w:szCs w:val="24"/>
+                <w:rtl/>
+              </w:rPr>
+            </w:pPr>
+            <w:r>
+              <w:rPr>
+                <w:rFonts w:ascii="David" w:hAnsi="David" w:cs="David"/>
+                <w:b w:val="0"/>
+                <w:bCs w:val="0"/>
+                <w:sz w:val="24"/>
+                <w:szCs w:val="24"/>
+              </w:rPr>
+              <w:t>ListOfLessons.xml</w:t>
+            </w:r>
+          </w:p>
+        </w:tc>
+        <w:tc>
+          <w:tcPr>
+            <w:tcW w:w="3006" w:type="dxa"/>
+          </w:tcPr>
+          <w:p>
+            <w:pPr>
+              <w:pStyle w:val="4"/>
+              <w:spacing w:line="276" w:lineRule="auto"/>
+              <w:outlineLvl w:val="3"/>
+              <w:rPr>
+                <w:rFonts w:ascii="David" w:hAnsi="David" w:cs="David"/>
+                <w:b w:val="0"/>
+                <w:bCs w:val="0"/>
+                <w:sz w:val="24"/>
+                <w:szCs w:val="24"/>
+                <w:rtl/>
+              </w:rPr>
+            </w:pPr>
+            <w:r>
+              <w:rPr>
+                <w:rFonts w:ascii="David" w:hAnsi="David" w:cs="David"/>
+                <w:b w:val="0"/>
+                <w:bCs w:val="0"/>
+                <w:sz w:val="24"/>
+                <w:szCs w:val="24"/>
+              </w:rPr>
+              <w:t>ListOfLessons.cs</w:t>
+            </w:r>
+          </w:p>
+        </w:tc>
+        <w:tc>
+          <w:tcPr>
+            <w:tcW w:w="3007" w:type="dxa"/>
+          </w:tcPr>
+          <w:p>
+            <w:pPr>
+              <w:pStyle w:val="4"/>
+              <w:spacing w:line="276" w:lineRule="auto"/>
+              <w:outlineLvl w:val="3"/>
+              <w:rPr>
+                <w:rFonts w:ascii="David" w:hAnsi="David" w:cs="David"/>
+                <w:b w:val="0"/>
+                <w:bCs w:val="0"/>
+                <w:sz w:val="24"/>
+                <w:szCs w:val="24"/>
+                <w:rtl/>
+              </w:rPr>
+            </w:pPr>
+            <w:r>
+              <w:rPr>
+                <w:rFonts w:ascii="David" w:hAnsi="David" w:cs="David" w:hint="cs"/>
+                <w:b w:val="0"/>
+                <w:bCs w:val="0"/>
+                <w:sz w:val="24"/>
+                <w:szCs w:val="24"/>
+                <w:rtl/>
+              </w:rPr>
+              <w:t>מסך רשימת שיעורי התלמיד</w:t>
+            </w:r>
+          </w:p>
+        </w:tc>
+      </w:tr>
+      <w:tr>
+        <w:tc>
+          <w:tcPr>
+            <w:tcW w:w="3006" w:type="dxa"/>
+          </w:tcPr>
+          <w:p>
+            <w:pPr>
+              <w:pStyle w:val="4"/>
+              <w:spacing w:line="276" w:lineRule="auto"/>
+              <w:outlineLvl w:val="3"/>
+              <w:rPr>
+                <w:rFonts w:ascii="David" w:hAnsi="David" w:cs="David"/>
+                <w:b w:val="0"/>
+                <w:bCs w:val="0"/>
+                <w:sz w:val="24"/>
+                <w:szCs w:val="24"/>
+                <w:rtl/>
+              </w:rPr>
+            </w:pPr>
+            <w:r>
+              <w:rPr>
+                <w:rFonts w:ascii="David" w:hAnsi="David" w:cs="David"/>
+                <w:b w:val="0"/>
+                <w:bCs w:val="0"/>
+                <w:sz w:val="24"/>
+                <w:szCs w:val="24"/>
+              </w:rPr>
+              <w:t>ListViewOfTeachers.xml</w:t>
+            </w:r>
+          </w:p>
+        </w:tc>
+        <w:tc>
+          <w:tcPr>
+            <w:tcW w:w="3006" w:type="dxa"/>
+          </w:tcPr>
+          <w:p>
+            <w:pPr>
+              <w:pStyle w:val="4"/>
+              <w:spacing w:line="276" w:lineRule="auto"/>
+              <w:outlineLvl w:val="3"/>
+              <w:rPr>
+                <w:rFonts w:ascii="David" w:hAnsi="David" w:cs="David"/>
+                <w:b w:val="0"/>
+                <w:bCs w:val="0"/>
+                <w:sz w:val="24"/>
+                <w:szCs w:val="24"/>
+                <w:rtl/>
+              </w:rPr>
+            </w:pPr>
+            <w:r>
+              <w:rPr>
+                <w:rFonts w:ascii="David" w:hAnsi="David" w:cs="David"/>
+                <w:b w:val="0"/>
+                <w:bCs w:val="0"/>
+                <w:sz w:val="24"/>
+                <w:szCs w:val="24"/>
+              </w:rPr>
+              <w:t>PickTeacher.cs</w:t>
+            </w:r>
+          </w:p>
+        </w:tc>
+        <w:tc>
+          <w:tcPr>
+            <w:tcW w:w="3007" w:type="dxa"/>
+          </w:tcPr>
+          <w:p>
+            <w:pPr>
+              <w:pStyle w:val="4"/>
+              <w:spacing w:line="276" w:lineRule="auto"/>
+              <w:outlineLvl w:val="3"/>
+              <w:rPr>
+                <w:rFonts w:ascii="David" w:hAnsi="David" w:cs="David"/>
+                <w:b w:val="0"/>
+                <w:bCs w:val="0"/>
+                <w:sz w:val="24"/>
+                <w:szCs w:val="24"/>
+                <w:rtl/>
+              </w:rPr>
+            </w:pPr>
+            <w:r>
+              <w:rPr>
+                <w:rFonts w:ascii="David" w:hAnsi="David" w:cs="David" w:hint="cs"/>
+                <w:b w:val="0"/>
+                <w:bCs w:val="0"/>
+                <w:sz w:val="24"/>
+                <w:szCs w:val="24"/>
+                <w:rtl/>
+              </w:rPr>
+              <w:t>מסך בחירת המורה מתוך רשימה</w:t>
+            </w:r>
+          </w:p>
+        </w:tc>
+      </w:tr>
+      <w:tr>
+        <w:tc>
+          <w:tcPr>
+            <w:tcW w:w="3006" w:type="dxa"/>
+          </w:tcPr>
+          <w:p>
+            <w:pPr>
+              <w:pStyle w:val="4"/>
+              <w:spacing w:line="276" w:lineRule="auto"/>
+              <w:outlineLvl w:val="3"/>
+              <w:rPr>
+                <w:rFonts w:ascii="David" w:hAnsi="David" w:cs="David"/>
+                <w:b w:val="0"/>
+                <w:bCs w:val="0"/>
+                <w:sz w:val="24"/>
+                <w:szCs w:val="24"/>
+                <w:rtl/>
+              </w:rPr>
+            </w:pPr>
+            <w:r>
+              <w:rPr>
+                <w:rFonts w:ascii="David" w:hAnsi="David" w:cs="David"/>
+                <w:b w:val="0"/>
+                <w:bCs w:val="0"/>
+                <w:sz w:val="24"/>
+                <w:szCs w:val="24"/>
+              </w:rPr>
+              <w:t>LoginDialog.xml</w:t>
+            </w:r>
+          </w:p>
+        </w:tc>
+        <w:tc>
+          <w:tcPr>
+            <w:tcW w:w="3006" w:type="dxa"/>
+          </w:tcPr>
+          <w:p>
+            <w:pPr>
+              <w:pStyle w:val="4"/>
+              <w:spacing w:line="276" w:lineRule="auto"/>
+              <w:outlineLvl w:val="3"/>
+              <w:rPr>
+                <w:rFonts w:ascii="David" w:hAnsi="David" w:cs="David"/>
+                <w:b w:val="0"/>
+                <w:bCs w:val="0"/>
+                <w:sz w:val="24"/>
+                <w:szCs w:val="24"/>
+                <w:rtl/>
+              </w:rPr>
+            </w:pPr>
+            <w:r>
+              <w:rPr>
+                <w:rFonts w:ascii="David" w:hAnsi="David" w:cs="David"/>
+                <w:b w:val="0"/>
+                <w:bCs w:val="0"/>
+                <w:sz w:val="24"/>
+                <w:szCs w:val="24"/>
+              </w:rPr>
+              <w:t>MainActivity.cs</w:t>
+            </w:r>
+          </w:p>
+        </w:tc>
+        <w:tc>
+          <w:tcPr>
+            <w:tcW w:w="3007" w:type="dxa"/>
+          </w:tcPr>
+          <w:p>
+            <w:pPr>
+              <w:pStyle w:val="4"/>
+              <w:spacing w:line="276" w:lineRule="auto"/>
+              <w:outlineLvl w:val="3"/>
+              <w:rPr>
+                <w:rFonts w:ascii="David" w:hAnsi="David" w:cs="David"/>
+                <w:b w:val="0"/>
+                <w:bCs w:val="0"/>
+                <w:sz w:val="24"/>
+                <w:szCs w:val="24"/>
+                <w:rtl/>
+              </w:rPr>
+            </w:pPr>
+            <w:r>
+              <w:rPr>
+                <w:rFonts w:ascii="David" w:hAnsi="David" w:cs="David" w:hint="cs"/>
+                <w:b w:val="0"/>
+                <w:bCs w:val="0"/>
+                <w:sz w:val="24"/>
+                <w:szCs w:val="24"/>
+                <w:rtl/>
+              </w:rPr>
+              <w:t>מסך ההתחברות (חלון קופץ)</w:t>
+            </w:r>
+          </w:p>
+        </w:tc>
+      </w:tr>
+      <w:tr>
+        <w:tc>
+          <w:tcPr>
+            <w:tcW w:w="3006" w:type="dxa"/>
+          </w:tcPr>
+          <w:p>
+            <w:pPr>
+              <w:pStyle w:val="4"/>
+              <w:spacing w:line="276" w:lineRule="auto"/>
+              <w:outlineLvl w:val="3"/>
+              <w:rPr>
+                <w:rFonts w:ascii="David" w:hAnsi="David" w:cs="David"/>
+                <w:b w:val="0"/>
+                <w:bCs w:val="0"/>
+                <w:sz w:val="24"/>
+                <w:szCs w:val="24"/>
+                <w:rtl/>
+              </w:rPr>
+            </w:pPr>
+            <w:r>
+              <w:rPr>
+                <w:rFonts w:ascii="David" w:hAnsi="David" w:cs="David"/>
+                <w:b w:val="0"/>
+                <w:bCs w:val="0"/>
+                <w:sz w:val="24"/>
+                <w:szCs w:val="24"/>
+              </w:rPr>
+              <w:t>NewLesson.xml</w:t>
+            </w:r>
+          </w:p>
+        </w:tc>
+        <w:tc>
+          <w:tcPr>
+            <w:tcW w:w="3006" w:type="dxa"/>
+          </w:tcPr>
+          <w:p>
+            <w:pPr>
+              <w:pStyle w:val="4"/>
+              <w:spacing w:line="276" w:lineRule="auto"/>
+              <w:outlineLvl w:val="3"/>
+              <w:rPr>
+                <w:rFonts w:ascii="David" w:hAnsi="David" w:cs="David"/>
+                <w:b w:val="0"/>
+                <w:bCs w:val="0"/>
+                <w:sz w:val="24"/>
+                <w:szCs w:val="24"/>
+                <w:rtl/>
+              </w:rPr>
+            </w:pPr>
+            <w:r>
+              <w:rPr>
+                <w:rFonts w:ascii="David" w:hAnsi="David" w:cs="David"/>
+                <w:b w:val="0"/>
+                <w:bCs w:val="0"/>
+                <w:sz w:val="24"/>
+                <w:szCs w:val="24"/>
+              </w:rPr>
+              <w:t>NewLesson.cs</w:t>
+            </w:r>
+          </w:p>
+        </w:tc>
+        <w:tc>
+          <w:tcPr>
+            <w:tcW w:w="3007" w:type="dxa"/>
+          </w:tcPr>
+          <w:p>
+            <w:pPr>
+              <w:pStyle w:val="4"/>
+              <w:spacing w:line="276" w:lineRule="auto"/>
+              <w:outlineLvl w:val="3"/>
+              <w:rPr>
+                <w:rFonts w:ascii="David" w:hAnsi="David" w:cs="David"/>
+                <w:b w:val="0"/>
+                <w:bCs w:val="0"/>
+                <w:sz w:val="24"/>
+                <w:szCs w:val="24"/>
+                <w:rtl/>
+              </w:rPr>
+            </w:pPr>
+            <w:r>
+              <w:rPr>
+                <w:rFonts w:ascii="David" w:hAnsi="David" w:cs="David" w:hint="cs"/>
+                <w:b w:val="0"/>
+                <w:bCs w:val="0"/>
+                <w:sz w:val="24"/>
+                <w:szCs w:val="24"/>
+                <w:rtl/>
+              </w:rPr>
+              <w:t>מסך טופס הרשמה לשיעור חדש</w:t>
+            </w:r>
+          </w:p>
+        </w:tc>
+      </w:tr>
+      <w:tr>
+        <w:tc>
+          <w:tcPr>
+            <w:tcW w:w="3006" w:type="dxa"/>
+          </w:tcPr>
+          <w:p>
+            <w:pPr>
+              <w:pStyle w:val="4"/>
+              <w:spacing w:line="276" w:lineRule="auto"/>
+              <w:outlineLvl w:val="3"/>
+              <w:rPr>
+                <w:rFonts w:ascii="David" w:hAnsi="David" w:cs="David"/>
+                <w:b w:val="0"/>
+                <w:bCs w:val="0"/>
+                <w:sz w:val="24"/>
+                <w:szCs w:val="24"/>
+                <w:rtl/>
+              </w:rPr>
+            </w:pPr>
+            <w:r>
+              <w:rPr>
+                <w:rFonts w:ascii="David" w:hAnsi="David" w:cs="David"/>
+                <w:b w:val="0"/>
+                <w:bCs w:val="0"/>
+                <w:sz w:val="24"/>
+                <w:szCs w:val="24"/>
+              </w:rPr>
+              <w:t>OneItem.xml</w:t>
+            </w:r>
+          </w:p>
+        </w:tc>
+        <w:tc>
+          <w:tcPr>
+            <w:tcW w:w="3006" w:type="dxa"/>
+          </w:tcPr>
+          <w:p>
+            <w:pPr>
+              <w:pStyle w:val="4"/>
+              <w:spacing w:line="276" w:lineRule="auto"/>
+              <w:outlineLvl w:val="3"/>
+              <w:rPr>
+                <w:rFonts w:ascii="David" w:hAnsi="David" w:cs="David"/>
+                <w:b w:val="0"/>
+                <w:bCs w:val="0"/>
+                <w:sz w:val="24"/>
+                <w:szCs w:val="24"/>
+                <w:rtl/>
+              </w:rPr>
+            </w:pPr>
+            <w:r>
+              <w:rPr>
+                <w:rFonts w:ascii="David" w:hAnsi="David" w:cs="David"/>
+                <w:b w:val="0"/>
+                <w:bCs w:val="0"/>
+                <w:sz w:val="24"/>
+                <w:szCs w:val="24"/>
+              </w:rPr>
+              <w:t>ListOfLessons.cs</w:t>
+            </w:r>
+          </w:p>
+        </w:tc>
+        <w:tc>
+          <w:tcPr>
+            <w:tcW w:w="3007" w:type="dxa"/>
+          </w:tcPr>
+          <w:p>
+            <w:pPr>
+              <w:pStyle w:val="4"/>
+              <w:spacing w:line="276" w:lineRule="auto"/>
+              <w:outlineLvl w:val="3"/>
+              <w:rPr>
+                <w:rFonts w:ascii="David" w:hAnsi="David" w:cs="David"/>
+                <w:b w:val="0"/>
+                <w:bCs w:val="0"/>
+                <w:sz w:val="24"/>
+                <w:szCs w:val="24"/>
+                <w:rtl/>
+              </w:rPr>
+            </w:pPr>
+            <w:r>
+              <w:rPr>
+                <w:rFonts w:ascii="David" w:hAnsi="David" w:cs="David" w:hint="cs"/>
+                <w:b w:val="0"/>
+                <w:bCs w:val="0"/>
+                <w:sz w:val="24"/>
+                <w:szCs w:val="24"/>
+                <w:rtl/>
+              </w:rPr>
+              <w:t>מסך המייצג איבר אחד ברשימת שיעורי התלמיד</w:t>
+            </w:r>
+          </w:p>
+        </w:tc>
+      </w:tr>
+      <w:tr>
+        <w:tc>
+          <w:tcPr>
+            <w:tcW w:w="3006" w:type="dxa"/>
+          </w:tcPr>
+          <w:p>
+            <w:pPr>
+              <w:pStyle w:val="4"/>
+              <w:spacing w:line="276" w:lineRule="auto"/>
+              <w:outlineLvl w:val="3"/>
+              <w:rPr>
+                <w:rFonts w:ascii="David" w:hAnsi="David" w:cs="David"/>
+                <w:b w:val="0"/>
+                <w:bCs w:val="0"/>
+                <w:sz w:val="24"/>
+                <w:szCs w:val="24"/>
+                <w:rtl/>
+              </w:rPr>
+            </w:pPr>
+            <w:r>
+              <w:rPr>
+                <w:rFonts w:ascii="David" w:hAnsi="David" w:cs="David"/>
+                <w:b w:val="0"/>
+                <w:bCs w:val="0"/>
+                <w:sz w:val="24"/>
+                <w:szCs w:val="24"/>
+              </w:rPr>
+              <w:t>student_register.xml</w:t>
+            </w:r>
+          </w:p>
+        </w:tc>
+        <w:tc>
+          <w:tcPr>
+            <w:tcW w:w="3006" w:type="dxa"/>
+          </w:tcPr>
+          <w:p>
+            <w:pPr>
+              <w:pStyle w:val="4"/>
+              <w:spacing w:line="276" w:lineRule="auto"/>
+              <w:outlineLvl w:val="3"/>
+              <w:rPr>
+                <w:rFonts w:ascii="David" w:hAnsi="David" w:cs="David"/>
+                <w:b w:val="0"/>
+                <w:bCs w:val="0"/>
+                <w:sz w:val="24"/>
+                <w:szCs w:val="24"/>
+                <w:rtl/>
+              </w:rPr>
+            </w:pPr>
+            <w:r>
+              <w:rPr>
+                <w:rFonts w:ascii="David" w:hAnsi="David" w:cs="David"/>
+                <w:b w:val="0"/>
+                <w:bCs w:val="0"/>
+                <w:sz w:val="24"/>
+                <w:szCs w:val="24"/>
+              </w:rPr>
+              <w:t>StudentActivityRegister.cs</w:t>
+            </w:r>
+          </w:p>
+        </w:tc>
+        <w:tc>
+          <w:tcPr>
+            <w:tcW w:w="3007" w:type="dxa"/>
+          </w:tcPr>
+          <w:p>
+            <w:pPr>
+              <w:pStyle w:val="4"/>
+              <w:spacing w:line="276" w:lineRule="auto"/>
+              <w:outlineLvl w:val="3"/>
+              <w:rPr>
+                <w:rFonts w:ascii="David" w:hAnsi="David" w:cs="David"/>
+                <w:b w:val="0"/>
+                <w:bCs w:val="0"/>
+                <w:sz w:val="24"/>
+                <w:szCs w:val="24"/>
+                <w:rtl/>
+              </w:rPr>
+            </w:pPr>
+            <w:r>
+              <w:rPr>
+                <w:rFonts w:ascii="David" w:hAnsi="David" w:cs="David" w:hint="cs"/>
+                <w:b w:val="0"/>
+                <w:bCs w:val="0"/>
+                <w:sz w:val="24"/>
+                <w:szCs w:val="24"/>
+                <w:rtl/>
+              </w:rPr>
+              <w:t xml:space="preserve">מסך הרשמת </w:t>
+            </w:r>
+            <w:r>
+              <w:rPr>
+                <w:rFonts w:ascii="David" w:hAnsi="David" w:cs="David" w:hint="cs"/>
+                <w:b w:val="0"/>
+                <w:bCs w:val="0"/>
+                <w:sz w:val="24"/>
+                <w:szCs w:val="24"/>
+                <w:rtl/>
+              </w:rPr>
+              <w:t>התלמיד</w:t>
+            </w:r>
+          </w:p>
+        </w:tc>
+      </w:tr>
+      <w:tr>
+        <w:tc>
+          <w:tcPr>
+            <w:tcW w:w="3006" w:type="dxa"/>
+          </w:tcPr>
+          <w:p>
+            <w:pPr>
+              <w:pStyle w:val="4"/>
+              <w:spacing w:line="276" w:lineRule="auto"/>
+              <w:outlineLvl w:val="3"/>
+              <w:rPr>
+                <w:rFonts w:ascii="David" w:hAnsi="David" w:cs="David"/>
+                <w:b w:val="0"/>
+                <w:bCs w:val="0"/>
+                <w:sz w:val="24"/>
+                <w:szCs w:val="24"/>
+                <w:rtl/>
+              </w:rPr>
+            </w:pPr>
+            <w:r>
+              <w:rPr>
+                <w:rFonts w:ascii="David" w:hAnsi="David" w:cs="David"/>
+                <w:b w:val="0"/>
+                <w:bCs w:val="0"/>
+                <w:sz w:val="24"/>
+                <w:szCs w:val="24"/>
+              </w:rPr>
+              <w:t>StudentLayout.xml</w:t>
+            </w:r>
+          </w:p>
+        </w:tc>
+        <w:tc>
+          <w:tcPr>
+            <w:tcW w:w="3006" w:type="dxa"/>
+          </w:tcPr>
+          <w:p>
+            <w:pPr>
+              <w:pStyle w:val="4"/>
+              <w:spacing w:line="276" w:lineRule="auto"/>
+              <w:outlineLvl w:val="3"/>
+              <w:rPr>
+                <w:rFonts w:ascii="David" w:hAnsi="David" w:cs="David"/>
+                <w:b w:val="0"/>
+                <w:bCs w:val="0"/>
+                <w:sz w:val="24"/>
+                <w:szCs w:val="24"/>
+                <w:rtl/>
+              </w:rPr>
+            </w:pPr>
+            <w:r>
+              <w:rPr>
+                <w:rFonts w:ascii="David" w:hAnsi="David" w:cs="David"/>
+                <w:b w:val="0"/>
+                <w:bCs w:val="0"/>
+                <w:sz w:val="24"/>
+                <w:szCs w:val="24"/>
+              </w:rPr>
+              <w:t>StudentActivity.cs</w:t>
+            </w:r>
+          </w:p>
+        </w:tc>
+        <w:tc>
+          <w:tcPr>
+            <w:tcW w:w="3007" w:type="dxa"/>
+          </w:tcPr>
+          <w:p>
+            <w:pPr>
+              <w:pStyle w:val="4"/>
+              <w:spacing w:line="276" w:lineRule="auto"/>
+              <w:jc w:val="left"/>
+              <w:outlineLvl w:val="3"/>
+              <w:rPr>
+                <w:rFonts w:ascii="David" w:hAnsi="David" w:cs="David"/>
+                <w:b w:val="0"/>
+                <w:bCs w:val="0"/>
+                <w:sz w:val="24"/>
+                <w:szCs w:val="24"/>
+                <w:rtl/>
+              </w:rPr>
+            </w:pPr>
+            <w:r>
+              <w:rPr>
+                <w:rFonts w:ascii="David" w:hAnsi="David" w:cs="David" w:hint="cs"/>
+                <w:b w:val="0"/>
+                <w:bCs w:val="0"/>
+                <w:sz w:val="24"/>
+                <w:szCs w:val="24"/>
+                <w:rtl/>
+              </w:rPr>
+              <w:t xml:space="preserve">מסך משני </w:t>
+            </w:r>
+            <w:r>
+              <w:rPr>
+                <w:rFonts w:ascii="David" w:hAnsi="David" w:cs="David"/>
+                <w:b w:val="0"/>
+                <w:bCs w:val="0"/>
+                <w:sz w:val="24"/>
+                <w:szCs w:val="24"/>
+                <w:rtl/>
+              </w:rPr>
+              <w:t>–</w:t>
+            </w:r>
+            <w:r>
+              <w:rPr>
+                <w:rFonts w:ascii="David" w:hAnsi="David" w:cs="David" w:hint="cs"/>
+                <w:b w:val="0"/>
+                <w:bCs w:val="0"/>
+                <w:sz w:val="24"/>
+                <w:szCs w:val="24"/>
+                <w:rtl/>
+              </w:rPr>
+              <w:t xml:space="preserve"> המסך הראשי לתלמיד לאחר התחברותו כתלמיד</w:t>
+            </w:r>
+          </w:p>
+        </w:tc>
+      </w:tr>
+      <w:tr>
+        <w:tc>
+          <w:tcPr>
+            <w:tcW w:w="3006" w:type="dxa"/>
+          </w:tcPr>
+          <w:p>
+            <w:pPr>
+              <w:pStyle w:val="4"/>
+              <w:spacing w:line="276" w:lineRule="auto"/>
+              <w:outlineLvl w:val="3"/>
+              <w:rPr>
+                <w:rFonts w:ascii="David" w:hAnsi="David" w:cs="David"/>
+                <w:b w:val="0"/>
+                <w:bCs w:val="0"/>
+                <w:sz w:val="24"/>
+                <w:szCs w:val="24"/>
+                <w:rtl/>
+              </w:rPr>
+            </w:pPr>
+            <w:r>
+              <w:rPr>
+                <w:rFonts w:ascii="David" w:hAnsi="David" w:cs="David"/>
+                <w:b w:val="0"/>
+                <w:bCs w:val="0"/>
+                <w:sz w:val="24"/>
+                <w:szCs w:val="24"/>
+              </w:rPr>
+              <w:t>teacher_register.xml</w:t>
+            </w:r>
+          </w:p>
+        </w:tc>
+        <w:tc>
+          <w:tcPr>
+            <w:tcW w:w="3006" w:type="dxa"/>
+          </w:tcPr>
+          <w:p>
+            <w:pPr>
+              <w:pStyle w:val="4"/>
+              <w:spacing w:line="276" w:lineRule="auto"/>
+              <w:outlineLvl w:val="3"/>
+              <w:rPr>
+                <w:rFonts w:ascii="David" w:hAnsi="David" w:cs="David"/>
+                <w:b w:val="0"/>
+                <w:bCs w:val="0"/>
+                <w:sz w:val="24"/>
+                <w:szCs w:val="24"/>
+                <w:rtl/>
+              </w:rPr>
+            </w:pPr>
+            <w:r>
+              <w:rPr>
+                <w:rFonts w:ascii="David" w:hAnsi="David" w:cs="David"/>
+                <w:b w:val="0"/>
+                <w:bCs w:val="0"/>
+                <w:sz w:val="24"/>
+                <w:szCs w:val="24"/>
+              </w:rPr>
+              <w:t>TeacherActivityRegister.cs</w:t>
+            </w:r>
+          </w:p>
+        </w:tc>
+        <w:tc>
+          <w:tcPr>
+            <w:tcW w:w="3007" w:type="dxa"/>
+          </w:tcPr>
+          <w:p>
+            <w:pPr>
+              <w:pStyle w:val="4"/>
+              <w:spacing w:line="276" w:lineRule="auto"/>
+              <w:outlineLvl w:val="3"/>
+              <w:rPr>
+                <w:rFonts w:ascii="David" w:hAnsi="David" w:cs="David"/>
+                <w:b w:val="0"/>
+                <w:bCs w:val="0"/>
+                <w:sz w:val="24"/>
+                <w:szCs w:val="24"/>
+                <w:rtl/>
+              </w:rPr>
+            </w:pPr>
+            <w:r>
+              <w:rPr>
+                <w:rFonts w:ascii="David" w:hAnsi="David" w:cs="David" w:hint="cs"/>
+                <w:b w:val="0"/>
+                <w:bCs w:val="0"/>
+                <w:sz w:val="24"/>
+                <w:szCs w:val="24"/>
+                <w:rtl/>
+              </w:rPr>
+              <w:t>מסך הרשמת המורה</w:t>
+            </w:r>
+          </w:p>
+        </w:tc>
+      </w:tr>
+      <w:tr>
+        <w:tc>
+          <w:tcPr>
+            <w:tcW w:w="3006" w:type="dxa"/>
+          </w:tcPr>
+          <w:p>
+            <w:pPr>
+              <w:pStyle w:val="4"/>
+              <w:spacing w:line="276" w:lineRule="auto"/>
+              <w:outlineLvl w:val="3"/>
+              <w:rPr>
+                <w:rFonts w:ascii="David" w:hAnsi="David" w:cs="David"/>
+                <w:b w:val="0"/>
+                <w:bCs w:val="0"/>
+                <w:sz w:val="24"/>
+                <w:szCs w:val="24"/>
+                <w:rtl/>
+              </w:rPr>
+            </w:pPr>
+            <w:r>
+              <w:rPr>
+                <w:rFonts w:ascii="David" w:hAnsi="David" w:cs="David"/>
+                <w:b w:val="0"/>
+                <w:bCs w:val="0"/>
+                <w:sz w:val="24"/>
+                <w:szCs w:val="24"/>
+              </w:rPr>
+              <w:t>TeacherLayout.xml</w:t>
+            </w:r>
+          </w:p>
+        </w:tc>
+        <w:tc>
+          <w:tcPr>
+            <w:tcW w:w="3006" w:type="dxa"/>
+          </w:tcPr>
+          <w:p>
+            <w:pPr>
+              <w:pStyle w:val="4"/>
+              <w:spacing w:line="276" w:lineRule="auto"/>
+              <w:outlineLvl w:val="3"/>
+              <w:rPr>
+                <w:rFonts w:ascii="David" w:hAnsi="David" w:cs="David"/>
+                <w:b w:val="0"/>
+                <w:bCs w:val="0"/>
+                <w:sz w:val="24"/>
+                <w:szCs w:val="24"/>
+                <w:rtl/>
+              </w:rPr>
+            </w:pPr>
+            <w:r>
+              <w:rPr>
+                <w:rFonts w:ascii="David" w:hAnsi="David" w:cs="David"/>
+                <w:b w:val="0"/>
+                <w:bCs w:val="0"/>
+                <w:sz w:val="24"/>
+                <w:szCs w:val="24"/>
+              </w:rPr>
+              <w:t>TeacherActivity.cs</w:t>
+            </w:r>
+          </w:p>
+        </w:tc>
+        <w:tc>
+          <w:tcPr>
+            <w:tcW w:w="3007" w:type="dxa"/>
+          </w:tcPr>
+          <w:p>
+            <w:pPr>
+              <w:pStyle w:val="4"/>
+              <w:spacing w:line="276" w:lineRule="auto"/>
+              <w:jc w:val="left"/>
+              <w:outlineLvl w:val="3"/>
+              <w:rPr>
+                <w:rFonts w:ascii="David" w:hAnsi="David" w:cs="David"/>
+                <w:b w:val="0"/>
+                <w:bCs w:val="0"/>
+                <w:sz w:val="24"/>
+                <w:szCs w:val="24"/>
+                <w:rtl/>
+              </w:rPr>
+            </w:pPr>
+            <w:r>
+              <w:rPr>
+                <w:rFonts w:ascii="David" w:hAnsi="David" w:cs="David" w:hint="cs"/>
+                <w:b w:val="0"/>
+                <w:bCs w:val="0"/>
+                <w:sz w:val="24"/>
+                <w:szCs w:val="24"/>
+                <w:rtl/>
+              </w:rPr>
+              <w:t xml:space="preserve">מסך משני </w:t>
+            </w:r>
+            <w:r>
+              <w:rPr>
+                <w:rFonts w:ascii="David" w:hAnsi="David" w:cs="David"/>
+                <w:b w:val="0"/>
+                <w:bCs w:val="0"/>
+                <w:sz w:val="24"/>
+                <w:szCs w:val="24"/>
+                <w:rtl/>
+              </w:rPr>
+              <w:t>–</w:t>
+            </w:r>
+            <w:r>
+              <w:rPr>
+                <w:rFonts w:ascii="David" w:hAnsi="David" w:cs="David" w:hint="cs"/>
+                <w:b w:val="0"/>
+                <w:bCs w:val="0"/>
+                <w:sz w:val="24"/>
+                <w:szCs w:val="24"/>
+                <w:rtl/>
+              </w:rPr>
+              <w:t xml:space="preserve"> המסך הראשי </w:t>
+            </w:r>
+            <w:r>
+              <w:rPr>
+                <w:rFonts w:ascii="David" w:hAnsi="David" w:cs="David" w:hint="cs"/>
+                <w:b w:val="0"/>
+                <w:bCs w:val="0"/>
+                <w:sz w:val="24"/>
+                <w:szCs w:val="24"/>
+                <w:rtl/>
+              </w:rPr>
+              <w:t>למורה</w:t>
+            </w:r>
+            <w:r>
+              <w:rPr>
+                <w:rFonts w:ascii="David" w:hAnsi="David" w:cs="David" w:hint="cs"/>
+                <w:b w:val="0"/>
+                <w:bCs w:val="0"/>
+                <w:sz w:val="24"/>
+                <w:szCs w:val="24"/>
+                <w:rtl/>
+              </w:rPr>
+              <w:t xml:space="preserve"> לאחר התחברותו </w:t>
+            </w:r>
+            <w:r>
+              <w:rPr>
+                <w:rFonts w:ascii="David" w:hAnsi="David" w:cs="David" w:hint="cs"/>
+                <w:b w:val="0"/>
+                <w:bCs w:val="0"/>
+                <w:sz w:val="24"/>
+                <w:szCs w:val="24"/>
+                <w:rtl/>
+              </w:rPr>
+              <w:t>כמורה</w:t>
+            </w:r>
+          </w:p>
+        </w:tc>
+      </w:tr>
+      <w:tr>
+        <w:tc>
+          <w:tcPr>
+            <w:tcW w:w="3006" w:type="dxa"/>
+          </w:tcPr>
+          <w:p>
+            <w:pPr>
+              <w:pStyle w:val="4"/>
+              <w:spacing w:line="276" w:lineRule="auto"/>
+              <w:outlineLvl w:val="3"/>
+              <w:rPr>
+                <w:rFonts w:ascii="David" w:hAnsi="David" w:cs="David"/>
+                <w:b w:val="0"/>
+                <w:bCs w:val="0"/>
+                <w:sz w:val="24"/>
+                <w:szCs w:val="24"/>
+                <w:rtl/>
+              </w:rPr>
+            </w:pPr>
+            <w:r>
+              <w:rPr>
+                <w:rFonts w:ascii="David" w:hAnsi="David" w:cs="David"/>
+                <w:b w:val="0"/>
+                <w:bCs w:val="0"/>
+                <w:sz w:val="24"/>
+                <w:szCs w:val="24"/>
+              </w:rPr>
+              <w:t>WhatsNewCheckList.xml</w:t>
+            </w:r>
+          </w:p>
+        </w:tc>
+        <w:tc>
+          <w:tcPr>
+            <w:tcW w:w="3006" w:type="dxa"/>
+          </w:tcPr>
+          <w:p>
+            <w:pPr>
+              <w:pStyle w:val="4"/>
+              <w:spacing w:line="276" w:lineRule="auto"/>
+              <w:outlineLvl w:val="3"/>
+              <w:rPr>
+                <w:rFonts w:ascii="David" w:hAnsi="David" w:cs="David"/>
+                <w:b w:val="0"/>
+                <w:bCs w:val="0"/>
+                <w:sz w:val="24"/>
+                <w:szCs w:val="24"/>
+                <w:rtl/>
+              </w:rPr>
+            </w:pPr>
+            <w:r>
+              <w:rPr>
+                <w:rFonts w:ascii="David" w:hAnsi="David" w:cs="David"/>
+                <w:b w:val="0"/>
+                <w:bCs w:val="0"/>
+                <w:sz w:val="24"/>
+                <w:szCs w:val="24"/>
+              </w:rPr>
+              <w:t>WhatsNewActivity.cs</w:t>
+            </w:r>
+          </w:p>
+        </w:tc>
+        <w:tc>
+          <w:tcPr>
+            <w:tcW w:w="3007" w:type="dxa"/>
+          </w:tcPr>
+          <w:p>
+            <w:pPr>
+              <w:pStyle w:val="4"/>
+              <w:spacing w:line="276" w:lineRule="auto"/>
+              <w:outlineLvl w:val="3"/>
+              <w:rPr>
+                <w:rFonts w:ascii="David" w:hAnsi="David" w:cs="David"/>
+                <w:b w:val="0"/>
+                <w:bCs w:val="0"/>
+                <w:sz w:val="24"/>
+                <w:szCs w:val="24"/>
+                <w:rtl/>
+              </w:rPr>
+            </w:pPr>
+            <w:r>
+              <w:rPr>
+                <w:rFonts w:ascii="David" w:hAnsi="David" w:cs="David" w:hint="cs"/>
+                <w:b w:val="0"/>
+                <w:bCs w:val="0"/>
+                <w:sz w:val="24"/>
+                <w:szCs w:val="24"/>
+                <w:rtl/>
+              </w:rPr>
+              <w:t>מסך בחירת אבני דרך לרישיון הנהיגה</w:t>
+            </w:r>
+          </w:p>
+        </w:tc>
+      </w:tr>
+    </w:tbl>
+    <w:p>
+      <w:pPr>
+        <w:rPr>
+          <w:rtl/>
+        </w:rPr>
+      </w:pPr>
     </w:p>
     <w:p>
       <w:pPr>
+        <w:bidi w:val="0"/>
+        <w:spacing w:line="240" w:lineRule="auto"/>
+        <w:jc w:val="left"/>
+        <w:rPr>
+          <w:rtl/>
+        </w:rPr>
+      </w:pPr>
+      <w:r>
+        <w:rPr>
+          <w:rtl/>
+        </w:rPr>
+        <w:br w:type="page"/>
+      </w:r>
+    </w:p>
+    <w:p/>
+    <w:p>
+      <w:pPr>
         <w:pStyle w:val="4"/>
         <w:spacing w:line="276" w:lineRule="auto"/>
         <w:rPr>
@@ -11591,73 +13103,6 @@
           <w:rtl/>
         </w:rPr>
       </w:pPr>
-      <w:bookmarkStart w:id="33" w:name="_Toc29994035"/>
-      <w:r>
-        <w:rPr>
-          <w:rFonts w:ascii="David" w:hAnsi="David" w:cs="David"/>
-        </w:rPr>
-        <w:t>Layouts</w:t>
-      </w:r>
-      <w:bookmarkEnd w:id="33"/>
-    </w:p>
-    <w:p>
-      <w:pPr>
-        <w:spacing w:line="276" w:lineRule="auto"/>
-        <w:rPr>
-          <w:rFonts w:ascii="David" w:hAnsi="David"/>
-          <w:color w:val="0000FF"/>
-          <w:rtl/>
-        </w:rPr>
-      </w:pPr>
-      <w:r>
-        <w:rPr>
-          <w:rFonts w:ascii="David" w:hAnsi="David"/>
-          <w:color w:val="0000FF"/>
-          <w:rtl/>
-        </w:rPr>
-        <w:t>פרטו את קבצי ה-</w:t>
-      </w:r>
-      <w:r>
-        <w:rPr>
-          <w:rFonts w:ascii="David" w:hAnsi="David"/>
-          <w:color w:val="0000FF"/>
-        </w:rPr>
-        <w:t>XML</w:t>
-      </w:r>
-      <w:r>
-        <w:rPr>
-          <w:rFonts w:ascii="David" w:hAnsi="David"/>
-          <w:color w:val="0000FF"/>
-          <w:rtl/>
-        </w:rPr>
-        <w:t xml:space="preserve"> וציינו לאיזה </w:t>
-      </w:r>
-      <w:r>
-        <w:rPr>
-          <w:rFonts w:ascii="David" w:hAnsi="David"/>
-          <w:color w:val="0000FF"/>
-        </w:rPr>
-        <w:t xml:space="preserve">Activity </w:t>
-      </w:r>
-      <w:r>
-        <w:rPr>
-          <w:rFonts w:ascii="David" w:hAnsi="David"/>
-          <w:color w:val="0000FF"/>
-          <w:rtl/>
-        </w:rPr>
-        <w:t xml:space="preserve"> כל אחד מהם מתאים.</w:t>
-      </w:r>
-    </w:p>
-    <w:p>
-      <w:pPr>
-        <w:pStyle w:val="4"/>
-        <w:spacing w:line="276" w:lineRule="auto"/>
-        <w:rPr>
-          <w:rFonts w:ascii="David" w:hAnsi="David" w:cs="David"/>
-          <w:rtl/>
-        </w:rPr>
-      </w:pPr>
-      <w:bookmarkStart w:id="34" w:name="_Toc29994036"/>
       <w:r>
         <w:rPr>
           <w:rFonts w:ascii="David" w:hAnsi="David" w:cs="David"/>
@@ -11666,54 +13111,273 @@
       </w:r>
       <w:bookmarkEnd w:id="34"/>
     </w:p>
-    <w:p>
-      <w:pPr>
-        <w:spacing w:line="276" w:lineRule="auto"/>
-        <w:rPr>
-          <w:rFonts w:ascii="David" w:hAnsi="David"/>
-          <w:color w:val="0000FF"/>
-          <w:rtl/>
-        </w:rPr>
-      </w:pPr>
-      <w:r>
-        <w:rPr>
-          <w:rFonts w:ascii="David" w:hAnsi="David"/>
-          <w:color w:val="0000FF"/>
-          <w:rtl/>
-        </w:rPr>
-        <w:t>פרטו את קבצי ה-</w:t>
-      </w:r>
-      <w:r>
-        <w:rPr>
-          <w:rFonts w:ascii="David" w:hAnsi="David"/>
-          <w:color w:val="0000FF"/>
-        </w:rPr>
-        <w:t>XML</w:t>
-      </w:r>
-      <w:r>
-        <w:rPr>
-          <w:rFonts w:ascii="David" w:hAnsi="David"/>
-          <w:color w:val="0000FF"/>
-          <w:rtl/>
-        </w:rPr>
-        <w:t xml:space="preserve"> וציינו איזה תפריט כל אחד מהם מממש ובאיזה </w:t>
-      </w:r>
-      <w:r>
-        <w:rPr>
-          <w:rFonts w:ascii="David" w:hAnsi="David"/>
-          <w:color w:val="0000FF"/>
-        </w:rPr>
-        <w:t>Activity</w:t>
-      </w:r>
-      <w:r>
-        <w:rPr>
-          <w:rFonts w:ascii="David" w:hAnsi="David"/>
-          <w:color w:val="0000FF"/>
-          <w:rtl/>
-        </w:rPr>
-        <w:t xml:space="preserve"> נעשה בו שימוש.</w:t>
-      </w:r>
-    </w:p>
+    <w:tbl>
+      <w:tblPr>
+        <w:tblStyle w:val="a8"/>
+        <w:bidiVisual/>
+        <w:tblW w:w="0" w:type="auto"/>
+        <w:tblLook w:val="04A0" w:firstRow="1" w:lastRow="0" w:firstColumn="1" w:lastColumn="0" w:noHBand="0" w:noVBand="1"/>
+      </w:tblPr>
+      <w:tblGrid>
+        <w:gridCol w:w="3006"/>
+        <w:gridCol w:w="3006"/>
+        <w:gridCol w:w="3007"/>
+      </w:tblGrid>
+      <w:tr>
+        <w:tc>
+          <w:tcPr>
+            <w:tcW w:w="3006" w:type="dxa"/>
+          </w:tcPr>
+          <w:p>
+            <w:pPr>
+              <w:spacing w:line="276" w:lineRule="auto"/>
+              <w:rPr>
+                <w:rFonts w:ascii="David" w:hAnsi="David" w:hint="cs"/>
+                <w:b/>
+                <w:bCs/>
+              </w:rPr>
+            </w:pPr>
+            <w:r>
+              <w:rPr>
+                <w:rFonts w:ascii="David" w:hAnsi="David" w:hint="cs"/>
+                <w:b/>
+                <w:bCs/>
+                <w:rtl/>
+              </w:rPr>
+              <w:t xml:space="preserve">שם ה </w:t>
+            </w:r>
+            <w:r>
+              <w:rPr>
+                <w:rFonts w:ascii="David" w:hAnsi="David"/>
+                <w:b/>
+                <w:bCs/>
+              </w:rPr>
+              <w:t>Menu</w:t>
+            </w:r>
+          </w:p>
+        </w:tc>
+        <w:tc>
+          <w:tcPr>
+            <w:tcW w:w="3006" w:type="dxa"/>
+          </w:tcPr>
+          <w:p>
+            <w:pPr>
+              <w:spacing w:line="276" w:lineRule="auto"/>
+              <w:rPr>
+                <w:rFonts w:ascii="David" w:hAnsi="David" w:hint="cs"/>
+                <w:b/>
+                <w:bCs/>
+                <w:rtl/>
+              </w:rPr>
+            </w:pPr>
+            <w:r>
+              <w:rPr>
+                <w:rFonts w:ascii="David" w:hAnsi="David" w:hint="cs"/>
+                <w:b/>
+                <w:bCs/>
+                <w:rtl/>
+              </w:rPr>
+              <w:t xml:space="preserve">לאיזה </w:t>
+            </w:r>
+            <w:r>
+              <w:rPr>
+                <w:rFonts w:ascii="David" w:hAnsi="David"/>
+                <w:b/>
+                <w:bCs/>
+              </w:rPr>
+              <w:t>Activity</w:t>
+            </w:r>
+            <w:r>
+              <w:rPr>
+                <w:rFonts w:ascii="David" w:hAnsi="David" w:hint="cs"/>
+                <w:b/>
+                <w:bCs/>
+                <w:rtl/>
+              </w:rPr>
+              <w:t xml:space="preserve"> ה </w:t>
+            </w:r>
+            <w:r>
+              <w:rPr>
+                <w:rFonts w:ascii="David" w:hAnsi="David"/>
+                <w:b/>
+                <w:bCs/>
+              </w:rPr>
+              <w:t>Menu</w:t>
+            </w:r>
+            <w:r>
+              <w:rPr>
+                <w:rFonts w:ascii="David" w:hAnsi="David" w:hint="cs"/>
+                <w:b/>
+                <w:bCs/>
+                <w:rtl/>
+              </w:rPr>
+              <w:t xml:space="preserve"> שייך</w:t>
+            </w:r>
+          </w:p>
+        </w:tc>
+        <w:tc>
+          <w:tcPr>
+            <w:tcW w:w="3007" w:type="dxa"/>
+          </w:tcPr>
+          <w:p>
+            <w:pPr>
+              <w:spacing w:line="276" w:lineRule="auto"/>
+              <w:rPr>
+                <w:rFonts w:ascii="David" w:hAnsi="David"/>
+                <w:rtl/>
+              </w:rPr>
+            </w:pPr>
+            <w:r>
+              <w:rPr>
+                <w:rFonts w:ascii="David" w:hAnsi="David" w:hint="cs"/>
+                <w:rtl/>
+              </w:rPr>
+              <w:t>הסבר</w:t>
+            </w:r>
+          </w:p>
+        </w:tc>
+      </w:tr>
+      <w:tr>
+        <w:tc>
+          <w:tcPr>
+            <w:tcW w:w="3006" w:type="dxa"/>
+          </w:tcPr>
+          <w:p>
+            <w:pPr>
+              <w:spacing w:line="276" w:lineRule="auto"/>
+              <w:rPr>
+                <w:rFonts w:ascii="David" w:hAnsi="David"/>
+                <w:rtl/>
+              </w:rPr>
+            </w:pPr>
+            <w:r>
+              <w:rPr>
+                <w:rFonts w:ascii="David" w:hAnsi="David"/>
+              </w:rPr>
+              <w:t>mnuMainActivity</w:t>
+            </w:r>
+          </w:p>
+        </w:tc>
+        <w:tc>
+          <w:tcPr>
+            <w:tcW w:w="3006" w:type="dxa"/>
+          </w:tcPr>
+          <w:p>
+            <w:pPr>
+              <w:spacing w:line="276" w:lineRule="auto"/>
+              <w:rPr>
+                <w:rFonts w:ascii="David" w:hAnsi="David" w:hint="cs"/>
+                <w:rtl/>
+              </w:rPr>
+            </w:pPr>
+            <w:r>
+              <w:rPr>
+                <w:rFonts w:ascii="David" w:hAnsi="David" w:hint="cs"/>
+                <w:rtl/>
+              </w:rPr>
+              <w:t xml:space="preserve">כל ה </w:t>
+            </w:r>
+            <w:r>
+              <w:rPr>
+                <w:rFonts w:ascii="David" w:hAnsi="David"/>
+              </w:rPr>
+              <w:t>Activities</w:t>
+            </w:r>
+          </w:p>
+        </w:tc>
+        <w:tc>
+          <w:tcPr>
+            <w:tcW w:w="3007" w:type="dxa"/>
+          </w:tcPr>
+          <w:p>
+            <w:pPr>
+              <w:spacing w:line="276" w:lineRule="auto"/>
+              <w:jc w:val="left"/>
+              <w:rPr>
+                <w:rFonts w:ascii="David" w:hAnsi="David"/>
+                <w:rtl/>
+              </w:rPr>
+            </w:pPr>
+            <w:r>
+              <w:rPr>
+                <w:rFonts w:ascii="David" w:hAnsi="David" w:hint="cs"/>
+                <w:rtl/>
+              </w:rPr>
+              <w:t>חוזר למסך הראשי שהאפליקציה התחילה בו</w:t>
+            </w:r>
+          </w:p>
+        </w:tc>
+      </w:tr>
+      <w:tr>
+        <w:tc>
+          <w:tcPr>
+            <w:tcW w:w="3006" w:type="dxa"/>
+          </w:tcPr>
+          <w:p>
+            <w:pPr>
+              <w:spacing w:line="276" w:lineRule="auto"/>
+              <w:rPr>
+                <w:rFonts w:ascii="David" w:hAnsi="David"/>
+                <w:rtl/>
+              </w:rPr>
+            </w:pPr>
+            <w:r>
+              <w:rPr>
+                <w:rFonts w:ascii="David" w:hAnsi="David"/>
+              </w:rPr>
+              <w:t>mnuExit</w:t>
+            </w:r>
+          </w:p>
+        </w:tc>
+        <w:tc>
+          <w:tcPr>
+            <w:tcW w:w="3006" w:type="dxa"/>
+          </w:tcPr>
+          <w:p>
+            <w:pPr>
+              <w:spacing w:line="276" w:lineRule="auto"/>
+              <w:rPr>
+                <w:rFonts w:ascii="David" w:hAnsi="David"/>
+                <w:rtl/>
+              </w:rPr>
+            </w:pPr>
+            <w:r>
+              <w:rPr>
+                <w:rFonts w:ascii="David" w:hAnsi="David" w:hint="cs"/>
+                <w:rtl/>
+              </w:rPr>
+              <w:t xml:space="preserve">כל ה </w:t>
+            </w:r>
+            <w:r>
+              <w:rPr>
+                <w:rFonts w:ascii="David" w:hAnsi="David"/>
+              </w:rPr>
+              <w:t>Activities</w:t>
+            </w:r>
+          </w:p>
+        </w:tc>
+        <w:tc>
+          <w:tcPr>
+            <w:tcW w:w="3007" w:type="dxa"/>
+          </w:tcPr>
+          <w:p>
+            <w:pPr>
+              <w:spacing w:line="276" w:lineRule="auto"/>
+              <w:rPr>
+                <w:rFonts w:ascii="David" w:hAnsi="David"/>
+              </w:rPr>
+            </w:pPr>
+            <w:r>
+              <w:rPr>
+                <w:rFonts w:ascii="David" w:hAnsi="David" w:hint="cs"/>
+                <w:rtl/>
+              </w:rPr>
+              <w:t>יוצא מהפליקציה</w:t>
+            </w:r>
+          </w:p>
+        </w:tc>
+      </w:tr>
+    </w:tbl>
     <w:p>
       <w:pPr>
         <w:spacing w:line="276" w:lineRule="auto"/>
@@ -18381,61 +20045,6 @@
           <w:rtl/>
         </w:rPr>
       </w:pPr>
-    </w:p>
-    <w:p>
-      <w:pPr>
-        <w:pStyle w:val="2"/>
-        <w:pageBreakBefore/>
-        <w:spacing w:line="276" w:lineRule="auto"/>
-        <w:rPr>
-          <w:rFonts w:ascii="David" w:hAnsi="David" w:cs="David"/>
-          <w:rtl/>
-        </w:rPr>
-      </w:pPr>
-      <w:bookmarkStart w:id="73" w:name="_Toc29994044"/>
-      <w:bookmarkStart w:id="74" w:name="_Toc39329442"/>
-      <w:r>
-        <w:rPr>
-          <w:rFonts w:ascii="David" w:hAnsi="David" w:cs="David"/>
-          <w:rtl/>
-        </w:rPr>
-        <w:lastRenderedPageBreak/>
-        <w:t xml:space="preserve">כללי </w:t>
-      </w:r>
-      <w:r>
-        <w:rPr>
-          <w:rFonts w:ascii="David" w:hAnsi="David" w:cs="David"/>
-          <w:rtl/>
-        </w:rPr>
-        <w:t xml:space="preserve">משחק </w:t>
-      </w:r>
-      <w:r>
-        <w:rPr>
-          <w:rFonts w:ascii="David" w:hAnsi="David" w:cs="David"/>
-          <w:rtl/>
-        </w:rPr>
-        <w:t>(אופציונלי)</w:t>
-      </w:r>
-      <w:bookmarkEnd w:id="73"/>
-      <w:bookmarkEnd w:id="74"/>
-    </w:p>
-    <w:p>
-      <w:pPr>
-        <w:spacing w:line="276" w:lineRule="auto"/>
-        <w:rPr>
-          <w:rFonts w:ascii="David" w:hAnsi="David"/>
-          <w:color w:val="0000FF"/>
-          <w:rtl/>
-        </w:rPr>
-      </w:pPr>
-      <w:r>
-        <w:rPr>
-          <w:rFonts w:ascii="David" w:hAnsi="David"/>
-          <w:color w:val="0000FF"/>
-          <w:rtl/>
-        </w:rPr>
-        <w:t>(אם מדובר במשחק מוכר)</w:t>
-      </w:r>
     </w:p>
     <w:sectPr>
       <w:headerReference w:type="default" r:id="rId28"/>
@@ -26922,7 +28531,7 @@
 </file>
 
 <file path=customXml/itemProps1.xml><?xml version="1.0" encoding="utf-8"?>
-<ds:datastoreItem xmlns:ds="http://schemas.openxmlformats.org/officeDocument/2006/customXml" ds:itemID="{EA69026F-7EB4-464C-A0D8-3A83AF261E22}">
+<ds:datastoreItem xmlns:ds="http://schemas.openxmlformats.org/officeDocument/2006/customXml" ds:itemID="{A0A69D25-4755-4A45-9DEE-A5BE8CDB37EF}">
   <ds:schemaRefs>
     <ds:schemaRef ds:uri="http://schemas.openxmlformats.org/officeDocument/2006/bibliography"/>
   </ds:schemaRefs>

--- a/Driving Lessons Manager.docx
+++ b/Driving Lessons Manager.docx
@@ -89,6 +89,25 @@
         <w:spacing w:line="276" w:lineRule="auto"/>
         <w:rPr>
           <w:rFonts w:ascii="David" w:hAnsi="David"/>
+          <w:sz w:val="64"/>
+          <w:szCs w:val="64"/>
+        </w:rPr>
+      </w:pPr>
+      <w:r>
+        <w:rPr>
+          <w:rFonts w:ascii="David" w:hAnsi="David"/>
+          <w:sz w:val="64"/>
+          <w:szCs w:val="64"/>
+        </w:rPr>
+        <w:t>Driving Lessons Manager</w:t>
+      </w:r>
+    </w:p>
+    <w:p>
+      <w:pPr>
+        <w:pStyle w:val="Title1"/>
+        <w:spacing w:line="276" w:lineRule="auto"/>
+        <w:rPr>
+          <w:rFonts w:ascii="David" w:hAnsi="David"/>
           <w:sz w:val="24"/>
           <w:szCs w:val="24"/>
           <w:u w:val="none"/>
@@ -97,10 +116,69 @@
       <w:r>
         <w:rPr>
           <w:rFonts w:ascii="David" w:hAnsi="David"/>
+          <w:b w:val="0"/>
+          <w:bCs w:val="0"/>
+          <w:noProof/>
           <w:sz w:val="64"/>
           <w:szCs w:val="64"/>
-        </w:rPr>
-        <w:t>Driving Lessons Manager</w:t>
+          <w:u w:val="none"/>
+        </w:rPr>
+        <w:drawing>
+          <wp:anchor distT="0" distB="0" distL="114300" distR="114300" simplePos="0" relativeHeight="251695616" behindDoc="1" locked="0" layoutInCell="1" allowOverlap="1" wp14:anchorId="45F3BBFC" wp14:editId="1B2F456E">
+            <wp:simplePos x="0" y="0"/>
+            <wp:positionH relativeFrom="margin">
+              <wp:align>left</wp:align>
+            </wp:positionH>
+            <wp:positionV relativeFrom="paragraph">
+              <wp:posOffset>64770</wp:posOffset>
+            </wp:positionV>
+            <wp:extent cx="2133600" cy="2133600"/>
+            <wp:effectExtent l="0" t="0" r="0" b="0"/>
+            <wp:wrapNone/>
+            <wp:docPr id="102" name="תמונה 102"/>
+            <wp:cNvGraphicFramePr>
+              <a:graphicFrameLocks xmlns:a="http://schemas.openxmlformats.org/drawingml/2006/main" noChangeAspect="1"/>
+            </wp:cNvGraphicFramePr>
+            <a:graphic xmlns:a="http://schemas.openxmlformats.org/drawingml/2006/main">
+              <a:graphicData uri="http://schemas.openxmlformats.org/drawingml/2006/picture">
+                <pic:pic xmlns:pic="http://schemas.openxmlformats.org/drawingml/2006/picture">
+                  <pic:nvPicPr>
+                    <pic:cNvPr id="0" name="Picture 16"/>
+                    <pic:cNvPicPr>
+                      <a:picLocks noChangeAspect="1" noChangeArrowheads="1"/>
+                    </pic:cNvPicPr>
+                  </pic:nvPicPr>
+                  <pic:blipFill>
+                    <a:blip r:embed="rId9">
+                      <a:extLst>
+                        <a:ext uri="{28A0092B-C50C-407E-A947-70E740481C1C}">
+                          <a14:useLocalDpi xmlns:a14="http://schemas.microsoft.com/office/drawing/2010/main" val="0"/>
+                        </a:ext>
+                      </a:extLst>
+                    </a:blip>
+                    <a:srcRect/>
+                    <a:stretch>
+                      <a:fillRect/>
+                    </a:stretch>
+                  </pic:blipFill>
+                  <pic:spPr bwMode="auto">
+                    <a:xfrm>
+                      <a:off x="0" y="0"/>
+                      <a:ext cx="2133600" cy="2133600"/>
+                    </a:xfrm>
+                    <a:prstGeom prst="rect">
+                      <a:avLst/>
+                    </a:prstGeom>
+                    <a:noFill/>
+                    <a:ln>
+                      <a:noFill/>
+                    </a:ln>
+                  </pic:spPr>
+                </pic:pic>
+              </a:graphicData>
+            </a:graphic>
+          </wp:anchor>
+        </w:drawing>
       </w:r>
       <w:r>
         <w:rPr>
@@ -5385,7 +5463,25 @@
           <w:sz w:val="24"/>
           <w:rtl/>
         </w:rPr>
-        <w:t>קרה והייתי צריך לבטל, לדחות או להקדים את השיעור וזה כבר סיפור בפני עצמו, בשל העובדה שצריך היה להזיז תלמידים אחרים, בתקווה שהם יכולים כמובן, דבר שלקח זמן והיה מייאש. מוטיבציה נוספת לפרויקט היא שהרעיון הכללי לאיך שהאפליקציה תיראה ותעבוד כבר היה בראש שלי מתחילת העבודה על הפרויקט, דבר שהקל על מהלך העבודה לעומת מקרה אחר בו הייתי עובד על הפרויקט ללא רעיון כללי בראש</w:t>
+        <w:t xml:space="preserve">קרה והייתי צריך לבטל, לדחות או להקדים את השיעור וזה כבר סיפור בפני עצמו, בשל העובדה שצריך היה להזיז תלמידים אחרים, בתקווה שהם יכולים כמובן, דבר שלקח זמן והיה מייאש. מוטיבציה נוספת לפרויקט היא שהרעיון הכללי </w:t>
+      </w:r>
+      <w:proofErr w:type="spellStart"/>
+      <w:r>
+        <w:rPr>
+          <w:rFonts w:ascii="David" w:hAnsi="David"/>
+          <w:sz w:val="24"/>
+          <w:rtl/>
+        </w:rPr>
+        <w:t>לאיך</w:t>
+      </w:r>
+      <w:proofErr w:type="spellEnd"/>
+      <w:r>
+        <w:rPr>
+          <w:rFonts w:ascii="David" w:hAnsi="David"/>
+          <w:sz w:val="24"/>
+          <w:rtl/>
+        </w:rPr>
+        <w:t xml:space="preserve"> שהאפליקציה תיראה ותעבוד כבר היה בראש שלי מתחילת העבודה על הפרויקט, דבר שהקל על מהלך העבודה לעומת מקרה אחר בו הייתי עובד על הפרויקט ללא רעיון כללי בראש</w:t>
       </w:r>
       <w:r>
         <w:rPr>
@@ -5614,12 +5710,14 @@
         </w:rPr>
         <w:t xml:space="preserve">, עלי לקרוא לפונקציה </w:t>
       </w:r>
+      <w:proofErr w:type="spellStart"/>
       <w:r>
         <w:rPr>
           <w:rFonts w:ascii="David" w:hAnsi="David"/>
         </w:rPr>
         <w:t>SelectAll</w:t>
       </w:r>
+      <w:proofErr w:type="spellEnd"/>
       <w:r>
         <w:rPr>
           <w:rFonts w:ascii="David" w:hAnsi="David"/>
@@ -6351,12 +6449,14 @@
         </w:rPr>
         <w:t xml:space="preserve">במשפט </w:t>
       </w:r>
+      <w:proofErr w:type="spellStart"/>
       <w:r>
         <w:rPr>
           <w:rFonts w:ascii="David" w:hAnsi="David"/>
         </w:rPr>
         <w:t>sql</w:t>
       </w:r>
+      <w:proofErr w:type="spellEnd"/>
       <w:r>
         <w:rPr>
           <w:rFonts w:ascii="David" w:hAnsi="David"/>
@@ -6388,7 +6488,23 @@
           <w:rFonts w:ascii="David" w:hAnsi="David"/>
           <w:rtl/>
         </w:rPr>
-        <w:t>. משפט שכזה הוא קשה לכתיב, במיוחד גם כשלא מבינים ויודעים לעומק את כל הדרכים המדויקות שלימו שבו, וזאת משום שאם ישנה טעות אז קשה מאוד לעלות עליה, שכן הודעת השגיאה אינה מראה באופן מדויק היכן הבעיה וכיד לפתור אותה, אם בכלל.</w:t>
+        <w:t xml:space="preserve">. משפט שכזה הוא קשה לכתיב, במיוחד גם </w:t>
+      </w:r>
+      <w:proofErr w:type="spellStart"/>
+      <w:r>
+        <w:rPr>
+          <w:rFonts w:ascii="David" w:hAnsi="David"/>
+          <w:rtl/>
+        </w:rPr>
+        <w:t>כשלא</w:t>
+      </w:r>
+      <w:proofErr w:type="spellEnd"/>
+      <w:r>
+        <w:rPr>
+          <w:rFonts w:ascii="David" w:hAnsi="David"/>
+          <w:rtl/>
+        </w:rPr>
+        <w:t xml:space="preserve"> מבינים ויודעים לעומק את כל הדרכים המדויקות שלימו שבו, וזאת משום שאם ישנה טעות אז קשה מאוד לעלות עליה, שכן הודעת השגיאה אינה מראה באופן מדויק היכן הבעיה וכיד לפתור אותה, אם בכלל.</w:t>
       </w:r>
     </w:p>
     <w:p>
@@ -6476,7 +6592,23 @@
           <w:rFonts w:ascii="David" w:hAnsi="David"/>
           <w:rtl/>
         </w:rPr>
-        <w:t xml:space="preserve">הקושי פה היה להפוך את הכל לרשימה ולהעביר אותה כמו שהיא למסך אחר. לא משנה כמה ניסיתי, לא הצלחתי להעביר את הרשימה כמו שהיא. לכן, נאלצתי להמיר את הרשימה בעזרת לולאת </w:t>
+        <w:t xml:space="preserve">הקושי פה היה להפוך את </w:t>
+      </w:r>
+      <w:proofErr w:type="spellStart"/>
+      <w:r>
+        <w:rPr>
+          <w:rFonts w:ascii="David" w:hAnsi="David"/>
+          <w:rtl/>
+        </w:rPr>
+        <w:t>הכל</w:t>
+      </w:r>
+      <w:proofErr w:type="spellEnd"/>
+      <w:r>
+        <w:rPr>
+          <w:rFonts w:ascii="David" w:hAnsi="David"/>
+          <w:rtl/>
+        </w:rPr>
+        <w:t xml:space="preserve"> לרשימה ולהעביר אותה כמו שהיא למסך אחר. לא משנה כמה ניסיתי, לא הצלחתי להעביר את הרשימה כמו שהיא. לכן, נאלצתי להמיר את הרשימה בעזרת לולאת </w:t>
       </w:r>
       <w:r>
         <w:rPr>
@@ -6631,7 +6763,7 @@
             <wp:cNvGraphicFramePr/>
             <a:graphic xmlns:a="http://schemas.openxmlformats.org/drawingml/2006/main">
               <a:graphicData uri="http://schemas.openxmlformats.org/drawingml/2006/diagram">
-                <dgm:relIds xmlns:dgm="http://schemas.openxmlformats.org/drawingml/2006/diagram" xmlns:r="http://schemas.openxmlformats.org/officeDocument/2006/relationships" r:dm="rId9" r:lo="rId10" r:qs="rId11" r:cs="rId12"/>
+                <dgm:relIds xmlns:dgm="http://schemas.openxmlformats.org/drawingml/2006/diagram" xmlns:r="http://schemas.openxmlformats.org/officeDocument/2006/relationships" r:dm="rId10" r:lo="rId11" r:qs="rId12" r:cs="rId13"/>
               </a:graphicData>
             </a:graphic>
           </wp:inline>
@@ -6783,7 +6915,7 @@
           </mc:Choice>
           <mc:Fallback>
             <w:pict>
-              <v:rect w14:anchorId="21FE3985" id=" 59" o:spid="_x0000_s1026" style="position:absolute;margin-left:69.75pt;margin-top:13.95pt;width:311.5pt;height:458.25pt;z-index:251662848;visibility:visible;mso-wrap-style:square;mso-width-percent:0;mso-height-percent:0;mso-wrap-distance-left:9pt;mso-wrap-distance-top:0;mso-wrap-distance-right:9pt;mso-wrap-distance-bottom:0;mso-position-horizontal:absolute;mso-position-horizontal-relative:text;mso-position-vertical:absolute;mso-position-vertical-relative:text;mso-width-percent:0;mso-height-percent:0;mso-width-relative:page;mso-height-relative:page;v-text-anchor:top" o:gfxdata="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">
+              <v:rect w14:anchorId="4DB8AE9B" id=" 59" o:spid="_x0000_s1026" style="position:absolute;margin-left:69.75pt;margin-top:13.95pt;width:311.5pt;height:458.25pt;z-index:251662848;visibility:visible;mso-wrap-style:square;mso-width-percent:0;mso-height-percent:0;mso-wrap-distance-left:9pt;mso-wrap-distance-top:0;mso-wrap-distance-right:9pt;mso-wrap-distance-bottom:0;mso-position-horizontal:absolute;mso-position-horizontal-relative:text;mso-position-vertical:absolute;mso-position-vertical-relative:text;mso-width-percent:0;mso-height-percent:0;mso-width-relative:page;mso-height-relative:page;v-text-anchor:top" o:gfxdata="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">
                 <v:path arrowok="t"/>
               </v:rect>
             </w:pict>
@@ -7057,7 +7189,7 @@
           </mc:Choice>
           <mc:Fallback>
             <w:pict>
-              <v:shapetype w14:anchorId="52E5E23B" id="_x0000_t32" coordsize="21600,21600" o:spt="32" o:oned="t" path="m,l21600,21600e" filled="f">
+              <v:shapetype w14:anchorId="495FB6F1" id="_x0000_t32" coordsize="21600,21600" o:spt="32" o:oned="t" path="m,l21600,21600e" filled="f">
                 <v:path arrowok="t" fillok="f" o:connecttype="none"/>
                 <o:lock v:ext="edit" shapetype="t"/>
               </v:shapetype>
@@ -7138,7 +7270,7 @@
           </mc:Choice>
           <mc:Fallback>
             <w:pict>
-              <v:shape w14:anchorId="056167F9" id=" 94" o:spid="_x0000_s1026" type="#_x0000_t32" style="position:absolute;margin-left:33.75pt;margin-top:165.3pt;width:117pt;height:180.75pt;z-index:251684352;visibility:visible;mso-wrap-style:square;mso-width-percent:0;mso-height-percent:0;mso-wrap-distance-left:9pt;mso-wrap-distance-top:0;mso-wrap-distance-right:9pt;mso-wrap-distance-bottom:0;mso-position-horizontal:absolute;mso-position-horizontal-relative:text;mso-position-vertical:absolute;mso-position-vertical-relative:text;mso-width-percent:0;mso-height-percent:0;mso-width-relative:page;mso-height-relative:page" o:gfxdata="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" strokeweight="1.5pt">
+              <v:shape w14:anchorId="0807AAEE" id=" 94" o:spid="_x0000_s1026" type="#_x0000_t32" style="position:absolute;margin-left:33.75pt;margin-top:165.3pt;width:117pt;height:180.75pt;z-index:251684352;visibility:visible;mso-wrap-style:square;mso-width-percent:0;mso-height-percent:0;mso-wrap-distance-left:9pt;mso-wrap-distance-top:0;mso-wrap-distance-right:9pt;mso-wrap-distance-bottom:0;mso-position-horizontal:absolute;mso-position-horizontal-relative:text;mso-position-vertical:absolute;mso-position-vertical-relative:text;mso-width-percent:0;mso-height-percent:0;mso-width-relative:page;mso-height-relative:page" o:gfxdata="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" strokeweight="1.5pt">
                 <o:lock v:ext="edit" shapetype="f"/>
               </v:shape>
             </w:pict>
@@ -7717,7 +7849,7 @@
           </mc:Choice>
           <mc:Fallback>
             <w:pict>
-              <v:shape w14:anchorId="4022031C" id=" 97" o:spid="_x0000_s1026" type="#_x0000_t32" style="position:absolute;margin-left:318.75pt;margin-top:121.35pt;width:92.75pt;height:153pt;flip:y;z-index:251678208;visibility:visible;mso-wrap-style:square;mso-width-percent:0;mso-height-percent:0;mso-wrap-distance-left:9pt;mso-wrap-distance-top:0;mso-wrap-distance-right:9pt;mso-wrap-distance-bottom:0;mso-position-horizontal:absolute;mso-position-horizontal-relative:text;mso-position-vertical:absolute;mso-position-vertical-relative:text;mso-width-percent:0;mso-height-percent:0;mso-width-relative:page;mso-height-relative:page" o:gfxdata="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" strokeweight="1.5pt">
+              <v:shape w14:anchorId="778965C9" id=" 97" o:spid="_x0000_s1026" type="#_x0000_t32" style="position:absolute;margin-left:318.75pt;margin-top:121.35pt;width:92.75pt;height:153pt;flip:y;z-index:251678208;visibility:visible;mso-wrap-style:square;mso-width-percent:0;mso-height-percent:0;mso-wrap-distance-left:9pt;mso-wrap-distance-top:0;mso-wrap-distance-right:9pt;mso-wrap-distance-bottom:0;mso-position-horizontal:absolute;mso-position-horizontal-relative:text;mso-position-vertical:absolute;mso-position-vertical-relative:text;mso-width-percent:0;mso-height-percent:0;mso-width-relative:page;mso-height-relative:page" o:gfxdata="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" strokeweight="1.5pt">
                 <o:lock v:ext="edit" shapetype="f"/>
               </v:shape>
             </w:pict>
@@ -7794,7 +7926,7 @@
           </mc:Choice>
           <mc:Fallback>
             <w:pict>
-              <v:shape w14:anchorId="57F398B9" id=" 93" o:spid="_x0000_s1026" type="#_x0000_t32" style="position:absolute;margin-left:21.75pt;margin-top:93.6pt;width:135.75pt;height:45pt;flip:y;z-index:251682304;visibility:visible;mso-wrap-style:square;mso-width-percent:0;mso-height-percent:0;mso-wrap-distance-left:9pt;mso-wrap-distance-top:0;mso-wrap-distance-right:9pt;mso-wrap-distance-bottom:0;mso-position-horizontal:absolute;mso-position-horizontal-relative:text;mso-position-vertical:absolute;mso-position-vertical-relative:text;mso-width-percent:0;mso-height-percent:0;mso-width-relative:page;mso-height-relative:page" o:gfxdata="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" strokeweight="1.5pt">
+              <v:shape w14:anchorId="67B7AA3D" id=" 93" o:spid="_x0000_s1026" type="#_x0000_t32" style="position:absolute;margin-left:21.75pt;margin-top:93.6pt;width:135.75pt;height:45pt;flip:y;z-index:251682304;visibility:visible;mso-wrap-style:square;mso-width-percent:0;mso-height-percent:0;mso-wrap-distance-left:9pt;mso-wrap-distance-top:0;mso-wrap-distance-right:9pt;mso-wrap-distance-bottom:0;mso-position-horizontal:absolute;mso-position-horizontal-relative:text;mso-position-vertical:absolute;mso-position-vertical-relative:text;mso-width-percent:0;mso-height-percent:0;mso-width-relative:page;mso-height-relative:page" o:gfxdata="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" strokeweight="1.5pt">
                 <o:lock v:ext="edit" shapetype="f"/>
               </v:shape>
             </w:pict>
@@ -7871,7 +8003,7 @@
           </mc:Choice>
           <mc:Fallback>
             <w:pict>
-              <v:shape w14:anchorId="255EBF28" id=" 93" o:spid="_x0000_s1026" type="#_x0000_t32" style="position:absolute;margin-left:26.25pt;margin-top:27.6pt;width:133.25pt;height:87.75pt;flip:y;z-index:251680256;visibility:visible;mso-wrap-style:square;mso-width-percent:0;mso-height-percent:0;mso-wrap-distance-left:9pt;mso-wrap-distance-top:0;mso-wrap-distance-right:9pt;mso-wrap-distance-bottom:0;mso-position-horizontal:absolute;mso-position-horizontal-relative:text;mso-position-vertical:absolute;mso-position-vertical-relative:text;mso-width-percent:0;mso-height-percent:0;mso-width-relative:page;mso-height-relative:page" o:gfxdata="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" strokeweight="1.5pt">
+              <v:shape w14:anchorId="45C26395" id=" 93" o:spid="_x0000_s1026" type="#_x0000_t32" style="position:absolute;margin-left:26.25pt;margin-top:27.6pt;width:133.25pt;height:87.75pt;flip:y;z-index:251680256;visibility:visible;mso-wrap-style:square;mso-width-percent:0;mso-height-percent:0;mso-wrap-distance-left:9pt;mso-wrap-distance-top:0;mso-wrap-distance-right:9pt;mso-wrap-distance-bottom:0;mso-position-horizontal:absolute;mso-position-horizontal-relative:text;mso-position-vertical:absolute;mso-position-vertical-relative:text;mso-width-percent:0;mso-height-percent:0;mso-width-relative:page;mso-height-relative:page" o:gfxdata="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" strokeweight="1.5pt">
                 <o:lock v:ext="edit" shapetype="f"/>
               </v:shape>
             </w:pict>
@@ -8425,7 +8557,7 @@
           </mc:Choice>
           <mc:Fallback>
             <w:pict>
-              <v:shape w14:anchorId="0F0CC1B2" id=" 93" o:spid="_x0000_s1026" type="#_x0000_t32" style="position:absolute;margin-left:21pt;margin-top:146.95pt;width:139pt;height:6.5pt;z-index:251674112;visibility:visible;mso-wrap-style:square;mso-width-percent:0;mso-height-percent:0;mso-wrap-distance-left:9pt;mso-wrap-distance-top:0;mso-wrap-distance-right:9pt;mso-wrap-distance-bottom:0;mso-position-horizontal:absolute;mso-position-horizontal-relative:text;mso-position-vertical:absolute;mso-position-vertical-relative:text;mso-width-percent:0;mso-height-percent:0;mso-width-relative:page;mso-height-relative:page" o:gfxdata="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" strokeweight="1.5pt">
+              <v:shape w14:anchorId="48A7944B" id=" 93" o:spid="_x0000_s1026" type="#_x0000_t32" style="position:absolute;margin-left:21pt;margin-top:146.95pt;width:139pt;height:6.5pt;z-index:251674112;visibility:visible;mso-wrap-style:square;mso-width-percent:0;mso-height-percent:0;mso-wrap-distance-left:9pt;mso-wrap-distance-top:0;mso-wrap-distance-right:9pt;mso-wrap-distance-bottom:0;mso-position-horizontal:absolute;mso-position-horizontal-relative:text;mso-position-vertical:absolute;mso-position-vertical-relative:text;mso-width-percent:0;mso-height-percent:0;mso-width-relative:page;mso-height-relative:page" o:gfxdata="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" strokeweight="1.5pt">
                 <o:lock v:ext="edit" shapetype="f"/>
               </v:shape>
             </w:pict>
@@ -8502,7 +8634,7 @@
           </mc:Choice>
           <mc:Fallback>
             <w:pict>
-              <v:shape w14:anchorId="7AD64666" id=" 94" o:spid="_x0000_s1026" type="#_x0000_t32" style="position:absolute;margin-left:21.5pt;margin-top:155.6pt;width:150.2pt;height:52.5pt;z-index:251675136;visibility:visible;mso-wrap-style:square;mso-width-percent:0;mso-height-percent:0;mso-wrap-distance-left:9pt;mso-wrap-distance-top:0;mso-wrap-distance-right:9pt;mso-wrap-distance-bottom:0;mso-position-horizontal:absolute;mso-position-horizontal-relative:text;mso-position-vertical:absolute;mso-position-vertical-relative:text;mso-width-percent:0;mso-height-percent:0;mso-width-relative:page;mso-height-relative:page" o:gfxdata="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" strokeweight="1.5pt">
+              <v:shape w14:anchorId="13FB7F9E" id=" 94" o:spid="_x0000_s1026" type="#_x0000_t32" style="position:absolute;margin-left:21.5pt;margin-top:155.6pt;width:150.2pt;height:52.5pt;z-index:251675136;visibility:visible;mso-wrap-style:square;mso-width-percent:0;mso-height-percent:0;mso-wrap-distance-left:9pt;mso-wrap-distance-top:0;mso-wrap-distance-right:9pt;mso-wrap-distance-bottom:0;mso-position-horizontal:absolute;mso-position-horizontal-relative:text;mso-position-vertical:absolute;mso-position-vertical-relative:text;mso-width-percent:0;mso-height-percent:0;mso-width-relative:page;mso-height-relative:page" o:gfxdata="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" strokeweight="1.5pt">
                 <o:lock v:ext="edit" shapetype="f"/>
               </v:shape>
             </w:pict>
@@ -9209,7 +9341,7 @@
                     </pic:cNvPicPr>
                   </pic:nvPicPr>
                   <pic:blipFill>
-                    <a:blip r:embed="rId14">
+                    <a:blip r:embed="rId15">
                       <a:extLst>
                         <a:ext uri="{28A0092B-C50C-407E-A947-70E740481C1C}">
                           <a14:useLocalDpi xmlns:a14="http://schemas.microsoft.com/office/drawing/2010/main" val="0"/>
@@ -9287,7 +9419,7 @@
                     </pic:cNvPicPr>
                   </pic:nvPicPr>
                   <pic:blipFill>
-                    <a:blip r:embed="rId15">
+                    <a:blip r:embed="rId16">
                       <a:extLst>
                         <a:ext uri="{28A0092B-C50C-407E-A947-70E740481C1C}">
                           <a14:useLocalDpi xmlns:a14="http://schemas.microsoft.com/office/drawing/2010/main" val="0"/>
@@ -9370,7 +9502,7 @@
                     </pic:cNvPicPr>
                   </pic:nvPicPr>
                   <pic:blipFill>
-                    <a:blip r:embed="rId16">
+                    <a:blip r:embed="rId17">
                       <a:extLst>
                         <a:ext uri="{28A0092B-C50C-407E-A947-70E740481C1C}">
                           <a14:useLocalDpi xmlns:a14="http://schemas.microsoft.com/office/drawing/2010/main" val="0"/>
@@ -9435,7 +9567,7 @@
                     </pic:cNvPicPr>
                   </pic:nvPicPr>
                   <pic:blipFill>
-                    <a:blip r:embed="rId17">
+                    <a:blip r:embed="rId18">
                       <a:extLst>
                         <a:ext uri="{28A0092B-C50C-407E-A947-70E740481C1C}">
                           <a14:useLocalDpi xmlns:a14="http://schemas.microsoft.com/office/drawing/2010/main" val="0"/>
@@ -9584,7 +9716,7 @@
                     </pic:cNvPicPr>
                   </pic:nvPicPr>
                   <pic:blipFill>
-                    <a:blip r:embed="rId18">
+                    <a:blip r:embed="rId19">
                       <a:extLst>
                         <a:ext uri="{28A0092B-C50C-407E-A947-70E740481C1C}">
                           <a14:useLocalDpi xmlns:a14="http://schemas.microsoft.com/office/drawing/2010/main" val="0"/>
@@ -9680,7 +9812,7 @@
                     </pic:cNvPicPr>
                   </pic:nvPicPr>
                   <pic:blipFill>
-                    <a:blip r:embed="rId19">
+                    <a:blip r:embed="rId20">
                       <a:extLst>
                         <a:ext uri="{28A0092B-C50C-407E-A947-70E740481C1C}">
                           <a14:useLocalDpi xmlns:a14="http://schemas.microsoft.com/office/drawing/2010/main" val="0"/>
@@ -9738,6 +9870,7 @@
           <w:rtl/>
         </w:rPr>
       </w:pPr>
+      <w:proofErr w:type="spellStart"/>
       <w:r>
         <w:rPr>
           <w:rFonts w:ascii="David" w:hAnsi="David" w:cs="David"/>
@@ -9745,6 +9878,7 @@
         <w:lastRenderedPageBreak/>
         <w:t>Driving_Lessons_Manger</w:t>
       </w:r>
+      <w:proofErr w:type="spellEnd"/>
     </w:p>
     <w:p>
       <w:pPr>
@@ -9776,7 +9910,7 @@
                     </pic:cNvPicPr>
                   </pic:nvPicPr>
                   <pic:blipFill>
-                    <a:blip r:embed="rId20">
+                    <a:blip r:embed="rId21">
                       <a:extLst>
                         <a:ext uri="{28A0092B-C50C-407E-A947-70E740481C1C}">
                           <a14:useLocalDpi xmlns:a14="http://schemas.microsoft.com/office/drawing/2010/main" val="0"/>
@@ -9838,7 +9972,7 @@
                     </pic:cNvPicPr>
                   </pic:nvPicPr>
                   <pic:blipFill>
-                    <a:blip r:embed="rId21">
+                    <a:blip r:embed="rId22">
                       <a:extLst>
                         <a:ext uri="{28A0092B-C50C-407E-A947-70E740481C1C}">
                           <a14:useLocalDpi xmlns:a14="http://schemas.microsoft.com/office/drawing/2010/main" val="0"/>
@@ -9909,7 +10043,7 @@
                     </pic:cNvPicPr>
                   </pic:nvPicPr>
                   <pic:blipFill>
-                    <a:blip r:embed="rId22">
+                    <a:blip r:embed="rId23">
                       <a:extLst>
                         <a:ext uri="{28A0092B-C50C-407E-A947-70E740481C1C}">
                           <a14:useLocalDpi xmlns:a14="http://schemas.microsoft.com/office/drawing/2010/main" val="0"/>
@@ -9971,7 +10105,7 @@
                     </pic:cNvPicPr>
                   </pic:nvPicPr>
                   <pic:blipFill>
-                    <a:blip r:embed="rId23">
+                    <a:blip r:embed="rId24">
                       <a:extLst>
                         <a:ext uri="{28A0092B-C50C-407E-A947-70E740481C1C}">
                           <a14:useLocalDpi xmlns:a14="http://schemas.microsoft.com/office/drawing/2010/main" val="0"/>
@@ -10033,7 +10167,7 @@
                     </pic:cNvPicPr>
                   </pic:nvPicPr>
                   <pic:blipFill>
-                    <a:blip r:embed="rId24">
+                    <a:blip r:embed="rId25">
                       <a:extLst>
                         <a:ext uri="{28A0092B-C50C-407E-A947-70E740481C1C}">
                           <a14:useLocalDpi xmlns:a14="http://schemas.microsoft.com/office/drawing/2010/main" val="0"/>
@@ -10914,6 +11048,7 @@
         </w:rPr>
       </w:pPr>
       <w:bookmarkStart w:id="20" w:name="_Toc29994024"/>
+      <w:proofErr w:type="spellStart"/>
       <w:r>
         <w:rPr>
           <w:rFonts w:ascii="David" w:hAnsi="David" w:cs="David"/>
@@ -10921,6 +11056,7 @@
         <w:t>SoundService</w:t>
       </w:r>
       <w:bookmarkEnd w:id="20"/>
+      <w:proofErr w:type="spellEnd"/>
     </w:p>
     <w:p>
       <w:pPr>
@@ -10962,6 +11098,7 @@
         </w:rPr>
         <w:t xml:space="preserve"> מופעל ע"י </w:t>
       </w:r>
+      <w:proofErr w:type="spellStart"/>
       <w:r>
         <w:rPr>
           <w:rFonts w:ascii="David" w:hAnsi="David"/>
@@ -10969,6 +11106,7 @@
         </w:rPr>
         <w:t>onStart</w:t>
       </w:r>
+      <w:proofErr w:type="spellEnd"/>
       <w:r>
         <w:rPr>
           <w:rFonts w:ascii="David" w:hAnsi="David"/>
@@ -10977,6 +11115,7 @@
         </w:rPr>
         <w:t xml:space="preserve"> ב-</w:t>
       </w:r>
+      <w:proofErr w:type="spellStart"/>
       <w:r>
         <w:rPr>
           <w:rFonts w:ascii="David" w:hAnsi="David"/>
@@ -10984,6 +11123,7 @@
         </w:rPr>
         <w:t>GameActivity</w:t>
       </w:r>
+      <w:proofErr w:type="spellEnd"/>
       <w:r>
         <w:rPr>
           <w:rFonts w:ascii="David" w:hAnsi="David"/>
@@ -11003,6 +11143,7 @@
         </w:rPr>
       </w:pPr>
       <w:bookmarkStart w:id="21" w:name="_Toc29994025"/>
+      <w:proofErr w:type="spellStart"/>
       <w:r>
         <w:rPr>
           <w:rFonts w:ascii="David" w:hAnsi="David" w:cs="David"/>
@@ -11010,6 +11151,7 @@
         <w:t>VibratorService</w:t>
       </w:r>
       <w:bookmarkEnd w:id="21"/>
+      <w:proofErr w:type="spellEnd"/>
     </w:p>
     <w:p>
       <w:pPr>
@@ -11029,6 +11171,7 @@
         </w:rPr>
         <w:t>שירות של המערכת, המפעיל את הרטט במכשיר. נעשה בו שימוש ב-</w:t>
       </w:r>
+      <w:proofErr w:type="spellStart"/>
       <w:r>
         <w:rPr>
           <w:rFonts w:ascii="David" w:hAnsi="David"/>
@@ -11036,6 +11179,7 @@
         </w:rPr>
         <w:t>GameActivity</w:t>
       </w:r>
+      <w:proofErr w:type="spellEnd"/>
       <w:r>
         <w:rPr>
           <w:rFonts w:ascii="David" w:hAnsi="David"/>
@@ -11207,6 +11351,7 @@
         </w:rPr>
       </w:pPr>
       <w:bookmarkStart w:id="24" w:name="_Toc29994027"/>
+      <w:proofErr w:type="spellStart"/>
       <w:r>
         <w:rPr>
           <w:rFonts w:ascii="David" w:hAnsi="David" w:cs="David"/>
@@ -11214,6 +11359,7 @@
         <w:t>FinalAnimationThread</w:t>
       </w:r>
       <w:bookmarkEnd w:id="24"/>
+      <w:proofErr w:type="spellEnd"/>
     </w:p>
     <w:p>
       <w:pPr>
@@ -11233,6 +11379,7 @@
         </w:rPr>
         <w:t>מנהל את האנימציה במשחק. מופעל ע"י ה-</w:t>
       </w:r>
+      <w:proofErr w:type="spellStart"/>
       <w:r>
         <w:rPr>
           <w:rFonts w:ascii="David" w:hAnsi="David"/>
@@ -11240,6 +11387,7 @@
         </w:rPr>
         <w:t>GameActivity</w:t>
       </w:r>
+      <w:proofErr w:type="spellEnd"/>
       <w:r>
         <w:rPr>
           <w:rFonts w:ascii="David" w:hAnsi="David"/>
@@ -11253,8 +11401,17 @@
           <w:rFonts w:ascii="David" w:hAnsi="David"/>
           <w:color w:val="0000FF"/>
         </w:rPr>
-        <w:t xml:space="preserve"> GameActivity</w:t>
-      </w:r>
+        <w:t xml:space="preserve"> </w:t>
+      </w:r>
+      <w:proofErr w:type="spellStart"/>
+      <w:r>
+        <w:rPr>
+          <w:rFonts w:ascii="David" w:hAnsi="David"/>
+          <w:color w:val="0000FF"/>
+        </w:rPr>
+        <w:t>GameActivity</w:t>
+      </w:r>
+      <w:proofErr w:type="spellEnd"/>
       <w:r>
         <w:rPr>
           <w:rFonts w:ascii="David" w:hAnsi="David"/>
@@ -11278,6 +11435,7 @@
         </w:rPr>
         <w:t xml:space="preserve">  הממומש ע"י המחלקה </w:t>
       </w:r>
+      <w:proofErr w:type="spellStart"/>
       <w:r>
         <w:rPr>
           <w:rFonts w:ascii="David" w:hAnsi="David"/>
@@ -11285,6 +11443,7 @@
         </w:rPr>
         <w:t>AnimationHandler</w:t>
       </w:r>
+      <w:proofErr w:type="spellEnd"/>
       <w:r>
         <w:rPr>
           <w:rFonts w:ascii="David" w:hAnsi="David"/>
@@ -11509,7 +11668,23 @@
           <w:rFonts w:ascii="David" w:hAnsi="David" w:hint="cs"/>
           <w:rtl/>
         </w:rPr>
-        <w:t>במהלך הפרויקט היה לי בראש, עוד מתחילתו, את העיצוב. ידעתי מראש איפה אני רוצה שכל כפתור יהיה, כל מסך ייראה וכו'.</w:t>
+        <w:t xml:space="preserve">במהלך הפרויקט היה לי בראש, עוד מתחילתו, את העיצוב. ידעתי מראש איפה אני רוצה שכל כפתור יהיה, כל מסך ייראה </w:t>
+      </w:r>
+      <w:proofErr w:type="spellStart"/>
+      <w:r>
+        <w:rPr>
+          <w:rFonts w:ascii="David" w:hAnsi="David" w:hint="cs"/>
+          <w:rtl/>
+        </w:rPr>
+        <w:t>וכו</w:t>
+      </w:r>
+      <w:proofErr w:type="spellEnd"/>
+      <w:r>
+        <w:rPr>
+          <w:rFonts w:ascii="David" w:hAnsi="David" w:hint="cs"/>
+          <w:rtl/>
+        </w:rPr>
+        <w:t>'.</w:t>
       </w:r>
     </w:p>
     <w:p>
@@ -11756,6 +11931,7 @@
                 <w:szCs w:val="24"/>
               </w:rPr>
             </w:pPr>
+            <w:proofErr w:type="spellStart"/>
             <w:r>
               <w:rPr>
                 <w:rFonts w:ascii="David" w:hAnsi="David" w:cs="David"/>
@@ -11776,6 +11952,7 @@
               </w:rPr>
               <w:t>.cs</w:t>
             </w:r>
+            <w:proofErr w:type="spellEnd"/>
           </w:p>
         </w:tc>
         <w:tc>
@@ -11880,6 +12057,7 @@
                 <w:rtl/>
               </w:rPr>
             </w:pPr>
+            <w:proofErr w:type="spellStart"/>
             <w:r>
               <w:rPr>
                 <w:rFonts w:ascii="David" w:hAnsi="David" w:cs="David"/>
@@ -11900,6 +12078,7 @@
               </w:rPr>
               <w:t>o.cs</w:t>
             </w:r>
+            <w:proofErr w:type="spellEnd"/>
           </w:p>
         </w:tc>
         <w:tc>
@@ -11983,6 +12162,7 @@
                 <w:rtl/>
               </w:rPr>
             </w:pPr>
+            <w:proofErr w:type="spellStart"/>
             <w:r>
               <w:rPr>
                 <w:rFonts w:ascii="David" w:hAnsi="David" w:cs="David"/>
@@ -11993,6 +12173,7 @@
               </w:rPr>
               <w:t>Settings.cs</w:t>
             </w:r>
+            <w:proofErr w:type="spellEnd"/>
           </w:p>
         </w:tc>
         <w:tc>
@@ -12098,6 +12279,7 @@
                 <w:rtl/>
               </w:rPr>
             </w:pPr>
+            <w:proofErr w:type="spellStart"/>
             <w:r>
               <w:rPr>
                 <w:rFonts w:ascii="David" w:hAnsi="David" w:cs="David"/>
@@ -12108,6 +12290,7 @@
               </w:rPr>
               <w:t>ListOfLessons.cs</w:t>
             </w:r>
+            <w:proofErr w:type="spellEnd"/>
           </w:p>
         </w:tc>
         <w:tc>
@@ -12191,6 +12374,7 @@
                 <w:rtl/>
               </w:rPr>
             </w:pPr>
+            <w:proofErr w:type="spellStart"/>
             <w:r>
               <w:rPr>
                 <w:rFonts w:ascii="David" w:hAnsi="David" w:cs="David"/>
@@ -12201,6 +12385,7 @@
               </w:rPr>
               <w:t>PickTeacher.cs</w:t>
             </w:r>
+            <w:proofErr w:type="spellEnd"/>
           </w:p>
         </w:tc>
         <w:tc>
@@ -12284,6 +12469,7 @@
                 <w:rtl/>
               </w:rPr>
             </w:pPr>
+            <w:proofErr w:type="spellStart"/>
             <w:r>
               <w:rPr>
                 <w:rFonts w:ascii="David" w:hAnsi="David" w:cs="David"/>
@@ -12294,6 +12480,7 @@
               </w:rPr>
               <w:t>MainActivity.cs</w:t>
             </w:r>
+            <w:proofErr w:type="spellEnd"/>
           </w:p>
         </w:tc>
         <w:tc>
@@ -12377,6 +12564,7 @@
                 <w:rtl/>
               </w:rPr>
             </w:pPr>
+            <w:proofErr w:type="spellStart"/>
             <w:r>
               <w:rPr>
                 <w:rFonts w:ascii="David" w:hAnsi="David" w:cs="David"/>
@@ -12387,6 +12575,7 @@
               </w:rPr>
               <w:t>NewLesson.cs</w:t>
             </w:r>
+            <w:proofErr w:type="spellEnd"/>
           </w:p>
         </w:tc>
         <w:tc>
@@ -12470,6 +12659,7 @@
                 <w:rtl/>
               </w:rPr>
             </w:pPr>
+            <w:proofErr w:type="spellStart"/>
             <w:r>
               <w:rPr>
                 <w:rFonts w:ascii="David" w:hAnsi="David" w:cs="David"/>
@@ -12480,6 +12670,7 @@
               </w:rPr>
               <w:t>ListOfLessons.cs</w:t>
             </w:r>
+            <w:proofErr w:type="spellEnd"/>
           </w:p>
         </w:tc>
         <w:tc>
@@ -12563,6 +12754,7 @@
                 <w:rtl/>
               </w:rPr>
             </w:pPr>
+            <w:proofErr w:type="spellStart"/>
             <w:r>
               <w:rPr>
                 <w:rFonts w:ascii="David" w:hAnsi="David" w:cs="David"/>
@@ -12573,6 +12765,7 @@
               </w:rPr>
               <w:t>StudentActivityRegister.cs</w:t>
             </w:r>
+            <w:proofErr w:type="spellEnd"/>
           </w:p>
         </w:tc>
         <w:tc>
@@ -12667,6 +12860,7 @@
                 <w:rtl/>
               </w:rPr>
             </w:pPr>
+            <w:proofErr w:type="spellStart"/>
             <w:r>
               <w:rPr>
                 <w:rFonts w:ascii="David" w:hAnsi="David" w:cs="David"/>
@@ -12677,6 +12871,7 @@
               </w:rPr>
               <w:t>StudentActivity.cs</w:t>
             </w:r>
+            <w:proofErr w:type="spellEnd"/>
           </w:p>
         </w:tc>
         <w:tc>
@@ -12783,6 +12978,7 @@
                 <w:rtl/>
               </w:rPr>
             </w:pPr>
+            <w:proofErr w:type="spellStart"/>
             <w:r>
               <w:rPr>
                 <w:rFonts w:ascii="David" w:hAnsi="David" w:cs="David"/>
@@ -12793,6 +12989,7 @@
               </w:rPr>
               <w:t>TeacherActivityRegister.cs</w:t>
             </w:r>
+            <w:proofErr w:type="spellEnd"/>
           </w:p>
         </w:tc>
         <w:tc>
@@ -12876,6 +13073,7 @@
                 <w:rtl/>
               </w:rPr>
             </w:pPr>
+            <w:proofErr w:type="spellStart"/>
             <w:r>
               <w:rPr>
                 <w:rFonts w:ascii="David" w:hAnsi="David" w:cs="David"/>
@@ -12886,6 +13084,7 @@
               </w:rPr>
               <w:t>TeacherActivity.cs</w:t>
             </w:r>
+            <w:proofErr w:type="spellEnd"/>
           </w:p>
         </w:tc>
         <w:tc>
@@ -13025,6 +13224,7 @@
                 <w:rtl/>
               </w:rPr>
             </w:pPr>
+            <w:proofErr w:type="spellStart"/>
             <w:r>
               <w:rPr>
                 <w:rFonts w:ascii="David" w:hAnsi="David" w:cs="David"/>
@@ -13035,6 +13235,7 @@
               </w:rPr>
               <w:t>WhatsNewActivity.cs</w:t>
             </w:r>
+            <w:proofErr w:type="spellEnd"/>
           </w:p>
         </w:tc>
         <w:tc>
@@ -13250,12 +13451,14 @@
                 <w:rtl/>
               </w:rPr>
             </w:pPr>
+            <w:proofErr w:type="spellStart"/>
             <w:r>
               <w:rPr>
                 <w:rFonts w:ascii="David" w:hAnsi="David"/>
               </w:rPr>
               <w:t>mnuMainActivity</w:t>
             </w:r>
+            <w:proofErr w:type="spellEnd"/>
           </w:p>
         </w:tc>
         <w:tc>
@@ -13321,12 +13524,14 @@
                 <w:rtl/>
               </w:rPr>
             </w:pPr>
+            <w:proofErr w:type="spellStart"/>
             <w:r>
               <w:rPr>
                 <w:rFonts w:ascii="David" w:hAnsi="David"/>
               </w:rPr>
               <w:t>mnuExit</w:t>
             </w:r>
+            <w:proofErr w:type="spellEnd"/>
           </w:p>
         </w:tc>
         <w:tc>
@@ -13372,8 +13577,17 @@
                 <w:rFonts w:ascii="David" w:hAnsi="David" w:hint="cs"/>
                 <w:rtl/>
               </w:rPr>
-              <w:t>יוצא מהפליקציה</w:t>
-            </w:r>
+              <w:t xml:space="preserve">יוצא </w:t>
+            </w:r>
+            <w:proofErr w:type="spellStart"/>
+            <w:r>
+              <w:rPr>
+                <w:rFonts w:ascii="David" w:hAnsi="David" w:hint="cs"/>
+                <w:rtl/>
+              </w:rPr>
+              <w:t>מהפליקציה</w:t>
+            </w:r>
+            <w:proofErr w:type="spellEnd"/>
           </w:p>
         </w:tc>
       </w:tr>
@@ -13395,6 +13609,7 @@
         </w:rPr>
       </w:pPr>
       <w:bookmarkStart w:id="35" w:name="_Toc29994037"/>
+      <w:proofErr w:type="spellStart"/>
       <w:r>
         <w:rPr>
           <w:rFonts w:ascii="David" w:hAnsi="David" w:cs="David"/>
@@ -13402,23 +13617,109 @@
         <w:t>Drawables</w:t>
       </w:r>
       <w:bookmarkEnd w:id="35"/>
+      <w:proofErr w:type="spellEnd"/>
     </w:p>
     <w:p>
       <w:pPr>
-        <w:spacing w:line="276" w:lineRule="auto"/>
-        <w:rPr>
-          <w:rFonts w:ascii="David" w:hAnsi="David"/>
-          <w:color w:val="0000FF"/>
-          <w:rtl/>
-        </w:rPr>
-      </w:pPr>
-      <w:r>
-        <w:rPr>
-          <w:rFonts w:ascii="David" w:hAnsi="David"/>
-          <w:color w:val="0000FF"/>
-          <w:rtl/>
-        </w:rPr>
-        <w:t>אם יש הרבה תמונות מאותה סידרה (למשל – קלפי משחק) יש לציין מהי החוקיות של השמות שלהם, אבל אין צורך לפרט על כל אחד בנפרד.</w:t>
+        <w:jc w:val="center"/>
+        <w:rPr>
+          <w:rFonts w:ascii="David" w:hAnsi="David"/>
+          <w:sz w:val="28"/>
+          <w:szCs w:val="28"/>
+        </w:rPr>
+      </w:pPr>
+      <w:r>
+        <w:rPr>
+          <w:rFonts w:ascii="David" w:hAnsi="David"/>
+          <w:b/>
+          <w:bCs/>
+          <w:noProof/>
+          <w:sz w:val="28"/>
+          <w:szCs w:val="28"/>
+          <w:u w:val="single"/>
+        </w:rPr>
+        <w:drawing>
+          <wp:anchor distT="0" distB="0" distL="114300" distR="114300" simplePos="0" relativeHeight="251694592" behindDoc="0" locked="0" layoutInCell="1" allowOverlap="1" wp14:anchorId="2814BCC6" wp14:editId="21D65D9D">
+            <wp:simplePos x="0" y="0"/>
+            <wp:positionH relativeFrom="margin">
+              <wp:align>center</wp:align>
+            </wp:positionH>
+            <wp:positionV relativeFrom="paragraph">
+              <wp:posOffset>586740</wp:posOffset>
+            </wp:positionV>
+            <wp:extent cx="3905250" cy="3905250"/>
+            <wp:effectExtent l="0" t="0" r="0" b="0"/>
+            <wp:wrapTopAndBottom/>
+            <wp:docPr id="100" name="תמונה 100"/>
+            <wp:cNvGraphicFramePr>
+              <a:graphicFrameLocks xmlns:a="http://schemas.openxmlformats.org/drawingml/2006/main" noChangeAspect="1"/>
+            </wp:cNvGraphicFramePr>
+            <a:graphic xmlns:a="http://schemas.openxmlformats.org/drawingml/2006/main">
+              <a:graphicData uri="http://schemas.openxmlformats.org/drawingml/2006/picture">
+                <pic:pic xmlns:pic="http://schemas.openxmlformats.org/drawingml/2006/picture">
+                  <pic:nvPicPr>
+                    <pic:cNvPr id="0" name="Picture 14"/>
+                    <pic:cNvPicPr>
+                      <a:picLocks noChangeAspect="1" noChangeArrowheads="1"/>
+                    </pic:cNvPicPr>
+                  </pic:nvPicPr>
+                  <pic:blipFill>
+                    <a:blip r:embed="rId9">
+                      <a:extLst>
+                        <a:ext uri="{28A0092B-C50C-407E-A947-70E740481C1C}">
+                          <a14:useLocalDpi xmlns:a14="http://schemas.microsoft.com/office/drawing/2010/main" val="0"/>
+                        </a:ext>
+                      </a:extLst>
+                    </a:blip>
+                    <a:srcRect/>
+                    <a:stretch>
+                      <a:fillRect/>
+                    </a:stretch>
+                  </pic:blipFill>
+                  <pic:spPr bwMode="auto">
+                    <a:xfrm>
+                      <a:off x="0" y="0"/>
+                      <a:ext cx="3905250" cy="3905250"/>
+                    </a:xfrm>
+                    <a:prstGeom prst="rect">
+                      <a:avLst/>
+                    </a:prstGeom>
+                    <a:noFill/>
+                    <a:ln>
+                      <a:noFill/>
+                    </a:ln>
+                  </pic:spPr>
+                </pic:pic>
+              </a:graphicData>
+            </a:graphic>
+            <wp14:sizeRelH relativeFrom="margin">
+              <wp14:pctWidth>0</wp14:pctWidth>
+            </wp14:sizeRelH>
+            <wp14:sizeRelV relativeFrom="margin">
+              <wp14:pctHeight>0</wp14:pctHeight>
+            </wp14:sizeRelV>
+          </wp:anchor>
+        </w:drawing>
+      </w:r>
+      <w:r>
+        <w:rPr>
+          <w:rFonts w:ascii="David" w:hAnsi="David"/>
+          <w:b/>
+          <w:bCs/>
+          <w:sz w:val="28"/>
+          <w:szCs w:val="28"/>
+          <w:u w:val="single"/>
+        </w:rPr>
+        <w:t>car.png</w:t>
+      </w:r>
+      <w:r>
+        <w:rPr>
+          <w:rFonts w:ascii="David" w:hAnsi="David"/>
+          <w:sz w:val="28"/>
+          <w:szCs w:val="28"/>
+          <w:rtl/>
+        </w:rPr>
+        <w:t xml:space="preserve"> – האייקון של האפליקציה</w:t>
       </w:r>
     </w:p>
     <w:p>
@@ -13729,6 +14030,7 @@
           <w:szCs w:val="18"/>
         </w:rPr>
       </w:pPr>
+      <w:proofErr w:type="spellStart"/>
       <w:r>
         <w:rPr>
           <w:rFonts w:ascii="David" w:hAnsi="David"/>
@@ -13736,7 +14038,17 @@
           <w:sz w:val="18"/>
           <w:szCs w:val="18"/>
         </w:rPr>
-        <w:t>Settings.loadUserDetailsFromText()</w:t>
+        <w:t>Settings.loadUserDetailsFromText</w:t>
+      </w:r>
+      <w:proofErr w:type="spellEnd"/>
+      <w:r>
+        <w:rPr>
+          <w:rFonts w:ascii="David" w:hAnsi="David"/>
+          <w:color w:val="0033CC"/>
+          <w:sz w:val="18"/>
+          <w:szCs w:val="18"/>
+        </w:rPr>
+        <w:t>()</w:t>
       </w:r>
     </w:p>
     <w:p>
@@ -13755,6 +14067,7 @@
           <w:szCs w:val="18"/>
         </w:rPr>
       </w:pPr>
+      <w:proofErr w:type="spellStart"/>
       <w:r>
         <w:rPr>
           <w:rFonts w:ascii="David" w:hAnsi="David"/>
@@ -13764,6 +14077,7 @@
         </w:rPr>
         <w:t>Settings.saveUserDetailsToText</w:t>
       </w:r>
+      <w:proofErr w:type="spellEnd"/>
     </w:p>
     <w:p>
       <w:pPr>
@@ -13781,6 +14095,7 @@
           <w:szCs w:val="18"/>
         </w:rPr>
       </w:pPr>
+      <w:proofErr w:type="spellStart"/>
       <w:r>
         <w:rPr>
           <w:rFonts w:ascii="David" w:hAnsi="David"/>
@@ -13788,7 +14103,17 @@
           <w:sz w:val="18"/>
           <w:szCs w:val="18"/>
         </w:rPr>
-        <w:t>MainActivity.isNotificationVisible()</w:t>
+        <w:t>MainActivity.isNotificationVisible</w:t>
+      </w:r>
+      <w:proofErr w:type="spellEnd"/>
+      <w:r>
+        <w:rPr>
+          <w:rFonts w:ascii="David" w:hAnsi="David"/>
+          <w:color w:val="0033CC"/>
+          <w:sz w:val="18"/>
+          <w:szCs w:val="18"/>
+        </w:rPr>
+        <w:t>()</w:t>
       </w:r>
       <w:r>
         <w:rPr>
@@ -13816,6 +14141,7 @@
           <w:szCs w:val="18"/>
         </w:rPr>
       </w:pPr>
+      <w:proofErr w:type="spellStart"/>
       <w:r>
         <w:rPr>
           <w:rFonts w:ascii="David" w:hAnsi="David"/>
@@ -13823,7 +14149,17 @@
           <w:sz w:val="18"/>
           <w:szCs w:val="18"/>
         </w:rPr>
-        <w:t>Receiver.loadUserDetailsFromText()</w:t>
+        <w:t>Receiver.loadUserDetailsFromText</w:t>
+      </w:r>
+      <w:proofErr w:type="spellEnd"/>
+      <w:r>
+        <w:rPr>
+          <w:rFonts w:ascii="David" w:hAnsi="David"/>
+          <w:color w:val="0033CC"/>
+          <w:sz w:val="18"/>
+          <w:szCs w:val="18"/>
+        </w:rPr>
+        <w:t>()</w:t>
       </w:r>
       <w:r>
         <w:rPr>
@@ -13915,7 +14251,63 @@
           <w:sz w:val="19"/>
           <w:szCs w:val="19"/>
         </w:rPr>
-        <w:t>["Show notification" CheckBox state as string] ; [Email Address]; [Phone Number]; [User's Name]</w:t>
+        <w:t xml:space="preserve">["Show notification" </w:t>
+      </w:r>
+      <w:proofErr w:type="spellStart"/>
+      <w:r>
+        <w:rPr>
+          <w:rFonts w:ascii="David" w:hAnsi="David"/>
+          <w:b/>
+          <w:bCs/>
+          <w:i/>
+          <w:iCs/>
+          <w:color w:val="0000FF"/>
+          <w:sz w:val="19"/>
+          <w:szCs w:val="19"/>
+        </w:rPr>
+        <w:t>CheckBox</w:t>
+      </w:r>
+      <w:proofErr w:type="spellEnd"/>
+      <w:r>
+        <w:rPr>
+          <w:rFonts w:ascii="David" w:hAnsi="David"/>
+          <w:b/>
+          <w:bCs/>
+          <w:i/>
+          <w:iCs/>
+          <w:color w:val="0000FF"/>
+          <w:sz w:val="19"/>
+          <w:szCs w:val="19"/>
+        </w:rPr>
+        <w:t xml:space="preserve"> state as string</w:t>
+      </w:r>
+      <w:proofErr w:type="gramStart"/>
+      <w:r>
+        <w:rPr>
+          <w:rFonts w:ascii="David" w:hAnsi="David"/>
+          <w:b/>
+          <w:bCs/>
+          <w:i/>
+          <w:iCs/>
+          <w:color w:val="0000FF"/>
+          <w:sz w:val="19"/>
+          <w:szCs w:val="19"/>
+        </w:rPr>
+        <w:t>] ;</w:t>
+      </w:r>
+      <w:proofErr w:type="gramEnd"/>
+      <w:r>
+        <w:rPr>
+          <w:rFonts w:ascii="David" w:hAnsi="David"/>
+          <w:b/>
+          <w:bCs/>
+          <w:i/>
+          <w:iCs/>
+          <w:color w:val="0000FF"/>
+          <w:sz w:val="19"/>
+          <w:szCs w:val="19"/>
+        </w:rPr>
+        <w:t xml:space="preserve"> [Email Address]; [Phone Number]; [User's Name]</w:t>
       </w:r>
     </w:p>
     <w:p>
@@ -13964,14 +14356,23 @@
           <w:color w:val="0000FF"/>
         </w:rPr>
       </w:pPr>
-      <w:r>
-        <w:rPr>
-          <w:rFonts w:ascii="David" w:hAnsi="David"/>
-          <w:color w:val="0000FF"/>
-        </w:rPr>
-        <w:t xml:space="preserve">false ; </w:t>
-      </w:r>
-      <w:hyperlink r:id="rId25" w:history="1">
+      <w:proofErr w:type="gramStart"/>
+      <w:r>
+        <w:rPr>
+          <w:rFonts w:ascii="David" w:hAnsi="David"/>
+          <w:color w:val="0000FF"/>
+        </w:rPr>
+        <w:t>false ;</w:t>
+      </w:r>
+      <w:proofErr w:type="gramEnd"/>
+      <w:r>
+        <w:rPr>
+          <w:rFonts w:ascii="David" w:hAnsi="David"/>
+          <w:color w:val="0000FF"/>
+        </w:rPr>
+        <w:t xml:space="preserve"> </w:t>
+      </w:r>
+      <w:hyperlink r:id="rId26" w:history="1">
         <w:r>
           <w:rPr>
             <w:rFonts w:ascii="David" w:hAnsi="David"/>
@@ -13997,14 +14398,23 @@
           <w:color w:val="0000FF"/>
         </w:rPr>
       </w:pPr>
-      <w:r>
-        <w:rPr>
-          <w:rFonts w:ascii="David" w:hAnsi="David"/>
-          <w:color w:val="0000FF"/>
-        </w:rPr>
-        <w:t xml:space="preserve">true ; </w:t>
-      </w:r>
-      <w:hyperlink r:id="rId26" w:history="1">
+      <w:proofErr w:type="gramStart"/>
+      <w:r>
+        <w:rPr>
+          <w:rFonts w:ascii="David" w:hAnsi="David"/>
+          <w:color w:val="0000FF"/>
+        </w:rPr>
+        <w:t>true ;</w:t>
+      </w:r>
+      <w:proofErr w:type="gramEnd"/>
+      <w:r>
+        <w:rPr>
+          <w:rFonts w:ascii="David" w:hAnsi="David"/>
+          <w:color w:val="0000FF"/>
+        </w:rPr>
+        <w:t xml:space="preserve"> </w:t>
+      </w:r>
+      <w:hyperlink r:id="rId27" w:history="1">
         <w:r>
           <w:rPr>
             <w:rFonts w:ascii="David" w:hAnsi="David"/>
@@ -14374,7 +14784,7 @@
                           </pic:cNvPicPr>
                         </pic:nvPicPr>
                         <pic:blipFill>
-                          <a:blip r:embed="rId27" cstate="print">
+                          <a:blip r:embed="rId28" cstate="print">
                             <a:extLst>
                               <a:ext uri="{28A0092B-C50C-407E-A947-70E740481C1C}">
                                 <a14:useLocalDpi xmlns:a14="http://schemas.microsoft.com/office/drawing/2010/main" val="0"/>
@@ -14736,6 +15146,7 @@
                 <w:sz w:val="24"/>
               </w:rPr>
             </w:pPr>
+            <w:proofErr w:type="spellStart"/>
             <w:r>
               <w:rPr>
                 <w:rFonts w:ascii="David" w:hAnsi="David"/>
@@ -14744,6 +15155,7 @@
               </w:rPr>
               <w:t>CityNo</w:t>
             </w:r>
+            <w:proofErr w:type="spellEnd"/>
           </w:p>
         </w:tc>
         <w:tc>
@@ -14856,6 +15268,7 @@
                 <w:sz w:val="24"/>
               </w:rPr>
             </w:pPr>
+            <w:proofErr w:type="spellStart"/>
             <w:r>
               <w:rPr>
                 <w:rFonts w:ascii="David" w:hAnsi="David"/>
@@ -14864,6 +15277,7 @@
               </w:rPr>
               <w:t>BirthDate</w:t>
             </w:r>
+            <w:proofErr w:type="spellEnd"/>
           </w:p>
         </w:tc>
         <w:tc>
@@ -14879,6 +15293,7 @@
                 <w:sz w:val="24"/>
               </w:rPr>
             </w:pPr>
+            <w:proofErr w:type="spellStart"/>
             <w:r>
               <w:rPr>
                 <w:rFonts w:ascii="David" w:hAnsi="David"/>
@@ -14887,6 +15302,7 @@
               </w:rPr>
               <w:t>DateTime</w:t>
             </w:r>
+            <w:proofErr w:type="spellEnd"/>
           </w:p>
         </w:tc>
         <w:tc>
@@ -15213,7 +15629,25 @@
           <w:color w:val="0000FF"/>
           <w:rtl/>
         </w:rPr>
-        <w:t xml:space="preserve"> – מה היא עושה, לאיזה צורך היא עונה וכו'.</w:t>
+        <w:t xml:space="preserve"> – מה היא עושה, לאיזה צורך היא עונה </w:t>
+      </w:r>
+      <w:proofErr w:type="spellStart"/>
+      <w:r>
+        <w:rPr>
+          <w:rFonts w:ascii="David" w:hAnsi="David"/>
+          <w:color w:val="0000FF"/>
+          <w:rtl/>
+        </w:rPr>
+        <w:t>וכו</w:t>
+      </w:r>
+      <w:proofErr w:type="spellEnd"/>
+      <w:r>
+        <w:rPr>
+          <w:rFonts w:ascii="David" w:hAnsi="David"/>
+          <w:color w:val="0000FF"/>
+          <w:rtl/>
+        </w:rPr>
+        <w:t>'.</w:t>
       </w:r>
     </w:p>
     <w:p>
@@ -15240,13 +15674,23 @@
         </w:rPr>
         <w:t xml:space="preserve">copy-paste </w:t>
       </w:r>
-      <w:r>
-        <w:rPr>
-          <w:rFonts w:ascii="David" w:hAnsi="David"/>
-          <w:color w:val="0000FF"/>
-          <w:rtl/>
-        </w:rPr>
-        <w:t>מויקיפדיה או מאתר כלשהו).</w:t>
+      <w:proofErr w:type="spellStart"/>
+      <w:r>
+        <w:rPr>
+          <w:rFonts w:ascii="David" w:hAnsi="David"/>
+          <w:color w:val="0000FF"/>
+          <w:rtl/>
+        </w:rPr>
+        <w:t>מויקיפדיה</w:t>
+      </w:r>
+      <w:proofErr w:type="spellEnd"/>
+      <w:r>
+        <w:rPr>
+          <w:rFonts w:ascii="David" w:hAnsi="David"/>
+          <w:color w:val="0000FF"/>
+          <w:rtl/>
+        </w:rPr>
+        <w:t xml:space="preserve"> או מאתר כלשהו).</w:t>
       </w:r>
     </w:p>
     <w:p>
@@ -15380,7 +15824,43 @@
           <w:color w:val="0000FF"/>
           <w:rtl/>
         </w:rPr>
-        <w:t>הצגה גרפית של לוח המשחק דו-מימדית ותלת-מימדית מנקודת המבט של השחקן.</w:t>
+        <w:t>הצגה גרפית של לוח המשחק דו-</w:t>
+      </w:r>
+      <w:proofErr w:type="spellStart"/>
+      <w:r>
+        <w:rPr>
+          <w:rFonts w:ascii="David" w:hAnsi="David"/>
+          <w:color w:val="0000FF"/>
+          <w:rtl/>
+        </w:rPr>
+        <w:t>מימדית</w:t>
+      </w:r>
+      <w:proofErr w:type="spellEnd"/>
+      <w:r>
+        <w:rPr>
+          <w:rFonts w:ascii="David" w:hAnsi="David"/>
+          <w:color w:val="0000FF"/>
+          <w:rtl/>
+        </w:rPr>
+        <w:t xml:space="preserve"> ותלת-</w:t>
+      </w:r>
+      <w:proofErr w:type="spellStart"/>
+      <w:r>
+        <w:rPr>
+          <w:rFonts w:ascii="David" w:hAnsi="David"/>
+          <w:color w:val="0000FF"/>
+          <w:rtl/>
+        </w:rPr>
+        <w:t>מימדית</w:t>
+      </w:r>
+      <w:proofErr w:type="spellEnd"/>
+      <w:r>
+        <w:rPr>
+          <w:rFonts w:ascii="David" w:hAnsi="David"/>
+          <w:color w:val="0000FF"/>
+          <w:rtl/>
+        </w:rPr>
+        <w:t xml:space="preserve"> מנקודת המבט של השחקן.</w:t>
       </w:r>
     </w:p>
     <w:p>
@@ -18315,7 +18795,29 @@
           <w:color w:val="0000FF"/>
           <w:rtl/>
         </w:rPr>
-        <w:t xml:space="preserve"> שנפתח וכו'.</w:t>
+        <w:t xml:space="preserve"> שנפתח </w:t>
+      </w:r>
+      <w:proofErr w:type="spellStart"/>
+      <w:r>
+        <w:rPr>
+          <w:rFonts w:ascii="David" w:hAnsi="David"/>
+          <w:b/>
+          <w:bCs/>
+          <w:color w:val="0000FF"/>
+          <w:rtl/>
+        </w:rPr>
+        <w:t>וכו</w:t>
+      </w:r>
+      <w:proofErr w:type="spellEnd"/>
+      <w:r>
+        <w:rPr>
+          <w:rFonts w:ascii="David" w:hAnsi="David"/>
+          <w:b/>
+          <w:bCs/>
+          <w:color w:val="0000FF"/>
+          <w:rtl/>
+        </w:rPr>
+        <w:t>'.</w:t>
       </w:r>
     </w:p>
     <w:p>
@@ -18342,7 +18844,25 @@
           <w:color w:val="0000FF"/>
           <w:rtl/>
         </w:rPr>
-        <w:t xml:space="preserve"> ניתן להניח כי הקורא הוא אינטיליגנטי מספיק כדי לדעת לקרוא את הכתוב על הכפתורים, לכן יש צורך להרחיב רק לגבי כפתורים/אופציות בתפריט אשר אינם מובנים מאליהם או שבקוד מאחור קורים דברים שאינם טריוויאליים (למשל – כאשר בוחרים "המשך משחק" המערכת ממשיכה את המשחק האחרון, בעוד ש"התחל משחק חדש" ימחק את המשחק השמור ויתחיל חדש, אחרי שיפתח </w:t>
+        <w:t xml:space="preserve"> ניתן להניח כי הקורא הוא </w:t>
+      </w:r>
+      <w:proofErr w:type="spellStart"/>
+      <w:r>
+        <w:rPr>
+          <w:rFonts w:ascii="David" w:hAnsi="David"/>
+          <w:color w:val="0000FF"/>
+          <w:rtl/>
+        </w:rPr>
+        <w:t>אינטיליגנטי</w:t>
+      </w:r>
+      <w:proofErr w:type="spellEnd"/>
+      <w:r>
+        <w:rPr>
+          <w:rFonts w:ascii="David" w:hAnsi="David"/>
+          <w:color w:val="0000FF"/>
+          <w:rtl/>
+        </w:rPr>
+        <w:t xml:space="preserve"> מספיק כדי לדעת לקרוא את הכתוב על הכפתורים, לכן יש צורך להרחיב רק לגבי כפתורים/אופציות בתפריט אשר אינם מובנים מאליהם או שבקוד מאחור קורים דברים שאינם טריוויאליים (למשל – כאשר בוחרים "המשך משחק" המערכת ממשיכה את המשחק האחרון, בעוד ש"התחל משחק חדש" ימחק את המשחק השמור ויתחיל חדש, אחרי שיפתח </w:t>
       </w:r>
       <w:r>
         <w:rPr>
@@ -18392,6 +18912,7 @@
         </w:rPr>
         <w:t xml:space="preserve"> (למשל – ב-</w:t>
       </w:r>
+      <w:proofErr w:type="spellStart"/>
       <w:r>
         <w:rPr>
           <w:rFonts w:ascii="David" w:hAnsi="David"/>
@@ -18399,6 +18920,7 @@
         </w:rPr>
         <w:t>onPause</w:t>
       </w:r>
+      <w:proofErr w:type="spellEnd"/>
       <w:r>
         <w:rPr>
           <w:rFonts w:ascii="David" w:hAnsi="David"/>
@@ -18407,6 +18929,7 @@
         </w:rPr>
         <w:t xml:space="preserve"> שומרים לקובץ את מצב המערכת, ב-</w:t>
       </w:r>
+      <w:proofErr w:type="spellStart"/>
       <w:r>
         <w:rPr>
           <w:rFonts w:ascii="David" w:hAnsi="David"/>
@@ -18414,6 +18937,7 @@
         </w:rPr>
         <w:t>onResume</w:t>
       </w:r>
+      <w:proofErr w:type="spellEnd"/>
       <w:r>
         <w:rPr>
           <w:rFonts w:ascii="David" w:hAnsi="David"/>
@@ -18559,12 +19083,21 @@
         </w:rPr>
         <w:t>אם יש תפריטים גם על פקדים (</w:t>
       </w:r>
+      <w:proofErr w:type="spellStart"/>
       <w:r>
         <w:rPr>
           <w:rFonts w:ascii="David" w:hAnsi="David"/>
           <w:color w:val="FF0000"/>
         </w:rPr>
-        <w:t>Conext menu</w:t>
+        <w:t>Conext</w:t>
+      </w:r>
+      <w:proofErr w:type="spellEnd"/>
+      <w:r>
+        <w:rPr>
+          <w:rFonts w:ascii="David" w:hAnsi="David"/>
+          <w:color w:val="FF0000"/>
+        </w:rPr>
+        <w:t xml:space="preserve"> menu</w:t>
       </w:r>
       <w:r>
         <w:rPr>
@@ -18732,6 +19265,7 @@
         </w:rPr>
         <w:t>העתיקו מה-</w:t>
       </w:r>
+      <w:proofErr w:type="spellStart"/>
       <w:r>
         <w:rPr>
           <w:rFonts w:ascii="David" w:hAnsi="David"/>
@@ -18739,6 +19273,7 @@
         </w:rPr>
         <w:t>AndroidManifest</w:t>
       </w:r>
+      <w:proofErr w:type="spellEnd"/>
       <w:r>
         <w:rPr>
           <w:rFonts w:ascii="David" w:hAnsi="David"/>
@@ -18775,13 +19310,24 @@
           <w:rtl/>
         </w:rPr>
       </w:pPr>
-      <w:r>
-        <w:rPr>
-          <w:rFonts w:ascii="David" w:hAnsi="David"/>
-          <w:color w:val="0000FF"/>
-        </w:rPr>
-        <w:t>android.permission.VIBRATE</w:t>
-      </w:r>
+      <w:proofErr w:type="spellStart"/>
+      <w:proofErr w:type="gramStart"/>
+      <w:r>
+        <w:rPr>
+          <w:rFonts w:ascii="David" w:hAnsi="David"/>
+          <w:color w:val="0000FF"/>
+        </w:rPr>
+        <w:t>android.permission</w:t>
+      </w:r>
+      <w:proofErr w:type="gramEnd"/>
+      <w:r>
+        <w:rPr>
+          <w:rFonts w:ascii="David" w:hAnsi="David"/>
+          <w:color w:val="0000FF"/>
+        </w:rPr>
+        <w:t>.VIBRATE</w:t>
+      </w:r>
+      <w:proofErr w:type="spellEnd"/>
       <w:r>
         <w:rPr>
           <w:rFonts w:ascii="David" w:hAnsi="David"/>
@@ -18867,7 +19413,25 @@
           <w:color w:val="0000FF"/>
           <w:rtl/>
         </w:rPr>
-        <w:t>, מערכת שאינה יכולה לרוץ על אמולטור אלא רק על מכשיר פיזי וכו').</w:t>
+        <w:t xml:space="preserve">, מערכת שאינה יכולה לרוץ על </w:t>
+      </w:r>
+      <w:proofErr w:type="spellStart"/>
+      <w:r>
+        <w:rPr>
+          <w:rFonts w:ascii="David" w:hAnsi="David"/>
+          <w:color w:val="0000FF"/>
+          <w:rtl/>
+        </w:rPr>
+        <w:t>אמולטור</w:t>
+      </w:r>
+      <w:proofErr w:type="spellEnd"/>
+      <w:r>
+        <w:rPr>
+          <w:rFonts w:ascii="David" w:hAnsi="David"/>
+          <w:color w:val="0000FF"/>
+          <w:rtl/>
+        </w:rPr>
+        <w:t xml:space="preserve"> אלא רק על מכשיר פיזי וכו').</w:t>
       </w:r>
     </w:p>
     <w:p>
@@ -18885,7 +19449,25 @@
           <w:color w:val="0000FF"/>
           <w:rtl/>
         </w:rPr>
-        <w:t>כמו כן יש לציין אם המערכת מצפה שיהיו קבצים מסויימים על המכשיר (תמונות,</w:t>
+        <w:t xml:space="preserve">כמו כן יש לציין אם המערכת מצפה שיהיו קבצים </w:t>
+      </w:r>
+      <w:proofErr w:type="spellStart"/>
+      <w:r>
+        <w:rPr>
+          <w:rFonts w:ascii="David" w:hAnsi="David"/>
+          <w:color w:val="0000FF"/>
+          <w:rtl/>
+        </w:rPr>
+        <w:t>מסויימים</w:t>
+      </w:r>
+      <w:proofErr w:type="spellEnd"/>
+      <w:r>
+        <w:rPr>
+          <w:rFonts w:ascii="David" w:hAnsi="David"/>
+          <w:color w:val="0000FF"/>
+          <w:rtl/>
+        </w:rPr>
+        <w:t xml:space="preserve"> על המכשיר (תמונות,</w:t>
       </w:r>
       <w:r>
         <w:rPr>
@@ -18900,7 +19482,25 @@
           <w:color w:val="0000FF"/>
           <w:rtl/>
         </w:rPr>
-        <w:t xml:space="preserve"> מוסיקה, וידאו) וכו'. עקרונית עדיף לדאוג לספק 2-3 קבצי דוגמא בתוך ה-</w:t>
+        <w:t xml:space="preserve"> מוסיקה, וידאו) </w:t>
+      </w:r>
+      <w:proofErr w:type="spellStart"/>
+      <w:r>
+        <w:rPr>
+          <w:rFonts w:ascii="David" w:hAnsi="David"/>
+          <w:color w:val="0000FF"/>
+          <w:rtl/>
+        </w:rPr>
+        <w:t>וכו</w:t>
+      </w:r>
+      <w:proofErr w:type="spellEnd"/>
+      <w:r>
+        <w:rPr>
+          <w:rFonts w:ascii="David" w:hAnsi="David"/>
+          <w:color w:val="0000FF"/>
+          <w:rtl/>
+        </w:rPr>
+        <w:t>'. עקרונית עדיף לדאוג לספק 2-3 קבצי דוגמא בתוך ה-</w:t>
       </w:r>
       <w:r>
         <w:rPr>
@@ -18928,12 +19528,21 @@
         </w:rPr>
       </w:pPr>
       <w:bookmarkStart w:id="64" w:name="_Toc29994013"/>
+      <w:proofErr w:type="spellStart"/>
       <w:r>
         <w:rPr>
           <w:rFonts w:ascii="David" w:hAnsi="David" w:cs="David"/>
           <w:rtl/>
         </w:rPr>
-        <w:t xml:space="preserve">גירסת </w:t>
+        <w:t>גירסת</w:t>
+      </w:r>
+      <w:proofErr w:type="spellEnd"/>
+      <w:r>
+        <w:rPr>
+          <w:rFonts w:ascii="David" w:hAnsi="David" w:cs="David"/>
+          <w:rtl/>
+        </w:rPr>
+        <w:t xml:space="preserve"> </w:t>
       </w:r>
       <w:r>
         <w:rPr>
@@ -18965,7 +19574,25 @@
           <w:color w:val="0000FF"/>
           <w:rtl/>
         </w:rPr>
-        <w:t xml:space="preserve">מהי גירסת </w:t>
+        <w:t xml:space="preserve">מהי </w:t>
+      </w:r>
+      <w:proofErr w:type="spellStart"/>
+      <w:r>
+        <w:rPr>
+          <w:rFonts w:ascii="David" w:hAnsi="David"/>
+          <w:color w:val="0000FF"/>
+          <w:rtl/>
+        </w:rPr>
+        <w:t>גירסת</w:t>
+      </w:r>
+      <w:proofErr w:type="spellEnd"/>
+      <w:r>
+        <w:rPr>
+          <w:rFonts w:ascii="David" w:hAnsi="David"/>
+          <w:color w:val="0000FF"/>
+          <w:rtl/>
+        </w:rPr>
+        <w:t xml:space="preserve"> </w:t>
       </w:r>
       <w:r>
         <w:rPr>
@@ -19013,7 +19640,25 @@
           <w:color w:val="0000FF"/>
           <w:rtl/>
         </w:rPr>
-        <w:t xml:space="preserve"> גירסת </w:t>
+        <w:t xml:space="preserve"> </w:t>
+      </w:r>
+      <w:proofErr w:type="spellStart"/>
+      <w:r>
+        <w:rPr>
+          <w:rFonts w:ascii="David" w:hAnsi="David"/>
+          <w:color w:val="0000FF"/>
+          <w:rtl/>
+        </w:rPr>
+        <w:t>גירסת</w:t>
+      </w:r>
+      <w:proofErr w:type="spellEnd"/>
+      <w:r>
+        <w:rPr>
+          <w:rFonts w:ascii="David" w:hAnsi="David"/>
+          <w:color w:val="0000FF"/>
+          <w:rtl/>
+        </w:rPr>
+        <w:t xml:space="preserve"> </w:t>
       </w:r>
       <w:r>
         <w:rPr>
@@ -19065,7 +19710,25 @@
           <w:color w:val="0000FF"/>
           <w:rtl/>
         </w:rPr>
-        <w:t>ציינו על איזה מכשירים / אמולטורים נבדקה המערכת.</w:t>
+        <w:t xml:space="preserve">ציינו על איזה מכשירים / </w:t>
+      </w:r>
+      <w:proofErr w:type="spellStart"/>
+      <w:r>
+        <w:rPr>
+          <w:rFonts w:ascii="David" w:hAnsi="David"/>
+          <w:color w:val="0000FF"/>
+          <w:rtl/>
+        </w:rPr>
+        <w:t>אמולטורים</w:t>
+      </w:r>
+      <w:proofErr w:type="spellEnd"/>
+      <w:r>
+        <w:rPr>
+          <w:rFonts w:ascii="David" w:hAnsi="David"/>
+          <w:color w:val="0000FF"/>
+          <w:rtl/>
+        </w:rPr>
+        <w:t xml:space="preserve"> נבדקה המערכת.</w:t>
       </w:r>
     </w:p>
     <w:p>
@@ -19125,14 +19788,25 @@
           <w:rtl/>
         </w:rPr>
       </w:pPr>
-      <w:r>
-        <w:rPr>
-          <w:rFonts w:ascii="David" w:hAnsi="David"/>
-          <w:color w:val="0000FF"/>
-          <w:rtl/>
-        </w:rPr>
-        <w:t xml:space="preserve">אמולטור </w:t>
-      </w:r>
+      <w:proofErr w:type="spellStart"/>
+      <w:r>
+        <w:rPr>
+          <w:rFonts w:ascii="David" w:hAnsi="David"/>
+          <w:color w:val="0000FF"/>
+          <w:rtl/>
+        </w:rPr>
+        <w:t>אמולטור</w:t>
+      </w:r>
+      <w:proofErr w:type="spellEnd"/>
+      <w:r>
+        <w:rPr>
+          <w:rFonts w:ascii="David" w:hAnsi="David"/>
+          <w:color w:val="0000FF"/>
+          <w:rtl/>
+        </w:rPr>
+        <w:t xml:space="preserve"> </w:t>
+      </w:r>
+      <w:proofErr w:type="spellStart"/>
       <w:r>
         <w:rPr>
           <w:rFonts w:ascii="David" w:hAnsi="David"/>
@@ -19140,6 +19814,7 @@
         </w:rPr>
         <w:t>GennyMotion</w:t>
       </w:r>
+      <w:proofErr w:type="spellEnd"/>
       <w:r>
         <w:rPr>
           <w:rFonts w:ascii="David" w:hAnsi="David"/>
@@ -19176,7 +19851,25 @@
           <w:color w:val="0000FF"/>
           <w:rtl/>
         </w:rPr>
-        <w:t xml:space="preserve"> גירסת </w:t>
+        <w:t xml:space="preserve"> </w:t>
+      </w:r>
+      <w:proofErr w:type="spellStart"/>
+      <w:r>
+        <w:rPr>
+          <w:rFonts w:ascii="David" w:hAnsi="David"/>
+          <w:color w:val="0000FF"/>
+          <w:rtl/>
+        </w:rPr>
+        <w:t>גירסת</w:t>
+      </w:r>
+      <w:proofErr w:type="spellEnd"/>
+      <w:r>
+        <w:rPr>
+          <w:rFonts w:ascii="David" w:hAnsi="David"/>
+          <w:color w:val="0000FF"/>
+          <w:rtl/>
+        </w:rPr>
+        <w:t xml:space="preserve"> </w:t>
       </w:r>
       <w:r>
         <w:rPr>
@@ -19590,6 +20283,7 @@
         </w:rPr>
       </w:pPr>
       <w:bookmarkStart w:id="67" w:name="_Toc39329438"/>
+      <w:proofErr w:type="spellStart"/>
       <w:r>
         <w:rPr>
           <w:rFonts w:ascii="David" w:hAnsi="David" w:cs="David"/>
@@ -19598,6 +20292,7 @@
         <w:t>ביבליוגראפיה</w:t>
       </w:r>
       <w:bookmarkEnd w:id="67"/>
+      <w:proofErr w:type="spellEnd"/>
     </w:p>
     <w:p>
       <w:pPr>
@@ -19797,7 +20492,25 @@
           <w:color w:val="0000FF"/>
           <w:rtl/>
         </w:rPr>
-        <w:t>כאן עליכם להעתיק את קוד התכנית.</w:t>
+        <w:t xml:space="preserve">כאן עליכם להעתיק את קוד </w:t>
+      </w:r>
+      <w:proofErr w:type="spellStart"/>
+      <w:r>
+        <w:rPr>
+          <w:rFonts w:ascii="David" w:hAnsi="David"/>
+          <w:color w:val="0000FF"/>
+          <w:rtl/>
+        </w:rPr>
+        <w:t>התכנית</w:t>
+      </w:r>
+      <w:proofErr w:type="spellEnd"/>
+      <w:r>
+        <w:rPr>
+          <w:rFonts w:ascii="David" w:hAnsi="David"/>
+          <w:color w:val="0000FF"/>
+          <w:rtl/>
+        </w:rPr>
+        <w:t>.</w:t>
       </w:r>
     </w:p>
     <w:p>
@@ -20047,8 +20760,8 @@
       </w:pPr>
     </w:p>
     <w:sectPr>
-      <w:headerReference w:type="default" r:id="rId28"/>
-      <w:footerReference w:type="default" r:id="rId29"/>
+      <w:headerReference w:type="default" r:id="rId29"/>
+      <w:footerReference w:type="default" r:id="rId30"/>
       <w:endnotePr>
         <w:numFmt w:val="lowerLetter"/>
       </w:endnotePr>
@@ -24577,7 +25290,7 @@
   <dgm:whole/>
   <dgm:extLst>
     <a:ext uri="http://schemas.microsoft.com/office/drawing/2008/diagram">
-      <dsp:dataModelExt xmlns:dsp="http://schemas.microsoft.com/office/drawing/2008/diagram" relId="rId13" minVer="http://schemas.openxmlformats.org/drawingml/2006/diagram"/>
+      <dsp:dataModelExt xmlns:dsp="http://schemas.microsoft.com/office/drawing/2008/diagram" relId="rId14" minVer="http://schemas.openxmlformats.org/drawingml/2006/diagram"/>
     </a:ext>
   </dgm:extLst>
 </dgm:dataModel>
@@ -28531,7 +29244,7 @@
 </file>
 
 <file path=customXml/itemProps1.xml><?xml version="1.0" encoding="utf-8"?>
-<ds:datastoreItem xmlns:ds="http://schemas.openxmlformats.org/officeDocument/2006/customXml" ds:itemID="{A0A69D25-4755-4A45-9DEE-A5BE8CDB37EF}">
+<ds:datastoreItem xmlns:ds="http://schemas.openxmlformats.org/officeDocument/2006/customXml" ds:itemID="{6BFE891E-6C0B-4829-AD45-DFD49FBC8CF9}">
   <ds:schemaRefs>
     <ds:schemaRef ds:uri="http://schemas.openxmlformats.org/officeDocument/2006/bibliography"/>
   </ds:schemaRefs>

--- a/Driving Lessons Manager.docx
+++ b/Driving Lessons Manager.docx
@@ -6915,7 +6915,7 @@
           </mc:Choice>
           <mc:Fallback>
             <w:pict>
-              <v:rect w14:anchorId="4DB8AE9B" id=" 59" o:spid="_x0000_s1026" style="position:absolute;margin-left:69.75pt;margin-top:13.95pt;width:311.5pt;height:458.25pt;z-index:251662848;visibility:visible;mso-wrap-style:square;mso-width-percent:0;mso-height-percent:0;mso-wrap-distance-left:9pt;mso-wrap-distance-top:0;mso-wrap-distance-right:9pt;mso-wrap-distance-bottom:0;mso-position-horizontal:absolute;mso-position-horizontal-relative:text;mso-position-vertical:absolute;mso-position-vertical-relative:text;mso-width-percent:0;mso-height-percent:0;mso-width-relative:page;mso-height-relative:page;v-text-anchor:top" o:gfxdata="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">
+              <v:rect w14:anchorId="1DE64C6A" id=" 59" o:spid="_x0000_s1026" style="position:absolute;margin-left:69.75pt;margin-top:13.95pt;width:311.5pt;height:458.25pt;z-index:251662848;visibility:visible;mso-wrap-style:square;mso-width-percent:0;mso-height-percent:0;mso-wrap-distance-left:9pt;mso-wrap-distance-top:0;mso-wrap-distance-right:9pt;mso-wrap-distance-bottom:0;mso-position-horizontal:absolute;mso-position-horizontal-relative:text;mso-position-vertical:absolute;mso-position-vertical-relative:text;mso-width-percent:0;mso-height-percent:0;mso-width-relative:page;mso-height-relative:page;v-text-anchor:top" o:gfxdata="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">
                 <v:path arrowok="t"/>
               </v:rect>
             </w:pict>
@@ -7189,7 +7189,7 @@
           </mc:Choice>
           <mc:Fallback>
             <w:pict>
-              <v:shapetype w14:anchorId="495FB6F1" id="_x0000_t32" coordsize="21600,21600" o:spt="32" o:oned="t" path="m,l21600,21600e" filled="f">
+              <v:shapetype w14:anchorId="337C83A5" id="_x0000_t32" coordsize="21600,21600" o:spt="32" o:oned="t" path="m,l21600,21600e" filled="f">
                 <v:path arrowok="t" fillok="f" o:connecttype="none"/>
                 <o:lock v:ext="edit" shapetype="t"/>
               </v:shapetype>
@@ -7270,7 +7270,7 @@
           </mc:Choice>
           <mc:Fallback>
             <w:pict>
-              <v:shape w14:anchorId="0807AAEE" id=" 94" o:spid="_x0000_s1026" type="#_x0000_t32" style="position:absolute;margin-left:33.75pt;margin-top:165.3pt;width:117pt;height:180.75pt;z-index:251684352;visibility:visible;mso-wrap-style:square;mso-width-percent:0;mso-height-percent:0;mso-wrap-distance-left:9pt;mso-wrap-distance-top:0;mso-wrap-distance-right:9pt;mso-wrap-distance-bottom:0;mso-position-horizontal:absolute;mso-position-horizontal-relative:text;mso-position-vertical:absolute;mso-position-vertical-relative:text;mso-width-percent:0;mso-height-percent:0;mso-width-relative:page;mso-height-relative:page" o:gfxdata="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" strokeweight="1.5pt">
+              <v:shape w14:anchorId="5AA97BFD" id=" 94" o:spid="_x0000_s1026" type="#_x0000_t32" style="position:absolute;margin-left:33.75pt;margin-top:165.3pt;width:117pt;height:180.75pt;z-index:251684352;visibility:visible;mso-wrap-style:square;mso-width-percent:0;mso-height-percent:0;mso-wrap-distance-left:9pt;mso-wrap-distance-top:0;mso-wrap-distance-right:9pt;mso-wrap-distance-bottom:0;mso-position-horizontal:absolute;mso-position-horizontal-relative:text;mso-position-vertical:absolute;mso-position-vertical-relative:text;mso-width-percent:0;mso-height-percent:0;mso-width-relative:page;mso-height-relative:page" o:gfxdata="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" strokeweight="1.5pt">
                 <o:lock v:ext="edit" shapetype="f"/>
               </v:shape>
             </w:pict>
@@ -7849,7 +7849,7 @@
           </mc:Choice>
           <mc:Fallback>
             <w:pict>
-              <v:shape w14:anchorId="778965C9" id=" 97" o:spid="_x0000_s1026" type="#_x0000_t32" style="position:absolute;margin-left:318.75pt;margin-top:121.35pt;width:92.75pt;height:153pt;flip:y;z-index:251678208;visibility:visible;mso-wrap-style:square;mso-width-percent:0;mso-height-percent:0;mso-wrap-distance-left:9pt;mso-wrap-distance-top:0;mso-wrap-distance-right:9pt;mso-wrap-distance-bottom:0;mso-position-horizontal:absolute;mso-position-horizontal-relative:text;mso-position-vertical:absolute;mso-position-vertical-relative:text;mso-width-percent:0;mso-height-percent:0;mso-width-relative:page;mso-height-relative:page" o:gfxdata="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" strokeweight="1.5pt">
+              <v:shape w14:anchorId="3615FF74" id=" 97" o:spid="_x0000_s1026" type="#_x0000_t32" style="position:absolute;margin-left:318.75pt;margin-top:121.35pt;width:92.75pt;height:153pt;flip:y;z-index:251678208;visibility:visible;mso-wrap-style:square;mso-width-percent:0;mso-height-percent:0;mso-wrap-distance-left:9pt;mso-wrap-distance-top:0;mso-wrap-distance-right:9pt;mso-wrap-distance-bottom:0;mso-position-horizontal:absolute;mso-position-horizontal-relative:text;mso-position-vertical:absolute;mso-position-vertical-relative:text;mso-width-percent:0;mso-height-percent:0;mso-width-relative:page;mso-height-relative:page" o:gfxdata="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" strokeweight="1.5pt">
                 <o:lock v:ext="edit" shapetype="f"/>
               </v:shape>
             </w:pict>
@@ -7926,7 +7926,7 @@
           </mc:Choice>
           <mc:Fallback>
             <w:pict>
-              <v:shape w14:anchorId="67B7AA3D" id=" 93" o:spid="_x0000_s1026" type="#_x0000_t32" style="position:absolute;margin-left:21.75pt;margin-top:93.6pt;width:135.75pt;height:45pt;flip:y;z-index:251682304;visibility:visible;mso-wrap-style:square;mso-width-percent:0;mso-height-percent:0;mso-wrap-distance-left:9pt;mso-wrap-distance-top:0;mso-wrap-distance-right:9pt;mso-wrap-distance-bottom:0;mso-position-horizontal:absolute;mso-position-horizontal-relative:text;mso-position-vertical:absolute;mso-position-vertical-relative:text;mso-width-percent:0;mso-height-percent:0;mso-width-relative:page;mso-height-relative:page" o:gfxdata="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" strokeweight="1.5pt">
+              <v:shape w14:anchorId="10E764B3" id=" 93" o:spid="_x0000_s1026" type="#_x0000_t32" style="position:absolute;margin-left:21.75pt;margin-top:93.6pt;width:135.75pt;height:45pt;flip:y;z-index:251682304;visibility:visible;mso-wrap-style:square;mso-width-percent:0;mso-height-percent:0;mso-wrap-distance-left:9pt;mso-wrap-distance-top:0;mso-wrap-distance-right:9pt;mso-wrap-distance-bottom:0;mso-position-horizontal:absolute;mso-position-horizontal-relative:text;mso-position-vertical:absolute;mso-position-vertical-relative:text;mso-width-percent:0;mso-height-percent:0;mso-width-relative:page;mso-height-relative:page" o:gfxdata="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" strokeweight="1.5pt">
                 <o:lock v:ext="edit" shapetype="f"/>
               </v:shape>
             </w:pict>
@@ -8003,7 +8003,7 @@
           </mc:Choice>
           <mc:Fallback>
             <w:pict>
-              <v:shape w14:anchorId="45C26395" id=" 93" o:spid="_x0000_s1026" type="#_x0000_t32" style="position:absolute;margin-left:26.25pt;margin-top:27.6pt;width:133.25pt;height:87.75pt;flip:y;z-index:251680256;visibility:visible;mso-wrap-style:square;mso-width-percent:0;mso-height-percent:0;mso-wrap-distance-left:9pt;mso-wrap-distance-top:0;mso-wrap-distance-right:9pt;mso-wrap-distance-bottom:0;mso-position-horizontal:absolute;mso-position-horizontal-relative:text;mso-position-vertical:absolute;mso-position-vertical-relative:text;mso-width-percent:0;mso-height-percent:0;mso-width-relative:page;mso-height-relative:page" o:gfxdata="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" strokeweight="1.5pt">
+              <v:shape w14:anchorId="4FE58248" id=" 93" o:spid="_x0000_s1026" type="#_x0000_t32" style="position:absolute;margin-left:26.25pt;margin-top:27.6pt;width:133.25pt;height:87.75pt;flip:y;z-index:251680256;visibility:visible;mso-wrap-style:square;mso-width-percent:0;mso-height-percent:0;mso-wrap-distance-left:9pt;mso-wrap-distance-top:0;mso-wrap-distance-right:9pt;mso-wrap-distance-bottom:0;mso-position-horizontal:absolute;mso-position-horizontal-relative:text;mso-position-vertical:absolute;mso-position-vertical-relative:text;mso-width-percent:0;mso-height-percent:0;mso-width-relative:page;mso-height-relative:page" o:gfxdata="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" strokeweight="1.5pt">
                 <o:lock v:ext="edit" shapetype="f"/>
               </v:shape>
             </w:pict>
@@ -8557,7 +8557,7 @@
           </mc:Choice>
           <mc:Fallback>
             <w:pict>
-              <v:shape w14:anchorId="48A7944B" id=" 93" o:spid="_x0000_s1026" type="#_x0000_t32" style="position:absolute;margin-left:21pt;margin-top:146.95pt;width:139pt;height:6.5pt;z-index:251674112;visibility:visible;mso-wrap-style:square;mso-width-percent:0;mso-height-percent:0;mso-wrap-distance-left:9pt;mso-wrap-distance-top:0;mso-wrap-distance-right:9pt;mso-wrap-distance-bottom:0;mso-position-horizontal:absolute;mso-position-horizontal-relative:text;mso-position-vertical:absolute;mso-position-vertical-relative:text;mso-width-percent:0;mso-height-percent:0;mso-width-relative:page;mso-height-relative:page" o:gfxdata="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" strokeweight="1.5pt">
+              <v:shape w14:anchorId="036240B9" id=" 93" o:spid="_x0000_s1026" type="#_x0000_t32" style="position:absolute;margin-left:21pt;margin-top:146.95pt;width:139pt;height:6.5pt;z-index:251674112;visibility:visible;mso-wrap-style:square;mso-width-percent:0;mso-height-percent:0;mso-wrap-distance-left:9pt;mso-wrap-distance-top:0;mso-wrap-distance-right:9pt;mso-wrap-distance-bottom:0;mso-position-horizontal:absolute;mso-position-horizontal-relative:text;mso-position-vertical:absolute;mso-position-vertical-relative:text;mso-width-percent:0;mso-height-percent:0;mso-width-relative:page;mso-height-relative:page" o:gfxdata="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" strokeweight="1.5pt">
                 <o:lock v:ext="edit" shapetype="f"/>
               </v:shape>
             </w:pict>
@@ -8634,7 +8634,7 @@
           </mc:Choice>
           <mc:Fallback>
             <w:pict>
-              <v:shape w14:anchorId="13FB7F9E" id=" 94" o:spid="_x0000_s1026" type="#_x0000_t32" style="position:absolute;margin-left:21.5pt;margin-top:155.6pt;width:150.2pt;height:52.5pt;z-index:251675136;visibility:visible;mso-wrap-style:square;mso-width-percent:0;mso-height-percent:0;mso-wrap-distance-left:9pt;mso-wrap-distance-top:0;mso-wrap-distance-right:9pt;mso-wrap-distance-bottom:0;mso-position-horizontal:absolute;mso-position-horizontal-relative:text;mso-position-vertical:absolute;mso-position-vertical-relative:text;mso-width-percent:0;mso-height-percent:0;mso-width-relative:page;mso-height-relative:page" o:gfxdata="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" strokeweight="1.5pt">
+              <v:shape w14:anchorId="1C42A868" id=" 94" o:spid="_x0000_s1026" type="#_x0000_t32" style="position:absolute;margin-left:21.5pt;margin-top:155.6pt;width:150.2pt;height:52.5pt;z-index:251675136;visibility:visible;mso-wrap-style:square;mso-width-percent:0;mso-height-percent:0;mso-wrap-distance-left:9pt;mso-wrap-distance-top:0;mso-wrap-distance-right:9pt;mso-wrap-distance-bottom:0;mso-position-horizontal:absolute;mso-position-horizontal-relative:text;mso-position-vertical:absolute;mso-position-vertical-relative:text;mso-width-percent:0;mso-height-percent:0;mso-width-relative:page;mso-height-relative:page" o:gfxdata="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" strokeweight="1.5pt">
                 <o:lock v:ext="edit" shapetype="f"/>
               </v:shape>
             </w:pict>
@@ -13626,6 +13626,7 @@
           <w:rFonts w:ascii="David" w:hAnsi="David"/>
           <w:sz w:val="28"/>
           <w:szCs w:val="28"/>
+          <w:rtl/>
         </w:rPr>
       </w:pPr>
       <w:r>
@@ -13633,21 +13634,49 @@
           <w:rFonts w:ascii="David" w:hAnsi="David"/>
           <w:b/>
           <w:bCs/>
+          <w:sz w:val="28"/>
+          <w:szCs w:val="28"/>
+          <w:u w:val="single"/>
+        </w:rPr>
+        <w:t>car.png</w:t>
+      </w:r>
+      <w:r>
+        <w:rPr>
+          <w:rFonts w:ascii="David" w:hAnsi="David"/>
+          <w:sz w:val="28"/>
+          <w:szCs w:val="28"/>
+          <w:rtl/>
+        </w:rPr>
+        <w:t xml:space="preserve"> – האייקון של האפליקציה</w:t>
+      </w:r>
+    </w:p>
+    <w:p>
+      <w:pPr>
+        <w:pStyle w:val="2"/>
+        <w:rPr>
+          <w:rFonts w:ascii="David" w:hAnsi="David" w:cs="David"/>
+          <w:rtl/>
+        </w:rPr>
+      </w:pPr>
+      <w:r>
+        <w:rPr>
+          <w:rFonts w:ascii="David" w:hAnsi="David" w:cs="David"/>
+          <w:b w:val="0"/>
+          <w:bCs w:val="0"/>
           <w:noProof/>
           <w:sz w:val="28"/>
           <w:szCs w:val="28"/>
-          <w:u w:val="single"/>
         </w:rPr>
         <w:drawing>
-          <wp:anchor distT="0" distB="0" distL="114300" distR="114300" simplePos="0" relativeHeight="251694592" behindDoc="0" locked="0" layoutInCell="1" allowOverlap="1" wp14:anchorId="2814BCC6" wp14:editId="21D65D9D">
+          <wp:anchor distT="0" distB="0" distL="114300" distR="114300" simplePos="0" relativeHeight="251694592" behindDoc="0" locked="0" layoutInCell="1" allowOverlap="1" wp14:anchorId="2814BCC6" wp14:editId="3BB50C7A">
             <wp:simplePos x="0" y="0"/>
             <wp:positionH relativeFrom="margin">
               <wp:align>center</wp:align>
             </wp:positionH>
             <wp:positionV relativeFrom="paragraph">
-              <wp:posOffset>586740</wp:posOffset>
+              <wp:posOffset>665420</wp:posOffset>
             </wp:positionV>
-            <wp:extent cx="3905250" cy="3905250"/>
+            <wp:extent cx="3317240" cy="3317240"/>
             <wp:effectExtent l="0" t="0" r="0" b="0"/>
             <wp:wrapTopAndBottom/>
             <wp:docPr id="100" name="תמונה 100"/>
@@ -13679,7 +13708,7 @@
                   <pic:spPr bwMode="auto">
                     <a:xfrm>
                       <a:off x="0" y="0"/>
-                      <a:ext cx="3905250" cy="3905250"/>
+                      <a:ext cx="3317240" cy="3317240"/>
                     </a:xfrm>
                     <a:prstGeom prst="rect">
                       <a:avLst/>
@@ -13701,7 +13730